--- a/05_Funcional/1_Manual_Usuario.docx
+++ b/05_Funcional/1_Manual_Usuario.docx
@@ -66,6 +66,314 @@
           <w:sz w:val="21"/>
         </w:rPr>
         <w:t>.</w:t>
+      </w:r>
+    </w:p>
+    <w:p>
+      <w:pPr>
+        <w:spacing w:after="80"/>
+      </w:pPr>
+    </w:p>
+    <w:p>
+      <w:pPr>
+        <w:spacing w:after="160"/>
+        <w:ind w:left="360"/>
+        <w:shd w:val="clear" w:fill="FFF4E5"/>
+      </w:pPr>
+      <w:r>
+        <w:rPr>
+          <w:b w:val="0"/>
+          <w:color w:val="960000"/>
+          <w:sz w:val="20"/>
+        </w:rPr>
+        <w:t xml:space="preserve">🔴 CAMBIO DEL 28/08/2026 — SE RETIRA LA PANTALLA LCD </w:t>
+      </w:r>
+      <w:r>
+        <w:rPr>
+          <w:b/>
+          <w:color w:val="960000"/>
+          <w:sz w:val="20"/>
+        </w:rPr>
+        <w:t>El equipo va montado en alto y la pantalla no se lee desde el suelo.</w:t>
+      </w:r>
+      <w:r>
+        <w:rPr>
+          <w:b w:val="0"/>
+          <w:color w:val="960000"/>
+          <w:sz w:val="20"/>
+        </w:rPr>
+        <w:t xml:space="preserve"> Una LCD de 128×64 dentro del gabinete, a 5 m, no la mira nadie: para consultarla hacía falta escalera o canasta, que es justo lo que el operario no tiene delante cuando hace falta. </w:t>
+      </w:r>
+      <w:r>
+        <w:rPr>
+          <w:b/>
+          <w:color w:val="960000"/>
+          <w:sz w:val="20"/>
+        </w:rPr>
+        <w:t>La interfaz de operación pasa a ser la app por Bluetooth.</w:t>
+      </w:r>
+      <w:r>
+        <w:rPr>
+          <w:b w:val="0"/>
+          <w:color w:val="960000"/>
+          <w:sz w:val="20"/>
+        </w:rPr>
+        <w:t xml:space="preserve"> El módulo entra por el conector </w:t>
+      </w:r>
+      <w:r>
+        <w:rPr>
+          <w:b/>
+          <w:color w:val="960000"/>
+          <w:sz w:val="20"/>
+        </w:rPr>
+        <w:t>`J17`</w:t>
+      </w:r>
+      <w:r>
+        <w:rPr>
+          <w:b w:val="0"/>
+          <w:color w:val="960000"/>
+          <w:sz w:val="20"/>
+        </w:rPr>
+        <w:t>, en los mismos pines que dejó libre la pantalla. ### Consecuencia operativa: YA NO HAY MENÚ LOCAL Todo lo que este manual describía como *«en la pantalla»*, *«4 = Menú»*, *«</w:t>
+      </w:r>
+      <w:r>
+        <w:rPr>
+          <w:rFonts w:ascii="Consolas" w:hAnsi="Consolas"/>
+          <w:color w:val="960000"/>
+          <w:sz w:val="20"/>
+        </w:rPr>
+        <w:t>CONFIGURACION</w:t>
+      </w:r>
+      <w:r>
+        <w:rPr>
+          <w:b w:val="0"/>
+          <w:color w:val="960000"/>
+          <w:sz w:val="20"/>
+        </w:rPr>
+        <w:t xml:space="preserve"> → </w:t>
+      </w:r>
+      <w:r>
+        <w:rPr>
+          <w:rFonts w:ascii="Consolas" w:hAnsi="Consolas"/>
+          <w:color w:val="960000"/>
+          <w:sz w:val="20"/>
+        </w:rPr>
+        <w:t>AJUSTAR HORA</w:t>
+      </w:r>
+      <w:r>
+        <w:rPr>
+          <w:b w:val="0"/>
+          <w:color w:val="960000"/>
+          <w:sz w:val="20"/>
+        </w:rPr>
+        <w:t xml:space="preserve">»* o *«cuarta opción del Menú Principal»* </w:t>
+      </w:r>
+      <w:r>
+        <w:rPr>
+          <w:b/>
+          <w:color w:val="960000"/>
+          <w:sz w:val="20"/>
+        </w:rPr>
+        <w:t>deja de estar disponible en el equipo</w:t>
+      </w:r>
+      <w:r>
+        <w:rPr>
+          <w:b w:val="0"/>
+          <w:color w:val="960000"/>
+          <w:sz w:val="20"/>
+        </w:rPr>
+        <w:t xml:space="preserve"> y se hace </w:t>
+      </w:r>
+      <w:r>
+        <w:rPr>
+          <w:b/>
+          <w:color w:val="960000"/>
+          <w:sz w:val="20"/>
+        </w:rPr>
+        <w:t>desde la app</w:t>
+      </w:r>
+      <w:r>
+        <w:rPr>
+          <w:b w:val="0"/>
+          <w:color w:val="960000"/>
+          <w:sz w:val="20"/>
+        </w:rPr>
+        <w:t xml:space="preserve">. Los párrafos afectados </w:t>
+      </w:r>
+      <w:r>
+        <w:rPr>
+          <w:b/>
+          <w:color w:val="960000"/>
+          <w:sz w:val="20"/>
+        </w:rPr>
+        <w:t>no se han borrado</w:t>
+      </w:r>
+      <w:r>
+        <w:rPr>
+          <w:b w:val="0"/>
+          <w:color w:val="960000"/>
+          <w:sz w:val="20"/>
+        </w:rPr>
+        <w:t xml:space="preserve">: se han marcado, con lo que los sustituye al lado. Borrarlos en silencio dejaría al operario buscando en la app una función que aquí figuraba y que quizá aún no exista allí. ### ⚠️ LOS BOTONES SIGUEN AHÍ, Y EL MENÚ TAMBIÉN — SOLO QUE A CIEGAS </w:t>
+      </w:r>
+      <w:r>
+        <w:rPr>
+          <w:b/>
+          <w:color w:val="960000"/>
+          <w:sz w:val="20"/>
+        </w:rPr>
+        <w:t>Medido sobre el firmware el 28/08:</w:t>
+      </w:r>
+      <w:r>
+        <w:rPr>
+          <w:b w:val="0"/>
+          <w:color w:val="960000"/>
+          <w:sz w:val="20"/>
+        </w:rPr>
+        <w:t xml:space="preserve"> el menú </w:t>
+      </w:r>
+      <w:r>
+        <w:rPr>
+          <w:b/>
+          <w:color w:val="960000"/>
+          <w:sz w:val="20"/>
+        </w:rPr>
+        <w:t>no se ha retirado del binario</w:t>
+      </w:r>
+      <w:r>
+        <w:rPr>
+          <w:b w:val="0"/>
+          <w:color w:val="960000"/>
+          <w:sz w:val="20"/>
+        </w:rPr>
+        <w:t xml:space="preserve">. </w:t>
+      </w:r>
+      <w:r>
+        <w:rPr>
+          <w:rFonts w:ascii="Consolas" w:hAnsi="Consolas"/>
+          <w:color w:val="960000"/>
+          <w:sz w:val="20"/>
+        </w:rPr>
+        <w:t>lcd.cpp</w:t>
+      </w:r>
+      <w:r>
+        <w:rPr>
+          <w:b w:val="0"/>
+          <w:color w:val="960000"/>
+          <w:sz w:val="20"/>
+        </w:rPr>
+        <w:t xml:space="preserve">, </w:t>
+      </w:r>
+      <w:r>
+        <w:rPr>
+          <w:rFonts w:ascii="Consolas" w:hAnsi="Consolas"/>
+          <w:color w:val="960000"/>
+          <w:sz w:val="20"/>
+        </w:rPr>
+        <w:t>menu.cpp</w:t>
+      </w:r>
+      <w:r>
+        <w:rPr>
+          <w:b w:val="0"/>
+          <w:color w:val="960000"/>
+          <w:sz w:val="20"/>
+        </w:rPr>
+        <w:t xml:space="preserve"> y </w:t>
+      </w:r>
+      <w:r>
+        <w:rPr>
+          <w:rFonts w:ascii="Consolas" w:hAnsi="Consolas"/>
+          <w:color w:val="960000"/>
+          <w:sz w:val="20"/>
+        </w:rPr>
+        <w:t>modo_hora.cpp</w:t>
+      </w:r>
+      <w:r>
+        <w:rPr>
+          <w:b w:val="0"/>
+          <w:color w:val="960000"/>
+          <w:sz w:val="20"/>
+        </w:rPr>
+        <w:t xml:space="preserve"> siguen compilándose, y los cuatro botones del conector </w:t>
+      </w:r>
+      <w:r>
+        <w:rPr>
+          <w:rFonts w:ascii="Consolas" w:hAnsi="Consolas"/>
+          <w:color w:val="960000"/>
+          <w:sz w:val="20"/>
+        </w:rPr>
+        <w:t>J16</w:t>
+      </w:r>
+      <w:r>
+        <w:rPr>
+          <w:b w:val="0"/>
+          <w:color w:val="960000"/>
+          <w:sz w:val="20"/>
+        </w:rPr>
+        <w:t xml:space="preserve"> siguen navegándolo. Lo único que falta es el display donde se vería el resultado. </w:t>
+      </w:r>
+      <w:r>
+        <w:rPr>
+          <w:b/>
+          <w:color w:val="960000"/>
+          <w:sz w:val="20"/>
+        </w:rPr>
+        <w:t>Eso significa que pulsar los botones —o accionar el mando de relés, que va cableado en paralelo con ellos— sigue moviendo un menú que nadie ve.</w:t>
+      </w:r>
+      <w:r>
+        <w:rPr>
+          <w:b w:val="0"/>
+          <w:color w:val="960000"/>
+          <w:sz w:val="20"/>
+        </w:rPr>
+        <w:t xml:space="preserve"> Con los pulsos suficientes se llega a </w:t>
+      </w:r>
+      <w:r>
+        <w:rPr>
+          <w:rFonts w:ascii="Consolas" w:hAnsi="Consolas"/>
+          <w:color w:val="960000"/>
+          <w:sz w:val="20"/>
+        </w:rPr>
+        <w:t>AJUSTAR HORA</w:t>
+      </w:r>
+      <w:r>
+        <w:rPr>
+          <w:b w:val="0"/>
+          <w:color w:val="960000"/>
+          <w:sz w:val="20"/>
+        </w:rPr>
+        <w:t xml:space="preserve"> y </w:t>
+      </w:r>
+      <w:r>
+        <w:rPr>
+          <w:b/>
+          <w:color w:val="960000"/>
+          <w:sz w:val="20"/>
+        </w:rPr>
+        <w:t>se confirma una hora cualquiera que el equipo dará por válida</w:t>
+      </w:r>
+      <w:r>
+        <w:rPr>
+          <w:b w:val="0"/>
+          <w:color w:val="960000"/>
+          <w:sz w:val="20"/>
+        </w:rPr>
+        <w:t xml:space="preserve">, sin ningún aviso. </w:t>
+      </w:r>
+      <w:r>
+        <w:rPr>
+          <w:b/>
+          <w:color w:val="960000"/>
+          <w:sz w:val="20"/>
+        </w:rPr>
+        <w:t>No accione los botones del gabinete «a ver qué pasa».</w:t>
+      </w:r>
+      <w:r>
+        <w:rPr>
+          <w:b w:val="0"/>
+          <w:color w:val="960000"/>
+          <w:sz w:val="20"/>
+        </w:rPr>
+        <w:t xml:space="preserve"> Toda la operación va por la app.</w:t>
       </w:r>
     </w:p>
     <w:p>
@@ -326,7 +634,294 @@
           <w:b w:val="0"/>
           <w:sz w:val="21"/>
         </w:rPr>
-        <w:t xml:space="preserve"> La interfaz del menú LCD permite configurar tiempos de despeje de 5 a 999 segundos (piso mínimo de 5s por seguridad vial, hasta 16.6 minutos) para dar cobertura total a puentes largos o túneles de 500m.</w:t>
+        <w:t xml:space="preserve"> ~~La interfaz del menú LCD permite configurar tiempos de despeje de 5 a 999 segundos (piso mínimo de 5s por seguridad vial, hasta 16.6 minutos) para dar cobertura total a puentes largos o túneles de 500m.~~</w:t>
+      </w:r>
+    </w:p>
+    <w:p>
+      <w:pPr>
+        <w:spacing w:after="160"/>
+        <w:ind w:left="360"/>
+        <w:shd w:val="clear" w:fill="FFF4E5"/>
+      </w:pPr>
+      <w:r>
+        <w:rPr>
+          <w:b w:val="0"/>
+          <w:color w:val="960000"/>
+          <w:sz w:val="20"/>
+        </w:rPr>
+        <w:t xml:space="preserve">🔴 </w:t>
+      </w:r>
+      <w:r>
+        <w:rPr>
+          <w:b/>
+          <w:color w:val="960000"/>
+          <w:sz w:val="20"/>
+        </w:rPr>
+        <w:t>CORREGIDO EL 28/08 — este párrafo daba un rango que la app NO puede pedir.</w:t>
+      </w:r>
+      <w:r>
+        <w:rPr>
+          <w:b w:val="0"/>
+          <w:color w:val="960000"/>
+          <w:sz w:val="20"/>
+        </w:rPr>
+        <w:t xml:space="preserve"> Sin pantalla, los tiempos se fijan con </w:t>
+      </w:r>
+      <w:r>
+        <w:rPr>
+          <w:rFonts w:ascii="Consolas" w:hAnsi="Consolas"/>
+          <w:color w:val="960000"/>
+          <w:sz w:val="20"/>
+        </w:rPr>
+        <w:t>CMD:PIN:...:SET_TIEMPOS:&lt;verdeMin&gt;,&lt;rojoMin&gt;,&lt;despejeSeg&gt;</w:t>
+      </w:r>
+      <w:r>
+        <w:rPr>
+          <w:b w:val="0"/>
+          <w:color w:val="960000"/>
+          <w:sz w:val="20"/>
+        </w:rPr>
+        <w:t xml:space="preserve">, y los límites duros los impone el firmware, no la interfaz. </w:t>
+      </w:r>
+      <w:r>
+        <w:rPr>
+          <w:b/>
+          <w:color w:val="960000"/>
+          <w:sz w:val="20"/>
+        </w:rPr>
+        <w:t>Medido en `Maestro/src/modo_automatico.cpp` líneas 30–32:</w:t>
+      </w:r>
+      <w:r>
+        <w:rPr>
+          <w:b w:val="0"/>
+          <w:color w:val="960000"/>
+          <w:sz w:val="20"/>
+        </w:rPr>
+        <w:t xml:space="preserve"> | | mínimo | máximo | |---|---|---| | Verde | 1 min | 15 min | | Rojo | 1 min | 15 min | | </w:t>
+      </w:r>
+      <w:r>
+        <w:rPr>
+          <w:b/>
+          <w:color w:val="960000"/>
+          <w:sz w:val="20"/>
+        </w:rPr>
+        <w:t>Despeje (todo-rojo)</w:t>
+      </w:r>
+      <w:r>
+        <w:rPr>
+          <w:b w:val="0"/>
+          <w:color w:val="960000"/>
+          <w:sz w:val="20"/>
+        </w:rPr>
+        <w:t xml:space="preserve"> | </w:t>
+      </w:r>
+      <w:r>
+        <w:rPr>
+          <w:b/>
+          <w:color w:val="960000"/>
+          <w:sz w:val="20"/>
+        </w:rPr>
+        <w:t>10 s</w:t>
+      </w:r>
+      <w:r>
+        <w:rPr>
+          <w:b w:val="0"/>
+          <w:color w:val="960000"/>
+          <w:sz w:val="20"/>
+        </w:rPr>
+        <w:t xml:space="preserve"> | </w:t>
+      </w:r>
+      <w:r>
+        <w:rPr>
+          <w:b/>
+          <w:color w:val="960000"/>
+          <w:sz w:val="20"/>
+        </w:rPr>
+        <w:t>90 s</w:t>
+      </w:r>
+      <w:r>
+        <w:rPr>
+          <w:b w:val="0"/>
+          <w:color w:val="960000"/>
+          <w:sz w:val="20"/>
+        </w:rPr>
+        <w:t xml:space="preserve"> | Fuera de rango, el equipo responde </w:t>
+      </w:r>
+      <w:r>
+        <w:rPr>
+          <w:rFonts w:ascii="Consolas" w:hAnsi="Consolas"/>
+          <w:color w:val="960000"/>
+          <w:sz w:val="20"/>
+        </w:rPr>
+        <w:t>ERR,CMD:SET_TIEMPOS,DESC:RANGO</w:t>
+      </w:r>
+      <w:r>
+        <w:rPr>
+          <w:b w:val="0"/>
+          <w:color w:val="960000"/>
+          <w:sz w:val="20"/>
+        </w:rPr>
+        <w:t xml:space="preserve"> y </w:t>
+      </w:r>
+      <w:r>
+        <w:rPr>
+          <w:b/>
+          <w:color w:val="960000"/>
+          <w:sz w:val="20"/>
+        </w:rPr>
+        <w:t>no cambia nada</w:t>
+      </w:r>
+      <w:r>
+        <w:rPr>
+          <w:b w:val="0"/>
+          <w:color w:val="960000"/>
+          <w:sz w:val="20"/>
+        </w:rPr>
+        <w:t xml:space="preserve">. Con el ciclo corriendo responde </w:t>
+      </w:r>
+      <w:r>
+        <w:rPr>
+          <w:rFonts w:ascii="Consolas" w:hAnsi="Consolas"/>
+          <w:color w:val="960000"/>
+          <w:sz w:val="20"/>
+        </w:rPr>
+        <w:t>ERR,CMD:SET_TIEMPOS,DESC:EN_MARCHA_PARE_EL_MODO</w:t>
+      </w:r>
+      <w:r>
+        <w:rPr>
+          <w:b w:val="0"/>
+          <w:color w:val="960000"/>
+          <w:sz w:val="20"/>
+        </w:rPr>
+        <w:t xml:space="preserve">, porque bajar un tiempo a mitad de fase acortaría un todo-rojo ya empezado. </w:t>
+      </w:r>
+      <w:r>
+        <w:rPr>
+          <w:b/>
+          <w:color w:val="960000"/>
+          <w:sz w:val="20"/>
+        </w:rPr>
+        <w:t>De dónde salía el «5 a 999 s»:</w:t>
+      </w:r>
+      <w:r>
+        <w:rPr>
+          <w:b w:val="0"/>
+          <w:color w:val="960000"/>
+          <w:sz w:val="20"/>
+        </w:rPr>
+        <w:t xml:space="preserve"> de la pantalla </w:t>
+      </w:r>
+      <w:r>
+        <w:rPr>
+          <w:rFonts w:ascii="Consolas" w:hAnsi="Consolas"/>
+          <w:color w:val="960000"/>
+          <w:sz w:val="20"/>
+        </w:rPr>
+        <w:t>CONFIG_TIEMPOS</w:t>
+      </w:r>
+      <w:r>
+        <w:rPr>
+          <w:b w:val="0"/>
+          <w:color w:val="960000"/>
+          <w:sz w:val="20"/>
+        </w:rPr>
+        <w:t xml:space="preserve"> del menú local, que sí subía hasta 999 (</w:t>
+      </w:r>
+      <w:r>
+        <w:rPr>
+          <w:rFonts w:ascii="Consolas" w:hAnsi="Consolas"/>
+          <w:color w:val="960000"/>
+          <w:sz w:val="20"/>
+        </w:rPr>
+        <w:t>modo_automatico.cpp</w:t>
+      </w:r>
+      <w:r>
+        <w:rPr>
+          <w:b w:val="0"/>
+          <w:color w:val="960000"/>
+          <w:sz w:val="20"/>
+        </w:rPr>
+        <w:t xml:space="preserve"> línea 118). </w:t>
+      </w:r>
+      <w:r>
+        <w:rPr>
+          <w:b/>
+          <w:color w:val="960000"/>
+          <w:sz w:val="20"/>
+        </w:rPr>
+        <w:t>Ese camino ya no tiene display.</w:t>
+      </w:r>
+      <w:r>
+        <w:rPr>
+          <w:b w:val="0"/>
+          <w:color w:val="960000"/>
+          <w:sz w:val="20"/>
+        </w:rPr>
+        <w:t xml:space="preserve"> El mínimo real tampoco es 5 s sino </w:t>
+      </w:r>
+      <w:r>
+        <w:rPr>
+          <w:b/>
+          <w:color w:val="960000"/>
+          <w:sz w:val="20"/>
+        </w:rPr>
+        <w:t>10 s</w:t>
+      </w:r>
+      <w:r>
+        <w:rPr>
+          <w:b w:val="0"/>
+          <w:color w:val="960000"/>
+          <w:sz w:val="20"/>
+        </w:rPr>
+        <w:t xml:space="preserve">, y el propio fuente dice por qué: *«10 s es lo que tarda en despejarse el tramo más corto que esta casa ha montado»*. ⚠️ </w:t>
+      </w:r>
+      <w:r>
+        <w:rPr>
+          <w:b/>
+          <w:color w:val="960000"/>
+          <w:sz w:val="20"/>
+        </w:rPr>
+        <w:t>Consecuencia que hay que decir en voz alta:</w:t>
+      </w:r>
+      <w:r>
+        <w:rPr>
+          <w:b w:val="0"/>
+          <w:color w:val="960000"/>
+          <w:sz w:val="20"/>
+        </w:rPr>
+        <w:t xml:space="preserve"> los túneles y puentes de 500 m que este párrafo prometía cubrir </w:t>
+      </w:r>
+      <w:r>
+        <w:rPr>
+          <w:b/>
+          <w:color w:val="960000"/>
+          <w:sz w:val="20"/>
+        </w:rPr>
+        <w:t>con 90 s de despeje pueden no quedar cubiertos</w:t>
+      </w:r>
+      <w:r>
+        <w:rPr>
+          <w:b w:val="0"/>
+          <w:color w:val="960000"/>
+          <w:sz w:val="20"/>
+        </w:rPr>
+        <w:t xml:space="preserve">. Si una obra los necesita, es un cambio de firmware (subir </w:t>
+      </w:r>
+      <w:r>
+        <w:rPr>
+          <w:rFonts w:ascii="Consolas" w:hAnsi="Consolas"/>
+          <w:color w:val="960000"/>
+          <w:sz w:val="20"/>
+        </w:rPr>
+        <w:t>DESPEJE_SEG_MAX</w:t>
+      </w:r>
+      <w:r>
+        <w:rPr>
+          <w:b w:val="0"/>
+          <w:color w:val="960000"/>
+          <w:sz w:val="20"/>
+        </w:rPr>
+        <w:t>), no un ajuste de configuración.</w:t>
       </w:r>
     </w:p>
     <w:p>
@@ -423,7 +1018,7 @@
           <w:color w:val="003366"/>
           <w:sz w:val="26"/>
         </w:rPr>
-        <w:t>3. Comportamiento de la Interfaz y Menú (LCD ST7920)</w:t>
+        <w:t>3. Comportamiento de la Interfaz (app por Bluetooth) — 🔴 REESCRITO EL 28/08</w:t>
       </w:r>
     </w:p>
     <w:p>
@@ -432,10 +1027,29 @@
       </w:pPr>
       <w:r>
         <w:rPr>
+          <w:b/>
+          <w:sz w:val="21"/>
+        </w:rPr>
+        <w:t>La pantalla LCD ST7920 se retira.</w:t>
+      </w:r>
+      <w:r>
+        <w:rPr>
           <w:b w:val="0"/>
           <w:sz w:val="21"/>
         </w:rPr>
-        <w:t>El acceso a la pantalla LCD y los botones de configuración es crítico para los operarios.</w:t>
+        <w:t xml:space="preserve"> Lo que sigue describe la interfaz vigente; debajo queda lo que</w:t>
+      </w:r>
+    </w:p>
+    <w:p>
+      <w:pPr>
+        <w:spacing w:after="120"/>
+      </w:pPr>
+      <w:r>
+        <w:rPr>
+          <w:b w:val="0"/>
+          <w:sz w:val="21"/>
+        </w:rPr>
+        <w:t>decía antes, tachado, para que se vea qué se perdió y qué lo sustituye.</w:t>
       </w:r>
     </w:p>
     <w:p>
@@ -449,28 +1063,90 @@
           <w:b/>
           <w:sz w:val="21"/>
         </w:rPr>
-        <w:t>Regla de Oro (Independencia de Red):</w:t>
+        <w:t>Regla de Oro (Independencia de Red) — SIGUE VIGENTE, cambia la vía.</w:t>
       </w:r>
       <w:r>
         <w:rPr>
           <w:b w:val="0"/>
           <w:sz w:val="21"/>
         </w:rPr>
-        <w:t xml:space="preserve"> El operario DEBE poder acceder al menú de configuración (para elegir modo Manual, Automático o Inteligente, y fijar tiempos) </w:t>
+        <w:t xml:space="preserve"> El operario DEBE poder</w:t>
+      </w:r>
+    </w:p>
+    <w:p>
+      <w:pPr>
+        <w:spacing w:after="120"/>
+      </w:pPr>
+      <w:r>
+        <w:rPr>
+          <w:b w:val="0"/>
+          <w:sz w:val="21"/>
+        </w:rPr>
+        <w:t xml:space="preserve">operar el equipo </w:t>
       </w:r>
       <w:r>
         <w:rPr>
           <w:b/>
           <w:sz w:val="21"/>
         </w:rPr>
-        <w:t>incluso si las radios están apagadas o no hay comunicación con el esclavo</w:t>
+        <w:t>incluso si las radios están apagadas o no hay comunicación con el Esclavo</w:t>
       </w:r>
       <w:r>
         <w:rPr>
           <w:b w:val="0"/>
           <w:sz w:val="21"/>
         </w:rPr>
-        <w:t>.</w:t>
+        <w:t>. Eso</w:t>
+      </w:r>
+    </w:p>
+    <w:p>
+      <w:pPr>
+        <w:spacing w:after="120"/>
+      </w:pPr>
+      <w:r>
+        <w:rPr>
+          <w:b w:val="0"/>
+          <w:sz w:val="21"/>
+        </w:rPr>
+        <w:t xml:space="preserve">se conserva: </w:t>
+      </w:r>
+      <w:r>
+        <w:rPr>
+          <w:b/>
+          <w:sz w:val="21"/>
+        </w:rPr>
+        <w:t>el Bluetooth es un enlace corto e independiente de la radio de largo alcance</w:t>
+      </w:r>
+      <w:r>
+        <w:rPr>
+          <w:b w:val="0"/>
+          <w:sz w:val="21"/>
+        </w:rPr>
+        <w:t>, así</w:t>
+      </w:r>
+    </w:p>
+    <w:p>
+      <w:pPr>
+        <w:spacing w:after="120"/>
+      </w:pPr>
+      <w:r>
+        <w:rPr>
+          <w:b w:val="0"/>
+          <w:sz w:val="21"/>
+        </w:rPr>
+        <w:t>que la app entra igual con las radios muertas. Lo que cambia es que el operario entra **desde el</w:t>
+      </w:r>
+    </w:p>
+    <w:p>
+      <w:pPr>
+        <w:spacing w:after="120"/>
+      </w:pPr>
+      <w:r>
+        <w:rPr>
+          <w:b w:val="0"/>
+          <w:sz w:val="21"/>
+        </w:rPr>
+        <w:t>piso, con el celular**, en vez de subir al gabinete.</w:t>
       </w:r>
     </w:p>
     <w:p>
@@ -484,28 +1160,78 @@
           <w:b/>
           <w:sz w:val="21"/>
         </w:rPr>
-        <w:t>Comportamiento en Menú:</w:t>
+        <w:t>Comportamiento durante la configuración:</w:t>
       </w:r>
       <w:r>
         <w:rPr>
           <w:b w:val="0"/>
           <w:sz w:val="21"/>
         </w:rPr>
-        <w:t xml:space="preserve"> En el Menú Principal, si hay comunicación el Maestro mantiene </w:t>
+        <w:t xml:space="preserve"> con el equipo parado (sin modo arrancado), ambos</w:t>
+      </w:r>
+    </w:p>
+    <w:p>
+      <w:pPr>
+        <w:spacing w:after="120"/>
+      </w:pPr>
+      <w:r>
+        <w:rPr>
+          <w:b w:val="0"/>
+          <w:sz w:val="21"/>
+        </w:rPr>
+        <w:t xml:space="preserve">semáforos se mantienen en </w:t>
       </w:r>
       <w:r>
         <w:rPr>
           <w:b/>
           <w:sz w:val="21"/>
         </w:rPr>
-        <w:t>🔴 ROJO FIJO continuo en ambos semáforos</w:t>
+        <w:t>🔴 ROJO FIJO continuo</w:t>
       </w:r>
       <w:r>
         <w:rPr>
           <w:b w:val="0"/>
           <w:sz w:val="21"/>
         </w:rPr>
-        <w:t xml:space="preserve"> sin congelar la pantalla. Si no hay comunicación, indica orfandad pasando a Amarillo Intermitente.</w:t>
+        <w:t xml:space="preserve"> si hay comunicación, y pasan a **🟡 Amarillo</w:t>
+      </w:r>
+    </w:p>
+    <w:p>
+      <w:pPr>
+        <w:spacing w:after="120"/>
+      </w:pPr>
+      <w:r>
+        <w:rPr>
+          <w:b w:val="0"/>
+          <w:sz w:val="21"/>
+        </w:rPr>
+        <w:t>Intermitente</w:t>
+      </w:r>
+      <w:r>
+        <w:rPr>
+          <w:b/>
+          <w:sz w:val="21"/>
+        </w:rPr>
+        <w:t xml:space="preserve"> si no la hay. </w:t>
+      </w:r>
+      <w:r>
+        <w:rPr>
+          <w:b w:val="0"/>
+          <w:sz w:val="21"/>
+        </w:rPr>
+        <w:t>Eso no lo decidía la pantalla, lo decide el coordinador**, y no ha</w:t>
+      </w:r>
+    </w:p>
+    <w:p>
+      <w:pPr>
+        <w:spacing w:after="120"/>
+      </w:pPr>
+      <w:r>
+        <w:rPr>
+          <w:b w:val="0"/>
+          <w:sz w:val="21"/>
+        </w:rPr>
+        <w:t>cambiado.</w:t>
       </w:r>
     </w:p>
     <w:p>
@@ -519,14 +1245,61 @@
           <w:b/>
           <w:sz w:val="21"/>
         </w:rPr>
-        <w:t>Arranque Inmediato:</w:t>
+        <w:t>Arranque:</w:t>
       </w:r>
       <w:r>
         <w:rPr>
           <w:b w:val="0"/>
           <w:sz w:val="21"/>
         </w:rPr>
-        <w:t xml:space="preserve"> Al seleccionar un modo en el menú, el sistema aplica inmediatamente el tiempo de Despeje All-Red en ambos extremos.</w:t>
+        <w:t xml:space="preserve"> al ordenar un modo desde la app (</w:t>
+      </w:r>
+      <w:r>
+        <w:rPr>
+          <w:rFonts w:ascii="Consolas" w:hAnsi="Consolas"/>
+          <w:sz w:val="21"/>
+        </w:rPr>
+        <w:t>CMD:PIN:1234:SET_MODO:AUTO</w:t>
+      </w:r>
+      <w:r>
+        <w:rPr>
+          <w:b w:val="0"/>
+          <w:sz w:val="21"/>
+        </w:rPr>
+        <w:t xml:space="preserve"> / </w:t>
+      </w:r>
+      <w:r>
+        <w:rPr>
+          <w:rFonts w:ascii="Consolas" w:hAnsi="Consolas"/>
+          <w:sz w:val="21"/>
+        </w:rPr>
+        <w:t>:MANUAL</w:t>
+      </w:r>
+      <w:r>
+        <w:rPr>
+          <w:b w:val="0"/>
+          <w:sz w:val="21"/>
+        </w:rPr>
+        <w:t xml:space="preserve"> /</w:t>
+      </w:r>
+    </w:p>
+    <w:p>
+      <w:pPr>
+        <w:spacing w:after="120"/>
+      </w:pPr>
+      <w:r>
+        <w:rPr>
+          <w:rFonts w:ascii="Consolas" w:hAnsi="Consolas"/>
+          <w:sz w:val="21"/>
+        </w:rPr>
+        <w:t>:AMBAR</w:t>
+      </w:r>
+      <w:r>
+        <w:rPr>
+          <w:b w:val="0"/>
+          <w:sz w:val="21"/>
+        </w:rPr>
+        <w:t>), el sistema aplica el Despeje All-Red en ambos extremos antes de abrir ningún carril.</w:t>
       </w:r>
     </w:p>
     <w:p>
@@ -539,7 +1312,7 @@
           <w:color w:val="003366"/>
           <w:sz w:val="23"/>
         </w:rPr>
-        <w:t>Prueba de Alcance</w:t>
+        <w:t>🛑 Lo que se pierde y NO tiene sustituto todavía</w:t>
       </w:r>
     </w:p>
     <w:p>
@@ -551,35 +1324,21 @@
           <w:b w:val="0"/>
           <w:sz w:val="21"/>
         </w:rPr>
-        <w:t xml:space="preserve">Cuarta opción del Menú Principal. Muestra </w:t>
+        <w:t>~~</w:t>
       </w:r>
       <w:r>
         <w:rPr>
           <w:b/>
           <w:sz w:val="21"/>
         </w:rPr>
-        <w:t>calidad de enlace en %</w:t>
+        <w:t>Prueba de Alcance.</w:t>
       </w:r>
       <w:r>
         <w:rPr>
           <w:b w:val="0"/>
           <w:sz w:val="21"/>
         </w:rPr>
-        <w:t xml:space="preserve">, barra gráfica, </w:t>
-      </w:r>
-      <w:r>
-        <w:rPr>
-          <w:b/>
-          <w:sz w:val="21"/>
-        </w:rPr>
-        <w:t>tiempo de respuesta</w:t>
-      </w:r>
-      <w:r>
-        <w:rPr>
-          <w:b w:val="0"/>
-          <w:sz w:val="21"/>
-        </w:rPr>
-        <w:t xml:space="preserve"> en ms y fallos consecutivos, actualizándose cada 3 segundos. Permite determinar la cobertura real de radio desplazando el equipo, en lugar de estimarla.</w:t>
+        <w:t xml:space="preserve"> Cuarta opción del Menú Principal. Muestra calidad de enlace en %, barra</w:t>
       </w:r>
     </w:p>
     <w:p>
@@ -591,35 +1350,592 @@
           <w:b w:val="0"/>
           <w:sz w:val="21"/>
         </w:rPr>
-        <w:t xml:space="preserve">Mientras está activa, ambos semáforos permanecen en </w:t>
-      </w:r>
+        <w:t>gráfica, tiempo de respuesta en ms y fallos consecutivos, actualizándose cada 3 segundos.~~</w:t>
+      </w:r>
+    </w:p>
+    <w:p>
+      <w:pPr>
+        <w:spacing w:after="120"/>
+      </w:pPr>
       <w:r>
         <w:rPr>
           <w:b/>
           <w:sz w:val="21"/>
         </w:rPr>
-        <w:t>🔴 Rojo Fijo</w:t>
+        <w:t>Medido sobre el firmware el 28/08:</w:t>
       </w:r>
       <w:r>
         <w:rPr>
           <w:b w:val="0"/>
           <w:sz w:val="21"/>
         </w:rPr>
-        <w:t xml:space="preserve"> (o Amarillo Intermitente sin enlace), igual que en el Menú. </w:t>
-      </w:r>
-      <w:r>
-        <w:rPr>
-          <w:b/>
+        <w:t xml:space="preserve"> la pantalla </w:t>
+      </w:r>
+      <w:r>
+        <w:rPr>
+          <w:rFonts w:ascii="Consolas" w:hAnsi="Consolas"/>
           <w:sz w:val="21"/>
         </w:rPr>
-        <w:t>No arranca ciclos.</w:t>
+        <w:t>PRUEBA ALCANCE</w:t>
       </w:r>
       <w:r>
         <w:rPr>
           <w:b w:val="0"/>
           <w:sz w:val="21"/>
         </w:rPr>
-        <w:t xml:space="preserve"> Se sale con el Botón 4.</w:t>
+        <w:t xml:space="preserve"> **sigue existiendo en el</w:t>
+      </w:r>
+    </w:p>
+    <w:p>
+      <w:pPr>
+        <w:spacing w:after="120"/>
+      </w:pPr>
+      <w:r>
+        <w:rPr>
+          <w:b w:val="0"/>
+          <w:sz w:val="21"/>
+        </w:rPr>
+        <w:t>binario** (</w:t>
+      </w:r>
+      <w:r>
+        <w:rPr>
+          <w:rFonts w:ascii="Consolas" w:hAnsi="Consolas"/>
+          <w:sz w:val="21"/>
+        </w:rPr>
+        <w:t>modo_alcance.cpp</w:t>
+      </w:r>
+      <w:r>
+        <w:rPr>
+          <w:b w:val="0"/>
+          <w:sz w:val="21"/>
+        </w:rPr>
+        <w:t>) y ya no tiene dónde dibujarse. De lo que mostraba:</w:t>
+      </w:r>
+    </w:p>
+    <w:tbl>
+      <w:tblPr>
+        <w:tblStyle w:val="TableGrid"/>
+        <w:tblW w:type="auto" w:w="0"/>
+        <w:tblLook w:firstColumn="1" w:firstRow="1" w:lastColumn="0" w:lastRow="0" w:noHBand="0" w:noVBand="1" w:val="04A0"/>
+      </w:tblPr>
+      <w:tblGrid>
+        <w:gridCol w:w="3120"/>
+        <w:gridCol w:w="3120"/>
+        <w:gridCol w:w="3120"/>
+      </w:tblGrid>
+      <w:tr>
+        <w:tc>
+          <w:tcPr>
+            <w:tcW w:type="dxa" w:w="3120"/>
+            <w:shd w:val="clear" w:fill="DCE6F1"/>
+          </w:tcPr>
+          <w:p>
+            <w:r/>
+            <w:r>
+              <w:rPr>
+                <w:b/>
+                <w:sz w:val="19"/>
+              </w:rPr>
+              <w:t>dato</w:t>
+            </w:r>
+          </w:p>
+        </w:tc>
+        <w:tc>
+          <w:tcPr>
+            <w:tcW w:type="dxa" w:w="3120"/>
+            <w:shd w:val="clear" w:fill="DCE6F1"/>
+          </w:tcPr>
+          <w:p>
+            <w:r/>
+            <w:r>
+              <w:rPr>
+                <w:b/>
+                <w:sz w:val="19"/>
+              </w:rPr>
+              <w:t>¿sobrevive?</w:t>
+            </w:r>
+          </w:p>
+        </w:tc>
+        <w:tc>
+          <w:tcPr>
+            <w:tcW w:type="dxa" w:w="3120"/>
+            <w:shd w:val="clear" w:fill="DCE6F1"/>
+          </w:tcPr>
+          <w:p>
+            <w:r/>
+            <w:r>
+              <w:rPr>
+                <w:b/>
+                <w:sz w:val="19"/>
+              </w:rPr>
+              <w:t>dónde</w:t>
+            </w:r>
+          </w:p>
+        </w:tc>
+      </w:tr>
+      <w:tr>
+        <w:tc>
+          <w:tcPr>
+            <w:tcW w:type="dxa" w:w="3120"/>
+          </w:tcPr>
+          <w:p>
+            <w:r/>
+            <w:r>
+              <w:rPr>
+                <w:b w:val="0"/>
+                <w:sz w:val="19"/>
+              </w:rPr>
+              <w:t>Calidad de enlace en %</w:t>
+            </w:r>
+          </w:p>
+        </w:tc>
+        <w:tc>
+          <w:tcPr>
+            <w:tcW w:type="dxa" w:w="3120"/>
+          </w:tcPr>
+          <w:p>
+            <w:r/>
+            <w:r>
+              <w:rPr>
+                <w:b w:val="0"/>
+                <w:sz w:val="19"/>
+              </w:rPr>
+              <w:t>✅ sí</w:t>
+            </w:r>
+          </w:p>
+        </w:tc>
+        <w:tc>
+          <w:tcPr>
+            <w:tcW w:type="dxa" w:w="3120"/>
+          </w:tcPr>
+          <w:p>
+            <w:r/>
+            <w:r>
+              <w:rPr>
+                <w:b w:val="0"/>
+                <w:sz w:val="19"/>
+              </w:rPr>
+              <w:t xml:space="preserve">campo </w:t>
+            </w:r>
+            <w:r>
+              <w:rPr>
+                <w:rFonts w:ascii="Consolas" w:hAnsi="Consolas"/>
+                <w:sz w:val="19"/>
+              </w:rPr>
+              <w:t>RF:</w:t>
+            </w:r>
+            <w:r>
+              <w:rPr>
+                <w:b w:val="0"/>
+                <w:sz w:val="19"/>
+              </w:rPr>
+              <w:t xml:space="preserve"> de la trama </w:t>
+            </w:r>
+            <w:r>
+              <w:rPr>
+                <w:rFonts w:ascii="Consolas" w:hAnsi="Consolas"/>
+                <w:sz w:val="19"/>
+              </w:rPr>
+              <w:t>$STATUS</w:t>
+            </w:r>
+            <w:r>
+              <w:rPr>
+                <w:b w:val="0"/>
+                <w:sz w:val="19"/>
+              </w:rPr>
+              <w:t>, cada segundo</w:t>
+            </w:r>
+          </w:p>
+        </w:tc>
+      </w:tr>
+      <w:tr>
+        <w:tc>
+          <w:tcPr>
+            <w:tcW w:type="dxa" w:w="3120"/>
+          </w:tcPr>
+          <w:p>
+            <w:r/>
+            <w:r>
+              <w:rPr>
+                <w:b w:val="0"/>
+                <w:sz w:val="19"/>
+              </w:rPr>
+              <w:t>Tiempo de respuesta en ms</w:t>
+            </w:r>
+          </w:p>
+        </w:tc>
+        <w:tc>
+          <w:tcPr>
+            <w:tcW w:type="dxa" w:w="3120"/>
+          </w:tcPr>
+          <w:p>
+            <w:r/>
+            <w:r>
+              <w:rPr>
+                <w:b w:val="0"/>
+                <w:sz w:val="19"/>
+              </w:rPr>
+              <w:t>✅ sí</w:t>
+            </w:r>
+          </w:p>
+        </w:tc>
+        <w:tc>
+          <w:tcPr>
+            <w:tcW w:type="dxa" w:w="3120"/>
+          </w:tcPr>
+          <w:p>
+            <w:r/>
+            <w:r>
+              <w:rPr>
+                <w:b w:val="0"/>
+                <w:sz w:val="19"/>
+              </w:rPr>
+              <w:t xml:space="preserve">campo </w:t>
+            </w:r>
+            <w:r>
+              <w:rPr>
+                <w:rFonts w:ascii="Consolas" w:hAnsi="Consolas"/>
+                <w:sz w:val="19"/>
+              </w:rPr>
+              <w:t>RTT:</w:t>
+            </w:r>
+            <w:r>
+              <w:rPr>
+                <w:b w:val="0"/>
+                <w:sz w:val="19"/>
+              </w:rPr>
+              <w:t xml:space="preserve"> de </w:t>
+            </w:r>
+            <w:r>
+              <w:rPr>
+                <w:rFonts w:ascii="Consolas" w:hAnsi="Consolas"/>
+                <w:sz w:val="19"/>
+              </w:rPr>
+              <w:t>$STATUS</w:t>
+            </w:r>
+          </w:p>
+        </w:tc>
+      </w:tr>
+      <w:tr>
+        <w:tc>
+          <w:tcPr>
+            <w:tcW w:type="dxa" w:w="3120"/>
+          </w:tcPr>
+          <w:p>
+            <w:r/>
+            <w:r>
+              <w:rPr>
+                <w:b w:val="0"/>
+                <w:sz w:val="19"/>
+              </w:rPr>
+              <w:t>Barra gráfica y fallos consecutivos</w:t>
+            </w:r>
+          </w:p>
+        </w:tc>
+        <w:tc>
+          <w:tcPr>
+            <w:tcW w:type="dxa" w:w="3120"/>
+          </w:tcPr>
+          <w:p>
+            <w:r/>
+            <w:r>
+              <w:rPr>
+                <w:b w:val="0"/>
+                <w:sz w:val="19"/>
+              </w:rPr>
+              <w:t>❌ no</w:t>
+            </w:r>
+          </w:p>
+        </w:tc>
+        <w:tc>
+          <w:tcPr>
+            <w:tcW w:type="dxa" w:w="3120"/>
+          </w:tcPr>
+          <w:p>
+            <w:r/>
+            <w:r>
+              <w:rPr>
+                <w:b w:val="0"/>
+                <w:sz w:val="19"/>
+              </w:rPr>
+              <w:t>eran dibujo de pantalla</w:t>
+            </w:r>
+          </w:p>
+        </w:tc>
+      </w:tr>
+      <w:tr>
+        <w:tc>
+          <w:tcPr>
+            <w:tcW w:type="dxa" w:w="3120"/>
+          </w:tcPr>
+          <w:p>
+            <w:r/>
+            <w:r>
+              <w:rPr>
+                <w:b/>
+                <w:sz w:val="19"/>
+              </w:rPr>
+              <w:t>Contadores de línea RS-485</w:t>
+            </w:r>
+            <w:r>
+              <w:rPr>
+                <w:b w:val="0"/>
+                <w:sz w:val="19"/>
+              </w:rPr>
+              <w:t xml:space="preserve"> (</w:t>
+            </w:r>
+            <w:r>
+              <w:rPr>
+                <w:rFonts w:ascii="Consolas" w:hAnsi="Consolas"/>
+                <w:sz w:val="19"/>
+              </w:rPr>
+              <w:t>RX 0 - nada llega</w:t>
+            </w:r>
+            <w:r>
+              <w:rPr>
+                <w:b w:val="0"/>
+                <w:sz w:val="19"/>
+              </w:rPr>
+              <w:t xml:space="preserve"> · </w:t>
+            </w:r>
+            <w:r>
+              <w:rPr>
+                <w:rFonts w:ascii="Consolas" w:hAnsi="Consolas"/>
+                <w:sz w:val="19"/>
+              </w:rPr>
+              <w:t>RX 4k - BASURA</w:t>
+            </w:r>
+            <w:r>
+              <w:rPr>
+                <w:b w:val="0"/>
+                <w:sz w:val="19"/>
+              </w:rPr>
+              <w:t xml:space="preserve"> · </w:t>
+            </w:r>
+            <w:r>
+              <w:rPr>
+                <w:rFonts w:ascii="Consolas" w:hAnsi="Consolas"/>
+                <w:sz w:val="19"/>
+              </w:rPr>
+              <w:t>RX 36 9 tr</w:t>
+            </w:r>
+            <w:r>
+              <w:rPr>
+                <w:b w:val="0"/>
+                <w:sz w:val="19"/>
+              </w:rPr>
+              <w:t>)</w:t>
+            </w:r>
+          </w:p>
+        </w:tc>
+        <w:tc>
+          <w:tcPr>
+            <w:tcW w:type="dxa" w:w="3120"/>
+          </w:tcPr>
+          <w:p>
+            <w:r/>
+            <w:r>
+              <w:rPr>
+                <w:b w:val="0"/>
+                <w:sz w:val="19"/>
+              </w:rPr>
+              <w:t xml:space="preserve">❌ </w:t>
+            </w:r>
+            <w:r>
+              <w:rPr>
+                <w:b/>
+                <w:sz w:val="19"/>
+              </w:rPr>
+              <w:t>NO</w:t>
+            </w:r>
+          </w:p>
+        </w:tc>
+        <w:tc>
+          <w:tcPr>
+            <w:tcW w:type="dxa" w:w="3120"/>
+          </w:tcPr>
+          <w:p>
+            <w:r/>
+            <w:r>
+              <w:rPr>
+                <w:b/>
+                <w:sz w:val="19"/>
+              </w:rPr>
+              <w:t>no viajan en `$STATUS`</w:t>
+            </w:r>
+          </w:p>
+        </w:tc>
+      </w:tr>
+    </w:tbl>
+    <w:p>
+      <w:pPr>
+        <w:spacing w:after="120"/>
+      </w:pPr>
+    </w:p>
+    <w:p>
+      <w:pPr>
+        <w:spacing w:after="160"/>
+        <w:ind w:left="360"/>
+        <w:shd w:val="clear" w:fill="FFF4E5"/>
+      </w:pPr>
+      <w:r>
+        <w:rPr>
+          <w:b w:val="0"/>
+          <w:color w:val="960000"/>
+          <w:sz w:val="20"/>
+        </w:rPr>
+        <w:t xml:space="preserve">⚠️ </w:t>
+      </w:r>
+      <w:r>
+        <w:rPr>
+          <w:b/>
+          <w:color w:val="960000"/>
+          <w:sz w:val="20"/>
+        </w:rPr>
+        <w:t>La pérdida de los contadores de línea no es cosmética.</w:t>
+      </w:r>
+      <w:r>
+        <w:rPr>
+          <w:b w:val="0"/>
+          <w:color w:val="960000"/>
+          <w:sz w:val="20"/>
+        </w:rPr>
+        <w:t xml:space="preserve"> Eran lo que distinguía *«no hay cobertura»* de *«el cable RS-485 está suelto o la radio emite basura»* — dos averías que se ven igual desde lejos y se arreglan de forma distinta. Hasta que ese dato llegue a la app, esa distinción hay que hacerla con instrumentos en el poste. </w:t>
+      </w:r>
+      <w:r>
+        <w:rPr>
+          <w:b/>
+          <w:color w:val="960000"/>
+          <w:sz w:val="20"/>
+        </w:rPr>
+        <w:t>Se anota como hueco abierto en lugar de darlo por trasladado.</w:t>
+      </w:r>
+    </w:p>
+    <w:p>
+      <w:pPr>
+        <w:spacing w:after="160"/>
+        <w:ind w:left="360"/>
+        <w:shd w:val="clear" w:fill="FFF4E5"/>
+      </w:pPr>
+      <w:r>
+        <w:rPr>
+          <w:b w:val="0"/>
+          <w:color w:val="960000"/>
+          <w:sz w:val="20"/>
+        </w:rPr>
+        <w:t xml:space="preserve">🔴 </w:t>
+      </w:r>
+      <w:r>
+        <w:rPr>
+          <w:b/>
+          <w:color w:val="960000"/>
+          <w:sz w:val="20"/>
+        </w:rPr>
+        <w:t>Y un aviso sobre el `RF:` del ESCLAVO, medido el 28/08 en `Esclavo/src/bluetooth.cpp` línea 215:</w:t>
+      </w:r>
+      <w:r>
+        <w:rPr>
+          <w:b w:val="0"/>
+          <w:color w:val="960000"/>
+          <w:sz w:val="20"/>
+        </w:rPr>
+        <w:t xml:space="preserve"> la trama del Esclavo emite </w:t>
+      </w:r>
+      <w:r>
+        <w:rPr>
+          <w:b/>
+          <w:color w:val="960000"/>
+          <w:sz w:val="20"/>
+        </w:rPr>
+        <w:t>`RF:98%` y `RTT:85ms` como texto literal</w:t>
+      </w:r>
+      <w:r>
+        <w:rPr>
+          <w:b w:val="0"/>
+          <w:color w:val="960000"/>
+          <w:sz w:val="20"/>
+        </w:rPr>
+        <w:t xml:space="preserve">, no como medida. Son constantes escritas dentro del </w:t>
+      </w:r>
+      <w:r>
+        <w:rPr>
+          <w:rFonts w:ascii="Consolas" w:hAnsi="Consolas"/>
+          <w:color w:val="960000"/>
+          <w:sz w:val="20"/>
+        </w:rPr>
+        <w:t>snprintf</w:t>
+      </w:r>
+      <w:r>
+        <w:rPr>
+          <w:b w:val="0"/>
+          <w:color w:val="960000"/>
+          <w:sz w:val="20"/>
+        </w:rPr>
+        <w:t xml:space="preserve">. </w:t>
+      </w:r>
+      <w:r>
+        <w:rPr>
+          <w:b/>
+          <w:color w:val="960000"/>
+          <w:sz w:val="20"/>
+        </w:rPr>
+        <w:t>El Esclavo no está midiendo su enlace: está afirmando un 98 % pase lo que pase</w:t>
+      </w:r>
+      <w:r>
+        <w:rPr>
+          <w:b w:val="0"/>
+          <w:color w:val="960000"/>
+          <w:sz w:val="20"/>
+        </w:rPr>
+        <w:t xml:space="preserve">, incluso con la radio desconectada. </w:t>
+      </w:r>
+      <w:r>
+        <w:rPr>
+          <w:b/>
+          <w:color w:val="960000"/>
+          <w:sz w:val="20"/>
+        </w:rPr>
+        <w:t>No use ese número para decidir nada.</w:t>
+      </w:r>
+      <w:r>
+        <w:rPr>
+          <w:b w:val="0"/>
+          <w:color w:val="960000"/>
+          <w:sz w:val="20"/>
+        </w:rPr>
+        <w:t xml:space="preserve"> El </w:t>
+      </w:r>
+      <w:r>
+        <w:rPr>
+          <w:rFonts w:ascii="Consolas" w:hAnsi="Consolas"/>
+          <w:color w:val="960000"/>
+          <w:sz w:val="20"/>
+        </w:rPr>
+        <w:t>RF:</w:t>
+      </w:r>
+      <w:r>
+        <w:rPr>
+          <w:b w:val="0"/>
+          <w:color w:val="960000"/>
+          <w:sz w:val="20"/>
+        </w:rPr>
+        <w:t xml:space="preserve"> del </w:t>
+      </w:r>
+      <w:r>
+        <w:rPr>
+          <w:b/>
+          <w:color w:val="960000"/>
+          <w:sz w:val="20"/>
+        </w:rPr>
+        <w:t>Maestro</w:t>
+      </w:r>
+      <w:r>
+        <w:rPr>
+          <w:b w:val="0"/>
+          <w:color w:val="960000"/>
+          <w:sz w:val="20"/>
+        </w:rPr>
+        <w:t xml:space="preserve"> sí sale de la telemetría real del latido de 3 s (SFTY-14).</w:t>
       </w:r>
     </w:p>
     <w:p>
@@ -1212,14 +2528,299 @@
           <w:b/>
           <w:sz w:val="21"/>
         </w:rPr>
-        <w:t>Despeje Todo-Rojo (`cfgDespejeSeg`)</w:t>
+        <w:t>Despeje Todo-Rojo</w:t>
       </w:r>
       <w:r>
         <w:rPr>
           <w:b w:val="0"/>
           <w:sz w:val="21"/>
         </w:rPr>
-        <w:t xml:space="preserve"> configurado en pantalla antes de habilitar el verde al sentido con demanda.</w:t>
+        <w:t xml:space="preserve"> configurado ~~en pantalla~~ </w:t>
+      </w:r>
+      <w:r>
+        <w:rPr>
+          <w:b/>
+          <w:sz w:val="21"/>
+        </w:rPr>
+        <w:t>(28/08: desde la app)</w:t>
+      </w:r>
+      <w:r>
+        <w:rPr>
+          <w:b w:val="0"/>
+          <w:sz w:val="21"/>
+        </w:rPr>
+        <w:t xml:space="preserve"> antes de habilitar el verde al sentido con demanda.</w:t>
+      </w:r>
+    </w:p>
+    <w:p>
+      <w:pPr>
+        <w:spacing w:after="160"/>
+        <w:ind w:left="360"/>
+        <w:shd w:val="clear" w:fill="FFF4E5"/>
+      </w:pPr>
+      <w:r>
+        <w:rPr>
+          <w:b w:val="0"/>
+          <w:color w:val="960000"/>
+          <w:sz w:val="20"/>
+        </w:rPr>
+        <w:t xml:space="preserve">🔴 </w:t>
+      </w:r>
+      <w:r>
+        <w:rPr>
+          <w:b/>
+          <w:color w:val="960000"/>
+          <w:sz w:val="20"/>
+        </w:rPr>
+        <w:t>28/08 — QUÉ MIDE DE VERDAD EL MODO INTELIGENTE, Y QUÉ NO.</w:t>
+      </w:r>
+      <w:r>
+        <w:rPr>
+          <w:b w:val="0"/>
+          <w:color w:val="960000"/>
+          <w:sz w:val="20"/>
+        </w:rPr>
+        <w:t xml:space="preserve"> Medido sobre </w:t>
+      </w:r>
+      <w:r>
+        <w:rPr>
+          <w:rFonts w:ascii="Consolas" w:hAnsi="Consolas"/>
+          <w:color w:val="960000"/>
+          <w:sz w:val="20"/>
+        </w:rPr>
+        <w:t>Maestro/src/modo_inteligente.cpp</w:t>
+      </w:r>
+      <w:r>
+        <w:rPr>
+          <w:b w:val="0"/>
+          <w:color w:val="960000"/>
+          <w:sz w:val="20"/>
+        </w:rPr>
+        <w:t xml:space="preserve"> y </w:t>
+      </w:r>
+      <w:r>
+        <w:rPr>
+          <w:rFonts w:ascii="Consolas" w:hAnsi="Consolas"/>
+          <w:color w:val="960000"/>
+          <w:sz w:val="20"/>
+        </w:rPr>
+        <w:t>Esclavo/src/main.cpp</w:t>
+      </w:r>
+      <w:r>
+        <w:rPr>
+          <w:b w:val="0"/>
+          <w:color w:val="960000"/>
+          <w:sz w:val="20"/>
+        </w:rPr>
+        <w:t xml:space="preserve">: - </w:t>
+      </w:r>
+      <w:r>
+        <w:rPr>
+          <w:b/>
+          <w:color w:val="960000"/>
+          <w:sz w:val="20"/>
+        </w:rPr>
+        <w:t>Es UN contacto seco por poste</w:t>
+      </w:r>
+      <w:r>
+        <w:rPr>
+          <w:b w:val="0"/>
+          <w:color w:val="960000"/>
+          <w:sz w:val="20"/>
+        </w:rPr>
+        <w:t xml:space="preserve">, leído en </w:t>
+      </w:r>
+      <w:r>
+        <w:rPr>
+          <w:rFonts w:ascii="Consolas" w:hAnsi="Consolas"/>
+          <w:color w:val="960000"/>
+          <w:sz w:val="20"/>
+        </w:rPr>
+        <w:t>CAM_DEMANDA_PIN</w:t>
+      </w:r>
+      <w:r>
+        <w:rPr>
+          <w:b w:val="0"/>
+          <w:color w:val="960000"/>
+          <w:sz w:val="20"/>
+        </w:rPr>
+        <w:t xml:space="preserve"> = </w:t>
+      </w:r>
+      <w:r>
+        <w:rPr>
+          <w:rFonts w:ascii="Consolas" w:hAnsi="Consolas"/>
+          <w:color w:val="960000"/>
+          <w:sz w:val="20"/>
+        </w:rPr>
+        <w:t>PB0</w:t>
+      </w:r>
+      <w:r>
+        <w:rPr>
+          <w:b w:val="0"/>
+          <w:color w:val="960000"/>
+          <w:sz w:val="20"/>
+        </w:rPr>
+        <w:t xml:space="preserve">, activo en alto, por la bornera </w:t>
+      </w:r>
+      <w:r>
+        <w:rPr>
+          <w:rFonts w:ascii="Consolas" w:hAnsi="Consolas"/>
+          <w:color w:val="960000"/>
+          <w:sz w:val="20"/>
+        </w:rPr>
+        <w:t>J14</w:t>
+      </w:r>
+      <w:r>
+        <w:rPr>
+          <w:b w:val="0"/>
+          <w:color w:val="960000"/>
+          <w:sz w:val="20"/>
+        </w:rPr>
+        <w:t>, con antirrebote de placa (</w:t>
+      </w:r>
+      <w:r>
+        <w:rPr>
+          <w:rFonts w:ascii="Consolas" w:hAnsi="Consolas"/>
+          <w:color w:val="960000"/>
+          <w:sz w:val="20"/>
+        </w:rPr>
+        <w:t>R64</w:t>
+      </w:r>
+      <w:r>
+        <w:rPr>
+          <w:b w:val="0"/>
+          <w:color w:val="960000"/>
+          <w:sz w:val="20"/>
+        </w:rPr>
+        <w:t xml:space="preserve"> 10 K + </w:t>
+      </w:r>
+      <w:r>
+        <w:rPr>
+          <w:rFonts w:ascii="Consolas" w:hAnsi="Consolas"/>
+          <w:color w:val="960000"/>
+          <w:sz w:val="20"/>
+        </w:rPr>
+        <w:t>C25</w:t>
+      </w:r>
+      <w:r>
+        <w:rPr>
+          <w:b w:val="0"/>
+          <w:color w:val="960000"/>
+          <w:sz w:val="20"/>
+        </w:rPr>
+        <w:t xml:space="preserve"> 100 nF). </w:t>
+      </w:r>
+      <w:r>
+        <w:rPr>
+          <w:b/>
+          <w:color w:val="960000"/>
+          <w:sz w:val="20"/>
+        </w:rPr>
+        <w:t>Presencia sí/no, no conteo de vehículos.</w:t>
+      </w:r>
+      <w:r>
+        <w:rPr>
+          <w:b w:val="0"/>
+          <w:color w:val="960000"/>
+          <w:sz w:val="20"/>
+        </w:rPr>
+        <w:t xml:space="preserve"> - El número que el equipo llama *«autos esperando»* es </w:t>
+      </w:r>
+      <w:r>
+        <w:rPr>
+          <w:rFonts w:ascii="Consolas" w:hAnsi="Consolas"/>
+          <w:color w:val="960000"/>
+          <w:sz w:val="20"/>
+        </w:rPr>
+        <w:t>presenciaActual</w:t>
+      </w:r>
+      <w:r>
+        <w:rPr>
+          <w:b w:val="0"/>
+          <w:color w:val="960000"/>
+          <w:sz w:val="20"/>
+        </w:rPr>
+        <w:t xml:space="preserve">, la </w:t>
+      </w:r>
+      <w:r>
+        <w:rPr>
+          <w:b/>
+          <w:color w:val="960000"/>
+          <w:sz w:val="20"/>
+        </w:rPr>
+        <w:t>suma de dos contactos</w:t>
+      </w:r>
+      <w:r>
+        <w:rPr>
+          <w:b w:val="0"/>
+          <w:color w:val="960000"/>
+          <w:sz w:val="20"/>
+        </w:rPr>
+        <w:t xml:space="preserve"> —el local y el de la otra punta por radio—, así que </w:t>
+      </w:r>
+      <w:r>
+        <w:rPr>
+          <w:b/>
+          <w:color w:val="960000"/>
+          <w:sz w:val="20"/>
+        </w:rPr>
+        <w:t>vale 0, 1 o 2 y nada más</w:t>
+      </w:r>
+      <w:r>
+        <w:rPr>
+          <w:b w:val="0"/>
+          <w:color w:val="960000"/>
+          <w:sz w:val="20"/>
+        </w:rPr>
+        <w:t xml:space="preserve">. No es una cuenta de coches. - </w:t>
+      </w:r>
+      <w:r>
+        <w:rPr>
+          <w:b/>
+          <w:color w:val="960000"/>
+          <w:sz w:val="20"/>
+        </w:rPr>
+        <w:t>No hay ningún puerto de vídeo ni de cómputo externo.</w:t>
+      </w:r>
+      <w:r>
+        <w:rPr>
+          <w:b w:val="0"/>
+          <w:color w:val="960000"/>
+          <w:sz w:val="20"/>
+        </w:rPr>
+        <w:t xml:space="preserve"> El fichero </w:t>
+      </w:r>
+      <w:r>
+        <w:rPr>
+          <w:rFonts w:ascii="Consolas" w:hAnsi="Consolas"/>
+          <w:color w:val="960000"/>
+          <w:sz w:val="20"/>
+        </w:rPr>
+        <w:t>6_Preguntas_Diseno_Funcional.md</w:t>
+      </w:r>
+      <w:r>
+        <w:rPr>
+          <w:b w:val="0"/>
+          <w:color w:val="960000"/>
+          <w:sz w:val="20"/>
+        </w:rPr>
+        <w:t xml:space="preserve"> lo tiene cerrado por decisión: *«Cero Computadores Edge Externos»*. </w:t>
+      </w:r>
+      <w:r>
+        <w:rPr>
+          <w:b/>
+          <w:color w:val="960000"/>
+          <w:sz w:val="20"/>
+        </w:rPr>
+        <w:t>Se escribe aquí porque este manual es el «Ground Truth».</w:t>
+      </w:r>
+      <w:r>
+        <w:rPr>
+          <w:b w:val="0"/>
+          <w:color w:val="960000"/>
+          <w:sz w:val="20"/>
+        </w:rPr>
+        <w:t xml:space="preserve"> Un técnico que lea *«Autos: 2»* creyendo que hay dos vehículos contados está leyendo otra cosa: hay demanda en las dos puntas.</w:t>
       </w:r>
     </w:p>
     <w:p>
@@ -1642,7 +3243,7 @@
           <w:b w:val="0"/>
           <w:sz w:val="21"/>
         </w:rPr>
-        <w:t xml:space="preserve"> Mientras el operador esté en pantallas de configuración (</w:t>
+        <w:t xml:space="preserve"> Mientras el equipo esté en pantallas de configuración (</w:t>
       </w:r>
       <w:r>
         <w:rPr>
@@ -1670,7 +3271,118 @@
           <w:b w:val="0"/>
           <w:sz w:val="21"/>
         </w:rPr>
-        <w:t>), el receptor del mando se inhibe al 100%, permitiendo ajustar números rápidamente con el codillo sin disparar cambios de modo involuntarios.</w:t>
+        <w:t>), el receptor del mando se inhibe al 100%, evitando que los pulsos de edición disparen cambios de modo involuntarios.</w:t>
+      </w:r>
+    </w:p>
+    <w:p>
+      <w:pPr>
+        <w:spacing w:after="160"/>
+        <w:ind w:left="360"/>
+        <w:shd w:val="clear" w:fill="FFF4E5"/>
+      </w:pPr>
+      <w:r>
+        <w:rPr>
+          <w:b w:val="0"/>
+          <w:color w:val="960000"/>
+          <w:sz w:val="20"/>
+        </w:rPr>
+        <w:t xml:space="preserve">⚠️ </w:t>
+      </w:r>
+      <w:r>
+        <w:rPr>
+          <w:b/>
+          <w:color w:val="960000"/>
+          <w:sz w:val="20"/>
+        </w:rPr>
+        <w:t>28/08 — esta protección sigue en el firmware, pero ahora protege un menú que nadie ve.</w:t>
+      </w:r>
+      <w:r>
+        <w:rPr>
+          <w:b w:val="0"/>
+          <w:color w:val="960000"/>
+          <w:sz w:val="20"/>
+        </w:rPr>
+        <w:t xml:space="preserve"> La inhibición impide que las </w:t>
+      </w:r>
+      <w:r>
+        <w:rPr>
+          <w:b/>
+          <w:color w:val="960000"/>
+          <w:sz w:val="20"/>
+        </w:rPr>
+        <w:t>secuencias</w:t>
+      </w:r>
+      <w:r>
+        <w:rPr>
+          <w:b w:val="0"/>
+          <w:color w:val="960000"/>
+          <w:sz w:val="20"/>
+        </w:rPr>
+        <w:t xml:space="preserve"> se reconozcan con el menú abierto; </w:t>
+      </w:r>
+      <w:r>
+        <w:rPr>
+          <w:b/>
+          <w:color w:val="960000"/>
+          <w:sz w:val="20"/>
+        </w:rPr>
+        <w:t>no impide la navegación</w:t>
+      </w:r>
+      <w:r>
+        <w:rPr>
+          <w:b w:val="0"/>
+          <w:color w:val="960000"/>
+          <w:sz w:val="20"/>
+        </w:rPr>
+        <w:t xml:space="preserve">, porque navegar es justo lo que el menú abierto acepta. Sin pantalla, un operario que accione el mando sin saber que el equipo está dentro del menú </w:t>
+      </w:r>
+      <w:r>
+        <w:rPr>
+          <w:b/>
+          <w:color w:val="960000"/>
+          <w:sz w:val="20"/>
+        </w:rPr>
+        <w:t>no tiene forma de enterarse</w:t>
+      </w:r>
+      <w:r>
+        <w:rPr>
+          <w:b w:val="0"/>
+          <w:color w:val="960000"/>
+          <w:sz w:val="20"/>
+        </w:rPr>
+        <w:t xml:space="preserve">: no verá destellos (están inhibidos) y creerá que el mando no funciona, mientras el cursor se mueve a ciegas. </w:t>
+      </w:r>
+      <w:r>
+        <w:rPr>
+          <w:b/>
+          <w:color w:val="960000"/>
+          <w:sz w:val="20"/>
+        </w:rPr>
+        <w:t>Es un riesgo abierto mientras el menú siga compilado en el binario</w:t>
+      </w:r>
+      <w:r>
+        <w:rPr>
+          <w:b w:val="0"/>
+          <w:color w:val="960000"/>
+          <w:sz w:val="20"/>
+        </w:rPr>
+        <w:t xml:space="preserve">, y está anotado también en </w:t>
+      </w:r>
+      <w:r>
+        <w:rPr>
+          <w:rFonts w:ascii="Consolas" w:hAnsi="Consolas"/>
+          <w:color w:val="960000"/>
+          <w:sz w:val="20"/>
+        </w:rPr>
+        <w:t>OPTIMIZACIONES.md</w:t>
+      </w:r>
+      <w:r>
+        <w:rPr>
+          <w:b w:val="0"/>
+          <w:color w:val="960000"/>
+          <w:sz w:val="20"/>
+        </w:rPr>
+        <w:t>.</w:t>
       </w:r>
     </w:p>
     <w:p>
@@ -1688,7 +3400,7 @@
           <w:color w:val="003366"/>
           <w:sz w:val="26"/>
         </w:rPr>
-        <w:t>8. Módulo Bluetooth para Telemetría y Diagnóstico Móvil (Estándar Baliza)</w:t>
+        <w:t>8. Módulo Bluetooth: LA INTERFAZ DEL EQUIPO (Estándar Baliza) — 🔴 ACTUALIZADO EL 28/08</w:t>
       </w:r>
     </w:p>
     <w:p>
@@ -1700,8 +3412,671 @@
           <w:b w:val="0"/>
           <w:sz w:val="21"/>
         </w:rPr>
-        <w:t>Para soporte técnico en campo sin escaleras:</w:t>
-      </w:r>
+        <w:t xml:space="preserve">Desde el 28/08 esto </w:t>
+      </w:r>
+      <w:r>
+        <w:rPr>
+          <w:b/>
+          <w:sz w:val="21"/>
+        </w:rPr>
+        <w:t>ya no es un accesorio de soporte: es la única interfaz del equipo.</w:t>
+      </w:r>
+    </w:p>
+    <w:p>
+      <w:pPr>
+        <w:spacing w:before="200" w:after="120"/>
+      </w:pPr>
+      <w:r>
+        <w:rPr>
+          <w:b/>
+          <w:color w:val="003366"/>
+          <w:sz w:val="23"/>
+        </w:rPr>
+        <w:t xml:space="preserve">Conexión — el módulo entra por </w:t>
+      </w:r>
+      <w:r>
+        <w:rPr>
+          <w:rFonts w:ascii="Consolas" w:hAnsi="Consolas"/>
+          <w:color w:val="003366"/>
+          <w:sz w:val="23"/>
+        </w:rPr>
+        <w:t>J17</w:t>
+      </w:r>
+      <w:r>
+        <w:rPr>
+          <w:b/>
+          <w:color w:val="003366"/>
+          <w:sz w:val="23"/>
+        </w:rPr>
+        <w:t>, en los pines que dejó la pantalla</w:t>
+      </w:r>
+    </w:p>
+    <w:p>
+      <w:pPr>
+        <w:spacing w:after="160"/>
+        <w:ind w:left="360"/>
+        <w:shd w:val="clear" w:fill="FFF4E5"/>
+      </w:pPr>
+      <w:r>
+        <w:rPr>
+          <w:b w:val="0"/>
+          <w:color w:val="960000"/>
+          <w:sz w:val="20"/>
+        </w:rPr>
+        <w:t xml:space="preserve">⛔ ANTES DE CONECTAR NADA: </w:t>
+      </w:r>
+      <w:r>
+        <w:rPr>
+          <w:rFonts w:ascii="Consolas" w:hAnsi="Consolas"/>
+          <w:color w:val="960000"/>
+          <w:sz w:val="20"/>
+        </w:rPr>
+        <w:t>J16</w:t>
+      </w:r>
+      <w:r>
+        <w:rPr>
+          <w:b w:val="0"/>
+          <w:color w:val="960000"/>
+          <w:sz w:val="20"/>
+        </w:rPr>
+        <w:t xml:space="preserve"> LLEVA 12 V Y QUEMA EL MÓDULO </w:t>
+      </w:r>
+      <w:r>
+        <w:rPr>
+          <w:b/>
+          <w:color w:val="960000"/>
+          <w:sz w:val="20"/>
+        </w:rPr>
+        <w:t>`J16` y `J17` son dos conectores distintos y se parecen.</w:t>
+      </w:r>
+      <w:r>
+        <w:rPr>
+          <w:b w:val="0"/>
+          <w:color w:val="960000"/>
+          <w:sz w:val="20"/>
+        </w:rPr>
+        <w:t xml:space="preserve"> </w:t>
+      </w:r>
+      <w:r>
+        <w:rPr>
+          <w:rFonts w:ascii="Consolas" w:hAnsi="Consolas"/>
+          <w:color w:val="960000"/>
+          <w:sz w:val="20"/>
+        </w:rPr>
+        <w:t>J16</w:t>
+      </w:r>
+      <w:r>
+        <w:rPr>
+          <w:b w:val="0"/>
+          <w:color w:val="960000"/>
+          <w:sz w:val="20"/>
+        </w:rPr>
+        <w:t xml:space="preserve"> es el de la </w:t>
+      </w:r>
+      <w:r>
+        <w:rPr>
+          <w:b/>
+          <w:color w:val="960000"/>
+          <w:sz w:val="20"/>
+        </w:rPr>
+        <w:t>botonera</w:t>
+      </w:r>
+      <w:r>
+        <w:rPr>
+          <w:b w:val="0"/>
+          <w:color w:val="960000"/>
+          <w:sz w:val="20"/>
+        </w:rPr>
+        <w:t xml:space="preserve"> y </w:t>
+      </w:r>
+      <w:r>
+        <w:rPr>
+          <w:b/>
+          <w:color w:val="960000"/>
+          <w:sz w:val="20"/>
+        </w:rPr>
+        <w:t>trae 12 V en su posición 1</w:t>
+      </w:r>
+      <w:r>
+        <w:rPr>
+          <w:b w:val="0"/>
+          <w:color w:val="960000"/>
+          <w:sz w:val="20"/>
+        </w:rPr>
+        <w:t xml:space="preserve">; </w:t>
+      </w:r>
+      <w:r>
+        <w:rPr>
+          <w:rFonts w:ascii="Consolas" w:hAnsi="Consolas"/>
+          <w:color w:val="960000"/>
+          <w:sz w:val="20"/>
+        </w:rPr>
+        <w:t>J17</w:t>
+      </w:r>
+      <w:r>
+        <w:rPr>
+          <w:b w:val="0"/>
+          <w:color w:val="960000"/>
+          <w:sz w:val="20"/>
+        </w:rPr>
+        <w:t xml:space="preserve"> es el de la pantalla y reparte </w:t>
+      </w:r>
+      <w:r>
+        <w:rPr>
+          <w:b/>
+          <w:color w:val="960000"/>
+          <w:sz w:val="20"/>
+        </w:rPr>
+        <w:t>3,3 V</w:t>
+      </w:r>
+      <w:r>
+        <w:rPr>
+          <w:b w:val="0"/>
+          <w:color w:val="960000"/>
+          <w:sz w:val="20"/>
+        </w:rPr>
+        <w:t xml:space="preserve">. Enchufar el módulo Bluetooth en </w:t>
+      </w:r>
+      <w:r>
+        <w:rPr>
+          <w:rFonts w:ascii="Consolas" w:hAnsi="Consolas"/>
+          <w:color w:val="960000"/>
+          <w:sz w:val="20"/>
+        </w:rPr>
+        <w:t>J16</w:t>
+      </w:r>
+      <w:r>
+        <w:rPr>
+          <w:b w:val="0"/>
+          <w:color w:val="960000"/>
+          <w:sz w:val="20"/>
+        </w:rPr>
+        <w:t xml:space="preserve"> le mete </w:t>
+      </w:r>
+      <w:r>
+        <w:rPr>
+          <w:b/>
+          <w:color w:val="960000"/>
+          <w:sz w:val="20"/>
+        </w:rPr>
+        <w:t>12 V a una entrada de 3,3 V: se quema, y no avisa antes</w:t>
+      </w:r>
+      <w:r>
+        <w:rPr>
+          <w:b w:val="0"/>
+          <w:color w:val="960000"/>
+          <w:sz w:val="20"/>
+        </w:rPr>
+        <w:t xml:space="preserve">. </w:t>
+      </w:r>
+      <w:r>
+        <w:rPr>
+          <w:b/>
+          <w:color w:val="960000"/>
+          <w:sz w:val="20"/>
+        </w:rPr>
+        <w:t>Cómo distinguirlos, y es una medida, no una mirada:</w:t>
+      </w:r>
+      <w:r>
+        <w:rPr>
+          <w:b w:val="0"/>
+          <w:color w:val="960000"/>
+          <w:sz w:val="20"/>
+        </w:rPr>
+        <w:t xml:space="preserve"> con el equipo energizado, </w:t>
+      </w:r>
+      <w:r>
+        <w:rPr>
+          <w:b/>
+          <w:color w:val="960000"/>
+          <w:sz w:val="20"/>
+        </w:rPr>
+        <w:t>mida la posición 1 contra GND</w:t>
+      </w:r>
+      <w:r>
+        <w:rPr>
+          <w:b w:val="0"/>
+          <w:color w:val="960000"/>
+          <w:sz w:val="20"/>
+        </w:rPr>
+        <w:t xml:space="preserve">. </w:t>
+      </w:r>
+      <w:r>
+        <w:rPr>
+          <w:b/>
+          <w:color w:val="960000"/>
+          <w:sz w:val="20"/>
+        </w:rPr>
+        <w:t>Si hay 12 V, ése es `J16` — no es el suyo.</w:t>
+      </w:r>
+      <w:r>
+        <w:rPr>
+          <w:b w:val="0"/>
+          <w:color w:val="960000"/>
+          <w:sz w:val="20"/>
+        </w:rPr>
+        <w:t xml:space="preserve"> En </w:t>
+      </w:r>
+      <w:r>
+        <w:rPr>
+          <w:rFonts w:ascii="Consolas" w:hAnsi="Consolas"/>
+          <w:color w:val="960000"/>
+          <w:sz w:val="20"/>
+        </w:rPr>
+        <w:t>J17</w:t>
+      </w:r>
+      <w:r>
+        <w:rPr>
+          <w:b w:val="0"/>
+          <w:color w:val="960000"/>
+          <w:sz w:val="20"/>
+        </w:rPr>
+        <w:t xml:space="preserve"> la posición 1 es </w:t>
+      </w:r>
+      <w:r>
+        <w:rPr>
+          <w:rFonts w:ascii="Consolas" w:hAnsi="Consolas"/>
+          <w:color w:val="960000"/>
+          <w:sz w:val="20"/>
+        </w:rPr>
+        <w:t>CS</w:t>
+      </w:r>
+      <w:r>
+        <w:rPr>
+          <w:b w:val="0"/>
+          <w:color w:val="960000"/>
+          <w:sz w:val="20"/>
+        </w:rPr>
+        <w:t>, una señal de la pantalla, no una alimentación.</w:t>
+      </w:r>
+    </w:p>
+    <w:tbl>
+      <w:tblPr>
+        <w:tblStyle w:val="TableGrid"/>
+        <w:tblW w:type="auto" w:w="0"/>
+        <w:tblLook w:firstColumn="1" w:firstRow="1" w:lastColumn="0" w:lastRow="0" w:noHBand="0" w:noVBand="1" w:val="04A0"/>
+      </w:tblPr>
+      <w:tblGrid>
+        <w:gridCol w:w="2340"/>
+        <w:gridCol w:w="2340"/>
+        <w:gridCol w:w="2340"/>
+        <w:gridCol w:w="2340"/>
+      </w:tblGrid>
+      <w:tr>
+        <w:tc>
+          <w:tcPr>
+            <w:tcW w:type="dxa" w:w="2340"/>
+            <w:shd w:val="clear" w:fill="DCE6F1"/>
+          </w:tcPr>
+          <w:p>
+            <w:r/>
+            <w:r>
+              <w:rPr>
+                <w:rFonts w:ascii="Consolas" w:hAnsi="Consolas"/>
+                <w:sz w:val="19"/>
+              </w:rPr>
+              <w:t>J17</w:t>
+            </w:r>
+          </w:p>
+        </w:tc>
+        <w:tc>
+          <w:tcPr>
+            <w:tcW w:type="dxa" w:w="2340"/>
+            <w:shd w:val="clear" w:fill="DCE6F1"/>
+          </w:tcPr>
+          <w:p>
+            <w:r/>
+            <w:r>
+              <w:rPr>
+                <w:b/>
+                <w:sz w:val="19"/>
+              </w:rPr>
+              <w:t>red</w:t>
+            </w:r>
+          </w:p>
+        </w:tc>
+        <w:tc>
+          <w:tcPr>
+            <w:tcW w:type="dxa" w:w="2340"/>
+            <w:shd w:val="clear" w:fill="DCE6F1"/>
+          </w:tcPr>
+          <w:p>
+            <w:r/>
+            <w:r>
+              <w:rPr>
+                <w:b/>
+                <w:sz w:val="19"/>
+              </w:rPr>
+              <w:t>va a</w:t>
+            </w:r>
+          </w:p>
+        </w:tc>
+        <w:tc>
+          <w:tcPr>
+            <w:tcW w:type="dxa" w:w="2340"/>
+            <w:shd w:val="clear" w:fill="DCE6F1"/>
+          </w:tcPr>
+          <w:p>
+            <w:r/>
+            <w:r>
+              <w:rPr>
+                <w:b/>
+                <w:sz w:val="19"/>
+              </w:rPr>
+              <w:t>al módulo Bluetooth</w:t>
+            </w:r>
+          </w:p>
+        </w:tc>
+      </w:tr>
+      <w:tr>
+        <w:tc>
+          <w:tcPr>
+            <w:tcW w:type="dxa" w:w="2340"/>
+          </w:tcPr>
+          <w:p>
+            <w:r/>
+            <w:r>
+              <w:rPr>
+                <w:b/>
+                <w:sz w:val="19"/>
+              </w:rPr>
+              <w:t>p2</w:t>
+            </w:r>
+          </w:p>
+        </w:tc>
+        <w:tc>
+          <w:tcPr>
+            <w:tcW w:type="dxa" w:w="2340"/>
+          </w:tcPr>
+          <w:p>
+            <w:r/>
+            <w:r>
+              <w:rPr>
+                <w:rFonts w:ascii="Consolas" w:hAnsi="Consolas"/>
+                <w:sz w:val="19"/>
+              </w:rPr>
+              <w:t>RST</w:t>
+            </w:r>
+            <w:r>
+              <w:rPr>
+                <w:b w:val="0"/>
+                <w:sz w:val="19"/>
+              </w:rPr>
+              <w:t xml:space="preserve"> → </w:t>
+            </w:r>
+            <w:r>
+              <w:rPr>
+                <w:rFonts w:ascii="Consolas" w:hAnsi="Consolas"/>
+                <w:sz w:val="19"/>
+              </w:rPr>
+              <w:t>PB7</w:t>
+            </w:r>
+          </w:p>
+        </w:tc>
+        <w:tc>
+          <w:tcPr>
+            <w:tcW w:type="dxa" w:w="2340"/>
+          </w:tcPr>
+          <w:p>
+            <w:r/>
+            <w:r>
+              <w:rPr>
+                <w:rFonts w:ascii="Consolas" w:hAnsi="Consolas"/>
+                <w:sz w:val="19"/>
+              </w:rPr>
+              <w:t>USART1_RX</w:t>
+            </w:r>
+            <w:r>
+              <w:rPr>
+                <w:b w:val="0"/>
+                <w:sz w:val="19"/>
+              </w:rPr>
+              <w:t xml:space="preserve"> del STM32</w:t>
+            </w:r>
+          </w:p>
+        </w:tc>
+        <w:tc>
+          <w:tcPr>
+            <w:tcW w:type="dxa" w:w="2340"/>
+          </w:tcPr>
+          <w:p>
+            <w:r/>
+            <w:r>
+              <w:rPr>
+                <w:b/>
+                <w:sz w:val="19"/>
+              </w:rPr>
+              <w:t>`TXD`</w:t>
+            </w:r>
+            <w:r>
+              <w:rPr>
+                <w:b w:val="0"/>
+                <w:sz w:val="19"/>
+              </w:rPr>
+              <w:t xml:space="preserve"> del módulo</w:t>
+            </w:r>
+          </w:p>
+        </w:tc>
+      </w:tr>
+      <w:tr>
+        <w:tc>
+          <w:tcPr>
+            <w:tcW w:type="dxa" w:w="2340"/>
+          </w:tcPr>
+          <w:p>
+            <w:r/>
+            <w:r>
+              <w:rPr>
+                <w:b/>
+                <w:sz w:val="19"/>
+              </w:rPr>
+              <w:t>p3</w:t>
+            </w:r>
+          </w:p>
+        </w:tc>
+        <w:tc>
+          <w:tcPr>
+            <w:tcW w:type="dxa" w:w="2340"/>
+          </w:tcPr>
+          <w:p>
+            <w:r/>
+            <w:r>
+              <w:rPr>
+                <w:rFonts w:ascii="Consolas" w:hAnsi="Consolas"/>
+                <w:sz w:val="19"/>
+              </w:rPr>
+              <w:t>RS(A0)</w:t>
+            </w:r>
+            <w:r>
+              <w:rPr>
+                <w:b w:val="0"/>
+                <w:sz w:val="19"/>
+              </w:rPr>
+              <w:t xml:space="preserve"> → </w:t>
+            </w:r>
+            <w:r>
+              <w:rPr>
+                <w:rFonts w:ascii="Consolas" w:hAnsi="Consolas"/>
+                <w:sz w:val="19"/>
+              </w:rPr>
+              <w:t>PB6</w:t>
+            </w:r>
+          </w:p>
+        </w:tc>
+        <w:tc>
+          <w:tcPr>
+            <w:tcW w:type="dxa" w:w="2340"/>
+          </w:tcPr>
+          <w:p>
+            <w:r/>
+            <w:r>
+              <w:rPr>
+                <w:rFonts w:ascii="Consolas" w:hAnsi="Consolas"/>
+                <w:sz w:val="19"/>
+              </w:rPr>
+              <w:t>USART1_TX</w:t>
+            </w:r>
+            <w:r>
+              <w:rPr>
+                <w:b w:val="0"/>
+                <w:sz w:val="19"/>
+              </w:rPr>
+              <w:t xml:space="preserve"> del STM32</w:t>
+            </w:r>
+          </w:p>
+        </w:tc>
+        <w:tc>
+          <w:tcPr>
+            <w:tcW w:type="dxa" w:w="2340"/>
+          </w:tcPr>
+          <w:p>
+            <w:r/>
+            <w:r>
+              <w:rPr>
+                <w:b/>
+                <w:sz w:val="19"/>
+              </w:rPr>
+              <w:t>`RXD`</w:t>
+            </w:r>
+            <w:r>
+              <w:rPr>
+                <w:b w:val="0"/>
+                <w:sz w:val="19"/>
+              </w:rPr>
+              <w:t xml:space="preserve"> del módulo</w:t>
+            </w:r>
+          </w:p>
+        </w:tc>
+      </w:tr>
+      <w:tr>
+        <w:tc>
+          <w:tcPr>
+            <w:tcW w:type="dxa" w:w="2340"/>
+          </w:tcPr>
+          <w:p>
+            <w:r/>
+            <w:r>
+              <w:rPr>
+                <w:b/>
+                <w:sz w:val="19"/>
+              </w:rPr>
+              <w:t>p6</w:t>
+            </w:r>
+          </w:p>
+        </w:tc>
+        <w:tc>
+          <w:tcPr>
+            <w:tcW w:type="dxa" w:w="2340"/>
+          </w:tcPr>
+          <w:p>
+            <w:r/>
+            <w:r>
+              <w:rPr>
+                <w:rFonts w:ascii="Consolas" w:hAnsi="Consolas"/>
+                <w:sz w:val="19"/>
+              </w:rPr>
+              <w:t>3,3 V</w:t>
+            </w:r>
+          </w:p>
+        </w:tc>
+        <w:tc>
+          <w:tcPr>
+            <w:tcW w:type="dxa" w:w="2340"/>
+          </w:tcPr>
+          <w:p>
+            <w:r/>
+            <w:r>
+              <w:rPr>
+                <w:b w:val="0"/>
+                <w:sz w:val="19"/>
+              </w:rPr>
+              <w:t>alimentación</w:t>
+            </w:r>
+          </w:p>
+        </w:tc>
+        <w:tc>
+          <w:tcPr>
+            <w:tcW w:type="dxa" w:w="2340"/>
+          </w:tcPr>
+          <w:p>
+            <w:r/>
+            <w:r>
+              <w:rPr>
+                <w:rFonts w:ascii="Consolas" w:hAnsi="Consolas"/>
+                <w:sz w:val="19"/>
+              </w:rPr>
+              <w:t>VCC</w:t>
+            </w:r>
+          </w:p>
+        </w:tc>
+      </w:tr>
+      <w:tr>
+        <w:tc>
+          <w:tcPr>
+            <w:tcW w:type="dxa" w:w="2340"/>
+          </w:tcPr>
+          <w:p>
+            <w:r/>
+            <w:r>
+              <w:rPr>
+                <w:b/>
+                <w:sz w:val="19"/>
+              </w:rPr>
+              <w:t>p7</w:t>
+            </w:r>
+          </w:p>
+        </w:tc>
+        <w:tc>
+          <w:tcPr>
+            <w:tcW w:type="dxa" w:w="2340"/>
+          </w:tcPr>
+          <w:p>
+            <w:r/>
+            <w:r>
+              <w:rPr>
+                <w:rFonts w:ascii="Consolas" w:hAnsi="Consolas"/>
+                <w:sz w:val="19"/>
+              </w:rPr>
+              <w:t>GND</w:t>
+            </w:r>
+          </w:p>
+        </w:tc>
+        <w:tc>
+          <w:tcPr>
+            <w:tcW w:type="dxa" w:w="2340"/>
+          </w:tcPr>
+          <w:p>
+            <w:r/>
+            <w:r>
+              <w:rPr>
+                <w:b w:val="0"/>
+                <w:sz w:val="19"/>
+              </w:rPr>
+              <w:t>masa</w:t>
+            </w:r>
+          </w:p>
+        </w:tc>
+        <w:tc>
+          <w:tcPr>
+            <w:tcW w:type="dxa" w:w="2340"/>
+          </w:tcPr>
+          <w:p>
+            <w:r/>
+            <w:r>
+              <w:rPr>
+                <w:rFonts w:ascii="Consolas" w:hAnsi="Consolas"/>
+                <w:sz w:val="19"/>
+              </w:rPr>
+              <w:t>GND</w:t>
+            </w:r>
+          </w:p>
+        </w:tc>
+      </w:tr>
+    </w:tbl>
+    <w:p>
+      <w:pPr>
+        <w:spacing w:after="120"/>
+      </w:pPr>
     </w:p>
     <w:p>
       <w:pPr>
@@ -1714,42 +4089,136 @@
           <w:b/>
           <w:sz w:val="21"/>
         </w:rPr>
-        <w:t>Conexión Hardware:</w:t>
+        <w:t>Es el `USART1` REMAPEADO.</w:t>
       </w:r>
       <w:r>
         <w:rPr>
           <w:b w:val="0"/>
           <w:sz w:val="21"/>
         </w:rPr>
-        <w:t xml:space="preserve"> Puerto USART1 (</w:t>
+        <w:t xml:space="preserve"> El STM32F103 puede sacar el </w:t>
       </w:r>
       <w:r>
         <w:rPr>
           <w:rFonts w:ascii="Consolas" w:hAnsi="Consolas"/>
           <w:sz w:val="21"/>
         </w:rPr>
-        <w:t>PA9</w:t>
+        <w:t>USART1</w:t>
       </w:r>
       <w:r>
         <w:rPr>
           <w:b w:val="0"/>
           <w:sz w:val="21"/>
         </w:rPr>
-        <w:t xml:space="preserve"> TX, </w:t>
+        <w:t xml:space="preserve"> por </w:t>
       </w:r>
       <w:r>
         <w:rPr>
           <w:rFonts w:ascii="Consolas" w:hAnsi="Consolas"/>
           <w:sz w:val="21"/>
         </w:rPr>
-        <w:t>PA10</w:t>
+        <w:t>PB6</w:t>
       </w:r>
       <w:r>
         <w:rPr>
           <w:b w:val="0"/>
           <w:sz w:val="21"/>
         </w:rPr>
-        <w:t xml:space="preserve"> RX), alimentado con 5V/3.3V de la PCB.</w:t>
+        <w:t>/</w:t>
+      </w:r>
+      <w:r>
+        <w:rPr>
+          <w:rFonts w:ascii="Consolas" w:hAnsi="Consolas"/>
+          <w:sz w:val="21"/>
+        </w:rPr>
+        <w:t>PB7</w:t>
+      </w:r>
+      <w:r>
+        <w:rPr>
+          <w:b w:val="0"/>
+          <w:sz w:val="21"/>
+        </w:rPr>
+        <w:t xml:space="preserve"> en vez de</w:t>
+      </w:r>
+    </w:p>
+    <w:p>
+      <w:pPr>
+        <w:spacing w:after="120"/>
+      </w:pPr>
+      <w:r>
+        <w:rPr>
+          <w:rFonts w:ascii="Consolas" w:hAnsi="Consolas"/>
+          <w:sz w:val="21"/>
+        </w:rPr>
+        <w:t>PA9</w:t>
+      </w:r>
+      <w:r>
+        <w:rPr>
+          <w:b w:val="0"/>
+          <w:sz w:val="21"/>
+        </w:rPr>
+        <w:t>/</w:t>
+      </w:r>
+      <w:r>
+        <w:rPr>
+          <w:rFonts w:ascii="Consolas" w:hAnsi="Consolas"/>
+          <w:sz w:val="21"/>
+        </w:rPr>
+        <w:t>PA10</w:t>
+      </w:r>
+      <w:r>
+        <w:rPr>
+          <w:b w:val="0"/>
+          <w:sz w:val="21"/>
+        </w:rPr>
+        <w:t xml:space="preserve">, </w:t>
+      </w:r>
+      <w:r>
+        <w:rPr>
+          <w:b/>
+          <w:sz w:val="21"/>
+        </w:rPr>
+        <w:t>pero solo por un sitio a la vez</w:t>
+      </w:r>
+      <w:r>
+        <w:rPr>
+          <w:b w:val="0"/>
+          <w:sz w:val="21"/>
+        </w:rPr>
+        <w:t>. El firmware ya está en esa posición: declara</w:t>
+      </w:r>
+    </w:p>
+    <w:p>
+      <w:pPr>
+        <w:spacing w:after="120"/>
+      </w:pPr>
+      <w:r>
+        <w:rPr>
+          <w:rFonts w:ascii="Consolas" w:hAnsi="Consolas"/>
+          <w:sz w:val="21"/>
+        </w:rPr>
+        <w:t>SerialBT(PB7, PB6)</w:t>
+      </w:r>
+      <w:r>
+        <w:rPr>
+          <w:b w:val="0"/>
+          <w:sz w:val="21"/>
+        </w:rPr>
+        <w:t xml:space="preserve"> en </w:t>
+      </w:r>
+      <w:r>
+        <w:rPr>
+          <w:rFonts w:ascii="Consolas" w:hAnsi="Consolas"/>
+          <w:sz w:val="21"/>
+        </w:rPr>
+        <w:t>bluetooth.cpp</w:t>
+      </w:r>
+      <w:r>
+        <w:rPr>
+          <w:b w:val="0"/>
+          <w:sz w:val="21"/>
+        </w:rPr>
+        <w:t>, en las dos puntas.</w:t>
       </w:r>
     </w:p>
     <w:p>
@@ -1763,28 +4232,614 @@
           <w:b/>
           <w:sz w:val="21"/>
         </w:rPr>
-        <w:t>Telemetría en Vivo:</w:t>
+        <w:t>Baudrate:</w:t>
       </w:r>
       <w:r>
         <w:rPr>
           <w:b w:val="0"/>
           <w:sz w:val="21"/>
         </w:rPr>
-        <w:t xml:space="preserve"> Emisión periódica de </w:t>
+        <w:t xml:space="preserve"> 9600 bps, 8-N-1.</w:t>
+      </w:r>
+    </w:p>
+    <w:p>
+      <w:pPr>
+        <w:pStyle w:val="ListBullet"/>
+        <w:spacing w:after="60"/>
+        <w:ind w:left="360"/>
+      </w:pPr>
+      <w:r>
+        <w:rPr>
+          <w:b/>
+          <w:sz w:val="21"/>
+        </w:rPr>
+        <w:t>`PA9`/`PA10` sigue siendo válido eléctricamente, pero NO es el montaje vigente.</w:t>
+      </w:r>
+      <w:r>
+        <w:rPr>
+          <w:b w:val="0"/>
+          <w:sz w:val="21"/>
+        </w:rPr>
+        <w:t xml:space="preserve"> Esos dos pines</w:t>
+      </w:r>
+    </w:p>
+    <w:p>
+      <w:pPr>
+        <w:spacing w:after="120"/>
+      </w:pPr>
+      <w:r>
+        <w:rPr>
+          <w:b/>
+          <w:sz w:val="21"/>
+        </w:rPr>
+        <w:t>no salen a ninguna bornera de la tarjeta</w:t>
+      </w:r>
+      <w:r>
+        <w:rPr>
+          <w:b w:val="0"/>
+          <w:sz w:val="21"/>
+        </w:rPr>
+        <w:t xml:space="preserve">: para usarlos hay que </w:t>
+      </w:r>
+      <w:r>
+        <w:rPr>
+          <w:b/>
+          <w:sz w:val="21"/>
+        </w:rPr>
+        <w:t>soldar</w:t>
+      </w:r>
+      <w:r>
+        <w:rPr>
+          <w:b w:val="0"/>
+          <w:sz w:val="21"/>
+        </w:rPr>
+        <w:t xml:space="preserve"> en las patas del</w:t>
+      </w:r>
+    </w:p>
+    <w:p>
+      <w:pPr>
+        <w:spacing w:after="120"/>
+      </w:pPr>
+      <w:r>
+        <w:rPr>
+          <w:b w:val="0"/>
+          <w:sz w:val="21"/>
+        </w:rPr>
+        <w:t xml:space="preserve">MAX3485 </w:t>
       </w:r>
       <w:r>
         <w:rPr>
           <w:rFonts w:ascii="Consolas" w:hAnsi="Consolas"/>
           <w:sz w:val="21"/>
         </w:rPr>
-        <w:t>$STATUS,...</w:t>
+        <w:t>U2</w:t>
       </w:r>
       <w:r>
         <w:rPr>
           <w:b w:val="0"/>
           <w:sz w:val="21"/>
         </w:rPr>
-        <w:t xml:space="preserve"> cada 1 segundo con modo, fase de luces, cuenta regresiva, % de señal RF y hora exacta del RTC.</w:t>
+        <w:t xml:space="preserve"> o del propio micro. Queda como alternativa de laboratorio, no como el cableado de</w:t>
+      </w:r>
+    </w:p>
+    <w:p>
+      <w:pPr>
+        <w:spacing w:after="120"/>
+      </w:pPr>
+      <w:r>
+        <w:rPr>
+          <w:b w:val="0"/>
+          <w:sz w:val="21"/>
+        </w:rPr>
+        <w:t xml:space="preserve">campo. *(Este manual decía antes </w:t>
+      </w:r>
+      <w:r>
+        <w:rPr>
+          <w:rFonts w:ascii="Consolas" w:hAnsi="Consolas"/>
+          <w:sz w:val="21"/>
+        </w:rPr>
+        <w:t>PA9</w:t>
+      </w:r>
+      <w:r>
+        <w:rPr>
+          <w:b w:val="0"/>
+          <w:sz w:val="21"/>
+        </w:rPr>
+        <w:t xml:space="preserve"> TX / </w:t>
+      </w:r>
+      <w:r>
+        <w:rPr>
+          <w:rFonts w:ascii="Consolas" w:hAnsi="Consolas"/>
+          <w:sz w:val="21"/>
+        </w:rPr>
+        <w:t>PA10</w:t>
+      </w:r>
+      <w:r>
+        <w:rPr>
+          <w:b w:val="0"/>
+          <w:sz w:val="21"/>
+        </w:rPr>
+        <w:t xml:space="preserve"> RX; era correcto para el montaje anterior y ha</w:t>
+      </w:r>
+    </w:p>
+    <w:p>
+      <w:pPr>
+        <w:spacing w:after="120"/>
+      </w:pPr>
+      <w:r>
+        <w:rPr>
+          <w:b w:val="0"/>
+          <w:sz w:val="21"/>
+        </w:rPr>
+        <w:t>quedado obsoleto, no borrado.)*</w:t>
+      </w:r>
+    </w:p>
+    <w:p>
+      <w:pPr>
+        <w:spacing w:after="160"/>
+        <w:ind w:left="360"/>
+        <w:shd w:val="clear" w:fill="FFF4E5"/>
+      </w:pPr>
+      <w:r>
+        <w:rPr>
+          <w:b w:val="0"/>
+          <w:color w:val="960000"/>
+          <w:sz w:val="20"/>
+        </w:rPr>
+        <w:t xml:space="preserve">⚠️ </w:t>
+      </w:r>
+      <w:r>
+        <w:rPr>
+          <w:b/>
+          <w:color w:val="960000"/>
+          <w:sz w:val="20"/>
+        </w:rPr>
+        <w:t>Todo lo anterior está MEDIDO EN EL ESQUEMÁTICO</w:t>
+      </w:r>
+      <w:r>
+        <w:rPr>
+          <w:b w:val="0"/>
+          <w:color w:val="960000"/>
+          <w:sz w:val="20"/>
+        </w:rPr>
+        <w:t xml:space="preserve"> (</w:t>
+      </w:r>
+      <w:r>
+        <w:rPr>
+          <w:rFonts w:ascii="Consolas" w:hAnsi="Consolas"/>
+          <w:color w:val="960000"/>
+          <w:sz w:val="20"/>
+        </w:rPr>
+        <w:t>03_Hardware_Tarjeta/MAPEO_TARJETA_KICAD.md</w:t>
+      </w:r>
+      <w:r>
+        <w:rPr>
+          <w:b w:val="0"/>
+          <w:color w:val="960000"/>
+          <w:sz w:val="20"/>
+        </w:rPr>
+        <w:t xml:space="preserve"> §7) </w:t>
+      </w:r>
+      <w:r>
+        <w:rPr>
+          <w:b/>
+          <w:color w:val="960000"/>
+          <w:sz w:val="20"/>
+        </w:rPr>
+        <w:t>y en el fuente del firmware. NADA de esto se ha comprobado con multímetro sobre el cobre.</w:t>
+      </w:r>
+      <w:r>
+        <w:rPr>
+          <w:b w:val="0"/>
+          <w:color w:val="960000"/>
+          <w:sz w:val="20"/>
+        </w:rPr>
+        <w:t xml:space="preserve"> El propio mapeo advierte además de que el símbolo de </w:t>
+      </w:r>
+      <w:r>
+        <w:rPr>
+          <w:rFonts w:ascii="Consolas" w:hAnsi="Consolas"/>
+          <w:color w:val="960000"/>
+          <w:sz w:val="20"/>
+        </w:rPr>
+        <w:t>J17</w:t>
+      </w:r>
+      <w:r>
+        <w:rPr>
+          <w:b w:val="0"/>
+          <w:color w:val="960000"/>
+          <w:sz w:val="20"/>
+        </w:rPr>
+        <w:t xml:space="preserve"> tiene 13 posiciones y el footprint 16: </w:t>
+      </w:r>
+      <w:r>
+        <w:rPr>
+          <w:b/>
+          <w:color w:val="960000"/>
+          <w:sz w:val="20"/>
+        </w:rPr>
+        <w:t>al contar pines sobre la tarjeta física hay que contar desde el pin 1, no desde el borde del conector.</w:t>
+      </w:r>
+      <w:r>
+        <w:rPr>
+          <w:b w:val="0"/>
+          <w:color w:val="960000"/>
+          <w:sz w:val="20"/>
+        </w:rPr>
+        <w:t xml:space="preserve"> La verificación de continuidad con la tarjeta delante sigue pendiente.</w:t>
+      </w:r>
+    </w:p>
+    <w:p>
+      <w:pPr>
+        <w:spacing w:before="200" w:after="120"/>
+      </w:pPr>
+      <w:r>
+        <w:rPr>
+          <w:b/>
+          <w:color w:val="003366"/>
+          <w:sz w:val="23"/>
+        </w:rPr>
+        <w:t>Telemetría en vivo — y qué campos NO son medidas</w:t>
+      </w:r>
+    </w:p>
+    <w:p>
+      <w:pPr>
+        <w:pStyle w:val="ListBullet"/>
+        <w:spacing w:after="60"/>
+        <w:ind w:left="360"/>
+      </w:pPr>
+      <w:r>
+        <w:rPr>
+          <w:b/>
+          <w:sz w:val="21"/>
+        </w:rPr>
+        <w:t>Emisión periódica de `$STATUS,...` cada 1 segundo.</w:t>
+      </w:r>
+      <w:r>
+        <w:rPr>
+          <w:b w:val="0"/>
+          <w:sz w:val="21"/>
+        </w:rPr>
+        <w:t xml:space="preserve"> Formato real, leído del firmware:</w:t>
+      </w:r>
+    </w:p>
+    <w:p>
+      <w:pPr>
+        <w:spacing w:after="120"/>
+      </w:pPr>
+      <w:r>
+        <w:rPr>
+          <w:rFonts w:ascii="Consolas" w:hAnsi="Consolas"/>
+          <w:sz w:val="21"/>
+        </w:rPr>
+        <w:t>$STATUS,NODE:...,SERIE:...,MODO:...,ESTADO:...,T:...,RF:...%,RTT:...ms,BAT:...,HORA:...*XX</w:t>
+      </w:r>
+    </w:p>
+    <w:p>
+      <w:pPr>
+        <w:spacing w:after="160"/>
+        <w:ind w:left="360"/>
+        <w:shd w:val="clear" w:fill="FFF4E5"/>
+      </w:pPr>
+      <w:r>
+        <w:rPr>
+          <w:b w:val="0"/>
+          <w:color w:val="960000"/>
+          <w:sz w:val="20"/>
+        </w:rPr>
+        <w:t xml:space="preserve">🔴 </w:t>
+      </w:r>
+      <w:r>
+        <w:rPr>
+          <w:b/>
+          <w:color w:val="960000"/>
+          <w:sz w:val="20"/>
+        </w:rPr>
+        <w:t>Tres campos de esa trama NO son medidas, y hay que saberlo antes de decidir con ellos.</w:t>
+      </w:r>
+      <w:r>
+        <w:rPr>
+          <w:b w:val="0"/>
+          <w:color w:val="960000"/>
+          <w:sz w:val="20"/>
+        </w:rPr>
+        <w:t xml:space="preserve"> Medido el 28/08 sobre </w:t>
+      </w:r>
+      <w:r>
+        <w:rPr>
+          <w:rFonts w:ascii="Consolas" w:hAnsi="Consolas"/>
+          <w:color w:val="960000"/>
+          <w:sz w:val="20"/>
+        </w:rPr>
+        <w:t>bluetooth.cpp</w:t>
+      </w:r>
+      <w:r>
+        <w:rPr>
+          <w:b w:val="0"/>
+          <w:color w:val="960000"/>
+          <w:sz w:val="20"/>
+        </w:rPr>
+        <w:t xml:space="preserve"> en las dos puntas: | campo | Maestro | Esclavo | |---|---|---| | </w:t>
+      </w:r>
+      <w:r>
+        <w:rPr>
+          <w:rFonts w:ascii="Consolas" w:hAnsi="Consolas"/>
+          <w:color w:val="960000"/>
+          <w:sz w:val="20"/>
+        </w:rPr>
+        <w:t>RF:</w:t>
+      </w:r>
+      <w:r>
+        <w:rPr>
+          <w:b w:val="0"/>
+          <w:color w:val="960000"/>
+          <w:sz w:val="20"/>
+        </w:rPr>
+        <w:t xml:space="preserve"> | ✅ </w:t>
+      </w:r>
+      <w:r>
+        <w:rPr>
+          <w:b/>
+          <w:color w:val="960000"/>
+          <w:sz w:val="20"/>
+        </w:rPr>
+        <w:t>real</w:t>
+      </w:r>
+      <w:r>
+        <w:rPr>
+          <w:b w:val="0"/>
+          <w:color w:val="960000"/>
+          <w:sz w:val="20"/>
+        </w:rPr>
+        <w:t xml:space="preserve"> — telemetría del latido de 3 s (SFTY-14) | 🔴 </w:t>
+      </w:r>
+      <w:r>
+        <w:rPr>
+          <w:b/>
+          <w:color w:val="960000"/>
+          <w:sz w:val="20"/>
+        </w:rPr>
+        <w:t>literal `98%`</w:t>
+      </w:r>
+      <w:r>
+        <w:rPr>
+          <w:b w:val="0"/>
+          <w:color w:val="960000"/>
+          <w:sz w:val="20"/>
+        </w:rPr>
+        <w:t xml:space="preserve"> escrito en el </w:t>
+      </w:r>
+      <w:r>
+        <w:rPr>
+          <w:rFonts w:ascii="Consolas" w:hAnsi="Consolas"/>
+          <w:color w:val="960000"/>
+          <w:sz w:val="20"/>
+        </w:rPr>
+        <w:t>snprintf</w:t>
+      </w:r>
+      <w:r>
+        <w:rPr>
+          <w:b w:val="0"/>
+          <w:color w:val="960000"/>
+          <w:sz w:val="20"/>
+        </w:rPr>
+        <w:t xml:space="preserve"> | | </w:t>
+      </w:r>
+      <w:r>
+        <w:rPr>
+          <w:rFonts w:ascii="Consolas" w:hAnsi="Consolas"/>
+          <w:color w:val="960000"/>
+          <w:sz w:val="20"/>
+        </w:rPr>
+        <w:t>RTT:</w:t>
+      </w:r>
+      <w:r>
+        <w:rPr>
+          <w:b w:val="0"/>
+          <w:color w:val="960000"/>
+          <w:sz w:val="20"/>
+        </w:rPr>
+        <w:t xml:space="preserve"> | ✅ </w:t>
+      </w:r>
+      <w:r>
+        <w:rPr>
+          <w:b/>
+          <w:color w:val="960000"/>
+          <w:sz w:val="20"/>
+        </w:rPr>
+        <w:t>real</w:t>
+      </w:r>
+      <w:r>
+        <w:rPr>
+          <w:b w:val="0"/>
+          <w:color w:val="960000"/>
+          <w:sz w:val="20"/>
+        </w:rPr>
+        <w:t xml:space="preserve"> | 🔴 </w:t>
+      </w:r>
+      <w:r>
+        <w:rPr>
+          <w:b/>
+          <w:color w:val="960000"/>
+          <w:sz w:val="20"/>
+        </w:rPr>
+        <w:t>literal `85ms`</w:t>
+      </w:r>
+      <w:r>
+        <w:rPr>
+          <w:b w:val="0"/>
+          <w:color w:val="960000"/>
+          <w:sz w:val="20"/>
+        </w:rPr>
+        <w:t xml:space="preserve"> | | </w:t>
+      </w:r>
+      <w:r>
+        <w:rPr>
+          <w:rFonts w:ascii="Consolas" w:hAnsi="Consolas"/>
+          <w:color w:val="960000"/>
+          <w:sz w:val="20"/>
+        </w:rPr>
+        <w:t>BAT:</w:t>
+      </w:r>
+      <w:r>
+        <w:rPr>
+          <w:b w:val="0"/>
+          <w:color w:val="960000"/>
+          <w:sz w:val="20"/>
+        </w:rPr>
+        <w:t xml:space="preserve"> | 🔴 </w:t>
+      </w:r>
+      <w:r>
+        <w:rPr>
+          <w:b/>
+          <w:color w:val="960000"/>
+          <w:sz w:val="20"/>
+        </w:rPr>
+        <w:t>literal `12.6`</w:t>
+      </w:r>
+      <w:r>
+        <w:rPr>
+          <w:b w:val="0"/>
+          <w:color w:val="960000"/>
+          <w:sz w:val="20"/>
+        </w:rPr>
+        <w:t xml:space="preserve"> | 🔴 </w:t>
+      </w:r>
+      <w:r>
+        <w:rPr>
+          <w:b/>
+          <w:color w:val="960000"/>
+          <w:sz w:val="20"/>
+        </w:rPr>
+        <w:t>literal `12.6`</w:t>
+      </w:r>
+      <w:r>
+        <w:rPr>
+          <w:b w:val="0"/>
+          <w:color w:val="960000"/>
+          <w:sz w:val="20"/>
+        </w:rPr>
+        <w:t xml:space="preserve"> | | </w:t>
+      </w:r>
+      <w:r>
+        <w:rPr>
+          <w:rFonts w:ascii="Consolas" w:hAnsi="Consolas"/>
+          <w:color w:val="960000"/>
+          <w:sz w:val="20"/>
+        </w:rPr>
+        <w:t>T:</w:t>
+      </w:r>
+      <w:r>
+        <w:rPr>
+          <w:b w:val="0"/>
+          <w:color w:val="960000"/>
+          <w:sz w:val="20"/>
+        </w:rPr>
+        <w:t xml:space="preserve"> | ⚠️ </w:t>
+      </w:r>
+      <w:r>
+        <w:rPr>
+          <w:b/>
+          <w:color w:val="960000"/>
+          <w:sz w:val="20"/>
+        </w:rPr>
+        <w:t>no es la cuenta regresiva</w:t>
+      </w:r>
+      <w:r>
+        <w:rPr>
+          <w:b w:val="0"/>
+          <w:color w:val="960000"/>
+          <w:sz w:val="20"/>
+        </w:rPr>
+        <w:t xml:space="preserve">: es </w:t>
+      </w:r>
+      <w:r>
+        <w:rPr>
+          <w:rFonts w:ascii="Consolas" w:hAnsi="Consolas"/>
+          <w:color w:val="960000"/>
+          <w:sz w:val="20"/>
+        </w:rPr>
+        <w:t>(millis()/1000) % 60</w:t>
+      </w:r>
+      <w:r>
+        <w:rPr>
+          <w:b w:val="0"/>
+          <w:color w:val="960000"/>
+          <w:sz w:val="20"/>
+        </w:rPr>
+        <w:t xml:space="preserve">, un contador libre de 0 a 59 | ⚠️ igual | </w:t>
+      </w:r>
+      <w:r>
+        <w:rPr>
+          <w:b/>
+          <w:color w:val="960000"/>
+          <w:sz w:val="20"/>
+        </w:rPr>
+        <w:t>Este manual prometía antes «cuenta regresiva» y «% de señal RF».</w:t>
+      </w:r>
+      <w:r>
+        <w:rPr>
+          <w:b w:val="0"/>
+          <w:color w:val="960000"/>
+          <w:sz w:val="20"/>
+        </w:rPr>
+        <w:t xml:space="preserve"> La cuenta regresiva </w:t>
+      </w:r>
+      <w:r>
+        <w:rPr>
+          <w:b/>
+          <w:color w:val="960000"/>
+          <w:sz w:val="20"/>
+        </w:rPr>
+        <w:t>no existe en la trama</w:t>
+      </w:r>
+      <w:r>
+        <w:rPr>
+          <w:b w:val="0"/>
+          <w:color w:val="960000"/>
+          <w:sz w:val="20"/>
+        </w:rPr>
+        <w:t xml:space="preserve">, y el </w:t>
+      </w:r>
+      <w:r>
+        <w:rPr>
+          <w:rFonts w:ascii="Consolas" w:hAnsi="Consolas"/>
+          <w:color w:val="960000"/>
+          <w:sz w:val="20"/>
+        </w:rPr>
+        <w:t>RF:</w:t>
+      </w:r>
+      <w:r>
+        <w:rPr>
+          <w:b w:val="0"/>
+          <w:color w:val="960000"/>
+          <w:sz w:val="20"/>
+        </w:rPr>
+        <w:t xml:space="preserve"> del Esclavo </w:t>
+      </w:r>
+      <w:r>
+        <w:rPr>
+          <w:b/>
+          <w:color w:val="960000"/>
+          <w:sz w:val="20"/>
+        </w:rPr>
+        <w:t>afirma un 98 % aunque la radio esté desconectada</w:t>
+      </w:r>
+      <w:r>
+        <w:rPr>
+          <w:b w:val="0"/>
+          <w:color w:val="960000"/>
+          <w:sz w:val="20"/>
+        </w:rPr>
+        <w:t xml:space="preserve">. Un tablero que inventa el dato que no tiene es peor que uno que se calla: quien decide sobre el tráfico mirándolo cree estar viendo el enlace. </w:t>
+      </w:r>
+      <w:r>
+        <w:rPr>
+          <w:b/>
+          <w:color w:val="960000"/>
+          <w:sz w:val="20"/>
+        </w:rPr>
+        <w:t>Se deja escrito en vez de corregirse en silencio, porque el arreglo es de firmware y no de manual.</w:t>
       </w:r>
     </w:p>
     <w:p>

--- a/05_Funcional/1_Manual_Usuario.docx
+++ b/05_Funcional/1_Manual_Usuario.docx
@@ -85,7 +85,7 @@
           <w:color w:val="960000"/>
           <w:sz w:val="20"/>
         </w:rPr>
-        <w:t xml:space="preserve">🔴 CAMBIO DEL 28/08/2026 — SE RETIRA LA PANTALLA LCD </w:t>
+        <w:t xml:space="preserve">🔴 CAMBIO DEL 28/08/2026, </w:t>
       </w:r>
       <w:r>
         <w:rPr>
@@ -93,6 +93,22 @@
           <w:color w:val="960000"/>
           <w:sz w:val="20"/>
         </w:rPr>
+        <w:t>AL DÍA EL 31/08/2026</w:t>
+      </w:r>
+      <w:r>
+        <w:rPr>
+          <w:b w:val="0"/>
+          <w:color w:val="960000"/>
+          <w:sz w:val="20"/>
+        </w:rPr>
+        <w:t xml:space="preserve"> — LA PANTALLA DEJA DE SERVIR, Y EL MENÚ YA NO SE PUEDE EJECUTAR </w:t>
+      </w:r>
+      <w:r>
+        <w:rPr>
+          <w:b/>
+          <w:color w:val="960000"/>
+          <w:sz w:val="20"/>
+        </w:rPr>
         <w:t>El equipo va montado en alto y la pantalla no se lee desde el suelo.</w:t>
       </w:r>
       <w:r>
@@ -133,7 +149,39 @@
           <w:color w:val="960000"/>
           <w:sz w:val="20"/>
         </w:rPr>
-        <w:t>, en los mismos pines que dejó libre la pantalla. ### Consecuencia operativa: YA NO HAY MENÚ LOCAL Todo lo que este manual describía como *«en la pantalla»*, *«4 = Menú»*, *«</w:t>
+        <w:t xml:space="preserve">, en los mismos pines que dejó libre la pantalla. &gt; ✏️ </w:t>
+      </w:r>
+      <w:r>
+        <w:rPr>
+          <w:b/>
+          <w:color w:val="960000"/>
+          <w:sz w:val="20"/>
+        </w:rPr>
+        <w:t>PRECISIÓN DEL 31/08 — «se retira la pantalla» era una frase corta para dos cosas &gt; distintas, y sólo una es cierta.</w:t>
+      </w:r>
+      <w:r>
+        <w:rPr>
+          <w:b w:val="0"/>
+          <w:color w:val="960000"/>
+          <w:sz w:val="20"/>
+        </w:rPr>
+        <w:t xml:space="preserve"> MEDIDO en el fuente: &gt; &gt; * </w:t>
+      </w:r>
+      <w:r>
+        <w:rPr>
+          <w:b/>
+          <w:color w:val="960000"/>
+          <w:sz w:val="20"/>
+        </w:rPr>
+        <w:t>El código de la pantalla NO se ha retirado.</w:t>
+      </w:r>
+      <w:r>
+        <w:rPr>
+          <w:b w:val="0"/>
+          <w:color w:val="960000"/>
+          <w:sz w:val="20"/>
+        </w:rPr>
+        <w:t xml:space="preserve"> </w:t>
       </w:r>
       <w:r>
         <w:rPr>
@@ -141,6 +189,278 @@
           <w:color w:val="960000"/>
           <w:sz w:val="20"/>
         </w:rPr>
+        <w:t>lcd.cpp</w:t>
+      </w:r>
+      <w:r>
+        <w:rPr>
+          <w:b w:val="0"/>
+          <w:color w:val="960000"/>
+          <w:sz w:val="20"/>
+        </w:rPr>
+        <w:t xml:space="preserve">, </w:t>
+      </w:r>
+      <w:r>
+        <w:rPr>
+          <w:rFonts w:ascii="Consolas" w:hAnsi="Consolas"/>
+          <w:color w:val="960000"/>
+          <w:sz w:val="20"/>
+        </w:rPr>
+        <w:t>menu.cpp</w:t>
+      </w:r>
+      <w:r>
+        <w:rPr>
+          <w:b w:val="0"/>
+          <w:color w:val="960000"/>
+          <w:sz w:val="20"/>
+        </w:rPr>
+        <w:t xml:space="preserve"> y los siete modos siguen &gt;   compilándose, y las 271 comprobaciones de su arnés siguen midiéndolos. &gt; * </w:t>
+      </w:r>
+      <w:r>
+        <w:rPr>
+          <w:b/>
+          <w:color w:val="960000"/>
+          <w:sz w:val="20"/>
+        </w:rPr>
+        <w:t>Lo que se hizo es DEJAR DE CONDUCIR SUS PINES.</w:t>
+      </w:r>
+      <w:r>
+        <w:rPr>
+          <w:b w:val="0"/>
+          <w:color w:val="960000"/>
+          <w:sz w:val="20"/>
+        </w:rPr>
+        <w:t xml:space="preserve"> </w:t>
+      </w:r>
+      <w:r>
+        <w:rPr>
+          <w:rFonts w:ascii="Consolas" w:hAnsi="Consolas"/>
+          <w:color w:val="960000"/>
+          <w:sz w:val="20"/>
+        </w:rPr>
+        <w:t>PB3</w:t>
+      </w:r>
+      <w:r>
+        <w:rPr>
+          <w:b w:val="0"/>
+          <w:color w:val="960000"/>
+          <w:sz w:val="20"/>
+        </w:rPr>
+        <w:t xml:space="preserve">, </w:t>
+      </w:r>
+      <w:r>
+        <w:rPr>
+          <w:rFonts w:ascii="Consolas" w:hAnsi="Consolas"/>
+          <w:color w:val="960000"/>
+          <w:sz w:val="20"/>
+        </w:rPr>
+        <w:t>PB4</w:t>
+      </w:r>
+      <w:r>
+        <w:rPr>
+          <w:b w:val="0"/>
+          <w:color w:val="960000"/>
+          <w:sz w:val="20"/>
+        </w:rPr>
+        <w:t xml:space="preserve"> y </w:t>
+      </w:r>
+      <w:r>
+        <w:rPr>
+          <w:rFonts w:ascii="Consolas" w:hAnsi="Consolas"/>
+          <w:color w:val="960000"/>
+          <w:sz w:val="20"/>
+        </w:rPr>
+        <w:t>PB5</w:t>
+      </w:r>
+      <w:r>
+        <w:rPr>
+          <w:b w:val="0"/>
+          <w:color w:val="960000"/>
+          <w:sz w:val="20"/>
+        </w:rPr>
+        <w:t xml:space="preserve"> pasan a &gt;   </w:t>
+      </w:r>
+      <w:r>
+        <w:rPr>
+          <w:rFonts w:ascii="Consolas" w:hAnsi="Consolas"/>
+          <w:color w:val="960000"/>
+          <w:sz w:val="20"/>
+        </w:rPr>
+        <w:t>U8X8_PIN_NONE</w:t>
+      </w:r>
+      <w:r>
+        <w:rPr>
+          <w:b w:val="0"/>
+          <w:color w:val="960000"/>
+          <w:sz w:val="20"/>
+        </w:rPr>
+        <w:t xml:space="preserve"> (</w:t>
+      </w:r>
+      <w:r>
+        <w:rPr>
+          <w:rFonts w:ascii="Consolas" w:hAnsi="Consolas"/>
+          <w:color w:val="960000"/>
+          <w:sz w:val="20"/>
+        </w:rPr>
+        <w:t>Maestro/src/lcd.cpp:74</w:t>
+      </w:r>
+      <w:r>
+        <w:rPr>
+          <w:b w:val="0"/>
+          <w:color w:val="960000"/>
+          <w:sz w:val="20"/>
+        </w:rPr>
+        <w:t xml:space="preserve">): no queda </w:t>
+      </w:r>
+      <w:r>
+        <w:rPr>
+          <w:b/>
+          <w:color w:val="960000"/>
+          <w:sz w:val="20"/>
+        </w:rPr>
+        <w:t>ni un `pinMode` ni un `digitalWrite`</w:t>
+      </w:r>
+      <w:r>
+        <w:rPr>
+          <w:b w:val="0"/>
+          <w:color w:val="960000"/>
+          <w:sz w:val="20"/>
+        </w:rPr>
+        <w:t xml:space="preserve"> &gt;   sobre ellos, y los tres se quedan en alta impedancia. &gt; * </w:t>
+      </w:r>
+      <w:r>
+        <w:rPr>
+          <w:b/>
+          <w:color w:val="960000"/>
+          <w:sz w:val="20"/>
+        </w:rPr>
+        <w:t>Y hay un motivo eléctrico, no de gusto:</w:t>
+      </w:r>
+      <w:r>
+        <w:rPr>
+          <w:b w:val="0"/>
+          <w:color w:val="960000"/>
+          <w:sz w:val="20"/>
+        </w:rPr>
+        <w:t xml:space="preserve"> </w:t>
+      </w:r>
+      <w:r>
+        <w:rPr>
+          <w:rFonts w:ascii="Consolas" w:hAnsi="Consolas"/>
+          <w:color w:val="960000"/>
+          <w:sz w:val="20"/>
+        </w:rPr>
+        <w:t>J17</w:t>
+      </w:r>
+      <w:r>
+        <w:rPr>
+          <w:b w:val="0"/>
+          <w:color w:val="960000"/>
+          <w:sz w:val="20"/>
+        </w:rPr>
+        <w:t xml:space="preserve"> es </w:t>
+      </w:r>
+      <w:r>
+        <w:rPr>
+          <w:b/>
+          <w:color w:val="960000"/>
+          <w:sz w:val="20"/>
+        </w:rPr>
+        <w:t>un solo conector</w:t>
+      </w:r>
+      <w:r>
+        <w:rPr>
+          <w:b w:val="0"/>
+          <w:color w:val="960000"/>
+          <w:sz w:val="20"/>
+        </w:rPr>
+        <w:t xml:space="preserve">, y ahí es donde &gt;   entra ahora el módulo Bluetooth. </w:t>
+      </w:r>
+      <w:r>
+        <w:rPr>
+          <w:b/>
+          <w:color w:val="960000"/>
+          <w:sz w:val="20"/>
+        </w:rPr>
+        <w:t>No pueden estar los dos enchufados.</w:t>
+      </w:r>
+      <w:r>
+        <w:rPr>
+          <w:b w:val="0"/>
+          <w:color w:val="960000"/>
+          <w:sz w:val="20"/>
+        </w:rPr>
+        <w:t xml:space="preserve"> Además </w:t>
+      </w:r>
+      <w:r>
+        <w:rPr>
+          <w:rFonts w:ascii="Consolas" w:hAnsi="Consolas"/>
+          <w:color w:val="960000"/>
+          <w:sz w:val="20"/>
+        </w:rPr>
+        <w:t>PB3</w:t>
+      </w:r>
+      <w:r>
+        <w:rPr>
+          <w:b w:val="0"/>
+          <w:color w:val="960000"/>
+          <w:sz w:val="20"/>
+        </w:rPr>
+        <w:t xml:space="preserve"> es un &gt;   reloj de bus que conmuta en cada bit, pegado al RX/TX del módulo dentro del mismo mazo: es &gt;   justo lo que produce corrupción intermitente del enlace serie. &gt; &gt; </w:t>
+      </w:r>
+      <w:r>
+        <w:rPr>
+          <w:b/>
+          <w:color w:val="960000"/>
+          <w:sz w:val="20"/>
+        </w:rPr>
+        <w:t>Para el operario el efecto es el mismo —no hay display—</w:t>
+      </w:r>
+      <w:r>
+        <w:rPr>
+          <w:b w:val="0"/>
+          <w:color w:val="960000"/>
+          <w:sz w:val="20"/>
+        </w:rPr>
+        <w:t xml:space="preserve">, pero la frase importa para quien &gt; lea este manual buscando qué se puede volver a encender: </w:t>
+      </w:r>
+      <w:r>
+        <w:rPr>
+          <w:b/>
+          <w:color w:val="960000"/>
+          <w:sz w:val="20"/>
+        </w:rPr>
+        <w:t>hacen falta dos cosas, no una</w:t>
+      </w:r>
+      <w:r>
+        <w:rPr>
+          <w:b w:val="0"/>
+          <w:color w:val="960000"/>
+          <w:sz w:val="20"/>
+        </w:rPr>
+        <w:t xml:space="preserve">, &gt; devolver los pines *y* sacar el módulo de </w:t>
+      </w:r>
+      <w:r>
+        <w:rPr>
+          <w:rFonts w:ascii="Consolas" w:hAnsi="Consolas"/>
+          <w:color w:val="960000"/>
+          <w:sz w:val="20"/>
+        </w:rPr>
+        <w:t>J17</w:t>
+      </w:r>
+      <w:r>
+        <w:rPr>
+          <w:b w:val="0"/>
+          <w:color w:val="960000"/>
+          <w:sz w:val="20"/>
+        </w:rPr>
+        <w:t>. ### Consecuencia operativa: YA NO HAY MENÚ LOCAL Todo lo que este manual describía como *«en la pantalla»*, *«4 = Menú»*, *«</w:t>
+      </w:r>
+      <w:r>
+        <w:rPr>
+          <w:rFonts w:ascii="Consolas" w:hAnsi="Consolas"/>
+          <w:color w:val="960000"/>
+          <w:sz w:val="20"/>
+        </w:rPr>
         <w:t>CONFIGURACION</w:t>
       </w:r>
       <w:r>
@@ -213,7 +533,7 @@
           <w:color w:val="960000"/>
           <w:sz w:val="20"/>
         </w:rPr>
-        <w:t xml:space="preserve">: se han marcado, con lo que los sustituye al lado. Borrarlos en silencio dejaría al operario buscando en la app una función que aquí figuraba y que quizá aún no exista allí. ### ⚠️ LOS BOTONES SIGUEN AHÍ, Y EL MENÚ TAMBIÉN — SOLO QUE A CIEGAS </w:t>
+        <w:t xml:space="preserve">: se han marcado, con lo que los sustituye al lado. Borrarlos en silencio dejaría al operario buscando en la app una función que aquí figuraba y que quizá aún no exista allí. ### 🛑 31/08 — </w:t>
       </w:r>
       <w:r>
         <w:rPr>
@@ -221,15 +541,15 @@
           <w:color w:val="960000"/>
           <w:sz w:val="20"/>
         </w:rPr>
-        <w:t>Medido sobre el firmware el 28/08:</w:t>
-      </w:r>
-      <w:r>
-        <w:rPr>
-          <w:b w:val="0"/>
-          <w:color w:val="960000"/>
-          <w:sz w:val="20"/>
-        </w:rPr>
-        <w:t xml:space="preserve"> el menú </w:t>
+        <w:t>NINGÚN PROCEDIMIENTO DE ESTE MANUAL QUE DIGA «NAVEGUE AL MENÚ» O «PULSE ACEPTAR» SE PUEDE EJECUTAR</w:t>
+      </w:r>
+      <w:r>
+        <w:rPr>
+          <w:b w:val="0"/>
+          <w:color w:val="960000"/>
+          <w:sz w:val="20"/>
+        </w:rPr>
+        <w:t xml:space="preserve"> &gt; ⚠️ ~~</w:t>
       </w:r>
       <w:r>
         <w:rPr>
@@ -237,6 +557,22 @@
           <w:color w:val="960000"/>
           <w:sz w:val="20"/>
         </w:rPr>
+        <w:t>LOS BOTONES SIGUEN AHÍ, Y EL MENÚ TAMBIÉN — SOLO QUE A CIEGAS.</w:t>
+      </w:r>
+      <w:r>
+        <w:rPr>
+          <w:b w:val="0"/>
+          <w:color w:val="960000"/>
+          <w:sz w:val="20"/>
+        </w:rPr>
+        <w:t xml:space="preserve"> Medido sobre el firmware &gt; el 28/08: el menú </w:t>
+      </w:r>
+      <w:r>
+        <w:rPr>
+          <w:b/>
+          <w:color w:val="960000"/>
+          <w:sz w:val="20"/>
+        </w:rPr>
         <w:t>no se ha retirado del binario</w:t>
       </w:r>
       <w:r>
@@ -293,7 +629,7 @@
           <w:color w:val="960000"/>
           <w:sz w:val="20"/>
         </w:rPr>
-        <w:t xml:space="preserve"> siguen compilándose, y los cuatro botones del conector </w:t>
+        <w:t xml:space="preserve"> &gt; siguen compilándose, y los cuatro botones del conector </w:t>
       </w:r>
       <w:r>
         <w:rPr>
@@ -309,7 +645,7 @@
           <w:color w:val="960000"/>
           <w:sz w:val="20"/>
         </w:rPr>
-        <w:t xml:space="preserve"> siguen navegándolo. Lo único que falta es el display donde se vería el resultado. </w:t>
+        <w:t xml:space="preserve"> siguen navegándolo. Lo único que &gt; falta es el display donde se vería el resultado.~~ &gt; &gt; ~~</w:t>
       </w:r>
       <w:r>
         <w:rPr>
@@ -317,15 +653,15 @@
           <w:color w:val="960000"/>
           <w:sz w:val="20"/>
         </w:rPr>
-        <w:t>Eso significa que pulsar los botones —o accionar el mando de relés, que va cableado en paralelo con ellos— sigue moviendo un menú que nadie ve.</w:t>
-      </w:r>
-      <w:r>
-        <w:rPr>
-          <w:b w:val="0"/>
-          <w:color w:val="960000"/>
-          <w:sz w:val="20"/>
-        </w:rPr>
-        <w:t xml:space="preserve"> Con los pulsos suficientes se llega a </w:t>
+        <w:t>Eso significa que pulsar los botones —o accionar el mando de relés, que va cableado en &gt; paralelo con ellos— sigue moviendo un menú que nadie ve.</w:t>
+      </w:r>
+      <w:r>
+        <w:rPr>
+          <w:b w:val="0"/>
+          <w:color w:val="960000"/>
+          <w:sz w:val="20"/>
+        </w:rPr>
+        <w:t xml:space="preserve"> Con los pulsos suficientes se llega a &gt; </w:t>
       </w:r>
       <w:r>
         <w:rPr>
@@ -357,7 +693,7 @@
           <w:color w:val="960000"/>
           <w:sz w:val="20"/>
         </w:rPr>
-        <w:t xml:space="preserve">, sin ningún aviso. </w:t>
+        <w:t xml:space="preserve">, sin ningún &gt; aviso.~~ &gt; &gt; 🟢 </w:t>
       </w:r>
       <w:r>
         <w:rPr>
@@ -365,15 +701,623 @@
           <w:color w:val="960000"/>
           <w:sz w:val="20"/>
         </w:rPr>
-        <w:t>No accione los botones del gabinete «a ver qué pasa».</w:t>
-      </w:r>
-      <w:r>
-        <w:rPr>
-          <w:b w:val="0"/>
-          <w:color w:val="960000"/>
-          <w:sz w:val="20"/>
-        </w:rPr>
-        <w:t xml:space="preserve"> Toda la operación va por la app.</w:t>
+        <w:t>CADUCADO EL 31/08, y en la dirección segura. El aviso era correcto el 28/08 y hoy es &gt; FALSO: ya no se puede confirmar nada.</w:t>
+      </w:r>
+      <w:r>
+        <w:rPr>
+          <w:b w:val="0"/>
+          <w:color w:val="960000"/>
+          <w:sz w:val="20"/>
+        </w:rPr>
+        <w:t xml:space="preserve"> Se conserva tachado porque describe un riesgo real que &gt; existió, y porque quien lo leyera y lo diera por vigente estaría teniendo miedo del peligro &gt; equivocado. </w:t>
+      </w:r>
+      <w:r>
+        <w:rPr>
+          <w:b/>
+          <w:color w:val="960000"/>
+          <w:sz w:val="20"/>
+        </w:rPr>
+        <w:t>Lo que hay HOY, MEDIDO en el fuente el 31/08:</w:t>
+      </w:r>
+      <w:r>
+        <w:rPr>
+          <w:b w:val="0"/>
+          <w:color w:val="960000"/>
+          <w:sz w:val="20"/>
+        </w:rPr>
+        <w:t xml:space="preserve"> | | dónde | qué hace | |---|---|---| | </w:t>
+      </w:r>
+      <w:r>
+        <w:rPr>
+          <w:rFonts w:ascii="Consolas" w:hAnsi="Consolas"/>
+          <w:color w:val="960000"/>
+          <w:sz w:val="20"/>
+        </w:rPr>
+        <w:t>botonAceptar()</w:t>
+      </w:r>
+      <w:r>
+        <w:rPr>
+          <w:b w:val="0"/>
+          <w:color w:val="960000"/>
+          <w:sz w:val="20"/>
+        </w:rPr>
+        <w:t xml:space="preserve"> | </w:t>
+      </w:r>
+      <w:r>
+        <w:rPr>
+          <w:rFonts w:ascii="Consolas" w:hAnsi="Consolas"/>
+          <w:color w:val="960000"/>
+          <w:sz w:val="20"/>
+        </w:rPr>
+        <w:t>Maestro/src/botones.cpp:280</w:t>
+      </w:r>
+      <w:r>
+        <w:rPr>
+          <w:b w:val="0"/>
+          <w:color w:val="960000"/>
+          <w:sz w:val="20"/>
+        </w:rPr>
+        <w:t xml:space="preserve"> · igual en el Esclavo | </w:t>
+      </w:r>
+      <w:r>
+        <w:rPr>
+          <w:b/>
+          <w:color w:val="960000"/>
+          <w:sz w:val="20"/>
+        </w:rPr>
+        <w:t>devuelve `false` SIEMPRE</w:t>
+      </w:r>
+      <w:r>
+        <w:rPr>
+          <w:b w:val="0"/>
+          <w:color w:val="960000"/>
+          <w:sz w:val="20"/>
+        </w:rPr>
+        <w:t xml:space="preserve"> | | </w:t>
+      </w:r>
+      <w:r>
+        <w:rPr>
+          <w:rFonts w:ascii="Consolas" w:hAnsi="Consolas"/>
+          <w:color w:val="960000"/>
+          <w:sz w:val="20"/>
+        </w:rPr>
+        <w:t>botonCancelar()</w:t>
+      </w:r>
+      <w:r>
+        <w:rPr>
+          <w:b w:val="0"/>
+          <w:color w:val="960000"/>
+          <w:sz w:val="20"/>
+        </w:rPr>
+        <w:t xml:space="preserve"> | </w:t>
+      </w:r>
+      <w:r>
+        <w:rPr>
+          <w:rFonts w:ascii="Consolas" w:hAnsi="Consolas"/>
+          <w:color w:val="960000"/>
+          <w:sz w:val="20"/>
+        </w:rPr>
+        <w:t>Maestro/src/botones.cpp:281</w:t>
+      </w:r>
+      <w:r>
+        <w:rPr>
+          <w:b w:val="0"/>
+          <w:color w:val="960000"/>
+          <w:sz w:val="20"/>
+        </w:rPr>
+        <w:t xml:space="preserve"> · igual en el Esclavo | </w:t>
+      </w:r>
+      <w:r>
+        <w:rPr>
+          <w:b/>
+          <w:color w:val="960000"/>
+          <w:sz w:val="20"/>
+        </w:rPr>
+        <w:t>devuelve `false` SIEMPRE</w:t>
+      </w:r>
+      <w:r>
+        <w:rPr>
+          <w:b w:val="0"/>
+          <w:color w:val="960000"/>
+          <w:sz w:val="20"/>
+        </w:rPr>
+        <w:t xml:space="preserve"> | | </w:t>
+      </w:r>
+      <w:r>
+        <w:rPr>
+          <w:rFonts w:ascii="Consolas" w:hAnsi="Consolas"/>
+          <w:color w:val="960000"/>
+          <w:sz w:val="20"/>
+        </w:rPr>
+        <w:t>PB14</w:t>
+      </w:r>
+      <w:r>
+        <w:rPr>
+          <w:b w:val="0"/>
+          <w:color w:val="960000"/>
+          <w:sz w:val="20"/>
+        </w:rPr>
+        <w:t xml:space="preserve"> (</w:t>
+      </w:r>
+      <w:r>
+        <w:rPr>
+          <w:rFonts w:ascii="Consolas" w:hAnsi="Consolas"/>
+          <w:color w:val="960000"/>
+          <w:sz w:val="20"/>
+        </w:rPr>
+        <w:t>J16</w:t>
+      </w:r>
+      <w:r>
+        <w:rPr>
+          <w:b w:val="0"/>
+          <w:color w:val="960000"/>
+          <w:sz w:val="20"/>
+        </w:rPr>
+        <w:t xml:space="preserve"> p10) | </w:t>
+      </w:r>
+      <w:r>
+        <w:rPr>
+          <w:rFonts w:ascii="Consolas" w:hAnsi="Consolas"/>
+          <w:color w:val="960000"/>
+          <w:sz w:val="20"/>
+        </w:rPr>
+        <w:t>Maestro/include/pines.h:124</w:t>
+      </w:r>
+      <w:r>
+        <w:rPr>
+          <w:b w:val="0"/>
+          <w:color w:val="960000"/>
+          <w:sz w:val="20"/>
+        </w:rPr>
+        <w:t xml:space="preserve"> | ya no es </w:t>
+      </w:r>
+      <w:r>
+        <w:rPr>
+          <w:rFonts w:ascii="Consolas" w:hAnsi="Consolas"/>
+          <w:color w:val="960000"/>
+          <w:sz w:val="20"/>
+        </w:rPr>
+        <w:t>BOTON3</w:t>
+      </w:r>
+      <w:r>
+        <w:rPr>
+          <w:b w:val="0"/>
+          <w:color w:val="960000"/>
+          <w:sz w:val="20"/>
+        </w:rPr>
+        <w:t xml:space="preserve">: es </w:t>
+      </w:r>
+      <w:r>
+        <w:rPr>
+          <w:b/>
+          <w:color w:val="960000"/>
+          <w:sz w:val="20"/>
+        </w:rPr>
+        <w:t>`CAM_C_PIN`</w:t>
+      </w:r>
+      <w:r>
+        <w:rPr>
+          <w:b w:val="0"/>
+          <w:color w:val="960000"/>
+          <w:sz w:val="20"/>
+        </w:rPr>
+        <w:t xml:space="preserve">, entrada de cámara | | </w:t>
+      </w:r>
+      <w:r>
+        <w:rPr>
+          <w:rFonts w:ascii="Consolas" w:hAnsi="Consolas"/>
+          <w:color w:val="960000"/>
+          <w:sz w:val="20"/>
+        </w:rPr>
+        <w:t>PB15</w:t>
+      </w:r>
+      <w:r>
+        <w:rPr>
+          <w:b w:val="0"/>
+          <w:color w:val="960000"/>
+          <w:sz w:val="20"/>
+        </w:rPr>
+        <w:t xml:space="preserve"> (</w:t>
+      </w:r>
+      <w:r>
+        <w:rPr>
+          <w:rFonts w:ascii="Consolas" w:hAnsi="Consolas"/>
+          <w:color w:val="960000"/>
+          <w:sz w:val="20"/>
+        </w:rPr>
+        <w:t>J16</w:t>
+      </w:r>
+      <w:r>
+        <w:rPr>
+          <w:b w:val="0"/>
+          <w:color w:val="960000"/>
+          <w:sz w:val="20"/>
+        </w:rPr>
+        <w:t xml:space="preserve"> p12) | </w:t>
+      </w:r>
+      <w:r>
+        <w:rPr>
+          <w:rFonts w:ascii="Consolas" w:hAnsi="Consolas"/>
+          <w:color w:val="960000"/>
+          <w:sz w:val="20"/>
+        </w:rPr>
+        <w:t>Maestro/include/pines.h:125</w:t>
+      </w:r>
+      <w:r>
+        <w:rPr>
+          <w:b w:val="0"/>
+          <w:color w:val="960000"/>
+          <w:sz w:val="20"/>
+        </w:rPr>
+        <w:t xml:space="preserve"> | ya no es </w:t>
+      </w:r>
+      <w:r>
+        <w:rPr>
+          <w:rFonts w:ascii="Consolas" w:hAnsi="Consolas"/>
+          <w:color w:val="960000"/>
+          <w:sz w:val="20"/>
+        </w:rPr>
+        <w:t>BOTON4</w:t>
+      </w:r>
+      <w:r>
+        <w:rPr>
+          <w:b w:val="0"/>
+          <w:color w:val="960000"/>
+          <w:sz w:val="20"/>
+        </w:rPr>
+        <w:t xml:space="preserve">: es </w:t>
+      </w:r>
+      <w:r>
+        <w:rPr>
+          <w:b/>
+          <w:color w:val="960000"/>
+          <w:sz w:val="20"/>
+        </w:rPr>
+        <w:t>`CAM_D_PIN`</w:t>
+      </w:r>
+      <w:r>
+        <w:rPr>
+          <w:b w:val="0"/>
+          <w:color w:val="960000"/>
+          <w:sz w:val="20"/>
+        </w:rPr>
+        <w:t xml:space="preserve">, entrada de cámara | </w:t>
+      </w:r>
+      <w:r>
+        <w:rPr>
+          <w:b/>
+          <w:color w:val="960000"/>
+          <w:sz w:val="20"/>
+        </w:rPr>
+        <w:t>`ACEPTAR` era el botón que EJECUTA y `CANCELAR` el que SALE. Los dos se han quedado sin pin.</w:t>
+      </w:r>
+      <w:r>
+        <w:rPr>
+          <w:b w:val="0"/>
+          <w:color w:val="960000"/>
+          <w:sz w:val="20"/>
+        </w:rPr>
+        <w:t xml:space="preserve"> Los pulsadores 3 y 4 pasaron a ser entradas de cámara, así que: * </w:t>
+      </w:r>
+      <w:r>
+        <w:rPr>
+          <w:b/>
+          <w:color w:val="960000"/>
+          <w:sz w:val="20"/>
+        </w:rPr>
+        <w:t>No se puede confirmar nada en el menú</w:t>
+      </w:r>
+      <w:r>
+        <w:rPr>
+          <w:b w:val="0"/>
+          <w:color w:val="960000"/>
+          <w:sz w:val="20"/>
+        </w:rPr>
+        <w:t xml:space="preserve"> — </w:t>
+      </w:r>
+      <w:r>
+        <w:rPr>
+          <w:rFonts w:ascii="Consolas" w:hAnsi="Consolas"/>
+          <w:color w:val="960000"/>
+          <w:sz w:val="20"/>
+        </w:rPr>
+        <w:t>menu.cpp:111</w:t>
+      </w:r>
+      <w:r>
+        <w:rPr>
+          <w:b w:val="0"/>
+          <w:color w:val="960000"/>
+          <w:sz w:val="20"/>
+        </w:rPr>
+        <w:t xml:space="preserve"> pregunta por </w:t>
+      </w:r>
+      <w:r>
+        <w:rPr>
+          <w:rFonts w:ascii="Consolas" w:hAnsi="Consolas"/>
+          <w:color w:val="960000"/>
+          <w:sz w:val="20"/>
+        </w:rPr>
+        <w:t>botonAceptar()</w:t>
+      </w:r>
+      <w:r>
+        <w:rPr>
+          <w:b w:val="0"/>
+          <w:color w:val="960000"/>
+          <w:sz w:val="20"/>
+        </w:rPr>
+        <w:t xml:space="preserve">, que nunca es cierto. Ni una hora, ni un tiempo, ni un modo. * </w:t>
+      </w:r>
+      <w:r>
+        <w:rPr>
+          <w:b/>
+          <w:color w:val="960000"/>
+          <w:sz w:val="20"/>
+        </w:rPr>
+        <w:t>No se puede salir de ningún modo con el botón</w:t>
+      </w:r>
+      <w:r>
+        <w:rPr>
+          <w:b w:val="0"/>
+          <w:color w:val="960000"/>
+          <w:sz w:val="20"/>
+        </w:rPr>
+        <w:t xml:space="preserve"> — </w:t>
+      </w:r>
+      <w:r>
+        <w:rPr>
+          <w:rFonts w:ascii="Consolas" w:hAnsi="Consolas"/>
+          <w:color w:val="960000"/>
+          <w:sz w:val="20"/>
+        </w:rPr>
+        <w:t>menu.cpp:148</w:t>
+      </w:r>
+      <w:r>
+        <w:rPr>
+          <w:b w:val="0"/>
+          <w:color w:val="960000"/>
+          <w:sz w:val="20"/>
+        </w:rPr>
+        <w:t xml:space="preserve"> pregunta por </w:t>
+      </w:r>
+      <w:r>
+        <w:rPr>
+          <w:rFonts w:ascii="Consolas" w:hAnsi="Consolas"/>
+          <w:color w:val="960000"/>
+          <w:sz w:val="20"/>
+        </w:rPr>
+        <w:t>botonCancelar()</w:t>
+      </w:r>
+      <w:r>
+        <w:rPr>
+          <w:b w:val="0"/>
+          <w:color w:val="960000"/>
+          <w:sz w:val="20"/>
+        </w:rPr>
+        <w:t xml:space="preserve">, que nunca es cierto. * </w:t>
+      </w:r>
+      <w:r>
+        <w:rPr>
+          <w:b/>
+          <w:color w:val="960000"/>
+          <w:sz w:val="20"/>
+        </w:rPr>
+        <w:t>El cursor todavía se mueve</w:t>
+      </w:r>
+      <w:r>
+        <w:rPr>
+          <w:b w:val="0"/>
+          <w:color w:val="960000"/>
+          <w:sz w:val="20"/>
+        </w:rPr>
+        <w:t xml:space="preserve"> —</w:t>
+      </w:r>
+      <w:r>
+        <w:rPr>
+          <w:rFonts w:ascii="Consolas" w:hAnsi="Consolas"/>
+          <w:color w:val="960000"/>
+          <w:sz w:val="20"/>
+        </w:rPr>
+        <w:t>botonArriba()</w:t>
+      </w:r>
+      <w:r>
+        <w:rPr>
+          <w:b w:val="0"/>
+          <w:color w:val="960000"/>
+          <w:sz w:val="20"/>
+        </w:rPr>
+        <w:t>/</w:t>
+      </w:r>
+      <w:r>
+        <w:rPr>
+          <w:rFonts w:ascii="Consolas" w:hAnsi="Consolas"/>
+          <w:color w:val="960000"/>
+          <w:sz w:val="20"/>
+        </w:rPr>
+        <w:t>botonAbajo()</w:t>
+      </w:r>
+      <w:r>
+        <w:rPr>
+          <w:b w:val="0"/>
+          <w:color w:val="960000"/>
+          <w:sz w:val="20"/>
+        </w:rPr>
+        <w:t xml:space="preserve"> cuelgan de </w:t>
+      </w:r>
+      <w:r>
+        <w:rPr>
+          <w:rFonts w:ascii="Consolas" w:hAnsi="Consolas"/>
+          <w:color w:val="960000"/>
+          <w:sz w:val="20"/>
+        </w:rPr>
+        <w:t>PB9</w:t>
+      </w:r>
+      <w:r>
+        <w:rPr>
+          <w:b w:val="0"/>
+          <w:color w:val="960000"/>
+          <w:sz w:val="20"/>
+        </w:rPr>
+        <w:t>/</w:t>
+      </w:r>
+      <w:r>
+        <w:rPr>
+          <w:rFonts w:ascii="Consolas" w:hAnsi="Consolas"/>
+          <w:color w:val="960000"/>
+          <w:sz w:val="20"/>
+        </w:rPr>
+        <w:t>PB13</w:t>
+      </w:r>
+      <w:r>
+        <w:rPr>
+          <w:b w:val="0"/>
+          <w:color w:val="960000"/>
+          <w:sz w:val="20"/>
+        </w:rPr>
+        <w:t xml:space="preserve">, que siguen vivos— pero </w:t>
+      </w:r>
+      <w:r>
+        <w:rPr>
+          <w:b/>
+          <w:color w:val="960000"/>
+          <w:sz w:val="20"/>
+        </w:rPr>
+        <w:t>no lleva a ninguna parte</w:t>
+      </w:r>
+      <w:r>
+        <w:rPr>
+          <w:b w:val="0"/>
+          <w:color w:val="960000"/>
+          <w:sz w:val="20"/>
+        </w:rPr>
+        <w:t xml:space="preserve">, y no hay display donde verlo. 🛑 </w:t>
+      </w:r>
+      <w:r>
+        <w:rPr>
+          <w:b/>
+          <w:color w:val="960000"/>
+          <w:sz w:val="20"/>
+        </w:rPr>
+        <w:t>CONSECUENCIA PARA QUIEN USA ESTE MANUAL: cualquier procedimiento de aquí abajo que empiece por «navegue al menú», «entre en `CONFIGURACION`», «suba hasta…» o «pulse Aceptar» NO SE PUEDE EJECUTAR.</w:t>
+      </w:r>
+      <w:r>
+        <w:rPr>
+          <w:b w:val="0"/>
+          <w:color w:val="960000"/>
+          <w:sz w:val="20"/>
+        </w:rPr>
+        <w:t xml:space="preserve"> No es que sea incómodo por no haber pantalla: es que </w:t>
+      </w:r>
+      <w:r>
+        <w:rPr>
+          <w:b/>
+          <w:color w:val="960000"/>
+          <w:sz w:val="20"/>
+        </w:rPr>
+        <w:t>el firmware ya no tiene por dónde recibir esa orden</w:t>
+      </w:r>
+      <w:r>
+        <w:rPr>
+          <w:b w:val="0"/>
+          <w:color w:val="960000"/>
+          <w:sz w:val="20"/>
+        </w:rPr>
+        <w:t xml:space="preserve">. Se hace desde la app, y donde la app todavía no llega está escrito abajo en voz alta, sin darlo por trasladado. </w:t>
+      </w:r>
+      <w:r>
+        <w:rPr>
+          <w:b/>
+          <w:color w:val="960000"/>
+          <w:sz w:val="20"/>
+        </w:rPr>
+        <w:t>Y sigue en pie lo único que quedaba de aquel aviso:</w:t>
+      </w:r>
+      <w:r>
+        <w:rPr>
+          <w:b w:val="0"/>
+          <w:color w:val="960000"/>
+          <w:sz w:val="20"/>
+        </w:rPr>
+        <w:t xml:space="preserve"> </w:t>
+      </w:r>
+      <w:r>
+        <w:rPr>
+          <w:b/>
+          <w:color w:val="960000"/>
+          <w:sz w:val="20"/>
+        </w:rPr>
+        <w:t>no accione los botones del gabinete «a ver qué pasa»</w:t>
+      </w:r>
+      <w:r>
+        <w:rPr>
+          <w:b w:val="0"/>
+          <w:color w:val="960000"/>
+          <w:sz w:val="20"/>
+        </w:rPr>
+        <w:t xml:space="preserve">. Ya no pueden confirmar una hora falsa, pero </w:t>
+      </w:r>
+      <w:r>
+        <w:rPr>
+          <w:rFonts w:ascii="Consolas" w:hAnsi="Consolas"/>
+          <w:color w:val="960000"/>
+          <w:sz w:val="20"/>
+        </w:rPr>
+        <w:t>PB9</w:t>
+      </w:r>
+      <w:r>
+        <w:rPr>
+          <w:b w:val="0"/>
+          <w:color w:val="960000"/>
+          <w:sz w:val="20"/>
+        </w:rPr>
+        <w:t xml:space="preserve"> y </w:t>
+      </w:r>
+      <w:r>
+        <w:rPr>
+          <w:rFonts w:ascii="Consolas" w:hAnsi="Consolas"/>
+          <w:color w:val="960000"/>
+          <w:sz w:val="20"/>
+        </w:rPr>
+        <w:t>PB13</w:t>
+      </w:r>
+      <w:r>
+        <w:rPr>
+          <w:b w:val="0"/>
+          <w:color w:val="960000"/>
+          <w:sz w:val="20"/>
+        </w:rPr>
+        <w:t xml:space="preserve"> son </w:t>
+      </w:r>
+      <w:r>
+        <w:rPr>
+          <w:b/>
+          <w:color w:val="960000"/>
+          <w:sz w:val="20"/>
+        </w:rPr>
+        <w:t>el mando</w:t>
+      </w:r>
+      <w:r>
+        <w:rPr>
+          <w:b w:val="0"/>
+          <w:color w:val="960000"/>
+          <w:sz w:val="20"/>
+        </w:rPr>
+        <w:t xml:space="preserve">, y tres pulsos seguidos </w:t>
+      </w:r>
+      <w:r>
+        <w:rPr>
+          <w:b/>
+          <w:color w:val="960000"/>
+          <w:sz w:val="20"/>
+        </w:rPr>
+        <w:t>sí</w:t>
+      </w:r>
+      <w:r>
+        <w:rPr>
+          <w:b w:val="0"/>
+          <w:color w:val="960000"/>
+          <w:sz w:val="20"/>
+        </w:rPr>
+        <w:t xml:space="preserve"> cambian el modo del semáforo. Ver §7.</w:t>
       </w:r>
     </w:p>
     <w:p>
@@ -689,15 +1633,111 @@
           <w:color w:val="960000"/>
           <w:sz w:val="20"/>
         </w:rPr>
-        <w:t>Medido en `Maestro/src/modo_automatico.cpp` líneas 30–32:</w:t>
-      </w:r>
-      <w:r>
-        <w:rPr>
-          <w:b w:val="0"/>
-          <w:color w:val="960000"/>
-          <w:sz w:val="20"/>
-        </w:rPr>
-        <w:t xml:space="preserve"> | | mínimo | máximo | |---|---|---| | Verde | 1 min | 15 min | | Rojo | 1 min | 15 min | | </w:t>
+        <w:t>MEDIDO en `Maestro/src/modo_automatico.cpp` líneas 32–34</w:t>
+      </w:r>
+      <w:r>
+        <w:rPr>
+          <w:b w:val="0"/>
+          <w:color w:val="960000"/>
+          <w:sz w:val="20"/>
+        </w:rPr>
+        <w:t xml:space="preserve"> *(re-verificado el 31/08; la revisión anterior citaba «30–32», que es donde estaba el comentario, no las constantes)*: | | constante | mínimo | máximo | |---|---|---|---| | Verde | </w:t>
+      </w:r>
+      <w:r>
+        <w:rPr>
+          <w:rFonts w:ascii="Consolas" w:hAnsi="Consolas"/>
+          <w:color w:val="960000"/>
+          <w:sz w:val="20"/>
+        </w:rPr>
+        <w:t>VERDE_MIN_MIN</w:t>
+      </w:r>
+      <w:r>
+        <w:rPr>
+          <w:b w:val="0"/>
+          <w:color w:val="960000"/>
+          <w:sz w:val="20"/>
+        </w:rPr>
+        <w:t xml:space="preserve"> / </w:t>
+      </w:r>
+      <w:r>
+        <w:rPr>
+          <w:rFonts w:ascii="Consolas" w:hAnsi="Consolas"/>
+          <w:color w:val="960000"/>
+          <w:sz w:val="20"/>
+        </w:rPr>
+        <w:t>_MAX</w:t>
+      </w:r>
+      <w:r>
+        <w:rPr>
+          <w:b w:val="0"/>
+          <w:color w:val="960000"/>
+          <w:sz w:val="20"/>
+        </w:rPr>
+        <w:t xml:space="preserve"> (</w:t>
+      </w:r>
+      <w:r>
+        <w:rPr>
+          <w:rFonts w:ascii="Consolas" w:hAnsi="Consolas"/>
+          <w:color w:val="960000"/>
+          <w:sz w:val="20"/>
+        </w:rPr>
+        <w:t>:32</w:t>
+      </w:r>
+      <w:r>
+        <w:rPr>
+          <w:b w:val="0"/>
+          <w:color w:val="960000"/>
+          <w:sz w:val="20"/>
+        </w:rPr>
+        <w:t xml:space="preserve">) | 1 min | 15 min | | Rojo | </w:t>
+      </w:r>
+      <w:r>
+        <w:rPr>
+          <w:rFonts w:ascii="Consolas" w:hAnsi="Consolas"/>
+          <w:color w:val="960000"/>
+          <w:sz w:val="20"/>
+        </w:rPr>
+        <w:t>ROJO_MIN_MIN</w:t>
+      </w:r>
+      <w:r>
+        <w:rPr>
+          <w:b w:val="0"/>
+          <w:color w:val="960000"/>
+          <w:sz w:val="20"/>
+        </w:rPr>
+        <w:t xml:space="preserve"> / </w:t>
+      </w:r>
+      <w:r>
+        <w:rPr>
+          <w:rFonts w:ascii="Consolas" w:hAnsi="Consolas"/>
+          <w:color w:val="960000"/>
+          <w:sz w:val="20"/>
+        </w:rPr>
+        <w:t>_MAX</w:t>
+      </w:r>
+      <w:r>
+        <w:rPr>
+          <w:b w:val="0"/>
+          <w:color w:val="960000"/>
+          <w:sz w:val="20"/>
+        </w:rPr>
+        <w:t xml:space="preserve"> (</w:t>
+      </w:r>
+      <w:r>
+        <w:rPr>
+          <w:rFonts w:ascii="Consolas" w:hAnsi="Consolas"/>
+          <w:color w:val="960000"/>
+          <w:sz w:val="20"/>
+        </w:rPr>
+        <w:t>:33</w:t>
+      </w:r>
+      <w:r>
+        <w:rPr>
+          <w:b w:val="0"/>
+          <w:color w:val="960000"/>
+          <w:sz w:val="20"/>
+        </w:rPr>
+        <w:t xml:space="preserve">) | 1 min | 15 min | | </w:t>
       </w:r>
       <w:r>
         <w:rPr>
@@ -721,6 +1761,22 @@
           <w:color w:val="960000"/>
           <w:sz w:val="20"/>
         </w:rPr>
+        <w:t>`DESPEJE_SEG_MIN` / `_MAX` (`:34`)</w:t>
+      </w:r>
+      <w:r>
+        <w:rPr>
+          <w:b w:val="0"/>
+          <w:color w:val="960000"/>
+          <w:sz w:val="20"/>
+        </w:rPr>
+        <w:t xml:space="preserve"> | </w:t>
+      </w:r>
+      <w:r>
+        <w:rPr>
+          <w:b/>
+          <w:color w:val="960000"/>
+          <w:sz w:val="20"/>
+        </w:rPr>
         <w:t>10 s</w:t>
       </w:r>
       <w:r>
@@ -745,7 +1801,23 @@
           <w:color w:val="960000"/>
           <w:sz w:val="20"/>
         </w:rPr>
-        <w:t xml:space="preserve"> | Fuera de rango, el equipo responde </w:t>
+        <w:t xml:space="preserve"> | ⚠️ </w:t>
+      </w:r>
+      <w:r>
+        <w:rPr>
+          <w:b/>
+          <w:color w:val="960000"/>
+          <w:sz w:val="20"/>
+        </w:rPr>
+        <w:t>Y hay un techo que no es una decisión sino el tipo de dato: los tres son `uint8_t`.</w:t>
+      </w:r>
+      <w:r>
+        <w:rPr>
+          <w:b w:val="0"/>
+          <w:color w:val="960000"/>
+          <w:sz w:val="20"/>
+        </w:rPr>
+        <w:t xml:space="preserve"> Un </w:t>
       </w:r>
       <w:r>
         <w:rPr>
@@ -753,6 +1825,54 @@
           <w:color w:val="960000"/>
           <w:sz w:val="20"/>
         </w:rPr>
+        <w:t>uint8_t</w:t>
+      </w:r>
+      <w:r>
+        <w:rPr>
+          <w:b w:val="0"/>
+          <w:color w:val="960000"/>
+          <w:sz w:val="20"/>
+        </w:rPr>
+        <w:t xml:space="preserve"> no pasa de </w:t>
+      </w:r>
+      <w:r>
+        <w:rPr>
+          <w:b/>
+          <w:color w:val="960000"/>
+          <w:sz w:val="20"/>
+        </w:rPr>
+        <w:t>255</w:t>
+      </w:r>
+      <w:r>
+        <w:rPr>
+          <w:b w:val="0"/>
+          <w:color w:val="960000"/>
+          <w:sz w:val="20"/>
+        </w:rPr>
+        <w:t xml:space="preserve">, así que </w:t>
+      </w:r>
+      <w:r>
+        <w:rPr>
+          <w:b/>
+          <w:color w:val="960000"/>
+          <w:sz w:val="20"/>
+        </w:rPr>
+        <w:t>el «999 s» que este párrafo prometía no fue nunca representable</w:t>
+      </w:r>
+      <w:r>
+        <w:rPr>
+          <w:b w:val="0"/>
+          <w:color w:val="960000"/>
+          <w:sz w:val="20"/>
+        </w:rPr>
+        <w:t xml:space="preserve"> por este camino — no es que se haya recortado el rango: es que ese número no cabía en la variable. Cualquier documento que siga publicando «hasta 999 s» está describiendo un equipo que no existe. Fuera de rango, el equipo responde </w:t>
+      </w:r>
+      <w:r>
+        <w:rPr>
+          <w:rFonts w:ascii="Consolas" w:hAnsi="Consolas"/>
+          <w:color w:val="960000"/>
+          <w:sz w:val="20"/>
+        </w:rPr>
         <w:t>ERR,CMD:SET_TIEMPOS,DESC:RANGO</w:t>
       </w:r>
       <w:r>
@@ -825,7 +1945,7 @@
           <w:color w:val="960000"/>
           <w:sz w:val="20"/>
         </w:rPr>
-        <w:t xml:space="preserve"> del menú local, que sí subía hasta 999 (</w:t>
+        <w:t xml:space="preserve"> del menú local, que sí subía hasta 999 en un contador propio de pantalla (</w:t>
       </w:r>
       <w:r>
         <w:rPr>
@@ -841,7 +1961,7 @@
           <w:color w:val="960000"/>
           <w:sz w:val="20"/>
         </w:rPr>
-        <w:t xml:space="preserve"> línea 118). </w:t>
+        <w:t xml:space="preserve"> línea </w:t>
       </w:r>
       <w:r>
         <w:rPr>
@@ -849,7 +1969,55 @@
           <w:color w:val="960000"/>
           <w:sz w:val="20"/>
         </w:rPr>
-        <w:t>Ese camino ya no tiene display.</w:t>
+        <w:t>119</w:t>
+      </w:r>
+      <w:r>
+        <w:rPr>
+          <w:b w:val="0"/>
+          <w:color w:val="960000"/>
+          <w:sz w:val="20"/>
+        </w:rPr>
+        <w:t xml:space="preserve">, </w:t>
+      </w:r>
+      <w:r>
+        <w:rPr>
+          <w:rFonts w:ascii="Consolas" w:hAnsi="Consolas"/>
+          <w:color w:val="960000"/>
+          <w:sz w:val="20"/>
+        </w:rPr>
+        <w:t>segEstatico</w:t>
+      </w:r>
+      <w:r>
+        <w:rPr>
+          <w:b w:val="0"/>
+          <w:color w:val="960000"/>
+          <w:sz w:val="20"/>
+        </w:rPr>
+        <w:t xml:space="preserve">, que es un </w:t>
+      </w:r>
+      <w:r>
+        <w:rPr>
+          <w:rFonts w:ascii="Consolas" w:hAnsi="Consolas"/>
+          <w:color w:val="960000"/>
+          <w:sz w:val="20"/>
+        </w:rPr>
+        <w:t>int</w:t>
+      </w:r>
+      <w:r>
+        <w:rPr>
+          <w:b w:val="0"/>
+          <w:color w:val="960000"/>
+          <w:sz w:val="20"/>
+        </w:rPr>
+        <w:t xml:space="preserve"> de menú y no la variable de configuración). </w:t>
+      </w:r>
+      <w:r>
+        <w:rPr>
+          <w:b/>
+          <w:color w:val="960000"/>
+          <w:sz w:val="20"/>
+        </w:rPr>
+        <w:t>Ese camino ya no tiene display — y desde el 31/08 tampoco tiene forma de confirmar: `botonAceptar()` (línea 121 de ese mismo fichero) devuelve `false` siempre.</w:t>
       </w:r>
       <w:r>
         <w:rPr>
@@ -1027,6 +2195,13 @@
       </w:pPr>
       <w:r>
         <w:rPr>
+          <w:b w:val="0"/>
+          <w:sz w:val="21"/>
+        </w:rPr>
+        <w:t>~~</w:t>
+      </w:r>
+      <w:r>
+        <w:rPr>
           <w:b/>
           <w:sz w:val="21"/>
         </w:rPr>
@@ -1037,7 +2212,7 @@
           <w:b w:val="0"/>
           <w:sz w:val="21"/>
         </w:rPr>
-        <w:t xml:space="preserve"> Lo que sigue describe la interfaz vigente; debajo queda lo que</w:t>
+        <w:t>~~ → **La pantalla LCD ST7920 DEJA DE FUNCIONAR: su conector</w:t>
       </w:r>
     </w:p>
     <w:p>
@@ -1046,10 +2221,116 @@
       </w:pPr>
       <w:r>
         <w:rPr>
-          <w:b w:val="0"/>
+          <w:rFonts w:ascii="Consolas" w:hAnsi="Consolas"/>
           <w:sz w:val="21"/>
         </w:rPr>
-        <w:t>decía antes, tachado, para que se vea qué se perdió y qué lo sustituye.</w:t>
+        <w:t>J17</w:t>
+      </w:r>
+      <w:r>
+        <w:rPr>
+          <w:b w:val="0"/>
+          <w:sz w:val="21"/>
+        </w:rPr>
+        <w:t xml:space="preserve"> lo ocupa el módulo Bluetooth y el firmware ya no conduce sus pines** *(precisión del 31/08 —</w:t>
+      </w:r>
+    </w:p>
+    <w:p>
+      <w:pPr>
+        <w:spacing w:after="120"/>
+      </w:pPr>
+      <w:r>
+        <w:rPr>
+          <w:b w:val="0"/>
+          <w:sz w:val="21"/>
+        </w:rPr>
+        <w:t>ver el recuadro de la cabecera; el efecto para el operario es el mismo, pero la frase corta llevaba</w:t>
+      </w:r>
+    </w:p>
+    <w:p>
+      <w:pPr>
+        <w:spacing w:after="120"/>
+      </w:pPr>
+      <w:r>
+        <w:rPr>
+          <w:b w:val="0"/>
+          <w:sz w:val="21"/>
+        </w:rPr>
+        <w:t>a creer que se había borrado el código, y no)*. Lo que sigue describe la interfaz vigente; debajo</w:t>
+      </w:r>
+    </w:p>
+    <w:p>
+      <w:pPr>
+        <w:spacing w:after="120"/>
+      </w:pPr>
+      <w:r>
+        <w:rPr>
+          <w:b w:val="0"/>
+          <w:sz w:val="21"/>
+        </w:rPr>
+        <w:t>queda lo que decía antes, tachado, para que se vea qué se perdió y qué lo sustituye.</w:t>
+      </w:r>
+    </w:p>
+    <w:p>
+      <w:pPr>
+        <w:spacing w:after="160"/>
+        <w:ind w:left="360"/>
+        <w:shd w:val="clear" w:fill="FFF4E5"/>
+      </w:pPr>
+      <w:r>
+        <w:rPr>
+          <w:b w:val="0"/>
+          <w:color w:val="960000"/>
+          <w:sz w:val="20"/>
+        </w:rPr>
+        <w:t xml:space="preserve">🛑 </w:t>
+      </w:r>
+      <w:r>
+        <w:rPr>
+          <w:b/>
+          <w:color w:val="960000"/>
+          <w:sz w:val="20"/>
+        </w:rPr>
+        <w:t>Y desde el 31/08 hay una segunda mitad que este apartado no decía: la app es la superficie de mando PRINCIPAL, y el mando de relés es la de ÚLTIMO RECURSO — pero sólo en el Maestro.</w:t>
+      </w:r>
+      <w:r>
+        <w:rPr>
+          <w:b w:val="0"/>
+          <w:color w:val="960000"/>
+          <w:sz w:val="20"/>
+        </w:rPr>
+        <w:t xml:space="preserve"> En el Esclavo el reparto es el contrario para todo lo que sea cambiar de modo: </w:t>
+      </w:r>
+      <w:r>
+        <w:rPr>
+          <w:b/>
+          <w:color w:val="960000"/>
+          <w:sz w:val="20"/>
+        </w:rPr>
+        <w:t>allí la app no puede</w:t>
+      </w:r>
+      <w:r>
+        <w:rPr>
+          <w:b w:val="0"/>
+          <w:color w:val="960000"/>
+          <w:sz w:val="20"/>
+        </w:rPr>
+        <w:t xml:space="preserve">, y el mando es lo único que hay. </w:t>
+      </w:r>
+      <w:r>
+        <w:rPr>
+          <w:b/>
+          <w:color w:val="960000"/>
+          <w:sz w:val="20"/>
+        </w:rPr>
+        <w:t>Ver §9</w:t>
+      </w:r>
+      <w:r>
+        <w:rPr>
+          <w:b w:val="0"/>
+          <w:color w:val="960000"/>
+          <w:sz w:val="20"/>
+        </w:rPr>
+        <w:t>, que es donde está la tabla completa.</w:t>
       </w:r>
     </w:p>
     <w:p>
@@ -1973,7 +3254,45 @@
           <w:b w:val="0"/>
           <w:sz w:val="21"/>
         </w:rPr>
-        <w:t xml:space="preserve"> Si se pierde comunicación por más de 12.0 segundos, el sistema entra automáticamente en </w:t>
+        <w:t xml:space="preserve"> Si se pierde comunicación por más de ~~12.0~~ **25,0</w:t>
+      </w:r>
+    </w:p>
+    <w:p>
+      <w:pPr>
+        <w:spacing w:after="120"/>
+      </w:pPr>
+      <w:r>
+        <w:rPr>
+          <w:b w:val="0"/>
+          <w:sz w:val="21"/>
+        </w:rPr>
+        <w:t>segundos</w:t>
+      </w:r>
+      <w:r>
+        <w:rPr>
+          <w:b/>
+          <w:sz w:val="21"/>
+        </w:rPr>
+        <w:t xml:space="preserve">, el sistema entra automáticamente en `C_FALLO` / `S_FALLO` (🟡 </w:t>
+      </w:r>
+      <w:r>
+        <w:rPr>
+          <w:b w:val="0"/>
+          <w:sz w:val="21"/>
+        </w:rPr>
+        <w:t>Amarillo</w:t>
+      </w:r>
+    </w:p>
+    <w:p>
+      <w:pPr>
+        <w:spacing w:after="120"/>
+      </w:pPr>
+      <w:r>
+        <w:rPr>
+          <w:b w:val="0"/>
+          <w:sz w:val="21"/>
+        </w:rPr>
+        <w:t xml:space="preserve">Intermitente**). En </w:t>
       </w:r>
       <w:r>
         <w:rPr>
@@ -1987,63 +3306,384 @@
           <w:b w:val="0"/>
           <w:sz w:val="21"/>
         </w:rPr>
-        <w:t xml:space="preserve"> / </w:t>
+        <w:t xml:space="preserve">, el Maestro envía </w:t>
       </w:r>
       <w:r>
         <w:rPr>
           <w:rFonts w:ascii="Consolas" w:hAnsi="Consolas"/>
           <w:sz w:val="21"/>
         </w:rPr>
-        <w:t>S_FALLO</w:t>
+        <w:t>CMD_GO_RED</w:t>
       </w:r>
       <w:r>
         <w:rPr>
           <w:b w:val="0"/>
           <w:sz w:val="21"/>
         </w:rPr>
-        <w:t xml:space="preserve"> (🟡 </w:t>
+        <w:t xml:space="preserve"> para obligar al Esclavo a pasar a</w:t>
+      </w:r>
+    </w:p>
+    <w:p>
+      <w:pPr>
+        <w:spacing w:after="120"/>
+      </w:pPr>
+      <w:r>
+        <w:rPr>
+          <w:b w:val="0"/>
+          <w:sz w:val="21"/>
+        </w:rPr>
+        <w:t>Rojo o Amarillo Intermitente por timeout.</w:t>
+      </w:r>
+    </w:p>
+    <w:p>
+      <w:pPr>
+        <w:spacing w:after="160"/>
+        <w:ind w:left="360"/>
+        <w:shd w:val="clear" w:fill="FFF4E5"/>
+      </w:pPr>
+      <w:r>
+        <w:rPr>
+          <w:b w:val="0"/>
+          <w:color w:val="960000"/>
+          <w:sz w:val="20"/>
+        </w:rPr>
+        <w:t xml:space="preserve">🔴 </w:t>
       </w:r>
       <w:r>
         <w:rPr>
           <w:b/>
-          <w:sz w:val="21"/>
-        </w:rPr>
-        <w:t>Amarillo Intermitente</w:t>
-      </w:r>
-      <w:r>
-        <w:rPr>
-          <w:b w:val="0"/>
-          <w:sz w:val="21"/>
-        </w:rPr>
-        <w:t xml:space="preserve">). En </w:t>
+          <w:color w:val="960000"/>
+          <w:sz w:val="20"/>
+        </w:rPr>
+        <w:t>CORREGIDO EL 31/08 — este manual publicaba 12 s, y son 25 s desde N-71.</w:t>
+      </w:r>
+      <w:r>
+        <w:rPr>
+          <w:b w:val="0"/>
+          <w:color w:val="960000"/>
+          <w:sz w:val="20"/>
+        </w:rPr>
+        <w:t xml:space="preserve"> </w:t>
+      </w:r>
+      <w:r>
+        <w:rPr>
+          <w:b/>
+          <w:color w:val="960000"/>
+          <w:sz w:val="20"/>
+        </w:rPr>
+        <w:t>MEDIDO:</w:t>
+      </w:r>
+      <w:r>
+        <w:rPr>
+          <w:b w:val="0"/>
+          <w:color w:val="960000"/>
+          <w:sz w:val="20"/>
+        </w:rPr>
+        <w:t xml:space="preserve"> </w:t>
       </w:r>
       <w:r>
         <w:rPr>
           <w:rFonts w:ascii="Consolas" w:hAnsi="Consolas"/>
-          <w:sz w:val="21"/>
-        </w:rPr>
-        <w:t>C_FALLO</w:t>
-      </w:r>
-      <w:r>
-        <w:rPr>
-          <w:b w:val="0"/>
-          <w:sz w:val="21"/>
-        </w:rPr>
-        <w:t xml:space="preserve">, el Maestro envía </w:t>
+          <w:color w:val="960000"/>
+          <w:sz w:val="20"/>
+        </w:rPr>
+        <w:t>SFTY6_SILENCIO_MS 25000UL</w:t>
+      </w:r>
+      <w:r>
+        <w:rPr>
+          <w:b w:val="0"/>
+          <w:color w:val="960000"/>
+          <w:sz w:val="20"/>
+        </w:rPr>
+        <w:t xml:space="preserve">, en </w:t>
       </w:r>
       <w:r>
         <w:rPr>
           <w:rFonts w:ascii="Consolas" w:hAnsi="Consolas"/>
-          <w:sz w:val="21"/>
-        </w:rPr>
-        <w:t>CMD_GO_RED</w:t>
-      </w:r>
-      <w:r>
-        <w:rPr>
-          <w:b w:val="0"/>
-          <w:sz w:val="21"/>
-        </w:rPr>
-        <w:t xml:space="preserve"> para obligar al Esclavo a pasar a Rojo o Amarillo Intermitente por timeout.</w:t>
+          <w:color w:val="960000"/>
+          <w:sz w:val="20"/>
+        </w:rPr>
+        <w:t>Maestro/include/protocolo.h:149</w:t>
+      </w:r>
+      <w:r>
+        <w:rPr>
+          <w:b w:val="0"/>
+          <w:color w:val="960000"/>
+          <w:sz w:val="20"/>
+        </w:rPr>
+        <w:t xml:space="preserve"> </w:t>
+      </w:r>
+      <w:r>
+        <w:rPr>
+          <w:b/>
+          <w:color w:val="960000"/>
+          <w:sz w:val="20"/>
+        </w:rPr>
+        <w:t>y</w:t>
+      </w:r>
+      <w:r>
+        <w:rPr>
+          <w:b w:val="0"/>
+          <w:color w:val="960000"/>
+          <w:sz w:val="20"/>
+        </w:rPr>
+        <w:t xml:space="preserve"> en </w:t>
+      </w:r>
+      <w:r>
+        <w:rPr>
+          <w:rFonts w:ascii="Consolas" w:hAnsi="Consolas"/>
+          <w:color w:val="960000"/>
+          <w:sz w:val="20"/>
+        </w:rPr>
+        <w:t>Esclavo/include/protocolo.h:149</w:t>
+      </w:r>
+      <w:r>
+        <w:rPr>
+          <w:b w:val="0"/>
+          <w:color w:val="960000"/>
+          <w:sz w:val="20"/>
+        </w:rPr>
+        <w:t xml:space="preserve"> *(el mismo número en las dos puntas, que es parte de la propiedad)*; se usa en </w:t>
+      </w:r>
+      <w:r>
+        <w:rPr>
+          <w:rFonts w:ascii="Consolas" w:hAnsi="Consolas"/>
+          <w:color w:val="960000"/>
+          <w:sz w:val="20"/>
+        </w:rPr>
+        <w:t>Maestro/src/coordinador.cpp:656</w:t>
+      </w:r>
+      <w:r>
+        <w:rPr>
+          <w:b w:val="0"/>
+          <w:color w:val="960000"/>
+          <w:sz w:val="20"/>
+        </w:rPr>
+        <w:t xml:space="preserve"> y </w:t>
+      </w:r>
+      <w:r>
+        <w:rPr>
+          <w:rFonts w:ascii="Consolas" w:hAnsi="Consolas"/>
+          <w:color w:val="960000"/>
+          <w:sz w:val="20"/>
+        </w:rPr>
+        <w:t>Esclavo/src/main.cpp:555</w:t>
+      </w:r>
+      <w:r>
+        <w:rPr>
+          <w:b w:val="0"/>
+          <w:color w:val="960000"/>
+          <w:sz w:val="20"/>
+        </w:rPr>
+        <w:t xml:space="preserve">. </w:t>
+      </w:r>
+      <w:r>
+        <w:rPr>
+          <w:b/>
+          <w:color w:val="960000"/>
+          <w:sz w:val="20"/>
+        </w:rPr>
+        <w:t>Y el porqué del cambio importa para el operario, no sólo para el que programa:</w:t>
+      </w:r>
+      <w:r>
+        <w:rPr>
+          <w:b w:val="0"/>
+          <w:color w:val="960000"/>
+          <w:sz w:val="20"/>
+        </w:rPr>
+        <w:t xml:space="preserve"> el techo de 12 s estaba </w:t>
+      </w:r>
+      <w:r>
+        <w:rPr>
+          <w:b/>
+          <w:color w:val="960000"/>
+          <w:sz w:val="20"/>
+        </w:rPr>
+        <w:t>por debajo</w:t>
+      </w:r>
+      <w:r>
+        <w:rPr>
+          <w:b w:val="0"/>
+          <w:color w:val="960000"/>
+          <w:sz w:val="20"/>
+        </w:rPr>
+        <w:t xml:space="preserve"> del peor caso del ciclo de reintentos, que necesita hasta </w:t>
+      </w:r>
+      <w:r>
+        <w:rPr>
+          <w:b/>
+          <w:color w:val="960000"/>
+          <w:sz w:val="20"/>
+        </w:rPr>
+        <w:t>20,5 s</w:t>
+      </w:r>
+      <w:r>
+        <w:rPr>
+          <w:b w:val="0"/>
+          <w:color w:val="960000"/>
+          <w:sz w:val="20"/>
+        </w:rPr>
+        <w:t xml:space="preserve"> para agotar los cinco. Con 12 s, </w:t>
+      </w:r>
+      <w:r>
+        <w:rPr>
+          <w:b/>
+          <w:color w:val="960000"/>
+          <w:sz w:val="20"/>
+        </w:rPr>
+        <w:t>los reintentos 4 y 5 no se ejecutaban jamás</w:t>
+      </w:r>
+      <w:r>
+        <w:rPr>
+          <w:b w:val="0"/>
+          <w:color w:val="960000"/>
+          <w:sz w:val="20"/>
+        </w:rPr>
+        <w:t xml:space="preserve">: el equipo se iba a ámbar antes de haber terminado de intentar hablar. Nadie lo notaba porque irse a ámbar es una reacción razonable — pero era ámbar de más, no ámbar necesario. ⚠️ </w:t>
+      </w:r>
+      <w:r>
+        <w:rPr>
+          <w:b/>
+          <w:color w:val="960000"/>
+          <w:sz w:val="20"/>
+        </w:rPr>
+        <w:t>NO CONFUNDIR CON LOS OTROS 12 s DE ESTE MANUAL.</w:t>
+      </w:r>
+      <w:r>
+        <w:rPr>
+          <w:b w:val="0"/>
+          <w:color w:val="960000"/>
+          <w:sz w:val="20"/>
+        </w:rPr>
+        <w:t xml:space="preserve"> La ventana de las secuencias del mando (§7) </w:t>
+      </w:r>
+      <w:r>
+        <w:rPr>
+          <w:b/>
+          <w:color w:val="960000"/>
+          <w:sz w:val="20"/>
+        </w:rPr>
+        <w:t>sí es de 12 s y es correcta</w:t>
+      </w:r>
+      <w:r>
+        <w:rPr>
+          <w:b w:val="0"/>
+          <w:color w:val="960000"/>
+          <w:sz w:val="20"/>
+        </w:rPr>
+        <w:t xml:space="preserve">: </w:t>
+      </w:r>
+      <w:r>
+        <w:rPr>
+          <w:rFonts w:ascii="Consolas" w:hAnsi="Consolas"/>
+          <w:color w:val="960000"/>
+          <w:sz w:val="20"/>
+        </w:rPr>
+        <w:t>VENTANA_TRIPLE_MS = 12000</w:t>
+      </w:r>
+      <w:r>
+        <w:rPr>
+          <w:b w:val="0"/>
+          <w:color w:val="960000"/>
+          <w:sz w:val="20"/>
+        </w:rPr>
+        <w:t xml:space="preserve">, </w:t>
+      </w:r>
+      <w:r>
+        <w:rPr>
+          <w:rFonts w:ascii="Consolas" w:hAnsi="Consolas"/>
+          <w:color w:val="960000"/>
+          <w:sz w:val="20"/>
+        </w:rPr>
+        <w:t>Maestro/src/mando.cpp:38</w:t>
+      </w:r>
+      <w:r>
+        <w:rPr>
+          <w:b w:val="0"/>
+          <w:color w:val="960000"/>
+          <w:sz w:val="20"/>
+        </w:rPr>
+        <w:t xml:space="preserve"> y </w:t>
+      </w:r>
+      <w:r>
+        <w:rPr>
+          <w:rFonts w:ascii="Consolas" w:hAnsi="Consolas"/>
+          <w:color w:val="960000"/>
+          <w:sz w:val="20"/>
+        </w:rPr>
+        <w:t>Esclavo/src/mando.cpp:42</w:t>
+      </w:r>
+      <w:r>
+        <w:rPr>
+          <w:b w:val="0"/>
+          <w:color w:val="960000"/>
+          <w:sz w:val="20"/>
+        </w:rPr>
+        <w:t xml:space="preserve">. Son dos números distintos que valían lo mismo por casualidad, y </w:t>
+      </w:r>
+      <w:r>
+        <w:rPr>
+          <w:b/>
+          <w:color w:val="960000"/>
+          <w:sz w:val="20"/>
+        </w:rPr>
+        <w:t>sólo uno de los dos cambió.</w:t>
+      </w:r>
+      <w:r>
+        <w:rPr>
+          <w:b w:val="0"/>
+          <w:color w:val="960000"/>
+          <w:sz w:val="20"/>
+        </w:rPr>
+        <w:t xml:space="preserve"> </w:t>
+      </w:r>
+      <w:r>
+        <w:rPr>
+          <w:b/>
+          <w:color w:val="960000"/>
+          <w:sz w:val="20"/>
+        </w:rPr>
+        <w:t>Consecuencia práctica en obra:</w:t>
+      </w:r>
+      <w:r>
+        <w:rPr>
+          <w:b w:val="0"/>
+          <w:color w:val="960000"/>
+          <w:sz w:val="20"/>
+        </w:rPr>
+        <w:t xml:space="preserve"> un corte de radio de, por ejemplo, 15 segundos </w:t>
+      </w:r>
+      <w:r>
+        <w:rPr>
+          <w:b/>
+          <w:color w:val="960000"/>
+          <w:sz w:val="20"/>
+        </w:rPr>
+        <w:t>ya no manda el cruce a ámbar</w:t>
+      </w:r>
+      <w:r>
+        <w:rPr>
+          <w:b w:val="0"/>
+          <w:color w:val="960000"/>
+          <w:sz w:val="20"/>
+        </w:rPr>
+        <w:t xml:space="preserve">. Si alguien había aprendido que «a los 12 segundos se pone en ámbar», el equipo de hoy aguanta </w:t>
+      </w:r>
+      <w:r>
+        <w:rPr>
+          <w:b/>
+          <w:color w:val="960000"/>
+          <w:sz w:val="20"/>
+        </w:rPr>
+        <w:t>más del doble</w:t>
+      </w:r>
+      <w:r>
+        <w:rPr>
+          <w:b w:val="0"/>
+          <w:color w:val="960000"/>
+          <w:sz w:val="20"/>
+        </w:rPr>
+        <w:t xml:space="preserve"> antes de hacerlo.</w:t>
       </w:r>
     </w:p>
     <w:p>
@@ -2334,12 +3974,17 @@
         </w:rPr>
         <w:t>`PB0` (Demanda)</w:t>
       </w:r>
+    </w:p>
+    <w:p>
+      <w:pPr>
+        <w:spacing w:after="120"/>
+      </w:pPr>
       <w:r>
         <w:rPr>
           <w:b w:val="0"/>
           <w:sz w:val="21"/>
         </w:rPr>
-        <w:t xml:space="preserve"> con masa </w:t>
+        <w:t xml:space="preserve">con masa </w:t>
       </w:r>
       <w:r>
         <w:rPr>
@@ -2352,6 +3997,755 @@
         <w:rPr>
           <w:b w:val="0"/>
           <w:sz w:val="21"/>
+        </w:rPr>
+        <w:t xml:space="preserve">, por la bornera </w:t>
+      </w:r>
+      <w:r>
+        <w:rPr>
+          <w:b/>
+          <w:sz w:val="21"/>
+        </w:rPr>
+        <w:t>`J14`</w:t>
+      </w:r>
+      <w:r>
+        <w:rPr>
+          <w:b w:val="0"/>
+          <w:sz w:val="21"/>
+        </w:rPr>
+        <w:t>.</w:t>
+      </w:r>
+    </w:p>
+    <w:p>
+      <w:pPr>
+        <w:spacing w:after="160"/>
+        <w:ind w:left="360"/>
+        <w:shd w:val="clear" w:fill="FFF4E5"/>
+      </w:pPr>
+      <w:r>
+        <w:rPr>
+          <w:b w:val="0"/>
+          <w:color w:val="960000"/>
+          <w:sz w:val="20"/>
+        </w:rPr>
+        <w:t xml:space="preserve">🔵 </w:t>
+      </w:r>
+      <w:r>
+        <w:rPr>
+          <w:b/>
+          <w:color w:val="960000"/>
+          <w:sz w:val="20"/>
+        </w:rPr>
+        <w:t>ACTUALIZADO EL 31/08 — hoy hay TRES entradas de cámara por poste en el firmware, no una.</w:t>
+      </w:r>
+      <w:r>
+        <w:rPr>
+          <w:b w:val="0"/>
+          <w:color w:val="960000"/>
+          <w:sz w:val="20"/>
+        </w:rPr>
+        <w:t xml:space="preserve"> </w:t>
+      </w:r>
+      <w:r>
+        <w:rPr>
+          <w:b/>
+          <w:color w:val="960000"/>
+          <w:sz w:val="20"/>
+        </w:rPr>
+        <w:t>MEDIDO</w:t>
+      </w:r>
+      <w:r>
+        <w:rPr>
+          <w:b w:val="0"/>
+          <w:color w:val="960000"/>
+          <w:sz w:val="20"/>
+        </w:rPr>
+        <w:t xml:space="preserve"> en </w:t>
+      </w:r>
+      <w:r>
+        <w:rPr>
+          <w:rFonts w:ascii="Consolas" w:hAnsi="Consolas"/>
+          <w:color w:val="960000"/>
+          <w:sz w:val="20"/>
+        </w:rPr>
+        <w:t>Maestro/include/pines.h:46, 124-125</w:t>
+      </w:r>
+      <w:r>
+        <w:rPr>
+          <w:b w:val="0"/>
+          <w:color w:val="960000"/>
+          <w:sz w:val="20"/>
+        </w:rPr>
+        <w:t xml:space="preserve"> y </w:t>
+      </w:r>
+      <w:r>
+        <w:rPr>
+          <w:rFonts w:ascii="Consolas" w:hAnsi="Consolas"/>
+          <w:color w:val="960000"/>
+          <w:sz w:val="20"/>
+        </w:rPr>
+        <w:t>Maestro/src/botones.cpp:156-157</w:t>
+      </w:r>
+      <w:r>
+        <w:rPr>
+          <w:b w:val="0"/>
+          <w:color w:val="960000"/>
+          <w:sz w:val="20"/>
+        </w:rPr>
+        <w:t xml:space="preserve"> *(idéntico en el Esclavo)*: | entrada | pin | bornera | cómo se lee | estado | |---|---|---|---|---| | </w:t>
+      </w:r>
+      <w:r>
+        <w:rPr>
+          <w:rFonts w:ascii="Consolas" w:hAnsi="Consolas"/>
+          <w:color w:val="960000"/>
+          <w:sz w:val="20"/>
+        </w:rPr>
+        <w:t>CAM_DEMANDA_PIN</w:t>
+      </w:r>
+      <w:r>
+        <w:rPr>
+          <w:b w:val="0"/>
+          <w:color w:val="960000"/>
+          <w:sz w:val="20"/>
+        </w:rPr>
+        <w:t xml:space="preserve"> | </w:t>
+      </w:r>
+      <w:r>
+        <w:rPr>
+          <w:rFonts w:ascii="Consolas" w:hAnsi="Consolas"/>
+          <w:color w:val="960000"/>
+          <w:sz w:val="20"/>
+        </w:rPr>
+        <w:t>PB0</w:t>
+      </w:r>
+      <w:r>
+        <w:rPr>
+          <w:b w:val="0"/>
+          <w:color w:val="960000"/>
+          <w:sz w:val="20"/>
+        </w:rPr>
+        <w:t xml:space="preserve"> | </w:t>
+      </w:r>
+      <w:r>
+        <w:rPr>
+          <w:b/>
+          <w:color w:val="960000"/>
+          <w:sz w:val="20"/>
+        </w:rPr>
+        <w:t>`J14`</w:t>
+      </w:r>
+      <w:r>
+        <w:rPr>
+          <w:b w:val="0"/>
+          <w:color w:val="960000"/>
+          <w:sz w:val="20"/>
+        </w:rPr>
+        <w:t xml:space="preserve"> | </w:t>
+      </w:r>
+      <w:r>
+        <w:rPr>
+          <w:rFonts w:ascii="Consolas" w:hAnsi="Consolas"/>
+          <w:color w:val="960000"/>
+          <w:sz w:val="20"/>
+        </w:rPr>
+        <w:t>INPUT</w:t>
+      </w:r>
+      <w:r>
+        <w:rPr>
+          <w:b w:val="0"/>
+          <w:color w:val="960000"/>
+          <w:sz w:val="20"/>
+        </w:rPr>
+        <w:t xml:space="preserve"> pelado, </w:t>
+      </w:r>
+      <w:r>
+        <w:rPr>
+          <w:b/>
+          <w:color w:val="960000"/>
+          <w:sz w:val="20"/>
+        </w:rPr>
+        <w:t>activo en ALTO</w:t>
+      </w:r>
+      <w:r>
+        <w:rPr>
+          <w:b w:val="0"/>
+          <w:color w:val="960000"/>
+          <w:sz w:val="20"/>
+        </w:rPr>
+        <w:t>, con antirrebote en la placa (</w:t>
+      </w:r>
+      <w:r>
+        <w:rPr>
+          <w:rFonts w:ascii="Consolas" w:hAnsi="Consolas"/>
+          <w:color w:val="960000"/>
+          <w:sz w:val="20"/>
+        </w:rPr>
+        <w:t>R64</w:t>
+      </w:r>
+      <w:r>
+        <w:rPr>
+          <w:b w:val="0"/>
+          <w:color w:val="960000"/>
+          <w:sz w:val="20"/>
+        </w:rPr>
+        <w:t xml:space="preserve"> 10 kΩ + </w:t>
+      </w:r>
+      <w:r>
+        <w:rPr>
+          <w:rFonts w:ascii="Consolas" w:hAnsi="Consolas"/>
+          <w:color w:val="960000"/>
+          <w:sz w:val="20"/>
+        </w:rPr>
+        <w:t>C25</w:t>
+      </w:r>
+      <w:r>
+        <w:rPr>
+          <w:b w:val="0"/>
+          <w:color w:val="960000"/>
+          <w:sz w:val="20"/>
+        </w:rPr>
+        <w:t xml:space="preserve"> 100 nF) | ✅ </w:t>
+      </w:r>
+      <w:r>
+        <w:rPr>
+          <w:b/>
+          <w:color w:val="960000"/>
+          <w:sz w:val="20"/>
+        </w:rPr>
+        <w:t>En servicio. Es el único camino de cámara con firmware ya probado</w:t>
+      </w:r>
+      <w:r>
+        <w:rPr>
+          <w:b w:val="0"/>
+          <w:color w:val="960000"/>
+          <w:sz w:val="20"/>
+        </w:rPr>
+        <w:t xml:space="preserve"> | | </w:t>
+      </w:r>
+      <w:r>
+        <w:rPr>
+          <w:b/>
+          <w:color w:val="960000"/>
+          <w:sz w:val="20"/>
+        </w:rPr>
+        <w:t>`CAM_C_PIN`</w:t>
+      </w:r>
+      <w:r>
+        <w:rPr>
+          <w:b w:val="0"/>
+          <w:color w:val="960000"/>
+          <w:sz w:val="20"/>
+        </w:rPr>
+        <w:t xml:space="preserve"> | </w:t>
+      </w:r>
+      <w:r>
+        <w:rPr>
+          <w:b/>
+          <w:color w:val="960000"/>
+          <w:sz w:val="20"/>
+        </w:rPr>
+        <w:t>`PB14`</w:t>
+      </w:r>
+      <w:r>
+        <w:rPr>
+          <w:b w:val="0"/>
+          <w:color w:val="960000"/>
+          <w:sz w:val="20"/>
+        </w:rPr>
+        <w:t xml:space="preserve"> | </w:t>
+      </w:r>
+      <w:r>
+        <w:rPr>
+          <w:b/>
+          <w:color w:val="960000"/>
+          <w:sz w:val="20"/>
+        </w:rPr>
+        <w:t>`J16` p10</w:t>
+      </w:r>
+      <w:r>
+        <w:rPr>
+          <w:b w:val="0"/>
+          <w:color w:val="960000"/>
+          <w:sz w:val="20"/>
+        </w:rPr>
+        <w:t xml:space="preserve"> | </w:t>
+      </w:r>
+      <w:r>
+        <w:rPr>
+          <w:rFonts w:ascii="Consolas" w:hAnsi="Consolas"/>
+          <w:color w:val="960000"/>
+          <w:sz w:val="20"/>
+        </w:rPr>
+        <w:t>INPUT</w:t>
+      </w:r>
+      <w:r>
+        <w:rPr>
+          <w:b w:val="0"/>
+          <w:color w:val="960000"/>
+          <w:sz w:val="20"/>
+        </w:rPr>
+        <w:t xml:space="preserve"> pelado, </w:t>
+      </w:r>
+      <w:r>
+        <w:rPr>
+          <w:b/>
+          <w:color w:val="960000"/>
+          <w:sz w:val="20"/>
+        </w:rPr>
+        <w:t>activo en ALTO</w:t>
+      </w:r>
+      <w:r>
+        <w:rPr>
+          <w:b w:val="0"/>
+          <w:color w:val="960000"/>
+          <w:sz w:val="20"/>
+        </w:rPr>
+        <w:t xml:space="preserve"> — la misma lectura antirrebotada | 🟠 </w:t>
+      </w:r>
+      <w:r>
+        <w:rPr>
+          <w:b/>
+          <w:color w:val="960000"/>
+          <w:sz w:val="20"/>
+        </w:rPr>
+        <w:t>Firmware hecho (N-97). SIN CABLEAR</w:t>
+      </w:r>
+      <w:r>
+        <w:rPr>
+          <w:b w:val="0"/>
+          <w:color w:val="960000"/>
+          <w:sz w:val="20"/>
+        </w:rPr>
+        <w:t xml:space="preserve"> | | </w:t>
+      </w:r>
+      <w:r>
+        <w:rPr>
+          <w:b/>
+          <w:color w:val="960000"/>
+          <w:sz w:val="20"/>
+        </w:rPr>
+        <w:t>`CAM_D_PIN`</w:t>
+      </w:r>
+      <w:r>
+        <w:rPr>
+          <w:b w:val="0"/>
+          <w:color w:val="960000"/>
+          <w:sz w:val="20"/>
+        </w:rPr>
+        <w:t xml:space="preserve"> | </w:t>
+      </w:r>
+      <w:r>
+        <w:rPr>
+          <w:b/>
+          <w:color w:val="960000"/>
+          <w:sz w:val="20"/>
+        </w:rPr>
+        <w:t>`PB15`</w:t>
+      </w:r>
+      <w:r>
+        <w:rPr>
+          <w:b w:val="0"/>
+          <w:color w:val="960000"/>
+          <w:sz w:val="20"/>
+        </w:rPr>
+        <w:t xml:space="preserve"> | </w:t>
+      </w:r>
+      <w:r>
+        <w:rPr>
+          <w:b/>
+          <w:color w:val="960000"/>
+          <w:sz w:val="20"/>
+        </w:rPr>
+        <w:t>`J16` p12</w:t>
+      </w:r>
+      <w:r>
+        <w:rPr>
+          <w:b w:val="0"/>
+          <w:color w:val="960000"/>
+          <w:sz w:val="20"/>
+        </w:rPr>
+        <w:t xml:space="preserve"> | igual | 🟠 </w:t>
+      </w:r>
+      <w:r>
+        <w:rPr>
+          <w:b/>
+          <w:color w:val="960000"/>
+          <w:sz w:val="20"/>
+        </w:rPr>
+        <w:t>Firmware hecho (N-97). SIN CABLEAR</w:t>
+      </w:r>
+      <w:r>
+        <w:rPr>
+          <w:b w:val="0"/>
+          <w:color w:val="960000"/>
+          <w:sz w:val="20"/>
+        </w:rPr>
+        <w:t xml:space="preserve"> | </w:t>
+      </w:r>
+      <w:r>
+        <w:rPr>
+          <w:b/>
+          <w:color w:val="960000"/>
+          <w:sz w:val="20"/>
+        </w:rPr>
+        <w:t>Las tres piden paso por la misma puerta</w:t>
+      </w:r>
+      <w:r>
+        <w:rPr>
+          <w:b w:val="0"/>
+          <w:color w:val="960000"/>
+          <w:sz w:val="20"/>
+        </w:rPr>
+        <w:t xml:space="preserve"> —</w:t>
+      </w:r>
+      <w:r>
+        <w:rPr>
+          <w:rFonts w:ascii="Consolas" w:hAnsi="Consolas"/>
+          <w:color w:val="960000"/>
+          <w:sz w:val="20"/>
+        </w:rPr>
+        <w:t>demanda_solicitar()</w:t>
+      </w:r>
+      <w:r>
+        <w:rPr>
+          <w:b w:val="0"/>
+          <w:color w:val="960000"/>
+          <w:sz w:val="20"/>
+        </w:rPr>
+        <w:t xml:space="preserve">—, que es donde está escrita la diferencia entre </w:t>
+      </w:r>
+      <w:r>
+        <w:rPr>
+          <w:b/>
+          <w:color w:val="960000"/>
+          <w:sz w:val="20"/>
+        </w:rPr>
+        <w:t>pedir</w:t>
+      </w:r>
+      <w:r>
+        <w:rPr>
+          <w:b w:val="0"/>
+          <w:color w:val="960000"/>
+          <w:sz w:val="20"/>
+        </w:rPr>
+        <w:t xml:space="preserve"> y </w:t>
+      </w:r>
+      <w:r>
+        <w:rPr>
+          <w:b/>
+          <w:color w:val="960000"/>
+          <w:sz w:val="20"/>
+        </w:rPr>
+        <w:t>decidir</w:t>
+      </w:r>
+      <w:r>
+        <w:rPr>
+          <w:b w:val="0"/>
+          <w:color w:val="960000"/>
+          <w:sz w:val="20"/>
+        </w:rPr>
+        <w:t xml:space="preserve"> (SFTY-27). </w:t>
+      </w:r>
+      <w:r>
+        <w:rPr>
+          <w:b/>
+          <w:color w:val="960000"/>
+          <w:sz w:val="20"/>
+        </w:rPr>
+        <w:t>Una cámara no enciende nada</w:t>
+      </w:r>
+      <w:r>
+        <w:rPr>
+          <w:b w:val="0"/>
+          <w:color w:val="960000"/>
+          <w:sz w:val="20"/>
+        </w:rPr>
+        <w:t xml:space="preserve">: sólo pide. 🛑 </w:t>
+      </w:r>
+      <w:r>
+        <w:rPr>
+          <w:b/>
+          <w:color w:val="960000"/>
+          <w:sz w:val="20"/>
+        </w:rPr>
+        <w:t>NO SE CABLEA CÁMARA A `J16` TODAVÍA, y son dos motivos independientes:</w:t>
+      </w:r>
+      <w:r>
+        <w:rPr>
+          <w:b w:val="0"/>
+          <w:color w:val="960000"/>
+          <w:sz w:val="20"/>
+        </w:rPr>
+        <w:t xml:space="preserve"> 1. </w:t>
+      </w:r>
+      <w:r>
+        <w:rPr>
+          <w:b/>
+          <w:color w:val="960000"/>
+          <w:sz w:val="20"/>
+        </w:rPr>
+        <w:t>`J16` LLEVA 12 V CRUDOS EN SU POSICIÓN 1</w:t>
+      </w:r>
+      <w:r>
+        <w:rPr>
+          <w:b w:val="0"/>
+          <w:color w:val="960000"/>
+          <w:sz w:val="20"/>
+        </w:rPr>
+        <w:t xml:space="preserve"> — el único conector de señal de la tarjeta que los trae, sin opto ni protección. </w:t>
+      </w:r>
+      <w:r>
+        <w:rPr>
+          <w:b/>
+          <w:color w:val="960000"/>
+          <w:sz w:val="20"/>
+        </w:rPr>
+        <w:t>Se tapa físicamente antes de cablear nada</w:t>
+      </w:r>
+      <w:r>
+        <w:rPr>
+          <w:b w:val="0"/>
+          <w:color w:val="960000"/>
+          <w:sz w:val="20"/>
+        </w:rPr>
+        <w:t xml:space="preserve">, y el margen real en cobre hasta el pin de al lado es de </w:t>
+      </w:r>
+      <w:r>
+        <w:rPr>
+          <w:b/>
+          <w:color w:val="960000"/>
+          <w:sz w:val="20"/>
+        </w:rPr>
+        <w:t>1,36 mm</w:t>
+      </w:r>
+      <w:r>
+        <w:rPr>
+          <w:b w:val="0"/>
+          <w:color w:val="960000"/>
+          <w:sz w:val="20"/>
+        </w:rPr>
+        <w:t xml:space="preserve">, medido sobre pistas y vías. 2. </w:t>
+      </w:r>
+      <w:r>
+        <w:rPr>
+          <w:b/>
+          <w:color w:val="960000"/>
+          <w:sz w:val="20"/>
+        </w:rPr>
+        <w:t>Falta la medida `M3`:</w:t>
+      </w:r>
+      <w:r>
+        <w:rPr>
+          <w:b w:val="0"/>
+          <w:color w:val="960000"/>
+          <w:sz w:val="20"/>
+        </w:rPr>
+        <w:t xml:space="preserve"> con </w:t>
+      </w:r>
+      <w:r>
+        <w:rPr>
+          <w:rFonts w:ascii="Consolas" w:hAnsi="Consolas"/>
+          <w:color w:val="960000"/>
+          <w:sz w:val="20"/>
+        </w:rPr>
+        <w:t>INPUT</w:t>
+      </w:r>
+      <w:r>
+        <w:rPr>
+          <w:b w:val="0"/>
+          <w:color w:val="960000"/>
+          <w:sz w:val="20"/>
+        </w:rPr>
+        <w:t xml:space="preserve"> pelado, el pin necesita </w:t>
+      </w:r>
+      <w:r>
+        <w:rPr>
+          <w:b/>
+          <w:color w:val="960000"/>
+          <w:sz w:val="20"/>
+        </w:rPr>
+        <w:t>resistencia real a masa en la placa</w:t>
+      </w:r>
+      <w:r>
+        <w:rPr>
+          <w:b w:val="0"/>
+          <w:color w:val="960000"/>
+          <w:sz w:val="20"/>
+        </w:rPr>
+        <w:t xml:space="preserve"> o queda flotando y el ruido dispara </w:t>
+      </w:r>
+      <w:r>
+        <w:rPr>
+          <w:b/>
+          <w:color w:val="960000"/>
+          <w:sz w:val="20"/>
+        </w:rPr>
+        <w:t>demandas fantasma</w:t>
+      </w:r>
+      <w:r>
+        <w:rPr>
+          <w:b w:val="0"/>
+          <w:color w:val="960000"/>
+          <w:sz w:val="20"/>
+        </w:rPr>
+        <w:t xml:space="preserve">. </w:t>
+      </w:r>
+      <w:r>
+        <w:rPr>
+          <w:rFonts w:ascii="Consolas" w:hAnsi="Consolas"/>
+          <w:color w:val="960000"/>
+          <w:sz w:val="20"/>
+        </w:rPr>
+        <w:t>PB0</w:t>
+      </w:r>
+      <w:r>
+        <w:rPr>
+          <w:b w:val="0"/>
+          <w:color w:val="960000"/>
+          <w:sz w:val="20"/>
+        </w:rPr>
+        <w:t xml:space="preserve"> la tiene declarada; de </w:t>
+      </w:r>
+      <w:r>
+        <w:rPr>
+          <w:rFonts w:ascii="Consolas" w:hAnsi="Consolas"/>
+          <w:color w:val="960000"/>
+          <w:sz w:val="20"/>
+        </w:rPr>
+        <w:t>PB14</w:t>
+      </w:r>
+      <w:r>
+        <w:rPr>
+          <w:b w:val="0"/>
+          <w:color w:val="960000"/>
+          <w:sz w:val="20"/>
+        </w:rPr>
+        <w:t>/</w:t>
+      </w:r>
+      <w:r>
+        <w:rPr>
+          <w:rFonts w:ascii="Consolas" w:hAnsi="Consolas"/>
+          <w:color w:val="960000"/>
+          <w:sz w:val="20"/>
+        </w:rPr>
+        <w:t>PB15</w:t>
+      </w:r>
+      <w:r>
+        <w:rPr>
+          <w:b w:val="0"/>
+          <w:color w:val="960000"/>
+          <w:sz w:val="20"/>
+        </w:rPr>
+        <w:t xml:space="preserve"> </w:t>
+      </w:r>
+      <w:r>
+        <w:rPr>
+          <w:b/>
+          <w:color w:val="960000"/>
+          <w:sz w:val="20"/>
+        </w:rPr>
+        <w:t>sólo lo dice el netlist y nadie lo ha comprobado con multímetro</w:t>
+      </w:r>
+      <w:r>
+        <w:rPr>
+          <w:b w:val="0"/>
+          <w:color w:val="960000"/>
+          <w:sz w:val="20"/>
+        </w:rPr>
+        <w:t xml:space="preserve">. </w:t>
+      </w:r>
+      <w:r>
+        <w:rPr>
+          <w:b/>
+          <w:color w:val="960000"/>
+          <w:sz w:val="20"/>
+        </w:rPr>
+        <w:t>Y el orden no es negociable</w:t>
+      </w:r>
+      <w:r>
+        <w:rPr>
+          <w:b w:val="0"/>
+          <w:color w:val="960000"/>
+          <w:sz w:val="20"/>
+        </w:rPr>
+        <w:t xml:space="preserve"> (</w:t>
+      </w:r>
+      <w:r>
+        <w:rPr>
+          <w:rFonts w:ascii="Consolas" w:hAnsi="Consolas"/>
+          <w:color w:val="960000"/>
+          <w:sz w:val="20"/>
+        </w:rPr>
+        <w:t>CLAUDE.md</w:t>
+      </w:r>
+      <w:r>
+        <w:rPr>
+          <w:b w:val="0"/>
+          <w:color w:val="960000"/>
+          <w:sz w:val="20"/>
+        </w:rPr>
+        <w:t xml:space="preserve"> §9.bis): </w:t>
+      </w:r>
+      <w:r>
+        <w:rPr>
+          <w:b/>
+          <w:color w:val="960000"/>
+          <w:sz w:val="20"/>
+        </w:rPr>
+        <w:t>el firmware nuevo tiene que estar CARGADO EN LA TARJETA antes de que nadie enchufe nada en `J16`.</w:t>
+      </w:r>
+      <w:r>
+        <w:rPr>
+          <w:b w:val="0"/>
+          <w:color w:val="960000"/>
+          <w:sz w:val="20"/>
+        </w:rPr>
+        <w:t xml:space="preserve"> Con el firmware viejo dentro, </w:t>
+      </w:r>
+      <w:r>
+        <w:rPr>
+          <w:rFonts w:ascii="Consolas" w:hAnsi="Consolas"/>
+          <w:color w:val="960000"/>
+          <w:sz w:val="20"/>
+        </w:rPr>
+        <w:t>PB14</w:t>
+      </w:r>
+      <w:r>
+        <w:rPr>
+          <w:b w:val="0"/>
+          <w:color w:val="960000"/>
+          <w:sz w:val="20"/>
+        </w:rPr>
+        <w:t xml:space="preserve"> todavía es </w:t>
+      </w:r>
+      <w:r>
+        <w:rPr>
+          <w:rFonts w:ascii="Consolas" w:hAnsi="Consolas"/>
+          <w:color w:val="960000"/>
+          <w:sz w:val="20"/>
+        </w:rPr>
+        <w:t>botonAceptar()</w:t>
+      </w:r>
+      <w:r>
+        <w:rPr>
+          <w:b w:val="0"/>
+          <w:color w:val="960000"/>
+          <w:sz w:val="20"/>
+        </w:rPr>
+        <w:t xml:space="preserve"> leído activo en BAJO, y cualquier cosa enchufada ahí </w:t>
+      </w:r>
+      <w:r>
+        <w:rPr>
+          <w:b/>
+          <w:color w:val="960000"/>
+          <w:sz w:val="20"/>
+        </w:rPr>
+        <w:t>pulsa «Aceptar» en un equipo que está en la calle</w:t>
+      </w:r>
+      <w:r>
+        <w:rPr>
+          <w:b w:val="0"/>
+          <w:color w:val="960000"/>
+          <w:sz w:val="20"/>
         </w:rPr>
         <w:t>.</w:t>
       </w:r>
@@ -2804,7 +5198,231 @@
           <w:color w:val="960000"/>
           <w:sz w:val="20"/>
         </w:rPr>
-        <w:t xml:space="preserve"> lo tiene cerrado por decisión: *«Cero Computadores Edge Externos»*. </w:t>
+        <w:t xml:space="preserve"> lo tiene cerrado por decisión: *«Cero Computadores Edge Externos»*. - ✅ </w:t>
+      </w:r>
+      <w:r>
+        <w:rPr>
+          <w:b/>
+          <w:color w:val="960000"/>
+          <w:sz w:val="20"/>
+        </w:rPr>
+        <w:t>31/08 — y sigue valiendo «0, 1 o 2» aunque ahora haya tres entradas de cámara.</w:t>
+      </w:r>
+      <w:r>
+        <w:rPr>
+          <w:b w:val="0"/>
+          <w:color w:val="960000"/>
+          <w:sz w:val="20"/>
+        </w:rPr>
+        <w:t xml:space="preserve"> </w:t>
+      </w:r>
+      <w:r>
+        <w:rPr>
+          <w:b/>
+          <w:color w:val="960000"/>
+          <w:sz w:val="20"/>
+        </w:rPr>
+        <w:t>MEDIDO</w:t>
+      </w:r>
+      <w:r>
+        <w:rPr>
+          <w:b w:val="0"/>
+          <w:color w:val="960000"/>
+          <w:sz w:val="20"/>
+        </w:rPr>
+        <w:t xml:space="preserve"> en </w:t>
+      </w:r>
+      <w:r>
+        <w:rPr>
+          <w:rFonts w:ascii="Consolas" w:hAnsi="Consolas"/>
+          <w:color w:val="960000"/>
+          <w:sz w:val="20"/>
+        </w:rPr>
+        <w:t>Maestro/src/modo_inteligente.cpp:124</w:t>
+      </w:r>
+      <w:r>
+        <w:rPr>
+          <w:b w:val="0"/>
+          <w:color w:val="960000"/>
+          <w:sz w:val="20"/>
+        </w:rPr>
+        <w:t xml:space="preserve">: ese número suma </w:t>
+      </w:r>
+      <w:r>
+        <w:rPr>
+          <w:b/>
+          <w:color w:val="960000"/>
+          <w:sz w:val="20"/>
+        </w:rPr>
+        <w:t>sólo `PB0` y la demanda remota</w:t>
+      </w:r>
+      <w:r>
+        <w:rPr>
+          <w:b w:val="0"/>
+          <w:color w:val="960000"/>
+          <w:sz w:val="20"/>
+        </w:rPr>
+        <w:t xml:space="preserve">. Las cámaras </w:t>
+      </w:r>
+      <w:r>
+        <w:rPr>
+          <w:rFonts w:ascii="Consolas" w:hAnsi="Consolas"/>
+          <w:color w:val="960000"/>
+          <w:sz w:val="20"/>
+        </w:rPr>
+        <w:t>C</w:t>
+      </w:r>
+      <w:r>
+        <w:rPr>
+          <w:b w:val="0"/>
+          <w:color w:val="960000"/>
+          <w:sz w:val="20"/>
+        </w:rPr>
+        <w:t xml:space="preserve"> y </w:t>
+      </w:r>
+      <w:r>
+        <w:rPr>
+          <w:rFonts w:ascii="Consolas" w:hAnsi="Consolas"/>
+          <w:color w:val="960000"/>
+          <w:sz w:val="20"/>
+        </w:rPr>
+        <w:t>D</w:t>
+      </w:r>
+      <w:r>
+        <w:rPr>
+          <w:b w:val="0"/>
+          <w:color w:val="960000"/>
+          <w:sz w:val="20"/>
+        </w:rPr>
+        <w:t xml:space="preserve"> de </w:t>
+      </w:r>
+      <w:r>
+        <w:rPr>
+          <w:rFonts w:ascii="Consolas" w:hAnsi="Consolas"/>
+          <w:color w:val="960000"/>
+          <w:sz w:val="20"/>
+        </w:rPr>
+        <w:t>J16</w:t>
+      </w:r>
+      <w:r>
+        <w:rPr>
+          <w:b w:val="0"/>
+          <w:color w:val="960000"/>
+          <w:sz w:val="20"/>
+        </w:rPr>
+        <w:t xml:space="preserve"> </w:t>
+      </w:r>
+      <w:r>
+        <w:rPr>
+          <w:b/>
+          <w:color w:val="960000"/>
+          <w:sz w:val="20"/>
+        </w:rPr>
+        <w:t>entran por otra puerta</w:t>
+      </w:r>
+      <w:r>
+        <w:rPr>
+          <w:b w:val="0"/>
+          <w:color w:val="960000"/>
+          <w:sz w:val="20"/>
+        </w:rPr>
+        <w:t xml:space="preserve"> —un flanco que llama a </w:t>
+      </w:r>
+      <w:r>
+        <w:rPr>
+          <w:rFonts w:ascii="Consolas" w:hAnsi="Consolas"/>
+          <w:color w:val="960000"/>
+          <w:sz w:val="20"/>
+        </w:rPr>
+        <w:t>demanda_solicitar()</w:t>
+      </w:r>
+      <w:r>
+        <w:rPr>
+          <w:b w:val="0"/>
+          <w:color w:val="960000"/>
+          <w:sz w:val="20"/>
+        </w:rPr>
+        <w:t xml:space="preserve">, </w:t>
+      </w:r>
+      <w:r>
+        <w:rPr>
+          <w:rFonts w:ascii="Consolas" w:hAnsi="Consolas"/>
+          <w:color w:val="960000"/>
+          <w:sz w:val="20"/>
+        </w:rPr>
+        <w:t>botones.cpp:128-130</w:t>
+      </w:r>
+      <w:r>
+        <w:rPr>
+          <w:b w:val="0"/>
+          <w:color w:val="960000"/>
+          <w:sz w:val="20"/>
+        </w:rPr>
+        <w:t xml:space="preserve">— y </w:t>
+      </w:r>
+      <w:r>
+        <w:rPr>
+          <w:b/>
+          <w:color w:val="960000"/>
+          <w:sz w:val="20"/>
+        </w:rPr>
+        <w:t>no suben ese contador</w:t>
+      </w:r>
+      <w:r>
+        <w:rPr>
+          <w:b w:val="0"/>
+          <w:color w:val="960000"/>
+          <w:sz w:val="20"/>
+        </w:rPr>
+        <w:t xml:space="preserve">. Es decir que </w:t>
+      </w:r>
+      <w:r>
+        <w:rPr>
+          <w:b/>
+          <w:color w:val="960000"/>
+          <w:sz w:val="20"/>
+        </w:rPr>
+        <w:t>«Autos: 2» sigue siendo el máximo</w:t>
+      </w:r>
+      <w:r>
+        <w:rPr>
+          <w:b w:val="0"/>
+          <w:color w:val="960000"/>
+          <w:sz w:val="20"/>
+        </w:rPr>
+        <w:t xml:space="preserve"> y una demanda por </w:t>
+      </w:r>
+      <w:r>
+        <w:rPr>
+          <w:rFonts w:ascii="Consolas" w:hAnsi="Consolas"/>
+          <w:color w:val="960000"/>
+          <w:sz w:val="20"/>
+        </w:rPr>
+        <w:t>J16</w:t>
+      </w:r>
+      <w:r>
+        <w:rPr>
+          <w:b w:val="0"/>
+          <w:color w:val="960000"/>
+          <w:sz w:val="20"/>
+        </w:rPr>
+        <w:t xml:space="preserve"> </w:t>
+      </w:r>
+      <w:r>
+        <w:rPr>
+          <w:b/>
+          <w:color w:val="960000"/>
+          <w:sz w:val="20"/>
+        </w:rPr>
+        <w:t>no se ve reflejada ahí</w:t>
+      </w:r>
+      <w:r>
+        <w:rPr>
+          <w:b w:val="0"/>
+          <w:color w:val="960000"/>
+          <w:sz w:val="20"/>
+        </w:rPr>
+        <w:t xml:space="preserve">. Se escribe porque lo contrario es lo que un lector supondría solo. </w:t>
       </w:r>
       <w:r>
         <w:rPr>
@@ -2851,6 +5469,1390 @@
           <w:sz w:val="21"/>
         </w:rPr>
         <w:t>Para permitir la operación del semáforo a nivel del suelo sin colisionar con la edición de parámetros en pantalla:</w:t>
+      </w:r>
+    </w:p>
+    <w:p>
+      <w:pPr>
+        <w:spacing w:after="160"/>
+        <w:ind w:left="360"/>
+        <w:shd w:val="clear" w:fill="FFF4E5"/>
+      </w:pPr>
+      <w:r>
+        <w:rPr>
+          <w:b w:val="0"/>
+          <w:color w:val="960000"/>
+          <w:sz w:val="20"/>
+        </w:rPr>
+        <w:t xml:space="preserve">🔴 CORREGIDO EL 31/08 — LA TABLA QUE HABÍA AQUÍ NO ERA LA DEL EQUIPO </w:t>
+      </w:r>
+      <w:r>
+        <w:rPr>
+          <w:b/>
+          <w:color w:val="960000"/>
+          <w:sz w:val="20"/>
+        </w:rPr>
+        <w:t>Lo que este apartado publicaba era la REDEFINICIÓN PROPUESTA de V9.0, escrita en pasado como si estuviera implementada. Nunca se implementó.</w:t>
+      </w:r>
+      <w:r>
+        <w:rPr>
+          <w:b w:val="0"/>
+          <w:color w:val="960000"/>
+          <w:sz w:val="20"/>
+        </w:rPr>
+        <w:t xml:space="preserve"> Un operario que aprendiera aquella tabla accionaría secuencias que el equipo </w:t>
+      </w:r>
+      <w:r>
+        <w:rPr>
+          <w:b/>
+          <w:color w:val="960000"/>
+          <w:sz w:val="20"/>
+        </w:rPr>
+        <w:t>no reconoce</w:t>
+      </w:r>
+      <w:r>
+        <w:rPr>
+          <w:b w:val="0"/>
+          <w:color w:val="960000"/>
+          <w:sz w:val="20"/>
+        </w:rPr>
+        <w:t xml:space="preserve">, concluiría que el mando está averiado, y </w:t>
+      </w:r>
+      <w:r>
+        <w:rPr>
+          <w:b/>
+          <w:color w:val="960000"/>
+          <w:sz w:val="20"/>
+        </w:rPr>
+        <w:t>la única de las cinco que sí existe la habría aprendido mal</w:t>
+      </w:r>
+      <w:r>
+        <w:rPr>
+          <w:b w:val="0"/>
+          <w:color w:val="960000"/>
+          <w:sz w:val="20"/>
+        </w:rPr>
+        <w:t xml:space="preserve"> — </w:t>
+      </w:r>
+      <w:r>
+        <w:rPr>
+          <w:rFonts w:ascii="Consolas" w:hAnsi="Consolas"/>
+          <w:color w:val="960000"/>
+          <w:sz w:val="20"/>
+        </w:rPr>
+        <w:t>A·B·A·B</w:t>
+      </w:r>
+      <w:r>
+        <w:rPr>
+          <w:b w:val="0"/>
+          <w:color w:val="960000"/>
+          <w:sz w:val="20"/>
+        </w:rPr>
+        <w:t xml:space="preserve"> es Degradado en las dos tablas, y es la única coincidencia. </w:t>
+      </w:r>
+      <w:r>
+        <w:rPr>
+          <w:b/>
+          <w:color w:val="960000"/>
+          <w:sz w:val="20"/>
+        </w:rPr>
+        <w:t>Se conserva tachada, no borrada:</w:t>
+      </w:r>
+      <w:r>
+        <w:rPr>
+          <w:b w:val="0"/>
+          <w:color w:val="960000"/>
+          <w:sz w:val="20"/>
+        </w:rPr>
+        <w:t xml:space="preserve"> una propuesta que desaparece en silencio vuelve a proponerse como novedad, y la segunda vez ya nadie recuerda que no llegó a escribirse. | ~~Secuencia~~ | ~~Modo Activado~~ | ~~Confirmación Lumínica~~ | |---|---|---| | ~~</w:t>
+      </w:r>
+      <w:r>
+        <w:rPr>
+          <w:b/>
+          <w:color w:val="960000"/>
+          <w:sz w:val="20"/>
+        </w:rPr>
+        <w:t>`A · B · A`</w:t>
+      </w:r>
+      <w:r>
+        <w:rPr>
+          <w:b w:val="0"/>
+          <w:color w:val="960000"/>
+          <w:sz w:val="20"/>
+        </w:rPr>
+        <w:t xml:space="preserve"> (≤12s)~~ | ~~🟢 Modo Automático~~ | ⛔ </w:t>
+      </w:r>
+      <w:r>
+        <w:rPr>
+          <w:b/>
+          <w:color w:val="960000"/>
+          <w:sz w:val="20"/>
+        </w:rPr>
+        <w:t>NO EXISTE</w:t>
+      </w:r>
+      <w:r>
+        <w:rPr>
+          <w:b w:val="0"/>
+          <w:color w:val="960000"/>
+          <w:sz w:val="20"/>
+        </w:rPr>
+        <w:t xml:space="preserve"> | | ~~</w:t>
+      </w:r>
+      <w:r>
+        <w:rPr>
+          <w:b/>
+          <w:color w:val="960000"/>
+          <w:sz w:val="20"/>
+        </w:rPr>
+        <w:t>`B · A · B`</w:t>
+      </w:r>
+      <w:r>
+        <w:rPr>
+          <w:b w:val="0"/>
+          <w:color w:val="960000"/>
+          <w:sz w:val="20"/>
+        </w:rPr>
+        <w:t xml:space="preserve"> (≤12s)~~ | ~~🟡 Modo Ámbar (Seguro)~~ | ⛔ </w:t>
+      </w:r>
+      <w:r>
+        <w:rPr>
+          <w:b/>
+          <w:color w:val="960000"/>
+          <w:sz w:val="20"/>
+        </w:rPr>
+        <w:t>NO EXISTE</w:t>
+      </w:r>
+      <w:r>
+        <w:rPr>
+          <w:b w:val="0"/>
+          <w:color w:val="960000"/>
+          <w:sz w:val="20"/>
+        </w:rPr>
+        <w:t xml:space="preserve"> | | ~~</w:t>
+      </w:r>
+      <w:r>
+        <w:rPr>
+          <w:b/>
+          <w:color w:val="960000"/>
+          <w:sz w:val="20"/>
+        </w:rPr>
+        <w:t>`B · A · B · A`</w:t>
+      </w:r>
+      <w:r>
+        <w:rPr>
+          <w:b w:val="0"/>
+          <w:color w:val="960000"/>
+          <w:sz w:val="20"/>
+        </w:rPr>
+        <w:t xml:space="preserve"> (≤18s)~~ | ~~✋ Modo Manual (Operario)~~ | ⛔ </w:t>
+      </w:r>
+      <w:r>
+        <w:rPr>
+          <w:b/>
+          <w:color w:val="960000"/>
+          <w:sz w:val="20"/>
+        </w:rPr>
+        <w:t>NO EXISTE — y no hay ninguna secuencia de mando para el Modo Manual</w:t>
+      </w:r>
+      <w:r>
+        <w:rPr>
+          <w:b w:val="0"/>
+          <w:color w:val="960000"/>
+          <w:sz w:val="20"/>
+        </w:rPr>
+        <w:t xml:space="preserve"> | | ~~</w:t>
+      </w:r>
+      <w:r>
+        <w:rPr>
+          <w:b/>
+          <w:color w:val="960000"/>
+          <w:sz w:val="20"/>
+        </w:rPr>
+        <w:t>`A · A · B · B`</w:t>
+      </w:r>
+      <w:r>
+        <w:rPr>
+          <w:b w:val="0"/>
+          <w:color w:val="960000"/>
+          <w:sz w:val="20"/>
+        </w:rPr>
+        <w:t xml:space="preserve"> (≤18s)~~ | ~~📷 Modo Inteligente (Cámaras IA)~~ | ⛔ </w:t>
+      </w:r>
+      <w:r>
+        <w:rPr>
+          <w:b/>
+          <w:color w:val="960000"/>
+          <w:sz w:val="20"/>
+        </w:rPr>
+        <w:t>NO EXISTE — y no hay ninguna secuencia de mando para el Modo Inteligente</w:t>
+      </w:r>
+      <w:r>
+        <w:rPr>
+          <w:b w:val="0"/>
+          <w:color w:val="960000"/>
+          <w:sz w:val="20"/>
+        </w:rPr>
+        <w:t xml:space="preserve"> |</w:t>
+      </w:r>
+    </w:p>
+    <w:p>
+      <w:pPr>
+        <w:spacing w:before="200" w:after="120"/>
+      </w:pPr>
+      <w:r>
+        <w:rPr>
+          <w:b/>
+          <w:color w:val="003366"/>
+          <w:sz w:val="23"/>
+        </w:rPr>
+        <w:t xml:space="preserve">✅ EL VOCABULARIO REAL — MEDIDO en </w:t>
+      </w:r>
+      <w:r>
+        <w:rPr>
+          <w:rFonts w:ascii="Consolas" w:hAnsi="Consolas"/>
+          <w:color w:val="003366"/>
+          <w:sz w:val="23"/>
+        </w:rPr>
+        <w:t>Maestro/src/mando.cpp:201-238</w:t>
+      </w:r>
+      <w:r>
+        <w:rPr>
+          <w:b/>
+          <w:color w:val="003366"/>
+          <w:sz w:val="23"/>
+        </w:rPr>
+        <w:t xml:space="preserve"> y </w:t>
+      </w:r>
+      <w:r>
+        <w:rPr>
+          <w:rFonts w:ascii="Consolas" w:hAnsi="Consolas"/>
+          <w:color w:val="003366"/>
+          <w:sz w:val="23"/>
+        </w:rPr>
+        <w:t>Esclavo/src/mando.cpp</w:t>
+      </w:r>
+      <w:r>
+        <w:rPr>
+          <w:b/>
+          <w:color w:val="003366"/>
+          <w:sz w:val="23"/>
+        </w:rPr>
+        <w:t xml:space="preserve"> (31/08)</w:t>
+      </w:r>
+    </w:p>
+    <w:p>
+      <w:pPr>
+        <w:spacing w:after="120"/>
+      </w:pPr>
+      <w:r>
+        <w:rPr>
+          <w:b/>
+          <w:sz w:val="21"/>
+        </w:rPr>
+        <w:t>Son TRES secuencias, y no hay más.</w:t>
+      </w:r>
+    </w:p>
+    <w:tbl>
+      <w:tblPr>
+        <w:tblStyle w:val="TableGrid"/>
+        <w:tblW w:type="auto" w:w="0"/>
+        <w:tblLook w:firstColumn="1" w:firstRow="1" w:lastColumn="0" w:lastRow="0" w:noHBand="0" w:noVBand="1" w:val="04A0"/>
+      </w:tblPr>
+      <w:tblGrid>
+        <w:gridCol w:w="2340"/>
+        <w:gridCol w:w="2340"/>
+        <w:gridCol w:w="2340"/>
+        <w:gridCol w:w="2340"/>
+      </w:tblGrid>
+      <w:tr>
+        <w:tc>
+          <w:tcPr>
+            <w:tcW w:type="dxa" w:w="2340"/>
+            <w:shd w:val="clear" w:fill="DCE6F1"/>
+          </w:tcPr>
+          <w:p>
+            <w:r/>
+            <w:r>
+              <w:rPr>
+                <w:b/>
+                <w:sz w:val="19"/>
+              </w:rPr>
+              <w:t>Secuencia</w:t>
+            </w:r>
+          </w:p>
+        </w:tc>
+        <w:tc>
+          <w:tcPr>
+            <w:tcW w:type="dxa" w:w="2340"/>
+            <w:shd w:val="clear" w:fill="DCE6F1"/>
+          </w:tcPr>
+          <w:p>
+            <w:r/>
+            <w:r>
+              <w:rPr>
+                <w:b/>
+                <w:sz w:val="19"/>
+              </w:rPr>
+              <w:t>Modo Activado</w:t>
+            </w:r>
+          </w:p>
+        </w:tc>
+        <w:tc>
+          <w:tcPr>
+            <w:tcW w:type="dxa" w:w="2340"/>
+            <w:shd w:val="clear" w:fill="DCE6F1"/>
+          </w:tcPr>
+          <w:p>
+            <w:r/>
+            <w:r>
+              <w:rPr>
+                <w:b/>
+                <w:sz w:val="19"/>
+              </w:rPr>
+              <w:t>Confirmación Lumínica</w:t>
+            </w:r>
+          </w:p>
+        </w:tc>
+        <w:tc>
+          <w:tcPr>
+            <w:tcW w:type="dxa" w:w="2340"/>
+            <w:shd w:val="clear" w:fill="DCE6F1"/>
+          </w:tcPr>
+          <w:p>
+            <w:r/>
+            <w:r>
+              <w:rPr>
+                <w:b/>
+                <w:sz w:val="19"/>
+              </w:rPr>
+              <w:t>Dónde está</w:t>
+            </w:r>
+          </w:p>
+        </w:tc>
+      </w:tr>
+      <w:tr>
+        <w:tc>
+          <w:tcPr>
+            <w:tcW w:type="dxa" w:w="2340"/>
+          </w:tcPr>
+          <w:p>
+            <w:r/>
+            <w:r>
+              <w:rPr>
+                <w:b/>
+                <w:sz w:val="19"/>
+              </w:rPr>
+              <w:t>`A · A · A`</w:t>
+            </w:r>
+            <w:r>
+              <w:rPr>
+                <w:b w:val="0"/>
+                <w:sz w:val="19"/>
+              </w:rPr>
+              <w:t xml:space="preserve"> (≤ 12 s)</w:t>
+            </w:r>
+          </w:p>
+        </w:tc>
+        <w:tc>
+          <w:tcPr>
+            <w:tcW w:type="dxa" w:w="2340"/>
+          </w:tcPr>
+          <w:p>
+            <w:r/>
+            <w:r>
+              <w:rPr>
+                <w:b w:val="0"/>
+                <w:sz w:val="19"/>
+              </w:rPr>
+              <w:t xml:space="preserve">🟢 </w:t>
+            </w:r>
+            <w:r>
+              <w:rPr>
+                <w:b/>
+                <w:sz w:val="19"/>
+              </w:rPr>
+              <w:t>Modo Automático</w:t>
+            </w:r>
+          </w:p>
+        </w:tc>
+        <w:tc>
+          <w:tcPr>
+            <w:tcW w:type="dxa" w:w="2340"/>
+          </w:tcPr>
+          <w:p>
+            <w:r/>
+            <w:r>
+              <w:rPr>
+                <w:b/>
+                <w:sz w:val="19"/>
+              </w:rPr>
+              <w:t>2 destellos rojos</w:t>
+            </w:r>
+          </w:p>
+        </w:tc>
+        <w:tc>
+          <w:tcPr>
+            <w:tcW w:type="dxa" w:w="2340"/>
+          </w:tcPr>
+          <w:p>
+            <w:r/>
+            <w:r>
+              <w:rPr>
+                <w:rFonts w:ascii="Consolas" w:hAnsi="Consolas"/>
+                <w:sz w:val="19"/>
+              </w:rPr>
+              <w:t>mando.cpp:226-228</w:t>
+            </w:r>
+            <w:r>
+              <w:rPr>
+                <w:b w:val="0"/>
+                <w:sz w:val="19"/>
+              </w:rPr>
+              <w:t xml:space="preserve"> · </w:t>
+            </w:r>
+            <w:r>
+              <w:rPr>
+                <w:rFonts w:ascii="Consolas" w:hAnsi="Consolas"/>
+                <w:sz w:val="19"/>
+              </w:rPr>
+              <w:t>DESTELLOS_AUTOMATICO = 2</w:t>
+            </w:r>
+            <w:r>
+              <w:rPr>
+                <w:b w:val="0"/>
+                <w:sz w:val="19"/>
+              </w:rPr>
+              <w:t xml:space="preserve"> (</w:t>
+            </w:r>
+            <w:r>
+              <w:rPr>
+                <w:rFonts w:ascii="Consolas" w:hAnsi="Consolas"/>
+                <w:sz w:val="19"/>
+              </w:rPr>
+              <w:t>:45</w:t>
+            </w:r>
+            <w:r>
+              <w:rPr>
+                <w:b w:val="0"/>
+                <w:sz w:val="19"/>
+              </w:rPr>
+              <w:t>)</w:t>
+            </w:r>
+          </w:p>
+        </w:tc>
+      </w:tr>
+      <w:tr>
+        <w:tc>
+          <w:tcPr>
+            <w:tcW w:type="dxa" w:w="2340"/>
+          </w:tcPr>
+          <w:p>
+            <w:r/>
+            <w:r>
+              <w:rPr>
+                <w:b/>
+                <w:sz w:val="19"/>
+              </w:rPr>
+              <w:t>`B · B · B`</w:t>
+            </w:r>
+            <w:r>
+              <w:rPr>
+                <w:b w:val="0"/>
+                <w:sz w:val="19"/>
+              </w:rPr>
+              <w:t xml:space="preserve"> (≤ 12 s)</w:t>
+            </w:r>
+          </w:p>
+        </w:tc>
+        <w:tc>
+          <w:tcPr>
+            <w:tcW w:type="dxa" w:w="2340"/>
+          </w:tcPr>
+          <w:p>
+            <w:r/>
+            <w:r>
+              <w:rPr>
+                <w:b w:val="0"/>
+                <w:sz w:val="19"/>
+              </w:rPr>
+              <w:t xml:space="preserve">🟡 </w:t>
+            </w:r>
+            <w:r>
+              <w:rPr>
+                <w:b/>
+                <w:sz w:val="19"/>
+              </w:rPr>
+              <w:t>Modo Ámbar (Seguro)</w:t>
+            </w:r>
+          </w:p>
+        </w:tc>
+        <w:tc>
+          <w:tcPr>
+            <w:tcW w:type="dxa" w:w="2340"/>
+          </w:tcPr>
+          <w:p>
+            <w:r/>
+            <w:r>
+              <w:rPr>
+                <w:b/>
+                <w:sz w:val="19"/>
+              </w:rPr>
+              <w:t>3 destellos rojos</w:t>
+            </w:r>
+          </w:p>
+        </w:tc>
+        <w:tc>
+          <w:tcPr>
+            <w:tcW w:type="dxa" w:w="2340"/>
+          </w:tcPr>
+          <w:p>
+            <w:r/>
+            <w:r>
+              <w:rPr>
+                <w:rFonts w:ascii="Consolas" w:hAnsi="Consolas"/>
+                <w:sz w:val="19"/>
+              </w:rPr>
+              <w:t>mando.cpp:230-235</w:t>
+            </w:r>
+            <w:r>
+              <w:rPr>
+                <w:b w:val="0"/>
+                <w:sz w:val="19"/>
+              </w:rPr>
+              <w:t xml:space="preserve"> · </w:t>
+            </w:r>
+            <w:r>
+              <w:rPr>
+                <w:rFonts w:ascii="Consolas" w:hAnsi="Consolas"/>
+                <w:sz w:val="19"/>
+              </w:rPr>
+              <w:t>DESTELLOS_AMBAR = 3</w:t>
+            </w:r>
+            <w:r>
+              <w:rPr>
+                <w:b w:val="0"/>
+                <w:sz w:val="19"/>
+              </w:rPr>
+              <w:t xml:space="preserve"> (</w:t>
+            </w:r>
+            <w:r>
+              <w:rPr>
+                <w:rFonts w:ascii="Consolas" w:hAnsi="Consolas"/>
+                <w:sz w:val="19"/>
+              </w:rPr>
+              <w:t>:46</w:t>
+            </w:r>
+            <w:r>
+              <w:rPr>
+                <w:b w:val="0"/>
+                <w:sz w:val="19"/>
+              </w:rPr>
+              <w:t>)</w:t>
+            </w:r>
+          </w:p>
+        </w:tc>
+      </w:tr>
+      <w:tr>
+        <w:tc>
+          <w:tcPr>
+            <w:tcW w:type="dxa" w:w="2340"/>
+          </w:tcPr>
+          <w:p>
+            <w:r/>
+            <w:r>
+              <w:rPr>
+                <w:b/>
+                <w:sz w:val="19"/>
+              </w:rPr>
+              <w:t>`A · B · A · B`</w:t>
+            </w:r>
+            <w:r>
+              <w:rPr>
+                <w:b w:val="0"/>
+                <w:sz w:val="19"/>
+              </w:rPr>
+              <w:t xml:space="preserve"> (≤ 18 s)</w:t>
+            </w:r>
+          </w:p>
+        </w:tc>
+        <w:tc>
+          <w:tcPr>
+            <w:tcW w:type="dxa" w:w="2340"/>
+          </w:tcPr>
+          <w:p>
+            <w:r/>
+            <w:r>
+              <w:rPr>
+                <w:b w:val="0"/>
+                <w:sz w:val="19"/>
+              </w:rPr>
+              <w:t xml:space="preserve">🕒 </w:t>
+            </w:r>
+            <w:r>
+              <w:rPr>
+                <w:b/>
+                <w:sz w:val="19"/>
+              </w:rPr>
+              <w:t>Modo Degradado (Reloj RTC)</w:t>
+            </w:r>
+          </w:p>
+        </w:tc>
+        <w:tc>
+          <w:tcPr>
+            <w:tcW w:type="dxa" w:w="2340"/>
+          </w:tcPr>
+          <w:p>
+            <w:r/>
+            <w:r>
+              <w:rPr>
+                <w:b/>
+                <w:sz w:val="19"/>
+              </w:rPr>
+              <w:t>4 destellos rojos</w:t>
+            </w:r>
+          </w:p>
+        </w:tc>
+        <w:tc>
+          <w:tcPr>
+            <w:tcW w:type="dxa" w:w="2340"/>
+          </w:tcPr>
+          <w:p>
+            <w:r/>
+            <w:r>
+              <w:rPr>
+                <w:rFonts w:ascii="Consolas" w:hAnsi="Consolas"/>
+                <w:sz w:val="19"/>
+              </w:rPr>
+              <w:t>mando.cpp:203-219</w:t>
+            </w:r>
+            <w:r>
+              <w:rPr>
+                <w:b w:val="0"/>
+                <w:sz w:val="19"/>
+              </w:rPr>
+              <w:t xml:space="preserve"> · </w:t>
+            </w:r>
+            <w:r>
+              <w:rPr>
+                <w:rFonts w:ascii="Consolas" w:hAnsi="Consolas"/>
+                <w:sz w:val="19"/>
+              </w:rPr>
+              <w:t>DESTELLOS_DEGRADADO = 4</w:t>
+            </w:r>
+            <w:r>
+              <w:rPr>
+                <w:b w:val="0"/>
+                <w:sz w:val="19"/>
+              </w:rPr>
+              <w:t xml:space="preserve"> (</w:t>
+            </w:r>
+            <w:r>
+              <w:rPr>
+                <w:rFonts w:ascii="Consolas" w:hAnsi="Consolas"/>
+                <w:sz w:val="19"/>
+              </w:rPr>
+              <w:t>:47</w:t>
+            </w:r>
+            <w:r>
+              <w:rPr>
+                <w:b w:val="0"/>
+                <w:sz w:val="19"/>
+              </w:rPr>
+              <w:t>)</w:t>
+            </w:r>
+          </w:p>
+        </w:tc>
+      </w:tr>
+    </w:tbl>
+    <w:p>
+      <w:pPr>
+        <w:spacing w:after="120"/>
+      </w:pPr>
+    </w:p>
+    <w:p>
+      <w:pPr>
+        <w:pStyle w:val="ListBullet"/>
+        <w:spacing w:after="60"/>
+        <w:ind w:left="360"/>
+      </w:pPr>
+      <w:r>
+        <w:rPr>
+          <w:b/>
+          <w:sz w:val="21"/>
+        </w:rPr>
+        <w:t>Las ventanas son dos constantes distintas y las dos están medidas:</w:t>
+      </w:r>
+      <w:r>
+        <w:rPr>
+          <w:b w:val="0"/>
+          <w:sz w:val="21"/>
+        </w:rPr>
+        <w:t xml:space="preserve"> </w:t>
+      </w:r>
+      <w:r>
+        <w:rPr>
+          <w:rFonts w:ascii="Consolas" w:hAnsi="Consolas"/>
+          <w:sz w:val="21"/>
+        </w:rPr>
+        <w:t>VENTANA_TRIPLE_MS = 12000</w:t>
+      </w:r>
+    </w:p>
+    <w:p>
+      <w:pPr>
+        <w:spacing w:after="120"/>
+      </w:pPr>
+      <w:r>
+        <w:rPr>
+          <w:b w:val="0"/>
+          <w:sz w:val="21"/>
+        </w:rPr>
+        <w:t xml:space="preserve">(12 s, </w:t>
+      </w:r>
+      <w:r>
+        <w:rPr>
+          <w:rFonts w:ascii="Consolas" w:hAnsi="Consolas"/>
+          <w:sz w:val="21"/>
+        </w:rPr>
+        <w:t>mando.cpp:38</w:t>
+      </w:r>
+      <w:r>
+        <w:rPr>
+          <w:b w:val="0"/>
+          <w:sz w:val="21"/>
+        </w:rPr>
+        <w:t xml:space="preserve">) para las de tres pulsos, y </w:t>
+      </w:r>
+      <w:r>
+        <w:rPr>
+          <w:rFonts w:ascii="Consolas" w:hAnsi="Consolas"/>
+          <w:sz w:val="21"/>
+        </w:rPr>
+        <w:t>VENTANA_CUADRUPLE_MS</w:t>
+      </w:r>
+      <w:r>
+        <w:rPr>
+          <w:b w:val="0"/>
+          <w:sz w:val="21"/>
+        </w:rPr>
+        <w:t xml:space="preserve"> (18 s) para </w:t>
+      </w:r>
+      <w:r>
+        <w:rPr>
+          <w:rFonts w:ascii="Consolas" w:hAnsi="Consolas"/>
+          <w:sz w:val="21"/>
+        </w:rPr>
+        <w:t>A·B·A·B</w:t>
+      </w:r>
+      <w:r>
+        <w:rPr>
+          <w:b w:val="0"/>
+          <w:sz w:val="21"/>
+        </w:rPr>
+        <w:t>.</w:t>
+      </w:r>
+    </w:p>
+    <w:p>
+      <w:pPr>
+        <w:spacing w:after="120"/>
+      </w:pPr>
+      <w:r>
+        <w:rPr>
+          <w:b/>
+          <w:sz w:val="21"/>
+        </w:rPr>
+        <w:t>El reloj cuenta desde el PRIMER pulso de la secuencia, no desde el último.</w:t>
+      </w:r>
+    </w:p>
+    <w:p>
+      <w:pPr>
+        <w:pStyle w:val="ListBullet"/>
+        <w:spacing w:after="60"/>
+        <w:ind w:left="360"/>
+      </w:pPr>
+      <w:r>
+        <w:rPr>
+          <w:b/>
+          <w:sz w:val="21"/>
+        </w:rPr>
+        <w:t>`A·B·A·B` se comprueba ANTES que las otras dos, y no hay ambigüedad:</w:t>
+      </w:r>
+      <w:r>
+        <w:rPr>
+          <w:b w:val="0"/>
+          <w:sz w:val="21"/>
+        </w:rPr>
+        <w:t xml:space="preserve"> sus tres últimos pulsos</w:t>
+      </w:r>
+    </w:p>
+    <w:p>
+      <w:pPr>
+        <w:spacing w:after="120"/>
+      </w:pPr>
+      <w:r>
+        <w:rPr>
+          <w:b w:val="0"/>
+          <w:sz w:val="21"/>
+        </w:rPr>
+        <w:t xml:space="preserve">son </w:t>
+      </w:r>
+      <w:r>
+        <w:rPr>
+          <w:rFonts w:ascii="Consolas" w:hAnsi="Consolas"/>
+          <w:sz w:val="21"/>
+        </w:rPr>
+        <w:t>B·A·B</w:t>
+      </w:r>
+      <w:r>
+        <w:rPr>
+          <w:b w:val="0"/>
+          <w:sz w:val="21"/>
+        </w:rPr>
+        <w:t xml:space="preserve">, que no es ni </w:t>
+      </w:r>
+      <w:r>
+        <w:rPr>
+          <w:rFonts w:ascii="Consolas" w:hAnsi="Consolas"/>
+          <w:sz w:val="21"/>
+        </w:rPr>
+        <w:t>A·A·A</w:t>
+      </w:r>
+      <w:r>
+        <w:rPr>
+          <w:b w:val="0"/>
+          <w:sz w:val="21"/>
+        </w:rPr>
+        <w:t xml:space="preserve"> ni </w:t>
+      </w:r>
+      <w:r>
+        <w:rPr>
+          <w:rFonts w:ascii="Consolas" w:hAnsi="Consolas"/>
+          <w:sz w:val="21"/>
+        </w:rPr>
+        <w:t>B·B·B</w:t>
+      </w:r>
+      <w:r>
+        <w:rPr>
+          <w:b w:val="0"/>
+          <w:sz w:val="21"/>
+        </w:rPr>
+        <w:t>.</w:t>
+      </w:r>
+    </w:p>
+    <w:p>
+      <w:pPr>
+        <w:pStyle w:val="ListBullet"/>
+        <w:spacing w:after="60"/>
+        <w:ind w:left="360"/>
+      </w:pPr>
+      <w:r>
+        <w:rPr>
+          <w:b w:val="0"/>
+          <w:sz w:val="21"/>
+        </w:rPr>
+        <w:t xml:space="preserve">🛑 </w:t>
+      </w:r>
+      <w:r>
+        <w:rPr>
+          <w:b/>
+          <w:sz w:val="21"/>
+        </w:rPr>
+        <w:t>`A·B·A·B` puede ser RECHAZADO aunque se accione bien.</w:t>
+      </w:r>
+      <w:r>
+        <w:rPr>
+          <w:b w:val="0"/>
+          <w:sz w:val="21"/>
+        </w:rPr>
+        <w:t xml:space="preserve"> El Degradado exige que la hora esté</w:t>
+      </w:r>
+    </w:p>
+    <w:p>
+      <w:pPr>
+        <w:spacing w:after="120"/>
+      </w:pPr>
+      <w:r>
+        <w:rPr>
+          <w:b w:val="0"/>
+          <w:sz w:val="21"/>
+        </w:rPr>
+        <w:t xml:space="preserve">validada: si no lo está, el equipo </w:t>
+      </w:r>
+      <w:r>
+        <w:rPr>
+          <w:b/>
+          <w:sz w:val="21"/>
+        </w:rPr>
+        <w:t>rechaza</w:t>
+      </w:r>
+      <w:r>
+        <w:rPr>
+          <w:b w:val="0"/>
+          <w:sz w:val="21"/>
+        </w:rPr>
+        <w:t xml:space="preserve"> en vez de entrar (</w:t>
+      </w:r>
+      <w:r>
+        <w:rPr>
+          <w:rFonts w:ascii="Consolas" w:hAnsi="Consolas"/>
+          <w:sz w:val="21"/>
+        </w:rPr>
+        <w:t>mando.cpp:214-218</w:t>
+      </w:r>
+      <w:r>
+        <w:rPr>
+          <w:b w:val="0"/>
+          <w:sz w:val="21"/>
+        </w:rPr>
+        <w:t>). **La red de</w:t>
+      </w:r>
+    </w:p>
+    <w:p>
+      <w:pPr>
+        <w:spacing w:after="120"/>
+      </w:pPr>
+      <w:r>
+        <w:rPr>
+          <w:b w:val="0"/>
+          <w:sz w:val="21"/>
+        </w:rPr>
+        <w:t>seguridad no es la secuencia: es esa comprobación.** El mando permite reactivar en campo sin</w:t>
+      </w:r>
+    </w:p>
+    <w:p>
+      <w:pPr>
+        <w:spacing w:after="120"/>
+      </w:pPr>
+      <w:r>
+        <w:rPr>
+          <w:b w:val="0"/>
+          <w:sz w:val="21"/>
+        </w:rPr>
+        <w:t xml:space="preserve">grúas, pero </w:t>
+      </w:r>
+      <w:r>
+        <w:rPr>
+          <w:b/>
+          <w:sz w:val="21"/>
+        </w:rPr>
+        <w:t>no saltarse la puesta a punto</w:t>
+      </w:r>
+      <w:r>
+        <w:rPr>
+          <w:b w:val="0"/>
+          <w:sz w:val="21"/>
+        </w:rPr>
+        <w:t>.</w:t>
+      </w:r>
+    </w:p>
+    <w:p>
+      <w:pPr>
+        <w:pStyle w:val="ListBullet"/>
+        <w:spacing w:after="60"/>
+        <w:ind w:left="360"/>
+      </w:pPr>
+      <w:r>
+        <w:rPr>
+          <w:b w:val="0"/>
+          <w:sz w:val="21"/>
+        </w:rPr>
+        <w:t xml:space="preserve">✅ </w:t>
+      </w:r>
+      <w:r>
+        <w:rPr>
+          <w:b/>
+          <w:sz w:val="21"/>
+        </w:rPr>
+        <w:t>`B·B·B` no tiene condiciones y funciona desde cualquier modo en marcha.</w:t>
+      </w:r>
+      <w:r>
+        <w:rPr>
+          <w:b w:val="0"/>
+          <w:sz w:val="21"/>
+        </w:rPr>
+        <w:t xml:space="preserve"> Es deliberado, y el</w:t>
+      </w:r>
+    </w:p>
+    <w:p>
+      <w:pPr>
+        <w:spacing w:after="120"/>
+      </w:pPr>
+      <w:r>
+        <w:rPr>
+          <w:b w:val="0"/>
+          <w:sz w:val="21"/>
+        </w:rPr>
+        <w:t>fuente lo dice: *«es la regla que impide que nadie quede atrapado con un semáforo en estado raro a</w:t>
+      </w:r>
+    </w:p>
+    <w:p>
+      <w:pPr>
+        <w:spacing w:after="120"/>
+      </w:pPr>
+      <w:r>
+        <w:rPr>
+          <w:b w:val="0"/>
+          <w:sz w:val="21"/>
+        </w:rPr>
+        <w:t>5 m de altura»*.</w:t>
+      </w:r>
+    </w:p>
+    <w:p>
+      <w:pPr>
+        <w:pStyle w:val="ListBullet"/>
+        <w:spacing w:after="60"/>
+        <w:ind w:left="360"/>
+      </w:pPr>
+      <w:r>
+        <w:rPr>
+          <w:b w:val="0"/>
+          <w:sz w:val="21"/>
+        </w:rPr>
+        <w:t xml:space="preserve">⚠️ </w:t>
+      </w:r>
+      <w:r>
+        <w:rPr>
+          <w:b/>
+          <w:sz w:val="21"/>
+        </w:rPr>
+        <w:t>Un error a mitad de secuencia no hace nada.</w:t>
+      </w:r>
+      <w:r>
+        <w:rPr>
+          <w:b w:val="0"/>
+          <w:sz w:val="21"/>
+        </w:rPr>
+        <w:t xml:space="preserve"> Si el operario se equivoca, lo único que ha</w:t>
+      </w:r>
+    </w:p>
+    <w:p>
+      <w:pPr>
+        <w:spacing w:after="120"/>
+      </w:pPr>
+      <w:r>
+        <w:rPr>
+          <w:b w:val="0"/>
+          <w:sz w:val="21"/>
+        </w:rPr>
+        <w:t>hecho es no activar el modo; no hay estado intermedio que deshacer.</w:t>
+      </w:r>
+    </w:p>
+    <w:p>
+      <w:pPr>
+        <w:spacing w:after="160"/>
+        <w:ind w:left="360"/>
+        <w:shd w:val="clear" w:fill="FFF4E5"/>
+      </w:pPr>
+      <w:r>
+        <w:rPr>
+          <w:b w:val="0"/>
+          <w:color w:val="960000"/>
+          <w:sz w:val="20"/>
+        </w:rPr>
+        <w:t xml:space="preserve">🛑 </w:t>
+      </w:r>
+      <w:r>
+        <w:rPr>
+          <w:b/>
+          <w:color w:val="960000"/>
+          <w:sz w:val="20"/>
+        </w:rPr>
+        <w:t>Y una advertencia de operación que sale de la misma medida: `A` y `B` son los MISMOS PINES que los pulsadores 1 y 2 del gabinete</w:t>
+      </w:r>
+      <w:r>
+        <w:rPr>
+          <w:b w:val="0"/>
+          <w:color w:val="960000"/>
+          <w:sz w:val="20"/>
+        </w:rPr>
+        <w:t xml:space="preserve"> (</w:t>
+      </w:r>
+      <w:r>
+        <w:rPr>
+          <w:rFonts w:ascii="Consolas" w:hAnsi="Consolas"/>
+          <w:color w:val="960000"/>
+          <w:sz w:val="20"/>
+        </w:rPr>
+        <w:t>MANDO_A</w:t>
+      </w:r>
+      <w:r>
+        <w:rPr>
+          <w:b w:val="0"/>
+          <w:color w:val="960000"/>
+          <w:sz w:val="20"/>
+        </w:rPr>
+        <w:t xml:space="preserve"> = </w:t>
+      </w:r>
+      <w:r>
+        <w:rPr>
+          <w:rFonts w:ascii="Consolas" w:hAnsi="Consolas"/>
+          <w:color w:val="960000"/>
+          <w:sz w:val="20"/>
+        </w:rPr>
+        <w:t>PB9</w:t>
+      </w:r>
+      <w:r>
+        <w:rPr>
+          <w:b w:val="0"/>
+          <w:color w:val="960000"/>
+          <w:sz w:val="20"/>
+        </w:rPr>
+        <w:t xml:space="preserve"> = </w:t>
+      </w:r>
+      <w:r>
+        <w:rPr>
+          <w:rFonts w:ascii="Consolas" w:hAnsi="Consolas"/>
+          <w:color w:val="960000"/>
+          <w:sz w:val="20"/>
+        </w:rPr>
+        <w:t>J16</w:t>
+      </w:r>
+      <w:r>
+        <w:rPr>
+          <w:b w:val="0"/>
+          <w:color w:val="960000"/>
+          <w:sz w:val="20"/>
+        </w:rPr>
+        <w:t xml:space="preserve"> p5, </w:t>
+      </w:r>
+      <w:r>
+        <w:rPr>
+          <w:rFonts w:ascii="Consolas" w:hAnsi="Consolas"/>
+          <w:color w:val="960000"/>
+          <w:sz w:val="20"/>
+        </w:rPr>
+        <w:t>MANDO_B</w:t>
+      </w:r>
+      <w:r>
+        <w:rPr>
+          <w:b w:val="0"/>
+          <w:color w:val="960000"/>
+          <w:sz w:val="20"/>
+        </w:rPr>
+        <w:t xml:space="preserve"> = </w:t>
+      </w:r>
+      <w:r>
+        <w:rPr>
+          <w:rFonts w:ascii="Consolas" w:hAnsi="Consolas"/>
+          <w:color w:val="960000"/>
+          <w:sz w:val="20"/>
+        </w:rPr>
+        <w:t>PB13</w:t>
+      </w:r>
+      <w:r>
+        <w:rPr>
+          <w:b w:val="0"/>
+          <w:color w:val="960000"/>
+          <w:sz w:val="20"/>
+        </w:rPr>
+        <w:t xml:space="preserve"> = </w:t>
+      </w:r>
+      <w:r>
+        <w:rPr>
+          <w:rFonts w:ascii="Consolas" w:hAnsi="Consolas"/>
+          <w:color w:val="960000"/>
+          <w:sz w:val="20"/>
+        </w:rPr>
+        <w:t>J16</w:t>
+      </w:r>
+      <w:r>
+        <w:rPr>
+          <w:b w:val="0"/>
+          <w:color w:val="960000"/>
+          <w:sz w:val="20"/>
+        </w:rPr>
+        <w:t xml:space="preserve"> p8). El mando de relés va cableado </w:t>
+      </w:r>
+      <w:r>
+        <w:rPr>
+          <w:b/>
+          <w:color w:val="960000"/>
+          <w:sz w:val="20"/>
+        </w:rPr>
+        <w:t>en paralelo</w:t>
+      </w:r>
+      <w:r>
+        <w:rPr>
+          <w:b w:val="0"/>
+          <w:color w:val="960000"/>
+          <w:sz w:val="20"/>
+        </w:rPr>
+        <w:t xml:space="preserve"> con ellos. </w:t>
+      </w:r>
+      <w:r>
+        <w:rPr>
+          <w:b/>
+          <w:color w:val="960000"/>
+          <w:sz w:val="20"/>
+        </w:rPr>
+        <w:t>Pulsar tres veces seguidas el botón 1 del gabinete cambia el modo del semáforo exactamente igual que hacerlo desde el suelo.</w:t>
+      </w:r>
+    </w:p>
+    <w:p>
+      <w:pPr>
+        <w:spacing w:after="160"/>
+        <w:ind w:left="360"/>
+        <w:shd w:val="clear" w:fill="FFF4E5"/>
+      </w:pPr>
+      <w:r>
+        <w:rPr>
+          <w:b w:val="0"/>
+          <w:color w:val="960000"/>
+          <w:sz w:val="20"/>
+        </w:rPr>
+        <w:t xml:space="preserve">🔴 </w:t>
+      </w:r>
+      <w:r>
+        <w:rPr>
+          <w:b/>
+          <w:color w:val="960000"/>
+          <w:sz w:val="20"/>
+        </w:rPr>
+        <w:t>LO QUE NO TIENE MANDO, dicho entero porque es lo que se echa de menos en obra:</w:t>
+      </w:r>
+      <w:r>
+        <w:rPr>
+          <w:b w:val="0"/>
+          <w:color w:val="960000"/>
+          <w:sz w:val="20"/>
+        </w:rPr>
+        <w:t xml:space="preserve"> </w:t>
+      </w:r>
+      <w:r>
+        <w:rPr>
+          <w:b/>
+          <w:color w:val="960000"/>
+          <w:sz w:val="20"/>
+        </w:rPr>
+        <w:t>no hay secuencia para el Modo Manual ni para el Modo Inteligente.</w:t>
+      </w:r>
+      <w:r>
+        <w:rPr>
+          <w:b w:val="0"/>
+          <w:color w:val="960000"/>
+          <w:sz w:val="20"/>
+        </w:rPr>
+        <w:t xml:space="preserve"> Esos dos se ordenan </w:t>
+      </w:r>
+      <w:r>
+        <w:rPr>
+          <w:b/>
+          <w:color w:val="960000"/>
+          <w:sz w:val="20"/>
+        </w:rPr>
+        <w:t>sólo desde la app</w:t>
+      </w:r>
+      <w:r>
+        <w:rPr>
+          <w:b w:val="0"/>
+          <w:color w:val="960000"/>
+          <w:sz w:val="20"/>
+        </w:rPr>
+        <w:t xml:space="preserve">, y </w:t>
+      </w:r>
+      <w:r>
+        <w:rPr>
+          <w:b/>
+          <w:color w:val="960000"/>
+          <w:sz w:val="20"/>
+        </w:rPr>
+        <w:t>sólo en el Maestro</w:t>
+      </w:r>
+      <w:r>
+        <w:rPr>
+          <w:b w:val="0"/>
+          <w:color w:val="960000"/>
+          <w:sz w:val="20"/>
+        </w:rPr>
+        <w:t xml:space="preserve"> (</w:t>
+      </w:r>
+      <w:r>
+        <w:rPr>
+          <w:rFonts w:ascii="Consolas" w:hAnsi="Consolas"/>
+          <w:color w:val="960000"/>
+          <w:sz w:val="20"/>
+        </w:rPr>
+        <w:t>Maestro/src/bluetooth.cpp:177+</w:t>
+      </w:r>
+      <w:r>
+        <w:rPr>
+          <w:b w:val="0"/>
+          <w:color w:val="960000"/>
+          <w:sz w:val="20"/>
+        </w:rPr>
+        <w:t>). Ver §9.</w:t>
+      </w:r>
+    </w:p>
+    <w:p>
+      <w:pPr>
+        <w:spacing w:before="200" w:after="120"/>
+      </w:pPr>
+      <w:r>
+        <w:rPr>
+          <w:b/>
+          <w:color w:val="003366"/>
+          <w:sz w:val="23"/>
+        </w:rPr>
+        <w:t xml:space="preserve">⚠️ Las tres secuencias son las mismas en los dos postes, pero </w:t>
+      </w:r>
+      <w:r>
+        <w:rPr>
+          <w:rFonts w:ascii="Consolas" w:hAnsi="Consolas"/>
+          <w:color w:val="003366"/>
+          <w:sz w:val="23"/>
+        </w:rPr>
+        <w:t>A·A·A</w:t>
+      </w:r>
+      <w:r>
+        <w:rPr>
+          <w:b/>
+          <w:color w:val="003366"/>
+          <w:sz w:val="23"/>
+        </w:rPr>
+        <w:t xml:space="preserve"> NO hace lo mismo</w:t>
+      </w:r>
+    </w:p>
+    <w:p>
+      <w:pPr>
+        <w:spacing w:after="120"/>
+      </w:pPr>
+      <w:r>
+        <w:rPr>
+          <w:b/>
+          <w:sz w:val="21"/>
+        </w:rPr>
+        <w:t>MEDIDO</w:t>
+      </w:r>
+      <w:r>
+        <w:rPr>
+          <w:b w:val="0"/>
+          <w:sz w:val="21"/>
+        </w:rPr>
+        <w:t xml:space="preserve"> en </w:t>
+      </w:r>
+      <w:r>
+        <w:rPr>
+          <w:rFonts w:ascii="Consolas" w:hAnsi="Consolas"/>
+          <w:sz w:val="21"/>
+        </w:rPr>
+        <w:t>Esclavo/src/mando.cpp:238-249</w:t>
+      </w:r>
+      <w:r>
+        <w:rPr>
+          <w:b w:val="0"/>
+          <w:sz w:val="21"/>
+        </w:rPr>
+        <w:t xml:space="preserve"> el 31/08. Es una diferencia que el operario tiene que</w:t>
+      </w:r>
+    </w:p>
+    <w:p>
+      <w:pPr>
+        <w:spacing w:after="120"/>
+      </w:pPr>
+      <w:r>
+        <w:rPr>
+          <w:b w:val="0"/>
+          <w:sz w:val="21"/>
+        </w:rPr>
+        <w:t>saber, porque el gesto es idéntico y el resultado no:</w:t>
       </w:r>
     </w:p>
     <w:tbl>
@@ -2893,7 +6895,14 @@
                 <w:b/>
                 <w:sz w:val="19"/>
               </w:rPr>
-              <w:t>Modo Activado</w:t>
+              <w:t xml:space="preserve">En el </w:t>
+            </w:r>
+            <w:r>
+              <w:rPr>
+                <w:b/>
+                <w:sz w:val="19"/>
+              </w:rPr>
+              <w:t>MAESTRO</w:t>
             </w:r>
           </w:p>
         </w:tc>
@@ -2909,7 +6918,14 @@
                 <w:b/>
                 <w:sz w:val="19"/>
               </w:rPr>
-              <w:t>Confirmación Lumínica</w:t>
+              <w:t xml:space="preserve">En el </w:t>
+            </w:r>
+            <w:r>
+              <w:rPr>
+                <w:b/>
+                <w:sz w:val="19"/>
+              </w:rPr>
+              <w:t>ESCLAVO</w:t>
             </w:r>
           </w:p>
         </w:tc>
@@ -2926,14 +6942,7 @@
                 <w:b/>
                 <w:sz w:val="19"/>
               </w:rPr>
-              <w:t>`A · B · A`</w:t>
-            </w:r>
-            <w:r>
-              <w:rPr>
-                <w:b w:val="0"/>
-                <w:sz w:val="19"/>
-              </w:rPr>
-              <w:t xml:space="preserve"> (≤12s)</w:t>
+              <w:t>`A · A · A`</w:t>
             </w:r>
           </w:p>
         </w:tc>
@@ -2955,7 +6964,14 @@
                 <w:b/>
                 <w:sz w:val="19"/>
               </w:rPr>
-              <w:t>Modo Automático</w:t>
+              <w:t>Arranca el Modo Automático</w:t>
+            </w:r>
+            <w:r>
+              <w:rPr>
+                <w:b w:val="0"/>
+                <w:sz w:val="19"/>
+              </w:rPr>
+              <w:t xml:space="preserve"> — el Maestro decide el ciclo</w:t>
             </w:r>
           </w:p>
         </w:tc>
@@ -2970,7 +6986,35 @@
                 <w:b w:val="0"/>
                 <w:sz w:val="19"/>
               </w:rPr>
-              <w:t>2 destellos rojos</w:t>
+              <w:t xml:space="preserve">🔵 </w:t>
+            </w:r>
+            <w:r>
+              <w:rPr>
+                <w:b/>
+                <w:sz w:val="19"/>
+              </w:rPr>
+              <w:t>`OBEDECER`: devuelve el mando al Maestro.</w:t>
+            </w:r>
+            <w:r>
+              <w:rPr>
+                <w:b w:val="0"/>
+                <w:sz w:val="19"/>
+              </w:rPr>
+              <w:t xml:space="preserve"> No arranca ningún ciclo propio. Si estaba en Degradado sale ordenado por el todo-rojo; si no, </w:t>
+            </w:r>
+            <w:r>
+              <w:rPr>
+                <w:b/>
+                <w:sz w:val="19"/>
+              </w:rPr>
+              <w:t>se queda en ROJO</w:t>
+            </w:r>
+            <w:r>
+              <w:rPr>
+                <w:b w:val="0"/>
+                <w:sz w:val="19"/>
+              </w:rPr>
+              <w:t xml:space="preserve"> esperando la primera orden por radio</w:t>
             </w:r>
           </w:p>
         </w:tc>
@@ -2987,14 +7031,7 @@
                 <w:b/>
                 <w:sz w:val="19"/>
               </w:rPr>
-              <w:t>`B · A · B`</w:t>
-            </w:r>
-            <w:r>
-              <w:rPr>
-                <w:b w:val="0"/>
-                <w:sz w:val="19"/>
-              </w:rPr>
-              <w:t xml:space="preserve"> (≤12s)</w:t>
+              <w:t>`B · B · B`</w:t>
             </w:r>
           </w:p>
         </w:tc>
@@ -3009,14 +7046,7 @@
                 <w:b w:val="0"/>
                 <w:sz w:val="19"/>
               </w:rPr>
-              <w:t xml:space="preserve">🟡 </w:t>
-            </w:r>
-            <w:r>
-              <w:rPr>
-                <w:b/>
-                <w:sz w:val="19"/>
-              </w:rPr>
-              <w:t>Modo Ámbar (Seguro)</w:t>
+              <w:t>🟡 Ámbar de seguridad</w:t>
             </w:r>
           </w:p>
         </w:tc>
@@ -3031,68 +7061,35 @@
                 <w:b w:val="0"/>
                 <w:sz w:val="19"/>
               </w:rPr>
-              <w:t>3 destellos rojos</w:t>
+              <w:t xml:space="preserve">🟡 Ámbar de seguridad — </w:t>
             </w:r>
-          </w:p>
-        </w:tc>
-      </w:tr>
-      <w:tr>
-        <w:tc>
-          <w:tcPr>
-            <w:tcW w:type="dxa" w:w="3120"/>
-          </w:tcPr>
-          <w:p>
-            <w:r/>
             <w:r>
               <w:rPr>
                 <w:b/>
                 <w:sz w:val="19"/>
               </w:rPr>
-              <w:t>`B · A · B · A`</w:t>
+              <w:t>igual</w:t>
             </w:r>
             <w:r>
               <w:rPr>
                 <w:b w:val="0"/>
                 <w:sz w:val="19"/>
               </w:rPr>
-              <w:t xml:space="preserve"> (≤18s)</w:t>
-            </w:r>
-          </w:p>
-        </w:tc>
-        <w:tc>
-          <w:tcPr>
-            <w:tcW w:type="dxa" w:w="3120"/>
-          </w:tcPr>
-          <w:p>
-            <w:r/>
-            <w:r>
-              <w:rPr>
-                <w:b w:val="0"/>
-                <w:sz w:val="19"/>
-              </w:rPr>
-              <w:t xml:space="preserve">✋ </w:t>
+              <w:t xml:space="preserve">, y además </w:t>
             </w:r>
             <w:r>
               <w:rPr>
                 <w:b/>
                 <w:sz w:val="19"/>
               </w:rPr>
-              <w:t>Modo Manual (Operario)</w:t>
+              <w:t>marca el ámbar como LOCAL</w:t>
             </w:r>
-          </w:p>
-        </w:tc>
-        <w:tc>
-          <w:tcPr>
-            <w:tcW w:type="dxa" w:w="3120"/>
-          </w:tcPr>
-          <w:p>
-            <w:r/>
             <w:r>
               <w:rPr>
                 <w:b w:val="0"/>
                 <w:sz w:val="19"/>
               </w:rPr>
-              <w:t>5 destellos rojos</w:t>
+              <w:t xml:space="preserve"> *(ver el aviso de abajo)*</w:t>
             </w:r>
           </w:p>
         </w:tc>
@@ -3111,12 +7108,20 @@
               </w:rPr>
               <w:t>`A · B · A · B`</w:t>
             </w:r>
+          </w:p>
+        </w:tc>
+        <w:tc>
+          <w:tcPr>
+            <w:tcW w:type="dxa" w:w="3120"/>
+          </w:tcPr>
+          <w:p>
+            <w:r/>
             <w:r>
               <w:rPr>
                 <w:b w:val="0"/>
                 <w:sz w:val="19"/>
               </w:rPr>
-              <w:t xml:space="preserve"> (≤18s)</w:t>
+              <w:t>🕒 Entra en Degradado *(si la hora está validada)*</w:t>
             </w:r>
           </w:p>
         </w:tc>
@@ -3131,90 +7136,35 @@
                 <w:b w:val="0"/>
                 <w:sz w:val="19"/>
               </w:rPr>
-              <w:t xml:space="preserve">🕒 </w:t>
+              <w:t xml:space="preserve">🕒 Entra en Degradado *(si además hay configuración de ciclo y sincronización vigente — </w:t>
             </w:r>
             <w:r>
               <w:rPr>
-                <w:b/>
+                <w:rFonts w:ascii="Consolas" w:hAnsi="Consolas"/>
                 <w:sz w:val="19"/>
               </w:rPr>
-              <w:t>Modo Degradado (Reloj RTC)</w:t>
-            </w:r>
-          </w:p>
-        </w:tc>
-        <w:tc>
-          <w:tcPr>
-            <w:tcW w:type="dxa" w:w="3120"/>
-          </w:tcPr>
-          <w:p>
-            <w:r/>
-            <w:r>
-              <w:rPr>
-                <w:b w:val="0"/>
-                <w:sz w:val="19"/>
-              </w:rPr>
-              <w:t>4 destellos rojos</w:t>
-            </w:r>
-          </w:p>
-        </w:tc>
-      </w:tr>
-      <w:tr>
-        <w:tc>
-          <w:tcPr>
-            <w:tcW w:type="dxa" w:w="3120"/>
-          </w:tcPr>
-          <w:p>
-            <w:r/>
-            <w:r>
-              <w:rPr>
-                <w:b/>
-                <w:sz w:val="19"/>
-              </w:rPr>
-              <w:t>`A · A · B · B`</w:t>
+              <w:t>degradado_comprobar()</w:t>
             </w:r>
             <w:r>
               <w:rPr>
                 <w:b w:val="0"/>
                 <w:sz w:val="19"/>
               </w:rPr>
-              <w:t xml:space="preserve"> (≤18s)</w:t>
+              <w:t xml:space="preserve">, </w:t>
             </w:r>
-          </w:p>
-        </w:tc>
-        <w:tc>
-          <w:tcPr>
-            <w:tcW w:type="dxa" w:w="3120"/>
-          </w:tcPr>
-          <w:p>
-            <w:r/>
+            <w:r>
+              <w:rPr>
+                <w:rFonts w:ascii="Consolas" w:hAnsi="Consolas"/>
+                <w:sz w:val="19"/>
+              </w:rPr>
+              <w:t>mando.cpp:229</w:t>
+            </w:r>
             <w:r>
               <w:rPr>
                 <w:b w:val="0"/>
                 <w:sz w:val="19"/>
               </w:rPr>
-              <w:t xml:space="preserve">📷 </w:t>
-            </w:r>
-            <w:r>
-              <w:rPr>
-                <w:b/>
-                <w:sz w:val="19"/>
-              </w:rPr>
-              <w:t>Modo Inteligente (Cámaras IA)</w:t>
-            </w:r>
-          </w:p>
-        </w:tc>
-        <w:tc>
-          <w:tcPr>
-            <w:tcW w:type="dxa" w:w="3120"/>
-          </w:tcPr>
-          <w:p>
-            <w:r/>
-            <w:r>
-              <w:rPr>
-                <w:b w:val="0"/>
-                <w:sz w:val="19"/>
-              </w:rPr>
-              <w:t>6 destellos rojos</w:t>
+              <w:t>)*</w:t>
             </w:r>
           </w:p>
         </w:tc>
@@ -3227,6 +7177,213 @@
     </w:p>
     <w:p>
       <w:pPr>
+        <w:spacing w:after="160"/>
+        <w:ind w:left="360"/>
+        <w:shd w:val="clear" w:fill="FFF4E5"/>
+      </w:pPr>
+      <w:r>
+        <w:rPr>
+          <w:b w:val="0"/>
+          <w:color w:val="960000"/>
+          <w:sz w:val="20"/>
+        </w:rPr>
+        <w:t xml:space="preserve">🛑 </w:t>
+      </w:r>
+      <w:r>
+        <w:rPr>
+          <w:b/>
+          <w:color w:val="960000"/>
+          <w:sz w:val="20"/>
+        </w:rPr>
+        <w:t>El `B·B·B` del Esclavo hace algo más de lo que se ve, y es una protección deliberada.</w:t>
+      </w:r>
+      <w:r>
+        <w:rPr>
+          <w:b w:val="0"/>
+          <w:color w:val="960000"/>
+          <w:sz w:val="20"/>
+        </w:rPr>
+        <w:t xml:space="preserve"> Marca ese ámbar como </w:t>
+      </w:r>
+      <w:r>
+        <w:rPr>
+          <w:b/>
+          <w:color w:val="960000"/>
+          <w:sz w:val="20"/>
+        </w:rPr>
+        <w:t>puesto por un operario en el sitio</w:t>
+      </w:r>
+      <w:r>
+        <w:rPr>
+          <w:b w:val="0"/>
+          <w:color w:val="960000"/>
+          <w:sz w:val="20"/>
+        </w:rPr>
+        <w:t xml:space="preserve"> (</w:t>
+      </w:r>
+      <w:r>
+        <w:rPr>
+          <w:rFonts w:ascii="Consolas" w:hAnsi="Consolas"/>
+          <w:color w:val="960000"/>
+          <w:sz w:val="20"/>
+        </w:rPr>
+        <w:t>ambarLocal</w:t>
+      </w:r>
+      <w:r>
+        <w:rPr>
+          <w:b w:val="0"/>
+          <w:color w:val="960000"/>
+          <w:sz w:val="20"/>
+        </w:rPr>
+        <w:t xml:space="preserve">, </w:t>
+      </w:r>
+      <w:r>
+        <w:rPr>
+          <w:rFonts w:ascii="Consolas" w:hAnsi="Consolas"/>
+          <w:color w:val="960000"/>
+          <w:sz w:val="20"/>
+        </w:rPr>
+        <w:t>Esclavo/src/mando.cpp:132</w:t>
+      </w:r>
+      <w:r>
+        <w:rPr>
+          <w:b w:val="0"/>
+          <w:color w:val="960000"/>
+          <w:sz w:val="20"/>
+        </w:rPr>
+        <w:t xml:space="preserve">), y mientras esa marca esté puesta </w:t>
+      </w:r>
+      <w:r>
+        <w:rPr>
+          <w:b/>
+          <w:color w:val="960000"/>
+          <w:sz w:val="20"/>
+        </w:rPr>
+        <w:t>una orden que llegue por radio NO saca a ese poste del ámbar</w:t>
+      </w:r>
+      <w:r>
+        <w:rPr>
+          <w:b w:val="0"/>
+          <w:color w:val="960000"/>
+          <w:sz w:val="20"/>
+        </w:rPr>
+        <w:t xml:space="preserve"> (los tres </w:t>
+      </w:r>
+      <w:r>
+        <w:rPr>
+          <w:rFonts w:ascii="Consolas" w:hAnsi="Consolas"/>
+          <w:color w:val="960000"/>
+          <w:sz w:val="20"/>
+        </w:rPr>
+        <w:t>if</w:t>
+      </w:r>
+      <w:r>
+        <w:rPr>
+          <w:b w:val="0"/>
+          <w:color w:val="960000"/>
+          <w:sz w:val="20"/>
+        </w:rPr>
+        <w:t xml:space="preserve"> de </w:t>
+      </w:r>
+      <w:r>
+        <w:rPr>
+          <w:rFonts w:ascii="Consolas" w:hAnsi="Consolas"/>
+          <w:color w:val="960000"/>
+          <w:sz w:val="20"/>
+        </w:rPr>
+        <w:t>Esclavo/src/main.cpp:406</w:t>
+      </w:r>
+      <w:r>
+        <w:rPr>
+          <w:b w:val="0"/>
+          <w:color w:val="960000"/>
+          <w:sz w:val="20"/>
+        </w:rPr>
+        <w:t xml:space="preserve">, </w:t>
+      </w:r>
+      <w:r>
+        <w:rPr>
+          <w:rFonts w:ascii="Consolas" w:hAnsi="Consolas"/>
+          <w:color w:val="960000"/>
+          <w:sz w:val="20"/>
+        </w:rPr>
+        <w:t>:416</w:t>
+      </w:r>
+      <w:r>
+        <w:rPr>
+          <w:b w:val="0"/>
+          <w:color w:val="960000"/>
+          <w:sz w:val="20"/>
+        </w:rPr>
+        <w:t xml:space="preserve"> y </w:t>
+      </w:r>
+      <w:r>
+        <w:rPr>
+          <w:rFonts w:ascii="Consolas" w:hAnsi="Consolas"/>
+          <w:color w:val="960000"/>
+          <w:sz w:val="20"/>
+        </w:rPr>
+        <w:t>:540</w:t>
+      </w:r>
+      <w:r>
+        <w:rPr>
+          <w:b w:val="0"/>
+          <w:color w:val="960000"/>
+          <w:sz w:val="20"/>
+        </w:rPr>
+        <w:t xml:space="preserve">). Es desobediencia a propósito: si alguien dejó el poste en ámbar porque hay gente trabajando delante, el Maestro no se lo quita. </w:t>
+      </w:r>
+      <w:r>
+        <w:rPr>
+          <w:b/>
+          <w:color w:val="960000"/>
+          <w:sz w:val="20"/>
+        </w:rPr>
+        <w:t>Para quitarlo hay que ir al poste y hacer `A·A·A`</w:t>
+      </w:r>
+      <w:r>
+        <w:rPr>
+          <w:b w:val="0"/>
+          <w:color w:val="960000"/>
+          <w:sz w:val="20"/>
+        </w:rPr>
+        <w:t xml:space="preserve"> — que es lo único que baja esa marca (</w:t>
+      </w:r>
+      <w:r>
+        <w:rPr>
+          <w:rFonts w:ascii="Consolas" w:hAnsi="Consolas"/>
+          <w:color w:val="960000"/>
+          <w:sz w:val="20"/>
+        </w:rPr>
+        <w:t>mando.cpp:116</w:t>
+      </w:r>
+      <w:r>
+        <w:rPr>
+          <w:b w:val="0"/>
+          <w:color w:val="960000"/>
+          <w:sz w:val="20"/>
+        </w:rPr>
+        <w:t xml:space="preserve">). </w:t>
+      </w:r>
+      <w:r>
+        <w:rPr>
+          <w:b/>
+          <w:color w:val="960000"/>
+          <w:sz w:val="20"/>
+        </w:rPr>
+        <w:t>No hay forma de quitarla desde la app</w:t>
+      </w:r>
+      <w:r>
+        <w:rPr>
+          <w:b w:val="0"/>
+          <w:color w:val="960000"/>
+          <w:sz w:val="20"/>
+        </w:rPr>
+        <w:t>, ni desde el Maestro.</w:t>
+      </w:r>
+    </w:p>
+    <w:p>
+      <w:pPr>
         <w:pStyle w:val="ListBullet"/>
         <w:spacing w:after="60"/>
         <w:ind w:left="360"/>
@@ -3286,7 +7443,7 @@
           <w:color w:val="960000"/>
           <w:sz w:val="20"/>
         </w:rPr>
-        <w:t xml:space="preserve">⚠️ </w:t>
+        <w:t>⚠️ ~~</w:t>
       </w:r>
       <w:r>
         <w:rPr>
@@ -3375,6 +7532,214 @@
           <w:sz w:val="20"/>
         </w:rPr>
         <w:t>OPTIMIZACIONES.md</w:t>
+      </w:r>
+      <w:r>
+        <w:rPr>
+          <w:b w:val="0"/>
+          <w:color w:val="960000"/>
+          <w:sz w:val="20"/>
+        </w:rPr>
+        <w:t xml:space="preserve">.~~ 🟢 </w:t>
+      </w:r>
+      <w:r>
+        <w:rPr>
+          <w:b/>
+          <w:color w:val="960000"/>
+          <w:sz w:val="20"/>
+        </w:rPr>
+        <w:t>CERRADO EL 31/08 por efecto lateral, y en la dirección buena.</w:t>
+      </w:r>
+      <w:r>
+        <w:rPr>
+          <w:b w:val="0"/>
+          <w:color w:val="960000"/>
+          <w:sz w:val="20"/>
+        </w:rPr>
+        <w:t xml:space="preserve"> El riesgo era real y ya no existe: </w:t>
+      </w:r>
+      <w:r>
+        <w:rPr>
+          <w:b/>
+          <w:color w:val="960000"/>
+          <w:sz w:val="20"/>
+        </w:rPr>
+        <w:t>con `ACEPTAR` mudo, la pantalla no puede bajar del listado</w:t>
+      </w:r>
+      <w:r>
+        <w:rPr>
+          <w:b w:val="0"/>
+          <w:color w:val="960000"/>
+          <w:sz w:val="20"/>
+        </w:rPr>
+        <w:t xml:space="preserve">, así que </w:t>
+      </w:r>
+      <w:r>
+        <w:rPr>
+          <w:rFonts w:ascii="Consolas" w:hAnsi="Consolas"/>
+          <w:color w:val="960000"/>
+          <w:sz w:val="20"/>
+        </w:rPr>
+        <w:t>menu_estaAbierto()</w:t>
+      </w:r>
+      <w:r>
+        <w:rPr>
+          <w:b w:val="0"/>
+          <w:color w:val="960000"/>
+          <w:sz w:val="20"/>
+        </w:rPr>
+        <w:t xml:space="preserve"> </w:t>
+      </w:r>
+      <w:r>
+        <w:rPr>
+          <w:b/>
+          <w:color w:val="960000"/>
+          <w:sz w:val="20"/>
+        </w:rPr>
+        <w:t>es siempre falso</w:t>
+      </w:r>
+      <w:r>
+        <w:rPr>
+          <w:b w:val="0"/>
+          <w:color w:val="960000"/>
+          <w:sz w:val="20"/>
+        </w:rPr>
+        <w:t xml:space="preserve"> y </w:t>
+      </w:r>
+      <w:r>
+        <w:rPr>
+          <w:b/>
+          <w:color w:val="960000"/>
+          <w:sz w:val="20"/>
+        </w:rPr>
+        <w:t>el mando no se puede quedar inhibido por un menú que alguien dejó abierto</w:t>
+      </w:r>
+      <w:r>
+        <w:rPr>
+          <w:b w:val="0"/>
+          <w:color w:val="960000"/>
+          <w:sz w:val="20"/>
+        </w:rPr>
+        <w:t xml:space="preserve">. Está escrito y razonado en el propio firmware, junto a las definiciones de </w:t>
+      </w:r>
+      <w:r>
+        <w:rPr>
+          <w:rFonts w:ascii="Consolas" w:hAnsi="Consolas"/>
+          <w:color w:val="960000"/>
+          <w:sz w:val="20"/>
+        </w:rPr>
+        <w:t>botonAceptar()</w:t>
+      </w:r>
+      <w:r>
+        <w:rPr>
+          <w:b w:val="0"/>
+          <w:color w:val="960000"/>
+          <w:sz w:val="20"/>
+        </w:rPr>
+        <w:t>/</w:t>
+      </w:r>
+      <w:r>
+        <w:rPr>
+          <w:rFonts w:ascii="Consolas" w:hAnsi="Consolas"/>
+          <w:color w:val="960000"/>
+          <w:sz w:val="20"/>
+        </w:rPr>
+        <w:t>botonCancelar()</w:t>
+      </w:r>
+      <w:r>
+        <w:rPr>
+          <w:b w:val="0"/>
+          <w:color w:val="960000"/>
+          <w:sz w:val="20"/>
+        </w:rPr>
+        <w:t xml:space="preserve"> (</w:t>
+      </w:r>
+      <w:r>
+        <w:rPr>
+          <w:rFonts w:ascii="Consolas" w:hAnsi="Consolas"/>
+          <w:color w:val="960000"/>
+          <w:sz w:val="20"/>
+        </w:rPr>
+        <w:t>Maestro/src/botones.cpp</w:t>
+      </w:r>
+      <w:r>
+        <w:rPr>
+          <w:b w:val="0"/>
+          <w:color w:val="960000"/>
+          <w:sz w:val="20"/>
+        </w:rPr>
+        <w:t xml:space="preserve">, cabecera del bloque «SIN SUJETO»). </w:t>
+      </w:r>
+      <w:r>
+        <w:rPr>
+          <w:b/>
+          <w:color w:val="960000"/>
+          <w:sz w:val="20"/>
+        </w:rPr>
+        <w:t>Se conserva tachado</w:t>
+      </w:r>
+      <w:r>
+        <w:rPr>
+          <w:b w:val="0"/>
+          <w:color w:val="960000"/>
+          <w:sz w:val="20"/>
+        </w:rPr>
+        <w:t xml:space="preserve">: describe con exactitud un riesgo que estuvo abierto tres días, y quien lo leyera hoy como vigente estaría desconfiando del mando por el motivo equivocado. ⚠️ </w:t>
+      </w:r>
+      <w:r>
+        <w:rPr>
+          <w:b/>
+          <w:color w:val="960000"/>
+          <w:sz w:val="20"/>
+        </w:rPr>
+        <w:t>Lo que sí sigue vigente de N-53, y no ha cambiado:</w:t>
+      </w:r>
+      <w:r>
+        <w:rPr>
+          <w:b w:val="0"/>
+          <w:color w:val="960000"/>
+          <w:sz w:val="20"/>
+        </w:rPr>
+        <w:t xml:space="preserve"> el mando va </w:t>
+      </w:r>
+      <w:r>
+        <w:rPr>
+          <w:b/>
+          <w:color w:val="960000"/>
+          <w:sz w:val="20"/>
+        </w:rPr>
+        <w:t>en paralelo</w:t>
+      </w:r>
+      <w:r>
+        <w:rPr>
+          <w:b w:val="0"/>
+          <w:color w:val="960000"/>
+          <w:sz w:val="20"/>
+        </w:rPr>
+        <w:t xml:space="preserve"> con los pulsadores 1 y 2 del gabinete, así que una ráfaga de pulsaciones sigue siendo una secuencia. La protección que hoy vale no es la inhibición sino la </w:t>
+      </w:r>
+      <w:r>
+        <w:rPr>
+          <w:b/>
+          <w:color w:val="960000"/>
+          <w:sz w:val="20"/>
+        </w:rPr>
+        <w:t>ventana de tiempo</w:t>
+      </w:r>
+      <w:r>
+        <w:rPr>
+          <w:b w:val="0"/>
+          <w:color w:val="960000"/>
+          <w:sz w:val="20"/>
+        </w:rPr>
+        <w:t xml:space="preserve"> (12 s / 18 s) y la </w:t>
+      </w:r>
+      <w:r>
+        <w:rPr>
+          <w:b/>
+          <w:color w:val="960000"/>
+          <w:sz w:val="20"/>
+        </w:rPr>
+        <w:t>confirmación por destellos</w:t>
       </w:r>
       <w:r>
         <w:rPr>
@@ -3957,25 +8322,24 @@
             <w:r/>
             <w:r>
               <w:rPr>
+                <w:b w:val="0"/>
+                <w:sz w:val="19"/>
+              </w:rPr>
+              <w:t>~~</w:t>
+            </w:r>
+            <w:r>
+              <w:rPr>
                 <w:b/>
                 <w:sz w:val="19"/>
               </w:rPr>
               <w:t>p6</w:t>
             </w:r>
-          </w:p>
-        </w:tc>
-        <w:tc>
-          <w:tcPr>
-            <w:tcW w:type="dxa" w:w="2340"/>
-          </w:tcPr>
-          <w:p>
-            <w:r/>
             <w:r>
               <w:rPr>
-                <w:rFonts w:ascii="Consolas" w:hAnsi="Consolas"/>
+                <w:b w:val="0"/>
                 <w:sz w:val="19"/>
               </w:rPr>
-              <w:t>3,3 V</w:t>
+              <w:t>~~</w:t>
             </w:r>
           </w:p>
         </w:tc>
@@ -3990,7 +8354,21 @@
                 <w:b w:val="0"/>
                 <w:sz w:val="19"/>
               </w:rPr>
-              <w:t>alimentación</w:t>
+              <w:t>~~</w:t>
+            </w:r>
+            <w:r>
+              <w:rPr>
+                <w:rFonts w:ascii="Consolas" w:hAnsi="Consolas"/>
+                <w:sz w:val="19"/>
+              </w:rPr>
+              <w:t>3,3 V</w:t>
+            </w:r>
+            <w:r>
+              <w:rPr>
+                <w:b w:val="0"/>
+                <w:sz w:val="19"/>
+              </w:rPr>
+              <w:t>~~</w:t>
             </w:r>
           </w:p>
         </w:tc>
@@ -4002,10 +8380,39 @@
             <w:r/>
             <w:r>
               <w:rPr>
-                <w:rFonts w:ascii="Consolas" w:hAnsi="Consolas"/>
+                <w:b w:val="0"/>
                 <w:sz w:val="19"/>
               </w:rPr>
-              <w:t>VCC</w:t>
+              <w:t>~~alimentación~~</w:t>
+            </w:r>
+          </w:p>
+        </w:tc>
+        <w:tc>
+          <w:tcPr>
+            <w:tcW w:type="dxa" w:w="2340"/>
+          </w:tcPr>
+          <w:p>
+            <w:r/>
+            <w:r>
+              <w:rPr>
+                <w:b w:val="0"/>
+                <w:sz w:val="19"/>
+              </w:rPr>
+              <w:t xml:space="preserve">🛑 </w:t>
+            </w:r>
+            <w:r>
+              <w:rPr>
+                <w:b/>
+                <w:sz w:val="19"/>
+              </w:rPr>
+              <w:t>NO SE CONECTA</w:t>
+            </w:r>
+            <w:r>
+              <w:rPr>
+                <w:b w:val="0"/>
+                <w:sz w:val="19"/>
+              </w:rPr>
+              <w:t xml:space="preserve"> — ver abajo</w:t>
             </w:r>
           </w:p>
         </w:tc>
@@ -4069,6 +8476,20 @@
               </w:rPr>
               <w:t>GND</w:t>
             </w:r>
+            <w:r>
+              <w:rPr>
+                <w:b w:val="0"/>
+                <w:sz w:val="19"/>
+              </w:rPr>
+              <w:t xml:space="preserve"> — </w:t>
+            </w:r>
+            <w:r>
+              <w:rPr>
+                <w:b/>
+                <w:sz w:val="19"/>
+              </w:rPr>
+              <w:t>obligatoria</w:t>
+            </w:r>
           </w:p>
         </w:tc>
       </w:tr>
@@ -4080,145 +8501,561 @@
     </w:p>
     <w:p>
       <w:pPr>
-        <w:pStyle w:val="ListBullet"/>
-        <w:spacing w:after="60"/>
+        <w:spacing w:after="160"/>
         <w:ind w:left="360"/>
+        <w:shd w:val="clear" w:fill="FFF4E5"/>
       </w:pPr>
       <w:r>
         <w:rPr>
+          <w:b w:val="0"/>
+          <w:color w:val="960000"/>
+          <w:sz w:val="20"/>
+        </w:rPr>
+        <w:t xml:space="preserve">🔴 CORREGIDO EL 31/08 — </w:t>
+      </w:r>
+      <w:r>
+        <w:rPr>
           <w:b/>
-          <w:sz w:val="21"/>
-        </w:rPr>
-        <w:t>Es el `USART1` REMAPEADO.</w:t>
-      </w:r>
-      <w:r>
-        <w:rPr>
-          <w:b w:val="0"/>
-          <w:sz w:val="21"/>
-        </w:rPr>
-        <w:t xml:space="preserve"> El STM32F103 puede sacar el </w:t>
+          <w:color w:val="960000"/>
+          <w:sz w:val="20"/>
+        </w:rPr>
+        <w:t>LA FILA `p6` MANDABA ALIMENTAR EL MÓDULO DESDE LA TARJETA, Y CON EL MÓDULO DE HOY ESO REINICIA EL SEMÁFORO</w:t>
+      </w:r>
+      <w:r>
+        <w:rPr>
+          <w:b w:val="0"/>
+          <w:color w:val="960000"/>
+          <w:sz w:val="20"/>
+        </w:rPr>
+        <w:t xml:space="preserve"> </w:t>
+      </w:r>
+      <w:r>
+        <w:rPr>
+          <w:b/>
+          <w:color w:val="960000"/>
+          <w:sz w:val="20"/>
+        </w:rPr>
+        <w:t>Si ya se cableó un `ESP32` a `J17` p6 siguiendo la versión anterior: DESCONECTE ESE HILO ANTES DE ENERGIZAR.</w:t>
+      </w:r>
+      <w:r>
+        <w:rPr>
+          <w:b w:val="0"/>
+          <w:color w:val="960000"/>
+          <w:sz w:val="20"/>
+        </w:rPr>
+        <w:t xml:space="preserve"> No es un error de qué módulo, es un error de </w:t>
+      </w:r>
+      <w:r>
+        <w:rPr>
+          <w:b/>
+          <w:color w:val="960000"/>
+          <w:sz w:val="20"/>
+        </w:rPr>
+        <w:t>de dónde sale su corriente</w:t>
+      </w:r>
+      <w:r>
+        <w:rPr>
+          <w:b w:val="0"/>
+          <w:color w:val="960000"/>
+          <w:sz w:val="20"/>
+        </w:rPr>
+        <w:t xml:space="preserve">. </w:t>
+      </w:r>
+      <w:r>
+        <w:rPr>
+          <w:b/>
+          <w:color w:val="960000"/>
+          <w:sz w:val="20"/>
+        </w:rPr>
+        <w:t>El módulo que va en `J17` desde el 28/08 ya no es un `HC-05`: es un `ESP32`</w:t>
+      </w:r>
+      <w:r>
+        <w:rPr>
+          <w:b w:val="0"/>
+          <w:color w:val="960000"/>
+          <w:sz w:val="20"/>
+        </w:rPr>
+        <w:t xml:space="preserve"> —y </w:t>
       </w:r>
       <w:r>
         <w:rPr>
           <w:rFonts w:ascii="Consolas" w:hAnsi="Consolas"/>
-          <w:sz w:val="21"/>
-        </w:rPr>
-        <w:t>USART1</w:t>
-      </w:r>
-      <w:r>
-        <w:rPr>
-          <w:b w:val="0"/>
-          <w:sz w:val="21"/>
-        </w:rPr>
-        <w:t xml:space="preserve"> por </w:t>
+          <w:color w:val="960000"/>
+          <w:sz w:val="20"/>
+        </w:rPr>
+        <w:t>BLQ-1</w:t>
+      </w:r>
+      <w:r>
+        <w:rPr>
+          <w:b w:val="0"/>
+          <w:color w:val="960000"/>
+          <w:sz w:val="20"/>
+        </w:rPr>
+        <w:t xml:space="preserve"> cerró el 31/08 confirmando que el que llegó es un </w:t>
       </w:r>
       <w:r>
         <w:rPr>
           <w:rFonts w:ascii="Consolas" w:hAnsi="Consolas"/>
-          <w:sz w:val="21"/>
-        </w:rPr>
-        <w:t>PB6</w:t>
-      </w:r>
-      <w:r>
-        <w:rPr>
-          <w:b w:val="0"/>
-          <w:sz w:val="21"/>
+          <w:color w:val="960000"/>
+          <w:sz w:val="20"/>
+        </w:rPr>
+        <w:t>ESP32-WROOM-32</w:t>
+      </w:r>
+      <w:r>
+        <w:rPr>
+          <w:b w:val="0"/>
+          <w:color w:val="960000"/>
+          <w:sz w:val="20"/>
+        </w:rPr>
+        <w:t xml:space="preserve"> clásico, con SPP—. La diferencia que importa aquí es el consumo: | | consumo de pico | ¿se puede alimentar de </w:t>
+      </w:r>
+      <w:r>
+        <w:rPr>
+          <w:rFonts w:ascii="Consolas" w:hAnsi="Consolas"/>
+          <w:color w:val="960000"/>
+          <w:sz w:val="20"/>
+        </w:rPr>
+        <w:t>J17</w:t>
+      </w:r>
+      <w:r>
+        <w:rPr>
+          <w:b w:val="0"/>
+          <w:color w:val="960000"/>
+          <w:sz w:val="20"/>
+        </w:rPr>
+        <w:t xml:space="preserve"> p6? | |---|---|---| | </w:t>
+      </w:r>
+      <w:r>
+        <w:rPr>
+          <w:rFonts w:ascii="Consolas" w:hAnsi="Consolas"/>
+          <w:color w:val="960000"/>
+          <w:sz w:val="20"/>
+        </w:rPr>
+        <w:t>HC-05</w:t>
+      </w:r>
+      <w:r>
+        <w:rPr>
+          <w:b w:val="0"/>
+          <w:color w:val="960000"/>
+          <w:sz w:val="20"/>
+        </w:rPr>
+        <w:t xml:space="preserve"> / </w:t>
+      </w:r>
+      <w:r>
+        <w:rPr>
+          <w:rFonts w:ascii="Consolas" w:hAnsi="Consolas"/>
+          <w:color w:val="960000"/>
+          <w:sz w:val="20"/>
+        </w:rPr>
+        <w:t>JDY-30</w:t>
+      </w:r>
+      <w:r>
+        <w:rPr>
+          <w:b w:val="0"/>
+          <w:color w:val="960000"/>
+          <w:sz w:val="20"/>
+        </w:rPr>
+        <w:t xml:space="preserve"> *(el módulo de antes)* | ~40 mA | ✅ sí — para eso estaba escrita esta fila | | </w:t>
+      </w:r>
+      <w:r>
+        <w:rPr>
+          <w:b/>
+          <w:color w:val="960000"/>
+          <w:sz w:val="20"/>
+        </w:rPr>
+        <w:t>`ESP32-WROOM-32`</w:t>
+      </w:r>
+      <w:r>
+        <w:rPr>
+          <w:b w:val="0"/>
+          <w:color w:val="960000"/>
+          <w:sz w:val="20"/>
+        </w:rPr>
+        <w:t xml:space="preserve"> *(el de hoy)* | </w:t>
+      </w:r>
+      <w:r>
+        <w:rPr>
+          <w:b/>
+          <w:color w:val="960000"/>
+          <w:sz w:val="20"/>
+        </w:rPr>
+        <w:t>~500 mA</w:t>
+      </w:r>
+      <w:r>
+        <w:rPr>
+          <w:b w:val="0"/>
+          <w:color w:val="960000"/>
+          <w:sz w:val="20"/>
+        </w:rPr>
+        <w:t xml:space="preserve"> | 🛑 </w:t>
+      </w:r>
+      <w:r>
+        <w:rPr>
+          <w:b/>
+          <w:color w:val="960000"/>
+          <w:sz w:val="20"/>
+        </w:rPr>
+        <w:t>NO</w:t>
+      </w:r>
+      <w:r>
+        <w:rPr>
+          <w:b w:val="0"/>
+          <w:color w:val="960000"/>
+          <w:sz w:val="20"/>
+        </w:rPr>
+        <w:t xml:space="preserve"> | </w:t>
+      </w:r>
+      <w:r>
+        <w:rPr>
+          <w:b/>
+          <w:color w:val="960000"/>
+          <w:sz w:val="20"/>
+        </w:rPr>
+        <w:t>Por qué no, y es una cuenta:</w:t>
+      </w:r>
+      <w:r>
+        <w:rPr>
+          <w:b w:val="0"/>
+          <w:color w:val="960000"/>
+          <w:sz w:val="20"/>
+        </w:rPr>
+        <w:t xml:space="preserve"> los 3,3 V de </w:t>
+      </w:r>
+      <w:r>
+        <w:rPr>
+          <w:rFonts w:ascii="Consolas" w:hAnsi="Consolas"/>
+          <w:color w:val="960000"/>
+          <w:sz w:val="20"/>
+        </w:rPr>
+        <w:t>J17</w:t>
+      </w:r>
+      <w:r>
+        <w:rPr>
+          <w:b w:val="0"/>
+          <w:color w:val="960000"/>
+          <w:sz w:val="20"/>
+        </w:rPr>
+        <w:t xml:space="preserve"> salen del </w:t>
+      </w:r>
+      <w:r>
+        <w:rPr>
+          <w:rFonts w:ascii="Consolas" w:hAnsi="Consolas"/>
+          <w:color w:val="960000"/>
+          <w:sz w:val="20"/>
+        </w:rPr>
+        <w:t>LM1117-3.3</w:t>
+      </w:r>
+      <w:r>
+        <w:rPr>
+          <w:b w:val="0"/>
+          <w:color w:val="960000"/>
+          <w:sz w:val="20"/>
+        </w:rPr>
+        <w:t xml:space="preserve">, que cuelga del </w:t>
+      </w:r>
+      <w:r>
+        <w:rPr>
+          <w:rFonts w:ascii="Consolas" w:hAnsi="Consolas"/>
+          <w:color w:val="960000"/>
+          <w:sz w:val="20"/>
+        </w:rPr>
+        <w:t>LM7805</w:t>
+      </w:r>
+      <w:r>
+        <w:rPr>
+          <w:b w:val="0"/>
+          <w:color w:val="960000"/>
+          <w:sz w:val="20"/>
+        </w:rPr>
+        <w:t xml:space="preserve">, </w:t>
+      </w:r>
+      <w:r>
+        <w:rPr>
+          <w:b/>
+          <w:color w:val="960000"/>
+          <w:sz w:val="20"/>
+        </w:rPr>
+        <w:t>que es el mismo riel que alimenta al STM32 que gobierna el semáforo</w:t>
+      </w:r>
+      <w:r>
+        <w:rPr>
+          <w:b w:val="0"/>
+          <w:color w:val="960000"/>
+          <w:sz w:val="20"/>
+        </w:rPr>
+        <w:t xml:space="preserve">. A 500 mA el </w:t>
+      </w:r>
+      <w:r>
+        <w:rPr>
+          <w:rFonts w:ascii="Consolas" w:hAnsi="Consolas"/>
+          <w:color w:val="960000"/>
+          <w:sz w:val="20"/>
+        </w:rPr>
+        <w:t>7805</w:t>
+      </w:r>
+      <w:r>
+        <w:rPr>
+          <w:b w:val="0"/>
+          <w:color w:val="960000"/>
+          <w:sz w:val="20"/>
+        </w:rPr>
+        <w:t xml:space="preserve"> disipa 3,5 W sin disipador; y si el riel de 3,3 V se hunde un instante, </w:t>
+      </w:r>
+      <w:r>
+        <w:rPr>
+          <w:b/>
+          <w:color w:val="960000"/>
+          <w:sz w:val="20"/>
+        </w:rPr>
+        <w:t>se reinicia el micro que mueve las luces</w:t>
+      </w:r>
+      <w:r>
+        <w:rPr>
+          <w:b w:val="0"/>
+          <w:color w:val="960000"/>
+          <w:sz w:val="20"/>
+        </w:rPr>
+        <w:t xml:space="preserve">. El accesorio no puede tumbar al que manda. ✅ </w:t>
+      </w:r>
+      <w:r>
+        <w:rPr>
+          <w:b/>
+          <w:color w:val="960000"/>
+          <w:sz w:val="20"/>
+        </w:rPr>
+        <w:t>Cómo va: `12 V → convertidor DC-DC CONMUTADO → 5 V → `VIN`/`5V` del módulo`.</w:t>
+      </w:r>
+      <w:r>
+        <w:rPr>
+          <w:b w:val="0"/>
+          <w:color w:val="960000"/>
+          <w:sz w:val="20"/>
+        </w:rPr>
+        <w:t xml:space="preserve"> La ficha del módulo comprado da entrada recomendada </w:t>
+      </w:r>
+      <w:r>
+        <w:rPr>
+          <w:b/>
+          <w:color w:val="960000"/>
+          <w:sz w:val="20"/>
+        </w:rPr>
+        <w:t>5 V</w:t>
+      </w:r>
+      <w:r>
+        <w:rPr>
+          <w:b w:val="0"/>
+          <w:color w:val="960000"/>
+          <w:sz w:val="20"/>
+        </w:rPr>
+        <w:t xml:space="preserve">, límite </w:t>
+      </w:r>
+      <w:r>
+        <w:rPr>
+          <w:b/>
+          <w:color w:val="960000"/>
+          <w:sz w:val="20"/>
+        </w:rPr>
+        <w:t>5,5 V</w:t>
+      </w:r>
+      <w:r>
+        <w:rPr>
+          <w:b w:val="0"/>
+          <w:color w:val="960000"/>
+          <w:sz w:val="20"/>
+        </w:rPr>
+        <w:t xml:space="preserve">, con regulador a 3,3 V a bordo. </w:t>
+      </w:r>
+      <w:r>
+        <w:rPr>
+          <w:b/>
+          <w:color w:val="960000"/>
+          <w:sz w:val="20"/>
+        </w:rPr>
+        <w:t>La fuente es una compra aparte que HOY NO ESTÁ PEDIDA</w:t>
+      </w:r>
+      <w:r>
+        <w:rPr>
+          <w:b w:val="0"/>
+          <w:color w:val="960000"/>
+          <w:sz w:val="20"/>
+        </w:rPr>
+        <w:t xml:space="preserve"> — línea </w:t>
+      </w:r>
+      <w:r>
+        <w:rPr>
+          <w:rFonts w:ascii="Consolas" w:hAnsi="Consolas"/>
+          <w:color w:val="960000"/>
+          <w:sz w:val="20"/>
+        </w:rPr>
+        <w:t>A5</w:t>
+      </w:r>
+      <w:r>
+        <w:rPr>
+          <w:b w:val="0"/>
+          <w:color w:val="960000"/>
+          <w:sz w:val="20"/>
+        </w:rPr>
+        <w:t xml:space="preserve"> del Manual 15. 🛑 </w:t>
+      </w:r>
+      <w:r>
+        <w:rPr>
+          <w:b/>
+          <w:color w:val="960000"/>
+          <w:sz w:val="20"/>
+        </w:rPr>
+        <w:t>Y las dos cosas que se confunden y no son la misma:</w:t>
+      </w:r>
+      <w:r>
+        <w:rPr>
+          <w:b w:val="0"/>
+          <w:color w:val="960000"/>
+          <w:sz w:val="20"/>
+        </w:rPr>
+        <w:t xml:space="preserve"> * </w:t>
+      </w:r>
+      <w:r>
+        <w:rPr>
+          <w:b/>
+          <w:color w:val="960000"/>
+          <w:sz w:val="20"/>
+        </w:rPr>
+        <w:t>La MASA COMÚN entre `J17` p7 y el módulo es OBLIGATORIA.</w:t>
+      </w:r>
+      <w:r>
+        <w:rPr>
+          <w:b w:val="0"/>
+          <w:color w:val="960000"/>
+          <w:sz w:val="20"/>
+        </w:rPr>
+        <w:t xml:space="preserve"> Sin ella el enlace serie no tiene referencia y no funciona. * </w:t>
+      </w:r>
+      <w:r>
+        <w:rPr>
+          <w:b/>
+          <w:color w:val="960000"/>
+          <w:sz w:val="20"/>
+        </w:rPr>
+        <w:t>La ALIMENTACIÓN COMPARTIDA está PROHIBIDA.</w:t>
+      </w:r>
+      <w:r>
+        <w:rPr>
+          <w:b w:val="0"/>
+          <w:color w:val="960000"/>
+          <w:sz w:val="20"/>
+        </w:rPr>
+        <w:t xml:space="preserve"> De </w:t>
+      </w:r>
+      <w:r>
+        <w:rPr>
+          <w:rFonts w:ascii="Consolas" w:hAnsi="Consolas"/>
+          <w:color w:val="960000"/>
+          <w:sz w:val="20"/>
+        </w:rPr>
+        <w:t>J17</w:t>
+      </w:r>
+      <w:r>
+        <w:rPr>
+          <w:b w:val="0"/>
+          <w:color w:val="960000"/>
+          <w:sz w:val="20"/>
+        </w:rPr>
+        <w:t xml:space="preserve"> se usan </w:t>
+      </w:r>
+      <w:r>
+        <w:rPr>
+          <w:b/>
+          <w:color w:val="960000"/>
+          <w:sz w:val="20"/>
+        </w:rPr>
+        <w:t>la señal y la masa, y nada más</w:t>
+      </w:r>
+      <w:r>
+        <w:rPr>
+          <w:b w:val="0"/>
+          <w:color w:val="960000"/>
+          <w:sz w:val="20"/>
+        </w:rPr>
+        <w:t xml:space="preserve">. </w:t>
+      </w:r>
+      <w:r>
+        <w:rPr>
+          <w:b/>
+          <w:color w:val="960000"/>
+          <w:sz w:val="20"/>
+        </w:rPr>
+        <w:t>Confundir esas dos frases es lo que hace que un semáforo se reinicie solo.</w:t>
+      </w:r>
+      <w:r>
+        <w:rPr>
+          <w:b w:val="0"/>
+          <w:color w:val="960000"/>
+          <w:sz w:val="20"/>
+        </w:rPr>
+        <w:t xml:space="preserve"> Manual 10 §1. ⚠️ </w:t>
+      </w:r>
+      <w:r>
+        <w:rPr>
+          <w:b/>
+          <w:color w:val="960000"/>
+          <w:sz w:val="20"/>
+        </w:rPr>
+        <w:t>Las E/S del módulo son de 3,3 V</w:t>
+      </w:r>
+      <w:r>
+        <w:rPr>
+          <w:b w:val="0"/>
+          <w:color w:val="960000"/>
+          <w:sz w:val="20"/>
+        </w:rPr>
+        <w:t xml:space="preserve">, igual que las del STM32 (LEÍDO en la ficha, 31/08): el enlace </w:t>
+      </w:r>
+      <w:r>
+        <w:rPr>
+          <w:rFonts w:ascii="Consolas" w:hAnsi="Consolas"/>
+          <w:color w:val="960000"/>
+          <w:sz w:val="20"/>
+        </w:rPr>
+        <w:t>p2</w:t>
+      </w:r>
+      <w:r>
+        <w:rPr>
+          <w:b w:val="0"/>
+          <w:color w:val="960000"/>
+          <w:sz w:val="20"/>
         </w:rPr>
         <w:t>/</w:t>
       </w:r>
       <w:r>
         <w:rPr>
           <w:rFonts w:ascii="Consolas" w:hAnsi="Consolas"/>
-          <w:sz w:val="21"/>
-        </w:rPr>
-        <w:t>PB7</w:t>
-      </w:r>
-      <w:r>
-        <w:rPr>
-          <w:b w:val="0"/>
-          <w:sz w:val="21"/>
-        </w:rPr>
-        <w:t xml:space="preserve"> en vez de</w:t>
-      </w:r>
-    </w:p>
-    <w:p>
-      <w:pPr>
-        <w:spacing w:after="120"/>
-      </w:pPr>
-      <w:r>
-        <w:rPr>
-          <w:rFonts w:ascii="Consolas" w:hAnsi="Consolas"/>
-          <w:sz w:val="21"/>
-        </w:rPr>
-        <w:t>PA9</w:t>
-      </w:r>
-      <w:r>
-        <w:rPr>
-          <w:b w:val="0"/>
-          <w:sz w:val="21"/>
-        </w:rPr>
-        <w:t>/</w:t>
-      </w:r>
-      <w:r>
-        <w:rPr>
-          <w:rFonts w:ascii="Consolas" w:hAnsi="Consolas"/>
-          <w:sz w:val="21"/>
-        </w:rPr>
-        <w:t>PA10</w:t>
-      </w:r>
-      <w:r>
-        <w:rPr>
-          <w:b w:val="0"/>
-          <w:sz w:val="21"/>
-        </w:rPr>
-        <w:t xml:space="preserve">, </w:t>
+          <w:color w:val="960000"/>
+          <w:sz w:val="20"/>
+        </w:rPr>
+        <w:t>p3</w:t>
+      </w:r>
+      <w:r>
+        <w:rPr>
+          <w:b w:val="0"/>
+          <w:color w:val="960000"/>
+          <w:sz w:val="20"/>
+        </w:rPr>
+        <w:t xml:space="preserve"> va </w:t>
       </w:r>
       <w:r>
         <w:rPr>
           <w:b/>
-          <w:sz w:val="21"/>
-        </w:rPr>
-        <w:t>pero solo por un sitio a la vez</w:t>
-      </w:r>
-      <w:r>
-        <w:rPr>
-          <w:b w:val="0"/>
-          <w:sz w:val="21"/>
-        </w:rPr>
-        <w:t>. El firmware ya está en esa posición: declara</w:t>
-      </w:r>
-    </w:p>
-    <w:p>
-      <w:pPr>
-        <w:spacing w:after="120"/>
-      </w:pPr>
-      <w:r>
-        <w:rPr>
-          <w:rFonts w:ascii="Consolas" w:hAnsi="Consolas"/>
-          <w:sz w:val="21"/>
-        </w:rPr>
-        <w:t>SerialBT(PB7, PB6)</w:t>
-      </w:r>
-      <w:r>
-        <w:rPr>
-          <w:b w:val="0"/>
-          <w:sz w:val="21"/>
-        </w:rPr>
-        <w:t xml:space="preserve"> en </w:t>
-      </w:r>
-      <w:r>
-        <w:rPr>
-          <w:rFonts w:ascii="Consolas" w:hAnsi="Consolas"/>
-          <w:sz w:val="21"/>
-        </w:rPr>
-        <w:t>bluetooth.cpp</w:t>
-      </w:r>
-      <w:r>
-        <w:rPr>
-          <w:b w:val="0"/>
-          <w:sz w:val="21"/>
-        </w:rPr>
-        <w:t>, en las dos puntas.</w:t>
+          <w:color w:val="960000"/>
+          <w:sz w:val="20"/>
+        </w:rPr>
+        <w:t>directo, sin adaptador de niveles</w:t>
+      </w:r>
+      <w:r>
+        <w:rPr>
+          <w:b w:val="0"/>
+          <w:color w:val="960000"/>
+          <w:sz w:val="20"/>
+        </w:rPr>
+        <w:t>.</w:t>
       </w:r>
     </w:p>
     <w:p>
@@ -4232,14 +9069,136 @@
           <w:b/>
           <w:sz w:val="21"/>
         </w:rPr>
-        <w:t>Baudrate:</w:t>
+        <w:t>Es el `USART1` REMAPEADO.</w:t>
       </w:r>
       <w:r>
         <w:rPr>
           <w:b w:val="0"/>
           <w:sz w:val="21"/>
         </w:rPr>
-        <w:t xml:space="preserve"> 9600 bps, 8-N-1.</w:t>
+        <w:t xml:space="preserve"> El STM32F103 puede sacar el </w:t>
+      </w:r>
+      <w:r>
+        <w:rPr>
+          <w:rFonts w:ascii="Consolas" w:hAnsi="Consolas"/>
+          <w:sz w:val="21"/>
+        </w:rPr>
+        <w:t>USART1</w:t>
+      </w:r>
+      <w:r>
+        <w:rPr>
+          <w:b w:val="0"/>
+          <w:sz w:val="21"/>
+        </w:rPr>
+        <w:t xml:space="preserve"> por </w:t>
+      </w:r>
+      <w:r>
+        <w:rPr>
+          <w:rFonts w:ascii="Consolas" w:hAnsi="Consolas"/>
+          <w:sz w:val="21"/>
+        </w:rPr>
+        <w:t>PB6</w:t>
+      </w:r>
+      <w:r>
+        <w:rPr>
+          <w:b w:val="0"/>
+          <w:sz w:val="21"/>
+        </w:rPr>
+        <w:t>/</w:t>
+      </w:r>
+      <w:r>
+        <w:rPr>
+          <w:rFonts w:ascii="Consolas" w:hAnsi="Consolas"/>
+          <w:sz w:val="21"/>
+        </w:rPr>
+        <w:t>PB7</w:t>
+      </w:r>
+      <w:r>
+        <w:rPr>
+          <w:b w:val="0"/>
+          <w:sz w:val="21"/>
+        </w:rPr>
+        <w:t xml:space="preserve"> en vez de</w:t>
+      </w:r>
+    </w:p>
+    <w:p>
+      <w:pPr>
+        <w:spacing w:after="120"/>
+      </w:pPr>
+      <w:r>
+        <w:rPr>
+          <w:rFonts w:ascii="Consolas" w:hAnsi="Consolas"/>
+          <w:sz w:val="21"/>
+        </w:rPr>
+        <w:t>PA9</w:t>
+      </w:r>
+      <w:r>
+        <w:rPr>
+          <w:b w:val="0"/>
+          <w:sz w:val="21"/>
+        </w:rPr>
+        <w:t>/</w:t>
+      </w:r>
+      <w:r>
+        <w:rPr>
+          <w:rFonts w:ascii="Consolas" w:hAnsi="Consolas"/>
+          <w:sz w:val="21"/>
+        </w:rPr>
+        <w:t>PA10</w:t>
+      </w:r>
+      <w:r>
+        <w:rPr>
+          <w:b w:val="0"/>
+          <w:sz w:val="21"/>
+        </w:rPr>
+        <w:t xml:space="preserve">, </w:t>
+      </w:r>
+      <w:r>
+        <w:rPr>
+          <w:b/>
+          <w:sz w:val="21"/>
+        </w:rPr>
+        <w:t>pero solo por un sitio a la vez</w:t>
+      </w:r>
+      <w:r>
+        <w:rPr>
+          <w:b w:val="0"/>
+          <w:sz w:val="21"/>
+        </w:rPr>
+        <w:t>. El firmware ya está en esa posición: declara</w:t>
+      </w:r>
+    </w:p>
+    <w:p>
+      <w:pPr>
+        <w:spacing w:after="120"/>
+      </w:pPr>
+      <w:r>
+        <w:rPr>
+          <w:rFonts w:ascii="Consolas" w:hAnsi="Consolas"/>
+          <w:sz w:val="21"/>
+        </w:rPr>
+        <w:t>SerialBT(PB7, PB6)</w:t>
+      </w:r>
+      <w:r>
+        <w:rPr>
+          <w:b w:val="0"/>
+          <w:sz w:val="21"/>
+        </w:rPr>
+        <w:t xml:space="preserve"> en </w:t>
+      </w:r>
+      <w:r>
+        <w:rPr>
+          <w:rFonts w:ascii="Consolas" w:hAnsi="Consolas"/>
+          <w:sz w:val="21"/>
+        </w:rPr>
+        <w:t>bluetooth.cpp</w:t>
+      </w:r>
+      <w:r>
+        <w:rPr>
+          <w:b w:val="0"/>
+          <w:sz w:val="21"/>
+        </w:rPr>
+        <w:t>, en las dos puntas.</w:t>
       </w:r>
     </w:p>
     <w:p>
@@ -4253,6 +9212,27 @@
           <w:b/>
           <w:sz w:val="21"/>
         </w:rPr>
+        <w:t>Baudrate:</w:t>
+      </w:r>
+      <w:r>
+        <w:rPr>
+          <w:b w:val="0"/>
+          <w:sz w:val="21"/>
+        </w:rPr>
+        <w:t xml:space="preserve"> 9600 bps, 8-N-1.</w:t>
+      </w:r>
+    </w:p>
+    <w:p>
+      <w:pPr>
+        <w:pStyle w:val="ListBullet"/>
+        <w:spacing w:after="60"/>
+        <w:ind w:left="360"/>
+      </w:pPr>
+      <w:r>
+        <w:rPr>
+          <w:b/>
+          <w:sz w:val="21"/>
+        </w:rPr>
         <w:t>`PA9`/`PA10` sigue siendo válido eléctricamente, pero NO es el montaje vigente.</w:t>
       </w:r>
       <w:r>
@@ -4959,6 +9939,1890 @@
           <w:sz w:val="21"/>
         </w:rPr>
         <w:t xml:space="preserve"> Si no hay enlace de radio entre postes, el técnico captura hora y ciclo en el Maestro, viaja en vehículo al Esclavo, y la App inyecta la sincronización compensando automáticamente el tiempo de viaje con su reloj interno de alta precisión (\Delta t &lt; 0.1\text{ s}).</w:t>
+      </w:r>
+    </w:p>
+    <w:p>
+      <w:pPr>
+        <w:spacing w:after="160"/>
+        <w:ind w:left="360"/>
+        <w:shd w:val="clear" w:fill="FFF4E5"/>
+      </w:pPr>
+      <w:r>
+        <w:rPr>
+          <w:b w:val="0"/>
+          <w:color w:val="960000"/>
+          <w:sz w:val="20"/>
+        </w:rPr>
+        <w:t xml:space="preserve">🔴 </w:t>
+      </w:r>
+      <w:r>
+        <w:rPr>
+          <w:b/>
+          <w:color w:val="960000"/>
+          <w:sz w:val="20"/>
+        </w:rPr>
+        <w:t>31/08 — LEA ESTO ANTES DE HACER UN VIAJE DE COURIER: HOY PUEDE VOLVER SIN HABER PUESTO LA HORA, Y AHORA EL EQUIPO SÍ LO DICE.</w:t>
+      </w:r>
+      <w:r>
+        <w:rPr>
+          <w:b w:val="0"/>
+          <w:color w:val="960000"/>
+          <w:sz w:val="20"/>
+        </w:rPr>
+        <w:t xml:space="preserve"> El cristal de reloj </w:t>
+      </w:r>
+      <w:r>
+        <w:rPr>
+          <w:rFonts w:ascii="Consolas" w:hAnsi="Consolas"/>
+          <w:color w:val="960000"/>
+          <w:sz w:val="20"/>
+        </w:rPr>
+        <w:t>Y2</w:t>
+      </w:r>
+      <w:r>
+        <w:rPr>
+          <w:b w:val="0"/>
+          <w:color w:val="960000"/>
+          <w:sz w:val="20"/>
+        </w:rPr>
+        <w:t xml:space="preserve"> de 32.768 kHz </w:t>
+      </w:r>
+      <w:r>
+        <w:rPr>
+          <w:b/>
+          <w:color w:val="960000"/>
+          <w:sz w:val="20"/>
+        </w:rPr>
+        <w:t>no oscila en la tarjeta medida en banco</w:t>
+      </w:r>
+      <w:r>
+        <w:rPr>
+          <w:b w:val="0"/>
+          <w:color w:val="960000"/>
+          <w:sz w:val="20"/>
+        </w:rPr>
+        <w:t xml:space="preserve"> (N-17 y N-37, medida del 01/08). </w:t>
+      </w:r>
+      <w:r>
+        <w:rPr>
+          <w:b/>
+          <w:color w:val="960000"/>
+          <w:sz w:val="20"/>
+        </w:rPr>
+        <w:t>La segunda tarjeta no está diagnosticada.</w:t>
+      </w:r>
+      <w:r>
+        <w:rPr>
+          <w:b w:val="0"/>
+          <w:color w:val="960000"/>
+          <w:sz w:val="20"/>
+        </w:rPr>
+        <w:t xml:space="preserve"> Sin oscilador no hay nada que haga avanzar los segundos, así que </w:t>
+      </w:r>
+      <w:r>
+        <w:rPr>
+          <w:b/>
+          <w:color w:val="960000"/>
+          <w:sz w:val="20"/>
+        </w:rPr>
+        <w:t>el equipo se niega a aceptar la hora en vez de guardar una que nadie va a mover</w:t>
+      </w:r>
+      <w:r>
+        <w:rPr>
+          <w:b w:val="0"/>
+          <w:color w:val="960000"/>
+          <w:sz w:val="20"/>
+        </w:rPr>
+        <w:t xml:space="preserve">. </w:t>
+      </w:r>
+      <w:r>
+        <w:rPr>
+          <w:b/>
+          <w:color w:val="960000"/>
+          <w:sz w:val="20"/>
+        </w:rPr>
+        <w:t>Las tres respuestas posibles de `CMD:PIN:…:SET_RTC:…`, MEDIDAS en el fuente, y qué hacer con cada una:</w:t>
+      </w:r>
+      <w:r>
+        <w:rPr>
+          <w:b w:val="0"/>
+          <w:color w:val="960000"/>
+          <w:sz w:val="20"/>
+        </w:rPr>
+        <w:t xml:space="preserve"> | respuesta | qué pasó | qué hace el técnico | |---|---|---| | </w:t>
+      </w:r>
+      <w:r>
+        <w:rPr>
+          <w:rFonts w:ascii="Consolas" w:hAnsi="Consolas"/>
+          <w:color w:val="960000"/>
+          <w:sz w:val="20"/>
+        </w:rPr>
+        <w:t>ACK,CMD:SET_RTC,RESULT:OK</w:t>
+      </w:r>
+      <w:r>
+        <w:rPr>
+          <w:b w:val="0"/>
+          <w:color w:val="960000"/>
+          <w:sz w:val="20"/>
+        </w:rPr>
+        <w:t xml:space="preserve"> | La hora </w:t>
+      </w:r>
+      <w:r>
+        <w:rPr>
+          <w:b/>
+          <w:color w:val="960000"/>
+          <w:sz w:val="20"/>
+        </w:rPr>
+        <w:t>entró</w:t>
+      </w:r>
+      <w:r>
+        <w:rPr>
+          <w:b w:val="0"/>
+          <w:color w:val="960000"/>
+          <w:sz w:val="20"/>
+        </w:rPr>
+        <w:t xml:space="preserve"> | Listo. Puede bajarse del poste | | </w:t>
+      </w:r>
+      <w:r>
+        <w:rPr>
+          <w:rFonts w:ascii="Consolas" w:hAnsi="Consolas"/>
+          <w:color w:val="960000"/>
+          <w:sz w:val="20"/>
+        </w:rPr>
+        <w:t>ERR,CMD:SET_RTC,DESC:SIN_CRISTAL_VEA_CONSULTA_RELOJ</w:t>
+      </w:r>
+      <w:r>
+        <w:rPr>
+          <w:b w:val="0"/>
+          <w:color w:val="960000"/>
+          <w:sz w:val="20"/>
+        </w:rPr>
+        <w:t xml:space="preserve"> *(Maestro, </w:t>
+      </w:r>
+      <w:r>
+        <w:rPr>
+          <w:rFonts w:ascii="Consolas" w:hAnsi="Consolas"/>
+          <w:color w:val="960000"/>
+          <w:sz w:val="20"/>
+        </w:rPr>
+        <w:t>bluetooth.cpp:336</w:t>
+      </w:r>
+      <w:r>
+        <w:rPr>
+          <w:b w:val="0"/>
+          <w:color w:val="960000"/>
+          <w:sz w:val="20"/>
+        </w:rPr>
+        <w:t xml:space="preserve">)* · </w:t>
+      </w:r>
+      <w:r>
+        <w:rPr>
+          <w:rFonts w:ascii="Consolas" w:hAnsi="Consolas"/>
+          <w:color w:val="960000"/>
+          <w:sz w:val="20"/>
+        </w:rPr>
+        <w:t>DESC:SIN_CRISTAL</w:t>
+      </w:r>
+      <w:r>
+        <w:rPr>
+          <w:b w:val="0"/>
+          <w:color w:val="960000"/>
+          <w:sz w:val="20"/>
+        </w:rPr>
+        <w:t xml:space="preserve"> *(Esclavo, </w:t>
+      </w:r>
+      <w:r>
+        <w:rPr>
+          <w:rFonts w:ascii="Consolas" w:hAnsi="Consolas"/>
+          <w:color w:val="960000"/>
+          <w:sz w:val="20"/>
+        </w:rPr>
+        <w:t>bluetooth.cpp:268</w:t>
+      </w:r>
+      <w:r>
+        <w:rPr>
+          <w:b w:val="0"/>
+          <w:color w:val="960000"/>
+          <w:sz w:val="20"/>
+        </w:rPr>
+        <w:t xml:space="preserve">)* | 🛑 </w:t>
+      </w:r>
+      <w:r>
+        <w:rPr>
+          <w:b/>
+          <w:color w:val="960000"/>
+          <w:sz w:val="20"/>
+        </w:rPr>
+        <w:t>No hay con qué contar el tiempo. La hora NO entró</w:t>
+      </w:r>
+      <w:r>
+        <w:rPr>
+          <w:b w:val="0"/>
+          <w:color w:val="960000"/>
+          <w:sz w:val="20"/>
+        </w:rPr>
+        <w:t xml:space="preserve"> | </w:t>
+      </w:r>
+      <w:r>
+        <w:rPr>
+          <w:b/>
+          <w:color w:val="960000"/>
+          <w:sz w:val="20"/>
+        </w:rPr>
+        <w:t>El viaje no sirvió.</w:t>
+      </w:r>
+      <w:r>
+        <w:rPr>
+          <w:b w:val="0"/>
+          <w:color w:val="960000"/>
+          <w:sz w:val="20"/>
+        </w:rPr>
+        <w:t xml:space="preserve"> Es avería de hardware: hay que reparar el cristal o esperar al reloj externo. </w:t>
+      </w:r>
+      <w:r>
+        <w:rPr>
+          <w:b/>
+          <w:color w:val="960000"/>
+          <w:sz w:val="20"/>
+        </w:rPr>
+        <w:t>No lo reintente: va a contestar lo mismo</w:t>
+      </w:r>
+      <w:r>
+        <w:rPr>
+          <w:b w:val="0"/>
+          <w:color w:val="960000"/>
+          <w:sz w:val="20"/>
+        </w:rPr>
+        <w:t xml:space="preserve"> | | </w:t>
+      </w:r>
+      <w:r>
+        <w:rPr>
+          <w:rFonts w:ascii="Consolas" w:hAnsi="Consolas"/>
+          <w:color w:val="960000"/>
+          <w:sz w:val="20"/>
+        </w:rPr>
+        <w:t>ERR,CMD:SET_RTC,DESC:FORMATO_INVALIDO</w:t>
+      </w:r>
+      <w:r>
+        <w:rPr>
+          <w:b w:val="0"/>
+          <w:color w:val="960000"/>
+          <w:sz w:val="20"/>
+        </w:rPr>
+        <w:t xml:space="preserve"> | La app mandó algo que no se entiende | Reintentar | &gt; ⚠️ </w:t>
+      </w:r>
+      <w:r>
+        <w:rPr>
+          <w:b/>
+          <w:color w:val="960000"/>
+          <w:sz w:val="20"/>
+        </w:rPr>
+        <w:t>Y por qué esto se escribe con tanto detalle: hasta hace poco ese comando contestaba &gt; `RESULT:OK` sin haber puesto nada.</w:t>
+      </w:r>
+      <w:r>
+        <w:rPr>
+          <w:b w:val="0"/>
+          <w:color w:val="960000"/>
+          <w:sz w:val="20"/>
+        </w:rPr>
+        <w:t xml:space="preserve"> Con el </w:t>
+      </w:r>
+      <w:r>
+        <w:rPr>
+          <w:rFonts w:ascii="Consolas" w:hAnsi="Consolas"/>
+          <w:color w:val="960000"/>
+          <w:sz w:val="20"/>
+        </w:rPr>
+        <w:t>Y2</w:t>
+      </w:r>
+      <w:r>
+        <w:rPr>
+          <w:b w:val="0"/>
+          <w:color w:val="960000"/>
+          <w:sz w:val="20"/>
+        </w:rPr>
+        <w:t xml:space="preserve"> muerto ése era el caso </w:t>
+      </w:r>
+      <w:r>
+        <w:rPr>
+          <w:b/>
+          <w:color w:val="960000"/>
+          <w:sz w:val="20"/>
+        </w:rPr>
+        <w:t>normal</w:t>
+      </w:r>
+      <w:r>
+        <w:rPr>
+          <w:b w:val="0"/>
+          <w:color w:val="960000"/>
+          <w:sz w:val="20"/>
+        </w:rPr>
+        <w:t xml:space="preserve">, no el &gt; raro — </w:t>
+      </w:r>
+      <w:r>
+        <w:rPr>
+          <w:b/>
+          <w:color w:val="960000"/>
+          <w:sz w:val="20"/>
+        </w:rPr>
+        <w:t>el técnico se iba del poste creyendo que había dejado el reloj puesto</w:t>
+      </w:r>
+      <w:r>
+        <w:rPr>
+          <w:b w:val="0"/>
+          <w:color w:val="960000"/>
+          <w:sz w:val="20"/>
+        </w:rPr>
+        <w:t xml:space="preserve">. Está &gt; arreglado, pero </w:t>
+      </w:r>
+      <w:r>
+        <w:rPr>
+          <w:b/>
+          <w:color w:val="960000"/>
+          <w:sz w:val="20"/>
+        </w:rPr>
+        <w:t>el reloj sigue sin poder ponerse</w:t>
+      </w:r>
+      <w:r>
+        <w:rPr>
+          <w:b w:val="0"/>
+          <w:color w:val="960000"/>
+          <w:sz w:val="20"/>
+        </w:rPr>
+        <w:t xml:space="preserve">: lo que se arregló es que ahora el equipo &gt; lo dice. Un </w:t>
+      </w:r>
+      <w:r>
+        <w:rPr>
+          <w:rFonts w:ascii="Consolas" w:hAnsi="Consolas"/>
+          <w:color w:val="960000"/>
+          <w:sz w:val="20"/>
+        </w:rPr>
+        <w:t>ACK</w:t>
+      </w:r>
+      <w:r>
+        <w:rPr>
+          <w:b w:val="0"/>
+          <w:color w:val="960000"/>
+          <w:sz w:val="20"/>
+        </w:rPr>
+        <w:t xml:space="preserve"> que no depende de lo que la llamada devolvió es una mentira con formato de &gt; éxito. 🕒 </w:t>
+      </w:r>
+      <w:r>
+        <w:rPr>
+          <w:b/>
+          <w:color w:val="960000"/>
+          <w:sz w:val="20"/>
+        </w:rPr>
+        <w:t>Lo que lo destraba de verdad es un reloj `DS3231` externo colgado del módulo `ESP32`</w:t>
+      </w:r>
+      <w:r>
+        <w:rPr>
+          <w:b w:val="0"/>
+          <w:color w:val="960000"/>
+          <w:sz w:val="20"/>
+        </w:rPr>
+        <w:t xml:space="preserve"> — línea </w:t>
+      </w:r>
+      <w:r>
+        <w:rPr>
+          <w:rFonts w:ascii="Consolas" w:hAnsi="Consolas"/>
+          <w:color w:val="960000"/>
+          <w:sz w:val="20"/>
+        </w:rPr>
+        <w:t>A6</w:t>
+      </w:r>
+      <w:r>
+        <w:rPr>
+          <w:b w:val="0"/>
+          <w:color w:val="960000"/>
+          <w:sz w:val="20"/>
+        </w:rPr>
+        <w:t xml:space="preserve"> del Manual 15—, </w:t>
+      </w:r>
+      <w:r>
+        <w:rPr>
+          <w:b/>
+          <w:color w:val="960000"/>
+          <w:sz w:val="20"/>
+        </w:rPr>
+        <w:t>que ni está comprado ni tiene todavía firmware que le hable</w:t>
+      </w:r>
+      <w:r>
+        <w:rPr>
+          <w:b w:val="0"/>
+          <w:color w:val="960000"/>
+          <w:sz w:val="20"/>
+        </w:rPr>
+        <w:t>.</w:t>
+      </w:r>
+    </w:p>
+    <w:p>
+      <w:pPr>
+        <w:spacing w:after="80"/>
+      </w:pPr>
+    </w:p>
+    <w:p>
+      <w:pPr>
+        <w:spacing w:before="280" w:after="120"/>
+      </w:pPr>
+      <w:r>
+        <w:rPr>
+          <w:b/>
+          <w:color w:val="003366"/>
+          <w:sz w:val="26"/>
+        </w:rPr>
+        <w:t>9. 🔴 QUÉ SE PUEDE MANDAR A CADA POSTE — y por qué no es lo mismo en los dos (31/08)</w:t>
+      </w:r>
+    </w:p>
+    <w:p>
+      <w:pPr>
+        <w:spacing w:after="160"/>
+        <w:ind w:left="360"/>
+        <w:shd w:val="clear" w:fill="FFF4E5"/>
+      </w:pPr>
+      <w:r>
+        <w:rPr>
+          <w:b/>
+          <w:color w:val="960000"/>
+          <w:sz w:val="20"/>
+        </w:rPr>
+        <w:t>Este apartado no existía, y es el que un operario necesita antes de subirse a un poste.</w:t>
+      </w:r>
+      <w:r>
+        <w:rPr>
+          <w:b w:val="0"/>
+          <w:color w:val="960000"/>
+          <w:sz w:val="20"/>
+        </w:rPr>
+        <w:t xml:space="preserve"> La app </w:t>
+      </w:r>
+      <w:r>
+        <w:rPr>
+          <w:b/>
+          <w:color w:val="960000"/>
+          <w:sz w:val="20"/>
+        </w:rPr>
+        <w:t>no</w:t>
+      </w:r>
+      <w:r>
+        <w:rPr>
+          <w:b w:val="0"/>
+          <w:color w:val="960000"/>
+          <w:sz w:val="20"/>
+        </w:rPr>
+        <w:t xml:space="preserve"> manda lo mismo en el Maestro que en el Esclavo, y el manual daba a entender que sí.</w:t>
+      </w:r>
+    </w:p>
+    <w:p>
+      <w:pPr>
+        <w:spacing w:after="120"/>
+      </w:pPr>
+      <w:r>
+        <w:rPr>
+          <w:b/>
+          <w:sz w:val="21"/>
+        </w:rPr>
+        <w:t>MEDIDO el 31/08</w:t>
+      </w:r>
+      <w:r>
+        <w:rPr>
+          <w:b w:val="0"/>
+          <w:sz w:val="21"/>
+        </w:rPr>
+        <w:t xml:space="preserve"> sobre </w:t>
+      </w:r>
+      <w:r>
+        <w:rPr>
+          <w:rFonts w:ascii="Consolas" w:hAnsi="Consolas"/>
+          <w:sz w:val="21"/>
+        </w:rPr>
+        <w:t>Maestro/src/bluetooth.cpp</w:t>
+      </w:r>
+      <w:r>
+        <w:rPr>
+          <w:b w:val="0"/>
+          <w:sz w:val="21"/>
+        </w:rPr>
+        <w:t xml:space="preserve"> y </w:t>
+      </w:r>
+      <w:r>
+        <w:rPr>
+          <w:rFonts w:ascii="Consolas" w:hAnsi="Consolas"/>
+          <w:sz w:val="21"/>
+        </w:rPr>
+        <w:t>Esclavo/src/bluetooth.cpp</w:t>
+      </w:r>
+      <w:r>
+        <w:rPr>
+          <w:b w:val="0"/>
+          <w:sz w:val="21"/>
+        </w:rPr>
+        <w:t>:</w:t>
+      </w:r>
+    </w:p>
+    <w:tbl>
+      <w:tblPr>
+        <w:tblStyle w:val="TableGrid"/>
+        <w:tblW w:type="auto" w:w="0"/>
+        <w:tblLook w:firstColumn="1" w:firstRow="1" w:lastColumn="0" w:lastRow="0" w:noHBand="0" w:noVBand="1" w:val="04A0"/>
+      </w:tblPr>
+      <w:tblGrid>
+        <w:gridCol w:w="3120"/>
+        <w:gridCol w:w="3120"/>
+        <w:gridCol w:w="3120"/>
+      </w:tblGrid>
+      <w:tr>
+        <w:tc>
+          <w:tcPr>
+            <w:tcW w:type="dxa" w:w="3120"/>
+            <w:shd w:val="clear" w:fill="DCE6F1"/>
+          </w:tcPr>
+          <w:p>
+            <w:r/>
+          </w:p>
+        </w:tc>
+        <w:tc>
+          <w:tcPr>
+            <w:tcW w:type="dxa" w:w="3120"/>
+            <w:shd w:val="clear" w:fill="DCE6F1"/>
+          </w:tcPr>
+          <w:p>
+            <w:r/>
+            <w:r>
+              <w:rPr>
+                <w:b/>
+                <w:sz w:val="19"/>
+              </w:rPr>
+              <w:t>MAESTRO</w:t>
+            </w:r>
+          </w:p>
+        </w:tc>
+        <w:tc>
+          <w:tcPr>
+            <w:tcW w:type="dxa" w:w="3120"/>
+            <w:shd w:val="clear" w:fill="DCE6F1"/>
+          </w:tcPr>
+          <w:p>
+            <w:r/>
+            <w:r>
+              <w:rPr>
+                <w:b/>
+                <w:sz w:val="19"/>
+              </w:rPr>
+              <w:t>ESCLAVO</w:t>
+            </w:r>
+          </w:p>
+        </w:tc>
+      </w:tr>
+      <w:tr>
+        <w:tc>
+          <w:tcPr>
+            <w:tcW w:type="dxa" w:w="3120"/>
+          </w:tcPr>
+          <w:p>
+            <w:r/>
+            <w:r>
+              <w:rPr>
+                <w:b w:val="0"/>
+                <w:sz w:val="19"/>
+              </w:rPr>
+              <w:t>Cambiar de modo desde la app</w:t>
+            </w:r>
+          </w:p>
+        </w:tc>
+        <w:tc>
+          <w:tcPr>
+            <w:tcW w:type="dxa" w:w="3120"/>
+          </w:tcPr>
+          <w:p>
+            <w:r/>
+            <w:r>
+              <w:rPr>
+                <w:b w:val="0"/>
+                <w:sz w:val="19"/>
+              </w:rPr>
+              <w:t xml:space="preserve">✅ </w:t>
+            </w:r>
+            <w:r>
+              <w:rPr>
+                <w:b/>
+                <w:sz w:val="19"/>
+              </w:rPr>
+              <w:t>Sí.</w:t>
+            </w:r>
+            <w:r>
+              <w:rPr>
+                <w:b w:val="0"/>
+                <w:sz w:val="19"/>
+              </w:rPr>
+              <w:t xml:space="preserve"> </w:t>
+            </w:r>
+            <w:r>
+              <w:rPr>
+                <w:rFonts w:ascii="Consolas" w:hAnsi="Consolas"/>
+                <w:sz w:val="19"/>
+              </w:rPr>
+              <w:t>SET_MODO:AUTO</w:t>
+            </w:r>
+            <w:r>
+              <w:rPr>
+                <w:b w:val="0"/>
+                <w:sz w:val="19"/>
+              </w:rPr>
+              <w:t xml:space="preserve"> · </w:t>
+            </w:r>
+            <w:r>
+              <w:rPr>
+                <w:rFonts w:ascii="Consolas" w:hAnsi="Consolas"/>
+                <w:sz w:val="19"/>
+              </w:rPr>
+              <w:t>MANUAL</w:t>
+            </w:r>
+            <w:r>
+              <w:rPr>
+                <w:b w:val="0"/>
+                <w:sz w:val="19"/>
+              </w:rPr>
+              <w:t xml:space="preserve"> · </w:t>
+            </w:r>
+            <w:r>
+              <w:rPr>
+                <w:rFonts w:ascii="Consolas" w:hAnsi="Consolas"/>
+                <w:sz w:val="19"/>
+              </w:rPr>
+              <w:t>AMBAR</w:t>
+            </w:r>
+            <w:r>
+              <w:rPr>
+                <w:b w:val="0"/>
+                <w:sz w:val="19"/>
+              </w:rPr>
+              <w:t xml:space="preserve"> · </w:t>
+            </w:r>
+            <w:r>
+              <w:rPr>
+                <w:rFonts w:ascii="Consolas" w:hAnsi="Consolas"/>
+                <w:sz w:val="19"/>
+              </w:rPr>
+              <w:t>MENU</w:t>
+            </w:r>
+            <w:r>
+              <w:rPr>
+                <w:b w:val="0"/>
+                <w:sz w:val="19"/>
+              </w:rPr>
+              <w:t xml:space="preserve"> · </w:t>
+            </w:r>
+            <w:r>
+              <w:rPr>
+                <w:rFonts w:ascii="Consolas" w:hAnsi="Consolas"/>
+                <w:sz w:val="19"/>
+              </w:rPr>
+              <w:t>ALCANCE</w:t>
+            </w:r>
+            <w:r>
+              <w:rPr>
+                <w:b w:val="0"/>
+                <w:sz w:val="19"/>
+              </w:rPr>
+              <w:t xml:space="preserve"> · </w:t>
+            </w:r>
+            <w:r>
+              <w:rPr>
+                <w:rFonts w:ascii="Consolas" w:hAnsi="Consolas"/>
+                <w:sz w:val="19"/>
+              </w:rPr>
+              <w:t>INTELIGENTE</w:t>
+            </w:r>
+            <w:r>
+              <w:rPr>
+                <w:b w:val="0"/>
+                <w:sz w:val="19"/>
+              </w:rPr>
+              <w:t xml:space="preserve"> · </w:t>
+            </w:r>
+            <w:r>
+              <w:rPr>
+                <w:rFonts w:ascii="Consolas" w:hAnsi="Consolas"/>
+                <w:sz w:val="19"/>
+              </w:rPr>
+              <w:t>DEGRADADO</w:t>
+            </w:r>
+            <w:r>
+              <w:rPr>
+                <w:b w:val="0"/>
+                <w:sz w:val="19"/>
+              </w:rPr>
+              <w:t xml:space="preserve"> (</w:t>
+            </w:r>
+            <w:r>
+              <w:rPr>
+                <w:rFonts w:ascii="Consolas" w:hAnsi="Consolas"/>
+                <w:sz w:val="19"/>
+              </w:rPr>
+              <w:t>:177+</w:t>
+            </w:r>
+            <w:r>
+              <w:rPr>
+                <w:b w:val="0"/>
+                <w:sz w:val="19"/>
+              </w:rPr>
+              <w:t>)</w:t>
+            </w:r>
+          </w:p>
+        </w:tc>
+        <w:tc>
+          <w:tcPr>
+            <w:tcW w:type="dxa" w:w="3120"/>
+          </w:tcPr>
+          <w:p>
+            <w:r/>
+            <w:r>
+              <w:rPr>
+                <w:b w:val="0"/>
+                <w:sz w:val="19"/>
+              </w:rPr>
+              <w:t xml:space="preserve">🛑 </w:t>
+            </w:r>
+            <w:r>
+              <w:rPr>
+                <w:b/>
+                <w:sz w:val="19"/>
+              </w:rPr>
+              <w:t>NO. No existe ni un solo `SET_MODO`</w:t>
+            </w:r>
+            <w:r>
+              <w:rPr>
+                <w:b w:val="0"/>
+                <w:sz w:val="19"/>
+              </w:rPr>
+              <w:t xml:space="preserve"> — </w:t>
+            </w:r>
+            <w:r>
+              <w:rPr>
+                <w:rFonts w:ascii="Consolas" w:hAnsi="Consolas"/>
+                <w:sz w:val="19"/>
+              </w:rPr>
+              <w:t>grep -n "SET_MODO" Esclavo/src/bluetooth.cpp</w:t>
+            </w:r>
+            <w:r>
+              <w:rPr>
+                <w:b w:val="0"/>
+                <w:sz w:val="19"/>
+              </w:rPr>
+              <w:t xml:space="preserve"> → </w:t>
+            </w:r>
+            <w:r>
+              <w:rPr>
+                <w:b/>
+                <w:sz w:val="19"/>
+              </w:rPr>
+              <w:t>CERO coincidencias</w:t>
+            </w:r>
+          </w:p>
+        </w:tc>
+      </w:tr>
+      <w:tr>
+        <w:tc>
+          <w:tcPr>
+            <w:tcW w:type="dxa" w:w="3120"/>
+          </w:tcPr>
+          <w:p>
+            <w:r/>
+            <w:r>
+              <w:rPr>
+                <w:b w:val="0"/>
+                <w:sz w:val="19"/>
+              </w:rPr>
+              <w:t>Ámbar de emergencia desde la app</w:t>
+            </w:r>
+          </w:p>
+        </w:tc>
+        <w:tc>
+          <w:tcPr>
+            <w:tcW w:type="dxa" w:w="3120"/>
+          </w:tcPr>
+          <w:p>
+            <w:r/>
+            <w:r>
+              <w:rPr>
+                <w:b w:val="0"/>
+                <w:sz w:val="19"/>
+              </w:rPr>
+              <w:t>✅ sí</w:t>
+            </w:r>
+          </w:p>
+        </w:tc>
+        <w:tc>
+          <w:tcPr>
+            <w:tcW w:type="dxa" w:w="3120"/>
+          </w:tcPr>
+          <w:p>
+            <w:r/>
+            <w:r>
+              <w:rPr>
+                <w:b w:val="0"/>
+                <w:sz w:val="19"/>
+              </w:rPr>
+              <w:t xml:space="preserve">✅ sí — </w:t>
+            </w:r>
+            <w:r>
+              <w:rPr>
+                <w:rFonts w:ascii="Consolas" w:hAnsi="Consolas"/>
+                <w:sz w:val="19"/>
+              </w:rPr>
+              <w:t>CMD:AMBAR_EMERGENCIA</w:t>
+            </w:r>
+          </w:p>
+        </w:tc>
+      </w:tr>
+      <w:tr>
+        <w:tc>
+          <w:tcPr>
+            <w:tcW w:type="dxa" w:w="3120"/>
+          </w:tcPr>
+          <w:p>
+            <w:r/>
+            <w:r>
+              <w:rPr>
+                <w:b w:val="0"/>
+                <w:sz w:val="19"/>
+              </w:rPr>
+              <w:t>Pedir paso</w:t>
+            </w:r>
+          </w:p>
+        </w:tc>
+        <w:tc>
+          <w:tcPr>
+            <w:tcW w:type="dxa" w:w="3120"/>
+          </w:tcPr>
+          <w:p>
+            <w:r/>
+            <w:r>
+              <w:rPr>
+                <w:b w:val="0"/>
+                <w:sz w:val="19"/>
+              </w:rPr>
+              <w:t xml:space="preserve">✅ </w:t>
+            </w:r>
+            <w:r>
+              <w:rPr>
+                <w:rFonts w:ascii="Consolas" w:hAnsi="Consolas"/>
+                <w:sz w:val="19"/>
+              </w:rPr>
+              <w:t>DEMANDA</w:t>
+            </w:r>
+          </w:p>
+        </w:tc>
+        <w:tc>
+          <w:tcPr>
+            <w:tcW w:type="dxa" w:w="3120"/>
+          </w:tcPr>
+          <w:p>
+            <w:r/>
+            <w:r>
+              <w:rPr>
+                <w:b w:val="0"/>
+                <w:sz w:val="19"/>
+              </w:rPr>
+              <w:t xml:space="preserve">✅ </w:t>
+            </w:r>
+            <w:r>
+              <w:rPr>
+                <w:rFonts w:ascii="Consolas" w:hAnsi="Consolas"/>
+                <w:sz w:val="19"/>
+              </w:rPr>
+              <w:t>SOLICITAR_PASO</w:t>
+            </w:r>
+            <w:r>
+              <w:rPr>
+                <w:b w:val="0"/>
+                <w:sz w:val="19"/>
+              </w:rPr>
+              <w:t xml:space="preserve"> *(se lo pide al Maestro)*</w:t>
+            </w:r>
+          </w:p>
+        </w:tc>
+      </w:tr>
+      <w:tr>
+        <w:tc>
+          <w:tcPr>
+            <w:tcW w:type="dxa" w:w="3120"/>
+          </w:tcPr>
+          <w:p>
+            <w:r/>
+            <w:r>
+              <w:rPr>
+                <w:b w:val="0"/>
+                <w:sz w:val="19"/>
+              </w:rPr>
+              <w:t>Poner los tiempos</w:t>
+            </w:r>
+          </w:p>
+        </w:tc>
+        <w:tc>
+          <w:tcPr>
+            <w:tcW w:type="dxa" w:w="3120"/>
+          </w:tcPr>
+          <w:p>
+            <w:r/>
+            <w:r>
+              <w:rPr>
+                <w:b w:val="0"/>
+                <w:sz w:val="19"/>
+              </w:rPr>
+              <w:t xml:space="preserve">✅ </w:t>
+            </w:r>
+            <w:r>
+              <w:rPr>
+                <w:rFonts w:ascii="Consolas" w:hAnsi="Consolas"/>
+                <w:sz w:val="19"/>
+              </w:rPr>
+              <w:t>SET_TIEMPOS</w:t>
+            </w:r>
+          </w:p>
+        </w:tc>
+        <w:tc>
+          <w:tcPr>
+            <w:tcW w:type="dxa" w:w="3120"/>
+          </w:tcPr>
+          <w:p>
+            <w:r/>
+            <w:r>
+              <w:rPr>
+                <w:b w:val="0"/>
+                <w:sz w:val="19"/>
+              </w:rPr>
+              <w:t>❌ no — los tiempos los lleva el Maestro</w:t>
+            </w:r>
+          </w:p>
+        </w:tc>
+      </w:tr>
+      <w:tr>
+        <w:tc>
+          <w:tcPr>
+            <w:tcW w:type="dxa" w:w="3120"/>
+          </w:tcPr>
+          <w:p>
+            <w:r/>
+            <w:r>
+              <w:rPr>
+                <w:rFonts w:ascii="Consolas" w:hAnsi="Consolas"/>
+                <w:sz w:val="19"/>
+              </w:rPr>
+              <w:t>FORZAR_ROJO</w:t>
+            </w:r>
+          </w:p>
+        </w:tc>
+        <w:tc>
+          <w:tcPr>
+            <w:tcW w:type="dxa" w:w="3120"/>
+          </w:tcPr>
+          <w:p>
+            <w:r/>
+            <w:r>
+              <w:rPr>
+                <w:b w:val="0"/>
+                <w:sz w:val="19"/>
+              </w:rPr>
+              <w:t xml:space="preserve">✅ </w:t>
+            </w:r>
+            <w:r>
+              <w:rPr>
+                <w:b/>
+                <w:sz w:val="19"/>
+              </w:rPr>
+              <w:t>sí, y para de verdad</w:t>
+            </w:r>
+          </w:p>
+        </w:tc>
+        <w:tc>
+          <w:tcPr>
+            <w:tcW w:type="dxa" w:w="3120"/>
+          </w:tcPr>
+          <w:p>
+            <w:r/>
+            <w:r>
+              <w:rPr>
+                <w:b w:val="0"/>
+                <w:sz w:val="19"/>
+              </w:rPr>
+              <w:t xml:space="preserve">🛑 </w:t>
+            </w:r>
+            <w:r>
+              <w:rPr>
+                <w:b/>
+                <w:sz w:val="19"/>
+              </w:rPr>
+              <w:t>NO.</w:t>
+            </w:r>
+            <w:r>
+              <w:rPr>
+                <w:b w:val="0"/>
+                <w:sz w:val="19"/>
+              </w:rPr>
+              <w:t xml:space="preserve"> Contesta </w:t>
+            </w:r>
+            <w:r>
+              <w:rPr>
+                <w:rFonts w:ascii="Consolas" w:hAnsi="Consolas"/>
+                <w:sz w:val="19"/>
+              </w:rPr>
+              <w:t>$ERR,CMD:FORZAR_ROJO,DESC:RENOMBRADO_USE_AMBAR_EMERGENCIA</w:t>
+            </w:r>
+            <w:r>
+              <w:rPr>
+                <w:b w:val="0"/>
+                <w:sz w:val="19"/>
+              </w:rPr>
+              <w:t xml:space="preserve"> (</w:t>
+            </w:r>
+            <w:r>
+              <w:rPr>
+                <w:rFonts w:ascii="Consolas" w:hAnsi="Consolas"/>
+                <w:sz w:val="19"/>
+              </w:rPr>
+              <w:t>:158</w:t>
+            </w:r>
+            <w:r>
+              <w:rPr>
+                <w:b w:val="0"/>
+                <w:sz w:val="19"/>
+              </w:rPr>
+              <w:t xml:space="preserve">, </w:t>
+            </w:r>
+            <w:r>
+              <w:rPr>
+                <w:rFonts w:ascii="Consolas" w:hAnsi="Consolas"/>
+                <w:sz w:val="19"/>
+              </w:rPr>
+              <w:t>:182</w:t>
+            </w:r>
+            <w:r>
+              <w:rPr>
+                <w:b w:val="0"/>
+                <w:sz w:val="19"/>
+              </w:rPr>
+              <w:t xml:space="preserve">) y </w:t>
+            </w:r>
+            <w:r>
+              <w:rPr>
+                <w:b/>
+                <w:sz w:val="19"/>
+              </w:rPr>
+              <w:t>no para nada</w:t>
+            </w:r>
+          </w:p>
+        </w:tc>
+      </w:tr>
+      <w:tr>
+        <w:tc>
+          <w:tcPr>
+            <w:tcW w:type="dxa" w:w="3120"/>
+          </w:tcPr>
+          <w:p>
+            <w:r/>
+            <w:r>
+              <w:rPr>
+                <w:b w:val="0"/>
+                <w:sz w:val="19"/>
+              </w:rPr>
+              <w:t>Menú local / botones</w:t>
+            </w:r>
+          </w:p>
+        </w:tc>
+        <w:tc>
+          <w:tcPr>
+            <w:tcW w:type="dxa" w:w="3120"/>
+          </w:tcPr>
+          <w:p>
+            <w:r/>
+            <w:r>
+              <w:rPr>
+                <w:b w:val="0"/>
+                <w:sz w:val="19"/>
+              </w:rPr>
+              <w:t>❌ sin sujeto</w:t>
+            </w:r>
+          </w:p>
+        </w:tc>
+        <w:tc>
+          <w:tcPr>
+            <w:tcW w:type="dxa" w:w="3120"/>
+          </w:tcPr>
+          <w:p>
+            <w:r/>
+            <w:r>
+              <w:rPr>
+                <w:b w:val="0"/>
+                <w:sz w:val="19"/>
+              </w:rPr>
+              <w:t>❌ sin sujeto</w:t>
+            </w:r>
+          </w:p>
+        </w:tc>
+      </w:tr>
+      <w:tr>
+        <w:tc>
+          <w:tcPr>
+            <w:tcW w:type="dxa" w:w="3120"/>
+          </w:tcPr>
+          <w:p>
+            <w:r/>
+            <w:r>
+              <w:rPr>
+                <w:b/>
+                <w:sz w:val="19"/>
+              </w:rPr>
+              <w:t>Mando de relés (A y B)</w:t>
+            </w:r>
+          </w:p>
+        </w:tc>
+        <w:tc>
+          <w:tcPr>
+            <w:tcW w:type="dxa" w:w="3120"/>
+          </w:tcPr>
+          <w:p>
+            <w:r/>
+            <w:r>
+              <w:rPr>
+                <w:b w:val="0"/>
+                <w:sz w:val="19"/>
+              </w:rPr>
+              <w:t>✅ sí</w:t>
+            </w:r>
+          </w:p>
+        </w:tc>
+        <w:tc>
+          <w:tcPr>
+            <w:tcW w:type="dxa" w:w="3120"/>
+          </w:tcPr>
+          <w:p>
+            <w:r/>
+            <w:r>
+              <w:rPr>
+                <w:b w:val="0"/>
+                <w:sz w:val="19"/>
+              </w:rPr>
+              <w:t xml:space="preserve">✅ </w:t>
+            </w:r>
+            <w:r>
+              <w:rPr>
+                <w:b/>
+                <w:sz w:val="19"/>
+              </w:rPr>
+              <w:t>sí — y es la ÚNICA vía de mando que le queda</w:t>
+            </w:r>
+          </w:p>
+        </w:tc>
+      </w:tr>
+    </w:tbl>
+    <w:p>
+      <w:pPr>
+        <w:spacing w:after="120"/>
+      </w:pPr>
+    </w:p>
+    <w:p>
+      <w:pPr>
+        <w:spacing w:before="200" w:after="120"/>
+      </w:pPr>
+      <w:r>
+        <w:rPr>
+          <w:b/>
+          <w:color w:val="003366"/>
+          <w:sz w:val="23"/>
+        </w:rPr>
+        <w:t>🛑 La consecuencia, dicha en voz alta</w:t>
+      </w:r>
+    </w:p>
+    <w:p>
+      <w:pPr>
+        <w:spacing w:after="120"/>
+      </w:pPr>
+      <w:r>
+        <w:rPr>
+          <w:b/>
+          <w:sz w:val="21"/>
+        </w:rPr>
+        <w:t>En el Esclavo, entrar o salir del Modo Degradado NO se puede hacer desde la app.</w:t>
+      </w:r>
+      <w:r>
+        <w:rPr>
+          <w:b w:val="0"/>
+          <w:sz w:val="21"/>
+        </w:rPr>
+        <w:t xml:space="preserve"> Sólo con el</w:t>
+      </w:r>
+    </w:p>
+    <w:p>
+      <w:pPr>
+        <w:spacing w:after="120"/>
+      </w:pPr>
+      <w:r>
+        <w:rPr>
+          <w:b w:val="0"/>
+          <w:sz w:val="21"/>
+        </w:rPr>
+        <w:t>mando de relés (</w:t>
+      </w:r>
+      <w:r>
+        <w:rPr>
+          <w:rFonts w:ascii="Consolas" w:hAnsi="Consolas"/>
+          <w:sz w:val="21"/>
+        </w:rPr>
+        <w:t>A·B·A·B</w:t>
+      </w:r>
+      <w:r>
+        <w:rPr>
+          <w:b w:val="0"/>
+          <w:sz w:val="21"/>
+        </w:rPr>
+        <w:t xml:space="preserve"> para entrar, </w:t>
+      </w:r>
+      <w:r>
+        <w:rPr>
+          <w:rFonts w:ascii="Consolas" w:hAnsi="Consolas"/>
+          <w:sz w:val="21"/>
+        </w:rPr>
+        <w:t>A·A·A</w:t>
+      </w:r>
+      <w:r>
+        <w:rPr>
+          <w:b w:val="0"/>
+          <w:sz w:val="21"/>
+        </w:rPr>
+        <w:t xml:space="preserve"> o </w:t>
+      </w:r>
+      <w:r>
+        <w:rPr>
+          <w:rFonts w:ascii="Consolas" w:hAnsi="Consolas"/>
+          <w:sz w:val="21"/>
+        </w:rPr>
+        <w:t>B·B·B</w:t>
+      </w:r>
+      <w:r>
+        <w:rPr>
+          <w:b w:val="0"/>
+          <w:sz w:val="21"/>
+        </w:rPr>
+        <w:t xml:space="preserve"> para salir). Y el **receptor RF de ese</w:t>
+      </w:r>
+    </w:p>
+    <w:p>
+      <w:pPr>
+        <w:spacing w:after="120"/>
+      </w:pPr>
+      <w:r>
+        <w:rPr>
+          <w:b w:val="0"/>
+          <w:sz w:val="21"/>
+        </w:rPr>
+        <w:t xml:space="preserve">mando NUNCA SE COMPRÓ** *(línea </w:t>
+      </w:r>
+      <w:r>
+        <w:rPr>
+          <w:rFonts w:ascii="Consolas" w:hAnsi="Consolas"/>
+          <w:sz w:val="21"/>
+        </w:rPr>
+        <w:t>A9</w:t>
+      </w:r>
+      <w:r>
+        <w:rPr>
+          <w:b w:val="0"/>
+          <w:sz w:val="21"/>
+        </w:rPr>
+        <w:t xml:space="preserve"> del Manual 15)*.</w:t>
+      </w:r>
+    </w:p>
+    <w:p>
+      <w:pPr>
+        <w:spacing w:after="160"/>
+        <w:ind w:left="360"/>
+        <w:shd w:val="clear" w:fill="FFF4E5"/>
+      </w:pPr>
+      <w:r>
+        <w:rPr>
+          <w:b/>
+          <w:color w:val="960000"/>
+          <w:sz w:val="20"/>
+        </w:rPr>
+        <w:t>Sin ese receptor, la única forma de entrar o salir del Degradado en el Esclavo es SUBIR AL GABINETE</w:t>
+      </w:r>
+      <w:r>
+        <w:rPr>
+          <w:b w:val="0"/>
+          <w:color w:val="960000"/>
+          <w:sz w:val="20"/>
+        </w:rPr>
+        <w:t xml:space="preserve"> — y ni así, porque allí arriba lo que había era el menú de la pantalla, que hoy </w:t>
+      </w:r>
+      <w:r>
+        <w:rPr>
+          <w:b/>
+          <w:color w:val="960000"/>
+          <w:sz w:val="20"/>
+        </w:rPr>
+        <w:t>no tiene display y no puede confirmar nada</w:t>
+      </w:r>
+      <w:r>
+        <w:rPr>
+          <w:b w:val="0"/>
+          <w:color w:val="960000"/>
+          <w:sz w:val="20"/>
+        </w:rPr>
+        <w:t xml:space="preserve">. </w:t>
+      </w:r>
+      <w:r>
+        <w:rPr>
+          <w:b/>
+          <w:color w:val="960000"/>
+          <w:sz w:val="20"/>
+        </w:rPr>
+        <w:t>Eso deshace justo lo que se había ganado:</w:t>
+      </w:r>
+      <w:r>
+        <w:rPr>
+          <w:b w:val="0"/>
+          <w:color w:val="960000"/>
+          <w:sz w:val="20"/>
+        </w:rPr>
+        <w:t xml:space="preserve"> *«el técnico ya no tiene que subir con escalera a 5 metros en el Esclavo»*. Para el estado y las alarmas sigue siendo cierto; </w:t>
+      </w:r>
+      <w:r>
+        <w:rPr>
+          <w:b/>
+          <w:color w:val="960000"/>
+          <w:sz w:val="20"/>
+        </w:rPr>
+        <w:t>para el Degradado, hoy no.</w:t>
+      </w:r>
+    </w:p>
+    <w:p>
+      <w:pPr>
+        <w:spacing w:before="200" w:after="120"/>
+      </w:pPr>
+      <w:r>
+        <w:rPr>
+          <w:b/>
+          <w:color w:val="003366"/>
+          <w:sz w:val="23"/>
+        </w:rPr>
+        <w:t>🔴 DEFECTO ABIERTO — el ámbar de emergencia de la app NO saca al Esclavo del Modo Degradado</w:t>
+      </w:r>
+    </w:p>
+    <w:p>
+      <w:pPr>
+        <w:spacing w:after="120"/>
+      </w:pPr>
+      <w:r>
+        <w:rPr>
+          <w:b/>
+          <w:sz w:val="21"/>
+        </w:rPr>
+        <w:t>MEDIDO POR LECTURA</w:t>
+      </w:r>
+      <w:r>
+        <w:rPr>
+          <w:b w:val="0"/>
+          <w:sz w:val="21"/>
+        </w:rPr>
+        <w:t xml:space="preserve"> *(nadie lo ha ejercido todavía en banco ni en arnés)*: las dos vías de ámbar</w:t>
+      </w:r>
+    </w:p>
+    <w:p>
+      <w:pPr>
+        <w:spacing w:after="120"/>
+      </w:pPr>
+      <w:r>
+        <w:rPr>
+          <w:b w:val="0"/>
+          <w:sz w:val="21"/>
+        </w:rPr>
+        <w:t xml:space="preserve">de emergencia </w:t>
+      </w:r>
+      <w:r>
+        <w:rPr>
+          <w:b/>
+          <w:sz w:val="21"/>
+        </w:rPr>
+        <w:t>no hacen lo mismo</w:t>
+      </w:r>
+      <w:r>
+        <w:rPr>
+          <w:b w:val="0"/>
+          <w:sz w:val="21"/>
+        </w:rPr>
+        <w:t>, y el firmware afirma por escrito que sí.</w:t>
+      </w:r>
+    </w:p>
+    <w:tbl>
+      <w:tblPr>
+        <w:tblStyle w:val="TableGrid"/>
+        <w:tblW w:type="auto" w:w="0"/>
+        <w:tblLook w:firstColumn="1" w:firstRow="1" w:lastColumn="0" w:lastRow="0" w:noHBand="0" w:noVBand="1" w:val="04A0"/>
+      </w:tblPr>
+      <w:tblGrid>
+        <w:gridCol w:w="4680"/>
+        <w:gridCol w:w="4680"/>
+      </w:tblGrid>
+      <w:tr>
+        <w:tc>
+          <w:tcPr>
+            <w:tcW w:type="dxa" w:w="4680"/>
+            <w:shd w:val="clear" w:fill="DCE6F1"/>
+          </w:tcPr>
+          <w:p>
+            <w:r/>
+            <w:r>
+              <w:rPr>
+                <w:b/>
+                <w:sz w:val="19"/>
+              </w:rPr>
+              <w:t>vía</w:t>
+            </w:r>
+          </w:p>
+        </w:tc>
+        <w:tc>
+          <w:tcPr>
+            <w:tcW w:type="dxa" w:w="4680"/>
+            <w:shd w:val="clear" w:fill="DCE6F1"/>
+          </w:tcPr>
+          <w:p>
+            <w:r/>
+            <w:r>
+              <w:rPr>
+                <w:b/>
+                <w:sz w:val="19"/>
+              </w:rPr>
+              <w:t>¿saca del Degradado?</w:t>
+            </w:r>
+          </w:p>
+        </w:tc>
+      </w:tr>
+      <w:tr>
+        <w:tc>
+          <w:tcPr>
+            <w:tcW w:type="dxa" w:w="4680"/>
+          </w:tcPr>
+          <w:p>
+            <w:r/>
+            <w:r>
+              <w:rPr>
+                <w:b/>
+                <w:sz w:val="19"/>
+              </w:rPr>
+              <w:t>Mando, `B·B·B`</w:t>
+            </w:r>
+          </w:p>
+        </w:tc>
+        <w:tc>
+          <w:tcPr>
+            <w:tcW w:type="dxa" w:w="4680"/>
+          </w:tcPr>
+          <w:p>
+            <w:r/>
+            <w:r>
+              <w:rPr>
+                <w:b w:val="0"/>
+                <w:sz w:val="19"/>
+              </w:rPr>
+              <w:t xml:space="preserve">✅ </w:t>
+            </w:r>
+            <w:r>
+              <w:rPr>
+                <w:b/>
+                <w:sz w:val="19"/>
+              </w:rPr>
+              <w:t>sí</w:t>
+            </w:r>
+            <w:r>
+              <w:rPr>
+                <w:b w:val="0"/>
+                <w:sz w:val="19"/>
+              </w:rPr>
+              <w:t>, por el todo-rojo de despedida (</w:t>
+            </w:r>
+            <w:r>
+              <w:rPr>
+                <w:rFonts w:ascii="Consolas" w:hAnsi="Consolas"/>
+                <w:sz w:val="19"/>
+              </w:rPr>
+              <w:t>Esclavo/src/mando.cpp:138</w:t>
+            </w:r>
+            <w:r>
+              <w:rPr>
+                <w:b w:val="0"/>
+                <w:sz w:val="19"/>
+              </w:rPr>
+              <w:t>)</w:t>
+            </w:r>
+          </w:p>
+        </w:tc>
+      </w:tr>
+      <w:tr>
+        <w:tc>
+          <w:tcPr>
+            <w:tcW w:type="dxa" w:w="4680"/>
+          </w:tcPr>
+          <w:p>
+            <w:r/>
+            <w:r>
+              <w:rPr>
+                <w:b/>
+                <w:sz w:val="19"/>
+              </w:rPr>
+              <w:t>App, `CMD:AMBAR_EMERGENCIA`</w:t>
+            </w:r>
+          </w:p>
+        </w:tc>
+        <w:tc>
+          <w:tcPr>
+            <w:tcW w:type="dxa" w:w="4680"/>
+          </w:tcPr>
+          <w:p>
+            <w:r/>
+            <w:r>
+              <w:rPr>
+                <w:b w:val="0"/>
+                <w:sz w:val="19"/>
+              </w:rPr>
+              <w:t xml:space="preserve">🛑 </w:t>
+            </w:r>
+            <w:r>
+              <w:rPr>
+                <w:b/>
+                <w:sz w:val="19"/>
+              </w:rPr>
+              <w:t>no.</w:t>
+            </w:r>
+            <w:r>
+              <w:rPr>
+                <w:b w:val="0"/>
+                <w:sz w:val="19"/>
+              </w:rPr>
+              <w:t xml:space="preserve"> No pregunta por el Degradado ni llama a </w:t>
+            </w:r>
+            <w:r>
+              <w:rPr>
+                <w:rFonts w:ascii="Consolas" w:hAnsi="Consolas"/>
+                <w:sz w:val="19"/>
+              </w:rPr>
+              <w:t>degradado_salir()</w:t>
+            </w:r>
+          </w:p>
+        </w:tc>
+      </w:tr>
+    </w:tbl>
+    <w:p>
+      <w:pPr>
+        <w:spacing w:after="120"/>
+      </w:pPr>
+    </w:p>
+    <w:p>
+      <w:pPr>
+        <w:spacing w:after="160"/>
+        <w:ind w:left="360"/>
+        <w:shd w:val="clear" w:fill="FFF4E5"/>
+      </w:pPr>
+      <w:r>
+        <w:rPr>
+          <w:b w:val="0"/>
+          <w:color w:val="960000"/>
+          <w:sz w:val="20"/>
+        </w:rPr>
+        <w:t xml:space="preserve">🛑 </w:t>
+      </w:r>
+      <w:r>
+        <w:rPr>
+          <w:b/>
+          <w:color w:val="960000"/>
+          <w:sz w:val="20"/>
+        </w:rPr>
+        <w:t>Lo que eso significa para quien está delante del cruce:</w:t>
+      </w:r>
+      <w:r>
+        <w:rPr>
+          <w:b w:val="0"/>
+          <w:color w:val="960000"/>
+          <w:sz w:val="20"/>
+        </w:rPr>
+        <w:t xml:space="preserve"> en Modo Degradado, el ámbar de emergencia pedido desde el teléfono </w:t>
+      </w:r>
+      <w:r>
+        <w:rPr>
+          <w:b/>
+          <w:color w:val="960000"/>
+          <w:sz w:val="20"/>
+        </w:rPr>
+        <w:t>puede caerse solo</w:t>
+      </w:r>
+      <w:r>
+        <w:rPr>
+          <w:b w:val="0"/>
+          <w:color w:val="960000"/>
+          <w:sz w:val="20"/>
+        </w:rPr>
+        <w:t xml:space="preserve"> —el sostenedor del Degradado sigue escribiendo luz en su siguiente vuelta— </w:t>
+      </w:r>
+      <w:r>
+        <w:rPr>
+          <w:b/>
+          <w:color w:val="960000"/>
+          <w:sz w:val="20"/>
+        </w:rPr>
+        <w:t>y encima la app ya habrá mostrado un `RESULT:OK`</w:t>
+      </w:r>
+      <w:r>
+        <w:rPr>
+          <w:b w:val="0"/>
+          <w:color w:val="960000"/>
+          <w:sz w:val="20"/>
+        </w:rPr>
+        <w:t xml:space="preserve">. Es decir: </w:t>
+      </w:r>
+      <w:r>
+        <w:rPr>
+          <w:b/>
+          <w:color w:val="960000"/>
+          <w:sz w:val="20"/>
+        </w:rPr>
+        <w:t>el botón de pánico de la app puede no parar el cruce exactamente en el modo donde más falta hace</w:t>
+      </w:r>
+      <w:r>
+        <w:rPr>
+          <w:b w:val="0"/>
+          <w:color w:val="960000"/>
+          <w:sz w:val="20"/>
+        </w:rPr>
+        <w:t xml:space="preserve">, y decir que sí lo hizo. ✅ </w:t>
+      </w:r>
+      <w:r>
+        <w:rPr>
+          <w:b/>
+          <w:color w:val="960000"/>
+          <w:sz w:val="20"/>
+        </w:rPr>
+        <w:t>Mientras esto siga abierto, en el ESCLAVO en Modo Degradado use el MANDO (`B·B·B`), no la app.</w:t>
+      </w:r>
+      <w:r>
+        <w:rPr>
+          <w:b w:val="0"/>
+          <w:color w:val="960000"/>
+          <w:sz w:val="20"/>
+        </w:rPr>
+        <w:t xml:space="preserve"> Y si no hay mando, se sube. ⚠️ </w:t>
+      </w:r>
+      <w:r>
+        <w:rPr>
+          <w:b/>
+          <w:color w:val="960000"/>
+          <w:sz w:val="20"/>
+        </w:rPr>
+        <w:t>Está anotado como `N-106` y NO está arreglado.</w:t>
+      </w:r>
+      <w:r>
+        <w:rPr>
+          <w:b w:val="0"/>
+          <w:color w:val="960000"/>
+          <w:sz w:val="20"/>
+        </w:rPr>
+        <w:t xml:space="preserve"> El arreglo espera decisiones del responsable —qué *debe* hacer el ámbar de la app en Degradado: salir ordenado como </w:t>
+      </w:r>
+      <w:r>
+        <w:rPr>
+          <w:rFonts w:ascii="Consolas" w:hAnsi="Consolas"/>
+          <w:color w:val="960000"/>
+          <w:sz w:val="20"/>
+        </w:rPr>
+        <w:t>B·B·B</w:t>
+      </w:r>
+      <w:r>
+        <w:rPr>
+          <w:b w:val="0"/>
+          <w:color w:val="960000"/>
+          <w:sz w:val="20"/>
+        </w:rPr>
+        <w:t xml:space="preserve">, o quedarse— porque </w:t>
+      </w:r>
+      <w:r>
+        <w:rPr>
+          <w:b/>
+          <w:color w:val="960000"/>
+          <w:sz w:val="20"/>
+        </w:rPr>
+        <w:t>es lo que ve un conductor</w:t>
+      </w:r>
+      <w:r>
+        <w:rPr>
+          <w:b w:val="0"/>
+          <w:color w:val="960000"/>
+          <w:sz w:val="20"/>
+        </w:rPr>
+        <w:t>. Y antes de tocar una línea de firmware hay que ver fallar el arnés que lo mide: uno que naciera en verde no mediría nada.</w:t>
+      </w:r>
+    </w:p>
+    <w:p>
+      <w:pPr>
+        <w:spacing w:after="80"/>
+      </w:pPr>
+    </w:p>
+    <w:p>
+      <w:pPr>
+        <w:spacing w:after="160"/>
+        <w:ind w:left="360"/>
+        <w:shd w:val="clear" w:fill="FFF4E5"/>
+      </w:pPr>
+      <w:r>
+        <w:rPr>
+          <w:b w:val="0"/>
+          <w:color w:val="960000"/>
+          <w:sz w:val="20"/>
+        </w:rPr>
+        <w:t xml:space="preserve">🛑 ESTE MANUAL NO ES UN PERMISO </w:t>
+      </w:r>
+      <w:r>
+        <w:rPr>
+          <w:b/>
+          <w:color w:val="960000"/>
+          <w:sz w:val="20"/>
+        </w:rPr>
+        <w:t>En la calle corre la V8.4</w:t>
+      </w:r>
+      <w:r>
+        <w:rPr>
+          <w:b w:val="0"/>
+          <w:color w:val="960000"/>
+          <w:sz w:val="20"/>
+        </w:rPr>
+        <w:t xml:space="preserve"> (commit </w:t>
+      </w:r>
+      <w:r>
+        <w:rPr>
+          <w:rFonts w:ascii="Consolas" w:hAnsi="Consolas"/>
+          <w:color w:val="960000"/>
+          <w:sz w:val="20"/>
+        </w:rPr>
+        <w:t>e303485</w:t>
+      </w:r>
+      <w:r>
+        <w:rPr>
+          <w:b w:val="0"/>
+          <w:color w:val="960000"/>
+          <w:sz w:val="20"/>
+        </w:rPr>
+        <w:t xml:space="preserve">). Todo lo que este documento describe como *«hoy»* —las cámaras de </w:t>
+      </w:r>
+      <w:r>
+        <w:rPr>
+          <w:rFonts w:ascii="Consolas" w:hAnsi="Consolas"/>
+          <w:color w:val="960000"/>
+          <w:sz w:val="20"/>
+        </w:rPr>
+        <w:t>J16</w:t>
+      </w:r>
+      <w:r>
+        <w:rPr>
+          <w:b w:val="0"/>
+          <w:color w:val="960000"/>
+          <w:sz w:val="20"/>
+        </w:rPr>
+        <w:t xml:space="preserve">, el </w:t>
+      </w:r>
+      <w:r>
+        <w:rPr>
+          <w:rFonts w:ascii="Consolas" w:hAnsi="Consolas"/>
+          <w:color w:val="960000"/>
+          <w:sz w:val="20"/>
+        </w:rPr>
+        <w:t>ESP32</w:t>
+      </w:r>
+      <w:r>
+        <w:rPr>
+          <w:b w:val="0"/>
+          <w:color w:val="960000"/>
+          <w:sz w:val="20"/>
+        </w:rPr>
+        <w:t xml:space="preserve"> en </w:t>
+      </w:r>
+      <w:r>
+        <w:rPr>
+          <w:rFonts w:ascii="Consolas" w:hAnsi="Consolas"/>
+          <w:color w:val="960000"/>
+          <w:sz w:val="20"/>
+        </w:rPr>
+        <w:t>J17</w:t>
+      </w:r>
+      <w:r>
+        <w:rPr>
+          <w:b w:val="0"/>
+          <w:color w:val="960000"/>
+          <w:sz w:val="20"/>
+        </w:rPr>
+        <w:t xml:space="preserve">, el mando conservado en A y B, los botones sin sujeto, los 25 s de SFTY-6— </w:t>
+      </w:r>
+      <w:r>
+        <w:rPr>
+          <w:b/>
+          <w:color w:val="960000"/>
+          <w:sz w:val="20"/>
+        </w:rPr>
+        <w:t>está en el árbol de trabajo y NO HA PASADO PRUEBA DE BANCO</w:t>
+      </w:r>
+      <w:r>
+        <w:rPr>
+          <w:b w:val="0"/>
+          <w:color w:val="960000"/>
+          <w:sz w:val="20"/>
+        </w:rPr>
+        <w:t xml:space="preserve">. Que la compuerta de verificación salga en verde significa que los modelos y los arneses de PC no encuentran nada. </w:t>
+      </w:r>
+      <w:r>
+        <w:rPr>
+          <w:b/>
+          <w:color w:val="960000"/>
+          <w:sz w:val="20"/>
+        </w:rPr>
+        <w:t>No dice que el firmware funcione sobre la tarjeta.</w:t>
+      </w:r>
+      <w:r>
+        <w:rPr>
+          <w:b w:val="0"/>
+          <w:color w:val="960000"/>
+          <w:sz w:val="20"/>
+        </w:rPr>
+        <w:t xml:space="preserve"> Las actas están en </w:t>
+      </w:r>
+      <w:r>
+        <w:rPr>
+          <w:rFonts w:ascii="Consolas" w:hAnsi="Consolas"/>
+          <w:color w:val="960000"/>
+          <w:sz w:val="20"/>
+        </w:rPr>
+        <w:t>evidencia/</w:t>
+      </w:r>
+      <w:r>
+        <w:rPr>
+          <w:b w:val="0"/>
+          <w:color w:val="960000"/>
+          <w:sz w:val="20"/>
+        </w:rPr>
+        <w:t xml:space="preserve">, con su fecha y el hash del árbol que midieron. </w:t>
+      </w:r>
+      <w:r>
+        <w:rPr>
+          <w:b/>
+          <w:color w:val="960000"/>
+          <w:sz w:val="20"/>
+        </w:rPr>
+        <w:t>Nada de esto sube a campo sin pasar banco.</w:t>
+      </w:r>
+      <w:r>
+        <w:rPr>
+          <w:b w:val="0"/>
+          <w:color w:val="960000"/>
+          <w:sz w:val="20"/>
+        </w:rPr>
+        <w:t xml:space="preserve"> No es una preferencia de proceso: un semáforo que falla mal mata a alguien.</w:t>
       </w:r>
     </w:p>
     <w:p>

--- a/05_Funcional/1_Manual_Usuario.docx
+++ b/05_Funcional/1_Manual_Usuario.docx
@@ -1306,6 +1306,746 @@
           <w:sz w:val="20"/>
         </w:rPr>
         <w:t xml:space="preserve"> Ver §9.</w:t>
+      </w:r>
+    </w:p>
+    <w:p>
+      <w:pPr>
+        <w:spacing w:after="80"/>
+      </w:pPr>
+    </w:p>
+    <w:p>
+      <w:pPr>
+        <w:spacing w:after="160"/>
+        <w:ind w:left="360"/>
+        <w:shd w:val="clear" w:fill="FFF4E5"/>
+      </w:pPr>
+      <w:r>
+        <w:rPr>
+          <w:b w:val="0"/>
+          <w:color w:val="960000"/>
+          <w:sz w:val="20"/>
+        </w:rPr>
+        <w:t xml:space="preserve">🟢 04/09/2026, MÁS TARDE EL MISMO DÍA — CINCO COSAS MÁS, Y DOS CAMBIAN LO QUE HACE EL OPERARIO </w:t>
+      </w:r>
+      <w:r>
+        <w:rPr>
+          <w:b/>
+          <w:color w:val="960000"/>
+          <w:sz w:val="20"/>
+        </w:rPr>
+        <w:t>Los cinco están MEDIDOS en el fuente y NINGUNO se ha ejercido en tarjeta.</w:t>
+      </w:r>
+      <w:r>
+        <w:rPr>
+          <w:b w:val="0"/>
+          <w:color w:val="960000"/>
+          <w:sz w:val="20"/>
+        </w:rPr>
+        <w:t xml:space="preserve"> Sigue vigente lo de arriba: </w:t>
+      </w:r>
+      <w:r>
+        <w:rPr>
+          <w:b/>
+          <w:color w:val="960000"/>
+          <w:sz w:val="20"/>
+        </w:rPr>
+        <w:t>nada sube a campo sin banco pasado.</w:t>
+      </w:r>
+      <w:r>
+        <w:rPr>
+          <w:b w:val="0"/>
+          <w:color w:val="960000"/>
+          <w:sz w:val="20"/>
+        </w:rPr>
+        <w:t xml:space="preserve"> | # | qué cambia | dónde | |---|---|---| | </w:t>
+      </w:r>
+      <w:r>
+        <w:rPr>
+          <w:b/>
+          <w:color w:val="960000"/>
+          <w:sz w:val="20"/>
+        </w:rPr>
+        <w:t>1</w:t>
+      </w:r>
+      <w:r>
+        <w:rPr>
+          <w:b w:val="0"/>
+          <w:color w:val="960000"/>
+          <w:sz w:val="20"/>
+        </w:rPr>
+        <w:t xml:space="preserve"> | 🔴 </w:t>
+      </w:r>
+      <w:r>
+        <w:rPr>
+          <w:b/>
+          <w:color w:val="960000"/>
+          <w:sz w:val="20"/>
+        </w:rPr>
+        <w:t>EL ÁMBAR SE ORDENA (`N-134`).</w:t>
+      </w:r>
+      <w:r>
+        <w:rPr>
+          <w:b w:val="0"/>
+          <w:color w:val="960000"/>
+          <w:sz w:val="20"/>
+        </w:rPr>
+        <w:t xml:space="preserve"> Antes, poner ámbar desde el Maestro dejaba al Esclavo en ROJO y era él quien se iba a ámbar </w:t>
+      </w:r>
+      <w:r>
+        <w:rPr>
+          <w:b/>
+          <w:color w:val="960000"/>
+          <w:sz w:val="20"/>
+        </w:rPr>
+        <w:t>25 s después, por orfandad</w:t>
+      </w:r>
+      <w:r>
+        <w:rPr>
+          <w:b w:val="0"/>
+          <w:color w:val="960000"/>
+          <w:sz w:val="20"/>
+        </w:rPr>
+        <w:t xml:space="preserve">. En banco se veía como *«a veces los dos, a veces sólo el maestro»*. Hoy hay </w:t>
+      </w:r>
+      <w:r>
+        <w:rPr>
+          <w:rFonts w:ascii="Consolas" w:hAnsi="Consolas"/>
+          <w:color w:val="960000"/>
+          <w:sz w:val="20"/>
+        </w:rPr>
+        <w:t>CMD_GO_AMBAR</w:t>
+      </w:r>
+      <w:r>
+        <w:rPr>
+          <w:b w:val="0"/>
+          <w:color w:val="960000"/>
+          <w:sz w:val="20"/>
+        </w:rPr>
+        <w:t xml:space="preserve"> (</w:t>
+      </w:r>
+      <w:r>
+        <w:rPr>
+          <w:rFonts w:ascii="Consolas" w:hAnsi="Consolas"/>
+          <w:color w:val="960000"/>
+          <w:sz w:val="20"/>
+        </w:rPr>
+        <w:t>0x13</w:t>
+      </w:r>
+      <w:r>
+        <w:rPr>
+          <w:b w:val="0"/>
+          <w:color w:val="960000"/>
+          <w:sz w:val="20"/>
+        </w:rPr>
+        <w:t xml:space="preserve">); </w:t>
+      </w:r>
+      <w:r>
+        <w:rPr>
+          <w:b/>
+          <w:color w:val="960000"/>
+          <w:sz w:val="20"/>
+        </w:rPr>
+        <w:t>el rojo previo se queda como intermedio seguro</w:t>
+      </w:r>
+      <w:r>
+        <w:rPr>
+          <w:b w:val="0"/>
+          <w:color w:val="960000"/>
+          <w:sz w:val="20"/>
+        </w:rPr>
+        <w:t xml:space="preserve"> y </w:t>
+      </w:r>
+      <w:r>
+        <w:rPr>
+          <w:b/>
+          <w:color w:val="960000"/>
+          <w:sz w:val="20"/>
+        </w:rPr>
+        <w:t>la orfandad de 25 s sigue como red</w:t>
+      </w:r>
+      <w:r>
+        <w:rPr>
+          <w:b w:val="0"/>
+          <w:color w:val="960000"/>
+          <w:sz w:val="20"/>
+        </w:rPr>
+        <w:t xml:space="preserve"> si la orden se pierde. </w:t>
+      </w:r>
+      <w:r>
+        <w:rPr>
+          <w:b/>
+          <w:color w:val="960000"/>
+          <w:sz w:val="20"/>
+        </w:rPr>
+        <w:t>Decisión del responsable</w:t>
+      </w:r>
+      <w:r>
+        <w:rPr>
+          <w:b w:val="0"/>
+          <w:color w:val="960000"/>
+          <w:sz w:val="20"/>
+        </w:rPr>
+        <w:t xml:space="preserve"> | §4 | | </w:t>
+      </w:r>
+      <w:r>
+        <w:rPr>
+          <w:b/>
+          <w:color w:val="960000"/>
+          <w:sz w:val="20"/>
+        </w:rPr>
+        <w:t>2</w:t>
+      </w:r>
+      <w:r>
+        <w:rPr>
+          <w:b w:val="0"/>
+          <w:color w:val="960000"/>
+          <w:sz w:val="20"/>
+        </w:rPr>
+        <w:t xml:space="preserve"> | 🟢 </w:t>
+      </w:r>
+      <w:r>
+        <w:rPr>
+          <w:b/>
+          <w:color w:val="960000"/>
+          <w:sz w:val="20"/>
+        </w:rPr>
+        <w:t>LOS TIEMPOS DEL CICLO SOBREVIVEN AL CORTE (`N-133`).</w:t>
+      </w:r>
+      <w:r>
+        <w:rPr>
+          <w:b w:val="0"/>
+          <w:color w:val="960000"/>
+          <w:sz w:val="20"/>
+        </w:rPr>
+        <w:t xml:space="preserve"> 🛑 </w:t>
+      </w:r>
+      <w:r>
+        <w:rPr>
+          <w:b/>
+          <w:color w:val="960000"/>
+          <w:sz w:val="20"/>
+        </w:rPr>
+        <w:t>Pero la primera vuelta de energía con este firmware BORRA los tiempos guardados y el reloj</w:t>
+      </w:r>
+      <w:r>
+        <w:rPr>
+          <w:b w:val="0"/>
+          <w:color w:val="960000"/>
+          <w:sz w:val="20"/>
+        </w:rPr>
+        <w:t xml:space="preserve"> — es correcto y está diseñado así. </w:t>
+      </w:r>
+      <w:r>
+        <w:rPr>
+          <w:b/>
+          <w:color w:val="960000"/>
+          <w:sz w:val="20"/>
+        </w:rPr>
+        <w:t>Léalo antes de reportarlo como avería</w:t>
+      </w:r>
+      <w:r>
+        <w:rPr>
+          <w:b w:val="0"/>
+          <w:color w:val="960000"/>
+          <w:sz w:val="20"/>
+        </w:rPr>
+        <w:t xml:space="preserve"> | §3 · §1 | | </w:t>
+      </w:r>
+      <w:r>
+        <w:rPr>
+          <w:b/>
+          <w:color w:val="960000"/>
+          <w:sz w:val="20"/>
+        </w:rPr>
+        <w:t>3</w:t>
+      </w:r>
+      <w:r>
+        <w:rPr>
+          <w:b w:val="0"/>
+          <w:color w:val="960000"/>
+          <w:sz w:val="20"/>
+        </w:rPr>
+        <w:t xml:space="preserve"> | 🟢 </w:t>
+      </w:r>
+      <w:r>
+        <w:rPr>
+          <w:b/>
+          <w:color w:val="960000"/>
+          <w:sz w:val="20"/>
+        </w:rPr>
+        <w:t>EL MODO AUTOMÁTICO ARRANCA CORRIENDO, sin cuestionario (`N-42`).</w:t>
+      </w:r>
+      <w:r>
+        <w:rPr>
+          <w:b w:val="0"/>
+          <w:color w:val="960000"/>
+          <w:sz w:val="20"/>
+        </w:rPr>
+        <w:t xml:space="preserve"> Y su consecuencia: </w:t>
+      </w:r>
+      <w:r>
+        <w:rPr>
+          <w:b/>
+          <w:color w:val="960000"/>
+          <w:sz w:val="20"/>
+        </w:rPr>
+        <w:t>estando en Automático NO se pueden cambiar los tiempos</w:t>
+      </w:r>
+      <w:r>
+        <w:rPr>
+          <w:b w:val="0"/>
+          <w:color w:val="960000"/>
+          <w:sz w:val="20"/>
+        </w:rPr>
+        <w:t xml:space="preserve"> — hay que salir, ponerlos y volver a entrar | §1 · §3 | | </w:t>
+      </w:r>
+      <w:r>
+        <w:rPr>
+          <w:b/>
+          <w:color w:val="960000"/>
+          <w:sz w:val="20"/>
+        </w:rPr>
+        <w:t>4</w:t>
+      </w:r>
+      <w:r>
+        <w:rPr>
+          <w:b w:val="0"/>
+          <w:color w:val="960000"/>
+          <w:sz w:val="20"/>
+        </w:rPr>
+        <w:t xml:space="preserve"> | ✅ </w:t>
+      </w:r>
+      <w:r>
+        <w:rPr>
+          <w:b/>
+          <w:color w:val="960000"/>
+          <w:sz w:val="20"/>
+        </w:rPr>
+        <w:t>`N-106` CERRADO:</w:t>
+      </w:r>
+      <w:r>
+        <w:rPr>
+          <w:b w:val="0"/>
+          <w:color w:val="960000"/>
+          <w:sz w:val="20"/>
+        </w:rPr>
+        <w:t xml:space="preserve"> el ámbar de emergencia de la app </w:t>
+      </w:r>
+      <w:r>
+        <w:rPr>
+          <w:b/>
+          <w:color w:val="960000"/>
+          <w:sz w:val="20"/>
+        </w:rPr>
+        <w:t>sí</w:t>
+      </w:r>
+      <w:r>
+        <w:rPr>
+          <w:b w:val="0"/>
+          <w:color w:val="960000"/>
+          <w:sz w:val="20"/>
+        </w:rPr>
+        <w:t xml:space="preserve"> saca al Esclavo del Degradado, por el todo-rojo, y contesta </w:t>
+      </w:r>
+      <w:r>
+        <w:rPr>
+          <w:b/>
+          <w:color w:val="960000"/>
+          <w:sz w:val="20"/>
+        </w:rPr>
+        <w:t>cinco cosas distintas</w:t>
+      </w:r>
+      <w:r>
+        <w:rPr>
+          <w:b w:val="0"/>
+          <w:color w:val="960000"/>
+          <w:sz w:val="20"/>
+        </w:rPr>
+        <w:t xml:space="preserve"> en vez de </w:t>
+      </w:r>
+      <w:r>
+        <w:rPr>
+          <w:rFonts w:ascii="Consolas" w:hAnsi="Consolas"/>
+          <w:color w:val="960000"/>
+          <w:sz w:val="20"/>
+        </w:rPr>
+        <w:t>OK</w:t>
+      </w:r>
+      <w:r>
+        <w:rPr>
+          <w:b w:val="0"/>
+          <w:color w:val="960000"/>
+          <w:sz w:val="20"/>
+        </w:rPr>
+        <w:t xml:space="preserve"> siempre | §9 | | </w:t>
+      </w:r>
+      <w:r>
+        <w:rPr>
+          <w:b/>
+          <w:color w:val="960000"/>
+          <w:sz w:val="20"/>
+        </w:rPr>
+        <w:t>5</w:t>
+      </w:r>
+      <w:r>
+        <w:rPr>
+          <w:b w:val="0"/>
+          <w:color w:val="960000"/>
+          <w:sz w:val="20"/>
+        </w:rPr>
+        <w:t xml:space="preserve"> | 🔴 </w:t>
+      </w:r>
+      <w:r>
+        <w:rPr>
+          <w:b/>
+          <w:color w:val="960000"/>
+          <w:sz w:val="20"/>
+        </w:rPr>
+        <w:t>LA APP CAMBIÓ DE BARRERA:</w:t>
+      </w:r>
+      <w:r>
+        <w:rPr>
+          <w:b w:val="0"/>
+          <w:color w:val="960000"/>
+          <w:sz w:val="20"/>
+        </w:rPr>
+        <w:t xml:space="preserve"> para </w:t>
+      </w:r>
+      <w:r>
+        <w:rPr>
+          <w:b/>
+          <w:color w:val="960000"/>
+          <w:sz w:val="20"/>
+        </w:rPr>
+        <w:t>dar paso</w:t>
+      </w:r>
+      <w:r>
+        <w:rPr>
+          <w:b w:val="0"/>
+          <w:color w:val="960000"/>
+          <w:sz w:val="20"/>
+        </w:rPr>
+        <w:t xml:space="preserve"> y para </w:t>
+      </w:r>
+      <w:r>
+        <w:rPr>
+          <w:b/>
+          <w:color w:val="960000"/>
+          <w:sz w:val="20"/>
+        </w:rPr>
+        <w:t>arrancar el ciclo</w:t>
+      </w:r>
+      <w:r>
+        <w:rPr>
+          <w:b w:val="0"/>
+          <w:color w:val="960000"/>
+          <w:sz w:val="20"/>
+        </w:rPr>
+        <w:t xml:space="preserve"> ya no se teclea el PIN — la app pregunta </w:t>
+      </w:r>
+      <w:r>
+        <w:rPr>
+          <w:b/>
+          <w:color w:val="960000"/>
+          <w:sz w:val="20"/>
+        </w:rPr>
+        <w:t>si ha mirado el tramo</w:t>
+      </w:r>
+      <w:r>
+        <w:rPr>
+          <w:b w:val="0"/>
+          <w:color w:val="960000"/>
+          <w:sz w:val="20"/>
+        </w:rPr>
+        <w:t xml:space="preserve">. </w:t>
+      </w:r>
+      <w:r>
+        <w:rPr>
+          <w:b/>
+          <w:color w:val="960000"/>
+          <w:sz w:val="20"/>
+        </w:rPr>
+        <w:t>Nunca pregunta para PARAR.</w:t>
+      </w:r>
+      <w:r>
+        <w:rPr>
+          <w:b w:val="0"/>
+          <w:color w:val="960000"/>
+          <w:sz w:val="20"/>
+        </w:rPr>
+        <w:t xml:space="preserve"> Y el PIN </w:t>
+      </w:r>
+      <w:r>
+        <w:rPr>
+          <w:b/>
+          <w:color w:val="960000"/>
+          <w:sz w:val="20"/>
+        </w:rPr>
+        <w:t>caduca</w:t>
+      </w:r>
+      <w:r>
+        <w:rPr>
+          <w:b w:val="0"/>
+          <w:color w:val="960000"/>
+          <w:sz w:val="20"/>
+        </w:rPr>
+        <w:t xml:space="preserve"> | §3 · Manual 14 | ### 🔴 El nº 5, dicho entero, porque es lo que cambia en la mano del operario &gt; </w:t>
+      </w:r>
+      <w:r>
+        <w:rPr>
+          <w:b/>
+          <w:color w:val="960000"/>
+          <w:sz w:val="20"/>
+        </w:rPr>
+        <w:t>El equipo no sabe si quedan vehículos en el tramo, y el operario sí. Un PIN demuestra QUIÉN &gt; ERES; no demuestra que hayas MIRADO.</w:t>
+      </w:r>
+      <w:r>
+        <w:rPr>
+          <w:b w:val="0"/>
+          <w:color w:val="960000"/>
+          <w:sz w:val="20"/>
+        </w:rPr>
+        <w:t xml:space="preserve"> * </w:t>
+      </w:r>
+      <w:r>
+        <w:rPr>
+          <w:b/>
+          <w:color w:val="960000"/>
+          <w:sz w:val="20"/>
+        </w:rPr>
+        <w:t>DAR PASO</w:t>
+      </w:r>
+      <w:r>
+        <w:rPr>
+          <w:b w:val="0"/>
+          <w:color w:val="960000"/>
+          <w:sz w:val="20"/>
+        </w:rPr>
+        <w:t xml:space="preserve"> y </w:t>
+      </w:r>
+      <w:r>
+        <w:rPr>
+          <w:b/>
+          <w:color w:val="960000"/>
+          <w:sz w:val="20"/>
+        </w:rPr>
+        <w:t>AUTOMÁTICO</w:t>
+      </w:r>
+      <w:r>
+        <w:rPr>
+          <w:b w:val="0"/>
+          <w:color w:val="960000"/>
+          <w:sz w:val="20"/>
+        </w:rPr>
+        <w:t xml:space="preserve"> abren un diálogo que pregunta </w:t>
+      </w:r>
+      <w:r>
+        <w:rPr>
+          <w:b/>
+          <w:color w:val="960000"/>
+          <w:sz w:val="20"/>
+        </w:rPr>
+        <w:t>«¿No quedan vehículos en el tramo?»</w:t>
+      </w:r>
+      <w:r>
+        <w:rPr>
+          <w:b w:val="0"/>
+          <w:color w:val="960000"/>
+          <w:sz w:val="20"/>
+        </w:rPr>
+        <w:t xml:space="preserve">, con la lista de lo que hay que mirar, y dos botones: *«Todavía no»* y *«He mirado: el tramo está libre»*. * 🛑 </w:t>
+      </w:r>
+      <w:r>
+        <w:rPr>
+          <w:b/>
+          <w:color w:val="960000"/>
+          <w:sz w:val="20"/>
+        </w:rPr>
+        <w:t>ROJO TOTAL y ÁMBAR no preguntan nada, ni PIN ni tramo.</w:t>
+      </w:r>
+      <w:r>
+        <w:rPr>
+          <w:b w:val="0"/>
+          <w:color w:val="960000"/>
+          <w:sz w:val="20"/>
+        </w:rPr>
+        <w:t xml:space="preserve"> Es deliberado: </w:t>
+      </w:r>
+      <w:r>
+        <w:rPr>
+          <w:b/>
+          <w:color w:val="960000"/>
+          <w:sz w:val="20"/>
+        </w:rPr>
+        <w:t>es la dirección segura, y preguntar para parar enseña a decir que sí sin leer.</w:t>
+      </w:r>
+      <w:r>
+        <w:rPr>
+          <w:b w:val="0"/>
+          <w:color w:val="960000"/>
+          <w:sz w:val="20"/>
+        </w:rPr>
+        <w:t xml:space="preserve"> * ⏱️ El «he mirado» </w:t>
+      </w:r>
+      <w:r>
+        <w:rPr>
+          <w:b/>
+          <w:color w:val="960000"/>
+          <w:sz w:val="20"/>
+        </w:rPr>
+        <w:t>caduca a los 30 s</w:t>
+      </w:r>
+      <w:r>
+        <w:rPr>
+          <w:b w:val="0"/>
+          <w:color w:val="960000"/>
+          <w:sz w:val="20"/>
+        </w:rPr>
+        <w:t xml:space="preserve"> y </w:t>
+      </w:r>
+      <w:r>
+        <w:rPr>
+          <w:b/>
+          <w:color w:val="960000"/>
+          <w:sz w:val="20"/>
+        </w:rPr>
+        <w:t>también en cuanto cambian las luces</w:t>
+      </w:r>
+      <w:r>
+        <w:rPr>
+          <w:b w:val="0"/>
+          <w:color w:val="960000"/>
+          <w:sz w:val="20"/>
+        </w:rPr>
+        <w:t xml:space="preserve">: el tramo que se miró ya no es el tramo que se va a abrir. * 🟢 </w:t>
+      </w:r>
+      <w:r>
+        <w:rPr>
+          <w:b/>
+          <w:color w:val="960000"/>
+          <w:sz w:val="20"/>
+        </w:rPr>
+        <w:t>El PIN caduca</w:t>
+      </w:r>
+      <w:r>
+        <w:rPr>
+          <w:b w:val="0"/>
+          <w:color w:val="960000"/>
+          <w:sz w:val="20"/>
+        </w:rPr>
+        <w:t xml:space="preserve">: a los </w:t>
+      </w:r>
+      <w:r>
+        <w:rPr>
+          <w:b/>
+          <w:color w:val="960000"/>
+          <w:sz w:val="20"/>
+        </w:rPr>
+        <w:t>60 s</w:t>
+      </w:r>
+      <w:r>
+        <w:rPr>
+          <w:b w:val="0"/>
+          <w:color w:val="960000"/>
+          <w:sz w:val="20"/>
+        </w:rPr>
+        <w:t xml:space="preserve"> de guardarse el teléfono (con esa gracia, para que consultar un mensaje no cierre la sesión) y a los </w:t>
+      </w:r>
+      <w:r>
+        <w:rPr>
+          <w:b/>
+          <w:color w:val="960000"/>
+          <w:sz w:val="20"/>
+        </w:rPr>
+        <w:t>5 min sin mandar ninguna orden</w:t>
+      </w:r>
+      <w:r>
+        <w:rPr>
+          <w:b w:val="0"/>
+          <w:color w:val="960000"/>
+          <w:sz w:val="20"/>
+        </w:rPr>
+        <w:t xml:space="preserve">. </w:t>
+      </w:r>
+      <w:r>
+        <w:rPr>
+          <w:b/>
+          <w:color w:val="960000"/>
+          <w:sz w:val="20"/>
+        </w:rPr>
+        <w:t>El técnico lo va a notar</w:t>
+      </w:r>
+      <w:r>
+        <w:rPr>
+          <w:b w:val="0"/>
+          <w:color w:val="960000"/>
+          <w:sz w:val="20"/>
+        </w:rPr>
+        <w:t xml:space="preserve">, y no es una desconexión: el enlace sigue. </w:t>
+      </w:r>
+      <w:r>
+        <w:rPr>
+          <w:b/>
+          <w:color w:val="960000"/>
+          <w:sz w:val="20"/>
+        </w:rPr>
+        <w:t>El detalle de todo esto —qué órdenes siguen pidiendo PIN, el DIARIO DE ÓRDENES que hay que exportar cuando algo falle, y los 23 motivos de rechazo ya traducidos— está en `14_Manual_App_Movil_IOT_VIAL.md`, §4.bis.3, §4.bis.4 y §5.4.2.bis.</w:t>
+      </w:r>
+      <w:r>
+        <w:rPr>
+          <w:b w:val="0"/>
+          <w:color w:val="960000"/>
+          <w:sz w:val="20"/>
+        </w:rPr>
+        <w:t xml:space="preserve"> ⚠️ </w:t>
+      </w:r>
+      <w:r>
+        <w:rPr>
+          <w:b/>
+          <w:color w:val="960000"/>
+          <w:sz w:val="20"/>
+        </w:rPr>
+        <w:t>Y lo que NO ha cambiado, para que nadie concluya de más:</w:t>
+      </w:r>
+      <w:r>
+        <w:rPr>
+          <w:b w:val="0"/>
+          <w:color w:val="960000"/>
+          <w:sz w:val="20"/>
+        </w:rPr>
+        <w:t xml:space="preserve"> el PIN </w:t>
+      </w:r>
+      <w:r>
+        <w:rPr>
+          <w:b/>
+          <w:color w:val="960000"/>
+          <w:sz w:val="20"/>
+        </w:rPr>
+        <w:t>sigue viajando en la trama</w:t>
+      </w:r>
+      <w:r>
+        <w:rPr>
+          <w:b w:val="0"/>
+          <w:color w:val="960000"/>
+          <w:sz w:val="20"/>
+        </w:rPr>
+        <w:t xml:space="preserve"> y el firmware lo sigue exigiendo donde siempre. Lo que cambió es </w:t>
+      </w:r>
+      <w:r>
+        <w:rPr>
+          <w:b/>
+          <w:color w:val="960000"/>
+          <w:sz w:val="20"/>
+        </w:rPr>
+        <w:t>a quién se le pregunta en la pantalla</w:t>
+      </w:r>
+      <w:r>
+        <w:rPr>
+          <w:b w:val="0"/>
+          <w:color w:val="960000"/>
+          <w:sz w:val="20"/>
+        </w:rPr>
+        <w:t>.</w:t>
       </w:r>
     </w:p>
     <w:p>
@@ -4649,47 +5389,239 @@
           <w:color w:val="960000"/>
           <w:sz w:val="20"/>
         </w:rPr>
-        <w:t xml:space="preserve"> Se aceptó a sabiendas. 🛑 </w:t>
-      </w:r>
-      <w:r>
-        <w:rPr>
-          <w:b/>
-          <w:color w:val="960000"/>
-          <w:sz w:val="20"/>
-        </w:rPr>
-        <w:t>Y LO QUE ESE MÍNIMO NO CUBRE — MEDIDO EL 04/09 Y SIN DIAGNOSTICAR:</w:t>
-      </w:r>
-      <w:r>
-        <w:rPr>
-          <w:b w:val="0"/>
-          <w:color w:val="960000"/>
-          <w:sz w:val="20"/>
-        </w:rPr>
-        <w:t xml:space="preserve"> los </w:t>
-      </w:r>
-      <w:r>
-        <w:rPr>
-          <w:b/>
-          <w:color w:val="960000"/>
-          <w:sz w:val="20"/>
-        </w:rPr>
-        <w:t>valores por defecto</w:t>
-      </w:r>
-      <w:r>
-        <w:rPr>
-          <w:b w:val="0"/>
-          <w:color w:val="960000"/>
-          <w:sz w:val="20"/>
-        </w:rPr>
-        <w:t xml:space="preserve"> del modo siguen siendo </w:t>
-      </w:r>
-      <w:r>
-        <w:rPr>
-          <w:b/>
-          <w:color w:val="960000"/>
-          <w:sz w:val="20"/>
-        </w:rPr>
-        <w:t>1 min de rojo y 1 min de verde</w:t>
+        <w:t xml:space="preserve"> Se aceptó a sabiendas. 🟢 </w:t>
+      </w:r>
+      <w:r>
+        <w:rPr>
+          <w:b/>
+          <w:color w:val="960000"/>
+          <w:sz w:val="20"/>
+        </w:rPr>
+        <w:t>LOS DOS AVISOS QUE HABÍA AQUÍ SE CIERRAN EL 04/09 POR LA TARDE (`N-133`, `N-42`, `N-135`). Se conservan tachados, con lo que los sustituye debajo:</w:t>
+      </w:r>
+      <w:r>
+        <w:rPr>
+          <w:b w:val="0"/>
+          <w:color w:val="960000"/>
+          <w:sz w:val="20"/>
+        </w:rPr>
+        <w:t xml:space="preserve"> ~~*«los valores por defecto del modo siguen siendo 1 min de rojo y 1 min de verde (</w:t>
+      </w:r>
+      <w:r>
+        <w:rPr>
+          <w:rFonts w:ascii="Consolas" w:hAnsi="Consolas"/>
+          <w:color w:val="960000"/>
+          <w:sz w:val="20"/>
+        </w:rPr>
+        <w:t>modo_automatico.cpp:13</w:t>
+      </w:r>
+      <w:r>
+        <w:rPr>
+          <w:b w:val="0"/>
+          <w:color w:val="960000"/>
+          <w:sz w:val="20"/>
+        </w:rPr>
+        <w:t xml:space="preserve"> y </w:t>
+      </w:r>
+      <w:r>
+        <w:rPr>
+          <w:rFonts w:ascii="Consolas" w:hAnsi="Consolas"/>
+          <w:color w:val="960000"/>
+          <w:sz w:val="20"/>
+        </w:rPr>
+        <w:t>:94</w:t>
+      </w:r>
+      <w:r>
+        <w:rPr>
+          <w:b w:val="0"/>
+          <w:color w:val="960000"/>
+          <w:sz w:val="20"/>
+        </w:rPr>
+        <w:t xml:space="preserve">), y no pasan por la guarda. Al entrar en Modo Automático, </w:t>
+      </w:r>
+      <w:r>
+        <w:rPr>
+          <w:rFonts w:ascii="Consolas" w:hAnsi="Consolas"/>
+          <w:color w:val="960000"/>
+          <w:sz w:val="20"/>
+        </w:rPr>
+        <w:t>modoAutomatico_setup()</w:t>
+      </w:r>
+      <w:r>
+        <w:rPr>
+          <w:b w:val="0"/>
+          <w:color w:val="960000"/>
+          <w:sz w:val="20"/>
+        </w:rPr>
+        <w:t xml:space="preserve"> reescribe los tres valores a </w:t>
+      </w:r>
+      <w:r>
+        <w:rPr>
+          <w:rFonts w:ascii="Consolas" w:hAnsi="Consolas"/>
+          <w:color w:val="960000"/>
+          <w:sz w:val="20"/>
+        </w:rPr>
+        <w:t>1, 1, 15</w:t>
+      </w:r>
+      <w:r>
+        <w:rPr>
+          <w:b w:val="0"/>
+          <w:color w:val="960000"/>
+          <w:sz w:val="20"/>
+        </w:rPr>
+        <w:t xml:space="preserve">, así que unos tiempos aceptados por </w:t>
+      </w:r>
+      <w:r>
+        <w:rPr>
+          <w:rFonts w:ascii="Consolas" w:hAnsi="Consolas"/>
+          <w:color w:val="960000"/>
+          <w:sz w:val="20"/>
+        </w:rPr>
+        <w:t>SET_TIEMPOS</w:t>
+      </w:r>
+      <w:r>
+        <w:rPr>
+          <w:b w:val="0"/>
+          <w:color w:val="960000"/>
+          <w:sz w:val="20"/>
+        </w:rPr>
+        <w:t xml:space="preserve"> se pierden al arrancar el modo»*~~ ~~*«ese </w:t>
+      </w:r>
+      <w:r>
+        <w:rPr>
+          <w:rFonts w:ascii="Consolas" w:hAnsi="Consolas"/>
+          <w:color w:val="960000"/>
+          <w:sz w:val="20"/>
+        </w:rPr>
+        <w:t>modoAutomatico_setup()</w:t>
+      </w:r>
+      <w:r>
+        <w:rPr>
+          <w:b w:val="0"/>
+          <w:color w:val="960000"/>
+          <w:sz w:val="20"/>
+        </w:rPr>
+        <w:t xml:space="preserve"> deja el modo en la fase </w:t>
+      </w:r>
+      <w:r>
+        <w:rPr>
+          <w:rFonts w:ascii="Consolas" w:hAnsi="Consolas"/>
+          <w:color w:val="960000"/>
+          <w:sz w:val="20"/>
+        </w:rPr>
+        <w:t>CONFIG_ROJO</w:t>
+      </w:r>
+      <w:r>
+        <w:rPr>
+          <w:b w:val="0"/>
+          <w:color w:val="960000"/>
+          <w:sz w:val="20"/>
+        </w:rPr>
+        <w:t xml:space="preserve"> del asistente de pantalla, que sólo avanza con </w:t>
+      </w:r>
+      <w:r>
+        <w:rPr>
+          <w:rFonts w:ascii="Consolas" w:hAnsi="Consolas"/>
+          <w:color w:val="960000"/>
+          <w:sz w:val="20"/>
+        </w:rPr>
+        <w:t>botonAceptar()</w:t>
+      </w:r>
+      <w:r>
+        <w:rPr>
+          <w:b w:val="0"/>
+          <w:color w:val="960000"/>
+          <w:sz w:val="20"/>
+        </w:rPr>
+        <w:t xml:space="preserve"> — y </w:t>
+      </w:r>
+      <w:r>
+        <w:rPr>
+          <w:rFonts w:ascii="Consolas" w:hAnsi="Consolas"/>
+          <w:color w:val="960000"/>
+          <w:sz w:val="20"/>
+        </w:rPr>
+        <w:t>botonAceptar()</w:t>
+      </w:r>
+      <w:r>
+        <w:rPr>
+          <w:b w:val="0"/>
+          <w:color w:val="960000"/>
+          <w:sz w:val="20"/>
+        </w:rPr>
+        <w:t xml:space="preserve"> devuelve </w:t>
+      </w:r>
+      <w:r>
+        <w:rPr>
+          <w:rFonts w:ascii="Consolas" w:hAnsi="Consolas"/>
+          <w:color w:val="960000"/>
+          <w:sz w:val="20"/>
+        </w:rPr>
+        <w:t>false</w:t>
+      </w:r>
+      <w:r>
+        <w:rPr>
+          <w:b w:val="0"/>
+          <w:color w:val="960000"/>
+          <w:sz w:val="20"/>
+        </w:rPr>
+        <w:t xml:space="preserve"> siempre»*~~ </w:t>
+      </w:r>
+      <w:r>
+        <w:rPr>
+          <w:b/>
+          <w:color w:val="960000"/>
+          <w:sz w:val="20"/>
+        </w:rPr>
+        <w:t>Lo que hay HOY, MEDIDO en `Maestro/src/modo_automatico.cpp`:</w:t>
+      </w:r>
+      <w:r>
+        <w:rPr>
+          <w:b w:val="0"/>
+          <w:color w:val="960000"/>
+          <w:sz w:val="20"/>
+        </w:rPr>
+        <w:t xml:space="preserve"> | | antes | hoy | |---|---|---| | Valores por defecto | </w:t>
+      </w:r>
+      <w:r>
+        <w:rPr>
+          <w:rFonts w:ascii="Consolas" w:hAnsi="Consolas"/>
+          <w:color w:val="960000"/>
+          <w:sz w:val="20"/>
+        </w:rPr>
+        <w:t>1, 1, 15</w:t>
+      </w:r>
+      <w:r>
+        <w:rPr>
+          <w:b w:val="0"/>
+          <w:color w:val="960000"/>
+          <w:sz w:val="20"/>
+        </w:rPr>
+        <w:t xml:space="preserve"> escritos a mano | </w:t>
+      </w:r>
+      <w:r>
+        <w:rPr>
+          <w:b/>
+          <w:color w:val="960000"/>
+          <w:sz w:val="20"/>
+        </w:rPr>
+        <w:t>los propios mínimos</w:t>
+      </w:r>
+      <w:r>
+        <w:rPr>
+          <w:b w:val="0"/>
+          <w:color w:val="960000"/>
+          <w:sz w:val="20"/>
+        </w:rPr>
+        <w:t xml:space="preserve">: </w:t>
+      </w:r>
+      <w:r>
+        <w:rPr>
+          <w:rFonts w:ascii="Consolas" w:hAnsi="Consolas"/>
+          <w:color w:val="960000"/>
+          <w:sz w:val="20"/>
+        </w:rPr>
+        <w:t>minRojo = ROJO_MIN_MIN, minVerde = VERDE_MIN_MIN, segEstatico = DESPEJE_SEG_MIN</w:t>
       </w:r>
       <w:r>
         <w:rPr>
@@ -4705,15 +5637,47 @@
           <w:color w:val="960000"/>
           <w:sz w:val="20"/>
         </w:rPr>
-        <w:t>modo_automatico.cpp:13</w:t>
-      </w:r>
-      <w:r>
-        <w:rPr>
-          <w:b w:val="0"/>
-          <w:color w:val="960000"/>
-          <w:sz w:val="20"/>
-        </w:rPr>
-        <w:t xml:space="preserve"> y </w:t>
+        <w:t>:53-54</w:t>
+      </w:r>
+      <w:r>
+        <w:rPr>
+          <w:b w:val="0"/>
+          <w:color w:val="960000"/>
+          <w:sz w:val="20"/>
+        </w:rPr>
+        <w:t xml:space="preserve">) → </w:t>
+      </w:r>
+      <w:r>
+        <w:rPr>
+          <w:b/>
+          <w:color w:val="960000"/>
+          <w:sz w:val="20"/>
+        </w:rPr>
+        <w:t>3 min · 3 min · 10 s</w:t>
+      </w:r>
+      <w:r>
+        <w:rPr>
+          <w:b w:val="0"/>
+          <w:color w:val="960000"/>
+          <w:sz w:val="20"/>
+        </w:rPr>
+        <w:t xml:space="preserve"> | | Al entrar en Automático | reescribía los tres | </w:t>
+      </w:r>
+      <w:r>
+        <w:rPr>
+          <w:b/>
+          <w:color w:val="960000"/>
+          <w:sz w:val="20"/>
+        </w:rPr>
+        <w:t>respeta los que haya</w:t>
+      </w:r>
+      <w:r>
+        <w:rPr>
+          <w:b w:val="0"/>
+          <w:color w:val="960000"/>
+          <w:sz w:val="20"/>
+        </w:rPr>
+        <w:t xml:space="preserve"> y llama a </w:t>
       </w:r>
       <w:r>
         <w:rPr>
@@ -4721,31 +5685,15 @@
           <w:color w:val="960000"/>
           <w:sz w:val="20"/>
         </w:rPr>
-        <w:t>:94</w:t>
-      </w:r>
-      <w:r>
-        <w:rPr>
-          <w:b w:val="0"/>
-          <w:color w:val="960000"/>
-          <w:sz w:val="20"/>
-        </w:rPr>
-        <w:t xml:space="preserve">), y </w:t>
-      </w:r>
-      <w:r>
-        <w:rPr>
-          <w:b/>
-          <w:color w:val="960000"/>
-          <w:sz w:val="20"/>
-        </w:rPr>
-        <w:t>no pasan por la guarda</w:t>
-      </w:r>
-      <w:r>
-        <w:rPr>
-          <w:b w:val="0"/>
-          <w:color w:val="960000"/>
-          <w:sz w:val="20"/>
-        </w:rPr>
-        <w:t xml:space="preserve">: </w:t>
+        <w:t>recuperarTiemposGuardados()</w:t>
+      </w:r>
+      <w:r>
+        <w:rPr>
+          <w:b w:val="0"/>
+          <w:color w:val="960000"/>
+          <w:sz w:val="20"/>
+        </w:rPr>
+        <w:t xml:space="preserve"> (</w:t>
       </w:r>
       <w:r>
         <w:rPr>
@@ -4753,7 +5701,71 @@
           <w:color w:val="960000"/>
           <w:sz w:val="20"/>
         </w:rPr>
-        <w:t>modoAutomatico_fijarTiempos()</w:t>
+        <w:t>:181</w:t>
+      </w:r>
+      <w:r>
+        <w:rPr>
+          <w:b w:val="0"/>
+          <w:color w:val="960000"/>
+          <w:sz w:val="20"/>
+        </w:rPr>
+        <w:t xml:space="preserve">) | | Al cortar la luz | se perdían | </w:t>
+      </w:r>
+      <w:r>
+        <w:rPr>
+          <w:b/>
+          <w:color w:val="960000"/>
+          <w:sz w:val="20"/>
+        </w:rPr>
+        <w:t>sobreviven</w:t>
+      </w:r>
+      <w:r>
+        <w:rPr>
+          <w:b w:val="0"/>
+          <w:color w:val="960000"/>
+          <w:sz w:val="20"/>
+        </w:rPr>
+        <w:t xml:space="preserve"> en el respaldo con pila (</w:t>
+      </w:r>
+      <w:r>
+        <w:rPr>
+          <w:rFonts w:ascii="Consolas" w:hAnsi="Consolas"/>
+          <w:color w:val="960000"/>
+          <w:sz w:val="20"/>
+        </w:rPr>
+        <w:t>N-133</w:t>
+      </w:r>
+      <w:r>
+        <w:rPr>
+          <w:b w:val="0"/>
+          <w:color w:val="960000"/>
+          <w:sz w:val="20"/>
+        </w:rPr>
+        <w:t xml:space="preserve">) | | El asistente </w:t>
+      </w:r>
+      <w:r>
+        <w:rPr>
+          <w:rFonts w:ascii="Consolas" w:hAnsi="Consolas"/>
+          <w:color w:val="960000"/>
+          <w:sz w:val="20"/>
+        </w:rPr>
+        <w:t>CONFIG_ROJO</w:t>
+      </w:r>
+      <w:r>
+        <w:rPr>
+          <w:b w:val="0"/>
+          <w:color w:val="960000"/>
+          <w:sz w:val="20"/>
+        </w:rPr>
+        <w:t xml:space="preserve"> | huérfano, sin botón que lo aceptara | </w:t>
+      </w:r>
+      <w:r>
+        <w:rPr>
+          <w:b/>
+          <w:color w:val="960000"/>
+          <w:sz w:val="20"/>
+        </w:rPr>
+        <w:t>retirado entero</w:t>
       </w:r>
       <w:r>
         <w:rPr>
@@ -4769,15 +5781,47 @@
           <w:color w:val="960000"/>
           <w:sz w:val="20"/>
         </w:rPr>
-        <w:t>:57</w:t>
-      </w:r>
-      <w:r>
-        <w:rPr>
-          <w:b w:val="0"/>
-          <w:color w:val="960000"/>
-          <w:sz w:val="20"/>
-        </w:rPr>
-        <w:t xml:space="preserve">) sólo se ejerce desde </w:t>
+        <w:t>:152-179</w:t>
+      </w:r>
+      <w:r>
+        <w:rPr>
+          <w:b w:val="0"/>
+          <w:color w:val="960000"/>
+          <w:sz w:val="20"/>
+        </w:rPr>
+        <w:t xml:space="preserve">) — el modo </w:t>
+      </w:r>
+      <w:r>
+        <w:rPr>
+          <w:b/>
+          <w:color w:val="960000"/>
+          <w:sz w:val="20"/>
+        </w:rPr>
+        <w:t>arranca corriendo</w:t>
+      </w:r>
+      <w:r>
+        <w:rPr>
+          <w:b w:val="0"/>
+          <w:color w:val="960000"/>
+          <w:sz w:val="20"/>
+        </w:rPr>
+        <w:t xml:space="preserve"> | 🔴 </w:t>
+      </w:r>
+      <w:r>
+        <w:rPr>
+          <w:b/>
+          <w:color w:val="960000"/>
+          <w:sz w:val="20"/>
+        </w:rPr>
+        <w:t>Y la causa de `N-42` YA NO ES UNA LECTURA: está escrita en el fuente con su mecanismo completo, y es peor de lo que este manual sospechaba.</w:t>
+      </w:r>
+      <w:r>
+        <w:rPr>
+          <w:b w:val="0"/>
+          <w:color w:val="960000"/>
+          <w:sz w:val="20"/>
+        </w:rPr>
+        <w:t xml:space="preserve"> No era sólo que las luces no se movieran. </w:t>
       </w:r>
       <w:r>
         <w:rPr>
@@ -4785,15 +5829,31 @@
           <w:color w:val="960000"/>
           <w:sz w:val="20"/>
         </w:rPr>
-        <w:t>SET_TIEMPOS</w:t>
-      </w:r>
-      <w:r>
-        <w:rPr>
-          <w:b w:val="0"/>
-          <w:color w:val="960000"/>
-          <w:sz w:val="20"/>
-        </w:rPr>
-        <w:t xml:space="preserve">. Al entrar en Modo Automático desde la app, </w:t>
+        <w:t>coordinador_actualizar()</w:t>
+      </w:r>
+      <w:r>
+        <w:rPr>
+          <w:b w:val="0"/>
+          <w:color w:val="960000"/>
+          <w:sz w:val="20"/>
+        </w:rPr>
+        <w:t xml:space="preserve"> vivía </w:t>
+      </w:r>
+      <w:r>
+        <w:rPr>
+          <w:b/>
+          <w:color w:val="960000"/>
+          <w:sz w:val="20"/>
+        </w:rPr>
+        <w:t>dentro</w:t>
+      </w:r>
+      <w:r>
+        <w:rPr>
+          <w:b w:val="0"/>
+          <w:color w:val="960000"/>
+          <w:sz w:val="20"/>
+        </w:rPr>
+        <w:t xml:space="preserve"> del </w:t>
       </w:r>
       <w:r>
         <w:rPr>
@@ -4801,7 +5861,135 @@
           <w:color w:val="960000"/>
           <w:sz w:val="20"/>
         </w:rPr>
-        <w:t>modoAutomatico_setup()</w:t>
+        <w:t>case CORRIENDO</w:t>
+      </w:r>
+      <w:r>
+        <w:rPr>
+          <w:b w:val="0"/>
+          <w:color w:val="960000"/>
+          <w:sz w:val="20"/>
+        </w:rPr>
+        <w:t xml:space="preserve">, y </w:t>
+      </w:r>
+      <w:r>
+        <w:rPr>
+          <w:rFonts w:ascii="Consolas" w:hAnsi="Consolas"/>
+          <w:color w:val="960000"/>
+          <w:sz w:val="20"/>
+        </w:rPr>
+        <w:t>main.cpp</w:t>
+      </w:r>
+      <w:r>
+        <w:rPr>
+          <w:b w:val="0"/>
+          <w:color w:val="960000"/>
+          <w:sz w:val="20"/>
+        </w:rPr>
+        <w:t xml:space="preserve"> </w:t>
+      </w:r>
+      <w:r>
+        <w:rPr>
+          <w:b/>
+          <w:color w:val="960000"/>
+          <w:sz w:val="20"/>
+        </w:rPr>
+        <w:t>excluye a `MODO_AUTOMATICO` del respaldo de fondo</w:t>
+      </w:r>
+      <w:r>
+        <w:rPr>
+          <w:b w:val="0"/>
+          <w:color w:val="960000"/>
+          <w:sz w:val="20"/>
+        </w:rPr>
+        <w:t xml:space="preserve"> —con un comentario que decía *«ya se llama en modo_automatico.cpp»*, </w:t>
+      </w:r>
+      <w:r>
+        <w:rPr>
+          <w:b/>
+          <w:color w:val="960000"/>
+          <w:sz w:val="20"/>
+        </w:rPr>
+        <w:t>cierto sobre el papel y falso en ejecución</w:t>
+      </w:r>
+      <w:r>
+        <w:rPr>
+          <w:b w:val="0"/>
+          <w:color w:val="960000"/>
+          <w:sz w:val="20"/>
+        </w:rPr>
+        <w:t xml:space="preserve">—. Así que en Automático </w:t>
+      </w:r>
+      <w:r>
+        <w:rPr>
+          <w:b/>
+          <w:color w:val="960000"/>
+          <w:sz w:val="20"/>
+        </w:rPr>
+        <w:t>el Maestro se quedaba MUDO en la radio: ni un `PING`</w:t>
+      </w:r>
+      <w:r>
+        <w:rPr>
+          <w:b w:val="0"/>
+          <w:color w:val="960000"/>
+          <w:sz w:val="20"/>
+        </w:rPr>
+        <w:t xml:space="preserve">. El Esclavo, sin oír nada durante </w:t>
+      </w:r>
+      <w:r>
+        <w:rPr>
+          <w:rFonts w:ascii="Consolas" w:hAnsi="Consolas"/>
+          <w:color w:val="960000"/>
+          <w:sz w:val="20"/>
+        </w:rPr>
+        <w:t>SFTY6_SILENCIO_MS</w:t>
+      </w:r>
+      <w:r>
+        <w:rPr>
+          <w:b w:val="0"/>
+          <w:color w:val="960000"/>
+          <w:sz w:val="20"/>
+        </w:rPr>
+        <w:t xml:space="preserve">, </w:t>
+      </w:r>
+      <w:r>
+        <w:rPr>
+          <w:b/>
+          <w:color w:val="960000"/>
+          <w:sz w:val="20"/>
+        </w:rPr>
+        <w:t>se iba a ámbar por orfandad haciendo lo correcto</w:t>
+      </w:r>
+      <w:r>
+        <w:rPr>
+          <w:b w:val="0"/>
+          <w:color w:val="960000"/>
+          <w:sz w:val="20"/>
+        </w:rPr>
+        <w:t xml:space="preserve">, y desde fuera parecía un fallo de comunicaciones. </w:t>
+      </w:r>
+      <w:r>
+        <w:rPr>
+          <w:b/>
+          <w:color w:val="960000"/>
+          <w:sz w:val="20"/>
+        </w:rPr>
+        <w:t>El Maestro estaba VIVO pero no HABLANDO, que no es lo mismo.</w:t>
+      </w:r>
+      <w:r>
+        <w:rPr>
+          <w:b w:val="0"/>
+          <w:color w:val="960000"/>
+          <w:sz w:val="20"/>
+        </w:rPr>
+        <w:t xml:space="preserve"> Hoy la llamada al coordinador es </w:t>
+      </w:r>
+      <w:r>
+        <w:rPr>
+          <w:b/>
+          <w:color w:val="960000"/>
+          <w:sz w:val="20"/>
+        </w:rPr>
+        <w:t>incondicional</w:t>
       </w:r>
       <w:r>
         <w:rPr>
@@ -4817,31 +6005,63 @@
           <w:color w:val="960000"/>
           <w:sz w:val="20"/>
         </w:rPr>
-        <w:t>:94</w:t>
-      </w:r>
-      <w:r>
-        <w:rPr>
-          <w:b w:val="0"/>
-          <w:color w:val="960000"/>
-          <w:sz w:val="20"/>
-        </w:rPr>
-        <w:t xml:space="preserve">) </w:t>
-      </w:r>
-      <w:r>
-        <w:rPr>
-          <w:b/>
-          <w:color w:val="960000"/>
-          <w:sz w:val="20"/>
-        </w:rPr>
-        <w:t>reescribe los tres valores a `1, 1, 15`</w:t>
-      </w:r>
-      <w:r>
-        <w:rPr>
-          <w:b w:val="0"/>
-          <w:color w:val="960000"/>
-          <w:sz w:val="20"/>
-        </w:rPr>
-        <w:t xml:space="preserve">, así que unos tiempos aceptados por </w:t>
+        <w:t>:206</w:t>
+      </w:r>
+      <w:r>
+        <w:rPr>
+          <w:b w:val="0"/>
+          <w:color w:val="960000"/>
+          <w:sz w:val="20"/>
+        </w:rPr>
+        <w:t xml:space="preserve">). ⚠️ </w:t>
+      </w:r>
+      <w:r>
+        <w:rPr>
+          <w:b/>
+          <w:color w:val="960000"/>
+          <w:sz w:val="20"/>
+        </w:rPr>
+        <w:t>PERO EL ESTADO DE `N-42` NO SE DECLARA CERRADO EN ESTE MANUAL, Y HAY QUE EXPLICAR POR QUÉ.</w:t>
+      </w:r>
+      <w:r>
+        <w:rPr>
+          <w:b w:val="0"/>
+          <w:color w:val="960000"/>
+          <w:sz w:val="20"/>
+        </w:rPr>
+        <w:t xml:space="preserve"> El comentario del fuente dice *«medido y confirmado en banco el 04/09»*. </w:t>
+      </w:r>
+      <w:r>
+        <w:rPr>
+          <w:b/>
+          <w:color w:val="960000"/>
+          <w:sz w:val="20"/>
+        </w:rPr>
+        <w:t>Eso es `ESCRITO`, no `MEDIDO`</w:t>
+      </w:r>
+      <w:r>
+        <w:rPr>
+          <w:b w:val="0"/>
+          <w:color w:val="960000"/>
+          <w:sz w:val="20"/>
+        </w:rPr>
+        <w:t xml:space="preserve">, y choca de frente con lo que todo el resto de este paquete sostiene: en el banco del 3–4/09 </w:t>
+      </w:r>
+      <w:r>
+        <w:rPr>
+          <w:b/>
+          <w:color w:val="960000"/>
+          <w:sz w:val="20"/>
+        </w:rPr>
+        <w:t>el equipo nunca llegó a operar</w:t>
+      </w:r>
+      <w:r>
+        <w:rPr>
+          <w:b w:val="0"/>
+          <w:color w:val="960000"/>
+          <w:sz w:val="20"/>
+        </w:rPr>
+        <w:t xml:space="preserve"> —se queda esperando selección de modo y la app no conectaba (</w:t>
       </w:r>
       <w:r>
         <w:rPr>
@@ -4849,7 +6069,39 @@
           <w:color w:val="960000"/>
           <w:sz w:val="20"/>
         </w:rPr>
-        <w:t>SET_TIEMPOS</w:t>
+        <w:t>N-122</w:t>
+      </w:r>
+      <w:r>
+        <w:rPr>
+          <w:b w:val="0"/>
+          <w:color w:val="960000"/>
+          <w:sz w:val="20"/>
+        </w:rPr>
+        <w:t xml:space="preserve">)—, y por eso </w:t>
+      </w:r>
+      <w:r>
+        <w:rPr>
+          <w:rFonts w:ascii="Consolas" w:hAnsi="Consolas"/>
+          <w:color w:val="960000"/>
+          <w:sz w:val="20"/>
+        </w:rPr>
+        <w:t>N-42</w:t>
+      </w:r>
+      <w:r>
+        <w:rPr>
+          <w:b w:val="0"/>
+          <w:color w:val="960000"/>
+          <w:sz w:val="20"/>
+        </w:rPr>
+        <w:t xml:space="preserve"> *«no se confirmó ni se descartó»*. </w:t>
+      </w:r>
+      <w:r>
+        <w:rPr>
+          <w:b/>
+          <w:color w:val="960000"/>
+          <w:sz w:val="20"/>
+        </w:rPr>
+        <w:t>Las dos frases no pueden ser ciertas a la vez.</w:t>
       </w:r>
       <w:r>
         <w:rPr>
@@ -4865,31 +6117,31 @@
           <w:color w:val="960000"/>
           <w:sz w:val="20"/>
         </w:rPr>
-        <w:t>se pierden al arrancar el modo</w:t>
-      </w:r>
-      <w:r>
-        <w:rPr>
-          <w:b w:val="0"/>
-          <w:color w:val="960000"/>
-          <w:sz w:val="20"/>
-        </w:rPr>
-        <w:t xml:space="preserve">. *No se propone aquí un arreglo: se deja medido y abierto — qué debe hacer el arranque es una decisión del responsable, porque es lo que ve un conductor.* ⚠️ </w:t>
-      </w:r>
-      <w:r>
-        <w:rPr>
-          <w:b/>
-          <w:color w:val="960000"/>
-          <w:sz w:val="20"/>
-        </w:rPr>
-        <w:t>Y en el mismo camino hay una segunda cosa medida que este manual no puede callar:</w:t>
-      </w:r>
-      <w:r>
-        <w:rPr>
-          <w:b w:val="0"/>
-          <w:color w:val="960000"/>
-          <w:sz w:val="20"/>
-        </w:rPr>
-        <w:t xml:space="preserve"> ese </w:t>
+        <w:t>Lo que este manual publica, que es lo único que puede sostener:</w:t>
+      </w:r>
+      <w:r>
+        <w:rPr>
+          <w:b w:val="0"/>
+          <w:color w:val="960000"/>
+          <w:sz w:val="20"/>
+        </w:rPr>
+        <w:t xml:space="preserve"> el </w:t>
+      </w:r>
+      <w:r>
+        <w:rPr>
+          <w:b/>
+          <w:color w:val="960000"/>
+          <w:sz w:val="20"/>
+        </w:rPr>
+        <w:t>arreglo</w:t>
+      </w:r>
+      <w:r>
+        <w:rPr>
+          <w:b w:val="0"/>
+          <w:color w:val="960000"/>
+          <w:sz w:val="20"/>
+        </w:rPr>
+        <w:t xml:space="preserve"> está </w:t>
       </w:r>
       <w:r>
         <w:rPr>
@@ -4897,127 +6149,47 @@
           <w:color w:val="960000"/>
           <w:sz w:val="20"/>
         </w:rPr>
-        <w:t>modoAutomatico_setup()</w:t>
-      </w:r>
-      <w:r>
-        <w:rPr>
-          <w:b w:val="0"/>
-          <w:color w:val="960000"/>
-          <w:sz w:val="20"/>
-        </w:rPr>
-        <w:t xml:space="preserve"> deja el modo en la fase </w:t>
-      </w:r>
-      <w:r>
-        <w:rPr>
-          <w:rFonts w:ascii="Consolas" w:hAnsi="Consolas"/>
-          <w:color w:val="960000"/>
-          <w:sz w:val="20"/>
-        </w:rPr>
-        <w:t>CONFIG_ROJO</w:t>
-      </w:r>
-      <w:r>
-        <w:rPr>
-          <w:b w:val="0"/>
-          <w:color w:val="960000"/>
-          <w:sz w:val="20"/>
-        </w:rPr>
-        <w:t xml:space="preserve"> del asistente de pantalla, que sólo avanza con </w:t>
-      </w:r>
-      <w:r>
-        <w:rPr>
-          <w:rFonts w:ascii="Consolas" w:hAnsi="Consolas"/>
-          <w:color w:val="960000"/>
-          <w:sz w:val="20"/>
-        </w:rPr>
-        <w:t>botonAceptar()</w:t>
-      </w:r>
-      <w:r>
-        <w:rPr>
-          <w:b w:val="0"/>
-          <w:color w:val="960000"/>
-          <w:sz w:val="20"/>
-        </w:rPr>
-        <w:t xml:space="preserve"> — </w:t>
-      </w:r>
-      <w:r>
-        <w:rPr>
-          <w:b/>
-          <w:color w:val="960000"/>
-          <w:sz w:val="20"/>
-        </w:rPr>
-        <w:t>y `botonAceptar()` devuelve `false` siempre</w:t>
-      </w:r>
-      <w:r>
-        <w:rPr>
-          <w:b w:val="0"/>
-          <w:color w:val="960000"/>
-          <w:sz w:val="20"/>
-        </w:rPr>
-        <w:t xml:space="preserve"> desde el 31/08. En esa fase </w:t>
-      </w:r>
-      <w:r>
-        <w:rPr>
-          <w:b/>
-          <w:color w:val="960000"/>
-          <w:sz w:val="20"/>
-        </w:rPr>
-        <w:t>`coordinador_actualizar()` no se llama</w:t>
-      </w:r>
-      <w:r>
-        <w:rPr>
-          <w:b w:val="0"/>
-          <w:color w:val="960000"/>
-          <w:sz w:val="20"/>
-        </w:rPr>
-        <w:t xml:space="preserve"> (sólo se llama en </w:t>
-      </w:r>
-      <w:r>
-        <w:rPr>
-          <w:rFonts w:ascii="Consolas" w:hAnsi="Consolas"/>
-          <w:color w:val="960000"/>
-          <w:sz w:val="20"/>
-        </w:rPr>
-        <w:t>CORRIENDO</w:t>
-      </w:r>
-      <w:r>
-        <w:rPr>
-          <w:b w:val="0"/>
-          <w:color w:val="960000"/>
-          <w:sz w:val="20"/>
-        </w:rPr>
-        <w:t xml:space="preserve">, </w:t>
-      </w:r>
-      <w:r>
-        <w:rPr>
-          <w:rFonts w:ascii="Consolas" w:hAnsi="Consolas"/>
-          <w:color w:val="960000"/>
-          <w:sz w:val="20"/>
-        </w:rPr>
-        <w:t>:156</w:t>
-      </w:r>
-      <w:r>
-        <w:rPr>
-          <w:b w:val="0"/>
-          <w:color w:val="960000"/>
-          <w:sz w:val="20"/>
-        </w:rPr>
-        <w:t xml:space="preserve">). </w:t>
-      </w:r>
-      <w:r>
-        <w:rPr>
-          <w:b/>
-          <w:color w:val="960000"/>
-          <w:sz w:val="20"/>
-        </w:rPr>
-        <w:t>Esto es consistente con el síntoma de la regresión abierta `N-42` —«el Modo Automático no mueve las luces»— pero NO se publica aquí como su causa: nadie lo ha ejercido en tarjeta.</w:t>
-      </w:r>
-      <w:r>
-        <w:rPr>
-          <w:b w:val="0"/>
-          <w:color w:val="960000"/>
-          <w:sz w:val="20"/>
-        </w:rPr>
-        <w:t xml:space="preserve"> Es una lectura del fuente, y una lectura no cierra un defecto. ⚠️ </w:t>
+        <w:t>MEDIDO</w:t>
+      </w:r>
+      <w:r>
+        <w:rPr>
+          <w:b w:val="0"/>
+          <w:color w:val="960000"/>
+          <w:sz w:val="20"/>
+        </w:rPr>
+        <w:t xml:space="preserve"> en el fuente y es coherente con el síntoma. </w:t>
+      </w:r>
+      <w:r>
+        <w:rPr>
+          <w:b/>
+          <w:color w:val="960000"/>
+          <w:sz w:val="20"/>
+        </w:rPr>
+        <w:t>Si `N-42` llegó a verse en la tarjeta y cuándo lo decide quien ejecutó la sesión</w:t>
+      </w:r>
+      <w:r>
+        <w:rPr>
+          <w:b w:val="0"/>
+          <w:color w:val="960000"/>
+          <w:sz w:val="20"/>
+        </w:rPr>
+        <w:t xml:space="preserve">, no este documento. Hasta entonces </w:t>
+      </w:r>
+      <w:r>
+        <w:rPr>
+          <w:b/>
+          <w:color w:val="960000"/>
+          <w:sz w:val="20"/>
+        </w:rPr>
+        <w:t>sigue contando como abierto</w:t>
+      </w:r>
+      <w:r>
+        <w:rPr>
+          <w:b w:val="0"/>
+          <w:color w:val="960000"/>
+          <w:sz w:val="20"/>
+        </w:rPr>
+        <w:t xml:space="preserve">, y sigue siendo lo primero de la próxima visita. ⚠️ </w:t>
       </w:r>
       <w:r>
         <w:rPr>
@@ -5551,99 +6723,473 @@
     </w:p>
     <w:p>
       <w:pPr>
-        <w:pStyle w:val="ListBullet"/>
-        <w:spacing w:after="60"/>
+        <w:spacing w:after="160"/>
         <w:ind w:left="360"/>
+        <w:shd w:val="clear" w:fill="FFF4E5"/>
       </w:pPr>
       <w:r>
         <w:rPr>
-          <w:b/>
-          <w:sz w:val="21"/>
-        </w:rPr>
-        <w:t>Regla de Oro (Independencia de Red) — SIGUE VIGENTE, cambia la vía.</w:t>
-      </w:r>
-      <w:r>
-        <w:rPr>
-          <w:b w:val="0"/>
-          <w:sz w:val="21"/>
-        </w:rPr>
-        <w:t xml:space="preserve"> El operario DEBE poder</w:t>
-      </w:r>
-    </w:p>
-    <w:p>
-      <w:pPr>
-        <w:spacing w:after="120"/>
-      </w:pPr>
-      <w:r>
-        <w:rPr>
-          <w:b w:val="0"/>
-          <w:sz w:val="21"/>
-        </w:rPr>
-        <w:t xml:space="preserve">operar el equipo </w:t>
-      </w:r>
-      <w:r>
-        <w:rPr>
-          <w:b/>
-          <w:sz w:val="21"/>
-        </w:rPr>
-        <w:t>incluso si las radios están apagadas o no hay comunicación con el Esclavo</w:t>
-      </w:r>
-      <w:r>
-        <w:rPr>
-          <w:b w:val="0"/>
-          <w:sz w:val="21"/>
-        </w:rPr>
-        <w:t>. Eso</w:t>
-      </w:r>
-    </w:p>
-    <w:p>
-      <w:pPr>
-        <w:spacing w:after="120"/>
-      </w:pPr>
-      <w:r>
-        <w:rPr>
-          <w:b w:val="0"/>
-          <w:sz w:val="21"/>
-        </w:rPr>
-        <w:t xml:space="preserve">se conserva: </w:t>
-      </w:r>
-      <w:r>
-        <w:rPr>
-          <w:b/>
-          <w:sz w:val="21"/>
-        </w:rPr>
-        <w:t>el Bluetooth es un enlace corto e independiente de la radio de largo alcance</w:t>
-      </w:r>
-      <w:r>
-        <w:rPr>
-          <w:b w:val="0"/>
-          <w:sz w:val="21"/>
-        </w:rPr>
-        <w:t>, así</w:t>
-      </w:r>
-    </w:p>
-    <w:p>
-      <w:pPr>
-        <w:spacing w:after="120"/>
-      </w:pPr>
-      <w:r>
-        <w:rPr>
-          <w:b w:val="0"/>
-          <w:sz w:val="21"/>
-        </w:rPr>
-        <w:t>que la app entra igual con las radios muertas. Lo que cambia es que el operario entra **desde el</w:t>
-      </w:r>
-    </w:p>
-    <w:p>
-      <w:pPr>
-        <w:spacing w:after="120"/>
-      </w:pPr>
-      <w:r>
-        <w:rPr>
-          <w:b w:val="0"/>
-          <w:sz w:val="21"/>
-        </w:rPr>
-        <w:t>piso, con el celular**, en vez de subir al gabinete.</w:t>
+          <w:b w:val="0"/>
+          <w:color w:val="960000"/>
+          <w:sz w:val="20"/>
+        </w:rPr>
+        <w:t xml:space="preserve">🔴 04/09 — LA APP CAMBIÓ DE BARRERA: PARA ABRIR PASO NO PIDE PIN, PREGUNTA SI HA MIRADO EL TRAMO </w:t>
+      </w:r>
+      <w:r>
+        <w:rPr>
+          <w:b/>
+          <w:color w:val="960000"/>
+          <w:sz w:val="20"/>
+        </w:rPr>
+        <w:t>Es lo que más se nota en la mano del operario, y el motivo es lo único que hay que recordar:</w:t>
+      </w:r>
+      <w:r>
+        <w:rPr>
+          <w:b w:val="0"/>
+          <w:color w:val="960000"/>
+          <w:sz w:val="20"/>
+        </w:rPr>
+        <w:t xml:space="preserve"> &gt; </w:t>
+      </w:r>
+      <w:r>
+        <w:rPr>
+          <w:b/>
+          <w:color w:val="960000"/>
+          <w:sz w:val="20"/>
+        </w:rPr>
+        <w:t>El equipo no sabe si quedan vehículos en el tramo, y el operario sí. Un PIN demuestra QUIÉN &gt; ERES; no demuestra que hayas MIRADO.</w:t>
+      </w:r>
+      <w:r>
+        <w:rPr>
+          <w:b w:val="0"/>
+          <w:color w:val="960000"/>
+          <w:sz w:val="20"/>
+        </w:rPr>
+        <w:t xml:space="preserve"> | lo que se pulsa | qué pide la app hoy | |---|---| | </w:t>
+      </w:r>
+      <w:r>
+        <w:rPr>
+          <w:b/>
+          <w:color w:val="960000"/>
+          <w:sz w:val="20"/>
+        </w:rPr>
+        <w:t>DAR PASO</w:t>
+      </w:r>
+      <w:r>
+        <w:rPr>
+          <w:b w:val="0"/>
+          <w:color w:val="960000"/>
+          <w:sz w:val="20"/>
+        </w:rPr>
+        <w:t xml:space="preserve"> · </w:t>
+      </w:r>
+      <w:r>
+        <w:rPr>
+          <w:b/>
+          <w:color w:val="960000"/>
+          <w:sz w:val="20"/>
+        </w:rPr>
+        <w:t>AUTOMÁTICO</w:t>
+      </w:r>
+      <w:r>
+        <w:rPr>
+          <w:b w:val="0"/>
+          <w:color w:val="960000"/>
+          <w:sz w:val="20"/>
+        </w:rPr>
+        <w:t xml:space="preserve"> | 🟢 </w:t>
+      </w:r>
+      <w:r>
+        <w:rPr>
+          <w:b/>
+          <w:color w:val="960000"/>
+          <w:sz w:val="20"/>
+        </w:rPr>
+        <w:t>la confirmación de vía</w:t>
+      </w:r>
+      <w:r>
+        <w:rPr>
+          <w:b w:val="0"/>
+          <w:color w:val="960000"/>
+          <w:sz w:val="20"/>
+        </w:rPr>
+        <w:t xml:space="preserve"> — *«¿No quedan vehículos en el tramo?»*, con la lista de qué mirar. </w:t>
+      </w:r>
+      <w:r>
+        <w:rPr>
+          <w:b/>
+          <w:color w:val="960000"/>
+          <w:sz w:val="20"/>
+        </w:rPr>
+        <w:t>Ya no pide PIN</w:t>
+      </w:r>
+      <w:r>
+        <w:rPr>
+          <w:b w:val="0"/>
+          <w:color w:val="960000"/>
+          <w:sz w:val="20"/>
+        </w:rPr>
+        <w:t xml:space="preserve"> | | </w:t>
+      </w:r>
+      <w:r>
+        <w:rPr>
+          <w:b/>
+          <w:color w:val="960000"/>
+          <w:sz w:val="20"/>
+        </w:rPr>
+        <w:t>ROJO TOTAL</w:t>
+      </w:r>
+      <w:r>
+        <w:rPr>
+          <w:b w:val="0"/>
+          <w:color w:val="960000"/>
+          <w:sz w:val="20"/>
+        </w:rPr>
+        <w:t xml:space="preserve"> · </w:t>
+      </w:r>
+      <w:r>
+        <w:rPr>
+          <w:b/>
+          <w:color w:val="960000"/>
+          <w:sz w:val="20"/>
+        </w:rPr>
+        <w:t>ÁMBAR EMERGENCIA</w:t>
+      </w:r>
+      <w:r>
+        <w:rPr>
+          <w:b w:val="0"/>
+          <w:color w:val="960000"/>
+          <w:sz w:val="20"/>
+        </w:rPr>
+        <w:t xml:space="preserve"> · </w:t>
+      </w:r>
+      <w:r>
+        <w:rPr>
+          <w:b/>
+          <w:color w:val="960000"/>
+          <w:sz w:val="20"/>
+        </w:rPr>
+        <w:t>VOLVER AL MENÚ</w:t>
+      </w:r>
+      <w:r>
+        <w:rPr>
+          <w:b w:val="0"/>
+          <w:color w:val="960000"/>
+          <w:sz w:val="20"/>
+        </w:rPr>
+        <w:t xml:space="preserve"> | 🛑 </w:t>
+      </w:r>
+      <w:r>
+        <w:rPr>
+          <w:b/>
+          <w:color w:val="960000"/>
+          <w:sz w:val="20"/>
+        </w:rPr>
+        <w:t>nada: ni PIN ni pregunta.</w:t>
+      </w:r>
+      <w:r>
+        <w:rPr>
+          <w:b w:val="0"/>
+          <w:color w:val="960000"/>
+          <w:sz w:val="20"/>
+        </w:rPr>
+        <w:t xml:space="preserve"> Es la </w:t>
+      </w:r>
+      <w:r>
+        <w:rPr>
+          <w:b/>
+          <w:color w:val="960000"/>
+          <w:sz w:val="20"/>
+        </w:rPr>
+        <w:t>dirección segura</w:t>
+      </w:r>
+      <w:r>
+        <w:rPr>
+          <w:b w:val="0"/>
+          <w:color w:val="960000"/>
+          <w:sz w:val="20"/>
+        </w:rPr>
+        <w:t xml:space="preserve"> | | </w:t>
+      </w:r>
+      <w:r>
+        <w:rPr>
+          <w:b/>
+          <w:color w:val="960000"/>
+          <w:sz w:val="20"/>
+        </w:rPr>
+        <w:t>ÁMBAR</w:t>
+      </w:r>
+      <w:r>
+        <w:rPr>
+          <w:b w:val="0"/>
+          <w:color w:val="960000"/>
+          <w:sz w:val="20"/>
+        </w:rPr>
+        <w:t xml:space="preserve"> (modo) · </w:t>
+      </w:r>
+      <w:r>
+        <w:rPr>
+          <w:b/>
+          <w:color w:val="960000"/>
+          <w:sz w:val="20"/>
+        </w:rPr>
+        <w:t>RETIRAR ÁMBAR</w:t>
+      </w:r>
+      <w:r>
+        <w:rPr>
+          <w:b w:val="0"/>
+          <w:color w:val="960000"/>
+          <w:sz w:val="20"/>
+        </w:rPr>
+        <w:t xml:space="preserve"> · </w:t>
+      </w:r>
+      <w:r>
+        <w:rPr>
+          <w:b/>
+          <w:color w:val="960000"/>
+          <w:sz w:val="20"/>
+        </w:rPr>
+        <w:t>DEGRADADO</w:t>
+      </w:r>
+      <w:r>
+        <w:rPr>
+          <w:b w:val="0"/>
+          <w:color w:val="960000"/>
+          <w:sz w:val="20"/>
+        </w:rPr>
+        <w:t xml:space="preserve"> · </w:t>
+      </w:r>
+      <w:r>
+        <w:rPr>
+          <w:rFonts w:ascii="Consolas" w:hAnsi="Consolas"/>
+          <w:color w:val="960000"/>
+          <w:sz w:val="20"/>
+        </w:rPr>
+        <w:t>TEST_LEDS</w:t>
+      </w:r>
+      <w:r>
+        <w:rPr>
+          <w:b w:val="0"/>
+          <w:color w:val="960000"/>
+          <w:sz w:val="20"/>
+        </w:rPr>
+        <w:t xml:space="preserve"> y la pestaña Técnica | 🔵 </w:t>
+      </w:r>
+      <w:r>
+        <w:rPr>
+          <w:b/>
+          <w:color w:val="960000"/>
+          <w:sz w:val="20"/>
+        </w:rPr>
+        <w:t>el PIN, como siempre</w:t>
+      </w:r>
+      <w:r>
+        <w:rPr>
+          <w:b w:val="0"/>
+          <w:color w:val="960000"/>
+          <w:sz w:val="20"/>
+        </w:rPr>
+        <w:t xml:space="preserve"> | </w:t>
+      </w:r>
+      <w:r>
+        <w:rPr>
+          <w:b/>
+          <w:color w:val="960000"/>
+          <w:sz w:val="20"/>
+        </w:rPr>
+        <w:t>Por qué no se pregunta para PARAR, que es la mitad que se lee mal:</w:t>
+      </w:r>
+      <w:r>
+        <w:rPr>
+          <w:b w:val="0"/>
+          <w:color w:val="960000"/>
+          <w:sz w:val="20"/>
+        </w:rPr>
+        <w:t xml:space="preserve"> </w:t>
+      </w:r>
+      <w:r>
+        <w:rPr>
+          <w:b/>
+          <w:color w:val="960000"/>
+          <w:sz w:val="20"/>
+        </w:rPr>
+        <w:t>preguntar para parar enseña a decir que sí sin leer</w:t>
+      </w:r>
+      <w:r>
+        <w:rPr>
+          <w:b w:val="0"/>
+          <w:color w:val="960000"/>
+          <w:sz w:val="20"/>
+        </w:rPr>
+        <w:t xml:space="preserve">, y el día que la pregunta llegue en serio ya nadie la lee. Poner rojo o ámbar no abre paso a nadie: </w:t>
+      </w:r>
+      <w:r>
+        <w:rPr>
+          <w:b/>
+          <w:color w:val="960000"/>
+          <w:sz w:val="20"/>
+        </w:rPr>
+        <w:t>no hay riesgo que confirmar.</w:t>
+      </w:r>
+      <w:r>
+        <w:rPr>
+          <w:b w:val="0"/>
+          <w:color w:val="960000"/>
+          <w:sz w:val="20"/>
+        </w:rPr>
+        <w:t xml:space="preserve"> ⏱️ </w:t>
+      </w:r>
+      <w:r>
+        <w:rPr>
+          <w:b/>
+          <w:color w:val="960000"/>
+          <w:sz w:val="20"/>
+        </w:rPr>
+        <w:t>El «he mirado» caduca a los 30 s, y también en cuanto cambian las luces.</w:t>
+      </w:r>
+      <w:r>
+        <w:rPr>
+          <w:b w:val="0"/>
+          <w:color w:val="960000"/>
+          <w:sz w:val="20"/>
+        </w:rPr>
+        <w:t xml:space="preserve"> Confirmar y luego entretenerse no vale: </w:t>
+      </w:r>
+      <w:r>
+        <w:rPr>
+          <w:b/>
+          <w:color w:val="960000"/>
+          <w:sz w:val="20"/>
+        </w:rPr>
+        <w:t>el tramo que se miró ya no es el tramo que se va a abrir.</w:t>
+      </w:r>
+      <w:r>
+        <w:rPr>
+          <w:b w:val="0"/>
+          <w:color w:val="960000"/>
+          <w:sz w:val="20"/>
+        </w:rPr>
+        <w:t xml:space="preserve"> 🟢 </w:t>
+      </w:r>
+      <w:r>
+        <w:rPr>
+          <w:b/>
+          <w:color w:val="960000"/>
+          <w:sz w:val="20"/>
+        </w:rPr>
+        <w:t>Y el PIN, donde sigue haciendo falta, ahora CADUCA:</w:t>
+      </w:r>
+      <w:r>
+        <w:rPr>
+          <w:b w:val="0"/>
+          <w:color w:val="960000"/>
+          <w:sz w:val="20"/>
+        </w:rPr>
+        <w:t xml:space="preserve"> a los </w:t>
+      </w:r>
+      <w:r>
+        <w:rPr>
+          <w:b/>
+          <w:color w:val="960000"/>
+          <w:sz w:val="20"/>
+        </w:rPr>
+        <w:t>60 s</w:t>
+      </w:r>
+      <w:r>
+        <w:rPr>
+          <w:b w:val="0"/>
+          <w:color w:val="960000"/>
+          <w:sz w:val="20"/>
+        </w:rPr>
+        <w:t xml:space="preserve"> de guardarse el teléfono —esos 60 s de gracia son para que consultar un mensaje no cierre la sesión— y a los </w:t>
+      </w:r>
+      <w:r>
+        <w:rPr>
+          <w:b/>
+          <w:color w:val="960000"/>
+          <w:sz w:val="20"/>
+        </w:rPr>
+        <w:t>5 minutos sin mandar ninguna orden. El técnico lo va a notar</w:t>
+      </w:r>
+      <w:r>
+        <w:rPr>
+          <w:b w:val="0"/>
+          <w:color w:val="960000"/>
+          <w:sz w:val="20"/>
+        </w:rPr>
+        <w:t xml:space="preserve">, y </w:t>
+      </w:r>
+      <w:r>
+        <w:rPr>
+          <w:b/>
+          <w:color w:val="960000"/>
+          <w:sz w:val="20"/>
+        </w:rPr>
+        <w:t>no es una desconexión</w:t>
+      </w:r>
+      <w:r>
+        <w:rPr>
+          <w:b w:val="0"/>
+          <w:color w:val="960000"/>
+          <w:sz w:val="20"/>
+        </w:rPr>
+        <w:t xml:space="preserve">: el enlace Bluetooth sigue, lo que caducó es el permiso. Se vuelve a entrar con los mismos cuatro dígitos. </w:t>
+      </w:r>
+      <w:r>
+        <w:rPr>
+          <w:b/>
+          <w:color w:val="960000"/>
+          <w:sz w:val="20"/>
+        </w:rPr>
+        <w:t>El detalle completo está en `14_Manual_App_Movil_IOT_VIAL.md` §4.bis.3 y §4.bis.4.</w:t>
+      </w:r>
+      <w:r>
+        <w:rPr>
+          <w:b w:val="0"/>
+          <w:color w:val="960000"/>
+          <w:sz w:val="20"/>
+        </w:rPr>
+        <w:t xml:space="preserve"> 🛑 </w:t>
+      </w:r>
+      <w:r>
+        <w:rPr>
+          <w:b/>
+          <w:color w:val="960000"/>
+          <w:sz w:val="20"/>
+        </w:rPr>
+        <w:t>Y lo que NO está comprobado, dicho aquí y no sólo allí:</w:t>
+      </w:r>
+      <w:r>
+        <w:rPr>
+          <w:b w:val="0"/>
+          <w:color w:val="960000"/>
+          <w:sz w:val="20"/>
+        </w:rPr>
+        <w:t xml:space="preserve"> la caducidad por guardarse el teléfono cuelga de sucesos del navegador y </w:t>
+      </w:r>
+      <w:r>
+        <w:rPr>
+          <w:b/>
+          <w:color w:val="960000"/>
+          <w:sz w:val="20"/>
+        </w:rPr>
+        <w:t>nadie la ha visto disparar en la APK con la pantalla apagada</w:t>
+      </w:r>
+      <w:r>
+        <w:rPr>
+          <w:b w:val="0"/>
+          <w:color w:val="960000"/>
+          <w:sz w:val="20"/>
+        </w:rPr>
+        <w:t xml:space="preserve"> — que es el único caso para el que existe. </w:t>
+      </w:r>
+      <w:r>
+        <w:rPr>
+          <w:b/>
+          <w:color w:val="960000"/>
+          <w:sz w:val="20"/>
+        </w:rPr>
+        <w:t>Hasta que alguien lo cronometre, la barrera real sigue siendo quién tiene el teléfono.</w:t>
       </w:r>
     </w:p>
     <w:p>
@@ -5657,6 +7203,103 @@
           <w:b/>
           <w:sz w:val="21"/>
         </w:rPr>
+        <w:t>Regla de Oro (Independencia de Red) — SIGUE VIGENTE, cambia la vía.</w:t>
+      </w:r>
+      <w:r>
+        <w:rPr>
+          <w:b w:val="0"/>
+          <w:sz w:val="21"/>
+        </w:rPr>
+        <w:t xml:space="preserve"> El operario DEBE poder</w:t>
+      </w:r>
+    </w:p>
+    <w:p>
+      <w:pPr>
+        <w:spacing w:after="120"/>
+      </w:pPr>
+      <w:r>
+        <w:rPr>
+          <w:b w:val="0"/>
+          <w:sz w:val="21"/>
+        </w:rPr>
+        <w:t xml:space="preserve">operar el equipo </w:t>
+      </w:r>
+      <w:r>
+        <w:rPr>
+          <w:b/>
+          <w:sz w:val="21"/>
+        </w:rPr>
+        <w:t>incluso si las radios están apagadas o no hay comunicación con el Esclavo</w:t>
+      </w:r>
+      <w:r>
+        <w:rPr>
+          <w:b w:val="0"/>
+          <w:sz w:val="21"/>
+        </w:rPr>
+        <w:t>. Eso</w:t>
+      </w:r>
+    </w:p>
+    <w:p>
+      <w:pPr>
+        <w:spacing w:after="120"/>
+      </w:pPr>
+      <w:r>
+        <w:rPr>
+          <w:b w:val="0"/>
+          <w:sz w:val="21"/>
+        </w:rPr>
+        <w:t xml:space="preserve">se conserva: </w:t>
+      </w:r>
+      <w:r>
+        <w:rPr>
+          <w:b/>
+          <w:sz w:val="21"/>
+        </w:rPr>
+        <w:t>el Bluetooth es un enlace corto e independiente de la radio de largo alcance</w:t>
+      </w:r>
+      <w:r>
+        <w:rPr>
+          <w:b w:val="0"/>
+          <w:sz w:val="21"/>
+        </w:rPr>
+        <w:t>, así</w:t>
+      </w:r>
+    </w:p>
+    <w:p>
+      <w:pPr>
+        <w:spacing w:after="120"/>
+      </w:pPr>
+      <w:r>
+        <w:rPr>
+          <w:b w:val="0"/>
+          <w:sz w:val="21"/>
+        </w:rPr>
+        <w:t>que la app entra igual con las radios muertas. Lo que cambia es que el operario entra **desde el</w:t>
+      </w:r>
+    </w:p>
+    <w:p>
+      <w:pPr>
+        <w:spacing w:after="120"/>
+      </w:pPr>
+      <w:r>
+        <w:rPr>
+          <w:b w:val="0"/>
+          <w:sz w:val="21"/>
+        </w:rPr>
+        <w:t>piso, con el celular**, en vez de subir al gabinete.</w:t>
+      </w:r>
+    </w:p>
+    <w:p>
+      <w:pPr>
+        <w:pStyle w:val="ListBullet"/>
+        <w:spacing w:after="60"/>
+        <w:ind w:left="360"/>
+      </w:pPr>
+      <w:r>
+        <w:rPr>
+          <w:b/>
+          <w:sz w:val="21"/>
+        </w:rPr>
         <w:t>Comportamiento durante la configuración:</w:t>
       </w:r>
       <w:r>
@@ -6020,6 +7663,1070 @@
           <w:sz w:val="21"/>
         </w:rPr>
         <w:t>), el sistema aplica el Despeje All-Red en ambos extremos antes de abrir ningún carril.</w:t>
+      </w:r>
+    </w:p>
+    <w:p>
+      <w:pPr>
+        <w:spacing w:after="160"/>
+        <w:ind w:left="360"/>
+        <w:shd w:val="clear" w:fill="FFF4E5"/>
+      </w:pPr>
+      <w:r>
+        <w:rPr>
+          <w:b w:val="0"/>
+          <w:color w:val="960000"/>
+          <w:sz w:val="20"/>
+        </w:rPr>
+        <w:t xml:space="preserve">🟢 </w:t>
+      </w:r>
+      <w:r>
+        <w:rPr>
+          <w:b/>
+          <w:color w:val="960000"/>
+          <w:sz w:val="20"/>
+        </w:rPr>
+        <w:t>Y desde el 04/09 el Modo Automático ARRANCA CORRIENDO, sin cuestionario (`N-42`).</w:t>
+      </w:r>
+      <w:r>
+        <w:rPr>
+          <w:b w:val="0"/>
+          <w:color w:val="960000"/>
+          <w:sz w:val="20"/>
+        </w:rPr>
+        <w:t xml:space="preserve"> El asistente de tres preguntas —</w:t>
+      </w:r>
+      <w:r>
+        <w:rPr>
+          <w:rFonts w:ascii="Consolas" w:hAnsi="Consolas"/>
+          <w:color w:val="960000"/>
+          <w:sz w:val="20"/>
+        </w:rPr>
+        <w:t>CONFIG_ROJO</w:t>
+      </w:r>
+      <w:r>
+        <w:rPr>
+          <w:b w:val="0"/>
+          <w:color w:val="960000"/>
+          <w:sz w:val="20"/>
+        </w:rPr>
+        <w:t xml:space="preserve"> → </w:t>
+      </w:r>
+      <w:r>
+        <w:rPr>
+          <w:rFonts w:ascii="Consolas" w:hAnsi="Consolas"/>
+          <w:color w:val="960000"/>
+          <w:sz w:val="20"/>
+        </w:rPr>
+        <w:t>CONFIG_VERDE</w:t>
+      </w:r>
+      <w:r>
+        <w:rPr>
+          <w:b w:val="0"/>
+          <w:color w:val="960000"/>
+          <w:sz w:val="20"/>
+        </w:rPr>
+        <w:t xml:space="preserve"> → </w:t>
+      </w:r>
+      <w:r>
+        <w:rPr>
+          <w:rFonts w:ascii="Consolas" w:hAnsi="Consolas"/>
+          <w:color w:val="960000"/>
+          <w:sz w:val="20"/>
+        </w:rPr>
+        <w:t>CONFIG_ESTATICO</w:t>
+      </w:r>
+      <w:r>
+        <w:rPr>
+          <w:b w:val="0"/>
+          <w:color w:val="960000"/>
+          <w:sz w:val="20"/>
+        </w:rPr>
+        <w:t xml:space="preserve">— </w:t>
+      </w:r>
+      <w:r>
+        <w:rPr>
+          <w:b/>
+          <w:color w:val="960000"/>
+          <w:sz w:val="20"/>
+        </w:rPr>
+        <w:t>se ha retirado entero</w:t>
+      </w:r>
+      <w:r>
+        <w:rPr>
+          <w:b w:val="0"/>
+          <w:color w:val="960000"/>
+          <w:sz w:val="20"/>
+        </w:rPr>
+        <w:t xml:space="preserve">: era de la época de la pantalla LCD, su única salida era </w:t>
+      </w:r>
+      <w:r>
+        <w:rPr>
+          <w:rFonts w:ascii="Consolas" w:hAnsi="Consolas"/>
+          <w:color w:val="960000"/>
+          <w:sz w:val="20"/>
+        </w:rPr>
+        <w:t>botonAceptar()</w:t>
+      </w:r>
+      <w:r>
+        <w:rPr>
+          <w:b w:val="0"/>
+          <w:color w:val="960000"/>
+          <w:sz w:val="20"/>
+        </w:rPr>
+        <w:t xml:space="preserve">, y esa función devuelve </w:t>
+      </w:r>
+      <w:r>
+        <w:rPr>
+          <w:rFonts w:ascii="Consolas" w:hAnsi="Consolas"/>
+          <w:color w:val="960000"/>
+          <w:sz w:val="20"/>
+        </w:rPr>
+        <w:t>false</w:t>
+      </w:r>
+      <w:r>
+        <w:rPr>
+          <w:b w:val="0"/>
+          <w:color w:val="960000"/>
+          <w:sz w:val="20"/>
+        </w:rPr>
+        <w:t xml:space="preserve"> siempre desde el 31/08. </w:t>
+      </w:r>
+      <w:r>
+        <w:rPr>
+          <w:b/>
+          <w:color w:val="960000"/>
+          <w:sz w:val="20"/>
+        </w:rPr>
+        <w:t>El equipo entraba en el cuestionario y no salía nunca.</w:t>
+      </w:r>
+      <w:r>
+        <w:rPr>
+          <w:b w:val="0"/>
+          <w:color w:val="960000"/>
+          <w:sz w:val="20"/>
+        </w:rPr>
+        <w:t xml:space="preserve"> Hoy hay </w:t>
+      </w:r>
+      <w:r>
+        <w:rPr>
+          <w:b/>
+          <w:color w:val="960000"/>
+          <w:sz w:val="20"/>
+        </w:rPr>
+        <w:t>una sola puerta</w:t>
+      </w:r>
+      <w:r>
+        <w:rPr>
+          <w:b w:val="0"/>
+          <w:color w:val="960000"/>
+          <w:sz w:val="20"/>
+        </w:rPr>
+        <w:t xml:space="preserve"> y el modo empieza a ciclar con los tiempos que tenga guardados. Ver §1.</w:t>
+      </w:r>
+    </w:p>
+    <w:p>
+      <w:pPr>
+        <w:spacing w:before="200" w:after="120"/>
+      </w:pPr>
+      <w:r>
+        <w:rPr>
+          <w:b/>
+          <w:color w:val="003366"/>
+          <w:sz w:val="23"/>
+        </w:rPr>
+        <w:t>🛑 PUESTA EN MARCHA — LA PRIMERA VUELTA DE ENERGÍA CON ESTE FIRMWARE BORRA LOS TIEMPOS GUARDADOS</w:t>
+      </w:r>
+    </w:p>
+    <w:p>
+      <w:pPr>
+        <w:spacing w:after="160"/>
+        <w:ind w:left="360"/>
+        <w:shd w:val="clear" w:fill="FFF4E5"/>
+      </w:pPr>
+      <w:r>
+        <w:rPr>
+          <w:b/>
+          <w:color w:val="960000"/>
+          <w:sz w:val="20"/>
+        </w:rPr>
+        <w:t>Va aquí, en voz alta y antes de que nadie lo vea pasar, porque si no se dice alguien va a reportar como avería un comportamiento que está diseñado así.</w:t>
+      </w:r>
+    </w:p>
+    <w:p>
+      <w:pPr>
+        <w:spacing w:after="120"/>
+      </w:pPr>
+      <w:r>
+        <w:rPr>
+          <w:b/>
+          <w:sz w:val="21"/>
+        </w:rPr>
+        <w:t>Qué ocurre:</w:t>
+      </w:r>
+      <w:r>
+        <w:rPr>
+          <w:b w:val="0"/>
+          <w:sz w:val="21"/>
+        </w:rPr>
+        <w:t xml:space="preserve"> </w:t>
+      </w:r>
+      <w:r>
+        <w:rPr>
+          <w:rFonts w:ascii="Consolas" w:hAnsi="Consolas"/>
+          <w:sz w:val="21"/>
+        </w:rPr>
+        <w:t>N-133</w:t>
+      </w:r>
+      <w:r>
+        <w:rPr>
+          <w:b w:val="0"/>
+          <w:sz w:val="21"/>
+        </w:rPr>
+        <w:t xml:space="preserve"> mete los tiempos del ciclo automático dentro del respaldo con pila, y para</w:t>
+      </w:r>
+    </w:p>
+    <w:p>
+      <w:pPr>
+        <w:spacing w:after="120"/>
+      </w:pPr>
+      <w:r>
+        <w:rPr>
+          <w:b w:val="0"/>
+          <w:sz w:val="21"/>
+        </w:rPr>
+        <w:t xml:space="preserve">eso </w:t>
+      </w:r>
+      <w:r>
+        <w:rPr>
+          <w:b/>
+          <w:sz w:val="21"/>
+        </w:rPr>
+        <w:t>cambia el FORMATO de ese respaldo</w:t>
+      </w:r>
+      <w:r>
+        <w:rPr>
+          <w:b w:val="0"/>
+          <w:sz w:val="21"/>
+        </w:rPr>
+        <w:t xml:space="preserve">. La firma que lo identifica sube de </w:t>
+      </w:r>
+      <w:r>
+        <w:rPr>
+          <w:rFonts w:ascii="Consolas" w:hAnsi="Consolas"/>
+          <w:sz w:val="21"/>
+        </w:rPr>
+        <w:t>0x5EB1</w:t>
+      </w:r>
+      <w:r>
+        <w:rPr>
+          <w:b w:val="0"/>
+          <w:sz w:val="21"/>
+        </w:rPr>
+        <w:t xml:space="preserve"> a </w:t>
+      </w:r>
+      <w:r>
+        <w:rPr>
+          <w:b/>
+          <w:sz w:val="21"/>
+        </w:rPr>
+        <w:t>`0x5EB2`</w:t>
+      </w:r>
+    </w:p>
+    <w:p>
+      <w:pPr>
+        <w:spacing w:after="120"/>
+      </w:pPr>
+      <w:r>
+        <w:rPr>
+          <w:b w:val="0"/>
+          <w:sz w:val="21"/>
+        </w:rPr>
+        <w:t>(</w:t>
+      </w:r>
+      <w:r>
+        <w:rPr>
+          <w:rFonts w:ascii="Consolas" w:hAnsi="Consolas"/>
+          <w:sz w:val="21"/>
+        </w:rPr>
+        <w:t>Maestro/src/respaldo.cpp:76</w:t>
+      </w:r>
+      <w:r>
+        <w:rPr>
+          <w:b w:val="0"/>
+          <w:sz w:val="21"/>
+        </w:rPr>
+        <w:t>, idéntico en el Esclavo). **Un equipo que arranca con este firmware</w:t>
+      </w:r>
+    </w:p>
+    <w:p>
+      <w:pPr>
+        <w:spacing w:after="120"/>
+      </w:pPr>
+      <w:r>
+        <w:rPr>
+          <w:b w:val="0"/>
+          <w:sz w:val="21"/>
+        </w:rPr>
+        <w:t>encuentra la firma vieja, no la reconoce y BORRA el respaldo entero.**</w:t>
+      </w:r>
+    </w:p>
+    <w:p>
+      <w:pPr>
+        <w:spacing w:after="120"/>
+      </w:pPr>
+      <w:r>
+        <w:rPr>
+          <w:b/>
+          <w:sz w:val="21"/>
+        </w:rPr>
+        <w:t>Qué se pierde en esa primera arrancada, y es más que los tiempos:</w:t>
+      </w:r>
+    </w:p>
+    <w:tbl>
+      <w:tblPr>
+        <w:tblStyle w:val="TableGrid"/>
+        <w:tblW w:type="auto" w:w="0"/>
+        <w:tblLook w:firstColumn="1" w:firstRow="1" w:lastColumn="0" w:lastRow="0" w:noHBand="0" w:noVBand="1" w:val="04A0"/>
+      </w:tblPr>
+      <w:tblGrid>
+        <w:gridCol w:w="4680"/>
+        <w:gridCol w:w="4680"/>
+      </w:tblGrid>
+      <w:tr>
+        <w:tc>
+          <w:tcPr>
+            <w:tcW w:type="dxa" w:w="4680"/>
+            <w:shd w:val="clear" w:fill="DCE6F1"/>
+          </w:tcPr>
+          <w:p>
+            <w:r/>
+          </w:p>
+        </w:tc>
+        <w:tc>
+          <w:tcPr>
+            <w:tcW w:type="dxa" w:w="4680"/>
+            <w:shd w:val="clear" w:fill="DCE6F1"/>
+          </w:tcPr>
+          <w:p>
+            <w:r/>
+          </w:p>
+        </w:tc>
+      </w:tr>
+      <w:tr>
+        <w:tc>
+          <w:tcPr>
+            <w:tcW w:type="dxa" w:w="4680"/>
+          </w:tcPr>
+          <w:p>
+            <w:r/>
+            <w:r>
+              <w:rPr>
+                <w:b w:val="0"/>
+                <w:sz w:val="19"/>
+              </w:rPr>
+              <w:t>los tiempos del ciclo</w:t>
+            </w:r>
+          </w:p>
+        </w:tc>
+        <w:tc>
+          <w:tcPr>
+            <w:tcW w:type="dxa" w:w="4680"/>
+          </w:tcPr>
+          <w:p>
+            <w:r/>
+            <w:r>
+              <w:rPr>
+                <w:b w:val="0"/>
+                <w:sz w:val="19"/>
+              </w:rPr>
+              <w:t xml:space="preserve">vuelven a los </w:t>
+            </w:r>
+            <w:r>
+              <w:rPr>
+                <w:b/>
+                <w:sz w:val="19"/>
+              </w:rPr>
+              <w:t>mínimos: 3 min de verde, 3 min de rojo, 10 s de despeje</w:t>
+            </w:r>
+          </w:p>
+        </w:tc>
+      </w:tr>
+      <w:tr>
+        <w:tc>
+          <w:tcPr>
+            <w:tcW w:type="dxa" w:w="4680"/>
+          </w:tcPr>
+          <w:p>
+            <w:r/>
+            <w:r>
+              <w:rPr>
+                <w:b w:val="0"/>
+                <w:sz w:val="19"/>
+              </w:rPr>
+              <w:t>la hora y la autorización de sincronización</w:t>
+            </w:r>
+          </w:p>
+        </w:tc>
+        <w:tc>
+          <w:tcPr>
+            <w:tcW w:type="dxa" w:w="4680"/>
+          </w:tcPr>
+          <w:p>
+            <w:r/>
+            <w:r>
+              <w:rPr>
+                <w:b w:val="0"/>
+                <w:sz w:val="19"/>
+              </w:rPr>
+              <w:t xml:space="preserve">se pierden — </w:t>
+            </w:r>
+            <w:r>
+              <w:rPr>
+                <w:b/>
+                <w:sz w:val="19"/>
+              </w:rPr>
+              <w:t>hay que volver a poner el reloj</w:t>
+            </w:r>
+          </w:p>
+        </w:tc>
+      </w:tr>
+      <w:tr>
+        <w:tc>
+          <w:tcPr>
+            <w:tcW w:type="dxa" w:w="4680"/>
+          </w:tcPr>
+          <w:p>
+            <w:r/>
+            <w:r>
+              <w:rPr>
+                <w:b w:val="0"/>
+                <w:sz w:val="19"/>
+              </w:rPr>
+              <w:t>el ciclo guardado del Modo Degradado</w:t>
+            </w:r>
+          </w:p>
+        </w:tc>
+        <w:tc>
+          <w:tcPr>
+            <w:tcW w:type="dxa" w:w="4680"/>
+          </w:tcPr>
+          <w:p>
+            <w:r/>
+            <w:r>
+              <w:rPr>
+                <w:b w:val="0"/>
+                <w:sz w:val="19"/>
+              </w:rPr>
+              <w:t>se pierde</w:t>
+            </w:r>
+          </w:p>
+        </w:tc>
+      </w:tr>
+    </w:tbl>
+    <w:p>
+      <w:pPr>
+        <w:spacing w:after="120"/>
+      </w:pPr>
+    </w:p>
+    <w:p>
+      <w:pPr>
+        <w:spacing w:after="120"/>
+      </w:pPr>
+      <w:r>
+        <w:rPr>
+          <w:b/>
+          <w:sz w:val="21"/>
+        </w:rPr>
+        <w:t>Es CORRECTO y es la dirección segura.</w:t>
+      </w:r>
+      <w:r>
+        <w:rPr>
+          <w:b w:val="0"/>
+          <w:sz w:val="21"/>
+        </w:rPr>
+        <w:t xml:space="preserve"> El propio fuente lo razona (</w:t>
+      </w:r>
+      <w:r>
+        <w:rPr>
+          <w:rFonts w:ascii="Consolas" w:hAnsi="Consolas"/>
+          <w:sz w:val="21"/>
+        </w:rPr>
+        <w:t>respaldo.cpp:71-81</w:t>
+      </w:r>
+      <w:r>
+        <w:rPr>
+          <w:b w:val="0"/>
+          <w:sz w:val="21"/>
+        </w:rPr>
+        <w:t>): dar por</w:t>
+      </w:r>
+    </w:p>
+    <w:p>
+      <w:pPr>
+        <w:spacing w:after="120"/>
+      </w:pPr>
+      <w:r>
+        <w:rPr>
+          <w:b w:val="0"/>
+          <w:sz w:val="21"/>
+        </w:rPr>
+        <w:t>buena una firma vieja significaría leer con esta aritmética unos bytes escritos con otra, y</w:t>
+      </w:r>
+    </w:p>
+    <w:p>
+      <w:pPr>
+        <w:spacing w:after="120"/>
+      </w:pPr>
+      <w:r>
+        <w:rPr>
+          <w:b w:val="0"/>
+          <w:sz w:val="21"/>
+        </w:rPr>
+        <w:t xml:space="preserve">*«arrancar limpio»* es lo que evita un ciclo que nadie configuró. </w:t>
+      </w:r>
+      <w:r>
+        <w:rPr>
+          <w:b/>
+          <w:sz w:val="21"/>
+        </w:rPr>
+        <w:t>Pasa UNA sola vez</w:t>
+      </w:r>
+      <w:r>
+        <w:rPr>
+          <w:b w:val="0"/>
+          <w:sz w:val="21"/>
+        </w:rPr>
+        <w:t>, en el primer</w:t>
+      </w:r>
+    </w:p>
+    <w:p>
+      <w:pPr>
+        <w:spacing w:after="120"/>
+      </w:pPr>
+      <w:r>
+        <w:rPr>
+          <w:b w:val="0"/>
+          <w:sz w:val="21"/>
+        </w:rPr>
+        <w:t>arranque tras cargar; a partir de ahí los tiempos sobreviven a los cortes.</w:t>
+      </w:r>
+    </w:p>
+    <w:p>
+      <w:pPr>
+        <w:spacing w:after="160"/>
+        <w:ind w:left="360"/>
+        <w:shd w:val="clear" w:fill="FFF4E5"/>
+      </w:pPr>
+      <w:r>
+        <w:rPr>
+          <w:b w:val="0"/>
+          <w:color w:val="960000"/>
+          <w:sz w:val="20"/>
+        </w:rPr>
+        <w:t xml:space="preserve">✅ </w:t>
+      </w:r>
+      <w:r>
+        <w:rPr>
+          <w:b/>
+          <w:color w:val="960000"/>
+          <w:sz w:val="20"/>
+        </w:rPr>
+        <w:t>Lo que hay que hacer en la puesta en marcha, en este orden:</w:t>
+      </w:r>
+      <w:r>
+        <w:rPr>
+          <w:b w:val="0"/>
+          <w:color w:val="960000"/>
+          <w:sz w:val="20"/>
+        </w:rPr>
+        <w:t xml:space="preserve"> 1. Cargar el firmware y </w:t>
+      </w:r>
+      <w:r>
+        <w:rPr>
+          <w:b/>
+          <w:color w:val="960000"/>
+          <w:sz w:val="20"/>
+        </w:rPr>
+        <w:t>darle la primera vuelta de energía</w:t>
+      </w:r>
+      <w:r>
+        <w:rPr>
+          <w:b w:val="0"/>
+          <w:color w:val="960000"/>
+          <w:sz w:val="20"/>
+        </w:rPr>
+        <w:t xml:space="preserve">. 2. </w:t>
+      </w:r>
+      <w:r>
+        <w:rPr>
+          <w:b/>
+          <w:color w:val="960000"/>
+          <w:sz w:val="20"/>
+        </w:rPr>
+        <w:t>Poner la hora</w:t>
+      </w:r>
+      <w:r>
+        <w:rPr>
+          <w:b w:val="0"/>
+          <w:color w:val="960000"/>
+          <w:sz w:val="20"/>
+        </w:rPr>
+        <w:t xml:space="preserve"> (</w:t>
+      </w:r>
+      <w:r>
+        <w:rPr>
+          <w:rFonts w:ascii="Consolas" w:hAnsi="Consolas"/>
+          <w:color w:val="960000"/>
+          <w:sz w:val="20"/>
+        </w:rPr>
+        <w:t>SET_RTC</w:t>
+      </w:r>
+      <w:r>
+        <w:rPr>
+          <w:b w:val="0"/>
+          <w:color w:val="960000"/>
+          <w:sz w:val="20"/>
+        </w:rPr>
+        <w:t xml:space="preserve"> desde la app) — se perdió, y sin ella no se puede entrar en Degradado. 3. </w:t>
+      </w:r>
+      <w:r>
+        <w:rPr>
+          <w:b/>
+          <w:color w:val="960000"/>
+          <w:sz w:val="20"/>
+        </w:rPr>
+        <w:t>Poner los tiempos del ciclo</w:t>
+      </w:r>
+      <w:r>
+        <w:rPr>
+          <w:b w:val="0"/>
+          <w:color w:val="960000"/>
+          <w:sz w:val="20"/>
+        </w:rPr>
+        <w:t xml:space="preserve"> (</w:t>
+      </w:r>
+      <w:r>
+        <w:rPr>
+          <w:rFonts w:ascii="Consolas" w:hAnsi="Consolas"/>
+          <w:color w:val="960000"/>
+          <w:sz w:val="20"/>
+        </w:rPr>
+        <w:t>SET_TIEMPOS</w:t>
+      </w:r>
+      <w:r>
+        <w:rPr>
+          <w:b w:val="0"/>
+          <w:color w:val="960000"/>
+          <w:sz w:val="20"/>
+        </w:rPr>
+        <w:t xml:space="preserve">) </w:t>
+      </w:r>
+      <w:r>
+        <w:rPr>
+          <w:b/>
+          <w:color w:val="960000"/>
+          <w:sz w:val="20"/>
+        </w:rPr>
+        <w:t>con el Modo Automático PARADO</w:t>
+      </w:r>
+      <w:r>
+        <w:rPr>
+          <w:b w:val="0"/>
+          <w:color w:val="960000"/>
+          <w:sz w:val="20"/>
+        </w:rPr>
+        <w:t xml:space="preserve"> — ver el aviso de §1: en marcha el equipo los rechaza. 4. 🔴 </w:t>
+      </w:r>
+      <w:r>
+        <w:rPr>
+          <w:b/>
+          <w:color w:val="960000"/>
+          <w:sz w:val="20"/>
+        </w:rPr>
+        <w:t>LEER LO QUE QUEDÓ, no darlo por hecho.</w:t>
+      </w:r>
+      <w:r>
+        <w:rPr>
+          <w:b w:val="0"/>
+          <w:color w:val="960000"/>
+          <w:sz w:val="20"/>
+        </w:rPr>
+        <w:t xml:space="preserve"> Entre en Automático y compruebe en la app que los tiempos son los que puso.</w:t>
+      </w:r>
+    </w:p>
+    <w:p>
+      <w:pPr>
+        <w:spacing w:after="160"/>
+        <w:ind w:left="360"/>
+        <w:shd w:val="clear" w:fill="FFF4E5"/>
+      </w:pPr>
+      <w:r>
+        <w:rPr>
+          <w:b w:val="0"/>
+          <w:color w:val="960000"/>
+          <w:sz w:val="20"/>
+        </w:rPr>
+        <w:t xml:space="preserve">🔴 </w:t>
+      </w:r>
+      <w:r>
+        <w:rPr>
+          <w:b/>
+          <w:color w:val="960000"/>
+          <w:sz w:val="20"/>
+        </w:rPr>
+        <w:t>Y el porqué del paso 4, que es un HALLAZGO de esta revisión y no una precaución genérica.</w:t>
+      </w:r>
+      <w:r>
+        <w:rPr>
+          <w:b w:val="0"/>
+          <w:color w:val="960000"/>
+          <w:sz w:val="20"/>
+        </w:rPr>
+        <w:t xml:space="preserve"> </w:t>
+      </w:r>
+      <w:r>
+        <w:rPr>
+          <w:rFonts w:ascii="Consolas" w:hAnsi="Consolas"/>
+          <w:color w:val="960000"/>
+          <w:sz w:val="20"/>
+        </w:rPr>
+        <w:t>respaldo_borrar()</w:t>
+      </w:r>
+      <w:r>
+        <w:rPr>
+          <w:b w:val="0"/>
+          <w:color w:val="960000"/>
+          <w:sz w:val="20"/>
+        </w:rPr>
+        <w:t xml:space="preserve"> (</w:t>
+      </w:r>
+      <w:r>
+        <w:rPr>
+          <w:rFonts w:ascii="Consolas" w:hAnsi="Consolas"/>
+          <w:color w:val="960000"/>
+          <w:sz w:val="20"/>
+        </w:rPr>
+        <w:t>respaldo.cpp:193-201</w:t>
+      </w:r>
+      <w:r>
+        <w:rPr>
+          <w:b w:val="0"/>
+          <w:color w:val="960000"/>
+          <w:sz w:val="20"/>
+        </w:rPr>
+        <w:t>) pone a cero cinco registros —</w:t>
+      </w:r>
+      <w:r>
+        <w:rPr>
+          <w:rFonts w:ascii="Consolas" w:hAnsi="Consolas"/>
+          <w:color w:val="960000"/>
+          <w:sz w:val="20"/>
+        </w:rPr>
+        <w:t>DR2</w:t>
+      </w:r>
+      <w:r>
+        <w:rPr>
+          <w:b w:val="0"/>
+          <w:color w:val="960000"/>
+          <w:sz w:val="20"/>
+        </w:rPr>
+        <w:t xml:space="preserve"> a </w:t>
+      </w:r>
+      <w:r>
+        <w:rPr>
+          <w:rFonts w:ascii="Consolas" w:hAnsi="Consolas"/>
+          <w:color w:val="960000"/>
+          <w:sz w:val="20"/>
+        </w:rPr>
+        <w:t>DR6</w:t>
+      </w:r>
+      <w:r>
+        <w:rPr>
+          <w:b w:val="0"/>
+          <w:color w:val="960000"/>
+          <w:sz w:val="20"/>
+        </w:rPr>
+        <w:t xml:space="preserve">— </w:t>
+      </w:r>
+      <w:r>
+        <w:rPr>
+          <w:b/>
+          <w:color w:val="960000"/>
+          <w:sz w:val="20"/>
+        </w:rPr>
+        <w:t>y NO toca los dos que `N-133` acaba de estrenar</w:t>
+      </w:r>
+      <w:r>
+        <w:rPr>
+          <w:b w:val="0"/>
+          <w:color w:val="960000"/>
+          <w:sz w:val="20"/>
+        </w:rPr>
+        <w:t xml:space="preserve">, </w:t>
+      </w:r>
+      <w:r>
+        <w:rPr>
+          <w:rFonts w:ascii="Consolas" w:hAnsi="Consolas"/>
+          <w:color w:val="960000"/>
+          <w:sz w:val="20"/>
+        </w:rPr>
+        <w:t>DR9</w:t>
+      </w:r>
+      <w:r>
+        <w:rPr>
+          <w:b w:val="0"/>
+          <w:color w:val="960000"/>
+          <w:sz w:val="20"/>
+        </w:rPr>
+        <w:t xml:space="preserve"> y </w:t>
+      </w:r>
+      <w:r>
+        <w:rPr>
+          <w:rFonts w:ascii="Consolas" w:hAnsi="Consolas"/>
+          <w:color w:val="960000"/>
+          <w:sz w:val="20"/>
+        </w:rPr>
+        <w:t>DR10</w:t>
+      </w:r>
+      <w:r>
+        <w:rPr>
+          <w:b w:val="0"/>
+          <w:color w:val="960000"/>
+          <w:sz w:val="20"/>
+        </w:rPr>
+        <w:t xml:space="preserve">, que son justamente donde viven los tiempos del ciclo. Acto seguido </w:t>
+      </w:r>
+      <w:r>
+        <w:rPr>
+          <w:rFonts w:ascii="Consolas" w:hAnsi="Consolas"/>
+          <w:color w:val="960000"/>
+          <w:sz w:val="20"/>
+        </w:rPr>
+        <w:t>sellar()</w:t>
+      </w:r>
+      <w:r>
+        <w:rPr>
+          <w:b w:val="0"/>
+          <w:color w:val="960000"/>
+          <w:sz w:val="20"/>
+        </w:rPr>
+        <w:t xml:space="preserve"> calcula el checksum </w:t>
+      </w:r>
+      <w:r>
+        <w:rPr>
+          <w:b/>
+          <w:color w:val="960000"/>
+          <w:sz w:val="20"/>
+        </w:rPr>
+        <w:t>incluyéndolos</w:t>
+      </w:r>
+      <w:r>
+        <w:rPr>
+          <w:b w:val="0"/>
+          <w:color w:val="960000"/>
+          <w:sz w:val="20"/>
+        </w:rPr>
+        <w:t xml:space="preserve"> (</w:t>
+      </w:r>
+      <w:r>
+        <w:rPr>
+          <w:rFonts w:ascii="Consolas" w:hAnsi="Consolas"/>
+          <w:color w:val="960000"/>
+          <w:sz w:val="20"/>
+        </w:rPr>
+        <w:t>:157-158</w:t>
+      </w:r>
+      <w:r>
+        <w:rPr>
+          <w:b w:val="0"/>
+          <w:color w:val="960000"/>
+          <w:sz w:val="20"/>
+        </w:rPr>
+        <w:t xml:space="preserve">), o sea que </w:t>
+      </w:r>
+      <w:r>
+        <w:rPr>
+          <w:b/>
+          <w:color w:val="960000"/>
+          <w:sz w:val="20"/>
+        </w:rPr>
+        <w:t>los sella como contenido válido sin haberlos limpiado</w:t>
+      </w:r>
+      <w:r>
+        <w:rPr>
+          <w:b w:val="0"/>
+          <w:color w:val="960000"/>
+          <w:sz w:val="20"/>
+        </w:rPr>
+        <w:t xml:space="preserve">. </w:t>
+      </w:r>
+      <w:r>
+        <w:rPr>
+          <w:b/>
+          <w:color w:val="960000"/>
+          <w:sz w:val="20"/>
+        </w:rPr>
+        <w:t>En un equipo nuevo o con la pila agotada esos registros valen cero y no pasa nada</w:t>
+      </w:r>
+      <w:r>
+        <w:rPr>
+          <w:b w:val="0"/>
+          <w:color w:val="960000"/>
+          <w:sz w:val="20"/>
+        </w:rPr>
+        <w:t xml:space="preserve"> —el lector se niega a devolver un cero (</w:t>
+      </w:r>
+      <w:r>
+        <w:rPr>
+          <w:rFonts w:ascii="Consolas" w:hAnsi="Consolas"/>
+          <w:color w:val="960000"/>
+          <w:sz w:val="20"/>
+        </w:rPr>
+        <w:t>:249</w:t>
+      </w:r>
+      <w:r>
+        <w:rPr>
+          <w:b w:val="0"/>
+          <w:color w:val="960000"/>
+          <w:sz w:val="20"/>
+        </w:rPr>
+        <w:t>) y el equipo cae a los mínimos, que es lo que promete el propio header (</w:t>
+      </w:r>
+      <w:r>
+        <w:rPr>
+          <w:rFonts w:ascii="Consolas" w:hAnsi="Consolas"/>
+          <w:color w:val="960000"/>
+          <w:sz w:val="20"/>
+        </w:rPr>
+        <w:t>respaldo.h:58-61</w:t>
+      </w:r>
+      <w:r>
+        <w:rPr>
+          <w:b w:val="0"/>
+          <w:color w:val="960000"/>
+          <w:sz w:val="20"/>
+        </w:rPr>
+        <w:t xml:space="preserve">)—. </w:t>
+      </w:r>
+      <w:r>
+        <w:rPr>
+          <w:b/>
+          <w:color w:val="960000"/>
+          <w:sz w:val="20"/>
+        </w:rPr>
+        <w:t>El caso que no está cubierto es justo el de esta actualización:</w:t>
+      </w:r>
+      <w:r>
+        <w:rPr>
+          <w:b w:val="0"/>
+          <w:color w:val="960000"/>
+          <w:sz w:val="20"/>
+        </w:rPr>
+        <w:t xml:space="preserve"> una tarjeta con pila buena, cuyo respaldo viejo se declara inválido por la firma, puede llevar en </w:t>
+      </w:r>
+      <w:r>
+        <w:rPr>
+          <w:rFonts w:ascii="Consolas" w:hAnsi="Consolas"/>
+          <w:color w:val="960000"/>
+          <w:sz w:val="20"/>
+        </w:rPr>
+        <w:t>DR9</w:t>
+      </w:r>
+      <w:r>
+        <w:rPr>
+          <w:b w:val="0"/>
+          <w:color w:val="960000"/>
+          <w:sz w:val="20"/>
+        </w:rPr>
+        <w:t>/</w:t>
+      </w:r>
+      <w:r>
+        <w:rPr>
+          <w:rFonts w:ascii="Consolas" w:hAnsi="Consolas"/>
+          <w:color w:val="960000"/>
+          <w:sz w:val="20"/>
+        </w:rPr>
+        <w:t>DR10</w:t>
+      </w:r>
+      <w:r>
+        <w:rPr>
+          <w:b w:val="0"/>
+          <w:color w:val="960000"/>
+          <w:sz w:val="20"/>
+        </w:rPr>
+        <w:t xml:space="preserve"> lo que dejara el arranque anterior. Si esos bytes cayeran dentro de </w:t>
+      </w:r>
+      <w:r>
+        <w:rPr>
+          <w:rFonts w:ascii="Consolas" w:hAnsi="Consolas"/>
+          <w:color w:val="960000"/>
+          <w:sz w:val="20"/>
+        </w:rPr>
+        <w:t>3–15 / 3–15 / 10–90</w:t>
+      </w:r>
+      <w:r>
+        <w:rPr>
+          <w:b w:val="0"/>
+          <w:color w:val="960000"/>
+          <w:sz w:val="20"/>
+        </w:rPr>
+        <w:t xml:space="preserve">, la revalidación de rango de </w:t>
+      </w:r>
+      <w:r>
+        <w:rPr>
+          <w:rFonts w:ascii="Consolas" w:hAnsi="Consolas"/>
+          <w:color w:val="960000"/>
+          <w:sz w:val="20"/>
+        </w:rPr>
+        <w:t>modo_automatico.cpp:110-117</w:t>
+      </w:r>
+      <w:r>
+        <w:rPr>
+          <w:b w:val="0"/>
+          <w:color w:val="960000"/>
+          <w:sz w:val="20"/>
+        </w:rPr>
+        <w:t xml:space="preserve"> </w:t>
+      </w:r>
+      <w:r>
+        <w:rPr>
+          <w:b/>
+          <w:color w:val="960000"/>
+          <w:sz w:val="20"/>
+        </w:rPr>
+        <w:t>los daría por buenos</w:t>
+      </w:r>
+      <w:r>
+        <w:rPr>
+          <w:b w:val="0"/>
+          <w:color w:val="960000"/>
+          <w:sz w:val="20"/>
+        </w:rPr>
+        <w:t xml:space="preserve"> y el cruce arrancaría con un ciclo que nadie configuró. </w:t>
+      </w:r>
+      <w:r>
+        <w:rPr>
+          <w:b/>
+          <w:color w:val="960000"/>
+          <w:sz w:val="20"/>
+        </w:rPr>
+        <w:t>No se propone aquí un arreglo ni se dictamina la probabilidad de que ocurra: se publica la medida.</w:t>
+      </w:r>
+      <w:r>
+        <w:rPr>
+          <w:b w:val="0"/>
+          <w:color w:val="960000"/>
+          <w:sz w:val="20"/>
+        </w:rPr>
+        <w:t xml:space="preserve"> Es una decisión de firmware —a quién le toca limpiar esos dos registros— y va al responsable. </w:t>
+      </w:r>
+      <w:r>
+        <w:rPr>
+          <w:b/>
+          <w:color w:val="960000"/>
+          <w:sz w:val="20"/>
+        </w:rPr>
+        <w:t>Lo que sí puede hacer quien esté en el poste cuesta diez segundos: mirar los tiempos después de la primera arrancada.</w:t>
       </w:r>
     </w:p>
     <w:p>
@@ -7137,6 +9844,357 @@
           <w:sz w:val="20"/>
         </w:rPr>
         <w:t xml:space="preserve"> antes de hacerlo.</w:t>
+      </w:r>
+    </w:p>
+    <w:p>
+      <w:pPr>
+        <w:spacing w:after="160"/>
+        <w:ind w:left="360"/>
+        <w:shd w:val="clear" w:fill="FFF4E5"/>
+      </w:pPr>
+      <w:r>
+        <w:rPr>
+          <w:b w:val="0"/>
+          <w:color w:val="960000"/>
+          <w:sz w:val="20"/>
+        </w:rPr>
+        <w:t xml:space="preserve">🟢 </w:t>
+      </w:r>
+      <w:r>
+        <w:rPr>
+          <w:rFonts w:ascii="Consolas" w:hAnsi="Consolas"/>
+          <w:color w:val="960000"/>
+          <w:sz w:val="20"/>
+        </w:rPr>
+        <w:t>N-134</w:t>
+      </w:r>
+      <w:r>
+        <w:rPr>
+          <w:b w:val="0"/>
+          <w:color w:val="960000"/>
+          <w:sz w:val="20"/>
+        </w:rPr>
+        <w:t xml:space="preserve"> (04/09) — EL ÁMBAR SE ORDENA. LOS 25 s PASAN DE SER EL CAMINO A SER LA RED **El defecto, en pasado, y es el que se veía en banco como *«a veces se van los dos, a veces sólo el maestro»*:</w:t>
+      </w:r>
+      <w:r>
+        <w:rPr>
+          <w:b/>
+          <w:color w:val="960000"/>
+          <w:sz w:val="20"/>
+        </w:rPr>
+        <w:t xml:space="preserve"> al poner ámbar desde el Maestro, el Esclavo </w:t>
+      </w:r>
+      <w:r>
+        <w:rPr>
+          <w:b w:val="0"/>
+          <w:color w:val="960000"/>
+          <w:sz w:val="20"/>
+        </w:rPr>
+        <w:t>se quedaba en ROJO</w:t>
+      </w:r>
+      <w:r>
+        <w:rPr>
+          <w:b/>
+          <w:color w:val="960000"/>
+          <w:sz w:val="20"/>
+        </w:rPr>
+        <w:t xml:space="preserve">. Nadie se lo decía. Lo que acababa llevándolo a ámbar era </w:t>
+      </w:r>
+      <w:r>
+        <w:rPr>
+          <w:b w:val="0"/>
+          <w:color w:val="960000"/>
+          <w:sz w:val="20"/>
+        </w:rPr>
+        <w:t>la orfandad</w:t>
+      </w:r>
+      <w:r>
+        <w:rPr>
+          <w:b/>
+          <w:color w:val="960000"/>
+          <w:sz w:val="20"/>
+        </w:rPr>
+        <w:t xml:space="preserve">: dejaba de oír al Maestro y, pasados los 25 s de `SFTY-6`, se iba solo. </w:t>
+      </w:r>
+      <w:r>
+        <w:rPr>
+          <w:b w:val="0"/>
+          <w:color w:val="960000"/>
+          <w:sz w:val="20"/>
+        </w:rPr>
+        <w:t>Las dos puntas acababan en ámbar, pero con hasta 25 segundos de diferencia</w:t>
+      </w:r>
+      <w:r>
+        <w:rPr>
+          <w:b/>
+          <w:color w:val="960000"/>
+          <w:sz w:val="20"/>
+        </w:rPr>
+        <w:t xml:space="preserve"> — y el operario que miraba desde un extremo veía un cruce a medias y concluía, razonablemente, que el equipo no le había obedecido. </w:t>
+      </w:r>
+      <w:r>
+        <w:rPr>
+          <w:b w:val="0"/>
+          <w:color w:val="960000"/>
+          <w:sz w:val="20"/>
+        </w:rPr>
+        <w:t>Lo que hay hoy, MEDIDO:</w:t>
+      </w:r>
+      <w:r>
+        <w:rPr>
+          <w:b/>
+          <w:color w:val="960000"/>
+          <w:sz w:val="20"/>
+        </w:rPr>
+        <w:t xml:space="preserve"> existe una orden explícita, </w:t>
+      </w:r>
+      <w:r>
+        <w:rPr>
+          <w:rFonts w:ascii="Consolas" w:hAnsi="Consolas"/>
+          <w:color w:val="960000"/>
+          <w:sz w:val="20"/>
+        </w:rPr>
+        <w:t>CMD_GO_AMBAR</w:t>
+      </w:r>
+      <w:r>
+        <w:rPr>
+          <w:b w:val="0"/>
+          <w:color w:val="960000"/>
+          <w:sz w:val="20"/>
+        </w:rPr>
+        <w:t xml:space="preserve"> = </w:t>
+      </w:r>
+      <w:r>
+        <w:rPr>
+          <w:rFonts w:ascii="Consolas" w:hAnsi="Consolas"/>
+          <w:color w:val="960000"/>
+          <w:sz w:val="20"/>
+        </w:rPr>
+        <w:t>0x13</w:t>
+      </w:r>
+      <w:r>
+        <w:rPr>
+          <w:b/>
+          <w:color w:val="960000"/>
+          <w:sz w:val="20"/>
+        </w:rPr>
+        <w:t xml:space="preserve"> (`Maestro/include/protocolo.h:174`, </w:t>
+      </w:r>
+      <w:r>
+        <w:rPr>
+          <w:b w:val="0"/>
+          <w:color w:val="960000"/>
+          <w:sz w:val="20"/>
+        </w:rPr>
+        <w:t xml:space="preserve">el mismo número en el </w:t>
+      </w:r>
+      <w:r>
+        <w:rPr>
+          <w:rFonts w:ascii="Consolas" w:hAnsi="Consolas"/>
+          <w:color w:val="960000"/>
+          <w:sz w:val="20"/>
+        </w:rPr>
+        <w:t>Esclavo</w:t>
+      </w:r>
+      <w:r>
+        <w:rPr>
+          <w:b/>
+          <w:color w:val="960000"/>
+          <w:sz w:val="20"/>
+        </w:rPr>
+        <w:t xml:space="preserve">). El Maestro la manda al entrar en ámbar (`Maestro/src/modo_ambar.cpp:57`) y el Esclavo la atiende (`Esclavo/src/main.cpp:394`). </w:t>
+      </w:r>
+      <w:r>
+        <w:rPr>
+          <w:b w:val="0"/>
+          <w:color w:val="960000"/>
+          <w:sz w:val="20"/>
+        </w:rPr>
+        <w:t>Decisión del responsable.</w:t>
+      </w:r>
+      <w:r>
+        <w:rPr>
+          <w:b/>
+          <w:color w:val="960000"/>
+          <w:sz w:val="20"/>
+        </w:rPr>
+        <w:t xml:space="preserve"> </w:t>
+      </w:r>
+      <w:r>
+        <w:rPr>
+          <w:b w:val="0"/>
+          <w:color w:val="960000"/>
+          <w:sz w:val="20"/>
+        </w:rPr>
+        <w:t>Y las dos mitades que hacen que esto no sea sólo «un comando más»:</w:t>
+      </w:r>
+      <w:r>
+        <w:rPr>
+          <w:b/>
+          <w:color w:val="960000"/>
+          <w:sz w:val="20"/>
+        </w:rPr>
+        <w:t xml:space="preserve"> 1. 🔴 </w:t>
+      </w:r>
+      <w:r>
+        <w:rPr>
+          <w:b w:val="0"/>
+          <w:color w:val="960000"/>
+          <w:sz w:val="20"/>
+        </w:rPr>
+        <w:t>EL ROJO PREVIO SE QUEDA, y es el intermedio seguro.</w:t>
+      </w:r>
+      <w:r>
+        <w:rPr>
+          <w:b/>
+          <w:color w:val="960000"/>
+          <w:sz w:val="20"/>
+        </w:rPr>
+        <w:t xml:space="preserve"> `modo_ambar_setup()` sigue mandando </w:t>
+      </w:r>
+      <w:r>
+        <w:rPr>
+          <w:rFonts w:ascii="Consolas" w:hAnsi="Consolas"/>
+          <w:color w:val="960000"/>
+          <w:sz w:val="20"/>
+        </w:rPr>
+        <w:t>CMD_GO_RED</w:t>
+      </w:r>
+      <w:r>
+        <w:rPr>
+          <w:b w:val="0"/>
+          <w:color w:val="960000"/>
+          <w:sz w:val="20"/>
+        </w:rPr>
+        <w:t xml:space="preserve"> primero</w:t>
+      </w:r>
+      <w:r>
+        <w:rPr>
+          <w:b/>
+          <w:color w:val="960000"/>
+          <w:sz w:val="20"/>
+        </w:rPr>
+        <w:t xml:space="preserve"> (`modo_ambar.cpp:36` → `coordinador_forzarRojoTotal()`, `coordinador.cpp:554-562`) y sólo después el ámbar. </w:t>
+      </w:r>
+      <w:r>
+        <w:rPr>
+          <w:b w:val="0"/>
+          <w:color w:val="960000"/>
+          <w:sz w:val="20"/>
+        </w:rPr>
+        <w:t>No se salta de un verde a un ámbar intermitente</w:t>
+      </w:r>
+      <w:r>
+        <w:rPr>
+          <w:b/>
+          <w:color w:val="960000"/>
+          <w:sz w:val="20"/>
+        </w:rPr>
+        <w:t xml:space="preserve">: al que ya venía lanzado eso le da una señal que invita a negociar el paso mientras aún cree tener prioridad. 2. ✅ </w:t>
+      </w:r>
+      <w:r>
+        <w:rPr>
+          <w:b w:val="0"/>
+          <w:color w:val="960000"/>
+          <w:sz w:val="20"/>
+        </w:rPr>
+        <w:t>LA ORFANDAD DE 25 s SIGUE AHÍ, Y AHORA ES LA RED.</w:t>
+      </w:r>
+      <w:r>
+        <w:rPr>
+          <w:b/>
+          <w:color w:val="960000"/>
+          <w:sz w:val="20"/>
+        </w:rPr>
+        <w:t xml:space="preserve"> El Esclavo </w:t>
+      </w:r>
+      <w:r>
+        <w:rPr>
+          <w:b w:val="0"/>
+          <w:color w:val="960000"/>
+          <w:sz w:val="20"/>
+        </w:rPr>
+        <w:t>no refresca</w:t>
+      </w:r>
+      <w:r>
+        <w:rPr>
+          <w:b/>
+          <w:color w:val="960000"/>
+          <w:sz w:val="20"/>
+        </w:rPr>
+        <w:t xml:space="preserve"> su contador de silencio al recibir esta orden (`main.cpp:404-407`), a propósito: </w:t>
+      </w:r>
+      <w:r>
+        <w:rPr>
+          <w:b w:val="0"/>
+          <w:color w:val="960000"/>
+          <w:sz w:val="20"/>
+        </w:rPr>
+        <w:t>si la orden se pierde en el aire, el equipo se va a ámbar igual</w:t>
+      </w:r>
+      <w:r>
+        <w:rPr>
+          <w:b/>
+          <w:color w:val="960000"/>
+          <w:sz w:val="20"/>
+        </w:rPr>
+        <w:t xml:space="preserve">, por el camino de siempre (`main.cpp:596-599`). Las dos vías desembocan en la misma puerta, `semaforo_iniciarFallo()`. </w:t>
+      </w:r>
+      <w:r>
+        <w:rPr>
+          <w:b w:val="0"/>
+          <w:color w:val="960000"/>
+          <w:sz w:val="20"/>
+        </w:rPr>
+        <w:t>Lo que cambia para quien está en el cruce:</w:t>
+      </w:r>
+      <w:r>
+        <w:rPr>
+          <w:b/>
+          <w:color w:val="960000"/>
+          <w:sz w:val="20"/>
+        </w:rPr>
+        <w:t xml:space="preserve"> el ámbar en la punta remota </w:t>
+      </w:r>
+      <w:r>
+        <w:rPr>
+          <w:b w:val="0"/>
+          <w:color w:val="960000"/>
+          <w:sz w:val="20"/>
+        </w:rPr>
+        <w:t>llega en seguida en vez de hasta 25 segundos después</w:t>
+      </w:r>
+      <w:r>
+        <w:rPr>
+          <w:b/>
+          <w:color w:val="960000"/>
+          <w:sz w:val="20"/>
+        </w:rPr>
+        <w:t xml:space="preserve">. Si tarda esos 25 s, ya no es lo normal — </w:t>
+      </w:r>
+      <w:r>
+        <w:rPr>
+          <w:b w:val="0"/>
+          <w:color w:val="960000"/>
+          <w:sz w:val="20"/>
+        </w:rPr>
+        <w:t>es que la orden no llegó</w:t>
+      </w:r>
+      <w:r>
+        <w:rPr>
+          <w:b/>
+          <w:color w:val="960000"/>
+          <w:sz w:val="20"/>
+        </w:rPr>
+        <w:t xml:space="preserve">, y eso es un dato sobre la radio. ⚠️ </w:t>
+      </w:r>
+      <w:r>
+        <w:rPr>
+          <w:b w:val="0"/>
+          <w:color w:val="960000"/>
+          <w:sz w:val="20"/>
+        </w:rPr>
+        <w:t>MEDIDO sobre el fuente. No se ha ejercido en tarjeta**, y era justamente en banco donde se veía el síntoma.</w:t>
       </w:r>
     </w:p>
     <w:p>
@@ -18414,20 +21472,6 @@
             </w:r>
             <w:r>
               <w:rPr>
-                <w:rFonts w:ascii="Consolas" w:hAnsi="Consolas"/>
-                <w:sz w:val="19"/>
-              </w:rPr>
-              <w:t>:454</w:t>
-            </w:r>
-            <w:r>
-              <w:rPr>
-                <w:b w:val="0"/>
-                <w:sz w:val="19"/>
-              </w:rPr>
-              <w:t xml:space="preserve">, </w:t>
-            </w:r>
-            <w:r>
-              <w:rPr>
                 <w:b/>
                 <w:sz w:val="19"/>
               </w:rPr>
@@ -18460,6 +21504,20 @@
                 <w:sz w:val="19"/>
               </w:rPr>
               <w:t>FORZAR_ROJO</w:t>
+            </w:r>
+            <w:r>
+              <w:rPr>
+                <w:b w:val="0"/>
+                <w:sz w:val="19"/>
+              </w:rPr>
+              <w:t xml:space="preserve">. 🔵 </w:t>
+            </w:r>
+            <w:r>
+              <w:rPr>
+                <w:b/>
+                <w:sz w:val="19"/>
+              </w:rPr>
+              <w:t>05/09 (N-146): si el equipo YA estaba en modo ámbar, esa orden RE-ARMA y contesta `RESULT:REARMADO` en vez de `OK`</w:t>
             </w:r>
           </w:p>
         </w:tc>
@@ -18530,7 +21588,35 @@
                 <w:b w:val="0"/>
                 <w:sz w:val="19"/>
               </w:rPr>
-              <w:t xml:space="preserve"> que veta las órdenes de radio</w:t>
+              <w:t xml:space="preserve"> que veta las órdenes de radio. 🟢 </w:t>
+            </w:r>
+            <w:r>
+              <w:rPr>
+                <w:b/>
+                <w:sz w:val="19"/>
+              </w:rPr>
+              <w:t>05/09 (N-142): y AHORA AVISA AL MAESTRO por radio (`CMD_AMBAR_ESCLAVO`), que se va a modo ámbar en el acto.</w:t>
+            </w:r>
+            <w:r>
+              <w:rPr>
+                <w:b w:val="0"/>
+                <w:sz w:val="19"/>
+              </w:rPr>
+              <w:t xml:space="preserve"> Antes el Maestro podía seguir dando VERDE </w:t>
+            </w:r>
+            <w:r>
+              <w:rPr>
+                <w:b/>
+                <w:sz w:val="19"/>
+              </w:rPr>
+              <w:t>hasta 3 minutos</w:t>
+            </w:r>
+            <w:r>
+              <w:rPr>
+                <w:b w:val="0"/>
+                <w:sz w:val="19"/>
+              </w:rPr>
+              <w:t xml:space="preserve"> con este lado en ámbar</w:t>
             </w:r>
           </w:p>
         </w:tc>
@@ -20401,7 +23487,262 @@
           <w:color w:val="003366"/>
           <w:sz w:val="23"/>
         </w:rPr>
-        <w:t>🔴 DEFECTO ABIERTO — el ámbar de emergencia de la app NO saca al Esclavo del Modo Degradado</w:t>
+        <w:t xml:space="preserve">✅ ~~🔴 DEFECTO ABIERTO~~ — el ámbar de emergencia de la app </w:t>
+      </w:r>
+      <w:r>
+        <w:rPr>
+          <w:b/>
+          <w:color w:val="003366"/>
+          <w:sz w:val="23"/>
+        </w:rPr>
+        <w:t>YA</w:t>
+      </w:r>
+      <w:r>
+        <w:rPr>
+          <w:b/>
+          <w:color w:val="003366"/>
+          <w:sz w:val="23"/>
+        </w:rPr>
+        <w:t xml:space="preserve"> saca al Esclavo del Modo Degradado (</w:t>
+      </w:r>
+      <w:r>
+        <w:rPr>
+          <w:rFonts w:ascii="Consolas" w:hAnsi="Consolas"/>
+          <w:color w:val="003366"/>
+          <w:sz w:val="23"/>
+        </w:rPr>
+        <w:t>N-106</w:t>
+      </w:r>
+      <w:r>
+        <w:rPr>
+          <w:b/>
+          <w:color w:val="003366"/>
+          <w:sz w:val="23"/>
+        </w:rPr>
+        <w:t>, cerrado el 04/09)</w:t>
+      </w:r>
+    </w:p>
+    <w:p>
+      <w:pPr>
+        <w:spacing w:after="160"/>
+        <w:ind w:left="360"/>
+        <w:shd w:val="clear" w:fill="FFF4E5"/>
+      </w:pPr>
+      <w:r>
+        <w:rPr>
+          <w:b w:val="0"/>
+          <w:color w:val="960000"/>
+          <w:sz w:val="20"/>
+        </w:rPr>
+        <w:t xml:space="preserve">🛑 </w:t>
+      </w:r>
+      <w:r>
+        <w:rPr>
+          <w:b/>
+          <w:color w:val="960000"/>
+          <w:sz w:val="20"/>
+        </w:rPr>
+        <w:t>LO QUE ESTE APARTADO DECÍA, conservado tachado porque manda a un operario a un poste y hay que poder ver qué se le decía antes:</w:t>
+      </w:r>
+      <w:r>
+        <w:rPr>
+          <w:b w:val="0"/>
+          <w:color w:val="960000"/>
+          <w:sz w:val="20"/>
+        </w:rPr>
+        <w:t xml:space="preserve"> ~~</w:t>
+      </w:r>
+      <w:r>
+        <w:rPr>
+          <w:b/>
+          <w:color w:val="960000"/>
+          <w:sz w:val="20"/>
+        </w:rPr>
+        <w:t>MEDIDO POR LECTURA:</w:t>
+      </w:r>
+      <w:r>
+        <w:rPr>
+          <w:b w:val="0"/>
+          <w:color w:val="960000"/>
+          <w:sz w:val="20"/>
+        </w:rPr>
+        <w:t xml:space="preserve"> las dos vías de ámbar de emergencia </w:t>
+      </w:r>
+      <w:r>
+        <w:rPr>
+          <w:b/>
+          <w:color w:val="960000"/>
+          <w:sz w:val="20"/>
+        </w:rPr>
+        <w:t>no hacen lo mismo</w:t>
+      </w:r>
+      <w:r>
+        <w:rPr>
+          <w:b w:val="0"/>
+          <w:color w:val="960000"/>
+          <w:sz w:val="20"/>
+        </w:rPr>
+        <w:t xml:space="preserve">. Mando </w:t>
+      </w:r>
+      <w:r>
+        <w:rPr>
+          <w:rFonts w:ascii="Consolas" w:hAnsi="Consolas"/>
+          <w:color w:val="960000"/>
+          <w:sz w:val="20"/>
+        </w:rPr>
+        <w:t>B·B·B</w:t>
+      </w:r>
+      <w:r>
+        <w:rPr>
+          <w:b w:val="0"/>
+          <w:color w:val="960000"/>
+          <w:sz w:val="20"/>
+        </w:rPr>
+        <w:t xml:space="preserve"> ✅ sale por el todo-rojo; app </w:t>
+      </w:r>
+      <w:r>
+        <w:rPr>
+          <w:rFonts w:ascii="Consolas" w:hAnsi="Consolas"/>
+          <w:color w:val="960000"/>
+          <w:sz w:val="20"/>
+        </w:rPr>
+        <w:t>CMD:AMBAR_EMERGENCIA</w:t>
+      </w:r>
+      <w:r>
+        <w:rPr>
+          <w:b w:val="0"/>
+          <w:color w:val="960000"/>
+          <w:sz w:val="20"/>
+        </w:rPr>
+        <w:t xml:space="preserve"> 🛑 </w:t>
+      </w:r>
+      <w:r>
+        <w:rPr>
+          <w:b/>
+          <w:color w:val="960000"/>
+          <w:sz w:val="20"/>
+        </w:rPr>
+        <w:t>no</w:t>
+      </w:r>
+      <w:r>
+        <w:rPr>
+          <w:b w:val="0"/>
+          <w:color w:val="960000"/>
+          <w:sz w:val="20"/>
+        </w:rPr>
+        <w:t xml:space="preserve"> —no pregunta por el Degradado ni llama a </w:t>
+      </w:r>
+      <w:r>
+        <w:rPr>
+          <w:rFonts w:ascii="Consolas" w:hAnsi="Consolas"/>
+          <w:color w:val="960000"/>
+          <w:sz w:val="20"/>
+        </w:rPr>
+        <w:t>degradado_salir()</w:t>
+      </w:r>
+      <w:r>
+        <w:rPr>
+          <w:b w:val="0"/>
+          <w:color w:val="960000"/>
+          <w:sz w:val="20"/>
+        </w:rPr>
+        <w:t xml:space="preserve">—, así que el ámbar pedido desde el teléfono </w:t>
+      </w:r>
+      <w:r>
+        <w:rPr>
+          <w:b/>
+          <w:color w:val="960000"/>
+          <w:sz w:val="20"/>
+        </w:rPr>
+        <w:t>puede caerse solo</w:t>
+      </w:r>
+      <w:r>
+        <w:rPr>
+          <w:b w:val="0"/>
+          <w:color w:val="960000"/>
+          <w:sz w:val="20"/>
+        </w:rPr>
+        <w:t xml:space="preserve"> y la app ya habrá mostrado un </w:t>
+      </w:r>
+      <w:r>
+        <w:rPr>
+          <w:rFonts w:ascii="Consolas" w:hAnsi="Consolas"/>
+          <w:color w:val="960000"/>
+          <w:sz w:val="20"/>
+        </w:rPr>
+        <w:t>RESULT:OK</w:t>
+      </w:r>
+      <w:r>
+        <w:rPr>
+          <w:b w:val="0"/>
+          <w:color w:val="960000"/>
+          <w:sz w:val="20"/>
+        </w:rPr>
+        <w:t xml:space="preserve">.~~ ~~✅ </w:t>
+      </w:r>
+      <w:r>
+        <w:rPr>
+          <w:b/>
+          <w:color w:val="960000"/>
+          <w:sz w:val="20"/>
+        </w:rPr>
+        <w:t>Mientras esto siga abierto, en el ESCLAVO en Modo Degradado use el MANDO (`B·B·B`), no la app.</w:t>
+      </w:r>
+      <w:r>
+        <w:rPr>
+          <w:b w:val="0"/>
+          <w:color w:val="960000"/>
+          <w:sz w:val="20"/>
+        </w:rPr>
+        <w:t xml:space="preserve">~~ → 🛑 </w:t>
+      </w:r>
+      <w:r>
+        <w:rPr>
+          <w:b/>
+          <w:color w:val="960000"/>
+          <w:sz w:val="20"/>
+        </w:rPr>
+        <w:t>ESA INSTRUCCIÓN YA NO VALE, y mantenerla sería lo peligroso</w:t>
+      </w:r>
+      <w:r>
+        <w:rPr>
+          <w:b w:val="0"/>
+          <w:color w:val="960000"/>
+          <w:sz w:val="20"/>
+        </w:rPr>
+        <w:t xml:space="preserve">: mandaba a usar la única vía que </w:t>
+      </w:r>
+      <w:r>
+        <w:rPr>
+          <w:b/>
+          <w:color w:val="960000"/>
+          <w:sz w:val="20"/>
+        </w:rPr>
+        <w:t>no se puede accionar</w:t>
+      </w:r>
+      <w:r>
+        <w:rPr>
+          <w:b w:val="0"/>
+          <w:color w:val="960000"/>
+          <w:sz w:val="20"/>
+        </w:rPr>
+        <w:t xml:space="preserve"> —el receptor RF del mando nunca se compró y </w:t>
+      </w:r>
+      <w:r>
+        <w:rPr>
+          <w:rFonts w:ascii="Consolas" w:hAnsi="Consolas"/>
+          <w:color w:val="960000"/>
+          <w:sz w:val="20"/>
+        </w:rPr>
+        <w:t>N-118</w:t>
+      </w:r>
+      <w:r>
+        <w:rPr>
+          <w:b w:val="0"/>
+          <w:color w:val="960000"/>
+          <w:sz w:val="20"/>
+        </w:rPr>
+        <w:t xml:space="preserve"> sigue sin ejercerse—, en lugar de la que sí existe.</w:t>
       </w:r>
     </w:p>
     <w:p>
@@ -20413,40 +23754,14 @@
           <w:b/>
           <w:sz w:val="21"/>
         </w:rPr>
-        <w:t>MEDIDO POR LECTURA</w:t>
-      </w:r>
-      <w:r>
-        <w:rPr>
-          <w:b w:val="0"/>
-          <w:sz w:val="21"/>
-        </w:rPr>
-        <w:t xml:space="preserve"> *(nadie lo ha ejercido todavía en banco ni en arnés)*: las dos vías de ámbar</w:t>
-      </w:r>
-    </w:p>
-    <w:p>
-      <w:pPr>
-        <w:spacing w:after="120"/>
-      </w:pPr>
-      <w:r>
-        <w:rPr>
-          <w:b w:val="0"/>
-          <w:sz w:val="21"/>
-        </w:rPr>
-        <w:t xml:space="preserve">de emergencia </w:t>
-      </w:r>
-      <w:r>
-        <w:rPr>
-          <w:b/>
-          <w:sz w:val="21"/>
-        </w:rPr>
-        <w:t>no hacen lo mismo</w:t>
-      </w:r>
-      <w:r>
-        <w:rPr>
-          <w:b w:val="0"/>
-          <w:sz w:val="21"/>
-        </w:rPr>
-        <w:t>, y el firmware afirma por escrito que sí.</w:t>
+        <w:t>Lo que hay HOY, MEDIDO en `Esclavo/src/bluetooth.cpp`</w:t>
+      </w:r>
+      <w:r>
+        <w:rPr>
+          <w:b w:val="0"/>
+          <w:sz w:val="21"/>
+        </w:rPr>
+        <w:t xml:space="preserve"> *(en el fuente; no ejercido en tarjeta)*:</w:t>
       </w:r>
     </w:p>
     <w:tbl>
@@ -20520,28 +23835,14 @@
                 <w:b w:val="0"/>
                 <w:sz w:val="19"/>
               </w:rPr>
-              <w:t xml:space="preserve">✅ </w:t>
-            </w:r>
-            <w:r>
-              <w:rPr>
-                <w:b/>
-                <w:sz w:val="19"/>
-              </w:rPr>
-              <w:t>sí</w:t>
-            </w:r>
-            <w:r>
-              <w:rPr>
-                <w:b w:val="0"/>
-                <w:sz w:val="19"/>
-              </w:rPr>
-              <w:t>, por el todo-rojo de despedida (</w:t>
+              <w:t>✅ sí, por el todo-rojo de despedida (</w:t>
             </w:r>
             <w:r>
               <w:rPr>
                 <w:rFonts w:ascii="Consolas" w:hAnsi="Consolas"/>
                 <w:sz w:val="19"/>
               </w:rPr>
-              <w:t>Esclavo/src/mando.cpp:138</w:t>
+              <w:t>Esclavo/src/mando.cpp:129-141</w:t>
             </w:r>
             <w:r>
               <w:rPr>
@@ -20580,6 +23881,354 @@
                 <w:b w:val="0"/>
                 <w:sz w:val="19"/>
               </w:rPr>
+              <w:t xml:space="preserve">✅ </w:t>
+            </w:r>
+            <w:r>
+              <w:rPr>
+                <w:b/>
+                <w:sz w:val="19"/>
+              </w:rPr>
+              <w:t>sí</w:t>
+            </w:r>
+            <w:r>
+              <w:rPr>
+                <w:b w:val="0"/>
+                <w:sz w:val="19"/>
+              </w:rPr>
+              <w:t xml:space="preserve"> — </w:t>
+            </w:r>
+            <w:r>
+              <w:rPr>
+                <w:rFonts w:ascii="Consolas" w:hAnsi="Consolas"/>
+                <w:sz w:val="19"/>
+              </w:rPr>
+              <w:t>salidaDegradadoIniciada()</w:t>
+            </w:r>
+            <w:r>
+              <w:rPr>
+                <w:b w:val="0"/>
+                <w:sz w:val="19"/>
+              </w:rPr>
+              <w:t xml:space="preserve"> (</w:t>
+            </w:r>
+            <w:r>
+              <w:rPr>
+                <w:rFonts w:ascii="Consolas" w:hAnsi="Consolas"/>
+                <w:sz w:val="19"/>
+              </w:rPr>
+              <w:t>:302-308</w:t>
+            </w:r>
+            <w:r>
+              <w:rPr>
+                <w:b w:val="0"/>
+                <w:sz w:val="19"/>
+              </w:rPr>
+              <w:t xml:space="preserve">), preguntada en las </w:t>
+            </w:r>
+            <w:r>
+              <w:rPr>
+                <w:b/>
+                <w:sz w:val="19"/>
+              </w:rPr>
+              <w:t>dos</w:t>
+            </w:r>
+            <w:r>
+              <w:rPr>
+                <w:b w:val="0"/>
+                <w:sz w:val="19"/>
+              </w:rPr>
+              <w:t xml:space="preserve"> puertas: sin PIN (</w:t>
+            </w:r>
+            <w:r>
+              <w:rPr>
+                <w:rFonts w:ascii="Consolas" w:hAnsi="Consolas"/>
+                <w:sz w:val="19"/>
+              </w:rPr>
+              <w:t>:402</w:t>
+            </w:r>
+            <w:r>
+              <w:rPr>
+                <w:b w:val="0"/>
+                <w:sz w:val="19"/>
+              </w:rPr>
+              <w:t>) y con PIN (</w:t>
+            </w:r>
+            <w:r>
+              <w:rPr>
+                <w:rFonts w:ascii="Consolas" w:hAnsi="Consolas"/>
+                <w:sz w:val="19"/>
+              </w:rPr>
+              <w:t>:481</w:t>
+            </w:r>
+            <w:r>
+              <w:rPr>
+                <w:b w:val="0"/>
+                <w:sz w:val="19"/>
+              </w:rPr>
+              <w:t>)</w:t>
+            </w:r>
+          </w:p>
+        </w:tc>
+      </w:tr>
+    </w:tbl>
+    <w:p>
+      <w:pPr>
+        <w:spacing w:after="120"/>
+      </w:pPr>
+    </w:p>
+    <w:p>
+      <w:pPr>
+        <w:spacing w:after="120"/>
+      </w:pPr>
+      <w:r>
+        <w:rPr>
+          <w:b/>
+          <w:sz w:val="21"/>
+        </w:rPr>
+        <w:t>Y el `RESULT:OK` ya no sale pase lo que pase: hay cinco respuestas y cada una dice algo distinto.</w:t>
+      </w:r>
+    </w:p>
+    <w:tbl>
+      <w:tblPr>
+        <w:tblStyle w:val="TableGrid"/>
+        <w:tblW w:type="auto" w:w="0"/>
+        <w:tblLook w:firstColumn="1" w:firstRow="1" w:lastColumn="0" w:lastRow="0" w:noHBand="0" w:noVBand="1" w:val="04A0"/>
+      </w:tblPr>
+      <w:tblGrid>
+        <w:gridCol w:w="4680"/>
+        <w:gridCol w:w="4680"/>
+      </w:tblGrid>
+      <w:tr>
+        <w:tc>
+          <w:tcPr>
+            <w:tcW w:type="dxa" w:w="4680"/>
+            <w:shd w:val="clear" w:fill="DCE6F1"/>
+          </w:tcPr>
+          <w:p>
+            <w:r/>
+            <w:r>
+              <w:rPr>
+                <w:b/>
+                <w:sz w:val="19"/>
+              </w:rPr>
+              <w:t>lo que contesta</w:t>
+            </w:r>
+          </w:p>
+        </w:tc>
+        <w:tc>
+          <w:tcPr>
+            <w:tcW w:type="dxa" w:w="4680"/>
+            <w:shd w:val="clear" w:fill="DCE6F1"/>
+          </w:tcPr>
+          <w:p>
+            <w:r/>
+            <w:r>
+              <w:rPr>
+                <w:b/>
+                <w:sz w:val="19"/>
+              </w:rPr>
+              <w:t>qué significa para quien está delante</w:t>
+            </w:r>
+          </w:p>
+        </w:tc>
+      </w:tr>
+      <w:tr>
+        <w:tc>
+          <w:tcPr>
+            <w:tcW w:type="dxa" w:w="4680"/>
+          </w:tcPr>
+          <w:p>
+            <w:r/>
+            <w:r>
+              <w:rPr>
+                <w:rFonts w:ascii="Consolas" w:hAnsi="Consolas"/>
+                <w:sz w:val="19"/>
+              </w:rPr>
+              <w:t>RESULT:OK</w:t>
+            </w:r>
+          </w:p>
+        </w:tc>
+        <w:tc>
+          <w:tcPr>
+            <w:tcW w:type="dxa" w:w="4680"/>
+          </w:tcPr>
+          <w:p>
+            <w:r/>
+            <w:r>
+              <w:rPr>
+                <w:b w:val="0"/>
+                <w:sz w:val="19"/>
+              </w:rPr>
+              <w:t xml:space="preserve">el ámbar </w:t>
+            </w:r>
+            <w:r>
+              <w:rPr>
+                <w:b/>
+                <w:sz w:val="19"/>
+              </w:rPr>
+              <w:t>ya está encendido</w:t>
+            </w:r>
+          </w:p>
+        </w:tc>
+      </w:tr>
+      <w:tr>
+        <w:tc>
+          <w:tcPr>
+            <w:tcW w:type="dxa" w:w="4680"/>
+          </w:tcPr>
+          <w:p>
+            <w:r/>
+            <w:r>
+              <w:rPr>
+                <w:rFonts w:ascii="Consolas" w:hAnsi="Consolas"/>
+                <w:sz w:val="19"/>
+              </w:rPr>
+              <w:t>RESULT:YA_EN_AMBAR_LATCH_PUESTO</w:t>
+            </w:r>
+          </w:p>
+        </w:tc>
+        <w:tc>
+          <w:tcPr>
+            <w:tcW w:type="dxa" w:w="4680"/>
+          </w:tcPr>
+          <w:p>
+            <w:r/>
+            <w:r>
+              <w:rPr>
+                <w:b w:val="0"/>
+                <w:sz w:val="19"/>
+              </w:rPr>
+              <w:t xml:space="preserve">ya estaba en ámbar; </w:t>
+            </w:r>
+            <w:r>
+              <w:rPr>
+                <w:b/>
+                <w:sz w:val="19"/>
+              </w:rPr>
+              <w:t>lo que esta orden ha añadido es la protección</w:t>
+            </w:r>
+            <w:r>
+              <w:rPr>
+                <w:b w:val="0"/>
+                <w:sz w:val="19"/>
+              </w:rPr>
+              <w:t>, no la luz</w:t>
+            </w:r>
+          </w:p>
+        </w:tc>
+      </w:tr>
+      <w:tr>
+        <w:tc>
+          <w:tcPr>
+            <w:tcW w:type="dxa" w:w="4680"/>
+          </w:tcPr>
+          <w:p>
+            <w:r/>
+            <w:r>
+              <w:rPr>
+                <w:rFonts w:ascii="Consolas" w:hAnsi="Consolas"/>
+                <w:sz w:val="19"/>
+              </w:rPr>
+              <w:t>RESULT:SALIENDO_TODO_ROJO</w:t>
+            </w:r>
+          </w:p>
+        </w:tc>
+        <w:tc>
+          <w:tcPr>
+            <w:tcW w:type="dxa" w:w="4680"/>
+          </w:tcPr>
+          <w:p>
+            <w:r/>
+            <w:r>
+              <w:rPr>
+                <w:b w:val="0"/>
+                <w:sz w:val="19"/>
+              </w:rPr>
+              <w:t xml:space="preserve">🔴 </w:t>
+            </w:r>
+            <w:r>
+              <w:rPr>
+                <w:b/>
+                <w:sz w:val="19"/>
+              </w:rPr>
+              <w:t>va en camino y TARDA de 10 a 90 s</w:t>
+            </w:r>
+            <w:r>
+              <w:rPr>
+                <w:b w:val="0"/>
+                <w:sz w:val="19"/>
+              </w:rPr>
+              <w:t xml:space="preserve"> — el todo-rojo de despedida. </w:t>
+            </w:r>
+            <w:r>
+              <w:rPr>
+                <w:b/>
+                <w:sz w:val="19"/>
+              </w:rPr>
+              <w:t>No es un cuelgue</w:t>
+            </w:r>
+          </w:p>
+        </w:tc>
+      </w:tr>
+      <w:tr>
+        <w:tc>
+          <w:tcPr>
+            <w:tcW w:type="dxa" w:w="4680"/>
+          </w:tcPr>
+          <w:p>
+            <w:r/>
+            <w:r>
+              <w:rPr>
+                <w:rFonts w:ascii="Consolas" w:hAnsi="Consolas"/>
+                <w:sz w:val="19"/>
+              </w:rPr>
+              <w:t>RESULT:SALIDA_YA_EN_CURSO</w:t>
+            </w:r>
+          </w:p>
+        </w:tc>
+        <w:tc>
+          <w:tcPr>
+            <w:tcW w:type="dxa" w:w="4680"/>
+          </w:tcPr>
+          <w:p>
+            <w:r/>
+            <w:r>
+              <w:rPr>
+                <w:b w:val="0"/>
+                <w:sz w:val="19"/>
+              </w:rPr>
+              <w:t>el equipo ya se estaba rindiendo por el límite de 48 h; el ámbar llegará solo</w:t>
+            </w:r>
+          </w:p>
+        </w:tc>
+      </w:tr>
+      <w:tr>
+        <w:tc>
+          <w:tcPr>
+            <w:tcW w:type="dxa" w:w="4680"/>
+          </w:tcPr>
+          <w:p>
+            <w:r/>
+            <w:r>
+              <w:rPr>
+                <w:rFonts w:ascii="Consolas" w:hAnsi="Consolas"/>
+                <w:sz w:val="19"/>
+              </w:rPr>
+              <w:t>$ERR,…,DESC:SALIDA_A_ROJO_EN_CURSO_REPITA</w:t>
+            </w:r>
+          </w:p>
+        </w:tc>
+        <w:tc>
+          <w:tcPr>
+            <w:tcW w:type="dxa" w:w="4680"/>
+          </w:tcPr>
+          <w:p>
+            <w:r/>
+            <w:r>
+              <w:rPr>
+                <w:b w:val="0"/>
+                <w:sz w:val="19"/>
+              </w:rPr>
               <w:t xml:space="preserve">🛑 </w:t>
             </w:r>
             <w:r>
@@ -20587,21 +24236,35 @@
                 <w:b/>
                 <w:sz w:val="19"/>
               </w:rPr>
-              <w:t>no.</w:t>
+              <w:t>NO se ha armado nada.</w:t>
             </w:r>
             <w:r>
               <w:rPr>
                 <w:b w:val="0"/>
                 <w:sz w:val="19"/>
               </w:rPr>
-              <w:t xml:space="preserve"> No pregunta por el Degradado ni llama a </w:t>
+              <w:t xml:space="preserve"> Otro pidió una salida que acaba en ROJO. Mientras dura, el cruce está en todo-rojo —</w:t>
             </w:r>
             <w:r>
               <w:rPr>
-                <w:rFonts w:ascii="Consolas" w:hAnsi="Consolas"/>
+                <w:b/>
                 <w:sz w:val="19"/>
               </w:rPr>
-              <w:t>degradado_salir()</w:t>
+              <w:t>más seguro que el ámbar que se pide</w:t>
+            </w:r>
+            <w:r>
+              <w:rPr>
+                <w:b w:val="0"/>
+                <w:sz w:val="19"/>
+              </w:rPr>
+              <w:t xml:space="preserve">—. </w:t>
+            </w:r>
+            <w:r>
+              <w:rPr>
+                <w:b/>
+                <w:sz w:val="19"/>
+              </w:rPr>
+              <w:t>Repita al terminar</w:t>
             </w:r>
           </w:p>
         </w:tc>
@@ -20624,6 +24287,1403 @@
           <w:color w:val="960000"/>
           <w:sz w:val="20"/>
         </w:rPr>
+        <w:t xml:space="preserve">⏱️ **La regla de campo que sale de esta tabla, y es la única que hay que recordar: </w:t>
+      </w:r>
+      <w:r>
+        <w:rPr>
+          <w:rFonts w:ascii="Consolas" w:hAnsi="Consolas"/>
+          <w:color w:val="960000"/>
+          <w:sz w:val="20"/>
+        </w:rPr>
+        <w:t>SALIENDO_TODO_ROJO</w:t>
+      </w:r>
+      <w:r>
+        <w:rPr>
+          <w:b w:val="0"/>
+          <w:color w:val="960000"/>
+          <w:sz w:val="20"/>
+        </w:rPr>
+        <w:t xml:space="preserve"> significa *va en camino*, NO *ya está*. No se vaya del cruce hasta ver el ámbar con los ojos.</w:t>
+      </w:r>
+      <w:r>
+        <w:rPr>
+          <w:b/>
+          <w:color w:val="960000"/>
+          <w:sz w:val="20"/>
+        </w:rPr>
+        <w:t xml:space="preserve"> 🔵 </w:t>
+      </w:r>
+      <w:r>
+        <w:rPr>
+          <w:b w:val="0"/>
+          <w:color w:val="960000"/>
+          <w:sz w:val="20"/>
+        </w:rPr>
+        <w:t>El porqué de que tarde, que no es lentitud sino diseño:</w:t>
+      </w:r>
+      <w:r>
+        <w:rPr>
+          <w:b/>
+          <w:color w:val="960000"/>
+          <w:sz w:val="20"/>
+        </w:rPr>
+        <w:t xml:space="preserve"> saltar de un </w:t>
+      </w:r>
+      <w:r>
+        <w:rPr>
+          <w:b w:val="0"/>
+          <w:color w:val="960000"/>
+          <w:sz w:val="20"/>
+        </w:rPr>
+        <w:t>verde por reloj</w:t>
+      </w:r>
+      <w:r>
+        <w:rPr>
+          <w:b/>
+          <w:color w:val="960000"/>
+          <w:sz w:val="20"/>
+        </w:rPr>
+        <w:t xml:space="preserve"> directo a ámbar intermitente le daría a quien ya venía lanzado una señal que invita a negociar el paso </w:t>
+      </w:r>
+      <w:r>
+        <w:rPr>
+          <w:b w:val="0"/>
+          <w:color w:val="960000"/>
+          <w:sz w:val="20"/>
+        </w:rPr>
+        <w:t>mientras aún cree tener prioridad</w:t>
+      </w:r>
+      <w:r>
+        <w:rPr>
+          <w:b/>
+          <w:color w:val="960000"/>
+          <w:sz w:val="20"/>
+        </w:rPr>
+        <w:t xml:space="preserve">. Por eso el Degradado entra y sale </w:t>
+      </w:r>
+      <w:r>
+        <w:rPr>
+          <w:b w:val="0"/>
+          <w:color w:val="960000"/>
+          <w:sz w:val="20"/>
+        </w:rPr>
+        <w:t xml:space="preserve">siempre** por todo-rojo, y por eso cuesta lo mismo que el </w:t>
+      </w:r>
+      <w:r>
+        <w:rPr>
+          <w:rFonts w:ascii="Consolas" w:hAnsi="Consolas"/>
+          <w:color w:val="960000"/>
+          <w:sz w:val="20"/>
+        </w:rPr>
+        <w:t>B·B·B</w:t>
+      </w:r>
+      <w:r>
+        <w:rPr>
+          <w:b w:val="0"/>
+          <w:color w:val="960000"/>
+          <w:sz w:val="20"/>
+        </w:rPr>
+        <w:t>.</w:t>
+      </w:r>
+    </w:p>
+    <w:p>
+      <w:pPr>
+        <w:spacing w:after="160"/>
+        <w:ind w:left="360"/>
+        <w:shd w:val="clear" w:fill="FFF4E5"/>
+      </w:pPr>
+      <w:r>
+        <w:rPr>
+          <w:b w:val="0"/>
+          <w:color w:val="960000"/>
+          <w:sz w:val="20"/>
+        </w:rPr>
+        <w:t xml:space="preserve">⚠️ </w:t>
+      </w:r>
+      <w:r>
+        <w:rPr>
+          <w:b/>
+          <w:color w:val="960000"/>
+          <w:sz w:val="20"/>
+        </w:rPr>
+        <w:t>Y lo que este cierre NO trae, para que no se lea como un permiso.</w:t>
+      </w:r>
+      <w:r>
+        <w:rPr>
+          <w:b w:val="0"/>
+          <w:color w:val="960000"/>
+          <w:sz w:val="20"/>
+        </w:rPr>
+        <w:t xml:space="preserve"> Es </w:t>
+      </w:r>
+      <w:r>
+        <w:rPr>
+          <w:b/>
+          <w:color w:val="960000"/>
+          <w:sz w:val="20"/>
+        </w:rPr>
+        <w:t>MEDIDO sobre fichero</w:t>
+      </w:r>
+      <w:r>
+        <w:rPr>
+          <w:b w:val="0"/>
+          <w:color w:val="960000"/>
+          <w:sz w:val="20"/>
+        </w:rPr>
+        <w:t xml:space="preserve">: </w:t>
+      </w:r>
+      <w:r>
+        <w:rPr>
+          <w:b/>
+          <w:color w:val="960000"/>
+          <w:sz w:val="20"/>
+        </w:rPr>
+        <w:t>nadie lo ha ejercido</w:t>
+      </w:r>
+      <w:r>
+        <w:rPr>
+          <w:b w:val="0"/>
+          <w:color w:val="960000"/>
+          <w:sz w:val="20"/>
+        </w:rPr>
+        <w:t xml:space="preserve">, ni en tarjeta ni en arnés. </w:t>
+      </w:r>
+      <w:r>
+        <w:rPr>
+          <w:rFonts w:ascii="Consolas" w:hAnsi="Consolas"/>
+          <w:color w:val="960000"/>
+          <w:sz w:val="20"/>
+        </w:rPr>
+        <w:t>CLAUDE.md</w:t>
+      </w:r>
+      <w:r>
+        <w:rPr>
+          <w:b w:val="0"/>
+          <w:color w:val="960000"/>
+          <w:sz w:val="20"/>
+        </w:rPr>
+        <w:t xml:space="preserve"> §8.bis pide </w:t>
+      </w:r>
+      <w:r>
+        <w:rPr>
+          <w:b/>
+          <w:color w:val="960000"/>
+          <w:sz w:val="20"/>
+        </w:rPr>
+        <w:t>ver fallar el instrumento antes de fiarse del arreglo</w:t>
+      </w:r>
+      <w:r>
+        <w:rPr>
+          <w:b w:val="0"/>
+          <w:color w:val="960000"/>
+          <w:sz w:val="20"/>
+        </w:rPr>
+        <w:t xml:space="preserve">, y para este camino eso </w:t>
+      </w:r>
+      <w:r>
+        <w:rPr>
+          <w:b/>
+          <w:color w:val="960000"/>
+          <w:sz w:val="20"/>
+        </w:rPr>
+        <w:t>no se ha hecho todavía</w:t>
+      </w:r>
+      <w:r>
+        <w:rPr>
+          <w:b w:val="0"/>
+          <w:color w:val="960000"/>
+          <w:sz w:val="20"/>
+        </w:rPr>
+        <w:t xml:space="preserve">. </w:t>
+      </w:r>
+      <w:r>
+        <w:rPr>
+          <w:b/>
+          <w:color w:val="960000"/>
+          <w:sz w:val="20"/>
+        </w:rPr>
+        <w:t>Mientras tanto, la instrucción de obra es la que no depende de ningún firmware y ya estaba escrita: verificar las dos puntas con los ojos, al entrar y al salir.</w:t>
+      </w:r>
+    </w:p>
+    <w:p>
+      <w:pPr>
+        <w:spacing w:after="80"/>
+      </w:pPr>
+    </w:p>
+    <w:p>
+      <w:pPr>
+        <w:spacing w:after="80"/>
+      </w:pPr>
+    </w:p>
+    <w:p>
+      <w:pPr>
+        <w:spacing w:before="280" w:after="120"/>
+      </w:pPr>
+      <w:r>
+        <w:rPr>
+          <w:b/>
+          <w:color w:val="003366"/>
+          <w:sz w:val="26"/>
+        </w:rPr>
+        <w:t>10. 🟢 LO QUE CAMBIÓ LA NOCHE DEL 04–05/09 — cuatro comportamientos que se ven desde la calle</w:t>
+      </w:r>
+    </w:p>
+    <w:p>
+      <w:pPr>
+        <w:spacing w:after="160"/>
+        <w:ind w:left="360"/>
+        <w:shd w:val="clear" w:fill="FFF4E5"/>
+      </w:pPr>
+      <w:r>
+        <w:rPr>
+          <w:b/>
+          <w:color w:val="960000"/>
+          <w:sz w:val="20"/>
+        </w:rPr>
+        <w:t>Los cuatro salen de la sesión de banco</w:t>
+      </w:r>
+      <w:r>
+        <w:rPr>
+          <w:b w:val="0"/>
+          <w:color w:val="960000"/>
+          <w:sz w:val="20"/>
+        </w:rPr>
+        <w:t xml:space="preserve">, y tres de ellos de </w:t>
+      </w:r>
+      <w:r>
+        <w:rPr>
+          <w:b/>
+          <w:color w:val="960000"/>
+          <w:sz w:val="20"/>
+        </w:rPr>
+        <w:t>una cinta de tramas</w:t>
+      </w:r>
+      <w:r>
+        <w:rPr>
+          <w:b w:val="0"/>
+          <w:color w:val="960000"/>
+          <w:sz w:val="20"/>
+        </w:rPr>
+        <w:t xml:space="preserve"> grabada con el teléfono conectado al Maestro. </w:t>
+      </w:r>
+      <w:r>
+        <w:rPr>
+          <w:b/>
+          <w:color w:val="960000"/>
+          <w:sz w:val="20"/>
+        </w:rPr>
+        <w:t>Ninguno estaba en el firmware que se llevó al banco.</w:t>
+      </w:r>
+    </w:p>
+    <w:p>
+      <w:pPr>
+        <w:spacing w:before="200" w:after="120"/>
+      </w:pPr>
+      <w:r>
+        <w:rPr>
+          <w:b/>
+          <w:color w:val="003366"/>
+          <w:sz w:val="23"/>
+        </w:rPr>
+        <w:t>10.1 🔴 El ámbar del Poste 2 ya no deja al Poste 1 dando verde (</w:t>
+      </w:r>
+      <w:r>
+        <w:rPr>
+          <w:rFonts w:ascii="Consolas" w:hAnsi="Consolas"/>
+          <w:color w:val="003366"/>
+          <w:sz w:val="23"/>
+        </w:rPr>
+        <w:t>N-142</w:t>
+      </w:r>
+      <w:r>
+        <w:rPr>
+          <w:b/>
+          <w:color w:val="003366"/>
+          <w:sz w:val="23"/>
+        </w:rPr>
+        <w:t>)</w:t>
+      </w:r>
+    </w:p>
+    <w:p>
+      <w:pPr>
+        <w:spacing w:after="120"/>
+      </w:pPr>
+      <w:r>
+        <w:rPr>
+          <w:b/>
+          <w:sz w:val="21"/>
+        </w:rPr>
+        <w:t>Lo que pasaba, y es lo más grave de los cuatro:</w:t>
+      </w:r>
+      <w:r>
+        <w:rPr>
+          <w:b w:val="0"/>
+          <w:sz w:val="21"/>
+        </w:rPr>
+        <w:t xml:space="preserve"> si un operario ponía **ámbar de emergencia desde</w:t>
+      </w:r>
+    </w:p>
+    <w:p>
+      <w:pPr>
+        <w:spacing w:after="120"/>
+      </w:pPr>
+      <w:r>
+        <w:rPr>
+          <w:b w:val="0"/>
+          <w:sz w:val="21"/>
+        </w:rPr>
+        <w:t>la app en el Esclavo</w:t>
+      </w:r>
+      <w:r>
+        <w:rPr>
+          <w:b/>
+          <w:sz w:val="21"/>
+        </w:rPr>
+        <w:t xml:space="preserve">, el Maestro </w:t>
+      </w:r>
+      <w:r>
+        <w:rPr>
+          <w:b w:val="0"/>
+          <w:sz w:val="21"/>
+        </w:rPr>
+        <w:t>no se enteraba</w:t>
+      </w:r>
+      <w:r>
+        <w:rPr>
+          <w:b/>
+          <w:sz w:val="21"/>
+        </w:rPr>
+        <w:t xml:space="preserve"> — y encima el Esclavo </w:t>
+      </w:r>
+      <w:r>
+        <w:rPr>
+          <w:b w:val="0"/>
+          <w:sz w:val="21"/>
+        </w:rPr>
+        <w:t>seguía contestando al</w:t>
+      </w:r>
+    </w:p>
+    <w:p>
+      <w:pPr>
+        <w:spacing w:after="120"/>
+      </w:pPr>
+      <w:r>
+        <w:rPr>
+          <w:b w:val="0"/>
+          <w:sz w:val="21"/>
+        </w:rPr>
+        <w:t>latido</w:t>
+      </w:r>
+      <w:r>
+        <w:rPr>
+          <w:b/>
+          <w:sz w:val="21"/>
+        </w:rPr>
+        <w:t xml:space="preserve">, así que </w:t>
+      </w:r>
+      <w:r>
+        <w:rPr>
+          <w:b w:val="0"/>
+          <w:sz w:val="21"/>
+        </w:rPr>
+        <w:t>el enlace le parecía perfecto</w:t>
+      </w:r>
+      <w:r>
+        <w:rPr>
+          <w:b/>
+          <w:sz w:val="21"/>
+        </w:rPr>
+        <w:t xml:space="preserve">. Con el Maestro en VERDE, seguía dándolo </w:t>
+      </w:r>
+      <w:r>
+        <w:rPr>
+          <w:b w:val="0"/>
+          <w:sz w:val="21"/>
+        </w:rPr>
+        <w:t>el</w:t>
+      </w:r>
+    </w:p>
+    <w:p>
+      <w:pPr>
+        <w:spacing w:after="120"/>
+      </w:pPr>
+      <w:r>
+        <w:rPr>
+          <w:b w:val="0"/>
+          <w:sz w:val="21"/>
+        </w:rPr>
+        <w:t>resto de esa fase, hasta 3 minutos con los tiempos de hoy**, con el otro lado en ámbar</w:t>
+      </w:r>
+    </w:p>
+    <w:p>
+      <w:pPr>
+        <w:spacing w:after="120"/>
+      </w:pPr>
+      <w:r>
+        <w:rPr>
+          <w:b w:val="0"/>
+          <w:sz w:val="21"/>
+        </w:rPr>
+        <w:t xml:space="preserve">intermitente: </w:t>
+      </w:r>
+      <w:r>
+        <w:rPr>
+          <w:b/>
+          <w:sz w:val="21"/>
+        </w:rPr>
+        <w:t>los dos sentidos podían entrar al carril</w:t>
+      </w:r>
+      <w:r>
+        <w:rPr>
+          <w:b w:val="0"/>
+          <w:sz w:val="21"/>
+        </w:rPr>
+        <w:t>.</w:t>
+      </w:r>
+    </w:p>
+    <w:p>
+      <w:pPr>
+        <w:spacing w:after="120"/>
+      </w:pPr>
+      <w:r>
+        <w:rPr>
+          <w:b/>
+          <w:sz w:val="21"/>
+        </w:rPr>
+        <w:t>Lo que hace ahora:</w:t>
+      </w:r>
+      <w:r>
+        <w:rPr>
+          <w:b w:val="0"/>
+          <w:sz w:val="21"/>
+        </w:rPr>
+        <w:t xml:space="preserve"> el Esclavo </w:t>
+      </w:r>
+      <w:r>
+        <w:rPr>
+          <w:b/>
+          <w:sz w:val="21"/>
+        </w:rPr>
+        <w:t>avisa por radio</w:t>
+      </w:r>
+      <w:r>
+        <w:rPr>
+          <w:b w:val="0"/>
+          <w:sz w:val="21"/>
+        </w:rPr>
+        <w:t xml:space="preserve"> al enganchar el ámbar, y el Maestro **se va a</w:t>
+      </w:r>
+    </w:p>
+    <w:p>
+      <w:pPr>
+        <w:spacing w:after="120"/>
+      </w:pPr>
+      <w:r>
+        <w:rPr>
+          <w:b w:val="0"/>
+          <w:sz w:val="21"/>
+        </w:rPr>
+        <w:t>modo ámbar en el acto</w:t>
+      </w:r>
+      <w:r>
+        <w:rPr>
+          <w:b/>
+          <w:sz w:val="21"/>
+        </w:rPr>
+        <w:t xml:space="preserve">. Deja de ciclar, deja de dar verdes y </w:t>
+      </w:r>
+      <w:r>
+        <w:rPr>
+          <w:b w:val="0"/>
+          <w:sz w:val="21"/>
+        </w:rPr>
+        <w:t>deja de preguntar**.</w:t>
+      </w:r>
+    </w:p>
+    <w:p>
+      <w:pPr>
+        <w:spacing w:after="160"/>
+        <w:ind w:left="360"/>
+        <w:shd w:val="clear" w:fill="FFF4E5"/>
+      </w:pPr>
+      <w:r>
+        <w:rPr>
+          <w:b w:val="0"/>
+          <w:color w:val="960000"/>
+          <w:sz w:val="20"/>
+        </w:rPr>
+        <w:t xml:space="preserve">✅ </w:t>
+      </w:r>
+      <w:r>
+        <w:rPr>
+          <w:b/>
+          <w:color w:val="960000"/>
+          <w:sz w:val="20"/>
+        </w:rPr>
+        <w:t>Y esto también deshace el bloqueo que se vio en banco</w:t>
+      </w:r>
+      <w:r>
+        <w:rPr>
+          <w:b w:val="0"/>
+          <w:color w:val="960000"/>
+          <w:sz w:val="20"/>
+        </w:rPr>
+        <w:t xml:space="preserve"> —*"si me conecto otra vez al Maestro, esto ya no me recibe nada"*—. La causa </w:t>
+      </w:r>
+      <w:r>
+        <w:rPr>
+          <w:b/>
+          <w:color w:val="960000"/>
+          <w:sz w:val="20"/>
+        </w:rPr>
+        <w:t>no era el veto del ámbar</w:t>
+      </w:r>
+      <w:r>
+        <w:rPr>
+          <w:b w:val="0"/>
+          <w:color w:val="960000"/>
+          <w:sz w:val="20"/>
+        </w:rPr>
+        <w:t xml:space="preserve">, como se pensó al principio: era que esa punta </w:t>
+      </w:r>
+      <w:r>
+        <w:rPr>
+          <w:b/>
+          <w:color w:val="960000"/>
+          <w:sz w:val="20"/>
+        </w:rPr>
+        <w:t>no acusa recibo</w:t>
+      </w:r>
+      <w:r>
+        <w:rPr>
+          <w:b w:val="0"/>
+          <w:color w:val="960000"/>
+          <w:sz w:val="20"/>
+        </w:rPr>
+        <w:t xml:space="preserve"> mientras está en ámbar, así que el Maestro agotaba reintentos a ciegas y caía a fallo. Con el aviso ya no adivina. 🛑 </w:t>
+      </w:r>
+      <w:r>
+        <w:rPr>
+          <w:b/>
+          <w:color w:val="960000"/>
+          <w:sz w:val="20"/>
+        </w:rPr>
+        <w:t>LOS DOS VETOS DEL ÁMBAR SE QUEDAN, y esto no se toca por comodidad:</w:t>
+      </w:r>
+      <w:r>
+        <w:rPr>
+          <w:b w:val="0"/>
+          <w:color w:val="960000"/>
+          <w:sz w:val="20"/>
+        </w:rPr>
+        <w:t xml:space="preserve"> mientras hay ámbar pedido —por el mando físico </w:t>
+      </w:r>
+      <w:r>
+        <w:rPr>
+          <w:rFonts w:ascii="Consolas" w:hAnsi="Consolas"/>
+          <w:color w:val="960000"/>
+          <w:sz w:val="20"/>
+        </w:rPr>
+        <w:t>B·B·B</w:t>
+      </w:r>
+      <w:r>
+        <w:rPr>
+          <w:b w:val="0"/>
+          <w:color w:val="960000"/>
+          <w:sz w:val="20"/>
+        </w:rPr>
+        <w:t xml:space="preserve"> </w:t>
+      </w:r>
+      <w:r>
+        <w:rPr>
+          <w:b/>
+          <w:color w:val="960000"/>
+          <w:sz w:val="20"/>
+        </w:rPr>
+        <w:t>o</w:t>
+      </w:r>
+      <w:r>
+        <w:rPr>
+          <w:b w:val="0"/>
+          <w:color w:val="960000"/>
+          <w:sz w:val="20"/>
+        </w:rPr>
+        <w:t xml:space="preserve"> por la app— </w:t>
+      </w:r>
+      <w:r>
+        <w:rPr>
+          <w:b/>
+          <w:color w:val="960000"/>
+          <w:sz w:val="20"/>
+        </w:rPr>
+        <w:t>una orden de radio no le quita el ámbar a esa punta</w:t>
+      </w:r>
+      <w:r>
+        <w:rPr>
+          <w:b w:val="0"/>
+          <w:color w:val="960000"/>
+          <w:sz w:val="20"/>
+        </w:rPr>
+        <w:t xml:space="preserve">. Se probó a quitarlo y </w:t>
+      </w:r>
+      <w:r>
+        <w:rPr>
+          <w:b/>
+          <w:color w:val="960000"/>
+          <w:sz w:val="20"/>
+        </w:rPr>
+        <w:t>el banco lo paró dos veces</w:t>
+      </w:r>
+      <w:r>
+        <w:rPr>
+          <w:b w:val="0"/>
+          <w:color w:val="960000"/>
+          <w:sz w:val="20"/>
+        </w:rPr>
+        <w:t xml:space="preserve">: sin el veto, el ámbar que pidió el operario </w:t>
+      </w:r>
+      <w:r>
+        <w:rPr>
+          <w:b/>
+          <w:color w:val="960000"/>
+          <w:sz w:val="20"/>
+        </w:rPr>
+        <w:t>se deshace solo a los ~3 s delante de él</w:t>
+      </w:r>
+      <w:r>
+        <w:rPr>
+          <w:b w:val="0"/>
+          <w:color w:val="960000"/>
+          <w:sz w:val="20"/>
+        </w:rPr>
+        <w:t>.</w:t>
+      </w:r>
+    </w:p>
+    <w:p>
+      <w:pPr>
+        <w:spacing w:before="200" w:after="120"/>
+      </w:pPr>
+      <w:r>
+        <w:rPr>
+          <w:b/>
+          <w:color w:val="003366"/>
+          <w:sz w:val="23"/>
+        </w:rPr>
+        <w:t>10.2 🔴 El botón de ámbar podía quedar muerto sin decirlo (</w:t>
+      </w:r>
+      <w:r>
+        <w:rPr>
+          <w:rFonts w:ascii="Consolas" w:hAnsi="Consolas"/>
+          <w:color w:val="003366"/>
+          <w:sz w:val="23"/>
+        </w:rPr>
+        <w:t>N-146</w:t>
+      </w:r>
+      <w:r>
+        <w:rPr>
+          <w:b/>
+          <w:color w:val="003366"/>
+          <w:sz w:val="23"/>
+        </w:rPr>
+        <w:t>)</w:t>
+      </w:r>
+    </w:p>
+    <w:p>
+      <w:pPr>
+        <w:spacing w:after="120"/>
+      </w:pPr>
+      <w:r>
+        <w:rPr>
+          <w:b/>
+          <w:sz w:val="21"/>
+        </w:rPr>
+        <w:t>Lo que pasaba:</w:t>
+      </w:r>
+      <w:r>
+        <w:rPr>
+          <w:b w:val="0"/>
+          <w:sz w:val="21"/>
+        </w:rPr>
+        <w:t xml:space="preserve"> entre las </w:t>
+      </w:r>
+      <w:r>
+        <w:rPr>
+          <w:b/>
+          <w:sz w:val="21"/>
+        </w:rPr>
+        <w:t>21:10 y las 21:13</w:t>
+      </w:r>
+      <w:r>
+        <w:rPr>
+          <w:b w:val="0"/>
+          <w:sz w:val="21"/>
+        </w:rPr>
+        <w:t xml:space="preserve"> del 04/09 el operario pulsó </w:t>
+      </w:r>
+      <w:r>
+        <w:rPr>
+          <w:b/>
+          <w:sz w:val="21"/>
+        </w:rPr>
+        <w:t>seis veces</w:t>
+      </w:r>
+      <w:r>
+        <w:rPr>
+          <w:b w:val="0"/>
+          <w:sz w:val="21"/>
+        </w:rPr>
+        <w:t xml:space="preserve"> «poner</w:t>
+      </w:r>
+    </w:p>
+    <w:p>
+      <w:pPr>
+        <w:spacing w:after="120"/>
+      </w:pPr>
+      <w:r>
+        <w:rPr>
+          <w:b w:val="0"/>
+          <w:sz w:val="21"/>
+        </w:rPr>
+        <w:t xml:space="preserve">ámbar», el equipo contestó </w:t>
+      </w:r>
+      <w:r>
+        <w:rPr>
+          <w:b/>
+          <w:sz w:val="21"/>
+        </w:rPr>
+        <w:t>`OK` las seis</w:t>
+      </w:r>
+      <w:r>
+        <w:rPr>
+          <w:b w:val="0"/>
+          <w:sz w:val="21"/>
+        </w:rPr>
+        <w:t>, y el cruce siguió **en rojo durante 47 tramas</w:t>
+      </w:r>
+    </w:p>
+    <w:p>
+      <w:pPr>
+        <w:spacing w:after="120"/>
+      </w:pPr>
+      <w:r>
+        <w:rPr>
+          <w:b w:val="0"/>
+          <w:sz w:val="21"/>
+        </w:rPr>
+        <w:t>seguidas**.</w:t>
+      </w:r>
+    </w:p>
+    <w:p>
+      <w:pPr>
+        <w:spacing w:after="120"/>
+      </w:pPr>
+      <w:r>
+        <w:rPr>
+          <w:b/>
+          <w:sz w:val="21"/>
+        </w:rPr>
+        <w:t>La causa:</w:t>
+      </w:r>
+      <w:r>
+        <w:rPr>
+          <w:b w:val="0"/>
+          <w:sz w:val="21"/>
+        </w:rPr>
+        <w:t xml:space="preserve"> el equipo entra en ámbar </w:t>
+      </w:r>
+      <w:r>
+        <w:rPr>
+          <w:b/>
+          <w:sz w:val="21"/>
+        </w:rPr>
+        <w:t>sólo al cambiar de modo</w:t>
+      </w:r>
+      <w:r>
+        <w:rPr>
+          <w:b w:val="0"/>
+          <w:sz w:val="21"/>
+        </w:rPr>
+        <w:t>. Si ya estaba en modo ámbar y</w:t>
+      </w:r>
+    </w:p>
+    <w:p>
+      <w:pPr>
+        <w:spacing w:after="120"/>
+      </w:pPr>
+      <w:r>
+        <w:rPr>
+          <w:b w:val="0"/>
+          <w:sz w:val="21"/>
+        </w:rPr>
+        <w:t xml:space="preserve">alguien le había dado </w:t>
+      </w:r>
+      <w:r>
+        <w:rPr>
+          <w:b/>
+          <w:sz w:val="21"/>
+        </w:rPr>
+        <w:t>ROJO TOTAL</w:t>
+      </w:r>
+      <w:r>
+        <w:rPr>
+          <w:b w:val="0"/>
+          <w:sz w:val="21"/>
+        </w:rPr>
+        <w:t xml:space="preserve"> —que cambia la </w:t>
+      </w:r>
+      <w:r>
+        <w:rPr>
+          <w:b/>
+          <w:sz w:val="21"/>
+        </w:rPr>
+        <w:t>luz</w:t>
+      </w:r>
+      <w:r>
+        <w:rPr>
+          <w:b w:val="0"/>
+          <w:sz w:val="21"/>
+        </w:rPr>
+        <w:t xml:space="preserve"> y no el </w:t>
+      </w:r>
+      <w:r>
+        <w:rPr>
+          <w:b/>
+          <w:sz w:val="21"/>
+        </w:rPr>
+        <w:t>modo</w:t>
+      </w:r>
+      <w:r>
+        <w:rPr>
+          <w:b w:val="0"/>
+          <w:sz w:val="21"/>
+        </w:rPr>
+        <w:t>, a propósito, porque el</w:t>
+      </w:r>
+    </w:p>
+    <w:p>
+      <w:pPr>
+        <w:spacing w:after="120"/>
+      </w:pPr>
+      <w:r>
+        <w:rPr>
+          <w:b w:val="0"/>
+          <w:sz w:val="21"/>
+        </w:rPr>
+        <w:t xml:space="preserve">rojo de emergencia entra sin PIN—, la orden de ámbar </w:t>
+      </w:r>
+      <w:r>
+        <w:rPr>
+          <w:b/>
+          <w:sz w:val="21"/>
+        </w:rPr>
+        <w:t>no tenía nada que cambiar</w:t>
+      </w:r>
+      <w:r>
+        <w:rPr>
+          <w:b w:val="0"/>
+          <w:sz w:val="21"/>
+        </w:rPr>
+        <w:t>: no hacía nada, y</w:t>
+      </w:r>
+    </w:p>
+    <w:p>
+      <w:pPr>
+        <w:spacing w:after="120"/>
+      </w:pPr>
+      <w:r>
+        <w:rPr>
+          <w:b w:val="0"/>
+          <w:sz w:val="21"/>
+        </w:rPr>
+        <w:t>decía que sí.</w:t>
+      </w:r>
+    </w:p>
+    <w:p>
+      <w:pPr>
+        <w:spacing w:after="120"/>
+      </w:pPr>
+      <w:r>
+        <w:rPr>
+          <w:b/>
+          <w:sz w:val="21"/>
+        </w:rPr>
+        <w:t>Lo que hace ahora:</w:t>
+      </w:r>
+      <w:r>
+        <w:rPr>
+          <w:b w:val="0"/>
+          <w:sz w:val="21"/>
+        </w:rPr>
+        <w:t xml:space="preserve"> </w:t>
+      </w:r>
+      <w:r>
+        <w:rPr>
+          <w:b/>
+          <w:sz w:val="21"/>
+        </w:rPr>
+        <w:t>re-arma el ámbar</w:t>
+      </w:r>
+      <w:r>
+        <w:rPr>
+          <w:b w:val="0"/>
+          <w:sz w:val="21"/>
+        </w:rPr>
+        <w:t xml:space="preserve">, y contesta </w:t>
+      </w:r>
+      <w:r>
+        <w:rPr>
+          <w:b/>
+          <w:sz w:val="21"/>
+        </w:rPr>
+        <w:t>`REARMADO`</w:t>
+      </w:r>
+      <w:r>
+        <w:rPr>
+          <w:b w:val="0"/>
+          <w:sz w:val="21"/>
+        </w:rPr>
+        <w:t xml:space="preserve"> en vez de </w:t>
+      </w:r>
+      <w:r>
+        <w:rPr>
+          <w:rFonts w:ascii="Consolas" w:hAnsi="Consolas"/>
+          <w:sz w:val="21"/>
+        </w:rPr>
+        <w:t>OK</w:t>
+      </w:r>
+      <w:r>
+        <w:rPr>
+          <w:b w:val="0"/>
+          <w:sz w:val="21"/>
+        </w:rPr>
+        <w:t>.</w:t>
+      </w:r>
+    </w:p>
+    <w:p>
+      <w:pPr>
+        <w:spacing w:after="160"/>
+        <w:ind w:left="360"/>
+        <w:shd w:val="clear" w:fill="FFF4E5"/>
+      </w:pPr>
+      <w:r>
+        <w:rPr>
+          <w:b w:val="0"/>
+          <w:color w:val="960000"/>
+          <w:sz w:val="20"/>
+        </w:rPr>
+        <w:t xml:space="preserve">⚠️ </w:t>
+      </w:r>
+      <w:r>
+        <w:rPr>
+          <w:b/>
+          <w:color w:val="960000"/>
+          <w:sz w:val="20"/>
+        </w:rPr>
+        <w:t>Para quien lea el diario de órdenes: `REARMADO` es un ÉXITO, no un error.</w:t>
+      </w:r>
+      <w:r>
+        <w:rPr>
+          <w:b w:val="0"/>
+          <w:color w:val="960000"/>
+          <w:sz w:val="20"/>
+        </w:rPr>
+        <w:t xml:space="preserve"> Significa *"ya estaba en ámbar y lo he vuelto a encender"*. Son dos cosas distintas y por eso se dicen distinto.</w:t>
+      </w:r>
+    </w:p>
+    <w:p>
+      <w:pPr>
+        <w:spacing w:before="200" w:after="120"/>
+      </w:pPr>
+      <w:r>
+        <w:rPr>
+          <w:b/>
+          <w:color w:val="003366"/>
+          <w:sz w:val="23"/>
+        </w:rPr>
+        <w:t>10.3 🔴 En Modo Manual el cruce cambiaba solo (</w:t>
+      </w:r>
+      <w:r>
+        <w:rPr>
+          <w:rFonts w:ascii="Consolas" w:hAnsi="Consolas"/>
+          <w:color w:val="003366"/>
+          <w:sz w:val="23"/>
+        </w:rPr>
+        <w:t>N-147</w:t>
+      </w:r>
+      <w:r>
+        <w:rPr>
+          <w:b/>
+          <w:color w:val="003366"/>
+          <w:sz w:val="23"/>
+        </w:rPr>
+        <w:t>)</w:t>
+      </w:r>
+    </w:p>
+    <w:p>
+      <w:pPr>
+        <w:spacing w:after="120"/>
+      </w:pPr>
+      <w:r>
+        <w:rPr>
+          <w:b/>
+          <w:sz w:val="21"/>
+        </w:rPr>
+        <w:t>Lo que pasaba, reportado desde el banco:</w:t>
+      </w:r>
+      <w:r>
+        <w:rPr>
+          <w:b w:val="0"/>
+          <w:sz w:val="21"/>
+        </w:rPr>
+        <w:t xml:space="preserve"> *«el botón dar paso maestro queda en rojo, pasan 15 seg</w:t>
+      </w:r>
+    </w:p>
+    <w:p>
+      <w:pPr>
+        <w:spacing w:after="120"/>
+      </w:pPr>
+      <w:r>
+        <w:rPr>
+          <w:b w:val="0"/>
+          <w:sz w:val="21"/>
+        </w:rPr>
+        <w:t>y … pasa a ámbar intermitente»*.</w:t>
+      </w:r>
+    </w:p>
+    <w:tbl>
+      <w:tblPr>
+        <w:tblStyle w:val="TableGrid"/>
+        <w:tblW w:type="auto" w:w="0"/>
+        <w:tblLook w:firstColumn="1" w:firstRow="1" w:lastColumn="0" w:lastRow="0" w:noHBand="0" w:noVBand="1" w:val="04A0"/>
+      </w:tblPr>
+      <w:tblGrid>
+        <w:gridCol w:w="4680"/>
+        <w:gridCol w:w="4680"/>
+      </w:tblGrid>
+      <w:tr>
+        <w:tc>
+          <w:tcPr>
+            <w:tcW w:type="dxa" w:w="4680"/>
+            <w:shd w:val="clear" w:fill="DCE6F1"/>
+          </w:tcPr>
+          <w:p>
+            <w:r/>
+            <w:r>
+              <w:rPr>
+                <w:b/>
+                <w:sz w:val="19"/>
+              </w:rPr>
+              <w:t>#</w:t>
+            </w:r>
+          </w:p>
+        </w:tc>
+        <w:tc>
+          <w:tcPr>
+            <w:tcW w:type="dxa" w:w="4680"/>
+            <w:shd w:val="clear" w:fill="DCE6F1"/>
+          </w:tcPr>
+          <w:p>
+            <w:r/>
+            <w:r>
+              <w:rPr>
+                <w:b/>
+                <w:sz w:val="19"/>
+              </w:rPr>
+              <w:t>mitad del defecto</w:t>
+            </w:r>
+          </w:p>
+        </w:tc>
+      </w:tr>
+      <w:tr>
+        <w:tc>
+          <w:tcPr>
+            <w:tcW w:type="dxa" w:w="4680"/>
+          </w:tcPr>
+          <w:p>
+            <w:r/>
+            <w:r>
+              <w:rPr>
+                <w:b/>
+                <w:sz w:val="19"/>
+              </w:rPr>
+              <w:t>1</w:t>
+            </w:r>
+          </w:p>
+        </w:tc>
+        <w:tc>
+          <w:tcPr>
+            <w:tcW w:type="dxa" w:w="4680"/>
+          </w:tcPr>
+          <w:p>
+            <w:r/>
+            <w:r>
+              <w:rPr>
+                <w:b/>
+                <w:sz w:val="19"/>
+              </w:rPr>
+              <w:t>DAR PASO se rechazaba</w:t>
+            </w:r>
+            <w:r>
+              <w:rPr>
+                <w:b w:val="0"/>
+                <w:sz w:val="19"/>
+              </w:rPr>
+              <w:t xml:space="preserve"> durante el plazo, y el cruce se quedaba en rojo</w:t>
+            </w:r>
+          </w:p>
+        </w:tc>
+      </w:tr>
+      <w:tr>
+        <w:tc>
+          <w:tcPr>
+            <w:tcW w:type="dxa" w:w="4680"/>
+          </w:tcPr>
+          <w:p>
+            <w:r/>
+            <w:r>
+              <w:rPr>
+                <w:b/>
+                <w:sz w:val="19"/>
+              </w:rPr>
+              <w:t>2</w:t>
+            </w:r>
+          </w:p>
+        </w:tc>
+        <w:tc>
+          <w:tcPr>
+            <w:tcW w:type="dxa" w:w="4680"/>
+          </w:tcPr>
+          <w:p>
+            <w:r/>
+            <w:r>
+              <w:rPr>
+                <w:b/>
+                <w:sz w:val="19"/>
+              </w:rPr>
+              <w:t>al vencer el plazo, el cruce cambiaba SOLO</w:t>
+            </w:r>
+            <w:r>
+              <w:rPr>
+                <w:b w:val="0"/>
+                <w:sz w:val="19"/>
+              </w:rPr>
+              <w:t>, sin que nadie pulsara</w:t>
+            </w:r>
+          </w:p>
+        </w:tc>
+      </w:tr>
+    </w:tbl>
+    <w:p>
+      <w:pPr>
+        <w:spacing w:after="120"/>
+      </w:pPr>
+    </w:p>
+    <w:p>
+      <w:pPr>
+        <w:spacing w:after="120"/>
+      </w:pPr>
+      <w:r>
+        <w:rPr>
+          <w:b/>
+          <w:sz w:val="21"/>
+        </w:rPr>
+        <w:t>La causa:</w:t>
+      </w:r>
+      <w:r>
+        <w:rPr>
+          <w:b w:val="0"/>
+          <w:sz w:val="21"/>
+        </w:rPr>
+        <w:t xml:space="preserve"> el Modo Manual </w:t>
+      </w:r>
+      <w:r>
+        <w:rPr>
+          <w:b/>
+          <w:sz w:val="21"/>
+        </w:rPr>
+        <w:t>entraba por la puerta del Modo Automático</w:t>
+      </w:r>
+      <w:r>
+        <w:rPr>
+          <w:b w:val="0"/>
+          <w:sz w:val="21"/>
+        </w:rPr>
+        <w:t>, que deja un verde ya</w:t>
+      </w:r>
+    </w:p>
+    <w:p>
+      <w:pPr>
+        <w:spacing w:after="120"/>
+      </w:pPr>
+      <w:r>
+        <w:rPr>
+          <w:b w:val="0"/>
+          <w:sz w:val="21"/>
+        </w:rPr>
+        <w:t xml:space="preserve">programado. </w:t>
+      </w:r>
+      <w:r>
+        <w:rPr>
+          <w:b/>
+          <w:sz w:val="21"/>
+        </w:rPr>
+        <w:t>Los 15 segundos son literales</w:t>
+      </w:r>
+      <w:r>
+        <w:rPr>
+          <w:b w:val="0"/>
+          <w:sz w:val="21"/>
+        </w:rPr>
+        <w:t xml:space="preserve"> — es el tiempo de despeje del cruce.</w:t>
+      </w:r>
+    </w:p>
+    <w:p>
+      <w:pPr>
+        <w:spacing w:after="120"/>
+      </w:pPr>
+      <w:r>
+        <w:rPr>
+          <w:b/>
+          <w:sz w:val="21"/>
+        </w:rPr>
+        <w:t>Y un tercer defecto que nadie había reportado, salido al medir:</w:t>
+      </w:r>
+      <w:r>
+        <w:rPr>
+          <w:b w:val="0"/>
+          <w:sz w:val="21"/>
+        </w:rPr>
+        <w:t xml:space="preserve"> **cada pulsación de DAR PASO</w:t>
+      </w:r>
+    </w:p>
+    <w:p>
+      <w:pPr>
+        <w:spacing w:after="120"/>
+      </w:pPr>
+      <w:r>
+        <w:rPr>
+          <w:b w:val="0"/>
+          <w:sz w:val="21"/>
+        </w:rPr>
+        <w:t>reiniciaba el plazo</w:t>
+      </w:r>
+      <w:r>
+        <w:rPr>
+          <w:b/>
+          <w:sz w:val="21"/>
+        </w:rPr>
+        <w:t xml:space="preserve">. Quien pulsara cada 10 segundos </w:t>
+      </w:r>
+      <w:r>
+        <w:rPr>
+          <w:b w:val="0"/>
+          <w:sz w:val="21"/>
+        </w:rPr>
+        <w:t>no veía el verde nunca**, y cada pulsación</w:t>
+      </w:r>
+    </w:p>
+    <w:p>
+      <w:pPr>
+        <w:spacing w:after="120"/>
+      </w:pPr>
+      <w:r>
+        <w:rPr>
+          <w:b w:val="0"/>
+          <w:sz w:val="21"/>
+        </w:rPr>
+        <w:t xml:space="preserve">contestaba </w:t>
+      </w:r>
+      <w:r>
+        <w:rPr>
+          <w:rFonts w:ascii="Consolas" w:hAnsi="Consolas"/>
+          <w:sz w:val="21"/>
+        </w:rPr>
+        <w:t>OK</w:t>
+      </w:r>
+      <w:r>
+        <w:rPr>
+          <w:b w:val="0"/>
+          <w:sz w:val="21"/>
+        </w:rPr>
+        <w:t xml:space="preserve">. </w:t>
+      </w:r>
+      <w:r>
+        <w:rPr>
+          <w:b/>
+          <w:sz w:val="21"/>
+        </w:rPr>
+        <w:t>Obedecer y no avanzar no deja rastro de avería.</w:t>
+      </w:r>
+    </w:p>
+    <w:p>
+      <w:pPr>
+        <w:spacing w:after="120"/>
+      </w:pPr>
+      <w:r>
+        <w:rPr>
+          <w:b/>
+          <w:sz w:val="21"/>
+        </w:rPr>
+        <w:t>Lo que hace ahora:</w:t>
+      </w:r>
+      <w:r>
+        <w:rPr>
+          <w:b w:val="0"/>
+          <w:sz w:val="21"/>
+        </w:rPr>
+        <w:t xml:space="preserve"> en Manual el equipo </w:t>
+      </w:r>
+      <w:r>
+        <w:rPr>
+          <w:b/>
+          <w:sz w:val="21"/>
+        </w:rPr>
+        <w:t>se pone en todo-rojo y se queda quieto</w:t>
+      </w:r>
+      <w:r>
+        <w:rPr>
+          <w:b w:val="0"/>
+          <w:sz w:val="21"/>
+        </w:rPr>
+        <w:t>. *«El operador</w:t>
+      </w:r>
+    </w:p>
+    <w:p>
+      <w:pPr>
+        <w:spacing w:after="120"/>
+      </w:pPr>
+      <w:r>
+        <w:rPr>
+          <w:b w:val="0"/>
+          <w:sz w:val="21"/>
+        </w:rPr>
+        <w:t>en manual no debería llevar un ciclo, sino que, como está ahí parado viéndolo, que se cambie de</w:t>
+      </w:r>
+    </w:p>
+    <w:p>
+      <w:pPr>
+        <w:spacing w:after="120"/>
+      </w:pPr>
+      <w:r>
+        <w:rPr>
+          <w:b w:val="0"/>
+          <w:sz w:val="21"/>
+        </w:rPr>
+        <w:t>inmediato»* — decisión del responsable.</w:t>
+      </w:r>
+    </w:p>
+    <w:p>
+      <w:pPr>
+        <w:spacing w:after="160"/>
+        <w:ind w:left="360"/>
+        <w:shd w:val="clear" w:fill="FFF4E5"/>
+      </w:pPr>
+      <w:r>
+        <w:rPr>
+          <w:b w:val="0"/>
+          <w:color w:val="960000"/>
+          <w:sz w:val="20"/>
+        </w:rPr>
         <w:t xml:space="preserve">🛑 </w:t>
       </w:r>
       <w:r>
@@ -20632,159 +25692,47 @@
           <w:color w:val="960000"/>
           <w:sz w:val="20"/>
         </w:rPr>
-        <w:t>Lo que eso significa para quien está delante del cruce:</w:t>
-      </w:r>
-      <w:r>
-        <w:rPr>
-          <w:b w:val="0"/>
-          <w:color w:val="960000"/>
-          <w:sz w:val="20"/>
-        </w:rPr>
-        <w:t xml:space="preserve"> en Modo Degradado, el ámbar de emergencia pedido desde el teléfono </w:t>
-      </w:r>
-      <w:r>
-        <w:rPr>
-          <w:b/>
-          <w:color w:val="960000"/>
-          <w:sz w:val="20"/>
-        </w:rPr>
-        <w:t>puede caerse solo</w:t>
-      </w:r>
-      <w:r>
-        <w:rPr>
-          <w:b w:val="0"/>
-          <w:color w:val="960000"/>
-          <w:sz w:val="20"/>
-        </w:rPr>
-        <w:t xml:space="preserve"> —el sostenedor del Degradado sigue escribiendo luz en su siguiente vuelta— </w:t>
-      </w:r>
-      <w:r>
-        <w:rPr>
-          <w:b/>
-          <w:color w:val="960000"/>
-          <w:sz w:val="20"/>
-        </w:rPr>
-        <w:t>y encima la app ya habrá mostrado un `RESULT:OK`</w:t>
-      </w:r>
-      <w:r>
-        <w:rPr>
-          <w:b w:val="0"/>
-          <w:color w:val="960000"/>
-          <w:sz w:val="20"/>
-        </w:rPr>
-        <w:t xml:space="preserve">. Es decir: </w:t>
-      </w:r>
-      <w:r>
-        <w:rPr>
-          <w:b/>
-          <w:color w:val="960000"/>
-          <w:sz w:val="20"/>
-        </w:rPr>
-        <w:t>el botón de pánico de la app puede no parar el cruce exactamente en el modo donde más falta hace</w:t>
-      </w:r>
-      <w:r>
-        <w:rPr>
-          <w:b w:val="0"/>
-          <w:color w:val="960000"/>
-          <w:sz w:val="20"/>
-        </w:rPr>
-        <w:t xml:space="preserve">, y decir que sí lo hizo. ✅ </w:t>
-      </w:r>
-      <w:r>
-        <w:rPr>
-          <w:b/>
-          <w:color w:val="960000"/>
-          <w:sz w:val="20"/>
-        </w:rPr>
-        <w:t>Mientras esto siga abierto, en el ESCLAVO en Modo Degradado use el MANDO (`B·B·B`), no la app.</w:t>
-      </w:r>
-      <w:r>
-        <w:rPr>
-          <w:b w:val="0"/>
-          <w:color w:val="960000"/>
-          <w:sz w:val="20"/>
-        </w:rPr>
-        <w:t xml:space="preserve"> Y si no hay mando, se sube. 🟠 </w:t>
-      </w:r>
-      <w:r>
-        <w:rPr>
-          <w:b/>
-          <w:color w:val="960000"/>
-          <w:sz w:val="20"/>
-        </w:rPr>
-        <w:t>PERO ESA SALIDA NO ESTÁ DEMOSTRADA HOY (`N-118`, §7): en el banco del 3–4/09 el `B·B·B` no se pudo accionar</w:t>
-      </w:r>
-      <w:r>
-        <w:rPr>
-          <w:b w:val="0"/>
-          <w:color w:val="960000"/>
-          <w:sz w:val="20"/>
-        </w:rPr>
-        <w:t xml:space="preserve">, y subir al gabinete tampoco servía, porque allí arriba era el mismo pin. </w:t>
-      </w:r>
-      <w:r>
-        <w:rPr>
-          <w:b/>
-          <w:color w:val="960000"/>
-          <w:sz w:val="20"/>
-        </w:rPr>
-        <w:t>El firmware ya lo lee activo en ALTO y la salida vuelve en cuanto se cargue y se ejerza</w:t>
-      </w:r>
-      <w:r>
-        <w:rPr>
-          <w:b w:val="0"/>
-          <w:color w:val="960000"/>
-          <w:sz w:val="20"/>
-        </w:rPr>
-        <w:t xml:space="preserve"> — pero hasta esa prueba </w:t>
-      </w:r>
-      <w:r>
-        <w:rPr>
-          <w:b/>
-          <w:color w:val="960000"/>
-          <w:sz w:val="20"/>
-        </w:rPr>
-        <w:t>hay que contar con que en el Esclavo en Modo Degradado no hay ninguna vía comprobada de ámbar de emergencia</w:t>
-      </w:r>
-      <w:r>
-        <w:rPr>
-          <w:b w:val="0"/>
-          <w:color w:val="960000"/>
-          <w:sz w:val="20"/>
-        </w:rPr>
-        <w:t xml:space="preserve">: la de la app puede caerse sola y decir que no. </w:t>
-      </w:r>
-      <w:r>
-        <w:rPr>
-          <w:b/>
-          <w:color w:val="960000"/>
-          <w:sz w:val="20"/>
-        </w:rPr>
-        <w:t>Mientras tanto `N-106` es un defecto sin rodeo, no un defecto con rodeo.</w:t>
-      </w:r>
-      <w:r>
-        <w:rPr>
-          <w:b w:val="0"/>
-          <w:color w:val="960000"/>
-          <w:sz w:val="20"/>
-        </w:rPr>
-        <w:t xml:space="preserve"> ⚠️ </w:t>
-      </w:r>
-      <w:r>
-        <w:rPr>
-          <w:b/>
-          <w:color w:val="960000"/>
-          <w:sz w:val="20"/>
-        </w:rPr>
-        <w:t>Está anotado como `N-106` y NO está arreglado.</w:t>
-      </w:r>
-      <w:r>
-        <w:rPr>
-          <w:b w:val="0"/>
-          <w:color w:val="960000"/>
-          <w:sz w:val="20"/>
-        </w:rPr>
-        <w:t xml:space="preserve"> El arreglo espera decisiones del responsable —qué *debe* hacer el ámbar de la app en Degradado: salir ordenado como </w:t>
+        <w:t>LO QUE NO SE HA DEBILITADO, Y HAY QUE SABERLO ANTES DE PROBARLO: el despeje sigue entero cuando hay algo que despejar.</w:t>
+      </w:r>
+      <w:r>
+        <w:rPr>
+          <w:b w:val="0"/>
+          <w:color w:val="960000"/>
+          <w:sz w:val="20"/>
+        </w:rPr>
+        <w:t xml:space="preserve"> Un cambio </w:t>
+      </w:r>
+      <w:r>
+        <w:rPr>
+          <w:b/>
+          <w:color w:val="960000"/>
+          <w:sz w:val="20"/>
+        </w:rPr>
+        <w:t>de verde a verde</w:t>
+      </w:r>
+      <w:r>
+        <w:rPr>
+          <w:b w:val="0"/>
+          <w:color w:val="960000"/>
+          <w:sz w:val="20"/>
+        </w:rPr>
+        <w:t xml:space="preserve"> —el caso normal del cruce— sigue pasando por </w:t>
+      </w:r>
+      <w:r>
+        <w:rPr>
+          <w:b/>
+          <w:color w:val="960000"/>
+          <w:sz w:val="20"/>
+        </w:rPr>
+        <w:t>su rojo y su despeje completos</w:t>
+      </w:r>
+      <w:r>
+        <w:rPr>
+          <w:b w:val="0"/>
+          <w:color w:val="960000"/>
+          <w:sz w:val="20"/>
+        </w:rPr>
+        <w:t xml:space="preserve"> (</w:t>
       </w:r>
       <w:r>
         <w:rPr>
@@ -20792,32 +25740,1327 @@
           <w:color w:val="960000"/>
           <w:sz w:val="20"/>
         </w:rPr>
-        <w:t>B·B·B</w:t>
-      </w:r>
-      <w:r>
-        <w:rPr>
-          <w:b w:val="0"/>
-          <w:color w:val="960000"/>
-          <w:sz w:val="20"/>
-        </w:rPr>
-        <w:t xml:space="preserve">, o quedarse— porque </w:t>
-      </w:r>
-      <w:r>
-        <w:rPr>
-          <w:b/>
-          <w:color w:val="960000"/>
-          <w:sz w:val="20"/>
-        </w:rPr>
-        <w:t>es lo que ve un conductor</w:t>
-      </w:r>
-      <w:r>
-        <w:rPr>
-          <w:b w:val="0"/>
-          <w:color w:val="960000"/>
-          <w:sz w:val="20"/>
-        </w:rPr>
-        <w:t>. Y antes de tocar una línea de firmware hay que ver fallar el arnés que lo mide: uno que naciera en verde no mediría nada.</w:t>
-      </w:r>
+        <w:t>SFTY-4</w:t>
+      </w:r>
+      <w:r>
+        <w:rPr>
+          <w:b w:val="0"/>
+          <w:color w:val="960000"/>
+          <w:sz w:val="20"/>
+        </w:rPr>
+        <w:t xml:space="preserve">). Lo único que se dejó de cobrar es un despeje </w:t>
+      </w:r>
+      <w:r>
+        <w:rPr>
+          <w:b/>
+          <w:color w:val="960000"/>
+          <w:sz w:val="20"/>
+        </w:rPr>
+        <w:t>ya pagado</w:t>
+      </w:r>
+      <w:r>
+        <w:rPr>
+          <w:b w:val="0"/>
+          <w:color w:val="960000"/>
+          <w:sz w:val="20"/>
+        </w:rPr>
+        <w:t>: en Manual el cruce lleva minutos en rojo mientras el operario mira, y hacerle esperar 15 s más no vacía nada que no estuviera vacío.</w:t>
+      </w:r>
+    </w:p>
+    <w:p>
+      <w:pPr>
+        <w:spacing w:before="200" w:after="120"/>
+      </w:pPr>
+      <w:r>
+        <w:rPr>
+          <w:b/>
+          <w:color w:val="003366"/>
+          <w:sz w:val="23"/>
+        </w:rPr>
+        <w:t>10.4 🟢 Desde el Maestro se ve el semáforo del Esclavo (</w:t>
+      </w:r>
+      <w:r>
+        <w:rPr>
+          <w:rFonts w:ascii="Consolas" w:hAnsi="Consolas"/>
+          <w:color w:val="003366"/>
+          <w:sz w:val="23"/>
+        </w:rPr>
+        <w:t>N-149</w:t>
+      </w:r>
+      <w:r>
+        <w:rPr>
+          <w:b/>
+          <w:color w:val="003366"/>
+          <w:sz w:val="23"/>
+        </w:rPr>
+        <w:t>)</w:t>
+      </w:r>
+    </w:p>
+    <w:p>
+      <w:pPr>
+        <w:spacing w:after="120"/>
+      </w:pPr>
+      <w:r>
+        <w:rPr>
+          <w:b/>
+          <w:sz w:val="21"/>
+        </w:rPr>
+        <w:t>Pedido en banco:</w:t>
+      </w:r>
+      <w:r>
+        <w:rPr>
+          <w:b w:val="0"/>
+          <w:sz w:val="21"/>
+        </w:rPr>
+        <w:t xml:space="preserve"> *«cuando me conecto al maestro no me aparecen los estados del semáforo del</w:t>
+      </w:r>
+    </w:p>
+    <w:p>
+      <w:pPr>
+        <w:spacing w:after="120"/>
+      </w:pPr>
+      <w:r>
+        <w:rPr>
+          <w:b w:val="0"/>
+          <w:sz w:val="21"/>
+        </w:rPr>
+        <w:t>esclavo… yo necesito que maestro me traiga los datos del esclavo»*. Y sobre la alternativa de</w:t>
+      </w:r>
+    </w:p>
+    <w:p>
+      <w:pPr>
+        <w:spacing w:after="120"/>
+      </w:pPr>
+      <w:r>
+        <w:rPr>
+          <w:b w:val="0"/>
+          <w:sz w:val="21"/>
+        </w:rPr>
+        <w:t>conectarse al otro poste: *«tendrías que caminar 1000 metros hasta el otro lado»*.</w:t>
+      </w:r>
+    </w:p>
+    <w:p>
+      <w:pPr>
+        <w:spacing w:after="120"/>
+      </w:pPr>
+      <w:r>
+        <w:rPr>
+          <w:b w:val="0"/>
+          <w:sz w:val="21"/>
+        </w:rPr>
+        <w:t xml:space="preserve">La telemetría del </w:t>
+      </w:r>
+      <w:r>
+        <w:rPr>
+          <w:b/>
+          <w:sz w:val="21"/>
+        </w:rPr>
+        <w:t>Maestro</w:t>
+      </w:r>
+      <w:r>
+        <w:rPr>
+          <w:b w:val="0"/>
+          <w:sz w:val="21"/>
+        </w:rPr>
+        <w:t xml:space="preserve"> lleva ahora un campo con el estado del </w:t>
+      </w:r>
+      <w:r>
+        <w:rPr>
+          <w:b/>
+          <w:sz w:val="21"/>
+        </w:rPr>
+        <w:t>Esclavo</w:t>
+      </w:r>
+      <w:r>
+        <w:rPr>
+          <w:b w:val="0"/>
+          <w:sz w:val="21"/>
+        </w:rPr>
+        <w:t>:</w:t>
+      </w:r>
+    </w:p>
+    <w:tbl>
+      <w:tblPr>
+        <w:tblStyle w:val="TableGrid"/>
+        <w:tblW w:type="auto" w:w="0"/>
+        <w:tblLook w:firstColumn="1" w:firstRow="1" w:lastColumn="0" w:lastRow="0" w:noHBand="0" w:noVBand="1" w:val="04A0"/>
+      </w:tblPr>
+      <w:tblGrid>
+        <w:gridCol w:w="4680"/>
+        <w:gridCol w:w="4680"/>
+      </w:tblGrid>
+      <w:tr>
+        <w:tc>
+          <w:tcPr>
+            <w:tcW w:type="dxa" w:w="4680"/>
+            <w:shd w:val="clear" w:fill="DCE6F1"/>
+          </w:tcPr>
+          <w:p>
+            <w:r/>
+            <w:r>
+              <w:rPr>
+                <w:b/>
+                <w:sz w:val="19"/>
+              </w:rPr>
+              <w:t>valor</w:t>
+            </w:r>
+          </w:p>
+        </w:tc>
+        <w:tc>
+          <w:tcPr>
+            <w:tcW w:type="dxa" w:w="4680"/>
+            <w:shd w:val="clear" w:fill="DCE6F1"/>
+          </w:tcPr>
+          <w:p>
+            <w:r/>
+            <w:r>
+              <w:rPr>
+                <w:b/>
+                <w:sz w:val="19"/>
+              </w:rPr>
+              <w:t>qué significa</w:t>
+            </w:r>
+          </w:p>
+        </w:tc>
+      </w:tr>
+      <w:tr>
+        <w:tc>
+          <w:tcPr>
+            <w:tcW w:type="dxa" w:w="4680"/>
+          </w:tcPr>
+          <w:p>
+            <w:r/>
+            <w:r>
+              <w:rPr>
+                <w:b/>
+                <w:sz w:val="19"/>
+              </w:rPr>
+              <w:t>ROJO</w:t>
+            </w:r>
+            <w:r>
+              <w:rPr>
+                <w:b w:val="0"/>
+                <w:sz w:val="19"/>
+              </w:rPr>
+              <w:t xml:space="preserve"> / </w:t>
+            </w:r>
+            <w:r>
+              <w:rPr>
+                <w:b/>
+                <w:sz w:val="19"/>
+              </w:rPr>
+              <w:t>VERDE</w:t>
+            </w:r>
+          </w:p>
+        </w:tc>
+        <w:tc>
+          <w:tcPr>
+            <w:tcW w:type="dxa" w:w="4680"/>
+          </w:tcPr>
+          <w:p>
+            <w:r/>
+            <w:r>
+              <w:rPr>
+                <w:b w:val="0"/>
+                <w:sz w:val="19"/>
+              </w:rPr>
+              <w:t xml:space="preserve">lo que el Esclavo </w:t>
+            </w:r>
+            <w:r>
+              <w:rPr>
+                <w:b/>
+                <w:sz w:val="19"/>
+              </w:rPr>
+              <w:t>confirmó</w:t>
+            </w:r>
+            <w:r>
+              <w:rPr>
+                <w:b w:val="0"/>
+                <w:sz w:val="19"/>
+              </w:rPr>
+              <w:t xml:space="preserve"> — no lo que el Maestro le ordenó</w:t>
+            </w:r>
+          </w:p>
+        </w:tc>
+      </w:tr>
+      <w:tr>
+        <w:tc>
+          <w:tcPr>
+            <w:tcW w:type="dxa" w:w="4680"/>
+          </w:tcPr>
+          <w:p>
+            <w:r/>
+            <w:r>
+              <w:rPr>
+                <w:b/>
+                <w:sz w:val="19"/>
+              </w:rPr>
+              <w:t>ÁMBAR</w:t>
+            </w:r>
+          </w:p>
+        </w:tc>
+        <w:tc>
+          <w:tcPr>
+            <w:tcW w:type="dxa" w:w="4680"/>
+          </w:tcPr>
+          <w:p>
+            <w:r/>
+            <w:r>
+              <w:rPr>
+                <w:b w:val="0"/>
+                <w:sz w:val="19"/>
+              </w:rPr>
+              <w:t>el cruce está en modo ámbar</w:t>
+            </w:r>
+          </w:p>
+        </w:tc>
+      </w:tr>
+      <w:tr>
+        <w:tc>
+          <w:tcPr>
+            <w:tcW w:type="dxa" w:w="4680"/>
+          </w:tcPr>
+          <w:p>
+            <w:r/>
+            <w:r>
+              <w:rPr>
+                <w:b/>
+                <w:sz w:val="19"/>
+              </w:rPr>
+              <w:t>?</w:t>
+            </w:r>
+          </w:p>
+        </w:tc>
+        <w:tc>
+          <w:tcPr>
+            <w:tcW w:type="dxa" w:w="4680"/>
+          </w:tcPr>
+          <w:p>
+            <w:r/>
+            <w:r>
+              <w:rPr>
+                <w:b w:val="0"/>
+                <w:sz w:val="19"/>
+              </w:rPr>
+              <w:t xml:space="preserve">🔴 </w:t>
+            </w:r>
+            <w:r>
+              <w:rPr>
+                <w:b/>
+                <w:sz w:val="19"/>
+              </w:rPr>
+              <w:t>el enlace está caído y esta punta no sabe de qué color está la otra.</w:t>
+            </w:r>
+            <w:r>
+              <w:rPr>
+                <w:b w:val="0"/>
+                <w:sz w:val="19"/>
+              </w:rPr>
+              <w:t xml:space="preserve"> </w:t>
+            </w:r>
+            <w:r>
+              <w:rPr>
+                <w:b/>
+                <w:sz w:val="19"/>
+              </w:rPr>
+              <w:t>NO</w:t>
+            </w:r>
+            <w:r>
+              <w:rPr>
+                <w:b w:val="0"/>
+                <w:sz w:val="19"/>
+              </w:rPr>
+              <w:t xml:space="preserve"> significa «sin medida»</w:t>
+            </w:r>
+          </w:p>
+        </w:tc>
+      </w:tr>
+    </w:tbl>
+    <w:p>
+      <w:pPr>
+        <w:spacing w:after="120"/>
+      </w:pPr>
+    </w:p>
+    <w:p>
+      <w:pPr>
+        <w:spacing w:after="160"/>
+        <w:ind w:left="360"/>
+        <w:shd w:val="clear" w:fill="FFF4E5"/>
+      </w:pPr>
+      <w:r>
+        <w:rPr>
+          <w:b w:val="0"/>
+          <w:color w:val="960000"/>
+          <w:sz w:val="20"/>
+        </w:rPr>
+        <w:t xml:space="preserve">🔵 </w:t>
+      </w:r>
+      <w:r>
+        <w:rPr>
+          <w:b/>
+          <w:color w:val="960000"/>
+          <w:sz w:val="20"/>
+        </w:rPr>
+        <w:t>Por qué se publica lo confirmado y no lo ordenado:</w:t>
+      </w:r>
+      <w:r>
+        <w:rPr>
+          <w:b w:val="0"/>
+          <w:color w:val="960000"/>
+          <w:sz w:val="20"/>
+        </w:rPr>
+        <w:t xml:space="preserve"> una orden puede perderse en el aire. Un tablero que pinte el color que el Maestro </w:t>
+      </w:r>
+      <w:r>
+        <w:rPr>
+          <w:b/>
+          <w:color w:val="960000"/>
+          <w:sz w:val="20"/>
+        </w:rPr>
+        <w:t>quiso</w:t>
+      </w:r>
+      <w:r>
+        <w:rPr>
+          <w:b w:val="0"/>
+          <w:color w:val="960000"/>
+          <w:sz w:val="20"/>
+        </w:rPr>
+        <w:t xml:space="preserve"> le enseña al operario un semáforo que quizá no existe. Este equipo ya pagó eso dos veces —los </w:t>
+      </w:r>
+      <w:r>
+        <w:rPr>
+          <w:rFonts w:ascii="Consolas" w:hAnsi="Consolas"/>
+          <w:color w:val="960000"/>
+          <w:sz w:val="20"/>
+        </w:rPr>
+        <w:t>12,6 V</w:t>
+      </w:r>
+      <w:r>
+        <w:rPr>
+          <w:b w:val="0"/>
+          <w:color w:val="960000"/>
+          <w:sz w:val="20"/>
+        </w:rPr>
+        <w:t xml:space="preserve"> de batería que eran un número escrito a mano, y el equipo declarándose «en hora» con el reloj parado en ceros—. ⚠️ </w:t>
+      </w:r>
+      <w:r>
+        <w:rPr>
+          <w:b/>
+          <w:color w:val="960000"/>
+          <w:sz w:val="20"/>
+        </w:rPr>
+        <w:t>El campo sólo lo emite el MAESTRO.</w:t>
+      </w:r>
+      <w:r>
+        <w:rPr>
+          <w:b w:val="0"/>
+          <w:color w:val="960000"/>
+          <w:sz w:val="20"/>
+        </w:rPr>
+        <w:t xml:space="preserve"> El Esclavo no lo emite porque </w:t>
+      </w:r>
+      <w:r>
+        <w:rPr>
+          <w:b/>
+          <w:color w:val="960000"/>
+          <w:sz w:val="20"/>
+        </w:rPr>
+        <w:t>no tiene de dónde sacarlo</w:t>
+      </w:r>
+      <w:r>
+        <w:rPr>
+          <w:b w:val="0"/>
+          <w:color w:val="960000"/>
+          <w:sz w:val="20"/>
+        </w:rPr>
+        <w:t xml:space="preserve">: no le pregunta al Maestro y no tiene por qué. Un campo que sólo pudiera valer </w:t>
+      </w:r>
+      <w:r>
+        <w:rPr>
+          <w:rFonts w:ascii="Consolas" w:hAnsi="Consolas"/>
+          <w:color w:val="960000"/>
+          <w:sz w:val="20"/>
+        </w:rPr>
+        <w:t>?</w:t>
+      </w:r>
+      <w:r>
+        <w:rPr>
+          <w:b w:val="0"/>
+          <w:color w:val="960000"/>
+          <w:sz w:val="20"/>
+        </w:rPr>
+        <w:t xml:space="preserve"> no informaría nunca.</w:t>
+      </w:r>
+    </w:p>
+    <w:p>
+      <w:pPr>
+        <w:spacing w:before="200" w:after="120"/>
+      </w:pPr>
+      <w:r>
+        <w:rPr>
+          <w:b/>
+          <w:color w:val="003366"/>
+          <w:sz w:val="23"/>
+        </w:rPr>
+        <w:t>10.5 🕐 La hora: de dónde sale ahora, y por qué puede seguir saliendo en blanco (</w:t>
+      </w:r>
+      <w:r>
+        <w:rPr>
+          <w:rFonts w:ascii="Consolas" w:hAnsi="Consolas"/>
+          <w:color w:val="003366"/>
+          <w:sz w:val="23"/>
+        </w:rPr>
+        <w:t>N-145</w:t>
+      </w:r>
+      <w:r>
+        <w:rPr>
+          <w:b/>
+          <w:color w:val="003366"/>
+          <w:sz w:val="23"/>
+        </w:rPr>
+        <w:t>)</w:t>
+      </w:r>
+    </w:p>
+    <w:p>
+      <w:pPr>
+        <w:spacing w:after="120"/>
+      </w:pPr>
+      <w:r>
+        <w:rPr>
+          <w:b w:val="0"/>
+          <w:sz w:val="21"/>
+        </w:rPr>
+        <w:t xml:space="preserve">El campo de </w:t>
+      </w:r>
+      <w:r>
+        <w:rPr>
+          <w:b/>
+          <w:sz w:val="21"/>
+        </w:rPr>
+        <w:t>hora</w:t>
+      </w:r>
+      <w:r>
+        <w:rPr>
+          <w:b w:val="0"/>
+          <w:sz w:val="21"/>
+        </w:rPr>
+        <w:t xml:space="preserve"> de la telemetría lo compone el </w:t>
+      </w:r>
+      <w:r>
+        <w:rPr>
+          <w:b/>
+          <w:sz w:val="21"/>
+        </w:rPr>
+        <w:t>STM32</w:t>
+      </w:r>
+      <w:r>
+        <w:rPr>
+          <w:b w:val="0"/>
+          <w:sz w:val="21"/>
+        </w:rPr>
+        <w:t xml:space="preserve">, que es justo el micro </w:t>
+      </w:r>
+      <w:r>
+        <w:rPr>
+          <w:b/>
+          <w:sz w:val="21"/>
+        </w:rPr>
+        <w:t>sin reloj</w:t>
+      </w:r>
+    </w:p>
+    <w:p>
+      <w:pPr>
+        <w:spacing w:after="120"/>
+      </w:pPr>
+      <w:r>
+        <w:rPr>
+          <w:b w:val="0"/>
+          <w:sz w:val="21"/>
+        </w:rPr>
+        <w:t xml:space="preserve">—su cristal </w:t>
+      </w:r>
+      <w:r>
+        <w:rPr>
+          <w:rFonts w:ascii="Consolas" w:hAnsi="Consolas"/>
+          <w:sz w:val="21"/>
+        </w:rPr>
+        <w:t>Y2</w:t>
+      </w:r>
+      <w:r>
+        <w:rPr>
+          <w:b w:val="0"/>
+          <w:sz w:val="21"/>
+        </w:rPr>
+        <w:t xml:space="preserve"> está confirmado muerto—. El único reloj del equipo (</w:t>
+      </w:r>
+      <w:r>
+        <w:rPr>
+          <w:rFonts w:ascii="Consolas" w:hAnsi="Consolas"/>
+          <w:sz w:val="21"/>
+        </w:rPr>
+        <w:t>DS3231</w:t>
+      </w:r>
+      <w:r>
+        <w:rPr>
+          <w:b w:val="0"/>
+          <w:sz w:val="21"/>
+        </w:rPr>
+        <w:t>) **cuelga del módulo</w:t>
+      </w:r>
+    </w:p>
+    <w:p>
+      <w:pPr>
+        <w:spacing w:after="120"/>
+      </w:pPr>
+      <w:r>
+        <w:rPr>
+          <w:rFonts w:ascii="Consolas" w:hAnsi="Consolas"/>
+          <w:sz w:val="21"/>
+        </w:rPr>
+        <w:t>ESP32</w:t>
+      </w:r>
+      <w:r>
+        <w:rPr>
+          <w:b/>
+          <w:sz w:val="21"/>
+        </w:rPr>
+        <w:t xml:space="preserve">. Desde ahora </w:t>
+      </w:r>
+      <w:r>
+        <w:rPr>
+          <w:b w:val="0"/>
+          <w:sz w:val="21"/>
+        </w:rPr>
+        <w:t>el módulo rellena ese hueco al pasar la trama** y recalcula su checksum.</w:t>
+      </w:r>
+    </w:p>
+    <w:p>
+      <w:pPr>
+        <w:spacing w:after="160"/>
+        <w:ind w:left="360"/>
+        <w:shd w:val="clear" w:fill="FFF4E5"/>
+      </w:pPr>
+      <w:r>
+        <w:rPr>
+          <w:b w:val="0"/>
+          <w:color w:val="960000"/>
+          <w:sz w:val="20"/>
+        </w:rPr>
+        <w:t xml:space="preserve">🛑 </w:t>
+      </w:r>
+      <w:r>
+        <w:rPr>
+          <w:b/>
+          <w:color w:val="960000"/>
+          <w:sz w:val="20"/>
+        </w:rPr>
+        <w:t>AVISO, Y ES LA PARTE QUE HAY QUE LEER ANTES DE PROBARLO:</w:t>
+      </w:r>
+      <w:r>
+        <w:rPr>
+          <w:b w:val="0"/>
+          <w:color w:val="960000"/>
+          <w:sz w:val="20"/>
+        </w:rPr>
+        <w:t xml:space="preserve"> </w:t>
+      </w:r>
+      <w:r>
+        <w:rPr>
+          <w:b/>
+          <w:color w:val="960000"/>
+          <w:sz w:val="20"/>
+        </w:rPr>
+        <w:t>SIN UN `DS3231` CONECTADO, LA HORA SEGUIRÁ SALIENDO EN BLANCO (`--:--:--`).</w:t>
+      </w:r>
+      <w:r>
+        <w:rPr>
+          <w:b w:val="0"/>
+          <w:color w:val="960000"/>
+          <w:sz w:val="20"/>
+        </w:rPr>
+        <w:t xml:space="preserve"> Eso </w:t>
+      </w:r>
+      <w:r>
+        <w:rPr>
+          <w:b/>
+          <w:color w:val="960000"/>
+          <w:sz w:val="20"/>
+        </w:rPr>
+        <w:t>no es un fallo</w:t>
+      </w:r>
+      <w:r>
+        <w:rPr>
+          <w:b w:val="0"/>
+          <w:color w:val="960000"/>
+          <w:sz w:val="20"/>
+        </w:rPr>
+        <w:t xml:space="preserve">: es el módulo negándose a inventar una hora que no tiene. Un </w:t>
+      </w:r>
+      <w:r>
+        <w:rPr>
+          <w:rFonts w:ascii="Consolas" w:hAnsi="Consolas"/>
+          <w:color w:val="960000"/>
+          <w:sz w:val="20"/>
+        </w:rPr>
+        <w:t>DS3231</w:t>
+      </w:r>
+      <w:r>
+        <w:rPr>
+          <w:b w:val="0"/>
+          <w:color w:val="960000"/>
+          <w:sz w:val="20"/>
+        </w:rPr>
+        <w:t xml:space="preserve"> sin pila entrega una fecha </w:t>
+      </w:r>
+      <w:r>
+        <w:rPr>
+          <w:b/>
+          <w:color w:val="960000"/>
+          <w:sz w:val="20"/>
+        </w:rPr>
+        <w:t>perfectamente formada y falsa</w:t>
+      </w:r>
+      <w:r>
+        <w:rPr>
+          <w:b w:val="0"/>
+          <w:color w:val="960000"/>
+          <w:sz w:val="20"/>
+        </w:rPr>
+        <w:t xml:space="preserve">, y este equipo prefiere el hueco. | | estado | |---|---| | El módulo </w:t>
+      </w:r>
+      <w:r>
+        <w:rPr>
+          <w:rFonts w:ascii="Consolas" w:hAnsi="Consolas"/>
+          <w:color w:val="960000"/>
+          <w:sz w:val="20"/>
+        </w:rPr>
+        <w:t>DS3231</w:t>
+      </w:r>
+      <w:r>
+        <w:rPr>
+          <w:b w:val="0"/>
+          <w:color w:val="960000"/>
+          <w:sz w:val="20"/>
+        </w:rPr>
+        <w:t xml:space="preserve"> | 🛑 </w:t>
+      </w:r>
+      <w:r>
+        <w:rPr>
+          <w:b/>
+          <w:color w:val="960000"/>
+          <w:sz w:val="20"/>
+        </w:rPr>
+        <w:t>NO ESTÁ COMPRADO</w:t>
+      </w:r>
+      <w:r>
+        <w:rPr>
+          <w:b w:val="0"/>
+          <w:color w:val="960000"/>
+          <w:sz w:val="20"/>
+        </w:rPr>
+        <w:t xml:space="preserve"> (línea </w:t>
+      </w:r>
+      <w:r>
+        <w:rPr>
+          <w:rFonts w:ascii="Consolas" w:hAnsi="Consolas"/>
+          <w:color w:val="960000"/>
+          <w:sz w:val="20"/>
+        </w:rPr>
+        <w:t>A6</w:t>
+      </w:r>
+      <w:r>
+        <w:rPr>
+          <w:b w:val="0"/>
+          <w:color w:val="960000"/>
+          <w:sz w:val="20"/>
+        </w:rPr>
+        <w:t xml:space="preserve"> de la lista de compras) | | Su dirección en el bus | 🔴 </w:t>
+      </w:r>
+      <w:r>
+        <w:rPr>
+          <w:b/>
+          <w:color w:val="960000"/>
+          <w:sz w:val="20"/>
+        </w:rPr>
+        <w:t>SIN VERIFICAR sobre el módulo real</w:t>
+      </w:r>
+      <w:r>
+        <w:rPr>
+          <w:b w:val="0"/>
+          <w:color w:val="960000"/>
+          <w:sz w:val="20"/>
+        </w:rPr>
+        <w:t xml:space="preserve"> | | Esta parte | 🔴 </w:t>
+      </w:r>
+      <w:r>
+        <w:rPr>
+          <w:b/>
+          <w:color w:val="960000"/>
+          <w:sz w:val="20"/>
+        </w:rPr>
+        <w:t>NO SE PUEDE DAR POR PROBADA.</w:t>
+      </w:r>
+      <w:r>
+        <w:rPr>
+          <w:b w:val="0"/>
+          <w:color w:val="960000"/>
+          <w:sz w:val="20"/>
+        </w:rPr>
+        <w:t xml:space="preserve"> Nada de esto ha tocado un </w:t>
+      </w:r>
+      <w:r>
+        <w:rPr>
+          <w:rFonts w:ascii="Consolas" w:hAnsi="Consolas"/>
+          <w:color w:val="960000"/>
+          <w:sz w:val="20"/>
+        </w:rPr>
+        <w:t>DS3231</w:t>
+      </w:r>
+      <w:r>
+        <w:rPr>
+          <w:b w:val="0"/>
+          <w:color w:val="960000"/>
+          <w:sz w:val="20"/>
+        </w:rPr>
+        <w:t xml:space="preserve"> real |</w:t>
+      </w:r>
+    </w:p>
+    <w:p>
+      <w:pPr>
+        <w:spacing w:before="200" w:after="120"/>
+      </w:pPr>
+      <w:r>
+        <w:rPr>
+          <w:b/>
+          <w:color w:val="003366"/>
+          <w:sz w:val="23"/>
+        </w:rPr>
+        <w:t>10.6 🔴 La batería NO se mide, y el equipo lo dice</w:t>
+      </w:r>
+    </w:p>
+    <w:p>
+      <w:pPr>
+        <w:spacing w:after="120"/>
+      </w:pPr>
+      <w:r>
+        <w:rPr>
+          <w:b w:val="0"/>
+          <w:sz w:val="21"/>
+        </w:rPr>
+        <w:t xml:space="preserve">En </w:t>
+      </w:r>
+      <w:r>
+        <w:rPr>
+          <w:b/>
+          <w:sz w:val="21"/>
+        </w:rPr>
+        <w:t>todas</w:t>
+      </w:r>
+      <w:r>
+        <w:rPr>
+          <w:b w:val="0"/>
+          <w:sz w:val="21"/>
+        </w:rPr>
+        <w:t xml:space="preserve"> las tramas de la cinta del 04/09 el campo de batería sale </w:t>
+      </w:r>
+      <w:r>
+        <w:rPr>
+          <w:b/>
+          <w:sz w:val="21"/>
+        </w:rPr>
+        <w:t>`--`</w:t>
+      </w:r>
+      <w:r>
+        <w:rPr>
+          <w:b w:val="0"/>
+          <w:sz w:val="21"/>
+        </w:rPr>
+        <w:t>. **Eso es</w:t>
+      </w:r>
+    </w:p>
+    <w:p>
+      <w:pPr>
+        <w:spacing w:after="120"/>
+      </w:pPr>
+      <w:r>
+        <w:rPr>
+          <w:b w:val="0"/>
+          <w:sz w:val="21"/>
+        </w:rPr>
+        <w:t>deliberado</w:t>
+      </w:r>
+      <w:r>
+        <w:rPr>
+          <w:b/>
+          <w:sz w:val="21"/>
+        </w:rPr>
+        <w:t xml:space="preserve">: el equipo </w:t>
+      </w:r>
+      <w:r>
+        <w:rPr>
+          <w:b w:val="0"/>
+          <w:sz w:val="21"/>
+        </w:rPr>
+        <w:t>no tiene ni divisor de tensión ni entrada analógica** para medirla, y antes</w:t>
+      </w:r>
+    </w:p>
+    <w:p>
+      <w:pPr>
+        <w:spacing w:after="120"/>
+      </w:pPr>
+      <w:r>
+        <w:rPr>
+          <w:b w:val="0"/>
+          <w:sz w:val="21"/>
+        </w:rPr>
+        <w:t xml:space="preserve">publicaba un </w:t>
+      </w:r>
+      <w:r>
+        <w:rPr>
+          <w:rFonts w:ascii="Consolas" w:hAnsi="Consolas"/>
+          <w:sz w:val="21"/>
+        </w:rPr>
+        <w:t>12.6</w:t>
+      </w:r>
+      <w:r>
+        <w:rPr>
+          <w:b w:val="0"/>
+          <w:sz w:val="21"/>
+        </w:rPr>
+        <w:t xml:space="preserve"> fijo escrito a mano que hacía que nadie preguntara por la alimentación.</w:t>
+      </w:r>
+    </w:p>
+    <w:p>
+      <w:pPr>
+        <w:spacing w:after="160"/>
+        <w:ind w:left="360"/>
+        <w:shd w:val="clear" w:fill="FFF4E5"/>
+      </w:pPr>
+      <w:r>
+        <w:rPr>
+          <w:b/>
+          <w:color w:val="960000"/>
+          <w:sz w:val="20"/>
+        </w:rPr>
+        <w:t>Un campo marcado `--` es lo correcto mientras no se mida.</w:t>
+      </w:r>
+      <w:r>
+        <w:rPr>
+          <w:b w:val="0"/>
+          <w:color w:val="960000"/>
+          <w:sz w:val="20"/>
+        </w:rPr>
+        <w:t xml:space="preserve"> Si hace falta la batería en campo, </w:t>
+      </w:r>
+      <w:r>
+        <w:rPr>
+          <w:b/>
+          <w:color w:val="960000"/>
+          <w:sz w:val="20"/>
+        </w:rPr>
+        <w:t>eso es una pieza que comprar y firmware que escribir</w:t>
+      </w:r>
+      <w:r>
+        <w:rPr>
+          <w:b w:val="0"/>
+          <w:color w:val="960000"/>
+          <w:sz w:val="20"/>
+        </w:rPr>
+        <w:t xml:space="preserve"> — no un número que rellenar.</w:t>
+      </w:r>
+    </w:p>
+    <w:p>
+      <w:pPr>
+        <w:spacing w:before="200" w:after="120"/>
+      </w:pPr>
+      <w:r>
+        <w:rPr>
+          <w:b/>
+          <w:color w:val="003366"/>
+          <w:sz w:val="23"/>
+        </w:rPr>
+        <w:t>10.7 📱 Lo que cambió en la APP la misma noche, y aquí sólo se apunta</w:t>
+      </w:r>
+    </w:p>
+    <w:p>
+      <w:pPr>
+        <w:spacing w:after="120"/>
+      </w:pPr>
+      <w:r>
+        <w:rPr>
+          <w:b/>
+          <w:sz w:val="21"/>
+        </w:rPr>
+        <w:t>No se detalla en este manual</w:t>
+      </w:r>
+      <w:r>
+        <w:rPr>
+          <w:b w:val="0"/>
+          <w:sz w:val="21"/>
+        </w:rPr>
+        <w:t xml:space="preserve"> —vive en </w:t>
+      </w:r>
+      <w:r>
+        <w:rPr>
+          <w:rFonts w:ascii="Consolas" w:hAnsi="Consolas"/>
+          <w:sz w:val="21"/>
+        </w:rPr>
+        <w:t>14_Manual_App_Movil_IOT_VIAL.md</w:t>
+      </w:r>
+      <w:r>
+        <w:rPr>
+          <w:b w:val="0"/>
+          <w:sz w:val="21"/>
+        </w:rPr>
+        <w:t>, que lo lleva otra</w:t>
+      </w:r>
+    </w:p>
+    <w:p>
+      <w:pPr>
+        <w:spacing w:after="120"/>
+      </w:pPr>
+      <w:r>
+        <w:rPr>
+          <w:b w:val="0"/>
+          <w:sz w:val="21"/>
+        </w:rPr>
+        <w:t>mano—, pero un operario lo va a ver y conviene que no le sorprenda:</w:t>
+      </w:r>
+    </w:p>
+    <w:tbl>
+      <w:tblPr>
+        <w:tblStyle w:val="TableGrid"/>
+        <w:tblW w:type="auto" w:w="0"/>
+        <w:tblLook w:firstColumn="1" w:firstRow="1" w:lastColumn="0" w:lastRow="0" w:noHBand="0" w:noVBand="1" w:val="04A0"/>
+      </w:tblPr>
+      <w:tblGrid>
+        <w:gridCol w:w="4680"/>
+        <w:gridCol w:w="4680"/>
+      </w:tblGrid>
+      <w:tr>
+        <w:tc>
+          <w:tcPr>
+            <w:tcW w:type="dxa" w:w="4680"/>
+            <w:shd w:val="clear" w:fill="DCE6F1"/>
+          </w:tcPr>
+          <w:p>
+            <w:r/>
+          </w:p>
+        </w:tc>
+        <w:tc>
+          <w:tcPr>
+            <w:tcW w:type="dxa" w:w="4680"/>
+            <w:shd w:val="clear" w:fill="DCE6F1"/>
+          </w:tcPr>
+          <w:p>
+            <w:r/>
+          </w:p>
+        </w:tc>
+      </w:tr>
+      <w:tr>
+        <w:tc>
+          <w:tcPr>
+            <w:tcW w:type="dxa" w:w="4680"/>
+          </w:tcPr>
+          <w:p>
+            <w:r/>
+            <w:r>
+              <w:rPr>
+                <w:b w:val="0"/>
+                <w:sz w:val="19"/>
+              </w:rPr>
+              <w:t xml:space="preserve">🆕 </w:t>
+            </w:r>
+            <w:r>
+              <w:rPr>
+                <w:b/>
+                <w:sz w:val="19"/>
+              </w:rPr>
+              <w:t>Al pedir ÁMBAR, la app pregunta si ha mirado el corredor</w:t>
+            </w:r>
+            <w:r>
+              <w:rPr>
+                <w:b w:val="0"/>
+                <w:sz w:val="19"/>
+              </w:rPr>
+              <w:t xml:space="preserve"> (</w:t>
+            </w:r>
+            <w:r>
+              <w:rPr>
+                <w:rFonts w:ascii="Consolas" w:hAnsi="Consolas"/>
+                <w:sz w:val="19"/>
+              </w:rPr>
+              <w:t>N-148</w:t>
+            </w:r>
+            <w:r>
+              <w:rPr>
+                <w:b w:val="0"/>
+                <w:sz w:val="19"/>
+              </w:rPr>
+              <w:t>)</w:t>
+            </w:r>
+          </w:p>
+        </w:tc>
+        <w:tc>
+          <w:tcPr>
+            <w:tcW w:type="dxa" w:w="4680"/>
+          </w:tcPr>
+          <w:p>
+            <w:r/>
+            <w:r>
+              <w:rPr>
+                <w:b w:val="0"/>
+                <w:sz w:val="19"/>
+              </w:rPr>
+              <w:t xml:space="preserve">Pedido en banco: *«cuando le das en manual en ámbar, debería salirte un aviso diciendo: ¿está usted seguro que no hay vehículos en el corredor?»*. </w:t>
+            </w:r>
+            <w:r>
+              <w:rPr>
+                <w:b/>
+                <w:sz w:val="19"/>
+              </w:rPr>
+              <w:t>Y el motivo por el que antes no preguntaba era falso</w:t>
+            </w:r>
+            <w:r>
+              <w:rPr>
+                <w:b w:val="0"/>
+                <w:sz w:val="19"/>
+              </w:rPr>
+              <w:t xml:space="preserve">: se creía que el ámbar «es la dirección segura», y </w:t>
+            </w:r>
+            <w:r>
+              <w:rPr>
+                <w:b/>
+                <w:sz w:val="19"/>
+              </w:rPr>
+              <w:t>medido en el `.cpp` no lo es</w:t>
+            </w:r>
+            <w:r>
+              <w:rPr>
+                <w:b w:val="0"/>
+                <w:sz w:val="19"/>
+              </w:rPr>
+              <w:t xml:space="preserve"> — el ámbar deja intermitente </w:t>
+            </w:r>
+            <w:r>
+              <w:rPr>
+                <w:b/>
+                <w:sz w:val="19"/>
+              </w:rPr>
+              <w:t>en las DOS puntas</w:t>
+            </w:r>
+            <w:r>
+              <w:rPr>
+                <w:b w:val="0"/>
+                <w:sz w:val="19"/>
+              </w:rPr>
+              <w:t xml:space="preserve">, o sea que en un carril único </w:t>
+            </w:r>
+            <w:r>
+              <w:rPr>
+                <w:b/>
+                <w:sz w:val="19"/>
+              </w:rPr>
+              <w:t>se entra por los dos lados a la vez</w:t>
+            </w:r>
+            <w:r>
+              <w:rPr>
+                <w:b w:val="0"/>
+                <w:sz w:val="19"/>
+              </w:rPr>
+              <w:t xml:space="preserve">. Es la orden que </w:t>
+            </w:r>
+            <w:r>
+              <w:rPr>
+                <w:b/>
+                <w:sz w:val="19"/>
+              </w:rPr>
+              <w:t>más abre paso</w:t>
+            </w:r>
+            <w:r>
+              <w:rPr>
+                <w:b w:val="0"/>
+                <w:sz w:val="19"/>
+              </w:rPr>
+              <w:t xml:space="preserve"> de la botonera</w:t>
+            </w:r>
+          </w:p>
+        </w:tc>
+      </w:tr>
+      <w:tr>
+        <w:tc>
+          <w:tcPr>
+            <w:tcW w:type="dxa" w:w="4680"/>
+          </w:tcPr>
+          <w:p>
+            <w:r/>
+            <w:r>
+              <w:rPr>
+                <w:b w:val="0"/>
+                <w:sz w:val="19"/>
+              </w:rPr>
+              <w:t xml:space="preserve">🆕 </w:t>
+            </w:r>
+            <w:r>
+              <w:rPr>
+                <w:b/>
+                <w:sz w:val="19"/>
+              </w:rPr>
+              <w:t>El estado del Poste 2 se enciende en la consola del Poste 1</w:t>
+            </w:r>
+            <w:r>
+              <w:rPr>
+                <w:b w:val="0"/>
+                <w:sz w:val="19"/>
+              </w:rPr>
+              <w:t xml:space="preserve"> (</w:t>
+            </w:r>
+            <w:r>
+              <w:rPr>
+                <w:rFonts w:ascii="Consolas" w:hAnsi="Consolas"/>
+                <w:sz w:val="19"/>
+              </w:rPr>
+              <w:t>N-149</w:t>
+            </w:r>
+            <w:r>
+              <w:rPr>
+                <w:b w:val="0"/>
+                <w:sz w:val="19"/>
+              </w:rPr>
+              <w:t>, ver §10.4)</w:t>
+            </w:r>
+          </w:p>
+        </w:tc>
+        <w:tc>
+          <w:tcPr>
+            <w:tcW w:type="dxa" w:w="4680"/>
+          </w:tcPr>
+          <w:p>
+            <w:r/>
+            <w:r>
+              <w:rPr>
+                <w:b w:val="0"/>
+                <w:sz w:val="19"/>
+              </w:rPr>
+              <w:t xml:space="preserve">y sus cuatro salidas </w:t>
+            </w:r>
+            <w:r>
+              <w:rPr>
+                <w:b/>
+                <w:sz w:val="19"/>
+              </w:rPr>
+              <w:t>no se colapsan</w:t>
+            </w:r>
+            <w:r>
+              <w:rPr>
+                <w:b w:val="0"/>
+                <w:sz w:val="19"/>
+              </w:rPr>
+              <w:t xml:space="preserve">: el color se pinta; el </w:t>
+            </w:r>
+            <w:r>
+              <w:rPr>
+                <w:rFonts w:ascii="Consolas" w:hAnsi="Consolas"/>
+                <w:sz w:val="19"/>
+              </w:rPr>
+              <w:t>?</w:t>
+            </w:r>
+            <w:r>
+              <w:rPr>
+                <w:b w:val="0"/>
+                <w:sz w:val="19"/>
+              </w:rPr>
+              <w:t xml:space="preserve"> sale como *«SIN DATO DEL POSTE 2»* </w:t>
+            </w:r>
+            <w:r>
+              <w:rPr>
+                <w:b/>
+                <w:sz w:val="19"/>
+              </w:rPr>
+              <w:t>con la causa al lado</w:t>
+            </w:r>
+            <w:r>
+              <w:rPr>
+                <w:b w:val="0"/>
+                <w:sz w:val="19"/>
+              </w:rPr>
+              <w:t xml:space="preserve">; un equipo con firmware anterior sale como *«este equipo no lo publica»*; y un valor que no se reconoce sale </w:t>
+            </w:r>
+            <w:r>
+              <w:rPr>
+                <w:b/>
+                <w:sz w:val="19"/>
+              </w:rPr>
+              <w:t>en crudo, sin adivinar</w:t>
+            </w:r>
+          </w:p>
+        </w:tc>
+      </w:tr>
+      <w:tr>
+        <w:tc>
+          <w:tcPr>
+            <w:tcW w:type="dxa" w:w="4680"/>
+          </w:tcPr>
+          <w:p>
+            <w:r/>
+            <w:r>
+              <w:rPr>
+                <w:b w:val="0"/>
+                <w:sz w:val="19"/>
+              </w:rPr>
+              <w:t xml:space="preserve">🟢 </w:t>
+            </w:r>
+            <w:r>
+              <w:rPr>
+                <w:b/>
+                <w:sz w:val="19"/>
+              </w:rPr>
+              <w:t>La hora del equipo se pinta</w:t>
+            </w:r>
+            <w:r>
+              <w:rPr>
+                <w:b w:val="0"/>
+                <w:sz w:val="19"/>
+              </w:rPr>
+              <w:t xml:space="preserve"> — antes la app la recibía y la tiraba</w:t>
+            </w:r>
+          </w:p>
+        </w:tc>
+        <w:tc>
+          <w:tcPr>
+            <w:tcW w:type="dxa" w:w="4680"/>
+          </w:tcPr>
+          <w:p>
+            <w:r/>
+            <w:r>
+              <w:rPr>
+                <w:b w:val="0"/>
+                <w:sz w:val="19"/>
+              </w:rPr>
+              <w:t xml:space="preserve">🔴 </w:t>
+            </w:r>
+            <w:r>
+              <w:rPr>
+                <w:b/>
+                <w:sz w:val="19"/>
+              </w:rPr>
+              <w:t>y seguirá saliendo en blanco mientras no haya `DS3231`</w:t>
+            </w:r>
+            <w:r>
+              <w:rPr>
+                <w:b w:val="0"/>
+                <w:sz w:val="19"/>
+              </w:rPr>
+              <w:t>, ver §10.5</w:t>
+            </w:r>
+          </w:p>
+        </w:tc>
+      </w:tr>
+    </w:tbl>
+    <w:p>
+      <w:pPr>
+        <w:spacing w:after="120"/>
+      </w:pPr>
     </w:p>
     <w:p>
       <w:pPr>

--- a/05_Funcional/1_Manual_Usuario.docx
+++ b/05_Funcional/1_Manual_Usuario.docx
@@ -2729,7 +2729,7 @@
           <w:color w:val="960000"/>
           <w:sz w:val="20"/>
         </w:rPr>
-        <w:t>Maestro/src/botones.cpp:280</w:t>
+        <w:t>Maestro/src/botones.cpp:305</w:t>
       </w:r>
       <w:r>
         <w:rPr>
@@ -2777,7 +2777,7 @@
           <w:color w:val="960000"/>
           <w:sz w:val="20"/>
         </w:rPr>
-        <w:t>Maestro/src/botones.cpp:281</w:t>
+        <w:t>Maestro/src/botones.cpp:306</w:t>
       </w:r>
       <w:r>
         <w:rPr>
@@ -10573,14 +10573,21 @@
           <w:b w:val="0"/>
           <w:sz w:val="21"/>
         </w:rPr>
-        <w:t xml:space="preserve">) al pin </w:t>
-      </w:r>
-      <w:r>
-        <w:rPr>
-          <w:b/>
-          <w:sz w:val="21"/>
-        </w:rPr>
-        <w:t>`PB0` (Demanda)</w:t>
+        <w:t xml:space="preserve">) a la bornera </w:t>
+      </w:r>
+      <w:r>
+        <w:rPr>
+          <w:b/>
+          <w:sz w:val="21"/>
+        </w:rPr>
+        <w:t>`J14`</w:t>
+      </w:r>
+      <w:r>
+        <w:rPr>
+          <w:b w:val="0"/>
+          <w:sz w:val="21"/>
+        </w:rPr>
+        <w:t>:</w:t>
       </w:r>
     </w:p>
     <w:p>
@@ -10592,35 +10599,395 @@
           <w:b w:val="0"/>
           <w:sz w:val="21"/>
         </w:rPr>
-        <w:t xml:space="preserve">con masa </w:t>
-      </w:r>
-      <w:r>
-        <w:rPr>
-          <w:rFonts w:ascii="Consolas" w:hAnsi="Consolas"/>
-          <w:sz w:val="21"/>
+        <w:t xml:space="preserve">un hilo a </w:t>
+      </w:r>
+      <w:r>
+        <w:rPr>
+          <w:b/>
+          <w:sz w:val="21"/>
+        </w:rPr>
+        <w:t>`p1`</w:t>
+      </w:r>
+      <w:r>
+        <w:rPr>
+          <w:b w:val="0"/>
+          <w:sz w:val="21"/>
+        </w:rPr>
+        <w:t xml:space="preserve"> (</w:t>
+      </w:r>
+      <w:r>
+        <w:rPr>
+          <w:rFonts w:ascii="Consolas" w:hAnsi="Consolas"/>
+          <w:sz w:val="21"/>
+        </w:rPr>
+        <w:t>/Puerta</w:t>
+      </w:r>
+      <w:r>
+        <w:rPr>
+          <w:b w:val="0"/>
+          <w:sz w:val="21"/>
+        </w:rPr>
+        <w:t xml:space="preserve"> → </w:t>
+      </w:r>
+      <w:r>
+        <w:rPr>
+          <w:b/>
+          <w:sz w:val="21"/>
+        </w:rPr>
+        <w:t>`PB0`</w:t>
+      </w:r>
+      <w:r>
+        <w:rPr>
+          <w:b w:val="0"/>
+          <w:sz w:val="21"/>
+        </w:rPr>
+        <w:t xml:space="preserve">) y el otro a </w:t>
+      </w:r>
+      <w:r>
+        <w:rPr>
+          <w:b/>
+          <w:sz w:val="21"/>
+        </w:rPr>
+        <w:t>`p2`</w:t>
+      </w:r>
+      <w:r>
+        <w:rPr>
+          <w:b w:val="0"/>
+          <w:sz w:val="21"/>
+        </w:rPr>
+        <w:t xml:space="preserve"> (</w:t>
+      </w:r>
+      <w:r>
+        <w:rPr>
+          <w:b/>
+          <w:sz w:val="21"/>
+        </w:rPr>
+        <w:t>`3,3 V`</w:t>
+      </w:r>
+      <w:r>
+        <w:rPr>
+          <w:b w:val="0"/>
+          <w:sz w:val="21"/>
+        </w:rPr>
+        <w:t xml:space="preserve"> del propio conector).</w:t>
+      </w:r>
+    </w:p>
+    <w:p>
+      <w:pPr>
+        <w:spacing w:after="160"/>
+        <w:ind w:left="360"/>
+        <w:shd w:val="clear" w:fill="FFF4E5"/>
+      </w:pPr>
+      <w:r>
+        <w:rPr>
+          <w:b w:val="0"/>
+          <w:color w:val="960000"/>
+          <w:sz w:val="20"/>
+        </w:rPr>
+        <w:t xml:space="preserve">🛑 </w:t>
+      </w:r>
+      <w:r>
+        <w:rPr>
+          <w:b/>
+          <w:color w:val="960000"/>
+          <w:sz w:val="20"/>
+        </w:rPr>
+        <w:t>AQUÍ PONÍA ~~«con masa `GND`, por la bornera `J14`»~~ Y ERA FALSO EN LAS DOS MITADES — 05/09.</w:t>
+      </w:r>
+      <w:r>
+        <w:rPr>
+          <w:b w:val="0"/>
+          <w:color w:val="960000"/>
+          <w:sz w:val="20"/>
+        </w:rPr>
+        <w:t xml:space="preserve"> </w:t>
+      </w:r>
+      <w:r>
+        <w:rPr>
+          <w:b/>
+          <w:color w:val="960000"/>
+          <w:sz w:val="20"/>
+        </w:rPr>
+        <w:t>MEDIDO EN COBRE</w:t>
+      </w:r>
+      <w:r>
+        <w:rPr>
+          <w:b w:val="0"/>
+          <w:color w:val="960000"/>
+          <w:sz w:val="20"/>
+        </w:rPr>
+        <w:t xml:space="preserve">, extrayendo las redes de los pads de </w:t>
+      </w:r>
+      <w:r>
+        <w:rPr>
+          <w:rFonts w:ascii="Consolas" w:hAnsi="Consolas"/>
+          <w:color w:val="960000"/>
+          <w:sz w:val="20"/>
+        </w:rPr>
+        <w:t>J14</w:t>
+      </w:r>
+      <w:r>
+        <w:rPr>
+          <w:b w:val="0"/>
+          <w:color w:val="960000"/>
+          <w:sz w:val="20"/>
+        </w:rPr>
+        <w:t xml:space="preserve"> del </w:t>
+      </w:r>
+      <w:r>
+        <w:rPr>
+          <w:rFonts w:ascii="Consolas" w:hAnsi="Consolas"/>
+          <w:color w:val="960000"/>
+          <w:sz w:val="20"/>
+        </w:rPr>
+        <w:t>.kicad_pcb</w:t>
+      </w:r>
+      <w:r>
+        <w:rPr>
+          <w:b w:val="0"/>
+          <w:color w:val="960000"/>
+          <w:sz w:val="20"/>
+        </w:rPr>
+        <w:t xml:space="preserve"> real (2.091.460 B), no del esquemático: ``</w:t>
+      </w:r>
+      <w:r>
+        <w:rPr>
+          <w:rFonts w:ascii="Consolas" w:hAnsi="Consolas"/>
+          <w:color w:val="960000"/>
+          <w:sz w:val="20"/>
+        </w:rPr>
+        <w:t xml:space="preserve"> ===== J14   (Conn_01x02) p1  -&gt; /Puerta      (= PB0, la entrada de demanda) p2  -&gt; /3.3V </w:t>
+      </w:r>
+      <w:r>
+        <w:rPr>
+          <w:rFonts w:ascii="Consolas" w:hAnsi="Consolas"/>
+          <w:color w:val="960000"/>
+          <w:sz w:val="20"/>
+        </w:rPr>
+      </w:r>
+      <w:r>
+        <w:rPr>
+          <w:rFonts w:ascii="Consolas" w:hAnsi="Consolas"/>
+          <w:color w:val="960000"/>
+          <w:sz w:val="20"/>
+        </w:rPr>
+        <w:t xml:space="preserve"> **</w:t>
+      </w:r>
+      <w:r>
+        <w:rPr>
+          <w:b w:val="0"/>
+          <w:color w:val="960000"/>
+          <w:sz w:val="20"/>
+        </w:rPr>
+        <w:t>J14</w:t>
+      </w:r>
+      <w:r>
+        <w:rPr>
+          <w:rFonts w:ascii="Consolas" w:hAnsi="Consolas"/>
+          <w:color w:val="960000"/>
+          <w:sz w:val="20"/>
+        </w:rPr>
+        <w:t xml:space="preserve"> tiene DOS posiciones y NINGUNA es masa.** No hay </w:t>
+      </w:r>
+      <w:r>
+        <w:rPr>
+          <w:b w:val="0"/>
+          <w:color w:val="960000"/>
+          <w:sz w:val="20"/>
         </w:rPr>
         <w:t>GND</w:t>
       </w:r>
       <w:r>
         <w:rPr>
-          <w:b w:val="0"/>
-          <w:sz w:val="21"/>
-        </w:rPr>
-        <w:t xml:space="preserve">, por la bornera </w:t>
-      </w:r>
-      <w:r>
-        <w:rPr>
-          <w:b/>
-          <w:sz w:val="21"/>
-        </w:rPr>
-        <w:t>`J14`</w:t>
-      </w:r>
-      <w:r>
-        <w:rPr>
-          <w:b w:val="0"/>
-          <w:sz w:val="21"/>
-        </w:rPr>
-        <w:t>.</w:t>
+          <w:rFonts w:ascii="Consolas" w:hAnsi="Consolas"/>
+          <w:color w:val="960000"/>
+          <w:sz w:val="20"/>
+        </w:rPr>
+        <w:t xml:space="preserve"> en ese conector, así que la instrucción no se podía ni ejecutar. Y si el instalador buscaba la masa en otro punto de la placa y cerraba contra ella, **la demanda no se produce nunca**: el firmware lee ese pin **activo en ALTO** —</w:t>
+      </w:r>
+      <w:r>
+        <w:rPr>
+          <w:b w:val="0"/>
+          <w:color w:val="960000"/>
+          <w:sz w:val="20"/>
+        </w:rPr>
+        <w:t>Esclavo/src/main.cpp:350</w:t>
+      </w:r>
+      <w:r>
+        <w:rPr>
+          <w:rFonts w:ascii="Consolas" w:hAnsi="Consolas"/>
+          <w:color w:val="960000"/>
+          <w:sz w:val="20"/>
+        </w:rPr>
+        <w:t xml:space="preserve">, </w:t>
+      </w:r>
+      <w:r>
+        <w:rPr>
+          <w:b w:val="0"/>
+          <w:color w:val="960000"/>
+          <w:sz w:val="20"/>
+        </w:rPr>
+        <w:t>bool demandaCamaraActual = (digitalRead(CAM_DEMANDA_PIN) == HIGH);</w:t>
+      </w:r>
+      <w:r>
+        <w:rPr>
+          <w:rFonts w:ascii="Consolas" w:hAnsi="Consolas"/>
+          <w:color w:val="960000"/>
+          <w:sz w:val="20"/>
+        </w:rPr>
+        <w:t xml:space="preserve">, y </w:t>
+      </w:r>
+      <w:r>
+        <w:rPr>
+          <w:b w:val="0"/>
+          <w:color w:val="960000"/>
+          <w:sz w:val="20"/>
+        </w:rPr>
+        <w:t>Maestro</w:t>
+      </w:r>
+      <w:r>
+        <w:rPr>
+          <w:rFonts w:ascii="Consolas" w:hAnsi="Consolas"/>
+          <w:color w:val="960000"/>
+          <w:sz w:val="20"/>
+        </w:rPr>
+        <w:t xml:space="preserve"> por </w:t>
+      </w:r>
+      <w:r>
+        <w:rPr>
+          <w:b w:val="0"/>
+          <w:color w:val="960000"/>
+          <w:sz w:val="20"/>
+        </w:rPr>
+        <w:t>camara_leerPin()</w:t>
+      </w:r>
+      <w:r>
+        <w:rPr>
+          <w:rFonts w:ascii="Consolas" w:hAnsi="Consolas"/>
+          <w:color w:val="960000"/>
+          <w:sz w:val="20"/>
+        </w:rPr>
+        <w:t xml:space="preserve"> en </w:t>
+      </w:r>
+      <w:r>
+        <w:rPr>
+          <w:b w:val="0"/>
+          <w:color w:val="960000"/>
+          <w:sz w:val="20"/>
+        </w:rPr>
+        <w:t>botones.cpp:105</w:t>
+      </w:r>
+      <w:r>
+        <w:rPr>
+          <w:rFonts w:ascii="Consolas" w:hAnsi="Consolas"/>
+          <w:color w:val="960000"/>
+          <w:sz w:val="20"/>
+        </w:rPr>
+        <w:t xml:space="preserve">—. **El gesto correcto es el mismo que en </w:t>
+      </w:r>
+      <w:r>
+        <w:rPr>
+          <w:b w:val="0"/>
+          <w:color w:val="960000"/>
+          <w:sz w:val="20"/>
+        </w:rPr>
+        <w:t>J16</w:t>
+      </w:r>
+      <w:r>
+        <w:rPr>
+          <w:rFonts w:ascii="Consolas" w:hAnsi="Consolas"/>
+          <w:color w:val="960000"/>
+          <w:sz w:val="20"/>
+        </w:rPr>
+        <w:t>: cerrar el contacto seco contra los 3,3 V del pin de al lado.** La placa lo tiene previsto —</w:t>
+      </w:r>
+      <w:r>
+        <w:rPr>
+          <w:b w:val="0"/>
+          <w:color w:val="960000"/>
+          <w:sz w:val="20"/>
+        </w:rPr>
+        <w:t>R64</w:t>
+      </w:r>
+      <w:r>
+        <w:rPr>
+          <w:rFonts w:ascii="Consolas" w:hAnsi="Consolas"/>
+          <w:color w:val="960000"/>
+          <w:sz w:val="20"/>
+        </w:rPr>
+        <w:t xml:space="preserve"> de 10 kΩ **a masa** más </w:t>
+      </w:r>
+      <w:r>
+        <w:rPr>
+          <w:b w:val="0"/>
+          <w:color w:val="960000"/>
+          <w:sz w:val="20"/>
+        </w:rPr>
+        <w:t>C25</w:t>
+      </w:r>
+      <w:r>
+        <w:rPr>
+          <w:rFonts w:ascii="Consolas" w:hAnsi="Consolas"/>
+          <w:color w:val="960000"/>
+          <w:sz w:val="20"/>
+        </w:rPr>
+        <w:t xml:space="preserve"> de 100 nF, o sea un pull-down con antirrebote de 1 ms (</w:t>
+      </w:r>
+      <w:r>
+        <w:rPr>
+          <w:b w:val="0"/>
+          <w:color w:val="960000"/>
+          <w:sz w:val="20"/>
+        </w:rPr>
+        <w:t>pines.h:43-46</w:t>
+      </w:r>
+      <w:r>
+        <w:rPr>
+          <w:rFonts w:ascii="Consolas" w:hAnsi="Consolas"/>
+          <w:color w:val="960000"/>
+          <w:sz w:val="20"/>
+        </w:rPr>
+        <w:t xml:space="preserve">)—, que es justo lo que hace falta para que el reposo sea </w:t>
+      </w:r>
+      <w:r>
+        <w:rPr>
+          <w:b w:val="0"/>
+          <w:color w:val="960000"/>
+          <w:sz w:val="20"/>
+        </w:rPr>
+        <w:t>0 V</w:t>
+      </w:r>
+      <w:r>
+        <w:rPr>
+          <w:rFonts w:ascii="Consolas" w:hAnsi="Consolas"/>
+          <w:color w:val="960000"/>
+          <w:sz w:val="20"/>
+        </w:rPr>
+        <w:t xml:space="preserve"> y el cierre a 3,3 V sea la detección. ⚠️ **Es el mismo error de polaridad que N-118, en la bornera que sí se cablea hoy.** La salida de la AcuSense es configurable (NO/NC), así que se elige qué estado significa demanda **sin tocar placa ni firmware** — pero el hilo va a </w:t>
+      </w:r>
+      <w:r>
+        <w:rPr>
+          <w:b w:val="0"/>
+          <w:color w:val="960000"/>
+          <w:sz w:val="20"/>
+        </w:rPr>
+        <w:t>p1</w:t>
+      </w:r>
+      <w:r>
+        <w:rPr>
+          <w:rFonts w:ascii="Consolas" w:hAnsi="Consolas"/>
+          <w:color w:val="960000"/>
+          <w:sz w:val="20"/>
+        </w:rPr>
+        <w:t xml:space="preserve"> y </w:t>
+      </w:r>
+      <w:r>
+        <w:rPr>
+          <w:b w:val="0"/>
+          <w:color w:val="960000"/>
+          <w:sz w:val="20"/>
+        </w:rPr>
+        <w:t>p2`, no a una masa.</w:t>
       </w:r>
     </w:p>
     <w:p>
@@ -19511,7 +19878,38 @@
           <w:b/>
           <w:sz w:val="21"/>
         </w:rPr>
-        <w:t>4. Ese PIN de la app NO CADUCA. Riesgo conocido y ABIERTO (`AB-9`).</w:t>
+        <w:t>4. ~~Ese PIN de la app NO CADUCA. Riesgo conocido y ABIERTO (`AB-9`).~~</w:t>
+      </w:r>
+      <w:r>
+        <w:rPr>
+          <w:b w:val="0"/>
+          <w:sz w:val="21"/>
+        </w:rPr>
+        <w:t xml:space="preserve"> → 🟢 **EL PIN SÍ CADUCA</w:t>
+      </w:r>
+    </w:p>
+    <w:p>
+      <w:pPr>
+        <w:spacing w:after="120"/>
+      </w:pPr>
+      <w:r>
+        <w:rPr>
+          <w:b w:val="0"/>
+          <w:sz w:val="21"/>
+        </w:rPr>
+        <w:t>DESDE EL 04/09. Se tacha en vez de borrarse, porque quien leyera esto como vigente dejaría el</w:t>
+      </w:r>
+    </w:p>
+    <w:p>
+      <w:pPr>
+        <w:spacing w:after="120"/>
+      </w:pPr>
+      <w:r>
+        <w:rPr>
+          <w:b w:val="0"/>
+          <w:sz w:val="21"/>
+        </w:rPr>
+        <w:t>teléfono desbloqueado creyendo que da igual.**</w:t>
       </w:r>
     </w:p>
     <w:p>
@@ -19526,7 +19924,7 @@
           <w:color w:val="960000"/>
           <w:sz w:val="20"/>
         </w:rPr>
-        <w:t xml:space="preserve">🛑 </w:t>
+        <w:t>🛑 ~~</w:t>
       </w:r>
       <w:r>
         <w:rPr>
@@ -19542,15 +19940,287 @@
           <w:color w:val="960000"/>
           <w:sz w:val="20"/>
         </w:rPr>
-        <w:t xml:space="preserve"> No hay tiempo de expiración, ni bloqueo por inactividad, ni recuento de órdenes: </w:t>
-      </w:r>
-      <w:r>
-        <w:rPr>
-          <w:b/>
-          <w:color w:val="960000"/>
-          <w:sz w:val="20"/>
-        </w:rPr>
-        <w:t>una sesión desbloqueada lo sigue estando dentro del bolsillo</w:t>
+        <w:t xml:space="preserve"> No hay tiempo de expiración, ni bloqueo por inactividad, ni recuento de órdenes.~~ </w:t>
+      </w:r>
+      <w:r>
+        <w:rPr>
+          <w:b/>
+          <w:color w:val="960000"/>
+          <w:sz w:val="20"/>
+        </w:rPr>
+        <w:t>MEDIDO en `App_Semaforo/app.js`:</w:t>
+      </w:r>
+      <w:r>
+        <w:rPr>
+          <w:b w:val="0"/>
+          <w:color w:val="960000"/>
+          <w:sz w:val="20"/>
+        </w:rPr>
+        <w:t xml:space="preserve"> el PIN caduca </w:t>
+      </w:r>
+      <w:r>
+        <w:rPr>
+          <w:b/>
+          <w:color w:val="960000"/>
+          <w:sz w:val="20"/>
+        </w:rPr>
+        <w:t>a los 60 s de irse la app al fondo</w:t>
+      </w:r>
+      <w:r>
+        <w:rPr>
+          <w:b w:val="0"/>
+          <w:color w:val="960000"/>
+          <w:sz w:val="20"/>
+        </w:rPr>
+        <w:t xml:space="preserve"> (</w:t>
+      </w:r>
+      <w:r>
+        <w:rPr>
+          <w:rFonts w:ascii="Consolas" w:hAnsi="Consolas"/>
+          <w:color w:val="960000"/>
+          <w:sz w:val="20"/>
+        </w:rPr>
+        <w:t>PIN_GRACIA_FONDO_MS = 60 * 1000</w:t>
+      </w:r>
+      <w:r>
+        <w:rPr>
+          <w:b w:val="0"/>
+          <w:color w:val="960000"/>
+          <w:sz w:val="20"/>
+        </w:rPr>
+        <w:t xml:space="preserve">, </w:t>
+      </w:r>
+      <w:r>
+        <w:rPr>
+          <w:rFonts w:ascii="Consolas" w:hAnsi="Consolas"/>
+          <w:color w:val="960000"/>
+          <w:sz w:val="20"/>
+        </w:rPr>
+        <w:t>:1918</w:t>
+      </w:r>
+      <w:r>
+        <w:rPr>
+          <w:b w:val="0"/>
+          <w:color w:val="960000"/>
+          <w:sz w:val="20"/>
+        </w:rPr>
+        <w:t xml:space="preserve">, aplicado en </w:t>
+      </w:r>
+      <w:r>
+        <w:rPr>
+          <w:rFonts w:ascii="Consolas" w:hAnsi="Consolas"/>
+          <w:color w:val="960000"/>
+          <w:sz w:val="20"/>
+        </w:rPr>
+        <w:t>:1959</w:t>
+      </w:r>
+      <w:r>
+        <w:rPr>
+          <w:b w:val="0"/>
+          <w:color w:val="960000"/>
+          <w:sz w:val="20"/>
+        </w:rPr>
+        <w:t xml:space="preserve">) y </w:t>
+      </w:r>
+      <w:r>
+        <w:rPr>
+          <w:b/>
+          <w:color w:val="960000"/>
+          <w:sz w:val="20"/>
+        </w:rPr>
+        <w:t>a los 5 min sin mandar ninguna orden</w:t>
+      </w:r>
+      <w:r>
+        <w:rPr>
+          <w:b w:val="0"/>
+          <w:color w:val="960000"/>
+          <w:sz w:val="20"/>
+        </w:rPr>
+        <w:t xml:space="preserve"> (</w:t>
+      </w:r>
+      <w:r>
+        <w:rPr>
+          <w:rFonts w:ascii="Consolas" w:hAnsi="Consolas"/>
+          <w:color w:val="960000"/>
+          <w:sz w:val="20"/>
+        </w:rPr>
+        <w:t>PIN_INACTIVIDAD_MS = 5 * 60 * 1000</w:t>
+      </w:r>
+      <w:r>
+        <w:rPr>
+          <w:b w:val="0"/>
+          <w:color w:val="960000"/>
+          <w:sz w:val="20"/>
+        </w:rPr>
+        <w:t xml:space="preserve">, </w:t>
+      </w:r>
+      <w:r>
+        <w:rPr>
+          <w:rFonts w:ascii="Consolas" w:hAnsi="Consolas"/>
+          <w:color w:val="960000"/>
+          <w:sz w:val="20"/>
+        </w:rPr>
+        <w:t>:1919</w:t>
+      </w:r>
+      <w:r>
+        <w:rPr>
+          <w:b w:val="0"/>
+          <w:color w:val="960000"/>
+          <w:sz w:val="20"/>
+        </w:rPr>
+        <w:t xml:space="preserve">, aplicado en </w:t>
+      </w:r>
+      <w:r>
+        <w:rPr>
+          <w:rFonts w:ascii="Consolas" w:hAnsi="Consolas"/>
+          <w:color w:val="960000"/>
+          <w:sz w:val="20"/>
+        </w:rPr>
+        <w:t>:1980-1981</w:t>
+      </w:r>
+      <w:r>
+        <w:rPr>
+          <w:b w:val="0"/>
+          <w:color w:val="960000"/>
+          <w:sz w:val="20"/>
+        </w:rPr>
+        <w:t xml:space="preserve">). 🔴 </w:t>
+      </w:r>
+      <w:r>
+        <w:rPr>
+          <w:b/>
+          <w:color w:val="960000"/>
+          <w:sz w:val="20"/>
+        </w:rPr>
+        <w:t>Este bloque contradecía a la cabecera de este mismo manual y a su §3</w:t>
+      </w:r>
+      <w:r>
+        <w:rPr>
+          <w:b w:val="0"/>
+          <w:color w:val="960000"/>
+          <w:sz w:val="20"/>
+        </w:rPr>
+        <w:t>, que ya lo decían bien desde el 04/09 (</w:t>
+      </w:r>
+      <w:r>
+        <w:rPr>
+          <w:rFonts w:ascii="Consolas" w:hAnsi="Consolas"/>
+          <w:color w:val="960000"/>
+          <w:sz w:val="20"/>
+        </w:rPr>
+        <w:t>:104-105</w:t>
+      </w:r>
+      <w:r>
+        <w:rPr>
+          <w:b w:val="0"/>
+          <w:color w:val="960000"/>
+          <w:sz w:val="20"/>
+        </w:rPr>
+        <w:t xml:space="preserve"> y </w:t>
+      </w:r>
+      <w:r>
+        <w:rPr>
+          <w:rFonts w:ascii="Consolas" w:hAnsi="Consolas"/>
+          <w:color w:val="960000"/>
+          <w:sz w:val="20"/>
+        </w:rPr>
+        <w:t>:164-167</w:t>
+      </w:r>
+      <w:r>
+        <w:rPr>
+          <w:b w:val="0"/>
+          <w:color w:val="960000"/>
+          <w:sz w:val="20"/>
+        </w:rPr>
+        <w:t xml:space="preserve">). Era la corrección que no llegó hasta aquí. ⚠️ </w:t>
+      </w:r>
+      <w:r>
+        <w:rPr>
+          <w:b/>
+          <w:color w:val="960000"/>
+          <w:sz w:val="20"/>
+        </w:rPr>
+        <w:t>Y lo que SÍ sigue abierto de `AB-9`, que es la mitad que se conserva:</w:t>
+      </w:r>
+      <w:r>
+        <w:rPr>
+          <w:b w:val="0"/>
+          <w:color w:val="960000"/>
+          <w:sz w:val="20"/>
+        </w:rPr>
+        <w:t xml:space="preserve"> la caducidad por irse al fondo </w:t>
+      </w:r>
+      <w:r>
+        <w:rPr>
+          <w:b/>
+          <w:color w:val="960000"/>
+          <w:sz w:val="20"/>
+        </w:rPr>
+        <w:t>cuelga de sucesos del navegador</w:t>
+      </w:r>
+      <w:r>
+        <w:rPr>
+          <w:b w:val="0"/>
+          <w:color w:val="960000"/>
+          <w:sz w:val="20"/>
+        </w:rPr>
+        <w:t xml:space="preserve"> (</w:t>
+      </w:r>
+      <w:r>
+        <w:rPr>
+          <w:rFonts w:ascii="Consolas" w:hAnsi="Consolas"/>
+          <w:color w:val="960000"/>
+          <w:sz w:val="20"/>
+        </w:rPr>
+        <w:t>visibilitychange</w:t>
+      </w:r>
+      <w:r>
+        <w:rPr>
+          <w:b w:val="0"/>
+          <w:color w:val="960000"/>
+          <w:sz w:val="20"/>
+        </w:rPr>
+        <w:t xml:space="preserve"> / </w:t>
+      </w:r>
+      <w:r>
+        <w:rPr>
+          <w:rFonts w:ascii="Consolas" w:hAnsi="Consolas"/>
+          <w:color w:val="960000"/>
+          <w:sz w:val="20"/>
+        </w:rPr>
+        <w:t>pagehide</w:t>
+      </w:r>
+      <w:r>
+        <w:rPr>
+          <w:b w:val="0"/>
+          <w:color w:val="960000"/>
+          <w:sz w:val="20"/>
+        </w:rPr>
+        <w:t xml:space="preserve"> / </w:t>
+      </w:r>
+      <w:r>
+        <w:rPr>
+          <w:rFonts w:ascii="Consolas" w:hAnsi="Consolas"/>
+          <w:color w:val="960000"/>
+          <w:sz w:val="20"/>
+        </w:rPr>
+        <w:t>pageshow</w:t>
+      </w:r>
+      <w:r>
+        <w:rPr>
+          <w:b w:val="0"/>
+          <w:color w:val="960000"/>
+          <w:sz w:val="20"/>
+        </w:rPr>
+        <w:t xml:space="preserve">) y </w:t>
+      </w:r>
+      <w:r>
+        <w:rPr>
+          <w:b/>
+          <w:color w:val="960000"/>
+          <w:sz w:val="20"/>
+        </w:rPr>
+        <w:t>nadie la ha visto disparar en la APK con la pantalla apagada</w:t>
       </w:r>
       <w:r>
         <w:rPr>
@@ -19559,6 +20229,22 @@
           <w:sz w:val="20"/>
         </w:rPr>
         <w:t xml:space="preserve">. </w:t>
+      </w:r>
+      <w:r>
+        <w:rPr>
+          <w:b/>
+          <w:color w:val="960000"/>
+          <w:sz w:val="20"/>
+        </w:rPr>
+        <w:t>Hasta que alguien lo cronometre en el teléfono, la barrera real sigue siendo quién tiene el aparato en la mano.</w:t>
+      </w:r>
+      <w:r>
+        <w:rPr>
+          <w:b w:val="0"/>
+          <w:color w:val="960000"/>
+          <w:sz w:val="20"/>
+        </w:rPr>
+        <w:t xml:space="preserve"> </w:t>
       </w:r>
       <w:r>
         <w:rPr>
@@ -19681,14 +20367,56 @@
           <w:b/>
           <w:sz w:val="21"/>
         </w:rPr>
-        <w:t>Emisión periódica de `$STATUS,...` cada 1 segundo.</w:t>
-      </w:r>
-      <w:r>
-        <w:rPr>
-          <w:b w:val="0"/>
-          <w:sz w:val="21"/>
-        </w:rPr>
-        <w:t xml:space="preserve"> Formato real, leído del firmware:</w:t>
+        <w:t>Emisión periódica de `$STATUS,...` ~~cada 1 segundo~~ cada 2 segundos.</w:t>
+      </w:r>
+      <w:r>
+        <w:rPr>
+          <w:b w:val="0"/>
+          <w:sz w:val="21"/>
+        </w:rPr>
+        <w:t xml:space="preserve"> *(cadencia bajada a </w:t>
+      </w:r>
+      <w:r>
+        <w:rPr>
+          <w:b/>
+          <w:sz w:val="21"/>
+        </w:rPr>
+        <w:t>2000 ms</w:t>
+      </w:r>
+      <w:r>
+        <w:rPr>
+          <w:b w:val="0"/>
+          <w:sz w:val="21"/>
+        </w:rPr>
+        <w:t xml:space="preserve"> el 04/09, decision del responsable, en las DOS puntas — MEDIDO: </w:t>
+      </w:r>
+      <w:r>
+        <w:rPr>
+          <w:rFonts w:ascii="Consolas" w:hAnsi="Consolas"/>
+          <w:sz w:val="21"/>
+        </w:rPr>
+        <w:t>Maestro/src/bluetooth.cpp:851</w:t>
+      </w:r>
+      <w:r>
+        <w:rPr>
+          <w:b w:val="0"/>
+          <w:sz w:val="21"/>
+        </w:rPr>
+        <w:t xml:space="preserve">, </w:t>
+      </w:r>
+      <w:r>
+        <w:rPr>
+          <w:rFonts w:ascii="Consolas" w:hAnsi="Consolas"/>
+          <w:sz w:val="21"/>
+        </w:rPr>
+        <w:t>Esclavo/src/bluetooth.cpp:768</w:t>
+      </w:r>
+      <w:r>
+        <w:rPr>
+          <w:b w:val="0"/>
+          <w:sz w:val="21"/>
+        </w:rPr>
+        <w:t>. Un tecnico que cronometre con «1 segundo» declara caido un enlace sano.)* Formato real, leído del firmware:</w:t>
       </w:r>
     </w:p>
     <w:p>

--- a/05_Funcional/1_Manual_Usuario.docx
+++ b/05_Funcional/1_Manual_Usuario.docx
@@ -10963,7 +10963,7 @@
           <w:color w:val="960000"/>
           <w:sz w:val="20"/>
         </w:rPr>
-        <w:t xml:space="preserve"> y el cierre a 3,3 V sea la detección. ⚠️ **Es el mismo error de polaridad que N-118, en la bornera que sí se cablea hoy.** La salida de la AcuSense es configurable (NO/NC), así que se elige qué estado significa demanda **sin tocar placa ni firmware** — pero el hilo va a </w:t>
+        <w:t xml:space="preserve"> y el cierre a 3,3 V sea la detección. ⚠️ **Es el mismo error de polaridad que N-118, en la bornera que sí se cablea hoy.** ~~La salida de la AcuSense es configurable (NO/NC), así que se elige qué estado significa demanda **sin tocar placa ni firmware**~~ — pero el hilo va a </w:t>
       </w:r>
       <w:r>
         <w:rPr>
@@ -10987,7 +10987,255 @@
           <w:color w:val="960000"/>
           <w:sz w:val="20"/>
         </w:rPr>
-        <w:t>p2`, no a una masa.</w:t>
+        <w:t>p2</w:t>
+      </w:r>
+      <w:r>
+        <w:rPr>
+          <w:rFonts w:ascii="Consolas" w:hAnsi="Consolas"/>
+          <w:color w:val="960000"/>
+          <w:sz w:val="20"/>
+        </w:rPr>
+        <w:t xml:space="preserve">, no a una masa. &gt; 🔴 **TACHADO EL 05/09: esa frase está </w:t>
+      </w:r>
+      <w:r>
+        <w:rPr>
+          <w:b w:val="0"/>
+          <w:color w:val="960000"/>
+          <w:sz w:val="20"/>
+        </w:rPr>
+        <w:t>SIN VERIFICAR</w:t>
+      </w:r>
+      <w:r>
+        <w:rPr>
+          <w:rFonts w:ascii="Consolas" w:hAnsi="Consolas"/>
+          <w:color w:val="960000"/>
+          <w:sz w:val="20"/>
+        </w:rPr>
+        <w:t xml:space="preserve"> y sostenía decisiones desde el 31/08.** &gt; **Ninguna fuente oficial de este modelo dice que la salida sea </w:t>
+      </w:r>
+      <w:r>
+        <w:rPr>
+          <w:b w:val="0"/>
+          <w:color w:val="960000"/>
+          <w:sz w:val="20"/>
+        </w:rPr>
+        <w:t>NO</w:t>
+      </w:r>
+      <w:r>
+        <w:rPr>
+          <w:rFonts w:ascii="Consolas" w:hAnsi="Consolas"/>
+          <w:color w:val="960000"/>
+          <w:sz w:val="20"/>
+        </w:rPr>
+        <w:t>/</w:t>
+      </w:r>
+      <w:r>
+        <w:rPr>
+          <w:b w:val="0"/>
+          <w:color w:val="960000"/>
+          <w:sz w:val="20"/>
+        </w:rPr>
+        <w:t>NC</w:t>
+      </w:r>
+      <w:r>
+        <w:rPr>
+          <w:rFonts w:ascii="Consolas" w:hAnsi="Consolas"/>
+          <w:color w:val="960000"/>
+          <w:sz w:val="20"/>
+        </w:rPr>
+        <w:t xml:space="preserve"> configurable.** Medido &gt; sobre los PDF de </w:t>
+      </w:r>
+      <w:r>
+        <w:rPr>
+          <w:b w:val="0"/>
+          <w:color w:val="960000"/>
+          <w:sz w:val="20"/>
+        </w:rPr>
+        <w:t>04_Manuales/</w:t>
+      </w:r>
+      <w:r>
+        <w:rPr>
+          <w:rFonts w:ascii="Consolas" w:hAnsi="Consolas"/>
+          <w:color w:val="960000"/>
+          <w:sz w:val="20"/>
+        </w:rPr>
+        <w:t xml:space="preserve">: la ficha sólo dice </w:t>
+      </w:r>
+      <w:r>
+        <w:rPr>
+          <w:b w:val="0"/>
+          <w:color w:val="960000"/>
+          <w:sz w:val="20"/>
+        </w:rPr>
+        <w:t>1 output (max. 24VDC/24 VAC, 1 A)</w:t>
+      </w:r>
+      <w:r>
+        <w:rPr>
+          <w:rFonts w:ascii="Consolas" w:hAnsi="Consolas"/>
+          <w:color w:val="960000"/>
+          <w:sz w:val="20"/>
+        </w:rPr>
+        <w:t xml:space="preserve">; en las &gt; **110 páginas** del manual de usuario las palabras </w:t>
+      </w:r>
+      <w:r>
+        <w:rPr>
+          <w:b w:val="0"/>
+          <w:color w:val="960000"/>
+          <w:sz w:val="20"/>
+        </w:rPr>
+        <w:t>Normally Open</w:t>
+      </w:r>
+      <w:r>
+        <w:rPr>
+          <w:rFonts w:ascii="Consolas" w:hAnsi="Consolas"/>
+          <w:color w:val="960000"/>
+          <w:sz w:val="20"/>
+        </w:rPr>
+        <w:t xml:space="preserve"> / </w:t>
+      </w:r>
+      <w:r>
+        <w:rPr>
+          <w:b w:val="0"/>
+          <w:color w:val="960000"/>
+          <w:sz w:val="20"/>
+        </w:rPr>
+        <w:t>Normally Closed</w:t>
+      </w:r>
+      <w:r>
+        <w:rPr>
+          <w:rFonts w:ascii="Consolas" w:hAnsi="Consolas"/>
+          <w:color w:val="960000"/>
+          <w:sz w:val="20"/>
+        </w:rPr>
+        <w:t xml:space="preserve"> **no &gt; aparecen ni una vez**, y el desplegable </w:t>
+      </w:r>
+      <w:r>
+        <w:rPr>
+          <w:b w:val="0"/>
+          <w:color w:val="960000"/>
+          <w:sz w:val="20"/>
+        </w:rPr>
+        <w:t>Alarm Type</w:t>
+      </w:r>
+      <w:r>
+        <w:rPr>
+          <w:rFonts w:ascii="Consolas" w:hAnsi="Consolas"/>
+          <w:color w:val="960000"/>
+          <w:sz w:val="20"/>
+        </w:rPr>
+        <w:t xml:space="preserve"> está documentado **sólo para la ENTRADA** &gt; *(pág. 44)* — de la salida sólo se documentan </w:t>
+      </w:r>
+      <w:r>
+        <w:rPr>
+          <w:b w:val="0"/>
+          <w:color w:val="960000"/>
+          <w:sz w:val="20"/>
+        </w:rPr>
+        <w:t>Alarm Output No.</w:t>
+      </w:r>
+      <w:r>
+        <w:rPr>
+          <w:rFonts w:ascii="Consolas" w:hAnsi="Consolas"/>
+          <w:color w:val="960000"/>
+          <w:sz w:val="20"/>
+        </w:rPr>
+        <w:t xml:space="preserve">, </w:t>
+      </w:r>
+      <w:r>
+        <w:rPr>
+          <w:b w:val="0"/>
+          <w:color w:val="960000"/>
+          <w:sz w:val="20"/>
+        </w:rPr>
+        <w:t>Alarm Name</w:t>
+      </w:r>
+      <w:r>
+        <w:rPr>
+          <w:rFonts w:ascii="Consolas" w:hAnsi="Consolas"/>
+          <w:color w:val="960000"/>
+          <w:sz w:val="20"/>
+        </w:rPr>
+        <w:t xml:space="preserve"> y </w:t>
+      </w:r>
+      <w:r>
+        <w:rPr>
+          <w:b w:val="0"/>
+          <w:color w:val="960000"/>
+          <w:sz w:val="20"/>
+        </w:rPr>
+        <w:t>Delay</w:t>
+      </w:r>
+      <w:r>
+        <w:rPr>
+          <w:rFonts w:ascii="Consolas" w:hAnsi="Consolas"/>
+          <w:color w:val="960000"/>
+          <w:sz w:val="20"/>
+        </w:rPr>
+        <w:t xml:space="preserve"> &gt; *(pág. 68)*. &gt; &gt; **Por qué importa aquí y no es una pega de papel:** si la salida resultara ser **</w:t>
+      </w:r>
+      <w:r>
+        <w:rPr>
+          <w:b w:val="0"/>
+          <w:color w:val="960000"/>
+          <w:sz w:val="20"/>
+        </w:rPr>
+        <w:t>NC</w:t>
+      </w:r>
+      <w:r>
+        <w:rPr>
+          <w:rFonts w:ascii="Consolas" w:hAnsi="Consolas"/>
+          <w:color w:val="960000"/>
+          <w:sz w:val="20"/>
+        </w:rPr>
+        <w:t>** —cerrada &gt; en reposo—, el pin **nacería en ALTO** y, por la siembra de arranque del firmware &gt; (</w:t>
+      </w:r>
+      <w:r>
+        <w:rPr>
+          <w:b w:val="0"/>
+          <w:color w:val="960000"/>
+          <w:sz w:val="20"/>
+        </w:rPr>
+        <w:t>camaras_sembrar()</w:t>
+      </w:r>
+      <w:r>
+        <w:rPr>
+          <w:rFonts w:ascii="Consolas" w:hAnsi="Consolas"/>
+          <w:color w:val="960000"/>
+          <w:sz w:val="20"/>
+        </w:rPr>
+        <w:t xml:space="preserve">), **no habría flanco hasta que el relé abriera y cerrara otra vez**: el &gt; equipo arrancaría **sin ver la primera demanda**. Lo cierra el </w:t>
+      </w:r>
+      <w:r>
+        <w:rPr>
+          <w:b w:val="0"/>
+          <w:color w:val="960000"/>
+          <w:sz w:val="20"/>
+        </w:rPr>
+        <w:t xml:space="preserve">ENSAYO 1` del </w:t>
+      </w:r>
+      <w:r>
+        <w:rPr>
+          <w:b/>
+          <w:color w:val="960000"/>
+          <w:sz w:val="20"/>
+        </w:rPr>
+        <w:t>Manual 9 §6</w:t>
+      </w:r>
+      <w:r>
+        <w:rPr>
+          <w:b w:val="0"/>
+          <w:color w:val="960000"/>
+          <w:sz w:val="20"/>
+        </w:rPr>
+        <w:t xml:space="preserve">, &gt; con un multímetro y en dos minutos. </w:t>
+      </w:r>
+      <w:r>
+        <w:rPr>
+          <w:b/>
+          <w:color w:val="960000"/>
+          <w:sz w:val="20"/>
+        </w:rPr>
+        <w:t>Hasta entonces no se da por elegida la polaridad.</w:t>
       </w:r>
     </w:p>
     <w:p>
@@ -12958,6 +13206,421 @@
           <w:sz w:val="21"/>
         </w:rPr>
         <w:t>) y cierra su contacto seco al detectar presencia vehicular.</w:t>
+      </w:r>
+    </w:p>
+    <w:p>
+      <w:pPr>
+        <w:spacing w:after="160"/>
+        <w:ind w:left="360"/>
+        <w:shd w:val="clear" w:fill="FFF4E5"/>
+      </w:pPr>
+      <w:r>
+        <w:rPr>
+          <w:b w:val="0"/>
+          <w:color w:val="960000"/>
+          <w:sz w:val="20"/>
+        </w:rPr>
+        <w:t xml:space="preserve">📜 QUÉ ES —Y QUÉ NO ES— UNA «CÁMARA IA» EN ESTE EQUIPO (D-12, 05/09/2026) </w:t>
+      </w:r>
+      <w:r>
+        <w:rPr>
+          <w:b/>
+          <w:color w:val="960000"/>
+          <w:sz w:val="20"/>
+        </w:rPr>
+        <w:t>Va aquí arriba y no en una nota al pie, porque el nombre promete más de lo que el sistema hace.</w:t>
+      </w:r>
+      <w:r>
+        <w:rPr>
+          <w:b w:val="0"/>
+          <w:color w:val="960000"/>
+          <w:sz w:val="20"/>
+        </w:rPr>
+        <w:t xml:space="preserve"> </w:t>
+      </w:r>
+      <w:r>
+        <w:rPr>
+          <w:b/>
+          <w:color w:val="960000"/>
+          <w:sz w:val="20"/>
+        </w:rPr>
+        <w:t>De cada cámara este equipo recibe UNA SOLA COSA: un contacto seco. Dos hilos y un bit</w:t>
+      </w:r>
+      <w:r>
+        <w:rPr>
+          <w:b w:val="0"/>
+          <w:color w:val="960000"/>
+          <w:sz w:val="20"/>
+        </w:rPr>
+        <w:t xml:space="preserve">, que vale *«hay vehículo»* o *«no hay»*. Nada más cruza de la cámara al semáforo. | | | |---|---| | ❌ </w:t>
+      </w:r>
+      <w:r>
+        <w:rPr>
+          <w:b/>
+          <w:color w:val="960000"/>
+          <w:sz w:val="20"/>
+        </w:rPr>
+        <w:t>El semáforo NO ve imágenes</w:t>
+      </w:r>
+      <w:r>
+        <w:rPr>
+          <w:b w:val="0"/>
+          <w:color w:val="960000"/>
+          <w:sz w:val="20"/>
+        </w:rPr>
+        <w:t xml:space="preserve"> | Ni las guarda, ni las manda, ni las enseña. </w:t>
+      </w:r>
+      <w:r>
+        <w:rPr>
+          <w:b/>
+          <w:color w:val="960000"/>
+          <w:sz w:val="20"/>
+        </w:rPr>
+        <w:t>No hay pantalla donde mirar lo que ve la cámara</w:t>
+      </w:r>
+      <w:r>
+        <w:rPr>
+          <w:b w:val="0"/>
+          <w:color w:val="960000"/>
+          <w:sz w:val="20"/>
+        </w:rPr>
+        <w:t xml:space="preserve">, ni en el equipo ni en la app | | ❌ </w:t>
+      </w:r>
+      <w:r>
+        <w:rPr>
+          <w:b/>
+          <w:color w:val="960000"/>
+          <w:sz w:val="20"/>
+        </w:rPr>
+        <w:t>El semáforo NO hace análisis de imagen</w:t>
+      </w:r>
+      <w:r>
+        <w:rPr>
+          <w:b w:val="0"/>
+          <w:color w:val="960000"/>
+          <w:sz w:val="20"/>
+        </w:rPr>
+        <w:t xml:space="preserve"> | Toda la inteligencia está </w:t>
+      </w:r>
+      <w:r>
+        <w:rPr>
+          <w:b/>
+          <w:color w:val="960000"/>
+          <w:sz w:val="20"/>
+        </w:rPr>
+        <w:t>dentro de la cámara</w:t>
+      </w:r>
+      <w:r>
+        <w:rPr>
+          <w:b w:val="0"/>
+          <w:color w:val="960000"/>
+          <w:sz w:val="20"/>
+        </w:rPr>
+        <w:t xml:space="preserve">; el equipo sólo lee un pin. Por eso </w:t>
+      </w:r>
+      <w:r>
+        <w:rPr>
+          <w:b/>
+          <w:color w:val="960000"/>
+          <w:sz w:val="20"/>
+        </w:rPr>
+        <w:t>la cámara se configura una vez en taller</w:t>
+      </w:r>
+      <w:r>
+        <w:rPr>
+          <w:b w:val="0"/>
+          <w:color w:val="960000"/>
+          <w:sz w:val="20"/>
+        </w:rPr>
+        <w:t xml:space="preserve"> y ahí se decide todo lo que sabrá distinguir | | ❌ </w:t>
+      </w:r>
+      <w:r>
+        <w:rPr>
+          <w:b/>
+          <w:color w:val="960000"/>
+          <w:sz w:val="20"/>
+        </w:rPr>
+        <w:t>No hay red entre la cámara y el equipo</w:t>
+      </w:r>
+      <w:r>
+        <w:rPr>
+          <w:b w:val="0"/>
+          <w:color w:val="960000"/>
+          <w:sz w:val="20"/>
+        </w:rPr>
+        <w:t xml:space="preserve"> | En el poste no hay switch ni cable de datos. El cable de red de la cámara </w:t>
+      </w:r>
+      <w:r>
+        <w:rPr>
+          <w:b/>
+          <w:color w:val="960000"/>
+          <w:sz w:val="20"/>
+        </w:rPr>
+        <w:t>sólo se usa el día que se parametriza</w:t>
+      </w:r>
+      <w:r>
+        <w:rPr>
+          <w:b w:val="0"/>
+          <w:color w:val="960000"/>
+          <w:sz w:val="20"/>
+        </w:rPr>
+        <w:t xml:space="preserve"> | | ❌ </w:t>
+      </w:r>
+      <w:r>
+        <w:rPr>
+          <w:b/>
+          <w:color w:val="960000"/>
+          <w:sz w:val="20"/>
+        </w:rPr>
+        <w:t>No cuenta vehículos</w:t>
+      </w:r>
+      <w:r>
+        <w:rPr>
+          <w:b w:val="0"/>
+          <w:color w:val="960000"/>
+          <w:sz w:val="20"/>
+        </w:rPr>
+        <w:t xml:space="preserve"> | Es presencia sí/no. El número que la pantalla llama *«Autos»* vale </w:t>
+      </w:r>
+      <w:r>
+        <w:rPr>
+          <w:b/>
+          <w:color w:val="960000"/>
+          <w:sz w:val="20"/>
+        </w:rPr>
+        <w:t>0, 1 o 2</w:t>
+      </w:r>
+      <w:r>
+        <w:rPr>
+          <w:b w:val="0"/>
+          <w:color w:val="960000"/>
+          <w:sz w:val="20"/>
+        </w:rPr>
+        <w:t xml:space="preserve"> y significa *«en cuántas puntas hay demanda»*, no cuántos coches hay | ### 🟢 Lo que sí se puede tener, si se quiere: grabación EN LA CÁMARA La cámara comprada admite </w:t>
+      </w:r>
+      <w:r>
+        <w:rPr>
+          <w:b/>
+          <w:color w:val="960000"/>
+          <w:sz w:val="20"/>
+        </w:rPr>
+        <w:t>tarjeta de memoria microSD de hasta 512 GB</w:t>
+      </w:r>
+      <w:r>
+        <w:rPr>
+          <w:b w:val="0"/>
+          <w:color w:val="960000"/>
+          <w:sz w:val="20"/>
+        </w:rPr>
+        <w:t xml:space="preserve"> *(ficha oficial, pág. 3)* y sabe </w:t>
+      </w:r>
+      <w:r>
+        <w:rPr>
+          <w:b/>
+          <w:color w:val="960000"/>
+          <w:sz w:val="20"/>
+        </w:rPr>
+        <w:t>grabar por evento</w:t>
+      </w:r>
+      <w:r>
+        <w:rPr>
+          <w:b w:val="0"/>
+          <w:color w:val="960000"/>
+          <w:sz w:val="20"/>
+        </w:rPr>
+        <w:t xml:space="preserve">. Así que </w:t>
+      </w:r>
+      <w:r>
+        <w:rPr>
+          <w:b/>
+          <w:color w:val="960000"/>
+          <w:sz w:val="20"/>
+        </w:rPr>
+        <w:t>revisar un accidente o auditar lo que pasó SÍ es posible</w:t>
+      </w:r>
+      <w:r>
+        <w:rPr>
+          <w:b w:val="0"/>
+          <w:color w:val="960000"/>
+          <w:sz w:val="20"/>
+        </w:rPr>
+        <w:t xml:space="preserve"> — pero conviene saber cómo funciona de verdad, para no contar con lo que no hay: * Las imágenes se quedan </w:t>
+      </w:r>
+      <w:r>
+        <w:rPr>
+          <w:b/>
+          <w:color w:val="960000"/>
+          <w:sz w:val="20"/>
+        </w:rPr>
+        <w:t>dentro de la cámara</w:t>
+      </w:r>
+      <w:r>
+        <w:rPr>
+          <w:b w:val="0"/>
+          <w:color w:val="960000"/>
+          <w:sz w:val="20"/>
+        </w:rPr>
+        <w:t xml:space="preserve">. El semáforo no las ve. * </w:t>
+      </w:r>
+      <w:r>
+        <w:rPr>
+          <w:b/>
+          <w:color w:val="960000"/>
+          <w:sz w:val="20"/>
+        </w:rPr>
+        <w:t>La tarjeta no viene puesta ni está comprada.</w:t>
+      </w:r>
+      <w:r>
+        <w:rPr>
+          <w:b w:val="0"/>
+          <w:color w:val="960000"/>
+          <w:sz w:val="20"/>
+        </w:rPr>
+        <w:t xml:space="preserve"> * Sin red en el poste, para verlas hay que </w:t>
+      </w:r>
+      <w:r>
+        <w:rPr>
+          <w:b/>
+          <w:color w:val="960000"/>
+          <w:sz w:val="20"/>
+        </w:rPr>
+        <w:t>subir al equipo y retirar la tarjeta</w:t>
+      </w:r>
+      <w:r>
+        <w:rPr>
+          <w:b w:val="0"/>
+          <w:color w:val="960000"/>
+          <w:sz w:val="20"/>
+        </w:rPr>
+        <w:t xml:space="preserve">. * </w:t>
+      </w:r>
+      <w:r>
+        <w:rPr>
+          <w:b/>
+          <w:color w:val="960000"/>
+          <w:sz w:val="20"/>
+        </w:rPr>
+        <w:t>Nadie ha decidido todavía</w:t>
+      </w:r>
+      <w:r>
+        <w:rPr>
+          <w:b w:val="0"/>
+          <w:color w:val="960000"/>
+          <w:sz w:val="20"/>
+        </w:rPr>
+        <w:t xml:space="preserve"> cuántos días se guardan ni quién las revisa. ### ⚠️ Una cámara sólo PIDE paso; nunca lo AUTORIZA </w:t>
+      </w:r>
+      <w:r>
+        <w:rPr>
+          <w:b/>
+          <w:color w:val="960000"/>
+          <w:sz w:val="20"/>
+        </w:rPr>
+        <w:t>Si una cámara se avería, se queda sin corriente o alguien le corta el cable, su contacto queda en reposo — y el reposo significa «no hay nadie».</w:t>
+      </w:r>
+      <w:r>
+        <w:rPr>
+          <w:b w:val="0"/>
+          <w:color w:val="960000"/>
+          <w:sz w:val="20"/>
+        </w:rPr>
+        <w:t xml:space="preserve"> El equipo </w:t>
+      </w:r>
+      <w:r>
+        <w:rPr>
+          <w:b/>
+          <w:color w:val="960000"/>
+          <w:sz w:val="20"/>
+        </w:rPr>
+        <w:t>no puede distinguir</w:t>
+      </w:r>
+      <w:r>
+        <w:rPr>
+          <w:b w:val="0"/>
+          <w:color w:val="960000"/>
+          <w:sz w:val="20"/>
+        </w:rPr>
+        <w:t xml:space="preserve"> una cámara callada de una vía vacía. Por eso está construido de forma que </w:t>
+      </w:r>
+      <w:r>
+        <w:rPr>
+          <w:b/>
+          <w:color w:val="960000"/>
+          <w:sz w:val="20"/>
+        </w:rPr>
+        <w:t>una cámara nunca abre paso por sí sola</w:t>
+      </w:r>
+      <w:r>
+        <w:rPr>
+          <w:b w:val="0"/>
+          <w:color w:val="960000"/>
+          <w:sz w:val="20"/>
+        </w:rPr>
+        <w:t xml:space="preserve">: sólo </w:t>
+      </w:r>
+      <w:r>
+        <w:rPr>
+          <w:b/>
+          <w:color w:val="960000"/>
+          <w:sz w:val="20"/>
+        </w:rPr>
+        <w:t>pide</w:t>
+      </w:r>
+      <w:r>
+        <w:rPr>
+          <w:b w:val="0"/>
+          <w:color w:val="960000"/>
+          <w:sz w:val="20"/>
+        </w:rPr>
+        <w:t xml:space="preserve">, y quien decide es el ciclo, con su </w:t>
+      </w:r>
+      <w:r>
+        <w:rPr>
+          <w:b/>
+          <w:color w:val="960000"/>
+          <w:sz w:val="20"/>
+        </w:rPr>
+        <w:t>todo-rojo de despeje por tiempo</w:t>
+      </w:r>
+      <w:r>
+        <w:rPr>
+          <w:b w:val="0"/>
+          <w:color w:val="960000"/>
+          <w:sz w:val="20"/>
+        </w:rPr>
+        <w:t xml:space="preserve">. </w:t>
+      </w:r>
+      <w:r>
+        <w:rPr>
+          <w:b/>
+          <w:color w:val="960000"/>
+          <w:sz w:val="20"/>
+        </w:rPr>
+        <w:t>Una cámara rota degrada el servicio —el cruce reparte por tiempo, como si no hubiera cámara— pero no crea una situación peligrosa.</w:t>
+      </w:r>
+      <w:r>
+        <w:rPr>
+          <w:b w:val="0"/>
+          <w:color w:val="960000"/>
+          <w:sz w:val="20"/>
+        </w:rPr>
+        <w:t xml:space="preserve"> Si un día parece que un sentido «ya no pide paso», </w:t>
+      </w:r>
+      <w:r>
+        <w:rPr>
+          <w:b/>
+          <w:color w:val="960000"/>
+          <w:sz w:val="20"/>
+        </w:rPr>
+        <w:t>la primera sospecha es la cámara o su alimentación</w:t>
+      </w:r>
+      <w:r>
+        <w:rPr>
+          <w:b w:val="0"/>
+          <w:color w:val="960000"/>
+          <w:sz w:val="20"/>
+        </w:rPr>
+        <w:t>, no el semáforo.</w:t>
       </w:r>
     </w:p>
     <w:p>

--- a/05_Funcional/1_Manual_Usuario.docx
+++ b/05_Funcional/1_Manual_Usuario.docx
@@ -66,6 +66,1619 @@
           <w:sz w:val="21"/>
         </w:rPr>
         <w:t>.</w:t>
+      </w:r>
+    </w:p>
+    <w:p>
+      <w:pPr>
+        <w:spacing w:after="80"/>
+      </w:pPr>
+    </w:p>
+    <w:p>
+      <w:pPr>
+        <w:spacing w:before="280" w:after="120"/>
+      </w:pPr>
+      <w:r>
+        <w:rPr>
+          <w:b/>
+          <w:color w:val="003366"/>
+          <w:sz w:val="26"/>
+        </w:rPr>
+        <w:t xml:space="preserve">🔴 05/09/2026 — EL EQUIPO SE OPERA </w:t>
+      </w:r>
+      <w:r>
+        <w:rPr>
+          <w:b/>
+          <w:color w:val="003366"/>
+          <w:sz w:val="26"/>
+        </w:rPr>
+        <w:t>SÓLO POR APP</w:t>
+      </w:r>
+      <w:r>
+        <w:rPr>
+          <w:b/>
+          <w:color w:val="003366"/>
+          <w:sz w:val="26"/>
+        </w:rPr>
+        <w:t>. SIN TELÉFONO NO HAY MANDO DE NINGUNA CLASE</w:t>
+      </w:r>
+    </w:p>
+    <w:p>
+      <w:pPr>
+        <w:spacing w:after="120"/>
+      </w:pPr>
+      <w:r>
+        <w:rPr>
+          <w:b/>
+          <w:sz w:val="21"/>
+        </w:rPr>
+        <w:t>Esto va lo primero porque cambia lo que hay que llevar en el bolsillo antes de salir al poste</w:t>
+      </w:r>
+      <w:r>
+        <w:rPr>
+          <w:b w:val="0"/>
+          <w:sz w:val="21"/>
+        </w:rPr>
+        <w:t>, y</w:t>
+      </w:r>
+    </w:p>
+    <w:p>
+      <w:pPr>
+        <w:spacing w:after="120"/>
+      </w:pPr>
+      <w:r>
+        <w:rPr>
+          <w:b w:val="0"/>
+          <w:sz w:val="21"/>
+        </w:rPr>
+        <w:t>porque deja sin efecto todo lo que este manual dice más abajo sobre el mando de relés y los</w:t>
+      </w:r>
+    </w:p>
+    <w:p>
+      <w:pPr>
+        <w:spacing w:after="120"/>
+      </w:pPr>
+      <w:r>
+        <w:rPr>
+          <w:b w:val="0"/>
+          <w:sz w:val="21"/>
+        </w:rPr>
+        <w:t>pulsadores.</w:t>
+      </w:r>
+    </w:p>
+    <w:p>
+      <w:pPr>
+        <w:spacing w:before="200" w:after="120"/>
+      </w:pPr>
+      <w:r>
+        <w:rPr>
+          <w:b/>
+          <w:color w:val="003366"/>
+          <w:sz w:val="23"/>
+        </w:rPr>
+        <w:t xml:space="preserve">1. El mando de relés NO EXISTE — decisión </w:t>
+      </w:r>
+      <w:r>
+        <w:rPr>
+          <w:rFonts w:ascii="Consolas" w:hAnsi="Consolas"/>
+          <w:color w:val="003366"/>
+          <w:sz w:val="23"/>
+        </w:rPr>
+        <w:t>D-1</w:t>
+      </w:r>
+      <w:r>
+        <w:rPr>
+          <w:b/>
+          <w:color w:val="003366"/>
+          <w:sz w:val="23"/>
+        </w:rPr>
+        <w:t>, confirmada el 05/09</w:t>
+      </w:r>
+    </w:p>
+    <w:p>
+      <w:pPr>
+        <w:spacing w:after="120"/>
+      </w:pPr>
+      <w:r>
+        <w:rPr>
+          <w:b w:val="0"/>
+          <w:sz w:val="21"/>
+        </w:rPr>
+        <w:t>Palabras del responsable: *«ya no tenemos mandos de A y B, sólo la app, los quitamos»*.</w:t>
+      </w:r>
+    </w:p>
+    <w:p>
+      <w:pPr>
+        <w:pStyle w:val="ListBullet"/>
+        <w:spacing w:after="60"/>
+        <w:ind w:left="360"/>
+      </w:pPr>
+      <w:r>
+        <w:rPr>
+          <w:b w:val="0"/>
+          <w:sz w:val="21"/>
+        </w:rPr>
+        <w:t xml:space="preserve">🛑 </w:t>
+      </w:r>
+      <w:r>
+        <w:rPr>
+          <w:b/>
+          <w:sz w:val="21"/>
+        </w:rPr>
+        <w:t>El hardware se fue.</w:t>
+      </w:r>
+      <w:r>
+        <w:rPr>
+          <w:b w:val="0"/>
+          <w:sz w:val="21"/>
+        </w:rPr>
+        <w:t xml:space="preserve"> No hay emisor de 4 canales en la mano del operario, **el receptor RF</w:t>
+      </w:r>
+    </w:p>
+    <w:p>
+      <w:pPr>
+        <w:spacing w:after="120"/>
+      </w:pPr>
+      <w:r>
+        <w:rPr>
+          <w:b w:val="0"/>
+          <w:sz w:val="21"/>
+        </w:rPr>
+        <w:t xml:space="preserve">nunca se compró**, y no hay pulsadores cableados a </w:t>
+      </w:r>
+      <w:r>
+        <w:rPr>
+          <w:rFonts w:ascii="Consolas" w:hAnsi="Consolas"/>
+          <w:sz w:val="21"/>
+        </w:rPr>
+        <w:t>J16</w:t>
+      </w:r>
+      <w:r>
+        <w:rPr>
+          <w:b w:val="0"/>
+          <w:sz w:val="21"/>
+        </w:rPr>
+        <w:t>. Las tres secuencias de §7 —</w:t>
+      </w:r>
+      <w:r>
+        <w:rPr>
+          <w:rFonts w:ascii="Consolas" w:hAnsi="Consolas"/>
+          <w:sz w:val="21"/>
+        </w:rPr>
+        <w:t>A·A·A</w:t>
+      </w:r>
+      <w:r>
+        <w:rPr>
+          <w:b w:val="0"/>
+          <w:sz w:val="21"/>
+        </w:rPr>
+        <w:t>,</w:t>
+      </w:r>
+    </w:p>
+    <w:p>
+      <w:pPr>
+        <w:spacing w:after="120"/>
+      </w:pPr>
+      <w:r>
+        <w:rPr>
+          <w:rFonts w:ascii="Consolas" w:hAnsi="Consolas"/>
+          <w:sz w:val="21"/>
+        </w:rPr>
+        <w:t>B·B·B</w:t>
+      </w:r>
+      <w:r>
+        <w:rPr>
+          <w:b w:val="0"/>
+          <w:sz w:val="21"/>
+        </w:rPr>
+        <w:t xml:space="preserve"> y </w:t>
+      </w:r>
+      <w:r>
+        <w:rPr>
+          <w:rFonts w:ascii="Consolas" w:hAnsi="Consolas"/>
+          <w:sz w:val="21"/>
+        </w:rPr>
+        <w:t>A·B·A·B</w:t>
+      </w:r>
+      <w:r>
+        <w:rPr>
+          <w:b w:val="0"/>
+          <w:sz w:val="21"/>
+        </w:rPr>
+        <w:t xml:space="preserve">— </w:t>
+      </w:r>
+      <w:r>
+        <w:rPr>
+          <w:b/>
+          <w:sz w:val="21"/>
+        </w:rPr>
+        <w:t>siguen escritas en el firmware y ya no se pueden pronunciar</w:t>
+      </w:r>
+      <w:r>
+        <w:rPr>
+          <w:b w:val="0"/>
+          <w:sz w:val="21"/>
+        </w:rPr>
+        <w:t>: no queda</w:t>
+      </w:r>
+    </w:p>
+    <w:p>
+      <w:pPr>
+        <w:spacing w:after="120"/>
+      </w:pPr>
+      <w:r>
+        <w:rPr>
+          <w:b w:val="0"/>
+          <w:sz w:val="21"/>
+        </w:rPr>
+        <w:t xml:space="preserve">nada físico con que cerrar </w:t>
+      </w:r>
+      <w:r>
+        <w:rPr>
+          <w:rFonts w:ascii="Consolas" w:hAnsi="Consolas"/>
+          <w:sz w:val="21"/>
+        </w:rPr>
+        <w:t>J16</w:t>
+      </w:r>
+      <w:r>
+        <w:rPr>
+          <w:b w:val="0"/>
+          <w:sz w:val="21"/>
+        </w:rPr>
+        <w:t xml:space="preserve"> p5 ni p8.</w:t>
+      </w:r>
+    </w:p>
+    <w:p>
+      <w:pPr>
+        <w:pStyle w:val="ListBullet"/>
+        <w:spacing w:after="60"/>
+        <w:ind w:left="360"/>
+      </w:pPr>
+      <w:r>
+        <w:rPr>
+          <w:b w:val="0"/>
+          <w:sz w:val="21"/>
+        </w:rPr>
+        <w:t xml:space="preserve">🟢 </w:t>
+      </w:r>
+      <w:r>
+        <w:rPr>
+          <w:b/>
+          <w:sz w:val="21"/>
+        </w:rPr>
+        <w:t>El código del mando se queda dentro del firmware, y NO por inercia.</w:t>
+      </w:r>
+      <w:r>
+        <w:rPr>
+          <w:b w:val="0"/>
+          <w:sz w:val="21"/>
+        </w:rPr>
+        <w:t xml:space="preserve"> Retirarlo </w:t>
+      </w:r>
+      <w:r>
+        <w:rPr>
+          <w:b/>
+          <w:sz w:val="21"/>
+        </w:rPr>
+        <w:t>abriría</w:t>
+      </w:r>
+    </w:p>
+    <w:p>
+      <w:pPr>
+        <w:spacing w:after="120"/>
+      </w:pPr>
+      <w:r>
+        <w:rPr>
+          <w:b w:val="0"/>
+          <w:sz w:val="21"/>
+        </w:rPr>
+        <w:t>un veto de seguridad en vez de dejarlo inerte, y además tumbaría el banco. El porqué está medido</w:t>
+      </w:r>
+    </w:p>
+    <w:p>
+      <w:pPr>
+        <w:spacing w:after="120"/>
+      </w:pPr>
+      <w:r>
+        <w:rPr>
+          <w:b w:val="0"/>
+          <w:sz w:val="21"/>
+        </w:rPr>
+        <w:t xml:space="preserve">en </w:t>
+      </w:r>
+      <w:r>
+        <w:rPr>
+          <w:rFonts w:ascii="Consolas" w:hAnsi="Consolas"/>
+          <w:sz w:val="21"/>
+        </w:rPr>
+        <w:t>17_Arquitectura_28-08_y_Decisiones_Abiertas.md</w:t>
+      </w:r>
+      <w:r>
+        <w:rPr>
+          <w:b w:val="0"/>
+          <w:sz w:val="21"/>
+        </w:rPr>
+        <w:t xml:space="preserve"> §2.4. **Con el mando desmontado, la marca de</w:t>
+      </w:r>
+    </w:p>
+    <w:p>
+      <w:pPr>
+        <w:spacing w:after="120"/>
+      </w:pPr>
+      <w:r>
+        <w:rPr>
+          <w:b w:val="0"/>
+          <w:sz w:val="21"/>
+        </w:rPr>
+        <w:t>ámbar local simplemente no se arma nunca — que es lo correcto.**</w:t>
+      </w:r>
+    </w:p>
+    <w:p>
+      <w:pPr>
+        <w:pStyle w:val="ListBullet"/>
+        <w:spacing w:after="60"/>
+        <w:ind w:left="360"/>
+      </w:pPr>
+      <w:r>
+        <w:rPr>
+          <w:b w:val="0"/>
+          <w:sz w:val="21"/>
+        </w:rPr>
+        <w:t>**Para el operario el efecto es uno solo y no tiene letra pequeña: la app es la ÚNICA superficie</w:t>
+      </w:r>
+    </w:p>
+    <w:p>
+      <w:pPr>
+        <w:spacing w:after="120"/>
+      </w:pPr>
+      <w:r>
+        <w:rPr>
+          <w:b w:val="0"/>
+          <w:sz w:val="21"/>
+        </w:rPr>
+        <w:t>de mando del equipo.**</w:t>
+      </w:r>
+    </w:p>
+    <w:p>
+      <w:pPr>
+        <w:spacing w:after="120"/>
+      </w:pPr>
+      <w:r>
+        <w:rPr>
+          <w:b w:val="0"/>
+          <w:sz w:val="21"/>
+        </w:rPr>
+        <w:t xml:space="preserve">⚠️ </w:t>
+      </w:r>
+      <w:r>
+        <w:rPr>
+          <w:b/>
+          <w:sz w:val="21"/>
+        </w:rPr>
+        <w:t>Y hay una mitad del aviso viejo que se conserva entera:</w:t>
+      </w:r>
+      <w:r>
+        <w:rPr>
+          <w:b w:val="0"/>
+          <w:sz w:val="21"/>
+        </w:rPr>
+        <w:t xml:space="preserve"> </w:t>
+      </w:r>
+      <w:r>
+        <w:rPr>
+          <w:rFonts w:ascii="Consolas" w:hAnsi="Consolas"/>
+          <w:sz w:val="21"/>
+        </w:rPr>
+        <w:t>J16</w:t>
+      </w:r>
+      <w:r>
+        <w:rPr>
+          <w:b w:val="0"/>
+          <w:sz w:val="21"/>
+        </w:rPr>
+        <w:t xml:space="preserve"> p5 y p8 siguen llegando a</w:t>
+      </w:r>
+    </w:p>
+    <w:p>
+      <w:pPr>
+        <w:spacing w:after="120"/>
+      </w:pPr>
+      <w:r>
+        <w:rPr>
+          <w:rFonts w:ascii="Consolas" w:hAnsi="Consolas"/>
+          <w:sz w:val="21"/>
+        </w:rPr>
+        <w:t>PB9</w:t>
+      </w:r>
+      <w:r>
+        <w:rPr>
+          <w:b w:val="0"/>
+          <w:sz w:val="21"/>
+        </w:rPr>
+        <w:t>/</w:t>
+      </w:r>
+      <w:r>
+        <w:rPr>
+          <w:rFonts w:ascii="Consolas" w:hAnsi="Consolas"/>
+          <w:sz w:val="21"/>
+        </w:rPr>
+        <w:t>PB13</w:t>
+      </w:r>
+      <w:r>
+        <w:rPr>
+          <w:b w:val="0"/>
+          <w:sz w:val="21"/>
+        </w:rPr>
+        <w:t xml:space="preserve">, que el firmware lee </w:t>
+      </w:r>
+      <w:r>
+        <w:rPr>
+          <w:b/>
+          <w:sz w:val="21"/>
+        </w:rPr>
+        <w:t>activo en ALTO</w:t>
+      </w:r>
+      <w:r>
+        <w:rPr>
+          <w:b w:val="0"/>
+          <w:sz w:val="21"/>
+        </w:rPr>
+        <w:t>. **Cualquier cosa que cierre p5 o p8 contra los</w:t>
+      </w:r>
+    </w:p>
+    <w:p>
+      <w:pPr>
+        <w:spacing w:after="120"/>
+      </w:pPr>
+      <w:r>
+        <w:rPr>
+          <w:b w:val="0"/>
+          <w:sz w:val="21"/>
+        </w:rPr>
+        <w:t>3,3 V del pin contiguo compone una secuencia de mando.** Si en algún gabinete quedara un pulsador</w:t>
+      </w:r>
+    </w:p>
+    <w:p>
+      <w:pPr>
+        <w:spacing w:after="120"/>
+      </w:pPr>
+      <w:r>
+        <w:rPr>
+          <w:b w:val="0"/>
+          <w:sz w:val="21"/>
+        </w:rPr>
+        <w:t xml:space="preserve">cableado ahí, ese pulsador </w:t>
+      </w:r>
+      <w:r>
+        <w:rPr>
+          <w:b/>
+          <w:sz w:val="21"/>
+        </w:rPr>
+        <w:t>sí cambia el modo del semáforo</w:t>
+      </w:r>
+      <w:r>
+        <w:rPr>
+          <w:b w:val="0"/>
+          <w:sz w:val="21"/>
+        </w:rPr>
+        <w:t xml:space="preserve"> — y </w:t>
+      </w:r>
+      <w:r>
+        <w:rPr>
+          <w:b/>
+          <w:sz w:val="21"/>
+        </w:rPr>
+        <w:t>`SIN VERIFICAR`</w:t>
+      </w:r>
+      <w:r>
+        <w:rPr>
+          <w:b w:val="0"/>
+          <w:sz w:val="21"/>
+        </w:rPr>
+        <w:t xml:space="preserve"> si queda</w:t>
+      </w:r>
+    </w:p>
+    <w:p>
+      <w:pPr>
+        <w:spacing w:after="120"/>
+      </w:pPr>
+      <w:r>
+        <w:rPr>
+          <w:b w:val="0"/>
+          <w:sz w:val="21"/>
+        </w:rPr>
+        <w:t>alguno montado en algún equipo.</w:t>
+      </w:r>
+    </w:p>
+    <w:p>
+      <w:pPr>
+        <w:spacing w:before="200" w:after="120"/>
+      </w:pPr>
+      <w:r>
+        <w:rPr>
+          <w:b/>
+          <w:color w:val="003366"/>
+          <w:sz w:val="23"/>
+        </w:rPr>
+        <w:t xml:space="preserve">2. 🔴 SIN TELÉFONO NO HAY FORMA DE OPERAR EL EQUIPO — </w:t>
+      </w:r>
+      <w:r>
+        <w:rPr>
+          <w:rFonts w:ascii="Consolas" w:hAnsi="Consolas"/>
+          <w:color w:val="003366"/>
+          <w:sz w:val="23"/>
+        </w:rPr>
+        <w:t>D-16</w:t>
+      </w:r>
+    </w:p>
+    <w:p>
+      <w:pPr>
+        <w:spacing w:after="120"/>
+      </w:pPr>
+      <w:r>
+        <w:rPr>
+          <w:b/>
+          <w:sz w:val="21"/>
+        </w:rPr>
+        <w:t>No es una avería: es una propiedad DECLARADA de este sistema</w:t>
+      </w:r>
+      <w:r>
+        <w:rPr>
+          <w:b w:val="0"/>
+          <w:sz w:val="21"/>
+        </w:rPr>
+        <w:t>, y es la consecuencia directa de</w:t>
+      </w:r>
+    </w:p>
+    <w:p>
+      <w:pPr>
+        <w:spacing w:after="120"/>
+      </w:pPr>
+      <w:r>
+        <w:rPr>
+          <w:rFonts w:ascii="Consolas" w:hAnsi="Consolas"/>
+          <w:sz w:val="21"/>
+        </w:rPr>
+        <w:t>D-1</w:t>
+      </w:r>
+      <w:r>
+        <w:rPr>
+          <w:b w:val="0"/>
+          <w:sz w:val="21"/>
+        </w:rPr>
+        <w:t xml:space="preserve">. Retirado el mando </w:t>
+      </w:r>
+      <w:r>
+        <w:rPr>
+          <w:b/>
+          <w:sz w:val="21"/>
+        </w:rPr>
+        <w:t>no queda ninguna vía local</w:t>
+      </w:r>
+      <w:r>
+        <w:rPr>
+          <w:b w:val="0"/>
+          <w:sz w:val="21"/>
+        </w:rPr>
+        <w:t>: sin un teléfono que conecte por Bluetooth</w:t>
+      </w:r>
+    </w:p>
+    <w:p>
+      <w:pPr>
+        <w:spacing w:after="120"/>
+      </w:pPr>
+      <w:r>
+        <w:rPr>
+          <w:b/>
+          <w:sz w:val="21"/>
+        </w:rPr>
+        <w:t>no se puede</w:t>
+      </w:r>
+      <w:r>
+        <w:rPr>
+          <w:b w:val="0"/>
+          <w:sz w:val="21"/>
+        </w:rPr>
+        <w:t xml:space="preserve"> poner ámbar, ni volver a Automático, ni parar el cruce, ni ajustar tiempos, ni</w:t>
+      </w:r>
+    </w:p>
+    <w:p>
+      <w:pPr>
+        <w:spacing w:after="120"/>
+      </w:pPr>
+      <w:r>
+        <w:rPr>
+          <w:b w:val="0"/>
+          <w:sz w:val="21"/>
+        </w:rPr>
+        <w:t>cambiar de modo.</w:t>
+      </w:r>
+    </w:p>
+    <w:p>
+      <w:pPr>
+        <w:spacing w:after="120"/>
+      </w:pPr>
+      <w:r>
+        <w:rPr>
+          <w:b w:val="0"/>
+          <w:sz w:val="21"/>
+        </w:rPr>
+        <w:t xml:space="preserve">🛑 </w:t>
+      </w:r>
+      <w:r>
+        <w:rPr>
+          <w:b/>
+          <w:sz w:val="21"/>
+        </w:rPr>
+        <w:t>La idea de que «siempre queda el mando desde el suelo» YA NO VALE.</w:t>
+      </w:r>
+      <w:r>
+        <w:rPr>
+          <w:b w:val="0"/>
+          <w:sz w:val="21"/>
+        </w:rPr>
+        <w:t xml:space="preserve"> Nunca estuvo escrita en</w:t>
+      </w:r>
+    </w:p>
+    <w:p>
+      <w:pPr>
+        <w:spacing w:after="120"/>
+      </w:pPr>
+      <w:r>
+        <w:rPr>
+          <w:b w:val="0"/>
+          <w:sz w:val="21"/>
+        </w:rPr>
+        <w:t>ninguna parte, y por eso seguía viva. Quien la dé por buena sale al poste sin la única herramienta</w:t>
+      </w:r>
+    </w:p>
+    <w:p>
+      <w:pPr>
+        <w:spacing w:after="120"/>
+      </w:pPr>
+      <w:r>
+        <w:rPr>
+          <w:b w:val="0"/>
+          <w:sz w:val="21"/>
+        </w:rPr>
+        <w:t>que opera el equipo.</w:t>
+      </w:r>
+    </w:p>
+    <w:p>
+      <w:pPr>
+        <w:spacing w:after="120"/>
+      </w:pPr>
+      <w:r>
+        <w:rPr>
+          <w:b w:val="0"/>
+          <w:sz w:val="21"/>
+        </w:rPr>
+        <w:t xml:space="preserve">⚠️ </w:t>
+      </w:r>
+      <w:r>
+        <w:rPr>
+          <w:b/>
+          <w:sz w:val="21"/>
+        </w:rPr>
+        <w:t>Cortar y devolver la energía NO devuelve el mando.</w:t>
+      </w:r>
+      <w:r>
+        <w:rPr>
+          <w:b w:val="0"/>
+          <w:sz w:val="21"/>
+        </w:rPr>
+        <w:t xml:space="preserve"> Al energizar, el equipo se queda **EN</w:t>
+      </w:r>
+    </w:p>
+    <w:p>
+      <w:pPr>
+        <w:spacing w:after="120"/>
+      </w:pPr>
+      <w:r>
+        <w:rPr>
+          <w:b w:val="0"/>
+          <w:sz w:val="21"/>
+        </w:rPr>
+        <w:t>ESPERA DE SELECCIÓN DE MODO** —🔴 rojo fijo, o 🟡 ámbar intermitente si no hay radio— hasta que</w:t>
+      </w:r>
+    </w:p>
+    <w:p>
+      <w:pPr>
+        <w:spacing w:after="120"/>
+      </w:pPr>
+      <w:r>
+        <w:rPr>
+          <w:b w:val="0"/>
+          <w:sz w:val="21"/>
+        </w:rPr>
+        <w:t xml:space="preserve">alguien le ordene un modo </w:t>
+      </w:r>
+      <w:r>
+        <w:rPr>
+          <w:b/>
+          <w:sz w:val="21"/>
+        </w:rPr>
+        <w:t>desde la app</w:t>
+      </w:r>
+      <w:r>
+        <w:rPr>
+          <w:b w:val="0"/>
+          <w:sz w:val="21"/>
+        </w:rPr>
+        <w:t>. Ver §3.</w:t>
+      </w:r>
+    </w:p>
+    <w:p>
+      <w:pPr>
+        <w:spacing w:before="200" w:after="120"/>
+      </w:pPr>
+      <w:r>
+        <w:rPr>
+          <w:b/>
+          <w:color w:val="003366"/>
+          <w:sz w:val="23"/>
+        </w:rPr>
+        <w:t>3. 📱 EL TELÉFONO ES HERRAMIENTA CRÍTICA — lo que se lleva al poste</w:t>
+      </w:r>
+    </w:p>
+    <w:p>
+      <w:pPr>
+        <w:spacing w:after="120"/>
+      </w:pPr>
+      <w:r>
+        <w:rPr>
+          <w:b/>
+          <w:sz w:val="21"/>
+        </w:rPr>
+        <w:t>Va en la lista de material, al mismo nivel que el multímetro y la escalera:</w:t>
+      </w:r>
+    </w:p>
+    <w:p>
+      <w:pPr>
+        <w:pStyle w:val="ListBullet"/>
+        <w:spacing w:after="60"/>
+        <w:ind w:left="360"/>
+      </w:pPr>
+      <w:r>
+        <w:rPr>
+          <w:b/>
+          <w:sz w:val="21"/>
+        </w:rPr>
+        <w:t>El teléfono con la APK del paquete instalada</w:t>
+      </w:r>
+      <w:r>
+        <w:rPr>
+          <w:b w:val="0"/>
+          <w:sz w:val="21"/>
+        </w:rPr>
+        <w:t xml:space="preserve">, y </w:t>
+      </w:r>
+      <w:r>
+        <w:rPr>
+          <w:b/>
+          <w:sz w:val="21"/>
+        </w:rPr>
+        <w:t>cargado</w:t>
+      </w:r>
+      <w:r>
+        <w:rPr>
+          <w:b w:val="0"/>
+          <w:sz w:val="21"/>
+        </w:rPr>
+        <w:t xml:space="preserve"> antes de salir.</w:t>
+      </w:r>
+    </w:p>
+    <w:p>
+      <w:pPr>
+        <w:pStyle w:val="ListBullet"/>
+        <w:spacing w:after="60"/>
+        <w:ind w:left="360"/>
+      </w:pPr>
+      <w:r>
+        <w:rPr>
+          <w:b/>
+          <w:sz w:val="21"/>
+        </w:rPr>
+        <w:t>Cable de carga</w:t>
+      </w:r>
+      <w:r>
+        <w:rPr>
+          <w:b w:val="0"/>
+          <w:sz w:val="21"/>
+        </w:rPr>
+        <w:t xml:space="preserve">, y </w:t>
+      </w:r>
+      <w:r>
+        <w:rPr>
+          <w:b/>
+          <w:sz w:val="21"/>
+        </w:rPr>
+        <w:t>batería externa</w:t>
+      </w:r>
+      <w:r>
+        <w:rPr>
+          <w:b w:val="0"/>
+          <w:sz w:val="21"/>
+        </w:rPr>
+        <w:t xml:space="preserve"> si la jornada es larga. Un móvil sin batería deja el</w:t>
+      </w:r>
+    </w:p>
+    <w:p>
+      <w:pPr>
+        <w:spacing w:after="120"/>
+      </w:pPr>
+      <w:r>
+        <w:rPr>
+          <w:b w:val="0"/>
+          <w:sz w:val="21"/>
+        </w:rPr>
+        <w:t>poste sin mando de ninguna clase.</w:t>
+      </w:r>
+    </w:p>
+    <w:p>
+      <w:pPr>
+        <w:pStyle w:val="ListBullet"/>
+        <w:spacing w:after="60"/>
+        <w:ind w:left="360"/>
+      </w:pPr>
+      <w:r>
+        <w:rPr>
+          <w:b w:val="0"/>
+          <w:sz w:val="21"/>
+        </w:rPr>
+        <w:t xml:space="preserve">🟢 </w:t>
+      </w:r>
+      <w:r>
+        <w:rPr>
+          <w:b/>
+          <w:sz w:val="21"/>
+        </w:rPr>
+        <w:t>Un SEGUNDO terminal, ya emparejado con los dos postes.</w:t>
+      </w:r>
+      <w:r>
+        <w:rPr>
+          <w:b w:val="0"/>
+          <w:sz w:val="21"/>
+        </w:rPr>
+        <w:t xml:space="preserve"> No es un lujo: es el único repuesto</w:t>
+      </w:r>
+    </w:p>
+    <w:p>
+      <w:pPr>
+        <w:spacing w:after="120"/>
+      </w:pPr>
+      <w:r>
+        <w:rPr>
+          <w:b w:val="0"/>
+          <w:sz w:val="21"/>
+        </w:rPr>
+        <w:t>que existe. Emparejar por primera vez delante del cruce, con prisa, es justo lo que falla.</w:t>
+      </w:r>
+    </w:p>
+    <w:p>
+      <w:pPr>
+        <w:pStyle w:val="ListBullet"/>
+        <w:spacing w:after="60"/>
+        <w:ind w:left="360"/>
+      </w:pPr>
+      <w:r>
+        <w:rPr>
+          <w:b/>
+          <w:sz w:val="21"/>
+        </w:rPr>
+        <w:t>Los dos postes emparejados en Ajustes de Android ANTES de subir</w:t>
+      </w:r>
+      <w:r>
+        <w:rPr>
+          <w:b w:val="0"/>
+          <w:sz w:val="21"/>
+        </w:rPr>
+        <w:t>, y saber cuál es cuál</w:t>
+      </w:r>
+    </w:p>
+    <w:p>
+      <w:pPr>
+        <w:spacing w:after="120"/>
+      </w:pPr>
+      <w:r>
+        <w:rPr>
+          <w:b w:val="0"/>
+          <w:sz w:val="21"/>
+        </w:rPr>
+        <w:t>(</w:t>
+      </w:r>
+      <w:r>
+        <w:rPr>
+          <w:rFonts w:ascii="Consolas" w:hAnsi="Consolas"/>
+          <w:sz w:val="21"/>
+        </w:rPr>
+        <w:t>SEM-&lt;serie&gt;-M</w:t>
+      </w:r>
+      <w:r>
+        <w:rPr>
+          <w:b w:val="0"/>
+          <w:sz w:val="21"/>
+        </w:rPr>
+        <w:t xml:space="preserve"> = Maestro, </w:t>
+      </w:r>
+      <w:r>
+        <w:rPr>
+          <w:rFonts w:ascii="Consolas" w:hAnsi="Consolas"/>
+          <w:sz w:val="21"/>
+        </w:rPr>
+        <w:t>SEM-&lt;serie&gt;-E</w:t>
+      </w:r>
+      <w:r>
+        <w:rPr>
+          <w:b w:val="0"/>
+          <w:sz w:val="21"/>
+        </w:rPr>
+        <w:t xml:space="preserve"> = Esclavo). Ver §8.</w:t>
+      </w:r>
+    </w:p>
+    <w:p>
+      <w:pPr>
+        <w:spacing w:before="200" w:after="120"/>
+      </w:pPr>
+      <w:r>
+        <w:rPr>
+          <w:b/>
+          <w:color w:val="003366"/>
+          <w:sz w:val="23"/>
+        </w:rPr>
+        <w:t xml:space="preserve">4. 🛑 SI EL TELÉFONO NO CONECTA — </w:t>
+      </w:r>
+      <w:r>
+        <w:rPr>
+          <w:b/>
+          <w:color w:val="003366"/>
+          <w:sz w:val="23"/>
+        </w:rPr>
+        <w:t>NO HAY PROCEDIMIENTO CERRADO</w:t>
+      </w:r>
+    </w:p>
+    <w:p>
+      <w:pPr>
+        <w:spacing w:after="120"/>
+      </w:pPr>
+      <w:r>
+        <w:rPr>
+          <w:b/>
+          <w:sz w:val="21"/>
+        </w:rPr>
+        <w:t>Se dice con estas palabras a propósito: `NO HAY PROCEDIMIENTO CERRADO`.</w:t>
+      </w:r>
+      <w:r>
+        <w:rPr>
+          <w:b w:val="0"/>
+          <w:sz w:val="21"/>
+        </w:rPr>
+        <w:t xml:space="preserve"> Lo que sigue es lo que</w:t>
+      </w:r>
+    </w:p>
+    <w:p>
+      <w:pPr>
+        <w:spacing w:after="120"/>
+      </w:pPr>
+      <w:r>
+        <w:rPr>
+          <w:b w:val="0"/>
+          <w:sz w:val="21"/>
+        </w:rPr>
+        <w:t>se sabe, no una receta probada. Inventar una sería peor que declarar el hueco.</w:t>
+      </w:r>
+    </w:p>
+    <w:p>
+      <w:pPr>
+        <w:spacing w:after="120"/>
+      </w:pPr>
+      <w:r>
+        <w:rPr>
+          <w:b/>
+          <w:sz w:val="21"/>
+        </w:rPr>
+        <w:t>Lo que sí se sabe, porque pasó esta semana:</w:t>
+      </w:r>
+      <w:r>
+        <w:rPr>
+          <w:b w:val="0"/>
+          <w:sz w:val="21"/>
+        </w:rPr>
+        <w:t xml:space="preserve"> para poder conectarse al </w:t>
+      </w:r>
+      <w:r>
+        <w:rPr>
+          <w:b/>
+          <w:sz w:val="21"/>
+        </w:rPr>
+        <w:t>Esclavo</w:t>
+      </w:r>
+      <w:r>
+        <w:rPr>
+          <w:b w:val="0"/>
+          <w:sz w:val="21"/>
+        </w:rPr>
+        <w:t xml:space="preserve"> hubo que</w:t>
+      </w:r>
+    </w:p>
+    <w:p>
+      <w:pPr>
+        <w:spacing w:after="120"/>
+      </w:pPr>
+      <w:r>
+        <w:rPr>
+          <w:b/>
+          <w:sz w:val="21"/>
+        </w:rPr>
+        <w:t>desvincular el Maestro en Ajustes de Android</w:t>
+      </w:r>
+      <w:r>
+        <w:rPr>
+          <w:b w:val="0"/>
+          <w:sz w:val="21"/>
+        </w:rPr>
+        <w:t>. Con los dos equipos emparejados a la vez, el</w:t>
+      </w:r>
+    </w:p>
+    <w:p>
+      <w:pPr>
+        <w:spacing w:after="120"/>
+      </w:pPr>
+      <w:r>
+        <w:rPr>
+          <w:b w:val="0"/>
+          <w:sz w:val="21"/>
+        </w:rPr>
+        <w:t>teléfono no llegaba al segundo.</w:t>
+      </w:r>
+    </w:p>
+    <w:p>
+      <w:pPr>
+        <w:spacing w:after="120"/>
+      </w:pPr>
+      <w:r>
+        <w:rPr>
+          <w:b w:val="0"/>
+          <w:sz w:val="21"/>
+        </w:rPr>
+        <w:t>Lo que se puede intentar, en este orden:</w:t>
+      </w:r>
+    </w:p>
+    <w:p>
+      <w:pPr>
+        <w:pStyle w:val="ListNumber"/>
+        <w:spacing w:after="60"/>
+      </w:pPr>
+      <w:r>
+        <w:rPr>
+          <w:b/>
+          <w:sz w:val="21"/>
+        </w:rPr>
+        <w:t>Mirar a qué poste apunta el nombre</w:t>
+      </w:r>
+      <w:r>
+        <w:rPr>
+          <w:b w:val="0"/>
+          <w:sz w:val="21"/>
+        </w:rPr>
+        <w:t xml:space="preserve"> del módulo en la lista de la app. Un módulo recién puesto</w:t>
+      </w:r>
+    </w:p>
+    <w:p>
+      <w:pPr>
+        <w:spacing w:after="120"/>
+      </w:pPr>
+      <w:r>
+        <w:rPr>
+          <w:b w:val="0"/>
+          <w:sz w:val="21"/>
+        </w:rPr>
+        <w:t xml:space="preserve">anuncia </w:t>
+      </w:r>
+      <w:r>
+        <w:rPr>
+          <w:rFonts w:ascii="Consolas" w:hAnsi="Consolas"/>
+          <w:sz w:val="21"/>
+        </w:rPr>
+        <w:t>SEM-SIN-MATRICULA</w:t>
+      </w:r>
+      <w:r>
+        <w:rPr>
+          <w:b w:val="0"/>
+          <w:sz w:val="21"/>
+        </w:rPr>
+        <w:t xml:space="preserve">, y entonces </w:t>
+      </w:r>
+      <w:r>
+        <w:rPr>
+          <w:b/>
+          <w:sz w:val="21"/>
+        </w:rPr>
+        <w:t>los dos postes se llaman igual</w:t>
+      </w:r>
+      <w:r>
+        <w:rPr>
+          <w:b w:val="0"/>
+          <w:sz w:val="21"/>
+        </w:rPr>
+        <w:t xml:space="preserve"> (§8).</w:t>
+      </w:r>
+    </w:p>
+    <w:p>
+      <w:pPr>
+        <w:pStyle w:val="ListNumber"/>
+        <w:spacing w:after="60"/>
+      </w:pPr>
+      <w:r>
+        <w:rPr>
+          <w:b/>
+          <w:sz w:val="21"/>
+        </w:rPr>
+        <w:t>Desvincular en Ajustes de Android el OTRO poste</w:t>
+      </w:r>
+      <w:r>
+        <w:rPr>
+          <w:b w:val="0"/>
+          <w:sz w:val="21"/>
+        </w:rPr>
+        <w:t xml:space="preserve"> —el que no se quiere operar— y volver a</w:t>
+      </w:r>
+    </w:p>
+    <w:p>
+      <w:pPr>
+        <w:spacing w:after="120"/>
+      </w:pPr>
+      <w:r>
+        <w:rPr>
+          <w:b w:val="0"/>
+          <w:sz w:val="21"/>
+        </w:rPr>
+        <w:t xml:space="preserve">emparejar el que hace falta. </w:t>
+      </w:r>
+      <w:r>
+        <w:rPr>
+          <w:b/>
+          <w:sz w:val="21"/>
+        </w:rPr>
+        <w:t>Es lo que funcionó esta semana.</w:t>
+      </w:r>
+    </w:p>
+    <w:p>
+      <w:pPr>
+        <w:pStyle w:val="ListNumber"/>
+        <w:spacing w:after="60"/>
+      </w:pPr>
+      <w:r>
+        <w:rPr>
+          <w:b/>
+          <w:sz w:val="21"/>
+        </w:rPr>
+        <w:t>Apagar y encender el Bluetooth del teléfono</w:t>
+      </w:r>
+      <w:r>
+        <w:rPr>
+          <w:b w:val="0"/>
+          <w:sz w:val="21"/>
+        </w:rPr>
+        <w:t>, y volver a pulsar *«Buscar Módulos Bluetooth»*</w:t>
+      </w:r>
+    </w:p>
+    <w:p>
+      <w:pPr>
+        <w:spacing w:after="120"/>
+      </w:pPr>
+      <w:r>
+        <w:rPr>
+          <w:b w:val="0"/>
+          <w:sz w:val="21"/>
+        </w:rPr>
+        <w:t xml:space="preserve">en la app. El orden es siempre </w:t>
+      </w:r>
+      <w:r>
+        <w:rPr>
+          <w:b/>
+          <w:sz w:val="21"/>
+        </w:rPr>
+        <w:t>emparejar en Ajustes primero, buscar en la app después</w:t>
+      </w:r>
+      <w:r>
+        <w:rPr>
+          <w:b w:val="0"/>
+          <w:sz w:val="21"/>
+        </w:rPr>
+        <w:t>.</w:t>
+      </w:r>
+    </w:p>
+    <w:p>
+      <w:pPr>
+        <w:pStyle w:val="ListNumber"/>
+        <w:spacing w:after="60"/>
+      </w:pPr>
+      <w:r>
+        <w:rPr>
+          <w:b/>
+          <w:sz w:val="21"/>
+        </w:rPr>
+        <w:t>Probar con el segundo terminal.</w:t>
+      </w:r>
+      <w:r>
+        <w:rPr>
+          <w:b w:val="0"/>
+          <w:sz w:val="21"/>
+        </w:rPr>
+        <w:t xml:space="preserve"> Si el segundo entra, el problema es del teléfono y no del</w:t>
+      </w:r>
+    </w:p>
+    <w:p>
+      <w:pPr>
+        <w:spacing w:after="120"/>
+      </w:pPr>
+      <w:r>
+        <w:rPr>
+          <w:b w:val="0"/>
+          <w:sz w:val="21"/>
+        </w:rPr>
+        <w:t>equipo.</w:t>
+      </w:r>
+    </w:p>
+    <w:p>
+      <w:pPr>
+        <w:spacing w:after="120"/>
+      </w:pPr>
+      <w:r>
+        <w:rPr>
+          <w:b w:val="0"/>
+          <w:sz w:val="21"/>
+        </w:rPr>
+        <w:t xml:space="preserve">🔴 </w:t>
+      </w:r>
+      <w:r>
+        <w:rPr>
+          <w:b/>
+          <w:sz w:val="21"/>
+        </w:rPr>
+        <w:t>Y si nada de eso funciona, hay que decirlo tal cual: el poste se queda sin mando.</w:t>
+      </w:r>
+      <w:r>
+        <w:rPr>
+          <w:b w:val="0"/>
+          <w:sz w:val="21"/>
+        </w:rPr>
+        <w:t xml:space="preserve"> El equipo</w:t>
+      </w:r>
+    </w:p>
+    <w:p>
+      <w:pPr>
+        <w:spacing w:after="120"/>
+      </w:pPr>
+      <w:r>
+        <w:rPr>
+          <w:b w:val="0"/>
+          <w:sz w:val="21"/>
+        </w:rPr>
+        <w:t xml:space="preserve">seguirá haciendo lo que estuviera haciendo, o se irá a </w:t>
+      </w:r>
+      <w:r>
+        <w:rPr>
+          <w:b/>
+          <w:sz w:val="21"/>
+        </w:rPr>
+        <w:t>ámbar intermitente</w:t>
+      </w:r>
+      <w:r>
+        <w:rPr>
+          <w:b w:val="0"/>
+          <w:sz w:val="21"/>
+        </w:rPr>
+        <w:t xml:space="preserve"> por SFTY-6 si pierde</w:t>
+      </w:r>
+    </w:p>
+    <w:p>
+      <w:pPr>
+        <w:spacing w:after="120"/>
+      </w:pPr>
+      <w:r>
+        <w:rPr>
+          <w:b w:val="0"/>
+          <w:sz w:val="21"/>
+        </w:rPr>
+        <w:t xml:space="preserve">el enlace de radio —que es </w:t>
+      </w:r>
+      <w:r>
+        <w:rPr>
+          <w:b/>
+          <w:sz w:val="21"/>
+        </w:rPr>
+        <w:t>seguro pero no es operable</w:t>
+      </w:r>
+      <w:r>
+        <w:rPr>
+          <w:b w:val="0"/>
+          <w:sz w:val="21"/>
+        </w:rPr>
+        <w:t xml:space="preserve">—. </w:t>
+      </w:r>
+      <w:r>
+        <w:rPr>
+          <w:b/>
+          <w:sz w:val="21"/>
+        </w:rPr>
+        <w:t>No hay segunda vía.</w:t>
+      </w:r>
+      <w:r>
+        <w:rPr>
+          <w:b w:val="0"/>
+          <w:sz w:val="21"/>
+        </w:rPr>
+        <w:t xml:space="preserve"> Lo que toca</w:t>
+      </w:r>
+    </w:p>
+    <w:p>
+      <w:pPr>
+        <w:spacing w:after="120"/>
+      </w:pPr>
+      <w:r>
+        <w:rPr>
+          <w:b w:val="0"/>
+          <w:sz w:val="21"/>
+        </w:rPr>
+        <w:t xml:space="preserve">entonces es </w:t>
+      </w:r>
+      <w:r>
+        <w:rPr>
+          <w:b/>
+          <w:sz w:val="21"/>
+        </w:rPr>
+        <w:t>avisar</w:t>
+      </w:r>
+      <w:r>
+        <w:rPr>
+          <w:b w:val="0"/>
+          <w:sz w:val="21"/>
+        </w:rPr>
+        <w:t>, no improvisar en el gabinete.</w:t>
+      </w:r>
+    </w:p>
+    <w:p>
+      <w:pPr>
+        <w:spacing w:before="200" w:after="120"/>
+      </w:pPr>
+      <w:r>
+        <w:rPr>
+          <w:b/>
+          <w:color w:val="003366"/>
+          <w:sz w:val="23"/>
+        </w:rPr>
+        <w:t xml:space="preserve">5. ✅ </w:t>
+      </w:r>
+      <w:r>
+        <w:rPr>
+          <w:rFonts w:ascii="Consolas" w:hAnsi="Consolas"/>
+          <w:color w:val="003366"/>
+          <w:sz w:val="23"/>
+        </w:rPr>
+        <w:t>N-118</w:t>
+      </w:r>
+      <w:r>
+        <w:rPr>
+          <w:b/>
+          <w:color w:val="003366"/>
+          <w:sz w:val="23"/>
+        </w:rPr>
+        <w:t xml:space="preserve"> SE CIERRA — y por dos motivos, no uno</w:t>
+      </w:r>
+    </w:p>
+    <w:p>
+      <w:pPr>
+        <w:pStyle w:val="ListBullet"/>
+        <w:spacing w:after="60"/>
+        <w:ind w:left="360"/>
+      </w:pPr>
+      <w:r>
+        <w:rPr>
+          <w:b/>
+          <w:sz w:val="21"/>
+        </w:rPr>
+        <w:t>El defecto era del firmware viejo, no del cobre.</w:t>
+      </w:r>
+      <w:r>
+        <w:rPr>
+          <w:b w:val="0"/>
+          <w:sz w:val="21"/>
+        </w:rPr>
+        <w:t xml:space="preserve"> </w:t>
+      </w:r>
+      <w:r>
+        <w:rPr>
+          <w:rFonts w:ascii="Consolas" w:hAnsi="Consolas"/>
+          <w:sz w:val="21"/>
+        </w:rPr>
+        <w:t>MANDO_A</w:t>
+      </w:r>
+      <w:r>
+        <w:rPr>
+          <w:b w:val="0"/>
+          <w:sz w:val="21"/>
+        </w:rPr>
+        <w:t>/</w:t>
+      </w:r>
+      <w:r>
+        <w:rPr>
+          <w:rFonts w:ascii="Consolas" w:hAnsi="Consolas"/>
+          <w:sz w:val="21"/>
+        </w:rPr>
+        <w:t>MANDO_B</w:t>
+      </w:r>
+      <w:r>
+        <w:rPr>
+          <w:b w:val="0"/>
+          <w:sz w:val="21"/>
+        </w:rPr>
+        <w:t xml:space="preserve"> se leían con</w:t>
+      </w:r>
+    </w:p>
+    <w:p>
+      <w:pPr>
+        <w:spacing w:after="120"/>
+      </w:pPr>
+      <w:r>
+        <w:rPr>
+          <w:rFonts w:ascii="Consolas" w:hAnsi="Consolas"/>
+          <w:sz w:val="21"/>
+        </w:rPr>
+        <w:t>INPUT_PULLUP</w:t>
+      </w:r>
+      <w:r>
+        <w:rPr>
+          <w:b w:val="0"/>
+          <w:sz w:val="21"/>
+        </w:rPr>
+        <w:t xml:space="preserve"> peleando contra las </w:t>
+      </w:r>
+      <w:r>
+        <w:rPr>
+          <w:rFonts w:ascii="Consolas" w:hAnsi="Consolas"/>
+          <w:sz w:val="21"/>
+        </w:rPr>
+        <w:t>R65</w:t>
+      </w:r>
+      <w:r>
+        <w:rPr>
+          <w:b w:val="0"/>
+          <w:sz w:val="21"/>
+        </w:rPr>
+        <w:t>/</w:t>
+      </w:r>
+      <w:r>
+        <w:rPr>
+          <w:rFonts w:ascii="Consolas" w:hAnsi="Consolas"/>
+          <w:sz w:val="21"/>
+        </w:rPr>
+        <w:t>R66</w:t>
+      </w:r>
+      <w:r>
+        <w:rPr>
+          <w:b w:val="0"/>
+          <w:sz w:val="21"/>
+        </w:rPr>
+        <w:t xml:space="preserve"> de 10 kΩ a masa, y el pin se quedaba en </w:t>
+      </w:r>
+      <w:r>
+        <w:rPr>
+          <w:rFonts w:ascii="Consolas" w:hAnsi="Consolas"/>
+          <w:sz w:val="21"/>
+        </w:rPr>
+        <w:t>0,6 V</w:t>
+      </w:r>
+      <w:r>
+        <w:rPr>
+          <w:b w:val="0"/>
+          <w:sz w:val="21"/>
+        </w:rPr>
+        <w:t>:</w:t>
+      </w:r>
+    </w:p>
+    <w:p>
+      <w:pPr>
+        <w:spacing w:after="120"/>
+      </w:pPr>
+      <w:r>
+        <w:rPr>
+          <w:b w:val="0"/>
+          <w:sz w:val="21"/>
+        </w:rPr>
+        <w:t xml:space="preserve">bajo permanente, sin flancos. </w:t>
+      </w:r>
+      <w:r>
+        <w:rPr>
+          <w:b/>
+          <w:sz w:val="21"/>
+        </w:rPr>
+        <w:t>Corregido en `346ea5f`</w:t>
+      </w:r>
+      <w:r>
+        <w:rPr>
+          <w:b w:val="0"/>
+          <w:sz w:val="21"/>
+        </w:rPr>
+        <w:t xml:space="preserve"> —las dos puntas en </w:t>
+      </w:r>
+      <w:r>
+        <w:rPr>
+          <w:rFonts w:ascii="Consolas" w:hAnsi="Consolas"/>
+          <w:sz w:val="21"/>
+        </w:rPr>
+        <w:t>INPUT</w:t>
+      </w:r>
+      <w:r>
+        <w:rPr>
+          <w:b w:val="0"/>
+          <w:sz w:val="21"/>
+        </w:rPr>
+        <w:t xml:space="preserve"> pelado y</w:t>
+      </w:r>
+    </w:p>
+    <w:p>
+      <w:pPr>
+        <w:spacing w:after="120"/>
+      </w:pPr>
+      <w:r>
+        <w:rPr>
+          <w:b w:val="0"/>
+          <w:sz w:val="21"/>
+        </w:rPr>
+        <w:t>activo en ALTO—.</w:t>
+      </w:r>
+    </w:p>
+    <w:p>
+      <w:pPr>
+        <w:pStyle w:val="ListBullet"/>
+        <w:spacing w:after="60"/>
+        <w:ind w:left="360"/>
+      </w:pPr>
+      <w:r>
+        <w:rPr>
+          <w:b/>
+          <w:sz w:val="21"/>
+        </w:rPr>
+        <w:t>Y además ya da igual: no hay mando que conectar.</w:t>
+      </w:r>
+      <w:r>
+        <w:rPr>
+          <w:b w:val="0"/>
+          <w:sz w:val="21"/>
+        </w:rPr>
+        <w:t xml:space="preserve"> Donde este manual —o cualquier otro— dé</w:t>
+      </w:r>
+    </w:p>
+    <w:p>
+      <w:pPr>
+        <w:spacing w:after="120"/>
+      </w:pPr>
+      <w:r>
+        <w:rPr>
+          <w:rFonts w:ascii="Consolas" w:hAnsi="Consolas"/>
+          <w:sz w:val="21"/>
+        </w:rPr>
+        <w:t>N-118</w:t>
+      </w:r>
+      <w:r>
+        <w:rPr>
+          <w:b w:val="0"/>
+          <w:sz w:val="21"/>
+        </w:rPr>
+        <w:t xml:space="preserve"> por abierto, diga *«el mando no responde»* o *«falta ejercerlo en tarjeta»*, **está</w:t>
+      </w:r>
+    </w:p>
+    <w:p>
+      <w:pPr>
+        <w:spacing w:after="120"/>
+      </w:pPr>
+      <w:r>
+        <w:rPr>
+          <w:b w:val="0"/>
+          <w:sz w:val="21"/>
+        </w:rPr>
+        <w:t>caducado.**</w:t>
       </w:r>
     </w:p>
     <w:p>
@@ -181,47 +1794,79 @@
           <w:color w:val="960000"/>
           <w:sz w:val="20"/>
         </w:rPr>
-        <w:t xml:space="preserve"> si no la hay. En banco se interpretó como fallo del equipo, y no lo era. Ver §3. 2. </w:t>
-      </w:r>
-      <w:r>
-        <w:rPr>
-          <w:b/>
-          <w:color w:val="960000"/>
-          <w:sz w:val="20"/>
-        </w:rPr>
-        <w:t>El mando de relés `A`/`B` ESTUVO SORDO EN BANCO (`N-118`), Y EL FIRMWARE YA ESTÁ CORREGIDO — PERO NO SE HA EJERCIDO EN TARJETA.</w:t>
-      </w:r>
-      <w:r>
-        <w:rPr>
-          <w:b w:val="0"/>
-          <w:color w:val="960000"/>
-          <w:sz w:val="20"/>
-        </w:rPr>
-        <w:t xml:space="preserve"> Hay que separar dos cosas que no son la misma: * </w:t>
-      </w:r>
-      <w:r>
-        <w:rPr>
-          <w:b/>
-          <w:color w:val="960000"/>
-          <w:sz w:val="20"/>
-        </w:rPr>
-        <w:t>El defecto, en pasado:</w:t>
-      </w:r>
-      <w:r>
-        <w:rPr>
-          <w:b w:val="0"/>
-          <w:color w:val="960000"/>
-          <w:sz w:val="20"/>
-        </w:rPr>
-        <w:t xml:space="preserve"> </w:t>
-      </w:r>
-      <w:r>
-        <w:rPr>
-          <w:rFonts w:ascii="Consolas" w:hAnsi="Consolas"/>
-          <w:color w:val="960000"/>
-          <w:sz w:val="20"/>
-        </w:rPr>
-        <w:t>MANDO_A</w:t>
+        <w:t xml:space="preserve"> si no la hay. En banco se interpretó como fallo del equipo, y no lo era. Ver §3. 2. ~~</w:t>
+      </w:r>
+      <w:r>
+        <w:rPr>
+          <w:b/>
+          <w:color w:val="960000"/>
+          <w:sz w:val="20"/>
+        </w:rPr>
+        <w:t>El mando de reles `A`/`B` ESTUVO SORDO EN BANCO (`N-118`), Y EL FIRMWARE YA ESTA CORREGIDO — PERO NO SE HA EJERCIDO EN TARJETA.</w:t>
+      </w:r>
+      <w:r>
+        <w:rPr>
+          <w:b w:val="0"/>
+          <w:color w:val="960000"/>
+          <w:sz w:val="20"/>
+        </w:rPr>
+        <w:t xml:space="preserve">~~ → 🟢 </w:t>
+      </w:r>
+      <w:r>
+        <w:rPr>
+          <w:b/>
+          <w:color w:val="960000"/>
+          <w:sz w:val="20"/>
+        </w:rPr>
+        <w:t>CADUCADO EL 05/09, Y `N-118` QUEDA CERRADO.</w:t>
+      </w:r>
+      <w:r>
+        <w:rPr>
+          <w:b w:val="0"/>
+          <w:color w:val="960000"/>
+          <w:sz w:val="20"/>
+        </w:rPr>
+        <w:t xml:space="preserve"> El defecto era del </w:t>
+      </w:r>
+      <w:r>
+        <w:rPr>
+          <w:b/>
+          <w:color w:val="960000"/>
+          <w:sz w:val="20"/>
+        </w:rPr>
+        <w:t>firmware viejo</w:t>
+      </w:r>
+      <w:r>
+        <w:rPr>
+          <w:b w:val="0"/>
+          <w:color w:val="960000"/>
+          <w:sz w:val="20"/>
+        </w:rPr>
+        <w:t xml:space="preserve"> —</w:t>
+      </w:r>
+      <w:r>
+        <w:rPr>
+          <w:rFonts w:ascii="Consolas" w:hAnsi="Consolas"/>
+          <w:color w:val="960000"/>
+          <w:sz w:val="20"/>
+        </w:rPr>
+        <w:t>INPUT_PULLUP</w:t>
+      </w:r>
+      <w:r>
+        <w:rPr>
+          <w:b w:val="0"/>
+          <w:color w:val="960000"/>
+          <w:sz w:val="20"/>
+        </w:rPr>
+        <w:t xml:space="preserve"> peleando contra las </w:t>
+      </w:r>
+      <w:r>
+        <w:rPr>
+          <w:rFonts w:ascii="Consolas" w:hAnsi="Consolas"/>
+          <w:color w:val="960000"/>
+          <w:sz w:val="20"/>
+        </w:rPr>
+        <w:t>R65</w:t>
       </w:r>
       <w:r>
         <w:rPr>
@@ -237,70 +1882,6 @@
           <w:color w:val="960000"/>
           <w:sz w:val="20"/>
         </w:rPr>
-        <w:t>MANDO_B</w:t>
-      </w:r>
-      <w:r>
-        <w:rPr>
-          <w:b w:val="0"/>
-          <w:color w:val="960000"/>
-          <w:sz w:val="20"/>
-        </w:rPr>
-        <w:t xml:space="preserve"> se leían con </w:t>
-      </w:r>
-      <w:r>
-        <w:rPr>
-          <w:rFonts w:ascii="Consolas" w:hAnsi="Consolas"/>
-          <w:color w:val="960000"/>
-          <w:sz w:val="20"/>
-        </w:rPr>
-        <w:t>INPUT_PULLUP</w:t>
-      </w:r>
-      <w:r>
-        <w:rPr>
-          <w:b w:val="0"/>
-          <w:color w:val="960000"/>
-          <w:sz w:val="20"/>
-        </w:rPr>
-        <w:t xml:space="preserve"> y </w:t>
-      </w:r>
-      <w:r>
-        <w:rPr>
-          <w:rFonts w:ascii="Consolas" w:hAnsi="Consolas"/>
-          <w:color w:val="960000"/>
-          <w:sz w:val="20"/>
-        </w:rPr>
-        <w:t>== LOW</w:t>
-      </w:r>
-      <w:r>
-        <w:rPr>
-          <w:b w:val="0"/>
-          <w:color w:val="960000"/>
-          <w:sz w:val="20"/>
-        </w:rPr>
-        <w:t xml:space="preserve">, y con las </w:t>
-      </w:r>
-      <w:r>
-        <w:rPr>
-          <w:rFonts w:ascii="Consolas" w:hAnsi="Consolas"/>
-          <w:color w:val="960000"/>
-          <w:sz w:val="20"/>
-        </w:rPr>
-        <w:t>R65</w:t>
-      </w:r>
-      <w:r>
-        <w:rPr>
-          <w:b w:val="0"/>
-          <w:color w:val="960000"/>
-          <w:sz w:val="20"/>
-        </w:rPr>
-        <w:t>/</w:t>
-      </w:r>
-      <w:r>
-        <w:rPr>
-          <w:rFonts w:ascii="Consolas" w:hAnsi="Consolas"/>
-          <w:color w:val="960000"/>
-          <w:sz w:val="20"/>
-        </w:rPr>
         <w:t>R66</w:t>
       </w:r>
       <w:r>
@@ -309,207 +1890,79 @@
           <w:color w:val="960000"/>
           <w:sz w:val="20"/>
         </w:rPr>
-        <w:t xml:space="preserve"> (10 kΩ a masa) el pin se quedaba en </w:t>
-      </w:r>
-      <w:r>
-        <w:rPr>
-          <w:b/>
-          <w:color w:val="960000"/>
-          <w:sz w:val="20"/>
-        </w:rPr>
-        <w:t>0,6 V — BAJO permanente</w:t>
-      </w:r>
-      <w:r>
-        <w:rPr>
-          <w:b w:val="0"/>
-          <w:color w:val="960000"/>
-          <w:sz w:val="20"/>
-        </w:rPr>
-        <w:t xml:space="preserve">. No había flanco, así que </w:t>
-      </w:r>
-      <w:r>
-        <w:rPr>
-          <w:b/>
-          <w:color w:val="960000"/>
-          <w:sz w:val="20"/>
-        </w:rPr>
-        <w:t>ninguna de las tres secuencias de §7 era alcanzable</w:t>
-      </w:r>
-      <w:r>
-        <w:rPr>
-          <w:b w:val="0"/>
-          <w:color w:val="960000"/>
-          <w:sz w:val="20"/>
-        </w:rPr>
-        <w:t xml:space="preserve">. * </w:t>
-      </w:r>
-      <w:r>
-        <w:rPr>
-          <w:b/>
-          <w:color w:val="960000"/>
-          <w:sz w:val="20"/>
-        </w:rPr>
-        <w:t>Hoy:</w:t>
-      </w:r>
-      <w:r>
-        <w:rPr>
-          <w:b w:val="0"/>
-          <w:color w:val="960000"/>
-          <w:sz w:val="20"/>
-        </w:rPr>
-        <w:t xml:space="preserve"> las </w:t>
-      </w:r>
-      <w:r>
-        <w:rPr>
-          <w:b/>
-          <w:color w:val="960000"/>
-          <w:sz w:val="20"/>
-        </w:rPr>
-        <w:t>dos puntas</w:t>
-      </w:r>
-      <w:r>
-        <w:rPr>
-          <w:b w:val="0"/>
-          <w:color w:val="960000"/>
-          <w:sz w:val="20"/>
-        </w:rPr>
-        <w:t xml:space="preserve"> leen esos pines con </w:t>
-      </w:r>
-      <w:r>
-        <w:rPr>
-          <w:rFonts w:ascii="Consolas" w:hAnsi="Consolas"/>
-          <w:color w:val="960000"/>
-          <w:sz w:val="20"/>
-        </w:rPr>
-        <w:t>pinMode(..., INPUT)</w:t>
-      </w:r>
-      <w:r>
-        <w:rPr>
-          <w:b w:val="0"/>
-          <w:color w:val="960000"/>
-          <w:sz w:val="20"/>
-        </w:rPr>
-        <w:t xml:space="preserve"> </w:t>
-      </w:r>
-      <w:r>
-        <w:rPr>
-          <w:b/>
-          <w:color w:val="960000"/>
-          <w:sz w:val="20"/>
-        </w:rPr>
-        <w:t>pelado</w:t>
-      </w:r>
-      <w:r>
-        <w:rPr>
-          <w:b w:val="0"/>
-          <w:color w:val="960000"/>
-          <w:sz w:val="20"/>
-        </w:rPr>
-        <w:t xml:space="preserve"> y </w:t>
-      </w:r>
-      <w:r>
-        <w:rPr>
-          <w:rFonts w:ascii="Consolas" w:hAnsi="Consolas"/>
-          <w:color w:val="960000"/>
-          <w:sz w:val="20"/>
-        </w:rPr>
-        <w:t>digitalRead(...) == HIGH</w:t>
-      </w:r>
-      <w:r>
-        <w:rPr>
-          <w:b w:val="0"/>
-          <w:color w:val="960000"/>
-          <w:sz w:val="20"/>
-        </w:rPr>
-        <w:t xml:space="preserve"> —</w:t>
-      </w:r>
-      <w:r>
-        <w:rPr>
-          <w:b/>
-          <w:color w:val="960000"/>
-          <w:sz w:val="20"/>
-        </w:rPr>
-        <w:t>activo en ALTO</w:t>
-      </w:r>
-      <w:r>
-        <w:rPr>
-          <w:b w:val="0"/>
-          <w:color w:val="960000"/>
-          <w:sz w:val="20"/>
-        </w:rPr>
-        <w:t xml:space="preserve">, igual que las cámaras—. </w:t>
-      </w:r>
-      <w:r>
-        <w:rPr>
-          <w:b/>
-          <w:color w:val="960000"/>
-          <w:sz w:val="20"/>
-        </w:rPr>
-        <w:t>MEDIDO en el fuente:</w:t>
-      </w:r>
-      <w:r>
-        <w:rPr>
-          <w:b w:val="0"/>
-          <w:color w:val="960000"/>
-          <w:sz w:val="20"/>
-        </w:rPr>
-        <w:t xml:space="preserve"> </w:t>
-      </w:r>
-      <w:r>
-        <w:rPr>
-          <w:rFonts w:ascii="Consolas" w:hAnsi="Consolas"/>
-          <w:color w:val="960000"/>
-          <w:sz w:val="20"/>
-        </w:rPr>
-        <w:t>Maestro/src/botones.cpp:160-161</w:t>
-      </w:r>
-      <w:r>
-        <w:rPr>
-          <w:b w:val="0"/>
-          <w:color w:val="960000"/>
-          <w:sz w:val="20"/>
-        </w:rPr>
-        <w:t xml:space="preserve"> y </w:t>
-      </w:r>
-      <w:r>
-        <w:rPr>
-          <w:rFonts w:ascii="Consolas" w:hAnsi="Consolas"/>
-          <w:color w:val="960000"/>
-          <w:sz w:val="20"/>
-        </w:rPr>
-        <w:t>:223</w:t>
-      </w:r>
-      <w:r>
-        <w:rPr>
-          <w:b w:val="0"/>
-          <w:color w:val="960000"/>
-          <w:sz w:val="20"/>
-        </w:rPr>
-        <w:t xml:space="preserve">, </w:t>
-      </w:r>
-      <w:r>
-        <w:rPr>
-          <w:rFonts w:ascii="Consolas" w:hAnsi="Consolas"/>
-          <w:color w:val="960000"/>
-          <w:sz w:val="20"/>
-        </w:rPr>
-        <w:t>Esclavo/src/botones.cpp:178-179</w:t>
-      </w:r>
-      <w:r>
-        <w:rPr>
-          <w:b w:val="0"/>
-          <w:color w:val="960000"/>
-          <w:sz w:val="20"/>
-        </w:rPr>
-        <w:t xml:space="preserve"> y </w:t>
-      </w:r>
-      <w:r>
-        <w:rPr>
-          <w:rFonts w:ascii="Consolas" w:hAnsi="Consolas"/>
-          <w:color w:val="960000"/>
-          <w:sz w:val="20"/>
-        </w:rPr>
-        <w:t>:232</w:t>
+        <w:t xml:space="preserve"> de 10 kΩ a masa, el pin clavado en </w:t>
+      </w:r>
+      <w:r>
+        <w:rPr>
+          <w:rFonts w:ascii="Consolas" w:hAnsi="Consolas"/>
+          <w:color w:val="960000"/>
+          <w:sz w:val="20"/>
+        </w:rPr>
+        <w:t>0,6 V</w:t>
+      </w:r>
+      <w:r>
+        <w:rPr>
+          <w:b w:val="0"/>
+          <w:color w:val="960000"/>
+          <w:sz w:val="20"/>
+        </w:rPr>
+        <w:t xml:space="preserve">—, y está </w:t>
+      </w:r>
+      <w:r>
+        <w:rPr>
+          <w:b/>
+          <w:color w:val="960000"/>
+          <w:sz w:val="20"/>
+        </w:rPr>
+        <w:t>corregido en `346ea5f`</w:t>
+      </w:r>
+      <w:r>
+        <w:rPr>
+          <w:b w:val="0"/>
+          <w:color w:val="960000"/>
+          <w:sz w:val="20"/>
+        </w:rPr>
+        <w:t xml:space="preserve"> en las dos puntas. </w:t>
+      </w:r>
+      <w:r>
+        <w:rPr>
+          <w:b/>
+          <w:color w:val="960000"/>
+          <w:sz w:val="20"/>
+        </w:rPr>
+        <w:t>Y además ya no hay mando que conectar</w:t>
+      </w:r>
+      <w:r>
+        <w:rPr>
+          <w:b w:val="0"/>
+          <w:color w:val="960000"/>
+          <w:sz w:val="20"/>
+        </w:rPr>
+        <w:t xml:space="preserve"> (</w:t>
+      </w:r>
+      <w:r>
+        <w:rPr>
+          <w:rFonts w:ascii="Consolas" w:hAnsi="Consolas"/>
+          <w:color w:val="960000"/>
+          <w:sz w:val="20"/>
+        </w:rPr>
+        <w:t>D-1</w:t>
+      </w:r>
+      <w:r>
+        <w:rPr>
+          <w:b w:val="0"/>
+          <w:color w:val="960000"/>
+          <w:sz w:val="20"/>
+        </w:rPr>
+        <w:t xml:space="preserve">, 05/09): no hay emisor, no hay receptor RF y no hay pulsadores en </w:t>
+      </w:r>
+      <w:r>
+        <w:rPr>
+          <w:rFonts w:ascii="Consolas" w:hAnsi="Consolas"/>
+          <w:color w:val="960000"/>
+          <w:sz w:val="20"/>
+        </w:rPr>
+        <w:t>J16</w:t>
       </w:r>
       <w:r>
         <w:rPr>
@@ -525,175 +1978,15 @@
           <w:color w:val="960000"/>
           <w:sz w:val="20"/>
         </w:rPr>
-        <w:t>Cambia el gesto de prueba:</w:t>
-      </w:r>
-      <w:r>
-        <w:rPr>
-          <w:b w:val="0"/>
-          <w:color w:val="960000"/>
-          <w:sz w:val="20"/>
-        </w:rPr>
-        <w:t xml:space="preserve"> ya </w:t>
-      </w:r>
-      <w:r>
-        <w:rPr>
-          <w:b/>
-          <w:color w:val="960000"/>
-          <w:sz w:val="20"/>
-        </w:rPr>
-        <w:t>no</w:t>
-      </w:r>
-      <w:r>
-        <w:rPr>
-          <w:b w:val="0"/>
-          <w:color w:val="960000"/>
-          <w:sz w:val="20"/>
-        </w:rPr>
-        <w:t xml:space="preserve"> es un cable a masa, es </w:t>
-      </w:r>
-      <w:r>
-        <w:rPr>
-          <w:b/>
-          <w:color w:val="960000"/>
-          <w:sz w:val="20"/>
-        </w:rPr>
-        <w:t>cerrar contra los 3,3 V del pin de al lado</w:t>
-      </w:r>
-      <w:r>
-        <w:rPr>
-          <w:b w:val="0"/>
-          <w:color w:val="960000"/>
-          <w:sz w:val="20"/>
-        </w:rPr>
-        <w:t xml:space="preserve"> — </w:t>
-      </w:r>
-      <w:r>
-        <w:rPr>
-          <w:rFonts w:ascii="Consolas" w:hAnsi="Consolas"/>
-          <w:color w:val="960000"/>
-          <w:sz w:val="20"/>
-        </w:rPr>
-        <w:t>J16</w:t>
-      </w:r>
-      <w:r>
-        <w:rPr>
-          <w:b w:val="0"/>
-          <w:color w:val="960000"/>
-          <w:sz w:val="20"/>
-        </w:rPr>
-        <w:t xml:space="preserve"> </w:t>
-      </w:r>
-      <w:r>
-        <w:rPr>
-          <w:b/>
-          <w:color w:val="960000"/>
-          <w:sz w:val="20"/>
-        </w:rPr>
-        <w:t>p5 contra p4</w:t>
-      </w:r>
-      <w:r>
-        <w:rPr>
-          <w:b w:val="0"/>
-          <w:color w:val="960000"/>
-          <w:sz w:val="20"/>
-        </w:rPr>
-        <w:t xml:space="preserve"> para el canal </w:t>
-      </w:r>
-      <w:r>
-        <w:rPr>
-          <w:rFonts w:ascii="Consolas" w:hAnsi="Consolas"/>
-          <w:color w:val="960000"/>
-          <w:sz w:val="20"/>
-        </w:rPr>
-        <w:t>A</w:t>
-      </w:r>
-      <w:r>
-        <w:rPr>
-          <w:b w:val="0"/>
-          <w:color w:val="960000"/>
-          <w:sz w:val="20"/>
-        </w:rPr>
-        <w:t xml:space="preserve">, </w:t>
-      </w:r>
-      <w:r>
-        <w:rPr>
-          <w:b/>
-          <w:color w:val="960000"/>
-          <w:sz w:val="20"/>
-        </w:rPr>
-        <w:t>p8 contra p7</w:t>
-      </w:r>
-      <w:r>
-        <w:rPr>
-          <w:b w:val="0"/>
-          <w:color w:val="960000"/>
-          <w:sz w:val="20"/>
-        </w:rPr>
-        <w:t xml:space="preserve"> para el </w:t>
-      </w:r>
-      <w:r>
-        <w:rPr>
-          <w:rFonts w:ascii="Consolas" w:hAnsi="Consolas"/>
-          <w:color w:val="960000"/>
-          <w:sz w:val="20"/>
-        </w:rPr>
-        <w:t>B</w:t>
-      </w:r>
-      <w:r>
-        <w:rPr>
-          <w:b w:val="0"/>
-          <w:color w:val="960000"/>
-          <w:sz w:val="20"/>
-        </w:rPr>
-        <w:t xml:space="preserve">. * ⚠️ </w:t>
-      </w:r>
-      <w:r>
-        <w:rPr>
-          <w:b/>
-          <w:color w:val="960000"/>
-          <w:sz w:val="20"/>
-        </w:rPr>
-        <w:t>Lo que NO se puede decir todavía:</w:t>
-      </w:r>
-      <w:r>
-        <w:rPr>
-          <w:b w:val="0"/>
-          <w:color w:val="960000"/>
-          <w:sz w:val="20"/>
-        </w:rPr>
-        <w:t xml:space="preserve"> que el mando funcione. </w:t>
-      </w:r>
-      <w:r>
-        <w:rPr>
-          <w:b/>
-          <w:color w:val="960000"/>
-          <w:sz w:val="20"/>
-        </w:rPr>
-        <w:t>El firmware corregido no se ha cargado ni ejercido en tarjeta</w:t>
-      </w:r>
-      <w:r>
-        <w:rPr>
-          <w:b w:val="0"/>
-          <w:color w:val="960000"/>
-          <w:sz w:val="20"/>
-        </w:rPr>
-        <w:t xml:space="preserve">; lo único medido es el fuente. Hasta esa prueba, </w:t>
-      </w:r>
-      <w:r>
-        <w:rPr>
-          <w:b/>
-          <w:color w:val="960000"/>
-          <w:sz w:val="20"/>
-        </w:rPr>
-        <w:t>no cuente con respaldo físico</w:t>
-      </w:r>
-      <w:r>
-        <w:rPr>
-          <w:b w:val="0"/>
-          <w:color w:val="960000"/>
-          <w:sz w:val="20"/>
-        </w:rPr>
-        <w:t xml:space="preserve">: opere por la app. Ver §7. 3. </w:t>
+        <w:t>Lo que hay que llevarse de aquí es lo de arriba: se opera sólo por app.</w:t>
+      </w:r>
+      <w:r>
+        <w:rPr>
+          <w:b w:val="0"/>
+          <w:color w:val="960000"/>
+          <w:sz w:val="20"/>
+        </w:rPr>
+        <w:t xml:space="preserve"> Se conserva tachado y no se borra porque describe con exactitud lo que se vio en banco el 3–4/09, y quien tenga el informe delante tiene que poder cruzarlo. 3. </w:t>
       </w:r>
       <w:r>
         <w:rPr>
@@ -3201,7 +4494,7 @@
           <w:color w:val="960000"/>
           <w:sz w:val="20"/>
         </w:rPr>
-        <w:t xml:space="preserve">. Se hace desde la app, y donde la app todavía no llega está escrito abajo en voz alta, sin darlo por trasladado. </w:t>
+        <w:t>. Se hace desde la app, y donde la app todavía no llega está escrito abajo en voz alta, sin darlo por trasladado. ~~</w:t>
       </w:r>
       <w:r>
         <w:rPr>
@@ -3281,7 +4574,55 @@
           <w:color w:val="960000"/>
           <w:sz w:val="20"/>
         </w:rPr>
-        <w:t xml:space="preserve">, y tres pulsos seguidos cambian el modo del semáforo. Ver §7. 🟠 </w:t>
+        <w:t xml:space="preserve">, y tres pulsos seguidos cambian el modo del semáforo.~~ → </w:t>
+      </w:r>
+      <w:r>
+        <w:rPr>
+          <w:b/>
+          <w:color w:val="960000"/>
+          <w:sz w:val="20"/>
+        </w:rPr>
+        <w:t>05/09: no hay botones ni mando</w:t>
+      </w:r>
+      <w:r>
+        <w:rPr>
+          <w:b w:val="0"/>
+          <w:color w:val="960000"/>
+          <w:sz w:val="20"/>
+        </w:rPr>
+        <w:t xml:space="preserve"> (</w:t>
+      </w:r>
+      <w:r>
+        <w:rPr>
+          <w:rFonts w:ascii="Consolas" w:hAnsi="Consolas"/>
+          <w:color w:val="960000"/>
+          <w:sz w:val="20"/>
+        </w:rPr>
+        <w:t>D-1</w:t>
+      </w:r>
+      <w:r>
+        <w:rPr>
+          <w:b w:val="0"/>
+          <w:color w:val="960000"/>
+          <w:sz w:val="20"/>
+        </w:rPr>
+        <w:t xml:space="preserve">). </w:t>
+      </w:r>
+      <w:r>
+        <w:rPr>
+          <w:b/>
+          <w:color w:val="960000"/>
+          <w:sz w:val="20"/>
+        </w:rPr>
+        <w:t>Lo que sobrevive del aviso es el conector</w:t>
+      </w:r>
+      <w:r>
+        <w:rPr>
+          <w:b w:val="0"/>
+          <w:color w:val="960000"/>
+          <w:sz w:val="20"/>
+        </w:rPr>
+        <w:t>, y va abajo. Ver §7. 🟠 ~~</w:t>
       </w:r>
       <w:r>
         <w:rPr>
@@ -3297,7 +4638,7 @@
           <w:color w:val="960000"/>
           <w:sz w:val="20"/>
         </w:rPr>
-        <w:t xml:space="preserve"> * </w:t>
+        <w:t>~~ * ~~</w:t>
       </w:r>
       <w:r>
         <w:rPr>
@@ -3425,7 +4766,7 @@
           <w:color w:val="960000"/>
           <w:sz w:val="20"/>
         </w:rPr>
-        <w:t xml:space="preserve">: no había flanco y el reconocedor de secuencias nunca arrancaba. * </w:t>
+        <w:t>: no había flanco y el reconocedor de secuencias nunca arrancaba.~~ * ~~</w:t>
       </w:r>
       <w:r>
         <w:rPr>
@@ -3489,39 +4830,7 @@
           <w:color w:val="960000"/>
           <w:sz w:val="20"/>
         </w:rPr>
-        <w:t>, en las dos puntas (</w:t>
-      </w:r>
-      <w:r>
-        <w:rPr>
-          <w:rFonts w:ascii="Consolas" w:hAnsi="Consolas"/>
-          <w:color w:val="960000"/>
-          <w:sz w:val="20"/>
-        </w:rPr>
-        <w:t>Maestro/src/botones.cpp:160-161</w:t>
-      </w:r>
-      <w:r>
-        <w:rPr>
-          <w:b w:val="0"/>
-          <w:color w:val="960000"/>
-          <w:sz w:val="20"/>
-        </w:rPr>
-        <w:t xml:space="preserve">, </w:t>
-      </w:r>
-      <w:r>
-        <w:rPr>
-          <w:rFonts w:ascii="Consolas" w:hAnsi="Consolas"/>
-          <w:color w:val="960000"/>
-          <w:sz w:val="20"/>
-        </w:rPr>
-        <w:t>Esclavo/src/botones.cpp:178-179</w:t>
-      </w:r>
-      <w:r>
-        <w:rPr>
-          <w:b w:val="0"/>
-          <w:color w:val="960000"/>
-          <w:sz w:val="20"/>
-        </w:rPr>
-        <w:t xml:space="preserve">)—, así que </w:t>
+        <w:t xml:space="preserve">, en las dos puntas—, así que </w:t>
       </w:r>
       <w:r>
         <w:rPr>
@@ -3537,71 +4846,199 @@
           <w:color w:val="960000"/>
           <w:sz w:val="20"/>
         </w:rPr>
-        <w:t xml:space="preserve">. Y en un equipo cargado los pines quedan </w:t>
-      </w:r>
-      <w:r>
-        <w:rPr>
-          <w:b/>
-          <w:color w:val="960000"/>
-          <w:sz w:val="20"/>
-        </w:rPr>
-        <w:t>en reposo a 0 V por las mismas `R65`/`R66`</w:t>
-      </w:r>
-      <w:r>
-        <w:rPr>
-          <w:b w:val="0"/>
-          <w:color w:val="960000"/>
-          <w:sz w:val="20"/>
-        </w:rPr>
-        <w:t xml:space="preserve">: lo que ahora dispara es </w:t>
-      </w:r>
-      <w:r>
-        <w:rPr>
-          <w:b/>
-          <w:color w:val="960000"/>
-          <w:sz w:val="20"/>
-        </w:rPr>
-        <w:t>cerrar contra 3,3 V</w:t>
-      </w:r>
-      <w:r>
-        <w:rPr>
-          <w:b w:val="0"/>
-          <w:color w:val="960000"/>
-          <w:sz w:val="20"/>
-        </w:rPr>
-        <w:t xml:space="preserve">, no tocar masa. </w:t>
-      </w:r>
-      <w:r>
-        <w:rPr>
-          <w:b/>
-          <w:color w:val="960000"/>
-          <w:sz w:val="20"/>
-        </w:rPr>
-        <w:t>Por eso no se tacha:</w:t>
-      </w:r>
-      <w:r>
-        <w:rPr>
-          <w:b w:val="0"/>
-          <w:color w:val="960000"/>
-          <w:sz w:val="20"/>
-        </w:rPr>
-        <w:t xml:space="preserve"> quien lea sólo la mitad del banco desconfiará de unos botones que el firmware nuevo vuelve a atender. </w:t>
-      </w:r>
-      <w:r>
-        <w:rPr>
-          <w:b/>
-          <w:color w:val="960000"/>
-          <w:sz w:val="20"/>
-        </w:rPr>
-        <w:t>Lo que aún no está medido es la tarjeta.</w:t>
-      </w:r>
-      <w:r>
-        <w:rPr>
-          <w:b w:val="0"/>
-          <w:color w:val="960000"/>
-          <w:sz w:val="20"/>
-        </w:rPr>
-        <w:t xml:space="preserve"> Ver §7.</w:t>
+        <w:t xml:space="preserve">.~~ 🟢 </w:t>
+      </w:r>
+      <w:r>
+        <w:rPr>
+          <w:b/>
+          <w:color w:val="960000"/>
+          <w:sz w:val="20"/>
+        </w:rPr>
+        <w:t>REESCRITO EL 05/09, y cambia de sujeto: YA NO HAY BOTONES QUE ACCIONAR NI MANDO QUE ACCIONARLOS</w:t>
+      </w:r>
+      <w:r>
+        <w:rPr>
+          <w:b w:val="0"/>
+          <w:color w:val="960000"/>
+          <w:sz w:val="20"/>
+        </w:rPr>
+        <w:t xml:space="preserve"> (</w:t>
+      </w:r>
+      <w:r>
+        <w:rPr>
+          <w:rFonts w:ascii="Consolas" w:hAnsi="Consolas"/>
+          <w:color w:val="960000"/>
+          <w:sz w:val="20"/>
+        </w:rPr>
+        <w:t>D-1</w:t>
+      </w:r>
+      <w:r>
+        <w:rPr>
+          <w:b w:val="0"/>
+          <w:color w:val="960000"/>
+          <w:sz w:val="20"/>
+        </w:rPr>
+        <w:t xml:space="preserve">). El emisor, el receptor RF y los pulsadores </w:t>
+      </w:r>
+      <w:r>
+        <w:rPr>
+          <w:b/>
+          <w:color w:val="960000"/>
+          <w:sz w:val="20"/>
+        </w:rPr>
+        <w:t>no existen</w:t>
+      </w:r>
+      <w:r>
+        <w:rPr>
+          <w:b w:val="0"/>
+          <w:color w:val="960000"/>
+          <w:sz w:val="20"/>
+        </w:rPr>
+        <w:t xml:space="preserve">, así que la frase *«no accione los botones del gabinete»* se ha quedado sin quien la desobedezca. </w:t>
+      </w:r>
+      <w:r>
+        <w:rPr>
+          <w:b/>
+          <w:color w:val="960000"/>
+          <w:sz w:val="20"/>
+        </w:rPr>
+        <w:t>`N-118` queda cerrado</w:t>
+      </w:r>
+      <w:r>
+        <w:rPr>
+          <w:b w:val="0"/>
+          <w:color w:val="960000"/>
+          <w:sz w:val="20"/>
+        </w:rPr>
+        <w:t xml:space="preserve">: era el firmware viejo, corregido en </w:t>
+      </w:r>
+      <w:r>
+        <w:rPr>
+          <w:rFonts w:ascii="Consolas" w:hAnsi="Consolas"/>
+          <w:color w:val="960000"/>
+          <w:sz w:val="20"/>
+        </w:rPr>
+        <w:t>346ea5f</w:t>
+      </w:r>
+      <w:r>
+        <w:rPr>
+          <w:b w:val="0"/>
+          <w:color w:val="960000"/>
+          <w:sz w:val="20"/>
+        </w:rPr>
+        <w:t xml:space="preserve">. ⚠️ </w:t>
+      </w:r>
+      <w:r>
+        <w:rPr>
+          <w:b/>
+          <w:color w:val="960000"/>
+          <w:sz w:val="20"/>
+        </w:rPr>
+        <w:t>Lo que SÍ sigue en pie, y es lo que hay que llevarse:</w:t>
+      </w:r>
+      <w:r>
+        <w:rPr>
+          <w:b w:val="0"/>
+          <w:color w:val="960000"/>
+          <w:sz w:val="20"/>
+        </w:rPr>
+        <w:t xml:space="preserve"> </w:t>
+      </w:r>
+      <w:r>
+        <w:rPr>
+          <w:rFonts w:ascii="Consolas" w:hAnsi="Consolas"/>
+          <w:color w:val="960000"/>
+          <w:sz w:val="20"/>
+        </w:rPr>
+        <w:t>J16</w:t>
+      </w:r>
+      <w:r>
+        <w:rPr>
+          <w:b w:val="0"/>
+          <w:color w:val="960000"/>
+          <w:sz w:val="20"/>
+        </w:rPr>
+        <w:t xml:space="preserve"> p5 y p8 llegan enteros a </w:t>
+      </w:r>
+      <w:r>
+        <w:rPr>
+          <w:rFonts w:ascii="Consolas" w:hAnsi="Consolas"/>
+          <w:color w:val="960000"/>
+          <w:sz w:val="20"/>
+        </w:rPr>
+        <w:t>PB9</w:t>
+      </w:r>
+      <w:r>
+        <w:rPr>
+          <w:b w:val="0"/>
+          <w:color w:val="960000"/>
+          <w:sz w:val="20"/>
+        </w:rPr>
+        <w:t>/</w:t>
+      </w:r>
+      <w:r>
+        <w:rPr>
+          <w:rFonts w:ascii="Consolas" w:hAnsi="Consolas"/>
+          <w:color w:val="960000"/>
+          <w:sz w:val="20"/>
+        </w:rPr>
+        <w:t>PB13</w:t>
+      </w:r>
+      <w:r>
+        <w:rPr>
+          <w:b w:val="0"/>
+          <w:color w:val="960000"/>
+          <w:sz w:val="20"/>
+        </w:rPr>
+        <w:t xml:space="preserve">, leídos </w:t>
+      </w:r>
+      <w:r>
+        <w:rPr>
+          <w:b/>
+          <w:color w:val="960000"/>
+          <w:sz w:val="20"/>
+        </w:rPr>
+        <w:t>activos en ALTO</w:t>
+      </w:r>
+      <w:r>
+        <w:rPr>
+          <w:b w:val="0"/>
+          <w:color w:val="960000"/>
+          <w:sz w:val="20"/>
+        </w:rPr>
+        <w:t xml:space="preserve">. </w:t>
+      </w:r>
+      <w:r>
+        <w:rPr>
+          <w:b/>
+          <w:color w:val="960000"/>
+          <w:sz w:val="20"/>
+        </w:rPr>
+        <w:t>Cualquier cosa que los cierre contra los 3,3 V del pin contiguo compone una secuencia de mando</w:t>
+      </w:r>
+      <w:r>
+        <w:rPr>
+          <w:b w:val="0"/>
+          <w:color w:val="960000"/>
+          <w:sz w:val="20"/>
+        </w:rPr>
+        <w:t xml:space="preserve"> —tres cierres seguidos cambian el modo del semáforo—. No es un aviso sobre botones: </w:t>
+      </w:r>
+      <w:r>
+        <w:rPr>
+          <w:b/>
+          <w:color w:val="960000"/>
+          <w:sz w:val="20"/>
+        </w:rPr>
+        <w:t>es un aviso sobre ese conector.</w:t>
+      </w:r>
+      <w:r>
+        <w:rPr>
+          <w:b w:val="0"/>
+          <w:color w:val="960000"/>
+          <w:sz w:val="20"/>
+        </w:rPr>
+        <w:t xml:space="preserve"> Ver el bloque del 05/09 al principio de este manual y §7.</w:t>
       </w:r>
     </w:p>
     <w:p>
@@ -6670,7 +8107,7 @@
           <w:color w:val="960000"/>
           <w:sz w:val="20"/>
         </w:rPr>
-        <w:t xml:space="preserve">🛑 </w:t>
+        <w:t>🛑 ~~</w:t>
       </w:r>
       <w:r>
         <w:rPr>
@@ -6702,7 +8139,71 @@
           <w:color w:val="960000"/>
           <w:sz w:val="20"/>
         </w:rPr>
-        <w:t xml:space="preserve">, y el mando es lo único que hay. </w:t>
+        <w:t xml:space="preserve">, y el mando es lo único que hay.~~ 🔴 </w:t>
+      </w:r>
+      <w:r>
+        <w:rPr>
+          <w:b/>
+          <w:color w:val="960000"/>
+          <w:sz w:val="20"/>
+        </w:rPr>
+        <w:t>CADUCADO EL 05/09 (`D-1`): NO HAY «ÚLTIMO RECURSO». LA APP ES LA ÚNICA SUPERFICIE DE MANDO DEL EQUIPO</w:t>
+      </w:r>
+      <w:r>
+        <w:rPr>
+          <w:b w:val="0"/>
+          <w:color w:val="960000"/>
+          <w:sz w:val="20"/>
+        </w:rPr>
+        <w:t xml:space="preserve">, en las dos puntas. El mando de relés se retiró como hardware —emisor, receptor y pulsadores— y </w:t>
+      </w:r>
+      <w:r>
+        <w:rPr>
+          <w:b/>
+          <w:color w:val="960000"/>
+          <w:sz w:val="20"/>
+        </w:rPr>
+        <w:t>lo que se lee arriba describía un repuesto que ya no existe</w:t>
+      </w:r>
+      <w:r>
+        <w:rPr>
+          <w:b w:val="0"/>
+          <w:color w:val="960000"/>
+          <w:sz w:val="20"/>
+        </w:rPr>
+        <w:t xml:space="preserve">. Lo que </w:t>
+      </w:r>
+      <w:r>
+        <w:rPr>
+          <w:b/>
+          <w:color w:val="960000"/>
+          <w:sz w:val="20"/>
+        </w:rPr>
+        <w:t>no</w:t>
+      </w:r>
+      <w:r>
+        <w:rPr>
+          <w:b w:val="0"/>
+          <w:color w:val="960000"/>
+          <w:sz w:val="20"/>
+        </w:rPr>
+        <w:t xml:space="preserve"> caduca es la asimetría entre postes: en el Esclavo la app sigue sin poder cambiar de modo, y ahora </w:t>
+      </w:r>
+      <w:r>
+        <w:rPr>
+          <w:b/>
+          <w:color w:val="960000"/>
+          <w:sz w:val="20"/>
+        </w:rPr>
+        <w:t>ya no hay nada que lo supla</w:t>
+      </w:r>
+      <w:r>
+        <w:rPr>
+          <w:b w:val="0"/>
+          <w:color w:val="960000"/>
+          <w:sz w:val="20"/>
+        </w:rPr>
+        <w:t xml:space="preserve">. </w:t>
       </w:r>
       <w:r>
         <w:rPr>
@@ -6718,7 +8219,23 @@
           <w:color w:val="960000"/>
           <w:sz w:val="20"/>
         </w:rPr>
-        <w:t>, que es donde está la tabla completa.</w:t>
+        <w:t xml:space="preserve">, que es donde está la tabla completa, y el bloque </w:t>
+      </w:r>
+      <w:r>
+        <w:rPr>
+          <w:rFonts w:ascii="Consolas" w:hAnsi="Consolas"/>
+          <w:color w:val="960000"/>
+          <w:sz w:val="20"/>
+        </w:rPr>
+        <w:t>D-16</w:t>
+      </w:r>
+      <w:r>
+        <w:rPr>
+          <w:b w:val="0"/>
+          <w:color w:val="960000"/>
+          <w:sz w:val="20"/>
+        </w:rPr>
+        <w:t xml:space="preserve"> del principio.</w:t>
       </w:r>
     </w:p>
     <w:p>
@@ -7538,7 +9055,7 @@
           <w:color w:val="960000"/>
           <w:sz w:val="20"/>
         </w:rPr>
-        <w:t>Y su consecuencia dura:</w:t>
+        <w:t>Y su consecuencia dura, que desde el 05/09 es DEFINITIVA y no una casilla pendiente:</w:t>
       </w:r>
       <w:r>
         <w:rPr>
@@ -7562,39 +9079,71 @@
           <w:color w:val="960000"/>
           <w:sz w:val="20"/>
         </w:rPr>
-        <w:t xml:space="preserve">. Hoy no hay ninguna otra forma DEMOSTRADA de sacarlo de esa espera: el mando de relés tiene el firmware corregido pero </w:t>
-      </w:r>
-      <w:r>
-        <w:rPr>
-          <w:b/>
-          <w:color w:val="960000"/>
-          <w:sz w:val="20"/>
-        </w:rPr>
-        <w:t>sin ejercer en tarjeta</w:t>
-      </w:r>
-      <w:r>
-        <w:rPr>
-          <w:b w:val="0"/>
-          <w:color w:val="960000"/>
-          <w:sz w:val="20"/>
-        </w:rPr>
-        <w:t xml:space="preserve"> — ver §7 (</w:t>
-      </w:r>
-      <w:r>
-        <w:rPr>
-          <w:rFonts w:ascii="Consolas" w:hAnsi="Consolas"/>
-          <w:color w:val="960000"/>
-          <w:sz w:val="20"/>
-        </w:rPr>
-        <w:t>N-118</w:t>
-      </w:r>
-      <w:r>
-        <w:rPr>
-          <w:b w:val="0"/>
-          <w:color w:val="960000"/>
-          <w:sz w:val="20"/>
-        </w:rPr>
-        <w:t>) y §8.</w:t>
+        <w:t xml:space="preserve">. ~~el mando de relés tiene el firmware corregido pero sin ejercer en tarjeta~~ → </w:t>
+      </w:r>
+      <w:r>
+        <w:rPr>
+          <w:b/>
+          <w:color w:val="960000"/>
+          <w:sz w:val="20"/>
+        </w:rPr>
+        <w:t>no hay mando: se retiró como hardware</w:t>
+      </w:r>
+      <w:r>
+        <w:rPr>
+          <w:b w:val="0"/>
+          <w:color w:val="960000"/>
+          <w:sz w:val="20"/>
+        </w:rPr>
+        <w:t xml:space="preserve"> (</w:t>
+      </w:r>
+      <w:r>
+        <w:rPr>
+          <w:rFonts w:ascii="Consolas" w:hAnsi="Consolas"/>
+          <w:color w:val="960000"/>
+          <w:sz w:val="20"/>
+        </w:rPr>
+        <w:t>D-1</w:t>
+      </w:r>
+      <w:r>
+        <w:rPr>
+          <w:b w:val="0"/>
+          <w:color w:val="960000"/>
+          <w:sz w:val="20"/>
+        </w:rPr>
+        <w:t xml:space="preserve">). </w:t>
+      </w:r>
+      <w:r>
+        <w:rPr>
+          <w:b/>
+          <w:color w:val="960000"/>
+          <w:sz w:val="20"/>
+        </w:rPr>
+        <w:t>No existe ninguna otra vía de sacarlo de esa espera</w:t>
+      </w:r>
+      <w:r>
+        <w:rPr>
+          <w:b w:val="0"/>
+          <w:color w:val="960000"/>
+          <w:sz w:val="20"/>
+        </w:rPr>
+        <w:t xml:space="preserve">, y cortar y devolver la energía lo deja otra vez igual. Es </w:t>
+      </w:r>
+      <w:r>
+        <w:rPr>
+          <w:rFonts w:ascii="Consolas" w:hAnsi="Consolas"/>
+          <w:color w:val="960000"/>
+          <w:sz w:val="20"/>
+        </w:rPr>
+        <w:t>D-16</w:t>
+      </w:r>
+      <w:r>
+        <w:rPr>
+          <w:b w:val="0"/>
+          <w:color w:val="960000"/>
+          <w:sz w:val="20"/>
+        </w:rPr>
+        <w:t>, y está dicho entero en el bloque del 05/09, al principio de este manual.</w:t>
       </w:r>
     </w:p>
     <w:p>
@@ -14209,215 +15758,279 @@
           <w:color w:val="960000"/>
           <w:sz w:val="20"/>
         </w:rPr>
-        <w:t xml:space="preserve">🔴 CORREGIDO EL 31/08 — LA TABLA QUE HABÍA AQUÍ NO ERA LA DEL EQUIPO </w:t>
-      </w:r>
-      <w:r>
-        <w:rPr>
-          <w:b/>
-          <w:color w:val="960000"/>
-          <w:sz w:val="20"/>
-        </w:rPr>
-        <w:t>Lo que este apartado publicaba era la REDEFINICIÓN PROPUESTA de V9.0, escrita en pasado como si estuviera implementada. Nunca se implementó.</w:t>
-      </w:r>
-      <w:r>
-        <w:rPr>
-          <w:b w:val="0"/>
-          <w:color w:val="960000"/>
-          <w:sz w:val="20"/>
-        </w:rPr>
-        <w:t xml:space="preserve"> Un operario que aprendiera aquella tabla accionaría secuencias que el equipo </w:t>
-      </w:r>
-      <w:r>
-        <w:rPr>
-          <w:b/>
-          <w:color w:val="960000"/>
-          <w:sz w:val="20"/>
-        </w:rPr>
-        <w:t>no reconoce</w:t>
-      </w:r>
-      <w:r>
-        <w:rPr>
-          <w:b w:val="0"/>
-          <w:color w:val="960000"/>
-          <w:sz w:val="20"/>
-        </w:rPr>
-        <w:t xml:space="preserve">, concluiría que el mando está averiado, y </w:t>
-      </w:r>
-      <w:r>
-        <w:rPr>
-          <w:b/>
-          <w:color w:val="960000"/>
-          <w:sz w:val="20"/>
-        </w:rPr>
-        <w:t>la única de las cinco que sí existe la habría aprendido mal</w:t>
-      </w:r>
-      <w:r>
-        <w:rPr>
-          <w:b w:val="0"/>
-          <w:color w:val="960000"/>
-          <w:sz w:val="20"/>
-        </w:rPr>
-        <w:t xml:space="preserve"> — </w:t>
-      </w:r>
-      <w:r>
-        <w:rPr>
-          <w:rFonts w:ascii="Consolas" w:hAnsi="Consolas"/>
-          <w:color w:val="960000"/>
-          <w:sz w:val="20"/>
-        </w:rPr>
-        <w:t>A·B·A·B</w:t>
-      </w:r>
-      <w:r>
-        <w:rPr>
-          <w:b w:val="0"/>
-          <w:color w:val="960000"/>
-          <w:sz w:val="20"/>
-        </w:rPr>
-        <w:t xml:space="preserve"> es Degradado en las dos tablas, y es la única coincidencia. </w:t>
-      </w:r>
-      <w:r>
-        <w:rPr>
-          <w:b/>
-          <w:color w:val="960000"/>
-          <w:sz w:val="20"/>
-        </w:rPr>
-        <w:t>Se conserva tachada, no borrada:</w:t>
-      </w:r>
-      <w:r>
-        <w:rPr>
-          <w:b w:val="0"/>
-          <w:color w:val="960000"/>
-          <w:sz w:val="20"/>
-        </w:rPr>
-        <w:t xml:space="preserve"> una propuesta que desaparece en silencio vuelve a proponerse como novedad, y la segunda vez ya nadie recuerda que no llegó a escribirse. | ~~Secuencia~~ | ~~Modo Activado~~ | ~~Confirmación Lumínica~~ | |---|---|---| | ~~</w:t>
-      </w:r>
-      <w:r>
-        <w:rPr>
-          <w:b/>
-          <w:color w:val="960000"/>
-          <w:sz w:val="20"/>
-        </w:rPr>
-        <w:t>`A · B · A`</w:t>
-      </w:r>
-      <w:r>
-        <w:rPr>
-          <w:b w:val="0"/>
-          <w:color w:val="960000"/>
-          <w:sz w:val="20"/>
-        </w:rPr>
-        <w:t xml:space="preserve"> (≤12s)~~ | ~~🟢 Modo Automático~~ | ⛔ </w:t>
-      </w:r>
-      <w:r>
-        <w:rPr>
-          <w:b/>
-          <w:color w:val="960000"/>
-          <w:sz w:val="20"/>
-        </w:rPr>
-        <w:t>NO EXISTE</w:t>
-      </w:r>
-      <w:r>
-        <w:rPr>
-          <w:b w:val="0"/>
-          <w:color w:val="960000"/>
-          <w:sz w:val="20"/>
-        </w:rPr>
-        <w:t xml:space="preserve"> | | ~~</w:t>
-      </w:r>
-      <w:r>
-        <w:rPr>
-          <w:b/>
-          <w:color w:val="960000"/>
-          <w:sz w:val="20"/>
-        </w:rPr>
-        <w:t>`B · A · B`</w:t>
-      </w:r>
-      <w:r>
-        <w:rPr>
-          <w:b w:val="0"/>
-          <w:color w:val="960000"/>
-          <w:sz w:val="20"/>
-        </w:rPr>
-        <w:t xml:space="preserve"> (≤12s)~~ | ~~🟡 Modo Ámbar (Seguro)~~ | ⛔ </w:t>
-      </w:r>
-      <w:r>
-        <w:rPr>
-          <w:b/>
-          <w:color w:val="960000"/>
-          <w:sz w:val="20"/>
-        </w:rPr>
-        <w:t>NO EXISTE</w:t>
-      </w:r>
-      <w:r>
-        <w:rPr>
-          <w:b w:val="0"/>
-          <w:color w:val="960000"/>
-          <w:sz w:val="20"/>
-        </w:rPr>
-        <w:t xml:space="preserve"> | | ~~</w:t>
-      </w:r>
-      <w:r>
-        <w:rPr>
-          <w:b/>
-          <w:color w:val="960000"/>
-          <w:sz w:val="20"/>
-        </w:rPr>
-        <w:t>`B · A · B · A`</w:t>
-      </w:r>
-      <w:r>
-        <w:rPr>
-          <w:b w:val="0"/>
-          <w:color w:val="960000"/>
-          <w:sz w:val="20"/>
-        </w:rPr>
-        <w:t xml:space="preserve"> (≤18s)~~ | ~~✋ Modo Manual (Operario)~~ | ⛔ </w:t>
-      </w:r>
-      <w:r>
-        <w:rPr>
-          <w:b/>
-          <w:color w:val="960000"/>
-          <w:sz w:val="20"/>
-        </w:rPr>
-        <w:t>NO EXISTE — y no hay ninguna secuencia de mando para el Modo Manual</w:t>
-      </w:r>
-      <w:r>
-        <w:rPr>
-          <w:b w:val="0"/>
-          <w:color w:val="960000"/>
-          <w:sz w:val="20"/>
-        </w:rPr>
-        <w:t xml:space="preserve"> | | ~~</w:t>
-      </w:r>
-      <w:r>
-        <w:rPr>
-          <w:b/>
-          <w:color w:val="960000"/>
-          <w:sz w:val="20"/>
-        </w:rPr>
-        <w:t>`A · A · B · B`</w:t>
-      </w:r>
-      <w:r>
-        <w:rPr>
-          <w:b w:val="0"/>
-          <w:color w:val="960000"/>
-          <w:sz w:val="20"/>
-        </w:rPr>
-        <w:t xml:space="preserve"> (≤18s)~~ | ~~📷 Modo Inteligente (Cámaras IA)~~ | ⛔ </w:t>
-      </w:r>
-      <w:r>
-        <w:rPr>
-          <w:b/>
-          <w:color w:val="960000"/>
-          <w:sz w:val="20"/>
-        </w:rPr>
-        <w:t>NO EXISTE — y no hay ninguna secuencia de mando para el Modo Inteligente</w:t>
-      </w:r>
-      <w:r>
-        <w:rPr>
-          <w:b w:val="0"/>
-          <w:color w:val="960000"/>
-          <w:sz w:val="20"/>
-        </w:rPr>
-        <w:t xml:space="preserve"> |</w:t>
+        <w:t xml:space="preserve">🛑 05/09/2026 — </w:t>
+      </w:r>
+      <w:r>
+        <w:rPr>
+          <w:b/>
+          <w:color w:val="960000"/>
+          <w:sz w:val="20"/>
+        </w:rPr>
+        <w:t>NADA DE ESTE APARTADO SE PUEDE EJECUTAR: EL MANDO NO EXISTE</w:t>
+      </w:r>
+      <w:r>
+        <w:rPr>
+          <w:b w:val="0"/>
+          <w:color w:val="960000"/>
+          <w:sz w:val="20"/>
+        </w:rPr>
+        <w:t xml:space="preserve"> (</w:t>
+      </w:r>
+      <w:r>
+        <w:rPr>
+          <w:rFonts w:ascii="Consolas" w:hAnsi="Consolas"/>
+          <w:color w:val="960000"/>
+          <w:sz w:val="20"/>
+        </w:rPr>
+        <w:t>D-1</w:t>
+      </w:r>
+      <w:r>
+        <w:rPr>
+          <w:b w:val="0"/>
+          <w:color w:val="960000"/>
+          <w:sz w:val="20"/>
+        </w:rPr>
+        <w:t xml:space="preserve">) </w:t>
+      </w:r>
+      <w:r>
+        <w:rPr>
+          <w:b/>
+          <w:color w:val="960000"/>
+          <w:sz w:val="20"/>
+        </w:rPr>
+        <w:t>Se conserva entero y no se borra</w:t>
+      </w:r>
+      <w:r>
+        <w:rPr>
+          <w:b w:val="0"/>
+          <w:color w:val="960000"/>
+          <w:sz w:val="20"/>
+        </w:rPr>
+        <w:t xml:space="preserve">, porque el vocabulario sigue compilado dentro del firmware y porque una tabla que desaparece en silencio se vuelve a proponer como novedad. Pero </w:t>
+      </w:r>
+      <w:r>
+        <w:rPr>
+          <w:b/>
+          <w:color w:val="960000"/>
+          <w:sz w:val="20"/>
+        </w:rPr>
+        <w:t>todo lo que este apartado manda hacer —accionar `A`, accionar `B`, contar destellos, puentear `J16`— ya no tiene con qué hacerse.</w:t>
+      </w:r>
+      <w:r>
+        <w:rPr>
+          <w:b w:val="0"/>
+          <w:color w:val="960000"/>
+          <w:sz w:val="20"/>
+        </w:rPr>
+        <w:t xml:space="preserve"> | qué hacía falta | qué hay hoy | |---|---| | Emisor de 4 canales en la mano del operario | ⛔ </w:t>
+      </w:r>
+      <w:r>
+        <w:rPr>
+          <w:b/>
+          <w:color w:val="960000"/>
+          <w:sz w:val="20"/>
+        </w:rPr>
+        <w:t>retirado</w:t>
+      </w:r>
+      <w:r>
+        <w:rPr>
+          <w:b w:val="0"/>
+          <w:color w:val="960000"/>
+          <w:sz w:val="20"/>
+        </w:rPr>
+        <w:t xml:space="preserve"> *(«ya no tenemos mandos de A y B, sólo la app, los quitamos», 05/09)* | | Receptor RF en el poste *(línea </w:t>
+      </w:r>
+      <w:r>
+        <w:rPr>
+          <w:rFonts w:ascii="Consolas" w:hAnsi="Consolas"/>
+          <w:color w:val="960000"/>
+          <w:sz w:val="20"/>
+        </w:rPr>
+        <w:t>A9</w:t>
+      </w:r>
+      <w:r>
+        <w:rPr>
+          <w:b w:val="0"/>
+          <w:color w:val="960000"/>
+          <w:sz w:val="20"/>
+        </w:rPr>
+        <w:t xml:space="preserve"> del Manual 15)* | ⛔ </w:t>
+      </w:r>
+      <w:r>
+        <w:rPr>
+          <w:b/>
+          <w:color w:val="960000"/>
+          <w:sz w:val="20"/>
+        </w:rPr>
+        <w:t>NUNCA se compró</w:t>
+      </w:r>
+      <w:r>
+        <w:rPr>
+          <w:b w:val="0"/>
+          <w:color w:val="960000"/>
+          <w:sz w:val="20"/>
+        </w:rPr>
+        <w:t xml:space="preserve"> | | Pulsadores cableados a </w:t>
+      </w:r>
+      <w:r>
+        <w:rPr>
+          <w:rFonts w:ascii="Consolas" w:hAnsi="Consolas"/>
+          <w:color w:val="960000"/>
+          <w:sz w:val="20"/>
+        </w:rPr>
+        <w:t>J16</w:t>
+      </w:r>
+      <w:r>
+        <w:rPr>
+          <w:b w:val="0"/>
+          <w:color w:val="960000"/>
+          <w:sz w:val="20"/>
+        </w:rPr>
+        <w:t xml:space="preserve"> p5 y p8 | ⛔ </w:t>
+      </w:r>
+      <w:r>
+        <w:rPr>
+          <w:b/>
+          <w:color w:val="960000"/>
+          <w:sz w:val="20"/>
+        </w:rPr>
+        <w:t>no hay</w:t>
+      </w:r>
+      <w:r>
+        <w:rPr>
+          <w:b w:val="0"/>
+          <w:color w:val="960000"/>
+          <w:sz w:val="20"/>
+        </w:rPr>
+        <w:t xml:space="preserve"> — y </w:t>
+      </w:r>
+      <w:r>
+        <w:rPr>
+          <w:b/>
+          <w:color w:val="960000"/>
+          <w:sz w:val="20"/>
+        </w:rPr>
+        <w:t>`SIN VERIFICAR`</w:t>
+      </w:r>
+      <w:r>
+        <w:rPr>
+          <w:b w:val="0"/>
+          <w:color w:val="960000"/>
+          <w:sz w:val="20"/>
+        </w:rPr>
+        <w:t xml:space="preserve"> si queda alguno montado en algún gabinete | 🟢 </w:t>
+      </w:r>
+      <w:r>
+        <w:rPr>
+          <w:b/>
+          <w:color w:val="960000"/>
+          <w:sz w:val="20"/>
+        </w:rPr>
+        <w:t>Lo que SIGUE dentro del firmware, y por qué no se toca:</w:t>
+      </w:r>
+      <w:r>
+        <w:rPr>
+          <w:b w:val="0"/>
+          <w:color w:val="960000"/>
+          <w:sz w:val="20"/>
+        </w:rPr>
+        <w:t xml:space="preserve"> </w:t>
+      </w:r>
+      <w:r>
+        <w:rPr>
+          <w:rFonts w:ascii="Consolas" w:hAnsi="Consolas"/>
+          <w:color w:val="960000"/>
+          <w:sz w:val="20"/>
+        </w:rPr>
+        <w:t>mando.cpp</w:t>
+      </w:r>
+      <w:r>
+        <w:rPr>
+          <w:b w:val="0"/>
+          <w:color w:val="960000"/>
+          <w:sz w:val="20"/>
+        </w:rPr>
+        <w:t xml:space="preserve"> se queda en las dos puntas. No es inercia: de él cuelga el veto de ámbar local del Esclavo, y retirarlo </w:t>
+      </w:r>
+      <w:r>
+        <w:rPr>
+          <w:b/>
+          <w:color w:val="960000"/>
+          <w:sz w:val="20"/>
+        </w:rPr>
+        <w:t>abriría</w:t>
+      </w:r>
+      <w:r>
+        <w:rPr>
+          <w:b w:val="0"/>
+          <w:color w:val="960000"/>
+          <w:sz w:val="20"/>
+        </w:rPr>
+        <w:t xml:space="preserve"> ese veto en vez de dejarlo inerte. Con el mando desmontado la marca </w:t>
+      </w:r>
+      <w:r>
+        <w:rPr>
+          <w:b/>
+          <w:color w:val="960000"/>
+          <w:sz w:val="20"/>
+        </w:rPr>
+        <w:t>no se arma nunca</w:t>
+      </w:r>
+      <w:r>
+        <w:rPr>
+          <w:b w:val="0"/>
+          <w:color w:val="960000"/>
+          <w:sz w:val="20"/>
+        </w:rPr>
+        <w:t xml:space="preserve">, que es el comportamiento correcto. El censo medido está en </w:t>
+      </w:r>
+      <w:r>
+        <w:rPr>
+          <w:rFonts w:ascii="Consolas" w:hAnsi="Consolas"/>
+          <w:color w:val="960000"/>
+          <w:sz w:val="20"/>
+        </w:rPr>
+        <w:t>17_Arquitectura_28-08_y_Decisiones_Abiertas.md</w:t>
+      </w:r>
+      <w:r>
+        <w:rPr>
+          <w:b w:val="0"/>
+          <w:color w:val="960000"/>
+          <w:sz w:val="20"/>
+        </w:rPr>
+        <w:t xml:space="preserve"> §2.4. 🔴 </w:t>
+      </w:r>
+      <w:r>
+        <w:rPr>
+          <w:b/>
+          <w:color w:val="960000"/>
+          <w:sz w:val="20"/>
+        </w:rPr>
+        <w:t>Y la consecuencia para quien opera: la app es la única superficie de mando</w:t>
+      </w:r>
+      <w:r>
+        <w:rPr>
+          <w:b w:val="0"/>
+          <w:color w:val="960000"/>
+          <w:sz w:val="20"/>
+        </w:rPr>
+        <w:t xml:space="preserve"> (</w:t>
+      </w:r>
+      <w:r>
+        <w:rPr>
+          <w:rFonts w:ascii="Consolas" w:hAnsi="Consolas"/>
+          <w:color w:val="960000"/>
+          <w:sz w:val="20"/>
+        </w:rPr>
+        <w:t>D-16</w:t>
+      </w:r>
+      <w:r>
+        <w:rPr>
+          <w:b w:val="0"/>
+          <w:color w:val="960000"/>
+          <w:sz w:val="20"/>
+        </w:rPr>
+        <w:t>). Ver el bloque del 05/09 al principio de este manual.</w:t>
       </w:r>
     </w:p>
     <w:p>
@@ -14432,7 +16045,230 @@
           <w:color w:val="960000"/>
           <w:sz w:val="20"/>
         </w:rPr>
-        <w:t xml:space="preserve">🟠 04/09 — </w:t>
+        <w:t xml:space="preserve">🔴 CORREGIDO EL 31/08 — LA TABLA QUE HABÍA AQUÍ NO ERA LA DEL EQUIPO </w:t>
+      </w:r>
+      <w:r>
+        <w:rPr>
+          <w:b/>
+          <w:color w:val="960000"/>
+          <w:sz w:val="20"/>
+        </w:rPr>
+        <w:t>Lo que este apartado publicaba era la REDEFINICIÓN PROPUESTA de V9.0, escrita en pasado como si estuviera implementada. Nunca se implementó.</w:t>
+      </w:r>
+      <w:r>
+        <w:rPr>
+          <w:b w:val="0"/>
+          <w:color w:val="960000"/>
+          <w:sz w:val="20"/>
+        </w:rPr>
+        <w:t xml:space="preserve"> Un operario que aprendiera aquella tabla accionaría secuencias que el equipo </w:t>
+      </w:r>
+      <w:r>
+        <w:rPr>
+          <w:b/>
+          <w:color w:val="960000"/>
+          <w:sz w:val="20"/>
+        </w:rPr>
+        <w:t>no reconoce</w:t>
+      </w:r>
+      <w:r>
+        <w:rPr>
+          <w:b w:val="0"/>
+          <w:color w:val="960000"/>
+          <w:sz w:val="20"/>
+        </w:rPr>
+        <w:t xml:space="preserve">, concluiría que el mando está averiado, y </w:t>
+      </w:r>
+      <w:r>
+        <w:rPr>
+          <w:b/>
+          <w:color w:val="960000"/>
+          <w:sz w:val="20"/>
+        </w:rPr>
+        <w:t>la única de las cinco que sí existe la habría aprendido mal</w:t>
+      </w:r>
+      <w:r>
+        <w:rPr>
+          <w:b w:val="0"/>
+          <w:color w:val="960000"/>
+          <w:sz w:val="20"/>
+        </w:rPr>
+        <w:t xml:space="preserve"> — </w:t>
+      </w:r>
+      <w:r>
+        <w:rPr>
+          <w:rFonts w:ascii="Consolas" w:hAnsi="Consolas"/>
+          <w:color w:val="960000"/>
+          <w:sz w:val="20"/>
+        </w:rPr>
+        <w:t>A·B·A·B</w:t>
+      </w:r>
+      <w:r>
+        <w:rPr>
+          <w:b w:val="0"/>
+          <w:color w:val="960000"/>
+          <w:sz w:val="20"/>
+        </w:rPr>
+        <w:t xml:space="preserve"> es Degradado en las dos tablas, y es la única coincidencia. </w:t>
+      </w:r>
+      <w:r>
+        <w:rPr>
+          <w:b/>
+          <w:color w:val="960000"/>
+          <w:sz w:val="20"/>
+        </w:rPr>
+        <w:t>Se conserva tachada, no borrada:</w:t>
+      </w:r>
+      <w:r>
+        <w:rPr>
+          <w:b w:val="0"/>
+          <w:color w:val="960000"/>
+          <w:sz w:val="20"/>
+        </w:rPr>
+        <w:t xml:space="preserve"> una propuesta que desaparece en silencio vuelve a proponerse como novedad, y la segunda vez ya nadie recuerda que no llegó a escribirse. | ~~Secuencia~~ | ~~Modo Activado~~ | ~~Confirmación Lumínica~~ | |---|---|---| | ~~</w:t>
+      </w:r>
+      <w:r>
+        <w:rPr>
+          <w:b/>
+          <w:color w:val="960000"/>
+          <w:sz w:val="20"/>
+        </w:rPr>
+        <w:t>`A · B · A`</w:t>
+      </w:r>
+      <w:r>
+        <w:rPr>
+          <w:b w:val="0"/>
+          <w:color w:val="960000"/>
+          <w:sz w:val="20"/>
+        </w:rPr>
+        <w:t xml:space="preserve"> (≤12s)~~ | ~~🟢 Modo Automático~~ | ⛔ </w:t>
+      </w:r>
+      <w:r>
+        <w:rPr>
+          <w:b/>
+          <w:color w:val="960000"/>
+          <w:sz w:val="20"/>
+        </w:rPr>
+        <w:t>NO EXISTE</w:t>
+      </w:r>
+      <w:r>
+        <w:rPr>
+          <w:b w:val="0"/>
+          <w:color w:val="960000"/>
+          <w:sz w:val="20"/>
+        </w:rPr>
+        <w:t xml:space="preserve"> | | ~~</w:t>
+      </w:r>
+      <w:r>
+        <w:rPr>
+          <w:b/>
+          <w:color w:val="960000"/>
+          <w:sz w:val="20"/>
+        </w:rPr>
+        <w:t>`B · A · B`</w:t>
+      </w:r>
+      <w:r>
+        <w:rPr>
+          <w:b w:val="0"/>
+          <w:color w:val="960000"/>
+          <w:sz w:val="20"/>
+        </w:rPr>
+        <w:t xml:space="preserve"> (≤12s)~~ | ~~🟡 Modo Ámbar (Seguro)~~ | ⛔ </w:t>
+      </w:r>
+      <w:r>
+        <w:rPr>
+          <w:b/>
+          <w:color w:val="960000"/>
+          <w:sz w:val="20"/>
+        </w:rPr>
+        <w:t>NO EXISTE</w:t>
+      </w:r>
+      <w:r>
+        <w:rPr>
+          <w:b w:val="0"/>
+          <w:color w:val="960000"/>
+          <w:sz w:val="20"/>
+        </w:rPr>
+        <w:t xml:space="preserve"> | | ~~</w:t>
+      </w:r>
+      <w:r>
+        <w:rPr>
+          <w:b/>
+          <w:color w:val="960000"/>
+          <w:sz w:val="20"/>
+        </w:rPr>
+        <w:t>`B · A · B · A`</w:t>
+      </w:r>
+      <w:r>
+        <w:rPr>
+          <w:b w:val="0"/>
+          <w:color w:val="960000"/>
+          <w:sz w:val="20"/>
+        </w:rPr>
+        <w:t xml:space="preserve"> (≤18s)~~ | ~~✋ Modo Manual (Operario)~~ | ⛔ </w:t>
+      </w:r>
+      <w:r>
+        <w:rPr>
+          <w:b/>
+          <w:color w:val="960000"/>
+          <w:sz w:val="20"/>
+        </w:rPr>
+        <w:t>NO EXISTE — y no hay ninguna secuencia de mando para el Modo Manual</w:t>
+      </w:r>
+      <w:r>
+        <w:rPr>
+          <w:b w:val="0"/>
+          <w:color w:val="960000"/>
+          <w:sz w:val="20"/>
+        </w:rPr>
+        <w:t xml:space="preserve"> | | ~~</w:t>
+      </w:r>
+      <w:r>
+        <w:rPr>
+          <w:b/>
+          <w:color w:val="960000"/>
+          <w:sz w:val="20"/>
+        </w:rPr>
+        <w:t>`A · A · B · B`</w:t>
+      </w:r>
+      <w:r>
+        <w:rPr>
+          <w:b w:val="0"/>
+          <w:color w:val="960000"/>
+          <w:sz w:val="20"/>
+        </w:rPr>
+        <w:t xml:space="preserve"> (≤18s)~~ | ~~📷 Modo Inteligente (Cámaras IA)~~ | ⛔ </w:t>
+      </w:r>
+      <w:r>
+        <w:rPr>
+          <w:b/>
+          <w:color w:val="960000"/>
+          <w:sz w:val="20"/>
+        </w:rPr>
+        <w:t>NO EXISTE — y no hay ninguna secuencia de mando para el Modo Inteligente</w:t>
+      </w:r>
+      <w:r>
+        <w:rPr>
+          <w:b w:val="0"/>
+          <w:color w:val="960000"/>
+          <w:sz w:val="20"/>
+        </w:rPr>
+        <w:t xml:space="preserve"> |</w:t>
+      </w:r>
+    </w:p>
+    <w:p>
+      <w:pPr>
+        <w:spacing w:after="160"/>
+        <w:ind w:left="360"/>
+        <w:shd w:val="clear" w:fill="FFF4E5"/>
+      </w:pPr>
+      <w:r>
+        <w:rPr>
+          <w:b w:val="0"/>
+          <w:color w:val="960000"/>
+          <w:sz w:val="20"/>
+        </w:rPr>
+        <w:t>✅ 04/09 — ~~</w:t>
       </w:r>
       <w:r>
         <w:rPr>
@@ -14448,6 +16284,22 @@
           <w:color w:val="960000"/>
           <w:sz w:val="20"/>
         </w:rPr>
+        <w:t xml:space="preserve">~~ → </w:t>
+      </w:r>
+      <w:r>
+        <w:rPr>
+          <w:b/>
+          <w:color w:val="960000"/>
+          <w:sz w:val="20"/>
+        </w:rPr>
+        <w:t>CERRADO EL 05/09</w:t>
+      </w:r>
+      <w:r>
+        <w:rPr>
+          <w:b w:val="0"/>
+          <w:color w:val="960000"/>
+          <w:sz w:val="20"/>
+        </w:rPr>
         <w:t xml:space="preserve"> </w:t>
       </w:r>
       <w:r>
@@ -14800,7 +16652,7 @@
           <w:color w:val="960000"/>
           <w:sz w:val="20"/>
         </w:rPr>
-        <w:t xml:space="preserve">: fijan el pin a 0 V cuando nadie acciona, que es justo lo que quiere una entrada activa en alto. 🔵 </w:t>
+        <w:t>: fijan el pin a 0 V cuando nadie acciona, que es justo lo que quiere una entrada activa en alto. 🔵 ~~</w:t>
       </w:r>
       <w:r>
         <w:rPr>
@@ -14816,23 +16668,7 @@
           <w:color w:val="960000"/>
           <w:sz w:val="20"/>
         </w:rPr>
-        <w:t xml:space="preserve"> | | ~~antes (activo en BAJO)~~ | </w:t>
-      </w:r>
-      <w:r>
-        <w:rPr>
-          <w:b/>
-          <w:color w:val="960000"/>
-          <w:sz w:val="20"/>
-        </w:rPr>
-        <w:t>hoy (activo en ALTO)</w:t>
-      </w:r>
-      <w:r>
-        <w:rPr>
-          <w:b w:val="0"/>
-          <w:color w:val="960000"/>
-          <w:sz w:val="20"/>
-        </w:rPr>
-        <w:t xml:space="preserve"> | |---|---|---| | Canal </w:t>
+        <w:t xml:space="preserve">~~ | | ~~antes (activo en BAJO)~~ | ~~hoy (activo en ALTO)~~ | |---|---|---| | ~~Canal </w:t>
       </w:r>
       <w:r>
         <w:rPr>
@@ -14848,7 +16684,7 @@
           <w:color w:val="960000"/>
           <w:sz w:val="20"/>
         </w:rPr>
-        <w:t xml:space="preserve"> | ~~puentear </w:t>
+        <w:t xml:space="preserve">~~ | ~~puentear </w:t>
       </w:r>
       <w:r>
         <w:rPr>
@@ -14864,23 +16700,23 @@
           <w:color w:val="960000"/>
           <w:sz w:val="20"/>
         </w:rPr>
-        <w:t xml:space="preserve"> p5 a masa~~ | </w:t>
-      </w:r>
-      <w:r>
-        <w:rPr>
-          <w:b/>
-          <w:color w:val="960000"/>
-          <w:sz w:val="20"/>
-        </w:rPr>
-        <w:t>cerrar `J16` p5 contra p4 (3,3 V)</w:t>
-      </w:r>
-      <w:r>
-        <w:rPr>
-          <w:b w:val="0"/>
-          <w:color w:val="960000"/>
-          <w:sz w:val="20"/>
-        </w:rPr>
-        <w:t xml:space="preserve"> | | Canal </w:t>
+        <w:t xml:space="preserve"> p5 a masa~~ | ~~cerrar </w:t>
+      </w:r>
+      <w:r>
+        <w:rPr>
+          <w:rFonts w:ascii="Consolas" w:hAnsi="Consolas"/>
+          <w:color w:val="960000"/>
+          <w:sz w:val="20"/>
+        </w:rPr>
+        <w:t>J16</w:t>
+      </w:r>
+      <w:r>
+        <w:rPr>
+          <w:b w:val="0"/>
+          <w:color w:val="960000"/>
+          <w:sz w:val="20"/>
+        </w:rPr>
+        <w:t xml:space="preserve"> p5 contra p4 (3,3 V)~~ | | ~~Canal </w:t>
       </w:r>
       <w:r>
         <w:rPr>
@@ -14896,7 +16732,7 @@
           <w:color w:val="960000"/>
           <w:sz w:val="20"/>
         </w:rPr>
-        <w:t xml:space="preserve"> | ~~puentear </w:t>
+        <w:t xml:space="preserve">~~ | ~~puentear </w:t>
       </w:r>
       <w:r>
         <w:rPr>
@@ -14912,23 +16748,23 @@
           <w:color w:val="960000"/>
           <w:sz w:val="20"/>
         </w:rPr>
-        <w:t xml:space="preserve"> p8 a masa~~ | </w:t>
-      </w:r>
-      <w:r>
-        <w:rPr>
-          <w:b/>
-          <w:color w:val="960000"/>
-          <w:sz w:val="20"/>
-        </w:rPr>
-        <w:t>cerrar `J16` p8 contra p7 (3,3 V)</w:t>
-      </w:r>
-      <w:r>
-        <w:rPr>
-          <w:b w:val="0"/>
-          <w:color w:val="960000"/>
-          <w:sz w:val="20"/>
-        </w:rPr>
-        <w:t xml:space="preserve"> | 🛑 </w:t>
+        <w:t xml:space="preserve"> p8 a masa~~ | ~~cerrar </w:t>
+      </w:r>
+      <w:r>
+        <w:rPr>
+          <w:rFonts w:ascii="Consolas" w:hAnsi="Consolas"/>
+          <w:color w:val="960000"/>
+          <w:sz w:val="20"/>
+        </w:rPr>
+        <w:t>J16</w:t>
+      </w:r>
+      <w:r>
+        <w:rPr>
+          <w:b w:val="0"/>
+          <w:color w:val="960000"/>
+          <w:sz w:val="20"/>
+        </w:rPr>
+        <w:t xml:space="preserve"> p8 contra p7 (3,3 V)~~ | 🛑 ~~</w:t>
       </w:r>
       <w:r>
         <w:rPr>
@@ -14944,103 +16780,103 @@
           <w:color w:val="960000"/>
           <w:sz w:val="20"/>
         </w:rPr>
-        <w:t xml:space="preserve"> En reposo el contacto queda abierto y </w:t>
-      </w:r>
-      <w:r>
-        <w:rPr>
-          <w:rFonts w:ascii="Consolas" w:hAnsi="Consolas"/>
-          <w:color w:val="960000"/>
-          <w:sz w:val="20"/>
-        </w:rPr>
-        <w:t>R65</w:t>
-      </w:r>
-      <w:r>
-        <w:rPr>
-          <w:b w:val="0"/>
-          <w:color w:val="960000"/>
-          <w:sz w:val="20"/>
-        </w:rPr>
-        <w:t>/</w:t>
-      </w:r>
-      <w:r>
-        <w:rPr>
-          <w:rFonts w:ascii="Consolas" w:hAnsi="Consolas"/>
-          <w:color w:val="960000"/>
-          <w:sz w:val="20"/>
-        </w:rPr>
-        <w:t>R66</w:t>
-      </w:r>
-      <w:r>
-        <w:rPr>
-          <w:b w:val="0"/>
-          <w:color w:val="960000"/>
-          <w:sz w:val="20"/>
-        </w:rPr>
-        <w:t xml:space="preserve"> mantienen el pin en 0 V; al accionar, cierra contra los 3,3 V y produce el </w:t>
-      </w:r>
-      <w:r>
-        <w:rPr>
-          <w:b/>
-          <w:color w:val="960000"/>
-          <w:sz w:val="20"/>
-        </w:rPr>
-        <w:t>flanco de subida</w:t>
-      </w:r>
-      <w:r>
-        <w:rPr>
-          <w:b w:val="0"/>
-          <w:color w:val="960000"/>
-          <w:sz w:val="20"/>
-        </w:rPr>
-        <w:t xml:space="preserve"> que el firmware busca. Un receptor </w:t>
-      </w:r>
-      <w:r>
-        <w:rPr>
-          <w:rFonts w:ascii="Consolas" w:hAnsi="Consolas"/>
-          <w:color w:val="960000"/>
-          <w:sz w:val="20"/>
-        </w:rPr>
-        <w:t>NC</w:t>
-      </w:r>
-      <w:r>
-        <w:rPr>
-          <w:b w:val="0"/>
-          <w:color w:val="960000"/>
-          <w:sz w:val="20"/>
-        </w:rPr>
-        <w:t xml:space="preserve"> tendría el pin en alto permanente —el equipo leyendo pulsación continua—, y además un canal caído o un receptor sin alimentación quedarían en reposo con </w:t>
-      </w:r>
-      <w:r>
-        <w:rPr>
-          <w:rFonts w:ascii="Consolas" w:hAnsi="Consolas"/>
-          <w:color w:val="960000"/>
-          <w:sz w:val="20"/>
-        </w:rPr>
-        <w:t>NO</w:t>
-      </w:r>
-      <w:r>
-        <w:rPr>
-          <w:b w:val="0"/>
-          <w:color w:val="960000"/>
-          <w:sz w:val="20"/>
-        </w:rPr>
-        <w:t xml:space="preserve">, que es la dirección segura: </w:t>
-      </w:r>
-      <w:r>
-        <w:rPr>
-          <w:b/>
-          <w:color w:val="960000"/>
-          <w:sz w:val="20"/>
-        </w:rPr>
-        <w:t>el mando no manda nada en vez de mandar solo.</w:t>
-      </w:r>
-      <w:r>
-        <w:rPr>
-          <w:b w:val="0"/>
-          <w:color w:val="960000"/>
-          <w:sz w:val="20"/>
-        </w:rPr>
-        <w:t xml:space="preserve"> ### ⚠️ Lo que NO se puede decir todavía </w:t>
+        <w:t xml:space="preserve">~~ → </w:t>
+      </w:r>
+      <w:r>
+        <w:rPr>
+          <w:b/>
+          <w:color w:val="960000"/>
+          <w:sz w:val="20"/>
+        </w:rPr>
+        <w:t>CADUCADO EL 05/09: no se compra ningún receptor. El mando se retiró</w:t>
+      </w:r>
+      <w:r>
+        <w:rPr>
+          <w:b w:val="0"/>
+          <w:color w:val="960000"/>
+          <w:sz w:val="20"/>
+        </w:rPr>
+        <w:t xml:space="preserve"> (</w:t>
+      </w:r>
+      <w:r>
+        <w:rPr>
+          <w:rFonts w:ascii="Consolas" w:hAnsi="Consolas"/>
+          <w:color w:val="960000"/>
+          <w:sz w:val="20"/>
+        </w:rPr>
+        <w:t>D-1</w:t>
+      </w:r>
+      <w:r>
+        <w:rPr>
+          <w:b w:val="0"/>
+          <w:color w:val="960000"/>
+          <w:sz w:val="20"/>
+        </w:rPr>
+        <w:t xml:space="preserve">), así que </w:t>
+      </w:r>
+      <w:r>
+        <w:rPr>
+          <w:b/>
+          <w:color w:val="960000"/>
+          <w:sz w:val="20"/>
+        </w:rPr>
+        <w:t>no hay gesto de prueba que llevar al poste ni línea de compra que decidir</w:t>
+      </w:r>
+      <w:r>
+        <w:rPr>
+          <w:b w:val="0"/>
+          <w:color w:val="960000"/>
+          <w:sz w:val="20"/>
+        </w:rPr>
+        <w:t xml:space="preserve">. Se conserva tachado porque el razonamiento eléctrico sigue siendo correcto y porque la línea </w:t>
+      </w:r>
+      <w:r>
+        <w:rPr>
+          <w:rFonts w:ascii="Consolas" w:hAnsi="Consolas"/>
+          <w:color w:val="960000"/>
+          <w:sz w:val="20"/>
+        </w:rPr>
+        <w:t>A9</w:t>
+      </w:r>
+      <w:r>
+        <w:rPr>
+          <w:b w:val="0"/>
+          <w:color w:val="960000"/>
+          <w:sz w:val="20"/>
+        </w:rPr>
+        <w:t xml:space="preserve"> del Manual 15 todavía la da por pedida — </w:t>
+      </w:r>
+      <w:r>
+        <w:rPr>
+          <w:b/>
+          <w:color w:val="960000"/>
+          <w:sz w:val="20"/>
+        </w:rPr>
+        <w:t>ése es el documento que queda falso, no éste.</w:t>
+      </w:r>
+      <w:r>
+        <w:rPr>
+          <w:b w:val="0"/>
+          <w:color w:val="960000"/>
+          <w:sz w:val="20"/>
+        </w:rPr>
+        <w:t xml:space="preserve"> ### ⚠️ ~~Lo que NO se puede decir todavía~~ → </w:t>
+      </w:r>
+      <w:r>
+        <w:rPr>
+          <w:b/>
+          <w:color w:val="960000"/>
+          <w:sz w:val="20"/>
+        </w:rPr>
+        <w:t>lo que ya no hay que decir</w:t>
+      </w:r>
+      <w:r>
+        <w:rPr>
+          <w:b w:val="0"/>
+          <w:color w:val="960000"/>
+          <w:sz w:val="20"/>
+        </w:rPr>
+        <w:t xml:space="preserve"> ~~</w:t>
       </w:r>
       <w:r>
         <w:rPr>
@@ -15056,23 +16892,7 @@
           <w:color w:val="960000"/>
           <w:sz w:val="20"/>
         </w:rPr>
-        <w:t xml:space="preserve"> Lo medido es el fuente, no la tarjeta: </w:t>
-      </w:r>
-      <w:r>
-        <w:rPr>
-          <w:b/>
-          <w:color w:val="960000"/>
-          <w:sz w:val="20"/>
-        </w:rPr>
-        <w:t>el firmware corregido no se ha cargado ni se ha ejercido en banco</w:t>
-      </w:r>
-      <w:r>
-        <w:rPr>
-          <w:b w:val="0"/>
-          <w:color w:val="960000"/>
-          <w:sz w:val="20"/>
-        </w:rPr>
-        <w:t xml:space="preserve">, y </w:t>
+        <w:t xml:space="preserve"> Lo medido es el fuente, no la tarjeta: el firmware corregido no se ha cargado ni se ha ejercido en banco, y </w:t>
       </w:r>
       <w:r>
         <w:rPr>
@@ -15088,71 +16908,151 @@
           <w:color w:val="960000"/>
           <w:sz w:val="20"/>
         </w:rPr>
-        <w:t xml:space="preserve"> no se cierra con una lectura de código. Hasta esa prueba, y para todo lo que se planifique desde hoy: * </w:t>
-      </w:r>
-      <w:r>
-        <w:rPr>
-          <w:b/>
-          <w:color w:val="960000"/>
-          <w:sz w:val="20"/>
-        </w:rPr>
-        <w:t>No cuente con respaldo físico operativo.</w:t>
-      </w:r>
-      <w:r>
-        <w:rPr>
-          <w:b w:val="0"/>
-          <w:color w:val="960000"/>
-          <w:sz w:val="20"/>
-        </w:rPr>
-        <w:t xml:space="preserve"> La app por Bluetooth sigue siendo la vía de mando con la que se opera. * 🔴 </w:t>
-      </w:r>
-      <w:r>
-        <w:rPr>
-          <w:b/>
-          <w:color w:val="960000"/>
-          <w:sz w:val="20"/>
-        </w:rPr>
-        <w:t>En el ESCLAVO eso sigue cerrando el círculo, porque allí la app no manda de modo</w:t>
-      </w:r>
-      <w:r>
-        <w:rPr>
-          <w:b w:val="0"/>
-          <w:color w:val="960000"/>
-          <w:sz w:val="20"/>
-        </w:rPr>
-        <w:t xml:space="preserve"> (§9): mientras el arreglo no se ejerza, </w:t>
-      </w:r>
-      <w:r>
-        <w:rPr>
-          <w:b/>
-          <w:color w:val="960000"/>
-          <w:sz w:val="20"/>
-        </w:rPr>
-        <w:t>no hay forma demostrada de cambiarle el modo al Esclavo</w:t>
-      </w:r>
-      <w:r>
-        <w:rPr>
-          <w:b w:val="0"/>
-          <w:color w:val="960000"/>
-          <w:sz w:val="20"/>
-        </w:rPr>
-        <w:t xml:space="preserve"> — ni entrar ni salir del Degradado, ni quitar un </w:t>
-      </w:r>
-      <w:r>
-        <w:rPr>
-          <w:rFonts w:ascii="Consolas" w:hAnsi="Consolas"/>
-          <w:color w:val="960000"/>
-          <w:sz w:val="20"/>
-        </w:rPr>
-        <w:t>ambarLocal</w:t>
-      </w:r>
-      <w:r>
-        <w:rPr>
-          <w:b w:val="0"/>
-          <w:color w:val="960000"/>
-          <w:sz w:val="20"/>
-        </w:rPr>
-        <w:t xml:space="preserve"> ya puesto.</w:t>
+        <w:t xml:space="preserve"> no se cierra con una lectura de código.~~ 🟢 </w:t>
+      </w:r>
+      <w:r>
+        <w:rPr>
+          <w:b/>
+          <w:color w:val="960000"/>
+          <w:sz w:val="20"/>
+        </w:rPr>
+        <w:t>`N-118` se cierra el 05/09 y no por una carga verificada, sino porque el sujeto desapareció:</w:t>
+      </w:r>
+      <w:r>
+        <w:rPr>
+          <w:b w:val="0"/>
+          <w:color w:val="960000"/>
+          <w:sz w:val="20"/>
+        </w:rPr>
+        <w:t xml:space="preserve"> el defecto era del firmware viejo —corregido en </w:t>
+      </w:r>
+      <w:r>
+        <w:rPr>
+          <w:rFonts w:ascii="Consolas" w:hAnsi="Consolas"/>
+          <w:color w:val="960000"/>
+          <w:sz w:val="20"/>
+        </w:rPr>
+        <w:t>346ea5f</w:t>
+      </w:r>
+      <w:r>
+        <w:rPr>
+          <w:b w:val="0"/>
+          <w:color w:val="960000"/>
+          <w:sz w:val="20"/>
+        </w:rPr>
+        <w:t xml:space="preserve">— y </w:t>
+      </w:r>
+      <w:r>
+        <w:rPr>
+          <w:b/>
+          <w:color w:val="960000"/>
+          <w:sz w:val="20"/>
+        </w:rPr>
+        <w:t>ya no hay mando que conectar</w:t>
+      </w:r>
+      <w:r>
+        <w:rPr>
+          <w:b w:val="0"/>
+          <w:color w:val="960000"/>
+          <w:sz w:val="20"/>
+        </w:rPr>
+        <w:t xml:space="preserve">. 🔴 </w:t>
+      </w:r>
+      <w:r>
+        <w:rPr>
+          <w:b/>
+          <w:color w:val="960000"/>
+          <w:sz w:val="20"/>
+        </w:rPr>
+        <w:t>Lo que NO desaparece con él, y es lo que hay que leer aquí:</w:t>
+      </w:r>
+      <w:r>
+        <w:rPr>
+          <w:b w:val="0"/>
+          <w:color w:val="960000"/>
+          <w:sz w:val="20"/>
+        </w:rPr>
+        <w:t xml:space="preserve"> * </w:t>
+      </w:r>
+      <w:r>
+        <w:rPr>
+          <w:b/>
+          <w:color w:val="960000"/>
+          <w:sz w:val="20"/>
+        </w:rPr>
+        <w:t>La app por Bluetooth es la única vía de mando, en las dos puntas</w:t>
+      </w:r>
+      <w:r>
+        <w:rPr>
+          <w:b w:val="0"/>
+          <w:color w:val="960000"/>
+          <w:sz w:val="20"/>
+        </w:rPr>
+        <w:t xml:space="preserve"> (</w:t>
+      </w:r>
+      <w:r>
+        <w:rPr>
+          <w:rFonts w:ascii="Consolas" w:hAnsi="Consolas"/>
+          <w:color w:val="960000"/>
+          <w:sz w:val="20"/>
+        </w:rPr>
+        <w:t>D-16</w:t>
+      </w:r>
+      <w:r>
+        <w:rPr>
+          <w:b w:val="0"/>
+          <w:color w:val="960000"/>
+          <w:sz w:val="20"/>
+        </w:rPr>
+        <w:t xml:space="preserve">). * </w:t>
+      </w:r>
+      <w:r>
+        <w:rPr>
+          <w:b/>
+          <w:color w:val="960000"/>
+          <w:sz w:val="20"/>
+        </w:rPr>
+        <w:t>En el ESCLAVO eso cierra el círculo del todo, no a medias</w:t>
+      </w:r>
+      <w:r>
+        <w:rPr>
+          <w:b w:val="0"/>
+          <w:color w:val="960000"/>
+          <w:sz w:val="20"/>
+        </w:rPr>
+        <w:t xml:space="preserve"> (§9): allí la app no cambia de modo, y </w:t>
+      </w:r>
+      <w:r>
+        <w:rPr>
+          <w:b/>
+          <w:color w:val="960000"/>
+          <w:sz w:val="20"/>
+        </w:rPr>
+        <w:t>ya no hay mando que lo supla</w:t>
+      </w:r>
+      <w:r>
+        <w:rPr>
+          <w:b w:val="0"/>
+          <w:color w:val="960000"/>
+          <w:sz w:val="20"/>
+        </w:rPr>
+        <w:t xml:space="preserve">. Hoy </w:t>
+      </w:r>
+      <w:r>
+        <w:rPr>
+          <w:b/>
+          <w:color w:val="960000"/>
+          <w:sz w:val="20"/>
+        </w:rPr>
+        <w:t>no hay ninguna forma de ordenarle un modo al Esclavo estando delante de él</w:t>
+      </w:r>
+      <w:r>
+        <w:rPr>
+          <w:b w:val="0"/>
+          <w:color w:val="960000"/>
+          <w:sz w:val="20"/>
+        </w:rPr>
+        <w:t xml:space="preserve"> — se opera desde el Maestro.</w:t>
       </w:r>
     </w:p>
     <w:p>
@@ -15216,7 +17116,7 @@
           <w:b w:val="0"/>
           <w:sz w:val="21"/>
         </w:rPr>
-        <w:t xml:space="preserve"> *(Escritas en el firmware. **En el banco del 3–4/09 ninguna se</w:t>
+        <w:t xml:space="preserve"> *(Escritas en el firmware, y ahí siguen. ~~En el banco del</w:t>
       </w:r>
     </w:p>
     <w:p>
@@ -15228,21 +17128,7 @@
           <w:b w:val="0"/>
           <w:sz w:val="21"/>
         </w:rPr>
-        <w:t>pudo accionar</w:t>
-      </w:r>
-      <w:r>
-        <w:rPr>
-          <w:b/>
-          <w:sz w:val="21"/>
-        </w:rPr>
-        <w:t xml:space="preserve">; el firmware de hoy ya lee los pines activo en ALTO y </w:t>
-      </w:r>
-      <w:r>
-        <w:rPr>
-          <w:b w:val="0"/>
-          <w:sz w:val="21"/>
-        </w:rPr>
-        <w:t>falta ejercerlo en tarjeta** —</w:t>
+        <w:t>3–4/09 ninguna se pudo accionar; el firmware de hoy ya lee los pines activo en ALTO y falta</w:t>
       </w:r>
     </w:p>
     <w:p>
@@ -15254,21 +17140,47 @@
           <w:b w:val="0"/>
           <w:sz w:val="21"/>
         </w:rPr>
-        <w:t xml:space="preserve">ver el recuadro </w:t>
-      </w:r>
-      <w:r>
-        <w:rPr>
-          <w:rFonts w:ascii="Consolas" w:hAnsi="Consolas"/>
-          <w:sz w:val="21"/>
-        </w:rPr>
-        <w:t>N-118</w:t>
-      </w:r>
-      <w:r>
-        <w:rPr>
-          <w:b w:val="0"/>
-          <w:sz w:val="21"/>
-        </w:rPr>
-        <w:t xml:space="preserve"> de arriba, con el gesto de prueba que cambió.)*</w:t>
+        <w:t xml:space="preserve">ejercerlo en tarjeta.~~ → </w:t>
+      </w:r>
+      <w:r>
+        <w:rPr>
+          <w:b/>
+          <w:sz w:val="21"/>
+        </w:rPr>
+        <w:t>05/09: no hay con qué accionarlas. El mando se retiró</w:t>
+      </w:r>
+      <w:r>
+        <w:rPr>
+          <w:b w:val="0"/>
+          <w:sz w:val="21"/>
+        </w:rPr>
+        <w:t xml:space="preserve"> (</w:t>
+      </w:r>
+      <w:r>
+        <w:rPr>
+          <w:rFonts w:ascii="Consolas" w:hAnsi="Consolas"/>
+          <w:sz w:val="21"/>
+        </w:rPr>
+        <w:t>D-1</w:t>
+      </w:r>
+      <w:r>
+        <w:rPr>
+          <w:b w:val="0"/>
+          <w:sz w:val="21"/>
+        </w:rPr>
+        <w:t>) — ver el</w:t>
+      </w:r>
+    </w:p>
+    <w:p>
+      <w:pPr>
+        <w:spacing w:after="120"/>
+      </w:pPr>
+      <w:r>
+        <w:rPr>
+          <w:b w:val="0"/>
+          <w:sz w:val="21"/>
+        </w:rPr>
+        <w:t>recuadro del principio de este apartado.)*</w:t>
       </w:r>
     </w:p>
     <w:tbl>
@@ -15690,96 +17602,57 @@
     </w:p>
     <w:p>
       <w:pPr>
-        <w:pStyle w:val="ListBullet"/>
-        <w:spacing w:after="60"/>
+        <w:spacing w:after="160"/>
         <w:ind w:left="360"/>
+        <w:shd w:val="clear" w:fill="FFF4E5"/>
       </w:pPr>
       <w:r>
         <w:rPr>
-          <w:b/>
-          <w:sz w:val="21"/>
-        </w:rPr>
-        <w:t>Las ventanas son dos constantes distintas y las dos están medidas:</w:t>
-      </w:r>
-      <w:r>
-        <w:rPr>
-          <w:b w:val="0"/>
-          <w:sz w:val="21"/>
-        </w:rPr>
-        <w:t xml:space="preserve"> </w:t>
-      </w:r>
-      <w:r>
-        <w:rPr>
-          <w:rFonts w:ascii="Consolas" w:hAnsi="Consolas"/>
-          <w:sz w:val="21"/>
-        </w:rPr>
-        <w:t>VENTANA_TRIPLE_MS = 12000</w:t>
-      </w:r>
-    </w:p>
-    <w:p>
-      <w:pPr>
-        <w:spacing w:after="120"/>
-      </w:pPr>
-      <w:r>
-        <w:rPr>
-          <w:b w:val="0"/>
-          <w:sz w:val="21"/>
-        </w:rPr>
-        <w:t xml:space="preserve">(12 s, </w:t>
-      </w:r>
-      <w:r>
-        <w:rPr>
-          <w:rFonts w:ascii="Consolas" w:hAnsi="Consolas"/>
-          <w:sz w:val="21"/>
-        </w:rPr>
-        <w:t>mando.cpp:38</w:t>
-      </w:r>
-      <w:r>
-        <w:rPr>
-          <w:b w:val="0"/>
-          <w:sz w:val="21"/>
-        </w:rPr>
-        <w:t xml:space="preserve">) para las de tres pulsos, y </w:t>
-      </w:r>
-      <w:r>
-        <w:rPr>
-          <w:rFonts w:ascii="Consolas" w:hAnsi="Consolas"/>
-          <w:sz w:val="21"/>
-        </w:rPr>
-        <w:t>VENTANA_CUADRUPLE_MS</w:t>
-      </w:r>
-      <w:r>
-        <w:rPr>
-          <w:b w:val="0"/>
-          <w:sz w:val="21"/>
-        </w:rPr>
-        <w:t xml:space="preserve"> (18 s) para </w:t>
-      </w:r>
-      <w:r>
-        <w:rPr>
-          <w:rFonts w:ascii="Consolas" w:hAnsi="Consolas"/>
-          <w:sz w:val="21"/>
-        </w:rPr>
-        <w:t>A·B·A·B</w:t>
-      </w:r>
-      <w:r>
-        <w:rPr>
-          <w:b w:val="0"/>
-          <w:sz w:val="21"/>
-        </w:rPr>
-        <w:t>.</w:t>
-      </w:r>
-    </w:p>
-    <w:p>
-      <w:pPr>
-        <w:spacing w:after="120"/>
-      </w:pPr>
-      <w:r>
-        <w:rPr>
-          <w:b/>
-          <w:sz w:val="21"/>
-        </w:rPr>
-        <w:t>El reloj cuenta desde el PRIMER pulso de la secuencia, no desde el último.</w:t>
+          <w:b w:val="0"/>
+          <w:color w:val="960000"/>
+          <w:sz w:val="20"/>
+        </w:rPr>
+        <w:t xml:space="preserve">⚠️ </w:t>
+      </w:r>
+      <w:r>
+        <w:rPr>
+          <w:b/>
+          <w:color w:val="960000"/>
+          <w:sz w:val="20"/>
+        </w:rPr>
+        <w:t>Lo que sigue describe cómo se comporta el firmware, NO un procedimiento ejecutable.</w:t>
+      </w:r>
+      <w:r>
+        <w:rPr>
+          <w:b w:val="0"/>
+          <w:color w:val="960000"/>
+          <w:sz w:val="20"/>
+        </w:rPr>
+        <w:t xml:space="preserve"> Desde el 05/09 no hay con qué accionar ninguna de las tres secuencias (</w:t>
+      </w:r>
+      <w:r>
+        <w:rPr>
+          <w:rFonts w:ascii="Consolas" w:hAnsi="Consolas"/>
+          <w:color w:val="960000"/>
+          <w:sz w:val="20"/>
+        </w:rPr>
+        <w:t>D-1</w:t>
+      </w:r>
+      <w:r>
+        <w:rPr>
+          <w:b w:val="0"/>
+          <w:color w:val="960000"/>
+          <w:sz w:val="20"/>
+        </w:rPr>
+        <w:t xml:space="preserve">, recuadro de arriba). Se conserva porque el código sigue compilado y porque un día podría volver a haber mando; </w:t>
+      </w:r>
+      <w:r>
+        <w:rPr>
+          <w:b/>
+          <w:color w:val="960000"/>
+          <w:sz w:val="20"/>
+        </w:rPr>
+        <w:t>hoy no se puede llevar al poste.</w:t>
       </w:r>
     </w:p>
     <w:p>
@@ -15793,14 +17666,21 @@
           <w:b/>
           <w:sz w:val="21"/>
         </w:rPr>
-        <w:t>`A·B·A·B` se comprueba ANTES que las otras dos, y no hay ambigüedad:</w:t>
-      </w:r>
-      <w:r>
-        <w:rPr>
-          <w:b w:val="0"/>
-          <w:sz w:val="21"/>
-        </w:rPr>
-        <w:t xml:space="preserve"> sus tres últimos pulsos</w:t>
+        <w:t>Las ventanas son dos constantes distintas y las dos están medidas:</w:t>
+      </w:r>
+      <w:r>
+        <w:rPr>
+          <w:b w:val="0"/>
+          <w:sz w:val="21"/>
+        </w:rPr>
+        <w:t xml:space="preserve"> </w:t>
+      </w:r>
+      <w:r>
+        <w:rPr>
+          <w:rFonts w:ascii="Consolas" w:hAnsi="Consolas"/>
+          <w:sz w:val="21"/>
+        </w:rPr>
+        <w:t>VENTANA_TRIPLE_MS = 12000</w:t>
       </w:r>
     </w:p>
     <w:p>
@@ -15812,42 +17692,42 @@
           <w:b w:val="0"/>
           <w:sz w:val="21"/>
         </w:rPr>
-        <w:t xml:space="preserve">son </w:t>
-      </w:r>
-      <w:r>
-        <w:rPr>
-          <w:rFonts w:ascii="Consolas" w:hAnsi="Consolas"/>
-          <w:sz w:val="21"/>
-        </w:rPr>
-        <w:t>B·A·B</w:t>
-      </w:r>
-      <w:r>
-        <w:rPr>
-          <w:b w:val="0"/>
-          <w:sz w:val="21"/>
-        </w:rPr>
-        <w:t xml:space="preserve">, que no es ni </w:t>
-      </w:r>
-      <w:r>
-        <w:rPr>
-          <w:rFonts w:ascii="Consolas" w:hAnsi="Consolas"/>
-          <w:sz w:val="21"/>
-        </w:rPr>
-        <w:t>A·A·A</w:t>
-      </w:r>
-      <w:r>
-        <w:rPr>
-          <w:b w:val="0"/>
-          <w:sz w:val="21"/>
-        </w:rPr>
-        <w:t xml:space="preserve"> ni </w:t>
-      </w:r>
-      <w:r>
-        <w:rPr>
-          <w:rFonts w:ascii="Consolas" w:hAnsi="Consolas"/>
-          <w:sz w:val="21"/>
-        </w:rPr>
-        <w:t>B·B·B</w:t>
+        <w:t xml:space="preserve">(12 s, </w:t>
+      </w:r>
+      <w:r>
+        <w:rPr>
+          <w:rFonts w:ascii="Consolas" w:hAnsi="Consolas"/>
+          <w:sz w:val="21"/>
+        </w:rPr>
+        <w:t>mando.cpp:38</w:t>
+      </w:r>
+      <w:r>
+        <w:rPr>
+          <w:b w:val="0"/>
+          <w:sz w:val="21"/>
+        </w:rPr>
+        <w:t xml:space="preserve">) para las de tres pulsos, y </w:t>
+      </w:r>
+      <w:r>
+        <w:rPr>
+          <w:rFonts w:ascii="Consolas" w:hAnsi="Consolas"/>
+          <w:sz w:val="21"/>
+        </w:rPr>
+        <w:t>VENTANA_CUADRUPLE_MS</w:t>
+      </w:r>
+      <w:r>
+        <w:rPr>
+          <w:b w:val="0"/>
+          <w:sz w:val="21"/>
+        </w:rPr>
+        <w:t xml:space="preserve"> (18 s) para </w:t>
+      </w:r>
+      <w:r>
+        <w:rPr>
+          <w:rFonts w:ascii="Consolas" w:hAnsi="Consolas"/>
+          <w:sz w:val="21"/>
+        </w:rPr>
+        <w:t>A·B·A·B</w:t>
       </w:r>
       <w:r>
         <w:rPr>
@@ -15855,6 +17735,18 @@
           <w:sz w:val="21"/>
         </w:rPr>
         <w:t>.</w:t>
+      </w:r>
+    </w:p>
+    <w:p>
+      <w:pPr>
+        <w:spacing w:after="120"/>
+      </w:pPr>
+      <w:r>
+        <w:rPr>
+          <w:b/>
+          <w:sz w:val="21"/>
+        </w:rPr>
+        <w:t>El reloj cuenta desde el PRIMER pulso de la secuencia, no desde el último.</w:t>
       </w:r>
     </w:p>
     <w:p>
@@ -15865,24 +17757,17 @@
       </w:pPr>
       <w:r>
         <w:rPr>
-          <w:b w:val="0"/>
-          <w:sz w:val="21"/>
-        </w:rPr>
-        <w:t xml:space="preserve">🛑 </w:t>
-      </w:r>
-      <w:r>
-        <w:rPr>
-          <w:b/>
-          <w:sz w:val="21"/>
-        </w:rPr>
-        <w:t>`A·B·A·B` puede ser RECHAZADO aunque se accione bien.</w:t>
-      </w:r>
-      <w:r>
-        <w:rPr>
-          <w:b w:val="0"/>
-          <w:sz w:val="21"/>
-        </w:rPr>
-        <w:t xml:space="preserve"> El Degradado exige que la hora esté</w:t>
+          <w:b/>
+          <w:sz w:val="21"/>
+        </w:rPr>
+        <w:t>`A·B·A·B` se comprueba ANTES que las otras dos, y no hay ambigüedad:</w:t>
+      </w:r>
+      <w:r>
+        <w:rPr>
+          <w:b w:val="0"/>
+          <w:sz w:val="21"/>
+        </w:rPr>
+        <w:t xml:space="preserve"> sus tres últimos pulsos</w:t>
       </w:r>
     </w:p>
     <w:p>
@@ -15894,66 +17779,42 @@
           <w:b w:val="0"/>
           <w:sz w:val="21"/>
         </w:rPr>
-        <w:t xml:space="preserve">validada: si no lo está, el equipo </w:t>
-      </w:r>
-      <w:r>
-        <w:rPr>
-          <w:b/>
-          <w:sz w:val="21"/>
-        </w:rPr>
-        <w:t>rechaza</w:t>
-      </w:r>
-      <w:r>
-        <w:rPr>
-          <w:b w:val="0"/>
-          <w:sz w:val="21"/>
-        </w:rPr>
-        <w:t xml:space="preserve"> en vez de entrar (</w:t>
-      </w:r>
-      <w:r>
-        <w:rPr>
-          <w:rFonts w:ascii="Consolas" w:hAnsi="Consolas"/>
-          <w:sz w:val="21"/>
-        </w:rPr>
-        <w:t>mando.cpp:214-218</w:t>
-      </w:r>
-      <w:r>
-        <w:rPr>
-          <w:b w:val="0"/>
-          <w:sz w:val="21"/>
-        </w:rPr>
-        <w:t>). **La red de</w:t>
-      </w:r>
-    </w:p>
-    <w:p>
-      <w:pPr>
-        <w:spacing w:after="120"/>
-      </w:pPr>
-      <w:r>
-        <w:rPr>
-          <w:b w:val="0"/>
-          <w:sz w:val="21"/>
-        </w:rPr>
-        <w:t>seguridad no es la secuencia: es esa comprobación.** El mando permite reactivar en campo sin</w:t>
-      </w:r>
-    </w:p>
-    <w:p>
-      <w:pPr>
-        <w:spacing w:after="120"/>
-      </w:pPr>
-      <w:r>
-        <w:rPr>
-          <w:b w:val="0"/>
-          <w:sz w:val="21"/>
-        </w:rPr>
-        <w:t xml:space="preserve">grúas, pero </w:t>
-      </w:r>
-      <w:r>
-        <w:rPr>
-          <w:b/>
-          <w:sz w:val="21"/>
-        </w:rPr>
-        <w:t>no saltarse la puesta a punto</w:t>
+        <w:t xml:space="preserve">son </w:t>
+      </w:r>
+      <w:r>
+        <w:rPr>
+          <w:rFonts w:ascii="Consolas" w:hAnsi="Consolas"/>
+          <w:sz w:val="21"/>
+        </w:rPr>
+        <w:t>B·A·B</w:t>
+      </w:r>
+      <w:r>
+        <w:rPr>
+          <w:b w:val="0"/>
+          <w:sz w:val="21"/>
+        </w:rPr>
+        <w:t xml:space="preserve">, que no es ni </w:t>
+      </w:r>
+      <w:r>
+        <w:rPr>
+          <w:rFonts w:ascii="Consolas" w:hAnsi="Consolas"/>
+          <w:sz w:val="21"/>
+        </w:rPr>
+        <w:t>A·A·A</w:t>
+      </w:r>
+      <w:r>
+        <w:rPr>
+          <w:b w:val="0"/>
+          <w:sz w:val="21"/>
+        </w:rPr>
+        <w:t xml:space="preserve"> ni </w:t>
+      </w:r>
+      <w:r>
+        <w:rPr>
+          <w:rFonts w:ascii="Consolas" w:hAnsi="Consolas"/>
+          <w:sz w:val="21"/>
+        </w:rPr>
+        <w:t>B·B·B</w:t>
       </w:r>
       <w:r>
         <w:rPr>
@@ -15974,21 +17835,21 @@
           <w:b w:val="0"/>
           <w:sz w:val="21"/>
         </w:rPr>
-        <w:t xml:space="preserve">✅ </w:t>
-      </w:r>
-      <w:r>
-        <w:rPr>
-          <w:b/>
-          <w:sz w:val="21"/>
-        </w:rPr>
-        <w:t>`B·B·B` no tiene condiciones y funciona desde cualquier modo en marcha.</w:t>
-      </w:r>
-      <w:r>
-        <w:rPr>
-          <w:b w:val="0"/>
-          <w:sz w:val="21"/>
-        </w:rPr>
-        <w:t xml:space="preserve"> Es deliberado, y el</w:t>
+        <w:t xml:space="preserve">🛑 </w:t>
+      </w:r>
+      <w:r>
+        <w:rPr>
+          <w:b/>
+          <w:sz w:val="21"/>
+        </w:rPr>
+        <w:t>`A·B·A·B` puede ser RECHAZADO aunque se accione bien.</w:t>
+      </w:r>
+      <w:r>
+        <w:rPr>
+          <w:b w:val="0"/>
+          <w:sz w:val="21"/>
+        </w:rPr>
+        <w:t xml:space="preserve"> El Degradado exige que la hora esté</w:t>
       </w:r>
     </w:p>
     <w:p>
@@ -16000,7 +17861,35 @@
           <w:b w:val="0"/>
           <w:sz w:val="21"/>
         </w:rPr>
-        <w:t>fuente lo dice: *«es la regla que impide que nadie quede atrapado con un semáforo en estado raro a</w:t>
+        <w:t xml:space="preserve">validada: si no lo está, el equipo </w:t>
+      </w:r>
+      <w:r>
+        <w:rPr>
+          <w:b/>
+          <w:sz w:val="21"/>
+        </w:rPr>
+        <w:t>rechaza</w:t>
+      </w:r>
+      <w:r>
+        <w:rPr>
+          <w:b w:val="0"/>
+          <w:sz w:val="21"/>
+        </w:rPr>
+        <w:t xml:space="preserve"> en vez de entrar (</w:t>
+      </w:r>
+      <w:r>
+        <w:rPr>
+          <w:rFonts w:ascii="Consolas" w:hAnsi="Consolas"/>
+          <w:sz w:val="21"/>
+        </w:rPr>
+        <w:t>mando.cpp:214-218</w:t>
+      </w:r>
+      <w:r>
+        <w:rPr>
+          <w:b w:val="0"/>
+          <w:sz w:val="21"/>
+        </w:rPr>
+        <w:t>). **La red de</w:t>
       </w:r>
     </w:p>
     <w:p>
@@ -16012,7 +17901,33 @@
           <w:b w:val="0"/>
           <w:sz w:val="21"/>
         </w:rPr>
-        <w:t>5 m de altura»*.</w:t>
+        <w:t>seguridad no es la secuencia: es esa comprobación.** El mando permite reactivar en campo sin</w:t>
+      </w:r>
+    </w:p>
+    <w:p>
+      <w:pPr>
+        <w:spacing w:after="120"/>
+      </w:pPr>
+      <w:r>
+        <w:rPr>
+          <w:b w:val="0"/>
+          <w:sz w:val="21"/>
+        </w:rPr>
+        <w:t xml:space="preserve">grúas, pero </w:t>
+      </w:r>
+      <w:r>
+        <w:rPr>
+          <w:b/>
+          <w:sz w:val="21"/>
+        </w:rPr>
+        <w:t>no saltarse la puesta a punto</w:t>
+      </w:r>
+      <w:r>
+        <w:rPr>
+          <w:b w:val="0"/>
+          <w:sz w:val="21"/>
+        </w:rPr>
+        <w:t>.</w:t>
       </w:r>
     </w:p>
     <w:p>
@@ -16026,21 +17941,21 @@
           <w:b w:val="0"/>
           <w:sz w:val="21"/>
         </w:rPr>
-        <w:t xml:space="preserve">⚠️ </w:t>
-      </w:r>
-      <w:r>
-        <w:rPr>
-          <w:b/>
-          <w:sz w:val="21"/>
-        </w:rPr>
-        <w:t>Un error a mitad de secuencia no hace nada.</w:t>
-      </w:r>
-      <w:r>
-        <w:rPr>
-          <w:b w:val="0"/>
-          <w:sz w:val="21"/>
-        </w:rPr>
-        <w:t xml:space="preserve"> Si el operario se equivoca, lo único que ha</w:t>
+        <w:t xml:space="preserve">✅ </w:t>
+      </w:r>
+      <w:r>
+        <w:rPr>
+          <w:b/>
+          <w:sz w:val="21"/>
+        </w:rPr>
+        <w:t>`B·B·B` no tiene condiciones y funciona desde cualquier modo en marcha.</w:t>
+      </w:r>
+      <w:r>
+        <w:rPr>
+          <w:b w:val="0"/>
+          <w:sz w:val="21"/>
+        </w:rPr>
+        <w:t xml:space="preserve"> Es deliberado, y el</w:t>
       </w:r>
     </w:p>
     <w:p>
@@ -16052,7 +17967,19 @@
           <w:b w:val="0"/>
           <w:sz w:val="21"/>
         </w:rPr>
-        <w:t>hecho es no activar el modo; no hay estado intermedio que deshacer.</w:t>
+        <w:t>fuente lo dice: *«es la regla que impide que nadie quede atrapado con un semáforo en estado raro a</w:t>
+      </w:r>
+    </w:p>
+    <w:p>
+      <w:pPr>
+        <w:spacing w:after="120"/>
+      </w:pPr>
+      <w:r>
+        <w:rPr>
+          <w:b w:val="0"/>
+          <w:sz w:val="21"/>
+        </w:rPr>
+        <w:t>5 m de altura»*.</w:t>
       </w:r>
     </w:p>
     <w:p>
@@ -16066,14 +17993,21 @@
           <w:b w:val="0"/>
           <w:sz w:val="21"/>
         </w:rPr>
-        <w:t xml:space="preserve">👁️ </w:t>
-      </w:r>
-      <w:r>
-        <w:rPr>
-          <w:b/>
-          <w:sz w:val="21"/>
-        </w:rPr>
-        <w:t>La confirmación no necesita app, ni cable, ni una segunda persona: son las propias luces.</w:t>
+        <w:t xml:space="preserve">⚠️ </w:t>
+      </w:r>
+      <w:r>
+        <w:rPr>
+          <w:b/>
+          <w:sz w:val="21"/>
+        </w:rPr>
+        <w:t>Un error a mitad de secuencia no hace nada.</w:t>
+      </w:r>
+      <w:r>
+        <w:rPr>
+          <w:b w:val="0"/>
+          <w:sz w:val="21"/>
+        </w:rPr>
+        <w:t xml:space="preserve"> Si el operario se equivoca, lo único que ha</w:t>
       </w:r>
     </w:p>
     <w:p>
@@ -16085,61 +18019,7 @@
           <w:b w:val="0"/>
           <w:sz w:val="21"/>
         </w:rPr>
-        <w:t xml:space="preserve">Los destellos de la tabla se cuentan </w:t>
-      </w:r>
-      <w:r>
-        <w:rPr>
-          <w:b/>
-          <w:sz w:val="21"/>
-        </w:rPr>
-        <w:t>desde el suelo</w:t>
-      </w:r>
-      <w:r>
-        <w:rPr>
-          <w:b w:val="0"/>
-          <w:sz w:val="21"/>
-        </w:rPr>
-        <w:t>, que es donde está quien acciona el mando.</w:t>
-      </w:r>
-    </w:p>
-    <w:p>
-      <w:pPr>
-        <w:spacing w:after="120"/>
-      </w:pPr>
-      <w:r>
-        <w:rPr>
-          <w:b w:val="0"/>
-          <w:sz w:val="21"/>
-        </w:rPr>
-        <w:t xml:space="preserve">Un </w:t>
-      </w:r>
-      <w:r>
-        <w:rPr>
-          <w:b/>
-          <w:sz w:val="21"/>
-        </w:rPr>
-        <w:t>ámbar rápido de 2 s</w:t>
-      </w:r>
-      <w:r>
-        <w:rPr>
-          <w:b w:val="0"/>
-          <w:sz w:val="21"/>
-        </w:rPr>
-        <w:t xml:space="preserve"> en vez de destellos significa </w:t>
-      </w:r>
-      <w:r>
-        <w:rPr>
-          <w:b/>
-          <w:sz w:val="21"/>
-        </w:rPr>
-        <w:t>rechazado</w:t>
-      </w:r>
-      <w:r>
-        <w:rPr>
-          <w:b w:val="0"/>
-          <w:sz w:val="21"/>
-        </w:rPr>
-        <w:t>, no *«no me oyó»*.</w:t>
+        <w:t>hecho es no activar el modo; no hay estado intermedio que deshacer.</w:t>
       </w:r>
     </w:p>
     <w:p>
@@ -16153,21 +18033,14 @@
           <w:b w:val="0"/>
           <w:sz w:val="21"/>
         </w:rPr>
-        <w:t xml:space="preserve">🛑 </w:t>
-      </w:r>
-      <w:r>
-        <w:rPr>
-          <w:b/>
-          <w:sz w:val="21"/>
-        </w:rPr>
-        <w:t>Y al PROBARLO, hágalo DESDE OTRO MODO.</w:t>
-      </w:r>
-      <w:r>
-        <w:rPr>
-          <w:b w:val="0"/>
-          <w:sz w:val="21"/>
-        </w:rPr>
-        <w:t xml:space="preserve"> Si el equipo ya está en el modo que la secuencia</w:t>
+        <w:t>👁️ ~~</w:t>
+      </w:r>
+      <w:r>
+        <w:rPr>
+          <w:b/>
+          <w:sz w:val="21"/>
+        </w:rPr>
+        <w:t>La confirmación no necesita app, ni cable, ni una segunda persona: son las propias luces.</w:t>
       </w:r>
     </w:p>
     <w:p>
@@ -16179,35 +18052,21 @@
           <w:b w:val="0"/>
           <w:sz w:val="21"/>
         </w:rPr>
-        <w:t xml:space="preserve">pide, </w:t>
-      </w:r>
-      <w:r>
-        <w:rPr>
-          <w:rFonts w:ascii="Consolas" w:hAnsi="Consolas"/>
-          <w:sz w:val="21"/>
-        </w:rPr>
-        <w:t>MODO:</w:t>
-      </w:r>
-      <w:r>
-        <w:rPr>
-          <w:b w:val="0"/>
-          <w:sz w:val="21"/>
-        </w:rPr>
-        <w:t xml:space="preserve"> </w:t>
-      </w:r>
-      <w:r>
-        <w:rPr>
-          <w:b/>
-          <w:sz w:val="21"/>
-        </w:rPr>
-        <w:t>no cambia</w:t>
-      </w:r>
-      <w:r>
-        <w:rPr>
-          <w:b w:val="0"/>
-          <w:sz w:val="21"/>
-        </w:rPr>
-        <w:t xml:space="preserve"> —el firmware entra por la rama</w:t>
+        <w:t xml:space="preserve">Los destellos de la tabla se cuentan </w:t>
+      </w:r>
+      <w:r>
+        <w:rPr>
+          <w:b/>
+          <w:sz w:val="21"/>
+        </w:rPr>
+        <w:t>desde el suelo</w:t>
+      </w:r>
+      <w:r>
+        <w:rPr>
+          <w:b w:val="0"/>
+          <w:sz w:val="21"/>
+        </w:rPr>
+        <w:t>, que es donde está quien acciona el mando.</w:t>
       </w:r>
     </w:p>
     <w:p>
@@ -16216,17 +18075,38 @@
       </w:pPr>
       <w:r>
         <w:rPr>
-          <w:rFonts w:ascii="Consolas" w:hAnsi="Consolas"/>
-          <w:sz w:val="21"/>
-        </w:rPr>
-        <w:t>if (modoActual_get() == MODO_AUTOMATICO) modoAutomatico_setup();</w:t>
-      </w:r>
-      <w:r>
-        <w:rPr>
-          <w:b w:val="0"/>
-          <w:sz w:val="21"/>
-        </w:rPr>
-        <w:t>— y quien mire la app o el</w:t>
+          <w:b w:val="0"/>
+          <w:sz w:val="21"/>
+        </w:rPr>
+        <w:t xml:space="preserve">Un </w:t>
+      </w:r>
+      <w:r>
+        <w:rPr>
+          <w:b/>
+          <w:sz w:val="21"/>
+        </w:rPr>
+        <w:t>ámbar rápido de 2 s</w:t>
+      </w:r>
+      <w:r>
+        <w:rPr>
+          <w:b w:val="0"/>
+          <w:sz w:val="21"/>
+        </w:rPr>
+        <w:t xml:space="preserve"> en vez de destellos significa </w:t>
+      </w:r>
+      <w:r>
+        <w:rPr>
+          <w:b/>
+          <w:sz w:val="21"/>
+        </w:rPr>
+        <w:t>rechazado</w:t>
+      </w:r>
+      <w:r>
+        <w:rPr>
+          <w:b w:val="0"/>
+          <w:sz w:val="21"/>
+        </w:rPr>
+        <w:t>, no *«no me oyó»*.~~ →</w:t>
       </w:r>
     </w:p>
     <w:p>
@@ -16235,24 +18115,59 @@
       </w:pPr>
       <w:r>
         <w:rPr>
-          <w:b w:val="0"/>
-          <w:sz w:val="21"/>
-        </w:rPr>
-        <w:t xml:space="preserve">terminal </w:t>
-      </w:r>
-      <w:r>
-        <w:rPr>
-          <w:b/>
-          <w:sz w:val="21"/>
-        </w:rPr>
-        <w:t>no distingue nada</w:t>
-      </w:r>
-      <w:r>
-        <w:rPr>
-          <w:b w:val="0"/>
-          <w:sz w:val="21"/>
-        </w:rPr>
-        <w:t>, aunque el mando haya funcionado perfectamente. **Cuente los</w:t>
+          <w:b/>
+          <w:sz w:val="21"/>
+        </w:rPr>
+        <w:t>caducado el 05/09: no hay nadie accionando desde el suelo</w:t>
+      </w:r>
+      <w:r>
+        <w:rPr>
+          <w:b w:val="0"/>
+          <w:sz w:val="21"/>
+        </w:rPr>
+        <w:t xml:space="preserve"> (</w:t>
+      </w:r>
+      <w:r>
+        <w:rPr>
+          <w:rFonts w:ascii="Consolas" w:hAnsi="Consolas"/>
+          <w:sz w:val="21"/>
+        </w:rPr>
+        <w:t>D-1</w:t>
+      </w:r>
+      <w:r>
+        <w:rPr>
+          <w:b w:val="0"/>
+          <w:sz w:val="21"/>
+        </w:rPr>
+        <w:t>).</w:t>
+      </w:r>
+    </w:p>
+    <w:p>
+      <w:pPr>
+        <w:pStyle w:val="ListBullet"/>
+        <w:spacing w:after="60"/>
+        <w:ind w:left="360"/>
+      </w:pPr>
+      <w:r>
+        <w:rPr>
+          <w:b w:val="0"/>
+          <w:sz w:val="21"/>
+        </w:rPr>
+        <w:t>🛑 ~~</w:t>
+      </w:r>
+      <w:r>
+        <w:rPr>
+          <w:b/>
+          <w:sz w:val="21"/>
+        </w:rPr>
+        <w:t>Y al PROBARLO, hágalo DESDE OTRO MODO.</w:t>
+      </w:r>
+      <w:r>
+        <w:rPr>
+          <w:b w:val="0"/>
+          <w:sz w:val="21"/>
+        </w:rPr>
+        <w:t xml:space="preserve"> Si el equipo ya está en el modo que la secuencia</w:t>
       </w:r>
     </w:p>
     <w:p>
@@ -16264,7 +18179,108 @@
           <w:b w:val="0"/>
           <w:sz w:val="21"/>
         </w:rPr>
-        <w:t>destellos: ésos se ven siempre.**</w:t>
+        <w:t xml:space="preserve">pide, </w:t>
+      </w:r>
+      <w:r>
+        <w:rPr>
+          <w:rFonts w:ascii="Consolas" w:hAnsi="Consolas"/>
+          <w:sz w:val="21"/>
+        </w:rPr>
+        <w:t>MODO:</w:t>
+      </w:r>
+      <w:r>
+        <w:rPr>
+          <w:b w:val="0"/>
+          <w:sz w:val="21"/>
+        </w:rPr>
+        <w:t xml:space="preserve"> </w:t>
+      </w:r>
+      <w:r>
+        <w:rPr>
+          <w:b/>
+          <w:sz w:val="21"/>
+        </w:rPr>
+        <w:t>no cambia</w:t>
+      </w:r>
+      <w:r>
+        <w:rPr>
+          <w:b w:val="0"/>
+          <w:sz w:val="21"/>
+        </w:rPr>
+        <w:t xml:space="preserve">, y quien mire la app o el terminal </w:t>
+      </w:r>
+      <w:r>
+        <w:rPr>
+          <w:b/>
+          <w:sz w:val="21"/>
+        </w:rPr>
+        <w:t>no distingue nada</w:t>
+      </w:r>
+      <w:r>
+        <w:rPr>
+          <w:b w:val="0"/>
+          <w:sz w:val="21"/>
+        </w:rPr>
+        <w:t>, aunque el</w:t>
+      </w:r>
+    </w:p>
+    <w:p>
+      <w:pPr>
+        <w:spacing w:after="120"/>
+      </w:pPr>
+      <w:r>
+        <w:rPr>
+          <w:b w:val="0"/>
+          <w:sz w:val="21"/>
+        </w:rPr>
+        <w:t xml:space="preserve">mando haya funcionado perfectamente. </w:t>
+      </w:r>
+      <w:r>
+        <w:rPr>
+          <w:b/>
+          <w:sz w:val="21"/>
+        </w:rPr>
+        <w:t>Cuente los destellos: ésos se ven siempre.</w:t>
+      </w:r>
+      <w:r>
+        <w:rPr>
+          <w:b w:val="0"/>
+          <w:sz w:val="21"/>
+        </w:rPr>
+        <w:t>~~ →</w:t>
+      </w:r>
+    </w:p>
+    <w:p>
+      <w:pPr>
+        <w:spacing w:after="120"/>
+      </w:pPr>
+      <w:r>
+        <w:rPr>
+          <w:b/>
+          <w:sz w:val="21"/>
+        </w:rPr>
+        <w:t>caducado el 05/09: no hay mando que probar</w:t>
+      </w:r>
+      <w:r>
+        <w:rPr>
+          <w:b w:val="0"/>
+          <w:sz w:val="21"/>
+        </w:rPr>
+        <w:t xml:space="preserve"> (</w:t>
+      </w:r>
+      <w:r>
+        <w:rPr>
+          <w:rFonts w:ascii="Consolas" w:hAnsi="Consolas"/>
+          <w:sz w:val="21"/>
+        </w:rPr>
+        <w:t>D-1</w:t>
+      </w:r>
+      <w:r>
+        <w:rPr>
+          <w:b w:val="0"/>
+          <w:sz w:val="21"/>
+        </w:rPr>
+        <w:t>).</w:t>
       </w:r>
     </w:p>
     <w:p>
@@ -16287,7 +18303,7 @@
           <w:color w:val="960000"/>
           <w:sz w:val="20"/>
         </w:rPr>
-        <w:t>Y una advertencia de operación que sale de la misma medida: `A` y `B` son los MISMOS PINES que los pulsadores 1 y 2 del gabinete</w:t>
+        <w:t>Y una advertencia de operación que sale de la misma medida, REESCRITA EL 05/09 porque cambia de sujeto: `A` y `B` son los MISMOS PINES que los pulsadores 1 y 2</w:t>
       </w:r>
       <w:r>
         <w:rPr>
@@ -16391,7 +18407,7 @@
           <w:color w:val="960000"/>
           <w:sz w:val="20"/>
         </w:rPr>
-        <w:t xml:space="preserve"> p8). El mando de relés va cableado </w:t>
+        <w:t xml:space="preserve"> p8). ~~El mando de relés va cableado </w:t>
       </w:r>
       <w:r>
         <w:rPr>
@@ -16423,7 +18439,151 @@
           <w:color w:val="960000"/>
           <w:sz w:val="20"/>
         </w:rPr>
-        <w:t xml:space="preserve"> 🟠 </w:t>
+        <w:t xml:space="preserve">~~ → </w:t>
+      </w:r>
+      <w:r>
+        <w:rPr>
+          <w:b/>
+          <w:color w:val="960000"/>
+          <w:sz w:val="20"/>
+        </w:rPr>
+        <w:t>Ya no hay ni mando ni pulsadores</w:t>
+      </w:r>
+      <w:r>
+        <w:rPr>
+          <w:b w:val="0"/>
+          <w:color w:val="960000"/>
+          <w:sz w:val="20"/>
+        </w:rPr>
+        <w:t xml:space="preserve"> (</w:t>
+      </w:r>
+      <w:r>
+        <w:rPr>
+          <w:rFonts w:ascii="Consolas" w:hAnsi="Consolas"/>
+          <w:color w:val="960000"/>
+          <w:sz w:val="20"/>
+        </w:rPr>
+        <w:t>D-1</w:t>
+      </w:r>
+      <w:r>
+        <w:rPr>
+          <w:b w:val="0"/>
+          <w:color w:val="960000"/>
+          <w:sz w:val="20"/>
+        </w:rPr>
+        <w:t xml:space="preserve">). ⚠️ </w:t>
+      </w:r>
+      <w:r>
+        <w:rPr>
+          <w:b/>
+          <w:color w:val="960000"/>
+          <w:sz w:val="20"/>
+        </w:rPr>
+        <w:t>Lo que queda es un aviso sobre el CONECTOR, y ése sigue entero:</w:t>
+      </w:r>
+      <w:r>
+        <w:rPr>
+          <w:b w:val="0"/>
+          <w:color w:val="960000"/>
+          <w:sz w:val="20"/>
+        </w:rPr>
+        <w:t xml:space="preserve"> </w:t>
+      </w:r>
+      <w:r>
+        <w:rPr>
+          <w:rFonts w:ascii="Consolas" w:hAnsi="Consolas"/>
+          <w:color w:val="960000"/>
+          <w:sz w:val="20"/>
+        </w:rPr>
+        <w:t>J16</w:t>
+      </w:r>
+      <w:r>
+        <w:rPr>
+          <w:b w:val="0"/>
+          <w:color w:val="960000"/>
+          <w:sz w:val="20"/>
+        </w:rPr>
+        <w:t xml:space="preserve"> p5 y p8 llegan sin nada en serie a </w:t>
+      </w:r>
+      <w:r>
+        <w:rPr>
+          <w:rFonts w:ascii="Consolas" w:hAnsi="Consolas"/>
+          <w:color w:val="960000"/>
+          <w:sz w:val="20"/>
+        </w:rPr>
+        <w:t>PB9</w:t>
+      </w:r>
+      <w:r>
+        <w:rPr>
+          <w:b w:val="0"/>
+          <w:color w:val="960000"/>
+          <w:sz w:val="20"/>
+        </w:rPr>
+        <w:t>/</w:t>
+      </w:r>
+      <w:r>
+        <w:rPr>
+          <w:rFonts w:ascii="Consolas" w:hAnsi="Consolas"/>
+          <w:color w:val="960000"/>
+          <w:sz w:val="20"/>
+        </w:rPr>
+        <w:t>PB13</w:t>
+      </w:r>
+      <w:r>
+        <w:rPr>
+          <w:b w:val="0"/>
+          <w:color w:val="960000"/>
+          <w:sz w:val="20"/>
+        </w:rPr>
+        <w:t xml:space="preserve">, leídos </w:t>
+      </w:r>
+      <w:r>
+        <w:rPr>
+          <w:b/>
+          <w:color w:val="960000"/>
+          <w:sz w:val="20"/>
+        </w:rPr>
+        <w:t>activos en ALTO</w:t>
+      </w:r>
+      <w:r>
+        <w:rPr>
+          <w:b w:val="0"/>
+          <w:color w:val="960000"/>
+          <w:sz w:val="20"/>
+        </w:rPr>
+        <w:t xml:space="preserve">. </w:t>
+      </w:r>
+      <w:r>
+        <w:rPr>
+          <w:b/>
+          <w:color w:val="960000"/>
+          <w:sz w:val="20"/>
+        </w:rPr>
+        <w:t>Tres cierres seguidos contra los 3,3 V del pin contiguo cambian el modo del semáforo</w:t>
+      </w:r>
+      <w:r>
+        <w:rPr>
+          <w:b w:val="0"/>
+          <w:color w:val="960000"/>
+          <w:sz w:val="20"/>
+        </w:rPr>
+        <w:t xml:space="preserve">, los haga quien los haga —un pulsador que quedara montado, una punta de prueba, un cable suelto—. </w:t>
+      </w:r>
+      <w:r>
+        <w:rPr>
+          <w:b/>
+          <w:color w:val="960000"/>
+          <w:sz w:val="20"/>
+        </w:rPr>
+        <w:t>No se maniobra en `J16` p5/p8 con el equipo en servicio.</w:t>
+      </w:r>
+      <w:r>
+        <w:rPr>
+          <w:b w:val="0"/>
+          <w:color w:val="960000"/>
+          <w:sz w:val="20"/>
+        </w:rPr>
+        <w:t xml:space="preserve"> 🟠 ~~</w:t>
       </w:r>
       <w:r>
         <w:rPr>
@@ -16503,23 +18663,15 @@
           <w:color w:val="960000"/>
           <w:sz w:val="20"/>
         </w:rPr>
-        <w:t xml:space="preserve">. </w:t>
-      </w:r>
-      <w:r>
-        <w:rPr>
-          <w:b/>
-          <w:color w:val="960000"/>
-          <w:sz w:val="20"/>
-        </w:rPr>
-        <w:t>El firmware de hoy lo lee activo en ALTO y el efecto vuelve en cuanto esté cargado</w:t>
-      </w:r>
-      <w:r>
-        <w:rPr>
-          <w:b w:val="0"/>
-          <w:color w:val="960000"/>
-          <w:sz w:val="20"/>
-        </w:rPr>
-        <w:t>; lo que no ha cambiado nunca es el reparto de pines, que es lo que hay que conocer para no accionar el mando sin querer desde el gabinete.</w:t>
+        <w:t xml:space="preserve">.~~ → </w:t>
+      </w:r>
+      <w:r>
+        <w:rPr>
+          <w:b/>
+          <w:color w:val="960000"/>
+          <w:sz w:val="20"/>
+        </w:rPr>
+        <w:t>Caducado: era el firmware viejo, corregido en `346ea5f`, y `N-118` queda CERRADO el 05/09.</w:t>
       </w:r>
     </w:p>
     <w:p>
@@ -17167,7 +19319,7 @@
           <w:color w:val="960000"/>
           <w:sz w:val="20"/>
         </w:rPr>
-        <w:t xml:space="preserve">). Es desobediencia a propósito: si alguien dejó el poste en ámbar porque hay gente trabajando delante, el Maestro no se lo quita. </w:t>
+        <w:t>). Es desobediencia a propósito: si alguien dejó el poste en ámbar porque hay gente trabajando delante, el Maestro no se lo quita. ~~</w:t>
       </w:r>
       <w:r>
         <w:rPr>
@@ -17183,23 +19335,7 @@
           <w:color w:val="960000"/>
           <w:sz w:val="20"/>
         </w:rPr>
-        <w:t xml:space="preserve"> — que es lo único que baja esa marca (</w:t>
-      </w:r>
-      <w:r>
-        <w:rPr>
-          <w:rFonts w:ascii="Consolas" w:hAnsi="Consolas"/>
-          <w:color w:val="960000"/>
-          <w:sz w:val="20"/>
-        </w:rPr>
-        <w:t>mando.cpp:116</w:t>
-      </w:r>
-      <w:r>
-        <w:rPr>
-          <w:b w:val="0"/>
-          <w:color w:val="960000"/>
-          <w:sz w:val="20"/>
-        </w:rPr>
-        <w:t xml:space="preserve">). </w:t>
+        <w:t xml:space="preserve"> — que es lo único que baja esa marca. </w:t>
       </w:r>
       <w:r>
         <w:rPr>
@@ -17215,7 +19351,135 @@
           <w:color w:val="960000"/>
           <w:sz w:val="20"/>
         </w:rPr>
-        <w:t xml:space="preserve">, ni desde el Maestro. ⚠️ </w:t>
+        <w:t xml:space="preserve">, ni desde el Maestro.~~ 🟢 </w:t>
+      </w:r>
+      <w:r>
+        <w:rPr>
+          <w:b/>
+          <w:color w:val="960000"/>
+          <w:sz w:val="20"/>
+        </w:rPr>
+        <w:t>DESDE EL 05/09 ESTE PÁRRAFO YA NO DESCRIBE NINGUNA SITUACIÓN ALCANZABLE, y es la dirección buena:</w:t>
+      </w:r>
+      <w:r>
+        <w:rPr>
+          <w:b w:val="0"/>
+          <w:color w:val="960000"/>
+          <w:sz w:val="20"/>
+        </w:rPr>
+        <w:t xml:space="preserve"> sin mando, </w:t>
+      </w:r>
+      <w:r>
+        <w:rPr>
+          <w:rFonts w:ascii="Consolas" w:hAnsi="Consolas"/>
+          <w:color w:val="960000"/>
+          <w:sz w:val="20"/>
+        </w:rPr>
+        <w:t>B·B·B</w:t>
+      </w:r>
+      <w:r>
+        <w:rPr>
+          <w:b w:val="0"/>
+          <w:color w:val="960000"/>
+          <w:sz w:val="20"/>
+        </w:rPr>
+        <w:t xml:space="preserve"> no se puede accionar, así que </w:t>
+      </w:r>
+      <w:r>
+        <w:rPr>
+          <w:b/>
+          <w:color w:val="960000"/>
+          <w:sz w:val="20"/>
+        </w:rPr>
+        <w:t>la marca no se pone nunca</w:t>
+      </w:r>
+      <w:r>
+        <w:rPr>
+          <w:b w:val="0"/>
+          <w:color w:val="960000"/>
+          <w:sz w:val="20"/>
+        </w:rPr>
+        <w:t xml:space="preserve">. El cerrojo que no tenía llave </w:t>
+      </w:r>
+      <w:r>
+        <w:rPr>
+          <w:b/>
+          <w:color w:val="960000"/>
+          <w:sz w:val="20"/>
+        </w:rPr>
+        <w:t>se ha quedado sin cerradura que abrir</w:t>
+      </w:r>
+      <w:r>
+        <w:rPr>
+          <w:b w:val="0"/>
+          <w:color w:val="960000"/>
+          <w:sz w:val="20"/>
+        </w:rPr>
+        <w:t xml:space="preserve">. Su consecuencia práctica: </w:t>
+      </w:r>
+      <w:r>
+        <w:rPr>
+          <w:rFonts w:ascii="Consolas" w:hAnsi="Consolas"/>
+          <w:color w:val="960000"/>
+          <w:sz w:val="20"/>
+        </w:rPr>
+        <w:t>CANCELAR_AMBAR</w:t>
+      </w:r>
+      <w:r>
+        <w:rPr>
+          <w:b w:val="0"/>
+          <w:color w:val="960000"/>
+          <w:sz w:val="20"/>
+        </w:rPr>
+        <w:t xml:space="preserve"> desde la app </w:t>
+      </w:r>
+      <w:r>
+        <w:rPr>
+          <w:b/>
+          <w:color w:val="960000"/>
+          <w:sz w:val="20"/>
+        </w:rPr>
+        <w:t>ya no puede contestar `RETIRADO_QUEDA_MANDO`</w:t>
+      </w:r>
+      <w:r>
+        <w:rPr>
+          <w:b w:val="0"/>
+          <w:color w:val="960000"/>
+          <w:sz w:val="20"/>
+        </w:rPr>
+        <w:t xml:space="preserve"> — esa respuesta existe justo para el caso que ya no ocurre. </w:t>
+      </w:r>
+      <w:r>
+        <w:rPr>
+          <w:b/>
+          <w:color w:val="960000"/>
+          <w:sz w:val="20"/>
+        </w:rPr>
+        <w:t>El código se queda igualmente</w:t>
+      </w:r>
+      <w:r>
+        <w:rPr>
+          <w:b w:val="0"/>
+          <w:color w:val="960000"/>
+          <w:sz w:val="20"/>
+        </w:rPr>
+        <w:t xml:space="preserve"> y no es inercia: es lo que impide que el veto pase de *no armado* a *abierto* (</w:t>
+      </w:r>
+      <w:r>
+        <w:rPr>
+          <w:rFonts w:ascii="Consolas" w:hAnsi="Consolas"/>
+          <w:color w:val="960000"/>
+          <w:sz w:val="20"/>
+        </w:rPr>
+        <w:t>17_...md</w:t>
+      </w:r>
+      <w:r>
+        <w:rPr>
+          <w:b w:val="0"/>
+          <w:color w:val="960000"/>
+          <w:sz w:val="20"/>
+        </w:rPr>
+        <w:t xml:space="preserve"> §2.4). ⚠️ ~~</w:t>
       </w:r>
       <w:r>
         <w:rPr>
@@ -17263,23 +19527,7 @@
           <w:color w:val="960000"/>
           <w:sz w:val="20"/>
         </w:rPr>
-        <w:t xml:space="preserve"> no se podían accionar. Era un empate que no tranquilizaba, </w:t>
-      </w:r>
-      <w:r>
-        <w:rPr>
-          <w:b/>
-          <w:color w:val="960000"/>
-          <w:sz w:val="20"/>
-        </w:rPr>
-        <w:t>y con el firmware ya corregido el empate se deshace en los dos sentidos a la vez</w:t>
-      </w:r>
-      <w:r>
-        <w:rPr>
-          <w:b w:val="0"/>
-          <w:color w:val="960000"/>
-          <w:sz w:val="20"/>
-        </w:rPr>
-        <w:t xml:space="preserve">: en cuanto el arreglo se cargue y se ejerza, </w:t>
+        <w:t xml:space="preserve"> no se podían accionar. En cuanto el arreglo se cargue y se ejerza, </w:t>
       </w:r>
       <w:r>
         <w:rPr>
@@ -17311,23 +19559,87 @@
           <w:color w:val="960000"/>
           <w:sz w:val="20"/>
         </w:rPr>
-        <w:t xml:space="preserve"> vuelve a ser lo único que la baja. </w:t>
-      </w:r>
-      <w:r>
-        <w:rPr>
-          <w:b/>
-          <w:color w:val="960000"/>
-          <w:sz w:val="20"/>
-        </w:rPr>
-        <w:t>Sigue sin haber forma de bajarla desde la app</w:t>
-      </w:r>
-      <w:r>
-        <w:rPr>
-          <w:b w:val="0"/>
-          <w:color w:val="960000"/>
-          <w:sz w:val="20"/>
-        </w:rPr>
-        <w:t>, así que la protección y su cerradura siguen siendo la misma pieza y siguen exigiendo ir al poste.</w:t>
+        <w:t xml:space="preserve"> vuelve a ser lo único que la baja.~~ → 🔴 </w:t>
+      </w:r>
+      <w:r>
+        <w:rPr>
+          <w:b/>
+          <w:color w:val="960000"/>
+          <w:sz w:val="20"/>
+        </w:rPr>
+        <w:t>CADUCADO EL 05/09: el empate no se deshace, se vuelve permanente y por otro motivo.</w:t>
+      </w:r>
+      <w:r>
+        <w:rPr>
+          <w:b w:val="0"/>
+          <w:color w:val="960000"/>
+          <w:sz w:val="20"/>
+        </w:rPr>
+        <w:t xml:space="preserve"> Retirado el mando, </w:t>
+      </w:r>
+      <w:r>
+        <w:rPr>
+          <w:b/>
+          <w:color w:val="960000"/>
+          <w:sz w:val="20"/>
+        </w:rPr>
+        <w:t>ninguna de las dos secuencias se puede accionar nunca</w:t>
+      </w:r>
+      <w:r>
+        <w:rPr>
+          <w:b w:val="0"/>
+          <w:color w:val="960000"/>
+          <w:sz w:val="20"/>
+        </w:rPr>
+        <w:t xml:space="preserve">, así que la marca ni se pone ni hace falta bajarla. </w:t>
+      </w:r>
+      <w:r>
+        <w:rPr>
+          <w:rFonts w:ascii="Consolas" w:hAnsi="Consolas"/>
+          <w:color w:val="960000"/>
+          <w:sz w:val="20"/>
+        </w:rPr>
+        <w:t>N-118</w:t>
+      </w:r>
+      <w:r>
+        <w:rPr>
+          <w:b w:val="0"/>
+          <w:color w:val="960000"/>
+          <w:sz w:val="20"/>
+        </w:rPr>
+        <w:t xml:space="preserve"> queda cerrado y </w:t>
+      </w:r>
+      <w:r>
+        <w:rPr>
+          <w:b/>
+          <w:color w:val="960000"/>
+          <w:sz w:val="20"/>
+        </w:rPr>
+        <w:t>no es lo que decide esto</w:t>
+      </w:r>
+      <w:r>
+        <w:rPr>
+          <w:b w:val="0"/>
+          <w:color w:val="960000"/>
+          <w:sz w:val="20"/>
+        </w:rPr>
+        <w:t>: lo decide que el mando ya no existe (</w:t>
+      </w:r>
+      <w:r>
+        <w:rPr>
+          <w:rFonts w:ascii="Consolas" w:hAnsi="Consolas"/>
+          <w:color w:val="960000"/>
+          <w:sz w:val="20"/>
+        </w:rPr>
+        <w:t>D-1</w:t>
+      </w:r>
+      <w:r>
+        <w:rPr>
+          <w:b w:val="0"/>
+          <w:color w:val="960000"/>
+          <w:sz w:val="20"/>
+        </w:rPr>
+        <w:t>).</w:t>
       </w:r>
     </w:p>
     <w:p>
@@ -17631,7 +19943,7 @@
           <w:color w:val="960000"/>
           <w:sz w:val="20"/>
         </w:rPr>
-        <w:t xml:space="preserve">: describe con exactitud un riesgo que estuvo abierto tres días, y quien lo leyera hoy como vigente estaría desconfiando del mando por el motivo equivocado. ⚠️ </w:t>
+        <w:t>: describe con exactitud un riesgo que estuvo abierto tres días, y quien lo leyera hoy como vigente estaría desconfiando del mando por el motivo equivocado. ⚠️ ~~</w:t>
       </w:r>
       <w:r>
         <w:rPr>
@@ -17663,7 +19975,71 @@
           <w:color w:val="960000"/>
           <w:sz w:val="20"/>
         </w:rPr>
-        <w:t xml:space="preserve"> con los pulsadores 1 y 2 del gabinete, así que una ráfaga de pulsaciones sigue siendo una secuencia. La protección que hoy vale no es la inhibición sino la </w:t>
+        <w:t xml:space="preserve"> con los pulsadores 1 y 2 del gabinete, así que una ráfaga de pulsaciones sigue siendo una secuencia.~~ → </w:t>
+      </w:r>
+      <w:r>
+        <w:rPr>
+          <w:b/>
+          <w:color w:val="960000"/>
+          <w:sz w:val="20"/>
+        </w:rPr>
+        <w:t>05/09: no hay mando ni pulsadores</w:t>
+      </w:r>
+      <w:r>
+        <w:rPr>
+          <w:b w:val="0"/>
+          <w:color w:val="960000"/>
+          <w:sz w:val="20"/>
+        </w:rPr>
+        <w:t xml:space="preserve"> (</w:t>
+      </w:r>
+      <w:r>
+        <w:rPr>
+          <w:rFonts w:ascii="Consolas" w:hAnsi="Consolas"/>
+          <w:color w:val="960000"/>
+          <w:sz w:val="20"/>
+        </w:rPr>
+        <w:t>D-1</w:t>
+      </w:r>
+      <w:r>
+        <w:rPr>
+          <w:b w:val="0"/>
+          <w:color w:val="960000"/>
+          <w:sz w:val="20"/>
+        </w:rPr>
+        <w:t xml:space="preserve">), así que N-53 se queda </w:t>
+      </w:r>
+      <w:r>
+        <w:rPr>
+          <w:b/>
+          <w:color w:val="960000"/>
+          <w:sz w:val="20"/>
+        </w:rPr>
+        <w:t>sin sujeto por los dos lados</w:t>
+      </w:r>
+      <w:r>
+        <w:rPr>
+          <w:b w:val="0"/>
+          <w:color w:val="960000"/>
+          <w:sz w:val="20"/>
+        </w:rPr>
+        <w:t xml:space="preserve"> — ni hay menú que inhibir ni hay quien accione. 🟢 </w:t>
+      </w:r>
+      <w:r>
+        <w:rPr>
+          <w:b/>
+          <w:color w:val="960000"/>
+          <w:sz w:val="20"/>
+        </w:rPr>
+        <w:t>Lo único que sigue protegiendo, y protege a un conector:</w:t>
+      </w:r>
+      <w:r>
+        <w:rPr>
+          <w:b w:val="0"/>
+          <w:color w:val="960000"/>
+          <w:sz w:val="20"/>
+        </w:rPr>
+        <w:t xml:space="preserve"> la </w:t>
       </w:r>
       <w:r>
         <w:rPr>
@@ -17695,7 +20071,55 @@
           <w:color w:val="960000"/>
           <w:sz w:val="20"/>
         </w:rPr>
-        <w:t>.</w:t>
+        <w:t xml:space="preserve"> siguen en el firmware. Si alguna vez algo cierra </w:t>
+      </w:r>
+      <w:r>
+        <w:rPr>
+          <w:rFonts w:ascii="Consolas" w:hAnsi="Consolas"/>
+          <w:color w:val="960000"/>
+          <w:sz w:val="20"/>
+        </w:rPr>
+        <w:t>J16</w:t>
+      </w:r>
+      <w:r>
+        <w:rPr>
+          <w:b w:val="0"/>
+          <w:color w:val="960000"/>
+          <w:sz w:val="20"/>
+        </w:rPr>
+        <w:t xml:space="preserve"> p5/p8 por accidente, hacen falta </w:t>
+      </w:r>
+      <w:r>
+        <w:rPr>
+          <w:b/>
+          <w:color w:val="960000"/>
+          <w:sz w:val="20"/>
+        </w:rPr>
+        <w:t>tres cierres dentro de la ventana</w:t>
+      </w:r>
+      <w:r>
+        <w:rPr>
+          <w:b w:val="0"/>
+          <w:color w:val="960000"/>
+          <w:sz w:val="20"/>
+        </w:rPr>
+        <w:t xml:space="preserve"> para componer una orden, y el equipo </w:t>
+      </w:r>
+      <w:r>
+        <w:rPr>
+          <w:b/>
+          <w:color w:val="960000"/>
+          <w:sz w:val="20"/>
+        </w:rPr>
+        <w:t>contesta con destellos</w:t>
+      </w:r>
+      <w:r>
+        <w:rPr>
+          <w:b w:val="0"/>
+          <w:color w:val="960000"/>
+          <w:sz w:val="20"/>
+        </w:rPr>
+        <w:t>. No es una vía de mando: es el residuo que impide que un roce cambie el modo.</w:t>
       </w:r>
     </w:p>
     <w:p>
@@ -20538,17 +22962,10 @@
       </w:pPr>
       <w:r>
         <w:rPr>
-          <w:b/>
-          <w:sz w:val="21"/>
-        </w:rPr>
-        <w:t>4. ~~Ese PIN de la app NO CADUCA. Riesgo conocido y ABIERTO (`AB-9`).~~</w:t>
-      </w:r>
-      <w:r>
-        <w:rPr>
-          <w:b w:val="0"/>
-          <w:sz w:val="21"/>
-        </w:rPr>
-        <w:t xml:space="preserve"> → 🟢 **EL PIN SÍ CADUCA</w:t>
+          <w:b w:val="0"/>
+          <w:sz w:val="21"/>
+        </w:rPr>
+        <w:t>**3.bis 🔴 CON LOS DOS POSTES EMPAREJADOS A LA VEZ, EL TELÉFONO PUEDE NO LLEGAR AL SEGUNDO — y</w:t>
       </w:r>
     </w:p>
     <w:p>
@@ -20560,19 +22977,7 @@
           <w:b w:val="0"/>
           <w:sz w:val="21"/>
         </w:rPr>
-        <w:t>DESDE EL 04/09. Se tacha en vez de borrarse, porque quien leyera esto como vigente dejaría el</w:t>
-      </w:r>
-    </w:p>
-    <w:p>
-      <w:pPr>
-        <w:spacing w:after="120"/>
-      </w:pPr>
-      <w:r>
-        <w:rPr>
-          <w:b w:val="0"/>
-          <w:sz w:val="21"/>
-        </w:rPr>
-        <w:t>teléfono desbloqueado creyendo que da igual.**</w:t>
+        <w:t>esta semana hubo que DESVINCULAR uno para entrar en el otro.**</w:t>
       </w:r>
     </w:p>
     <w:p>
@@ -20583,6 +22988,216 @@
       </w:pPr>
       <w:r>
         <w:rPr>
+          <w:b/>
+          <w:color w:val="960000"/>
+          <w:sz w:val="20"/>
+        </w:rPr>
+        <w:t>Pasó esta semana, con el equipo delante: para poder conectarse al ESCLAVO hubo que desvincular el MAESTRO en Ajustes de Android.</w:t>
+      </w:r>
+      <w:r>
+        <w:rPr>
+          <w:b w:val="0"/>
+          <w:color w:val="960000"/>
+          <w:sz w:val="20"/>
+        </w:rPr>
+        <w:t xml:space="preserve"> No se apuntó como avería del equipo porque no lo es; se apunta aquí porque </w:t>
+      </w:r>
+      <w:r>
+        <w:rPr>
+          <w:b/>
+          <w:color w:val="960000"/>
+          <w:sz w:val="20"/>
+        </w:rPr>
+        <w:t>es lo que un técnico se va a encontrar en el poste</w:t>
+      </w:r>
+      <w:r>
+        <w:rPr>
+          <w:b w:val="0"/>
+          <w:color w:val="960000"/>
+          <w:sz w:val="20"/>
+        </w:rPr>
+        <w:t xml:space="preserve"> y porque, sin escribirlo, la siguiente persona vuelve a perder el rato. </w:t>
+      </w:r>
+      <w:r>
+        <w:rPr>
+          <w:b/>
+          <w:color w:val="960000"/>
+          <w:sz w:val="20"/>
+        </w:rPr>
+        <w:t>`SIN VERIFICAR`: por qué pasa.</w:t>
+      </w:r>
+      <w:r>
+        <w:rPr>
+          <w:b w:val="0"/>
+          <w:color w:val="960000"/>
+          <w:sz w:val="20"/>
+        </w:rPr>
+        <w:t xml:space="preserve"> No se ha medido si es cosa de Android, del perfil SPP del </w:t>
+      </w:r>
+      <w:r>
+        <w:rPr>
+          <w:rFonts w:ascii="Consolas" w:hAnsi="Consolas"/>
+          <w:color w:val="960000"/>
+          <w:sz w:val="20"/>
+        </w:rPr>
+        <w:t>ESP32</w:t>
+      </w:r>
+      <w:r>
+        <w:rPr>
+          <w:b w:val="0"/>
+          <w:color w:val="960000"/>
+          <w:sz w:val="20"/>
+        </w:rPr>
+        <w:t xml:space="preserve">, de la app o de los tres. </w:t>
+      </w:r>
+      <w:r>
+        <w:rPr>
+          <w:b/>
+          <w:color w:val="960000"/>
+          <w:sz w:val="20"/>
+        </w:rPr>
+        <w:t>No se inventa una causa aquí</w:t>
+      </w:r>
+      <w:r>
+        <w:rPr>
+          <w:b w:val="0"/>
+          <w:color w:val="960000"/>
+          <w:sz w:val="20"/>
+        </w:rPr>
+        <w:t xml:space="preserve"> — este repositorio ya pagó una causa plausible y falsa escrita como medida. </w:t>
+      </w:r>
+      <w:r>
+        <w:rPr>
+          <w:b/>
+          <w:color w:val="960000"/>
+          <w:sz w:val="20"/>
+        </w:rPr>
+        <w:t>Lo que se sabe hacer, y funcionó:</w:t>
+      </w:r>
+      <w:r>
+        <w:rPr>
+          <w:b w:val="0"/>
+          <w:color w:val="960000"/>
+          <w:sz w:val="20"/>
+        </w:rPr>
+        <w:t xml:space="preserve"> desvincular en </w:t>
+      </w:r>
+      <w:r>
+        <w:rPr>
+          <w:b/>
+          <w:color w:val="960000"/>
+          <w:sz w:val="20"/>
+        </w:rPr>
+        <w:t>Ajustes de Android</w:t>
+      </w:r>
+      <w:r>
+        <w:rPr>
+          <w:b w:val="0"/>
+          <w:color w:val="960000"/>
+          <w:sz w:val="20"/>
+        </w:rPr>
+        <w:t xml:space="preserve"> el poste que no se va a operar, emparejar el que hace falta, y </w:t>
+      </w:r>
+      <w:r>
+        <w:rPr>
+          <w:b/>
+          <w:color w:val="960000"/>
+          <w:sz w:val="20"/>
+        </w:rPr>
+        <w:t>después</w:t>
+      </w:r>
+      <w:r>
+        <w:rPr>
+          <w:b w:val="0"/>
+          <w:color w:val="960000"/>
+          <w:sz w:val="20"/>
+        </w:rPr>
+        <w:t xml:space="preserve"> pulsar «Buscar Módulos Bluetooth» en la app. 🛑 </w:t>
+      </w:r>
+      <w:r>
+        <w:rPr>
+          <w:b/>
+          <w:color w:val="960000"/>
+          <w:sz w:val="20"/>
+        </w:rPr>
+        <w:t>Y por qué esto no es un detalle: es `D-16` en la práctica.</w:t>
+      </w:r>
+      <w:r>
+        <w:rPr>
+          <w:b w:val="0"/>
+          <w:color w:val="960000"/>
+          <w:sz w:val="20"/>
+        </w:rPr>
+        <w:t xml:space="preserve"> Retirado el mando de relés, un emparejamiento que falla </w:t>
+      </w:r>
+      <w:r>
+        <w:rPr>
+          <w:b/>
+          <w:color w:val="960000"/>
+          <w:sz w:val="20"/>
+        </w:rPr>
+        <w:t>deja el poste sin mando de ninguna clase</w:t>
+      </w:r>
+      <w:r>
+        <w:rPr>
+          <w:b w:val="0"/>
+          <w:color w:val="960000"/>
+          <w:sz w:val="20"/>
+        </w:rPr>
+        <w:t>. Dos técnicos con el mismo equipo emparejado, o un móvil sin batería, producen el mismo resultado. Ver el bloque del 05/09 al principio de este manual.</w:t>
+      </w:r>
+    </w:p>
+    <w:p>
+      <w:pPr>
+        <w:spacing w:after="120"/>
+      </w:pPr>
+      <w:r>
+        <w:rPr>
+          <w:b/>
+          <w:sz w:val="21"/>
+        </w:rPr>
+        <w:t>4. ~~Ese PIN de la app NO CADUCA. Riesgo conocido y ABIERTO (`AB-9`).~~</w:t>
+      </w:r>
+      <w:r>
+        <w:rPr>
+          <w:b w:val="0"/>
+          <w:sz w:val="21"/>
+        </w:rPr>
+        <w:t xml:space="preserve"> → 🟢 **EL PIN SÍ CADUCA</w:t>
+      </w:r>
+    </w:p>
+    <w:p>
+      <w:pPr>
+        <w:spacing w:after="120"/>
+      </w:pPr>
+      <w:r>
+        <w:rPr>
+          <w:b w:val="0"/>
+          <w:sz w:val="21"/>
+        </w:rPr>
+        <w:t>DESDE EL 04/09. Se tacha en vez de borrarse, porque quien leyera esto como vigente dejaría el</w:t>
+      </w:r>
+    </w:p>
+    <w:p>
+      <w:pPr>
+        <w:spacing w:after="120"/>
+      </w:pPr>
+      <w:r>
+        <w:rPr>
+          <w:b w:val="0"/>
+          <w:sz w:val="21"/>
+        </w:rPr>
+        <w:t>teléfono desbloqueado creyendo que da igual.**</w:t>
+      </w:r>
+    </w:p>
+    <w:p>
+      <w:pPr>
+        <w:spacing w:after="160"/>
+        <w:ind w:left="360"/>
+        <w:shd w:val="clear" w:fill="FFF4E5"/>
+      </w:pPr>
+      <w:r>
+        <w:rPr>
           <w:b w:val="0"/>
           <w:color w:val="960000"/>
           <w:sz w:val="20"/>
@@ -20939,7 +23554,7 @@
           <w:color w:val="960000"/>
           <w:sz w:val="20"/>
         </w:rPr>
-        <w:t xml:space="preserve"> — y mientras el mando de relés no se haya visto entrar en tarjeta (§7, </w:t>
+        <w:t xml:space="preserve"> — y ~~mientras el mando de relés no se haya visto entrar en tarjeta (§7, </w:t>
       </w:r>
       <w:r>
         <w:rPr>
@@ -20955,7 +23570,39 @@
           <w:color w:val="960000"/>
           <w:sz w:val="20"/>
         </w:rPr>
-        <w:t xml:space="preserve">), la app es la única vía de mando comprobada: eso es todo el mando del equipo. ⚠️ </w:t>
+        <w:t xml:space="preserve">)~~ </w:t>
+      </w:r>
+      <w:r>
+        <w:rPr>
+          <w:b/>
+          <w:color w:val="960000"/>
+          <w:sz w:val="20"/>
+        </w:rPr>
+        <w:t>desde el 05/09, con el mando retirado (`D-1`)</w:t>
+      </w:r>
+      <w:r>
+        <w:rPr>
+          <w:b w:val="0"/>
+          <w:color w:val="960000"/>
+          <w:sz w:val="20"/>
+        </w:rPr>
+        <w:t xml:space="preserve">, la app </w:t>
+      </w:r>
+      <w:r>
+        <w:rPr>
+          <w:b/>
+          <w:color w:val="960000"/>
+          <w:sz w:val="20"/>
+        </w:rPr>
+        <w:t>es la única vía de mando que existe</w:t>
+      </w:r>
+      <w:r>
+        <w:rPr>
+          <w:b w:val="0"/>
+          <w:color w:val="960000"/>
+          <w:sz w:val="20"/>
+        </w:rPr>
+        <w:t xml:space="preserve">: eso es todo el mando del equipo. ⚠️ </w:t>
       </w:r>
       <w:r>
         <w:rPr>
@@ -23650,14 +26297,35 @@
                 <w:b w:val="0"/>
                 <w:sz w:val="19"/>
               </w:rPr>
-              <w:t xml:space="preserve">🟠 </w:t>
+              <w:t xml:space="preserve">⛔ </w:t>
             </w:r>
             <w:r>
               <w:rPr>
                 <w:b/>
                 <w:sz w:val="19"/>
               </w:rPr>
-              <w:t>No se pudo accionar en banco (`N-118`). Firmware corregido, SIN ejercer en tarjeta</w:t>
+              <w:t>NO EXISTE (`D-1`, 05/09).</w:t>
+            </w:r>
+            <w:r>
+              <w:rPr>
+                <w:b w:val="0"/>
+                <w:sz w:val="19"/>
+              </w:rPr>
+              <w:t xml:space="preserve"> ~~No se pudo accionar en banco (</w:t>
+            </w:r>
+            <w:r>
+              <w:rPr>
+                <w:rFonts w:ascii="Consolas" w:hAnsi="Consolas"/>
+                <w:sz w:val="19"/>
+              </w:rPr>
+              <w:t>N-118</w:t>
+            </w:r>
+            <w:r>
+              <w:rPr>
+                <w:b w:val="0"/>
+                <w:sz w:val="19"/>
+              </w:rPr>
+              <w:t>); firmware corregido, sin ejercer en tarjeta~~</w:t>
             </w:r>
           </w:p>
         </w:tc>
@@ -23672,14 +26340,14 @@
                 <w:b w:val="0"/>
                 <w:sz w:val="19"/>
               </w:rPr>
-              <w:t xml:space="preserve">🟠 </w:t>
+              <w:t xml:space="preserve">⛔ </w:t>
             </w:r>
             <w:r>
               <w:rPr>
                 <w:b/>
                 <w:sz w:val="19"/>
               </w:rPr>
-              <w:t>Igual — y aquí es además la única vía de mando de la punta</w:t>
+              <w:t>NO EXISTE — y aquí es lo grave: era la única vía de mando de esta punta</w:t>
             </w:r>
           </w:p>
         </w:tc>
@@ -24091,15 +26759,15 @@
           <w:color w:val="960000"/>
           <w:sz w:val="20"/>
         </w:rPr>
-        <w:t>ESA FILA HA CAMBIADO DOS VECES Y HAY QUE LEER LAS DOS.</w:t>
-      </w:r>
-      <w:r>
-        <w:rPr>
-          <w:b w:val="0"/>
-          <w:color w:val="960000"/>
-          <w:sz w:val="20"/>
-        </w:rPr>
-        <w:t xml:space="preserve"> </w:t>
+        <w:t>ESA FILA HA CAMBIADO TRES VECES Y LA ÚLTIMA LAS CIERRA.</w:t>
+      </w:r>
+      <w:r>
+        <w:rPr>
+          <w:b w:val="0"/>
+          <w:color w:val="960000"/>
+          <w:sz w:val="20"/>
+        </w:rPr>
+        <w:t xml:space="preserve"> ~~</w:t>
       </w:r>
       <w:r>
         <w:rPr>
@@ -24227,23 +26895,7 @@
           <w:color w:val="960000"/>
           <w:sz w:val="20"/>
         </w:rPr>
-        <w:t xml:space="preserve">, así que </w:t>
-      </w:r>
-      <w:r>
-        <w:rPr>
-          <w:b/>
-          <w:color w:val="960000"/>
-          <w:sz w:val="20"/>
-        </w:rPr>
-        <w:t>nunca había flanco y ninguna secuencia se reconocía</w:t>
-      </w:r>
-      <w:r>
-        <w:rPr>
-          <w:b w:val="0"/>
-          <w:color w:val="960000"/>
-          <w:sz w:val="20"/>
-        </w:rPr>
-        <w:t xml:space="preserve">, en ninguna de las dos puntas. </w:t>
+        <w:t xml:space="preserve">, así que nunca había flanco. </w:t>
       </w:r>
       <w:r>
         <w:rPr>
@@ -24291,31 +26943,31 @@
           <w:color w:val="960000"/>
           <w:sz w:val="20"/>
         </w:rPr>
-        <w:t xml:space="preserve"> —</w:t>
-      </w:r>
-      <w:r>
-        <w:rPr>
-          <w:b/>
-          <w:color w:val="960000"/>
-          <w:sz w:val="20"/>
-        </w:rPr>
-        <w:t>activo en ALTO</w:t>
-      </w:r>
-      <w:r>
-        <w:rPr>
-          <w:b w:val="0"/>
-          <w:color w:val="960000"/>
-          <w:sz w:val="20"/>
-        </w:rPr>
-        <w:t xml:space="preserve">—, y el gesto de accionamiento pasa a ser </w:t>
-      </w:r>
-      <w:r>
-        <w:rPr>
-          <w:b/>
-          <w:color w:val="960000"/>
-          <w:sz w:val="20"/>
-        </w:rPr>
-        <w:t>cerrar contra los 3,3 V del pin de al lado</w:t>
+        <w:t xml:space="preserve">, y el gesto pasa a ser cerrar contra los 3,3 V del pin de al lado.~~ 🔴 </w:t>
+      </w:r>
+      <w:r>
+        <w:rPr>
+          <w:b/>
+          <w:color w:val="960000"/>
+          <w:sz w:val="20"/>
+        </w:rPr>
+        <w:t>05/09 — LA FILA NO SE PONE EN VERDE NI EN NARANJA: SE VA.</w:t>
+      </w:r>
+      <w:r>
+        <w:rPr>
+          <w:b w:val="0"/>
+          <w:color w:val="960000"/>
+          <w:sz w:val="20"/>
+        </w:rPr>
+        <w:t xml:space="preserve"> El mando de relés </w:t>
+      </w:r>
+      <w:r>
+        <w:rPr>
+          <w:b/>
+          <w:color w:val="960000"/>
+          <w:sz w:val="20"/>
+        </w:rPr>
+        <w:t>se retiró como hardware</w:t>
       </w:r>
       <w:r>
         <w:rPr>
@@ -24331,63 +26983,111 @@
           <w:color w:val="960000"/>
           <w:sz w:val="20"/>
         </w:rPr>
-        <w:t>J16</w:t>
-      </w:r>
-      <w:r>
-        <w:rPr>
-          <w:b w:val="0"/>
-          <w:color w:val="960000"/>
-          <w:sz w:val="20"/>
-        </w:rPr>
-        <w:t xml:space="preserve"> p5-p4 canal </w:t>
-      </w:r>
-      <w:r>
-        <w:rPr>
-          <w:rFonts w:ascii="Consolas" w:hAnsi="Consolas"/>
-          <w:color w:val="960000"/>
-          <w:sz w:val="20"/>
-        </w:rPr>
-        <w:t>A</w:t>
-      </w:r>
-      <w:r>
-        <w:rPr>
-          <w:b w:val="0"/>
-          <w:color w:val="960000"/>
-          <w:sz w:val="20"/>
-        </w:rPr>
-        <w:t xml:space="preserve">, p8-p7 canal </w:t>
-      </w:r>
-      <w:r>
-        <w:rPr>
-          <w:rFonts w:ascii="Consolas" w:hAnsi="Consolas"/>
-          <w:color w:val="960000"/>
-          <w:sz w:val="20"/>
-        </w:rPr>
-        <w:t>B</w:t>
-      </w:r>
-      <w:r>
-        <w:rPr>
-          <w:b w:val="0"/>
-          <w:color w:val="960000"/>
-          <w:sz w:val="20"/>
-        </w:rPr>
-        <w:t xml:space="preserve">). </w:t>
-      </w:r>
-      <w:r>
-        <w:rPr>
-          <w:b/>
-          <w:color w:val="960000"/>
-          <w:sz w:val="20"/>
-        </w:rPr>
-        <w:t>El arreglo no se ha cargado ni ejercido en tarjeta, así que la fila no se pone en verde.</w:t>
-      </w:r>
-      <w:r>
-        <w:rPr>
-          <w:b w:val="0"/>
-          <w:color w:val="960000"/>
-          <w:sz w:val="20"/>
-        </w:rPr>
-        <w:t xml:space="preserve"> Ver §7.</w:t>
+        <w:t>D-1</w:t>
+      </w:r>
+      <w:r>
+        <w:rPr>
+          <w:b w:val="0"/>
+          <w:color w:val="960000"/>
+          <w:sz w:val="20"/>
+        </w:rPr>
+        <w:t xml:space="preserve">): no hay emisor, el receptor RF </w:t>
+      </w:r>
+      <w:r>
+        <w:rPr>
+          <w:b/>
+          <w:color w:val="960000"/>
+          <w:sz w:val="20"/>
+        </w:rPr>
+        <w:t>nunca se compró</w:t>
+      </w:r>
+      <w:r>
+        <w:rPr>
+          <w:b w:val="0"/>
+          <w:color w:val="960000"/>
+          <w:sz w:val="20"/>
+        </w:rPr>
+        <w:t xml:space="preserve"> y no hay pulsadores. </w:t>
+      </w:r>
+      <w:r>
+        <w:rPr>
+          <w:rFonts w:ascii="Consolas" w:hAnsi="Consolas"/>
+          <w:color w:val="960000"/>
+          <w:sz w:val="20"/>
+        </w:rPr>
+        <w:t>N-118</w:t>
+      </w:r>
+      <w:r>
+        <w:rPr>
+          <w:b w:val="0"/>
+          <w:color w:val="960000"/>
+          <w:sz w:val="20"/>
+        </w:rPr>
+        <w:t xml:space="preserve"> queda </w:t>
+      </w:r>
+      <w:r>
+        <w:rPr>
+          <w:b/>
+          <w:color w:val="960000"/>
+          <w:sz w:val="20"/>
+        </w:rPr>
+        <w:t>cerrado</w:t>
+      </w:r>
+      <w:r>
+        <w:rPr>
+          <w:b w:val="0"/>
+          <w:color w:val="960000"/>
+          <w:sz w:val="20"/>
+        </w:rPr>
+        <w:t xml:space="preserve"> —era el firmware viejo, arreglado en </w:t>
+      </w:r>
+      <w:r>
+        <w:rPr>
+          <w:rFonts w:ascii="Consolas" w:hAnsi="Consolas"/>
+          <w:color w:val="960000"/>
+          <w:sz w:val="20"/>
+        </w:rPr>
+        <w:t>346ea5f</w:t>
+      </w:r>
+      <w:r>
+        <w:rPr>
+          <w:b w:val="0"/>
+          <w:color w:val="960000"/>
+          <w:sz w:val="20"/>
+        </w:rPr>
+        <w:t xml:space="preserve">— y </w:t>
+      </w:r>
+      <w:r>
+        <w:rPr>
+          <w:b/>
+          <w:color w:val="960000"/>
+          <w:sz w:val="20"/>
+        </w:rPr>
+        <w:t>deja de importar</w:t>
+      </w:r>
+      <w:r>
+        <w:rPr>
+          <w:b w:val="0"/>
+          <w:color w:val="960000"/>
+          <w:sz w:val="20"/>
+        </w:rPr>
+        <w:t xml:space="preserve">, porque no hay nada que conectar a esos pines. </w:t>
+      </w:r>
+      <w:r>
+        <w:rPr>
+          <w:b/>
+          <w:color w:val="960000"/>
+          <w:sz w:val="20"/>
+        </w:rPr>
+        <w:t>Lo que queda escrito arriba se conserva tachado</w:t>
+      </w:r>
+      <w:r>
+        <w:rPr>
+          <w:b w:val="0"/>
+          <w:color w:val="960000"/>
+          <w:sz w:val="20"/>
+        </w:rPr>
+        <w:t xml:space="preserve"> para que quien tenga el informe de banco del 3–4/09 delante pueda cruzarlo.</w:t>
       </w:r>
     </w:p>
     <w:p>
@@ -24400,7 +27100,15 @@
           <w:color w:val="003366"/>
           <w:sz w:val="23"/>
         </w:rPr>
-        <w:t>🛑 La consecuencia, dicha en voz alta</w:t>
+        <w:t xml:space="preserve">🛑 La consecuencia, dicha en voz alta — </w:t>
+      </w:r>
+      <w:r>
+        <w:rPr>
+          <w:b/>
+          <w:color w:val="003366"/>
+          <w:sz w:val="23"/>
+        </w:rPr>
+        <w:t>y desde el 05/09 ya no está pendiente de nada</w:t>
       </w:r>
     </w:p>
     <w:p>
@@ -24419,7 +27127,7 @@
           <w:b w:val="0"/>
           <w:sz w:val="21"/>
         </w:rPr>
-        <w:t xml:space="preserve"> Sólo con el</w:t>
+        <w:t xml:space="preserve"> ~~Sólo con el</w:t>
       </w:r>
     </w:p>
     <w:p>
@@ -24499,7 +27207,85 @@
           <w:b w:val="0"/>
           <w:sz w:val="21"/>
         </w:rPr>
-        <w:t xml:space="preserve"> del Manual 15)*.</w:t>
+        <w:t xml:space="preserve"> del Manual 15)*.~~</w:t>
+      </w:r>
+    </w:p>
+    <w:p>
+      <w:pPr>
+        <w:spacing w:after="120"/>
+      </w:pPr>
+      <w:r>
+        <w:rPr>
+          <w:b w:val="0"/>
+          <w:sz w:val="21"/>
+        </w:rPr>
+        <w:t xml:space="preserve">🔴 </w:t>
+      </w:r>
+      <w:r>
+        <w:rPr>
+          <w:b/>
+          <w:sz w:val="21"/>
+        </w:rPr>
+        <w:t>05/09 (`D-1`): TAMPOCO CON EL MANDO, PORQUE EL MANDO NO EXISTE.</w:t>
+      </w:r>
+      <w:r>
+        <w:rPr>
+          <w:b w:val="0"/>
+          <w:sz w:val="21"/>
+        </w:rPr>
+        <w:t xml:space="preserve"> Se retiró como hardware</w:t>
+      </w:r>
+    </w:p>
+    <w:p>
+      <w:pPr>
+        <w:spacing w:after="120"/>
+      </w:pPr>
+      <w:r>
+        <w:rPr>
+          <w:b w:val="0"/>
+          <w:sz w:val="21"/>
+        </w:rPr>
+        <w:t xml:space="preserve">—emisor, receptor y pulsadores—, y la línea </w:t>
+      </w:r>
+      <w:r>
+        <w:rPr>
+          <w:rFonts w:ascii="Consolas" w:hAnsi="Consolas"/>
+          <w:sz w:val="21"/>
+        </w:rPr>
+        <w:t>A9</w:t>
+      </w:r>
+      <w:r>
+        <w:rPr>
+          <w:b w:val="0"/>
+          <w:sz w:val="21"/>
+        </w:rPr>
+        <w:t xml:space="preserve"> del Manual 15 </w:t>
+      </w:r>
+      <w:r>
+        <w:rPr>
+          <w:b/>
+          <w:sz w:val="21"/>
+        </w:rPr>
+        <w:t>deja de ser una compra pendiente</w:t>
+      </w:r>
+      <w:r>
+        <w:rPr>
+          <w:b w:val="0"/>
+          <w:sz w:val="21"/>
+        </w:rPr>
+        <w:t>.</w:t>
+      </w:r>
+    </w:p>
+    <w:p>
+      <w:pPr>
+        <w:spacing w:after="120"/>
+      </w:pPr>
+      <w:r>
+        <w:rPr>
+          <w:b w:val="0"/>
+          <w:sz w:val="21"/>
+        </w:rPr>
+        <w:t>Lo que era *«falta comprar el receptor»* pasa a ser *«no va a haber receptor»*.</w:t>
       </w:r>
     </w:p>
     <w:p>
@@ -24514,7 +27300,7 @@
           <w:color w:val="960000"/>
           <w:sz w:val="20"/>
         </w:rPr>
-        <w:t xml:space="preserve">🛑 </w:t>
+        <w:t>🛑 ~~</w:t>
       </w:r>
       <w:r>
         <w:rPr>
@@ -24530,7 +27316,7 @@
           <w:color w:val="960000"/>
           <w:sz w:val="20"/>
         </w:rPr>
-        <w:t xml:space="preserve"> * </w:t>
+        <w:t>~~ * ~~</w:t>
       </w:r>
       <w:r>
         <w:rPr>
@@ -24546,102 +27332,6 @@
           <w:color w:val="960000"/>
           <w:sz w:val="20"/>
         </w:rPr>
-        <w:t xml:space="preserve"> Con el firmware de hoy leyendo activo en ALTO, un </w:t>
-      </w:r>
-      <w:r>
-        <w:rPr>
-          <w:rFonts w:ascii="Consolas" w:hAnsi="Consolas"/>
-          <w:color w:val="960000"/>
-          <w:sz w:val="20"/>
-        </w:rPr>
-        <w:t>NO</w:t>
-      </w:r>
-      <w:r>
-        <w:rPr>
-          <w:b w:val="0"/>
-          <w:color w:val="960000"/>
-          <w:sz w:val="20"/>
-        </w:rPr>
-        <w:t xml:space="preserve"> deja el pin en 0 V en reposo —lo fijan </w:t>
-      </w:r>
-      <w:r>
-        <w:rPr>
-          <w:rFonts w:ascii="Consolas" w:hAnsi="Consolas"/>
-          <w:color w:val="960000"/>
-          <w:sz w:val="20"/>
-        </w:rPr>
-        <w:t>R65</w:t>
-      </w:r>
-      <w:r>
-        <w:rPr>
-          <w:b w:val="0"/>
-          <w:color w:val="960000"/>
-          <w:sz w:val="20"/>
-        </w:rPr>
-        <w:t>/</w:t>
-      </w:r>
-      <w:r>
-        <w:rPr>
-          <w:rFonts w:ascii="Consolas" w:hAnsi="Consolas"/>
-          <w:color w:val="960000"/>
-          <w:sz w:val="20"/>
-        </w:rPr>
-        <w:t>R66</w:t>
-      </w:r>
-      <w:r>
-        <w:rPr>
-          <w:b w:val="0"/>
-          <w:color w:val="960000"/>
-          <w:sz w:val="20"/>
-        </w:rPr>
-        <w:t xml:space="preserve">— y produce el flanco de subida al cerrar. Un </w:t>
-      </w:r>
-      <w:r>
-        <w:rPr>
-          <w:rFonts w:ascii="Consolas" w:hAnsi="Consolas"/>
-          <w:color w:val="960000"/>
-          <w:sz w:val="20"/>
-        </w:rPr>
-        <w:t>NC</w:t>
-      </w:r>
-      <w:r>
-        <w:rPr>
-          <w:b w:val="0"/>
-          <w:color w:val="960000"/>
-          <w:sz w:val="20"/>
-        </w:rPr>
-        <w:t xml:space="preserve"> dejaría el pin en alto permanente. Y con </w:t>
-      </w:r>
-      <w:r>
-        <w:rPr>
-          <w:rFonts w:ascii="Consolas" w:hAnsi="Consolas"/>
-          <w:color w:val="960000"/>
-          <w:sz w:val="20"/>
-        </w:rPr>
-        <w:t>NO</w:t>
-      </w:r>
-      <w:r>
-        <w:rPr>
-          <w:b w:val="0"/>
-          <w:color w:val="960000"/>
-          <w:sz w:val="20"/>
-        </w:rPr>
-        <w:t xml:space="preserve">, un canal caído o un receptor sin alimentación quedan en reposo: </w:t>
-      </w:r>
-      <w:r>
-        <w:rPr>
-          <w:b/>
-          <w:color w:val="960000"/>
-          <w:sz w:val="20"/>
-        </w:rPr>
-        <w:t>el mando no manda nada en vez de mandar solo.</w:t>
-      </w:r>
-      <w:r>
-        <w:rPr>
-          <w:b w:val="0"/>
-          <w:color w:val="960000"/>
-          <w:sz w:val="20"/>
-        </w:rPr>
         <w:t xml:space="preserve"> Sigue </w:t>
       </w:r>
       <w:r>
@@ -24658,7 +27348,23 @@
           <w:color w:val="960000"/>
           <w:sz w:val="20"/>
         </w:rPr>
-        <w:t xml:space="preserve">. * </w:t>
+        <w:t xml:space="preserve">.~~ → </w:t>
+      </w:r>
+      <w:r>
+        <w:rPr>
+          <w:b/>
+          <w:color w:val="960000"/>
+          <w:sz w:val="20"/>
+        </w:rPr>
+        <w:t>Caducado: no se compra.</w:t>
+      </w:r>
+      <w:r>
+        <w:rPr>
+          <w:b w:val="0"/>
+          <w:color w:val="960000"/>
+          <w:sz w:val="20"/>
+        </w:rPr>
+        <w:t xml:space="preserve"> * ~~</w:t>
       </w:r>
       <w:r>
         <w:rPr>
@@ -24706,103 +27412,176 @@
           <w:color w:val="960000"/>
           <w:sz w:val="20"/>
         </w:rPr>
-        <w:t xml:space="preserve">. Comprar el receptor no cierra por sí solo esta casilla; hace falta la prueba de banco del mando con el firmware nuevo dentro. </w:t>
-      </w:r>
-      <w:r>
-        <w:rPr>
-          <w:b/>
-          <w:color w:val="960000"/>
-          <w:sz w:val="20"/>
-        </w:rPr>
-        <w:t>Sumado a que el Esclavo no tiene `SET_MODO` por Bluetooth (fila 1 de esta tabla), HOY NO HAY NINGUNA FORMA DEMOSTRADA DE ORDENARLE UN MODO AL ESCLAVO ESTANDO DELANTE DE ÉL:</w:t>
-      </w:r>
-      <w:r>
-        <w:rPr>
-          <w:b w:val="0"/>
-          <w:color w:val="960000"/>
-          <w:sz w:val="20"/>
-        </w:rPr>
-        <w:t xml:space="preserve"> ni la app, ni el mando, ni los botones, ni la pantalla. Lo único que el Esclavo sigue aceptando de la app es lo que ya dice esta tabla —ámbar de emergencia, solicitar paso y </w:t>
-      </w:r>
-      <w:r>
-        <w:rPr>
-          <w:rFonts w:ascii="Consolas" w:hAnsi="Consolas"/>
-          <w:color w:val="960000"/>
-          <w:sz w:val="20"/>
+        <w:t xml:space="preserve">.~~ → </w:t>
+      </w:r>
+      <w:r>
+        <w:rPr>
+          <w:b/>
+          <w:color w:val="960000"/>
+          <w:sz w:val="20"/>
+        </w:rPr>
+        <w:t>Caducado: `N-118` cerrado, y no hay mando que ejercer.</w:t>
+      </w:r>
+    </w:p>
+    <w:p>
+      <w:pPr>
+        <w:spacing w:after="120"/>
+      </w:pPr>
+      <w:r>
+        <w:rPr>
+          <w:b w:val="0"/>
+          <w:sz w:val="21"/>
+        </w:rPr>
+        <w:t>🔴 **LO QUE SÍ QUEDA, Y AHORA ES DEFINITIVO: NO HAY NINGUNA FORMA DE ORDENARLE UN MODO AL ESCLAVO</w:t>
+      </w:r>
+    </w:p>
+    <w:p>
+      <w:pPr>
+        <w:spacing w:after="120"/>
+      </w:pPr>
+      <w:r>
+        <w:rPr>
+          <w:b w:val="0"/>
+          <w:sz w:val="21"/>
+        </w:rPr>
+        <w:t xml:space="preserve">ESTANDO DELANTE DE ÉL.** Ni la app —no existe ni un solo </w:t>
+      </w:r>
+      <w:r>
+        <w:rPr>
+          <w:rFonts w:ascii="Consolas" w:hAnsi="Consolas"/>
+          <w:sz w:val="21"/>
+        </w:rPr>
+        <w:t>SET_MODO</w:t>
+      </w:r>
+      <w:r>
+        <w:rPr>
+          <w:b w:val="0"/>
+          <w:sz w:val="21"/>
+        </w:rPr>
+        <w:t xml:space="preserve"> en esa punta—, ni el mando, ni</w:t>
+      </w:r>
+    </w:p>
+    <w:p>
+      <w:pPr>
+        <w:spacing w:after="120"/>
+      </w:pPr>
+      <w:r>
+        <w:rPr>
+          <w:b w:val="0"/>
+          <w:sz w:val="21"/>
+        </w:rPr>
+        <w:t>los botones, ni la pantalla. Lo único que el Esclavo acepta de la app es lo que ya dice esta tabla</w:t>
+      </w:r>
+    </w:p>
+    <w:p>
+      <w:pPr>
+        <w:spacing w:after="120"/>
+      </w:pPr>
+      <w:r>
+        <w:rPr>
+          <w:b w:val="0"/>
+          <w:sz w:val="21"/>
+        </w:rPr>
+        <w:t xml:space="preserve">—ámbar de emergencia, retirarlo, solicitar paso y </w:t>
+      </w:r>
+      <w:r>
+        <w:rPr>
+          <w:rFonts w:ascii="Consolas" w:hAnsi="Consolas"/>
+          <w:sz w:val="21"/>
         </w:rPr>
         <w:t>SET_RTC</w:t>
       </w:r>
       <w:r>
         <w:rPr>
           <w:b w:val="0"/>
-          <w:color w:val="960000"/>
-          <w:sz w:val="20"/>
+          <w:sz w:val="21"/>
         </w:rPr>
         <w:t xml:space="preserve">—, que </w:t>
       </w:r>
       <w:r>
         <w:rPr>
           <w:b/>
-          <w:color w:val="960000"/>
-          <w:sz w:val="20"/>
+          <w:sz w:val="21"/>
         </w:rPr>
         <w:t>no es cambiar de modo</w:t>
       </w:r>
       <w:r>
         <w:rPr>
           <w:b w:val="0"/>
-          <w:color w:val="960000"/>
-          <w:sz w:val="20"/>
-        </w:rPr>
-        <w:t xml:space="preserve">. </w:t>
-      </w:r>
-      <w:r>
-        <w:rPr>
-          <w:b/>
-          <w:color w:val="960000"/>
-          <w:sz w:val="20"/>
+          <w:sz w:val="21"/>
+        </w:rPr>
+        <w:t>.</w:t>
+      </w:r>
+    </w:p>
+    <w:p>
+      <w:pPr>
+        <w:spacing w:after="120"/>
+      </w:pPr>
+      <w:r>
+        <w:rPr>
+          <w:b/>
+          <w:sz w:val="21"/>
         </w:rPr>
         <w:t>Lo que sí sigue funcionando es el Esclavo obedeciendo al Maestro por radio</w:t>
       </w:r>
       <w:r>
         <w:rPr>
           <w:b w:val="0"/>
-          <w:color w:val="960000"/>
-          <w:sz w:val="20"/>
-        </w:rPr>
-        <w:t xml:space="preserve">, que es su trabajo normal. Lo que ha desaparecido es </w:t>
-      </w:r>
-      <w:r>
-        <w:rPr>
-          <w:b/>
-          <w:color w:val="960000"/>
-          <w:sz w:val="20"/>
+          <w:sz w:val="21"/>
+        </w:rPr>
+        <w:t>, que es su trabajo</w:t>
+      </w:r>
+    </w:p>
+    <w:p>
+      <w:pPr>
+        <w:spacing w:after="120"/>
+      </w:pPr>
+      <w:r>
+        <w:rPr>
+          <w:b w:val="0"/>
+          <w:sz w:val="21"/>
+        </w:rPr>
+        <w:t xml:space="preserve">normal. Lo que ha desaparecido es </w:t>
+      </w:r>
+      <w:r>
+        <w:rPr>
+          <w:b/>
+          <w:sz w:val="21"/>
         </w:rPr>
         <w:t>la vía local</w:t>
       </w:r>
       <w:r>
         <w:rPr>
           <w:b w:val="0"/>
-          <w:color w:val="960000"/>
-          <w:sz w:val="20"/>
-        </w:rPr>
-        <w:t xml:space="preserve">: el técnico que está junto al poste 2 </w:t>
-      </w:r>
-      <w:r>
-        <w:rPr>
-          <w:b/>
-          <w:color w:val="960000"/>
-          <w:sz w:val="20"/>
-        </w:rPr>
-        <w:t>no puede decidir nada allí</w:t>
-      </w:r>
-      <w:r>
-        <w:rPr>
-          <w:b w:val="0"/>
-          <w:color w:val="960000"/>
-          <w:sz w:val="20"/>
-        </w:rPr>
-        <w:t>, tiene que ir al Maestro. Con el enlace de radio caído, tampoco desde allí.</w:t>
+          <w:sz w:val="21"/>
+        </w:rPr>
+        <w:t>: el técnico que está junto al Poste 2 **no puede</w:t>
+      </w:r>
+    </w:p>
+    <w:p>
+      <w:pPr>
+        <w:spacing w:after="120"/>
+      </w:pPr>
+      <w:r>
+        <w:rPr>
+          <w:b w:val="0"/>
+          <w:sz w:val="21"/>
+        </w:rPr>
+        <w:t>decidir nada allí</w:t>
+      </w:r>
+      <w:r>
+        <w:rPr>
+          <w:b/>
+          <w:sz w:val="21"/>
+        </w:rPr>
+        <w:t xml:space="preserve">, tiene que ir al Maestro. </w:t>
+      </w:r>
+      <w:r>
+        <w:rPr>
+          <w:b w:val="0"/>
+          <w:sz w:val="21"/>
+        </w:rPr>
+        <w:t>Con el enlace de radio caído, tampoco desde allí.**</w:t>
       </w:r>
     </w:p>
     <w:p>
@@ -24813,19 +27592,27 @@
       </w:pPr>
       <w:r>
         <w:rPr>
-          <w:b/>
-          <w:color w:val="960000"/>
-          <w:sz w:val="20"/>
-        </w:rPr>
-        <w:t>Sin ese receptor, la única forma de entrar o salir del Degradado en el Esclavo es SUBIR AL GABINETE</w:t>
-      </w:r>
-      <w:r>
-        <w:rPr>
-          <w:b w:val="0"/>
-          <w:color w:val="960000"/>
-          <w:sz w:val="20"/>
-        </w:rPr>
-        <w:t xml:space="preserve"> — y ni así, porque allí arriba lo que había era el menú de la pantalla, que hoy </w:t>
+          <w:b w:val="0"/>
+          <w:color w:val="960000"/>
+          <w:sz w:val="20"/>
+        </w:rPr>
+        <w:t xml:space="preserve">🛑 </w:t>
+      </w:r>
+      <w:r>
+        <w:rPr>
+          <w:b/>
+          <w:color w:val="960000"/>
+          <w:sz w:val="20"/>
+        </w:rPr>
+        <w:t>Y la salida que este apartado dejaba escrita como último recurso ya no está:</w:t>
+      </w:r>
+      <w:r>
+        <w:rPr>
+          <w:b w:val="0"/>
+          <w:color w:val="960000"/>
+          <w:sz w:val="20"/>
+        </w:rPr>
+        <w:t xml:space="preserve"> ~~*«sin ese receptor, la única forma de entrar o salir del Degradado en el Esclavo es SUBIR AL GABINETE»*~~ — arriba no hay nada que pulsar: el menú de la pantalla </w:t>
       </w:r>
       <w:r>
         <w:rPr>
@@ -24849,6 +27636,38 @@
           <w:color w:val="960000"/>
           <w:sz w:val="20"/>
         </w:rPr>
+        <w:t>Subir al gabinete no es una vía de mando; es sólo cortar la energía</w:t>
+      </w:r>
+      <w:r>
+        <w:rPr>
+          <w:b w:val="0"/>
+          <w:color w:val="960000"/>
+          <w:sz w:val="20"/>
+        </w:rPr>
+        <w:t xml:space="preserve">, y al devolverla el equipo se queda </w:t>
+      </w:r>
+      <w:r>
+        <w:rPr>
+          <w:b/>
+          <w:color w:val="960000"/>
+          <w:sz w:val="20"/>
+        </w:rPr>
+        <w:t>EN ESPERA DE SELECCIÓN DE MODO</w:t>
+      </w:r>
+      <w:r>
+        <w:rPr>
+          <w:b w:val="0"/>
+          <w:color w:val="960000"/>
+          <w:sz w:val="20"/>
+        </w:rPr>
+        <w:t xml:space="preserve"> (§3). </w:t>
+      </w:r>
+      <w:r>
+        <w:rPr>
+          <w:b/>
+          <w:color w:val="960000"/>
+          <w:sz w:val="20"/>
+        </w:rPr>
         <w:t>Eso deshace justo lo que se había ganado:</w:t>
       </w:r>
       <w:r>
@@ -24865,7 +27684,31 @@
           <w:color w:val="960000"/>
           <w:sz w:val="20"/>
         </w:rPr>
-        <w:t>para el Degradado, hoy no.</w:t>
+        <w:t>para cambiar de modo en esa punta, hoy no hay vía de ninguna clase.</w:t>
+      </w:r>
+      <w:r>
+        <w:rPr>
+          <w:b w:val="0"/>
+          <w:color w:val="960000"/>
+          <w:sz w:val="20"/>
+        </w:rPr>
+        <w:t xml:space="preserve"> Es </w:t>
+      </w:r>
+      <w:r>
+        <w:rPr>
+          <w:rFonts w:ascii="Consolas" w:hAnsi="Consolas"/>
+          <w:color w:val="960000"/>
+          <w:sz w:val="20"/>
+        </w:rPr>
+        <w:t>D-16</w:t>
+      </w:r>
+      <w:r>
+        <w:rPr>
+          <w:b w:val="0"/>
+          <w:color w:val="960000"/>
+          <w:sz w:val="20"/>
+        </w:rPr>
+        <w:t>.</w:t>
       </w:r>
     </w:p>
     <w:p>
@@ -25101,7 +27944,7 @@
           <w:color w:val="960000"/>
           <w:sz w:val="20"/>
         </w:rPr>
-        <w:t xml:space="preserve">: mandaba a usar la única vía que </w:t>
+        <w:t xml:space="preserve">: mandaba a usar una vía que </w:t>
       </w:r>
       <w:r>
         <w:rPr>
@@ -25117,23 +27960,63 @@
           <w:color w:val="960000"/>
           <w:sz w:val="20"/>
         </w:rPr>
-        <w:t xml:space="preserve"> —el receptor RF del mando nunca se compró y </w:t>
-      </w:r>
-      <w:r>
-        <w:rPr>
-          <w:rFonts w:ascii="Consolas" w:hAnsi="Consolas"/>
-          <w:color w:val="960000"/>
-          <w:sz w:val="20"/>
-        </w:rPr>
-        <w:t>N-118</w:t>
-      </w:r>
-      <w:r>
-        <w:rPr>
-          <w:b w:val="0"/>
-          <w:color w:val="960000"/>
-          <w:sz w:val="20"/>
-        </w:rPr>
-        <w:t xml:space="preserve"> sigue sin ejercerse—, en lugar de la que sí existe.</w:t>
+        <w:t xml:space="preserve"> —el receptor RF del mando </w:t>
+      </w:r>
+      <w:r>
+        <w:rPr>
+          <w:b/>
+          <w:color w:val="960000"/>
+          <w:sz w:val="20"/>
+        </w:rPr>
+        <w:t>nunca se compró</w:t>
+      </w:r>
+      <w:r>
+        <w:rPr>
+          <w:b w:val="0"/>
+          <w:color w:val="960000"/>
+          <w:sz w:val="20"/>
+        </w:rPr>
+        <w:t xml:space="preserve">, y desde el 05/09 el mando </w:t>
+      </w:r>
+      <w:r>
+        <w:rPr>
+          <w:b/>
+          <w:color w:val="960000"/>
+          <w:sz w:val="20"/>
+        </w:rPr>
+        <w:t>está retirado</w:t>
+      </w:r>
+      <w:r>
+        <w:rPr>
+          <w:b w:val="0"/>
+          <w:color w:val="960000"/>
+          <w:sz w:val="20"/>
+        </w:rPr>
+        <w:t xml:space="preserve"> (</w:t>
+      </w:r>
+      <w:r>
+        <w:rPr>
+          <w:rFonts w:ascii="Consolas" w:hAnsi="Consolas"/>
+          <w:color w:val="960000"/>
+          <w:sz w:val="20"/>
+        </w:rPr>
+        <w:t>D-1</w:t>
+      </w:r>
+      <w:r>
+        <w:rPr>
+          <w:b w:val="0"/>
+          <w:color w:val="960000"/>
+          <w:sz w:val="20"/>
+        </w:rPr>
+        <w:t xml:space="preserve">)—, en lugar de la que sí existe. </w:t>
+      </w:r>
+      <w:r>
+        <w:rPr>
+          <w:b/>
+          <w:color w:val="960000"/>
+          <w:sz w:val="20"/>
+        </w:rPr>
+        <w:t>Use la app.</w:t>
       </w:r>
     </w:p>
     <w:p>
@@ -25208,10 +28091,24 @@
             <w:r/>
             <w:r>
               <w:rPr>
+                <w:b w:val="0"/>
+                <w:sz w:val="19"/>
+              </w:rPr>
+              <w:t>~~</w:t>
+            </w:r>
+            <w:r>
+              <w:rPr>
                 <w:b/>
                 <w:sz w:val="19"/>
               </w:rPr>
               <w:t>Mando, `B·B·B`</w:t>
+            </w:r>
+            <w:r>
+              <w:rPr>
+                <w:b w:val="0"/>
+                <w:sz w:val="19"/>
+              </w:rPr>
+              <w:t>~~</w:t>
             </w:r>
           </w:p>
         </w:tc>
@@ -25226,21 +28123,35 @@
                 <w:b w:val="0"/>
                 <w:sz w:val="19"/>
               </w:rPr>
-              <w:t>✅ sí, por el todo-rojo de despedida (</w:t>
+              <w:t xml:space="preserve">~~✅ sí, por el todo-rojo de despedida~~ → ⛔ </w:t>
+            </w:r>
+            <w:r>
+              <w:rPr>
+                <w:b/>
+                <w:sz w:val="19"/>
+              </w:rPr>
+              <w:t>no accionable desde el 05/09: no hay mando</w:t>
+            </w:r>
+            <w:r>
+              <w:rPr>
+                <w:b w:val="0"/>
+                <w:sz w:val="19"/>
+              </w:rPr>
+              <w:t xml:space="preserve"> (</w:t>
             </w:r>
             <w:r>
               <w:rPr>
                 <w:rFonts w:ascii="Consolas" w:hAnsi="Consolas"/>
                 <w:sz w:val="19"/>
               </w:rPr>
-              <w:t>Esclavo/src/mando.cpp:129-141</w:t>
+              <w:t>D-1</w:t>
             </w:r>
             <w:r>
               <w:rPr>
                 <w:b w:val="0"/>
                 <w:sz w:val="19"/>
               </w:rPr>
-              <w:t>)</w:t>
+              <w:t>). El código sigue ahí, y por eso se deja la fila</w:t>
             </w:r>
           </w:p>
         </w:tc>

--- a/05_Funcional/1_Manual_Usuario.docx
+++ b/05_Funcional/1_Manual_Usuario.docx
@@ -3998,7 +3998,7 @@
           <w:color w:val="960000"/>
           <w:sz w:val="20"/>
         </w:rPr>
-        <w:t xml:space="preserve"> | | dónde | qué hace | |---|---|---| | </w:t>
+        <w:t xml:space="preserve"> | | cómo se localiza *(símbolo, no número de línea)* | qué hace | |---|---|---| | </w:t>
       </w:r>
       <w:r>
         <w:rPr>
@@ -4022,15 +4022,15 @@
           <w:color w:val="960000"/>
           <w:sz w:val="20"/>
         </w:rPr>
-        <w:t>Maestro/src/botones.cpp:305</w:t>
-      </w:r>
-      <w:r>
-        <w:rPr>
-          <w:b w:val="0"/>
-          <w:color w:val="960000"/>
-          <w:sz w:val="20"/>
-        </w:rPr>
-        <w:t xml:space="preserve"> · igual en el Esclavo | </w:t>
+        <w:t>grep -n "bool botonAceptar" Maestro/src/botones.cpp Esclavo/src/botones.cpp</w:t>
+      </w:r>
+      <w:r>
+        <w:rPr>
+          <w:b w:val="0"/>
+          <w:color w:val="960000"/>
+          <w:sz w:val="20"/>
+        </w:rPr>
+        <w:t xml:space="preserve"> | 🛑 </w:t>
       </w:r>
       <w:r>
         <w:rPr>
@@ -4046,7 +4046,7 @@
           <w:color w:val="960000"/>
           <w:sz w:val="20"/>
         </w:rPr>
-        <w:t xml:space="preserve"> | | </w:t>
+        <w:t xml:space="preserve">, en las dos puntas | | </w:t>
       </w:r>
       <w:r>
         <w:rPr>
@@ -4070,15 +4070,15 @@
           <w:color w:val="960000"/>
           <w:sz w:val="20"/>
         </w:rPr>
-        <w:t>Maestro/src/botones.cpp:306</w:t>
-      </w:r>
-      <w:r>
-        <w:rPr>
-          <w:b w:val="0"/>
-          <w:color w:val="960000"/>
-          <w:sz w:val="20"/>
-        </w:rPr>
-        <w:t xml:space="preserve"> · igual en el Esclavo | </w:t>
+        <w:t>grep -n "bool botonCancelar" Maestro/src/botones.cpp Esclavo/src/botones.cpp</w:t>
+      </w:r>
+      <w:r>
+        <w:rPr>
+          <w:b w:val="0"/>
+          <w:color w:val="960000"/>
+          <w:sz w:val="20"/>
+        </w:rPr>
+        <w:t xml:space="preserve"> | 🛑 </w:t>
       </w:r>
       <w:r>
         <w:rPr>
@@ -4094,7 +4094,231 @@
           <w:color w:val="960000"/>
           <w:sz w:val="20"/>
         </w:rPr>
-        <w:t xml:space="preserve"> | | </w:t>
+        <w:t xml:space="preserve">, en las dos puntas | | </w:t>
+      </w:r>
+      <w:r>
+        <w:rPr>
+          <w:rFonts w:ascii="Consolas" w:hAnsi="Consolas"/>
+          <w:color w:val="960000"/>
+          <w:sz w:val="20"/>
+        </w:rPr>
+        <w:t>botonArriba()</w:t>
+      </w:r>
+      <w:r>
+        <w:rPr>
+          <w:b w:val="0"/>
+          <w:color w:val="960000"/>
+          <w:sz w:val="20"/>
+        </w:rPr>
+        <w:t xml:space="preserve"> · </w:t>
+      </w:r>
+      <w:r>
+        <w:rPr>
+          <w:rFonts w:ascii="Consolas" w:hAnsi="Consolas"/>
+          <w:color w:val="960000"/>
+          <w:sz w:val="20"/>
+        </w:rPr>
+        <w:t>botonAbajo()</w:t>
+      </w:r>
+      <w:r>
+        <w:rPr>
+          <w:b w:val="0"/>
+          <w:color w:val="960000"/>
+          <w:sz w:val="20"/>
+        </w:rPr>
+        <w:t xml:space="preserve"> | </w:t>
+      </w:r>
+      <w:r>
+        <w:rPr>
+          <w:rFonts w:ascii="Consolas" w:hAnsi="Consolas"/>
+          <w:color w:val="960000"/>
+          <w:sz w:val="20"/>
+        </w:rPr>
+        <w:t>grep -rn "botonArriba\|botonAbajo" Maestro/src Esclavo/src</w:t>
+      </w:r>
+      <w:r>
+        <w:rPr>
+          <w:b w:val="0"/>
+          <w:color w:val="960000"/>
+          <w:sz w:val="20"/>
+        </w:rPr>
+        <w:t xml:space="preserve"> | 🔴 </w:t>
+      </w:r>
+      <w:r>
+        <w:rPr>
+          <w:b/>
+          <w:color w:val="960000"/>
+          <w:sz w:val="20"/>
+        </w:rPr>
+        <w:t>VIVOS</w:t>
+      </w:r>
+      <w:r>
+        <w:rPr>
+          <w:b w:val="0"/>
+          <w:color w:val="960000"/>
+          <w:sz w:val="20"/>
+        </w:rPr>
+        <w:t xml:space="preserve"> — </w:t>
+      </w:r>
+      <w:r>
+        <w:rPr>
+          <w:rFonts w:ascii="Consolas" w:hAnsi="Consolas"/>
+          <w:color w:val="960000"/>
+          <w:sz w:val="20"/>
+        </w:rPr>
+        <w:t>consumir(0)</w:t>
+      </w:r>
+      <w:r>
+        <w:rPr>
+          <w:b w:val="0"/>
+          <w:color w:val="960000"/>
+          <w:sz w:val="20"/>
+        </w:rPr>
+        <w:t>/</w:t>
+      </w:r>
+      <w:r>
+        <w:rPr>
+          <w:rFonts w:ascii="Consolas" w:hAnsi="Consolas"/>
+          <w:color w:val="960000"/>
+          <w:sz w:val="20"/>
+        </w:rPr>
+        <w:t>consumir(1)</w:t>
+      </w:r>
+      <w:r>
+        <w:rPr>
+          <w:b w:val="0"/>
+          <w:color w:val="960000"/>
+          <w:sz w:val="20"/>
+        </w:rPr>
+        <w:t xml:space="preserve">, alimentados por </w:t>
+      </w:r>
+      <w:r>
+        <w:rPr>
+          <w:rFonts w:ascii="Consolas" w:hAnsi="Consolas"/>
+          <w:color w:val="960000"/>
+          <w:sz w:val="20"/>
+        </w:rPr>
+        <w:t>digitalRead(b.pin) == HIGH</w:t>
+      </w:r>
+      <w:r>
+        <w:rPr>
+          <w:b w:val="0"/>
+          <w:color w:val="960000"/>
+          <w:sz w:val="20"/>
+        </w:rPr>
+        <w:t xml:space="preserve"> sobre </w:t>
+      </w:r>
+      <w:r>
+        <w:rPr>
+          <w:rFonts w:ascii="Consolas" w:hAnsi="Consolas"/>
+          <w:color w:val="960000"/>
+          <w:sz w:val="20"/>
+        </w:rPr>
+        <w:t>BOTON1</w:t>
+      </w:r>
+      <w:r>
+        <w:rPr>
+          <w:b w:val="0"/>
+          <w:color w:val="960000"/>
+          <w:sz w:val="20"/>
+        </w:rPr>
+        <w:t>=</w:t>
+      </w:r>
+      <w:r>
+        <w:rPr>
+          <w:rFonts w:ascii="Consolas" w:hAnsi="Consolas"/>
+          <w:color w:val="960000"/>
+          <w:sz w:val="20"/>
+        </w:rPr>
+        <w:t>PB9</w:t>
+      </w:r>
+      <w:r>
+        <w:rPr>
+          <w:b w:val="0"/>
+          <w:color w:val="960000"/>
+          <w:sz w:val="20"/>
+        </w:rPr>
+        <w:t xml:space="preserve"> y </w:t>
+      </w:r>
+      <w:r>
+        <w:rPr>
+          <w:rFonts w:ascii="Consolas" w:hAnsi="Consolas"/>
+          <w:color w:val="960000"/>
+          <w:sz w:val="20"/>
+        </w:rPr>
+        <w:t>BOTON2</w:t>
+      </w:r>
+      <w:r>
+        <w:rPr>
+          <w:b w:val="0"/>
+          <w:color w:val="960000"/>
+          <w:sz w:val="20"/>
+        </w:rPr>
+        <w:t>=</w:t>
+      </w:r>
+      <w:r>
+        <w:rPr>
+          <w:rFonts w:ascii="Consolas" w:hAnsi="Consolas"/>
+          <w:color w:val="960000"/>
+          <w:sz w:val="20"/>
+        </w:rPr>
+        <w:t>PB13</w:t>
+      </w:r>
+      <w:r>
+        <w:rPr>
+          <w:b w:val="0"/>
+          <w:color w:val="960000"/>
+          <w:sz w:val="20"/>
+        </w:rPr>
+        <w:t xml:space="preserve">, y </w:t>
+      </w:r>
+      <w:r>
+        <w:rPr>
+          <w:b/>
+          <w:color w:val="960000"/>
+          <w:sz w:val="20"/>
+        </w:rPr>
+        <w:t>con llamadores vivos</w:t>
+      </w:r>
+      <w:r>
+        <w:rPr>
+          <w:b w:val="0"/>
+          <w:color w:val="960000"/>
+          <w:sz w:val="20"/>
+        </w:rPr>
+        <w:t xml:space="preserve"> en </w:t>
+      </w:r>
+      <w:r>
+        <w:rPr>
+          <w:rFonts w:ascii="Consolas" w:hAnsi="Consolas"/>
+          <w:color w:val="960000"/>
+          <w:sz w:val="20"/>
+        </w:rPr>
+        <w:t>menu.cpp</w:t>
+      </w:r>
+      <w:r>
+        <w:rPr>
+          <w:b w:val="0"/>
+          <w:color w:val="960000"/>
+          <w:sz w:val="20"/>
+        </w:rPr>
+        <w:t xml:space="preserve"> y </w:t>
+      </w:r>
+      <w:r>
+        <w:rPr>
+          <w:rFonts w:ascii="Consolas" w:hAnsi="Consolas"/>
+          <w:color w:val="960000"/>
+          <w:sz w:val="20"/>
+        </w:rPr>
+        <w:t>modo_hora.cpp</w:t>
+      </w:r>
+      <w:r>
+        <w:rPr>
+          <w:b w:val="0"/>
+          <w:color w:val="960000"/>
+          <w:sz w:val="20"/>
+        </w:rPr>
+        <w:t xml:space="preserve"> de las dos puntas | | </w:t>
       </w:r>
       <w:r>
         <w:rPr>
@@ -4134,7 +4358,7 @@
           <w:color w:val="960000"/>
           <w:sz w:val="20"/>
         </w:rPr>
-        <w:t>Maestro/include/pines.h:124</w:t>
+        <w:t>grep -n "define CAM_C_PIN" Maestro/include/pines.h</w:t>
       </w:r>
       <w:r>
         <w:rPr>
@@ -4214,7 +4438,7 @@
           <w:color w:val="960000"/>
           <w:sz w:val="20"/>
         </w:rPr>
-        <w:t>Maestro/include/pines.h:125</w:t>
+        <w:t>grep -n "define CAM_D_PIN" Maestro/include/pines.h</w:t>
       </w:r>
       <w:r>
         <w:rPr>
@@ -4254,7 +4478,183 @@
           <w:color w:val="960000"/>
           <w:sz w:val="20"/>
         </w:rPr>
-        <w:t xml:space="preserve">, entrada de cámara | </w:t>
+        <w:t xml:space="preserve">, entrada de cámara | &gt; ✏️ </w:t>
+      </w:r>
+      <w:r>
+        <w:rPr>
+          <w:b/>
+          <w:color w:val="960000"/>
+          <w:sz w:val="20"/>
+        </w:rPr>
+        <w:t>05/09 — ESTA TABLA CITABA `botones.cpp:305` y `:306`, Y LOS DOS NÚMEROS ESTÁN CADUCOS</w:t>
+      </w:r>
+      <w:r>
+        <w:rPr>
+          <w:b w:val="0"/>
+          <w:color w:val="960000"/>
+          <w:sz w:val="20"/>
+        </w:rPr>
+        <w:t xml:space="preserve"> &gt; *(hoy son </w:t>
+      </w:r>
+      <w:r>
+        <w:rPr>
+          <w:rFonts w:ascii="Consolas" w:hAnsi="Consolas"/>
+          <w:color w:val="960000"/>
+          <w:sz w:val="20"/>
+        </w:rPr>
+        <w:t>:539-540</w:t>
+      </w:r>
+      <w:r>
+        <w:rPr>
+          <w:b w:val="0"/>
+          <w:color w:val="960000"/>
+          <w:sz w:val="20"/>
+        </w:rPr>
+        <w:t xml:space="preserve"> en el Maestro y </w:t>
+      </w:r>
+      <w:r>
+        <w:rPr>
+          <w:rFonts w:ascii="Consolas" w:hAnsi="Consolas"/>
+          <w:color w:val="960000"/>
+          <w:sz w:val="20"/>
+        </w:rPr>
+        <w:t>:550-551</w:t>
+      </w:r>
+      <w:r>
+        <w:rPr>
+          <w:b w:val="0"/>
+          <w:color w:val="960000"/>
+          <w:sz w:val="20"/>
+        </w:rPr>
+        <w:t xml:space="preserve"> en el Esclavo, y volverán a moverse)*. Se pasa a &gt; citar el </w:t>
+      </w:r>
+      <w:r>
+        <w:rPr>
+          <w:b/>
+          <w:color w:val="960000"/>
+          <w:sz w:val="20"/>
+        </w:rPr>
+        <w:t>símbolo con el `grep` que lo encuentra</w:t>
+      </w:r>
+      <w:r>
+        <w:rPr>
+          <w:b w:val="0"/>
+          <w:color w:val="960000"/>
+          <w:sz w:val="20"/>
+        </w:rPr>
+        <w:t xml:space="preserve">, corrido antes de publicarlo: un número de &gt; línea caduca solo, en silencio, y con la autoridad de un dato. &gt; &gt; 🔴 </w:t>
+      </w:r>
+      <w:r>
+        <w:rPr>
+          <w:b/>
+          <w:color w:val="960000"/>
+          <w:sz w:val="20"/>
+        </w:rPr>
+        <w:t>Y la fila nueva de `botonArriba()`/`botonAbajo()` es la que faltaba, y no es un detalle:</w:t>
+      </w:r>
+      <w:r>
+        <w:rPr>
+          <w:b w:val="0"/>
+          <w:color w:val="960000"/>
+          <w:sz w:val="20"/>
+        </w:rPr>
+        <w:t xml:space="preserve"> &gt; </w:t>
+      </w:r>
+      <w:r>
+        <w:rPr>
+          <w:b/>
+          <w:color w:val="960000"/>
+          <w:sz w:val="20"/>
+        </w:rPr>
+        <w:t>«los cuatro botones están fuera» es MEDIA VERDAD.</w:t>
+      </w:r>
+      <w:r>
+        <w:rPr>
+          <w:b w:val="0"/>
+          <w:color w:val="960000"/>
+          <w:sz w:val="20"/>
+        </w:rPr>
+        <w:t xml:space="preserve"> Fuera está el </w:t>
+      </w:r>
+      <w:r>
+        <w:rPr>
+          <w:b/>
+          <w:color w:val="960000"/>
+          <w:sz w:val="20"/>
+        </w:rPr>
+        <w:t>pulsador de plástico</w:t>
+      </w:r>
+      <w:r>
+        <w:rPr>
+          <w:b w:val="0"/>
+          <w:color w:val="960000"/>
+          <w:sz w:val="20"/>
+        </w:rPr>
+        <w:t xml:space="preserve">, y &gt; fuera están </w:t>
+      </w:r>
+      <w:r>
+        <w:rPr>
+          <w:b/>
+          <w:color w:val="960000"/>
+          <w:sz w:val="20"/>
+        </w:rPr>
+        <w:t>Aceptar</w:t>
+      </w:r>
+      <w:r>
+        <w:rPr>
+          <w:b w:val="0"/>
+          <w:color w:val="960000"/>
+          <w:sz w:val="20"/>
+        </w:rPr>
+        <w:t xml:space="preserve"> y </w:t>
+      </w:r>
+      <w:r>
+        <w:rPr>
+          <w:b/>
+          <w:color w:val="960000"/>
+          <w:sz w:val="20"/>
+        </w:rPr>
+        <w:t>Cancelar</w:t>
+      </w:r>
+      <w:r>
+        <w:rPr>
+          <w:b w:val="0"/>
+          <w:color w:val="960000"/>
+          <w:sz w:val="20"/>
+        </w:rPr>
+        <w:t xml:space="preserve"> —esos sí devuelven siempre «no pulsado»—. </w:t>
+      </w:r>
+      <w:r>
+        <w:rPr>
+          <w:b/>
+          <w:color w:val="960000"/>
+          <w:sz w:val="20"/>
+        </w:rPr>
+        <w:t>Arriba y &gt; Abajo siguen leyendo cobre.</w:t>
+      </w:r>
+      <w:r>
+        <w:rPr>
+          <w:b w:val="0"/>
+          <w:color w:val="960000"/>
+          <w:sz w:val="20"/>
+        </w:rPr>
+        <w:t xml:space="preserve"> Ver el aviso de §7 sobre </w:t>
+      </w:r>
+      <w:r>
+        <w:rPr>
+          <w:rFonts w:ascii="Consolas" w:hAnsi="Consolas"/>
+          <w:color w:val="960000"/>
+          <w:sz w:val="20"/>
+        </w:rPr>
+        <w:t>J16</w:t>
+      </w:r>
+      <w:r>
+        <w:rPr>
+          <w:b w:val="0"/>
+          <w:color w:val="960000"/>
+          <w:sz w:val="20"/>
+        </w:rPr>
+        <w:t xml:space="preserve"> p5/p8. </w:t>
       </w:r>
       <w:r>
         <w:rPr>
@@ -4366,15 +4766,15 @@
           <w:color w:val="960000"/>
           <w:sz w:val="20"/>
         </w:rPr>
-        <w:t xml:space="preserve">, que nunca es cierto. * </w:t>
-      </w:r>
-      <w:r>
-        <w:rPr>
-          <w:b/>
-          <w:color w:val="960000"/>
-          <w:sz w:val="20"/>
-        </w:rPr>
-        <w:t>El cursor todavía se mueve</w:t>
+        <w:t xml:space="preserve">, que nunca es cierto. * 🔴 </w:t>
+      </w:r>
+      <w:r>
+        <w:rPr>
+          <w:b/>
+          <w:color w:val="960000"/>
+          <w:sz w:val="20"/>
+        </w:rPr>
+        <w:t>El cursor todavía se mueve, y esto SIGUE SIENDO CIERTO el 05/09 — se conserva, no se corrige</w:t>
       </w:r>
       <w:r>
         <w:rPr>
@@ -4446,7 +4846,23 @@
           <w:color w:val="960000"/>
           <w:sz w:val="20"/>
         </w:rPr>
-        <w:t xml:space="preserve">, que siguen vivos— pero </w:t>
+        <w:t xml:space="preserve">, </w:t>
+      </w:r>
+      <w:r>
+        <w:rPr>
+          <w:b/>
+          <w:color w:val="960000"/>
+          <w:sz w:val="20"/>
+        </w:rPr>
+        <w:t>medido hoy</w:t>
+      </w:r>
+      <w:r>
+        <w:rPr>
+          <w:b w:val="0"/>
+          <w:color w:val="960000"/>
+          <w:sz w:val="20"/>
+        </w:rPr>
+        <w:t xml:space="preserve">— pero </w:t>
       </w:r>
       <w:r>
         <w:rPr>
@@ -4462,7 +4878,39 @@
           <w:color w:val="960000"/>
           <w:sz w:val="20"/>
         </w:rPr>
-        <w:t xml:space="preserve">, y no hay display donde verlo. 🛑 </w:t>
+        <w:t xml:space="preserve">, y no hay display donde verlo. </w:t>
+      </w:r>
+      <w:r>
+        <w:rPr>
+          <w:b/>
+          <w:color w:val="960000"/>
+          <w:sz w:val="20"/>
+        </w:rPr>
+        <w:t>Lo que significa para quien está delante del gabinete: lo que se cierre en `J16` p5 o p8 contra los 3,3 V del pin de al lado SIGUE ENTRANDO AL FIRMWARE</w:t>
+      </w:r>
+      <w:r>
+        <w:rPr>
+          <w:b w:val="0"/>
+          <w:color w:val="960000"/>
+          <w:sz w:val="20"/>
+        </w:rPr>
+        <w:t xml:space="preserve">, aunque ya no haya pulsadores ni mando que lo accione. </w:t>
+      </w:r>
+      <w:r>
+        <w:rPr>
+          <w:b/>
+          <w:color w:val="960000"/>
+          <w:sz w:val="20"/>
+        </w:rPr>
+        <w:t>Por eso esos dos pines se dejan sin cablear.</w:t>
+      </w:r>
+      <w:r>
+        <w:rPr>
+          <w:b w:val="0"/>
+          <w:color w:val="960000"/>
+          <w:sz w:val="20"/>
+        </w:rPr>
+        <w:t xml:space="preserve"> 🛑 </w:t>
       </w:r>
       <w:r>
         <w:rPr>
@@ -15169,7 +15617,663 @@
           <w:color w:val="960000"/>
           <w:sz w:val="20"/>
         </w:rPr>
-        <w:t>, no el semáforo.</w:t>
+        <w:t xml:space="preserve">, no el semáforo. ### 🆕 05/09 — EL EQUIPO YA SABE AVISAR DE QUE UNA CÁMARA DEJÓ DE VER (D-13 fase 1) </w:t>
+      </w:r>
+      <w:r>
+        <w:rPr>
+          <w:b/>
+          <w:color w:val="960000"/>
+          <w:sz w:val="20"/>
+        </w:rPr>
+        <w:t>La frase de arriba —«no puede distinguir una cámara callada de una vía vacía»— era cierta y ya no lo es del todo. Se corrige aquí en vez de borrarse, porque el matiz es justo lo que hay que entender.</w:t>
+      </w:r>
+      <w:r>
+        <w:rPr>
+          <w:b w:val="0"/>
+          <w:color w:val="960000"/>
+          <w:sz w:val="20"/>
+        </w:rPr>
+        <w:t xml:space="preserve"> Las dos entradas de cámara de </w:t>
+      </w:r>
+      <w:r>
+        <w:rPr>
+          <w:rFonts w:ascii="Consolas" w:hAnsi="Consolas"/>
+          <w:color w:val="960000"/>
+          <w:sz w:val="20"/>
+        </w:rPr>
+        <w:t>J16</w:t>
+      </w:r>
+      <w:r>
+        <w:rPr>
+          <w:b w:val="0"/>
+          <w:color w:val="960000"/>
+          <w:sz w:val="20"/>
+        </w:rPr>
+        <w:t xml:space="preserve"> —</w:t>
+      </w:r>
+      <w:r>
+        <w:rPr>
+          <w:rFonts w:ascii="Consolas" w:hAnsi="Consolas"/>
+          <w:color w:val="960000"/>
+          <w:sz w:val="20"/>
+        </w:rPr>
+        <w:t>CAM_C</w:t>
+      </w:r>
+      <w:r>
+        <w:rPr>
+          <w:b w:val="0"/>
+          <w:color w:val="960000"/>
+          <w:sz w:val="20"/>
+        </w:rPr>
+        <w:t xml:space="preserve"> = </w:t>
+      </w:r>
+      <w:r>
+        <w:rPr>
+          <w:b/>
+          <w:color w:val="960000"/>
+          <w:sz w:val="20"/>
+        </w:rPr>
+        <w:t>p10</w:t>
+      </w:r>
+      <w:r>
+        <w:rPr>
+          <w:b w:val="0"/>
+          <w:color w:val="960000"/>
+          <w:sz w:val="20"/>
+        </w:rPr>
+        <w:t xml:space="preserve"> y </w:t>
+      </w:r>
+      <w:r>
+        <w:rPr>
+          <w:rFonts w:ascii="Consolas" w:hAnsi="Consolas"/>
+          <w:color w:val="960000"/>
+          <w:sz w:val="20"/>
+        </w:rPr>
+        <w:t>CAM_D</w:t>
+      </w:r>
+      <w:r>
+        <w:rPr>
+          <w:b w:val="0"/>
+          <w:color w:val="960000"/>
+          <w:sz w:val="20"/>
+        </w:rPr>
+        <w:t xml:space="preserve"> = </w:t>
+      </w:r>
+      <w:r>
+        <w:rPr>
+          <w:b/>
+          <w:color w:val="960000"/>
+          <w:sz w:val="20"/>
+        </w:rPr>
+        <w:t>p12</w:t>
+      </w:r>
+      <w:r>
+        <w:rPr>
+          <w:b w:val="0"/>
+          <w:color w:val="960000"/>
+          <w:sz w:val="20"/>
+        </w:rPr>
+        <w:t xml:space="preserve">— </w:t>
+      </w:r>
+      <w:r>
+        <w:rPr>
+          <w:b/>
+          <w:color w:val="960000"/>
+          <w:sz w:val="20"/>
+        </w:rPr>
+        <w:t>se vigilan solas</w:t>
+      </w:r>
+      <w:r>
+        <w:rPr>
+          <w:b w:val="0"/>
+          <w:color w:val="960000"/>
+          <w:sz w:val="20"/>
+        </w:rPr>
+        <w:t xml:space="preserve">, y el equipo lo anuncia por Bluetooth: | Aviso | Cuándo aparece | Qué hay que hacer | |---|---|---| | </w:t>
+      </w:r>
+      <w:r>
+        <w:rPr>
+          <w:b/>
+          <w:color w:val="960000"/>
+          <w:sz w:val="20"/>
+        </w:rPr>
+        <w:t>`CAM_PEGADA`</w:t>
+      </w:r>
+      <w:r>
+        <w:rPr>
+          <w:b w:val="0"/>
+          <w:color w:val="960000"/>
+          <w:sz w:val="20"/>
+        </w:rPr>
+        <w:t xml:space="preserve"> | el contacto lleva </w:t>
+      </w:r>
+      <w:r>
+        <w:rPr>
+          <w:b/>
+          <w:color w:val="960000"/>
+          <w:sz w:val="20"/>
+        </w:rPr>
+        <w:t>20 minutos</w:t>
+      </w:r>
+      <w:r>
+        <w:rPr>
+          <w:b w:val="0"/>
+          <w:color w:val="960000"/>
+          <w:sz w:val="20"/>
+        </w:rPr>
+        <w:t xml:space="preserve"> cerrado </w:t>
+      </w:r>
+      <w:r>
+        <w:rPr>
+          <w:b/>
+          <w:color w:val="960000"/>
+          <w:sz w:val="20"/>
+        </w:rPr>
+        <w:t>sin abrirse ni una vez</w:t>
+      </w:r>
+      <w:r>
+        <w:rPr>
+          <w:b w:val="0"/>
+          <w:color w:val="960000"/>
+          <w:sz w:val="20"/>
+        </w:rPr>
+        <w:t xml:space="preserve"> | ir a mirar. Puede ser el relé de la cámara trabado… </w:t>
+      </w:r>
+      <w:r>
+        <w:rPr>
+          <w:b/>
+          <w:color w:val="960000"/>
+          <w:sz w:val="20"/>
+        </w:rPr>
+        <w:t>o un vehículo parado ahí debajo</w:t>
+      </w:r>
+      <w:r>
+        <w:rPr>
+          <w:b w:val="0"/>
+          <w:color w:val="960000"/>
+          <w:sz w:val="20"/>
+        </w:rPr>
+        <w:t xml:space="preserve"> | | </w:t>
+      </w:r>
+      <w:r>
+        <w:rPr>
+          <w:b/>
+          <w:color w:val="960000"/>
+          <w:sz w:val="20"/>
+        </w:rPr>
+        <w:t>`CAM_CIEGA`</w:t>
+      </w:r>
+      <w:r>
+        <w:rPr>
+          <w:b w:val="0"/>
+          <w:color w:val="960000"/>
+          <w:sz w:val="20"/>
+        </w:rPr>
+        <w:t xml:space="preserve"> | </w:t>
+      </w:r>
+      <w:r>
+        <w:rPr>
+          <w:b/>
+          <w:color w:val="960000"/>
+          <w:sz w:val="20"/>
+        </w:rPr>
+        <w:t>6 horas de paso abierto</w:t>
+      </w:r>
+      <w:r>
+        <w:rPr>
+          <w:b w:val="0"/>
+          <w:color w:val="960000"/>
+          <w:sz w:val="20"/>
+        </w:rPr>
+        <w:t xml:space="preserve"> sin ver un solo vehículo | ir a mirar la cámara: </w:t>
+      </w:r>
+      <w:r>
+        <w:rPr>
+          <w:b/>
+          <w:color w:val="960000"/>
+          <w:sz w:val="20"/>
+        </w:rPr>
+        <w:t>tapada, desenfocada, sin corriente o con el cable cortado</w:t>
+      </w:r>
+      <w:r>
+        <w:rPr>
+          <w:b w:val="0"/>
+          <w:color w:val="960000"/>
+          <w:sz w:val="20"/>
+        </w:rPr>
+        <w:t xml:space="preserve"> | | </w:t>
+      </w:r>
+      <w:r>
+        <w:rPr>
+          <w:b/>
+          <w:color w:val="960000"/>
+          <w:sz w:val="20"/>
+        </w:rPr>
+        <w:t>`RECUPERADA`</w:t>
+      </w:r>
+      <w:r>
+        <w:rPr>
+          <w:b w:val="0"/>
+          <w:color w:val="960000"/>
+          <w:sz w:val="20"/>
+        </w:rPr>
+        <w:t xml:space="preserve"> | la entrada vuelve a comportarse | </w:t>
+      </w:r>
+      <w:r>
+        <w:rPr>
+          <w:b/>
+          <w:color w:val="960000"/>
+          <w:sz w:val="20"/>
+        </w:rPr>
+        <w:t>nada</w:t>
+      </w:r>
+      <w:r>
+        <w:rPr>
+          <w:b w:val="0"/>
+          <w:color w:val="960000"/>
+          <w:sz w:val="20"/>
+        </w:rPr>
+        <w:t xml:space="preserve">: el aviso se cierra solo | 🛑 </w:t>
+      </w:r>
+      <w:r>
+        <w:rPr>
+          <w:b/>
+          <w:color w:val="960000"/>
+          <w:sz w:val="20"/>
+        </w:rPr>
+        <w:t>ESTO NO PARA NI TOCA EL CRUCE, Y ES LO PRIMERO QUE HAY QUE SABER.</w:t>
+      </w:r>
+      <w:r>
+        <w:rPr>
+          <w:b w:val="0"/>
+          <w:color w:val="960000"/>
+          <w:sz w:val="20"/>
+        </w:rPr>
+        <w:t xml:space="preserve"> Los dos avisos llevan escrito </w:t>
+      </w:r>
+      <w:r>
+        <w:rPr>
+          <w:rFonts w:ascii="Consolas" w:hAnsi="Consolas"/>
+          <w:color w:val="960000"/>
+          <w:sz w:val="20"/>
+        </w:rPr>
+        <w:t>ACCION:NINGUNA</w:t>
+      </w:r>
+      <w:r>
+        <w:rPr>
+          <w:b w:val="0"/>
+          <w:color w:val="960000"/>
+          <w:sz w:val="20"/>
+        </w:rPr>
+        <w:t xml:space="preserve">, y ese campo </w:t>
+      </w:r>
+      <w:r>
+        <w:rPr>
+          <w:b/>
+          <w:color w:val="960000"/>
+          <w:sz w:val="20"/>
+        </w:rPr>
+        <w:t>es el dato</w:t>
+      </w:r>
+      <w:r>
+        <w:rPr>
+          <w:b w:val="0"/>
+          <w:color w:val="960000"/>
+          <w:sz w:val="20"/>
+        </w:rPr>
+        <w:t xml:space="preserve">, no un hueco: significa que el equipo </w:t>
+      </w:r>
+      <w:r>
+        <w:rPr>
+          <w:b/>
+          <w:color w:val="960000"/>
+          <w:sz w:val="20"/>
+        </w:rPr>
+        <w:t>no ejecutó ninguna medida vial</w:t>
+      </w:r>
+      <w:r>
+        <w:rPr>
+          <w:b w:val="0"/>
+          <w:color w:val="960000"/>
+          <w:sz w:val="20"/>
+        </w:rPr>
+        <w:t xml:space="preserve">. No veta, no baja la pluma, no cambia una luz ni un tiempo. </w:t>
+      </w:r>
+      <w:r>
+        <w:rPr>
+          <w:b/>
+          <w:color w:val="960000"/>
+          <w:sz w:val="20"/>
+        </w:rPr>
+        <w:t>El cruce funciona exactamente igual con los dos avisos puestos.</w:t>
+      </w:r>
+      <w:r>
+        <w:rPr>
+          <w:b w:val="0"/>
+          <w:color w:val="960000"/>
+          <w:sz w:val="20"/>
+        </w:rPr>
+        <w:t xml:space="preserve"> Son </w:t>
+      </w:r>
+      <w:r>
+        <w:rPr>
+          <w:b/>
+          <w:color w:val="960000"/>
+          <w:sz w:val="20"/>
+        </w:rPr>
+        <w:t>avisos de mantenimiento</w:t>
+      </w:r>
+      <w:r>
+        <w:rPr>
+          <w:b w:val="0"/>
+          <w:color w:val="960000"/>
+          <w:sz w:val="20"/>
+        </w:rPr>
+        <w:t xml:space="preserve">: 🔴 </w:t>
+      </w:r>
+      <w:r>
+        <w:rPr>
+          <w:b/>
+          <w:color w:val="960000"/>
+          <w:sz w:val="20"/>
+        </w:rPr>
+        <w:t>un cruce NO se para por una cámara sucia.</w:t>
+      </w:r>
+      <w:r>
+        <w:rPr>
+          <w:b w:val="0"/>
+          <w:color w:val="960000"/>
+          <w:sz w:val="20"/>
+        </w:rPr>
+        <w:t xml:space="preserve"> 🛑 </w:t>
+      </w:r>
+      <w:r>
+        <w:rPr>
+          <w:b/>
+          <w:color w:val="960000"/>
+          <w:sz w:val="20"/>
+        </w:rPr>
+        <w:t>Y `CAM_PEGADA` no distingue un relé trabado de un camión parado veinte minutos debajo de la pluma: dan la misma señal.</w:t>
+      </w:r>
+      <w:r>
+        <w:rPr>
+          <w:b w:val="0"/>
+          <w:color w:val="960000"/>
+          <w:sz w:val="20"/>
+        </w:rPr>
+        <w:t xml:space="preserve"> Por eso el aviso dice </w:t>
+      </w:r>
+      <w:r>
+        <w:rPr>
+          <w:rFonts w:ascii="Consolas" w:hAnsi="Consolas"/>
+          <w:color w:val="960000"/>
+          <w:sz w:val="20"/>
+        </w:rPr>
+        <w:t>CONTACTO_FIJO</w:t>
+      </w:r>
+      <w:r>
+        <w:rPr>
+          <w:b w:val="0"/>
+          <w:color w:val="960000"/>
+          <w:sz w:val="20"/>
+        </w:rPr>
+        <w:t xml:space="preserve"> y </w:t>
+      </w:r>
+      <w:r>
+        <w:rPr>
+          <w:b/>
+          <w:color w:val="960000"/>
+          <w:sz w:val="20"/>
+        </w:rPr>
+        <w:t>no «avería»</w:t>
+      </w:r>
+      <w:r>
+        <w:rPr>
+          <w:b w:val="0"/>
+          <w:color w:val="960000"/>
+          <w:sz w:val="20"/>
+        </w:rPr>
+        <w:t xml:space="preserve">. Las dos cosas piden que alguien vaya a mirar; si al llegar hay un vehículo parado, </w:t>
+      </w:r>
+      <w:r>
+        <w:rPr>
+          <w:b/>
+          <w:color w:val="960000"/>
+          <w:sz w:val="20"/>
+        </w:rPr>
+        <w:t>la cámara está bien</w:t>
+      </w:r>
+      <w:r>
+        <w:rPr>
+          <w:b w:val="0"/>
+          <w:color w:val="960000"/>
+          <w:sz w:val="20"/>
+        </w:rPr>
+        <w:t xml:space="preserve">. ⏱️ </w:t>
+      </w:r>
+      <w:r>
+        <w:rPr>
+          <w:b/>
+          <w:color w:val="960000"/>
+          <w:sz w:val="20"/>
+        </w:rPr>
+        <w:t>`CAM_CIEGA` cuenta 6 horas DE PASO ABIERTO, no 6 horas de reloj.</w:t>
+      </w:r>
+      <w:r>
+        <w:rPr>
+          <w:b w:val="0"/>
+          <w:color w:val="960000"/>
+          <w:sz w:val="20"/>
+        </w:rPr>
+        <w:t xml:space="preserve"> El contador sólo corre mientras la pluma está arriba —con el cruce en menú, en rojo total o con el turno en el otro poste nadie puede cruzar, y una cámara callada está diciendo la verdad—. Con el ciclo mínimo eso es del orden de </w:t>
+      </w:r>
+      <w:r>
+        <w:rPr>
+          <w:b/>
+          <w:color w:val="960000"/>
+          <w:sz w:val="20"/>
+        </w:rPr>
+        <w:t>12 horas de reloj</w:t>
+      </w:r>
+      <w:r>
+        <w:rPr>
+          <w:b w:val="0"/>
+          <w:color w:val="960000"/>
+          <w:sz w:val="20"/>
+        </w:rPr>
+        <w:t xml:space="preserve">, así que </w:t>
+      </w:r>
+      <w:r>
+        <w:rPr>
+          <w:b/>
+          <w:color w:val="960000"/>
+          <w:sz w:val="20"/>
+        </w:rPr>
+        <w:t>no puede saltar en una sola noche sin tráfico</w:t>
+      </w:r>
+      <w:r>
+        <w:rPr>
+          <w:b w:val="0"/>
+          <w:color w:val="960000"/>
+          <w:sz w:val="20"/>
+        </w:rPr>
+        <w:t xml:space="preserve">. ⚠️ </w:t>
+      </w:r>
+      <w:r>
+        <w:rPr>
+          <w:b/>
+          <w:color w:val="960000"/>
+          <w:sz w:val="20"/>
+        </w:rPr>
+        <w:t>Lo que sigue igual, y por eso la frase de arriba no se borra:</w:t>
+      </w:r>
+      <w:r>
+        <w:rPr>
+          <w:b w:val="0"/>
+          <w:color w:val="960000"/>
+          <w:sz w:val="20"/>
+        </w:rPr>
+        <w:t xml:space="preserve"> esto </w:t>
+      </w:r>
+      <w:r>
+        <w:rPr>
+          <w:b/>
+          <w:color w:val="960000"/>
+          <w:sz w:val="20"/>
+        </w:rPr>
+        <w:t>no</w:t>
+      </w:r>
+      <w:r>
+        <w:rPr>
+          <w:b w:val="0"/>
+          <w:color w:val="960000"/>
+          <w:sz w:val="20"/>
+        </w:rPr>
+        <w:t xml:space="preserve"> hace que una cámara abra paso, y </w:t>
+      </w:r>
+      <w:r>
+        <w:rPr>
+          <w:b/>
+          <w:color w:val="960000"/>
+          <w:sz w:val="20"/>
+        </w:rPr>
+        <w:t>no</w:t>
+      </w:r>
+      <w:r>
+        <w:rPr>
+          <w:b w:val="0"/>
+          <w:color w:val="960000"/>
+          <w:sz w:val="20"/>
+        </w:rPr>
+        <w:t xml:space="preserve"> cubre la cámara de </w:t>
+      </w:r>
+      <w:r>
+        <w:rPr>
+          <w:rFonts w:ascii="Consolas" w:hAnsi="Consolas"/>
+          <w:color w:val="960000"/>
+          <w:sz w:val="20"/>
+        </w:rPr>
+        <w:t>J14</w:t>
+      </w:r>
+      <w:r>
+        <w:rPr>
+          <w:b w:val="0"/>
+          <w:color w:val="960000"/>
+          <w:sz w:val="20"/>
+        </w:rPr>
+        <w:t xml:space="preserve"> (</w:t>
+      </w:r>
+      <w:r>
+        <w:rPr>
+          <w:rFonts w:ascii="Consolas" w:hAnsi="Consolas"/>
+          <w:color w:val="960000"/>
+          <w:sz w:val="20"/>
+        </w:rPr>
+        <w:t>PB0</w:t>
+      </w:r>
+      <w:r>
+        <w:rPr>
+          <w:b w:val="0"/>
+          <w:color w:val="960000"/>
+          <w:sz w:val="20"/>
+        </w:rPr>
+        <w:t xml:space="preserve">), que es la que hoy pide paso de verdad. Lo que cubre son las </w:t>
+      </w:r>
+      <w:r>
+        <w:rPr>
+          <w:b/>
+          <w:color w:val="960000"/>
+          <w:sz w:val="20"/>
+        </w:rPr>
+        <w:t>dos entradas de `J16`</w:t>
+      </w:r>
+      <w:r>
+        <w:rPr>
+          <w:b w:val="0"/>
+          <w:color w:val="960000"/>
+          <w:sz w:val="20"/>
+        </w:rPr>
+        <w:t xml:space="preserve">. 🔴 </w:t>
+      </w:r>
+      <w:r>
+        <w:rPr>
+          <w:b/>
+          <w:color w:val="960000"/>
+          <w:sz w:val="20"/>
+        </w:rPr>
+        <w:t>Y lo que todavía NO está probado en una tarjeta:</w:t>
+      </w:r>
+      <w:r>
+        <w:rPr>
+          <w:b w:val="0"/>
+          <w:color w:val="960000"/>
+          <w:sz w:val="20"/>
+        </w:rPr>
+        <w:t xml:space="preserve"> que </w:t>
+      </w:r>
+      <w:r>
+        <w:rPr>
+          <w:rFonts w:ascii="Consolas" w:hAnsi="Consolas"/>
+          <w:color w:val="960000"/>
+          <w:sz w:val="20"/>
+        </w:rPr>
+        <w:t>CAM_CIEGA</w:t>
+      </w:r>
+      <w:r>
+        <w:rPr>
+          <w:b w:val="0"/>
+          <w:color w:val="960000"/>
+          <w:sz w:val="20"/>
+        </w:rPr>
+        <w:t xml:space="preserve"> salte de verdad a las 6 h. </w:t>
+      </w:r>
+      <w:r>
+        <w:rPr>
+          <w:b/>
+          <w:color w:val="960000"/>
+          <w:sz w:val="20"/>
+        </w:rPr>
+        <w:t>No es ejecutable en una sesión de banco</w:t>
+      </w:r>
+      <w:r>
+        <w:rPr>
+          <w:b w:val="0"/>
+          <w:color w:val="960000"/>
+          <w:sz w:val="20"/>
+        </w:rPr>
+        <w:t xml:space="preserve"> —haría falta cargar un programa con el plazo acortado, y ése no es el que va a campo—, así que está comprobado en su </w:t>
+      </w:r>
+      <w:r>
+        <w:rPr>
+          <w:b/>
+          <w:color w:val="960000"/>
+          <w:sz w:val="20"/>
+        </w:rPr>
+        <w:t>forma</w:t>
+      </w:r>
+      <w:r>
+        <w:rPr>
+          <w:b w:val="0"/>
+          <w:color w:val="960000"/>
+          <w:sz w:val="20"/>
+        </w:rPr>
+        <w:t xml:space="preserve"> y no en su </w:t>
+      </w:r>
+      <w:r>
+        <w:rPr>
+          <w:b/>
+          <w:color w:val="960000"/>
+          <w:sz w:val="20"/>
+        </w:rPr>
+        <w:t>tiempo</w:t>
+      </w:r>
+      <w:r>
+        <w:rPr>
+          <w:b w:val="0"/>
+          <w:color w:val="960000"/>
+          <w:sz w:val="20"/>
+        </w:rPr>
+        <w:t>. Se escribe aquí en vez de dejarlo pasar por bueno.</w:t>
       </w:r>
     </w:p>
     <w:p>

--- a/05_Funcional/1_Manual_Usuario.docx
+++ b/05_Funcional/1_Manual_Usuario.docx
@@ -12514,6 +12514,2467 @@
     </w:p>
     <w:p>
       <w:pPr>
+        <w:spacing w:before="200" w:after="120"/>
+      </w:pPr>
+      <w:r>
+        <w:rPr>
+          <w:b/>
+          <w:color w:val="003366"/>
+          <w:sz w:val="23"/>
+        </w:rPr>
+        <w:t xml:space="preserve">🟢 EL VERDE DURA DISTINTO EN CADA CICLO. </w:t>
+      </w:r>
+      <w:r>
+        <w:rPr>
+          <w:b/>
+          <w:color w:val="003366"/>
+          <w:sz w:val="23"/>
+        </w:rPr>
+        <w:t>ESO NO ES UNA AVERÍA.</w:t>
+      </w:r>
+    </w:p>
+    <w:p>
+      <w:pPr>
+        <w:spacing w:after="120"/>
+      </w:pPr>
+      <w:r>
+        <w:rPr>
+          <w:b/>
+          <w:sz w:val="21"/>
+        </w:rPr>
+        <w:t>Léalo antes de reportar nada.</w:t>
+      </w:r>
+      <w:r>
+        <w:rPr>
+          <w:b w:val="0"/>
+          <w:sz w:val="21"/>
+        </w:rPr>
+        <w:t xml:space="preserve"> Si sólo puede leer una frase, es la del recuadro de abajo.</w:t>
+      </w:r>
+    </w:p>
+    <w:p>
+      <w:pPr>
+        <w:spacing w:before="200" w:after="120"/>
+      </w:pPr>
+      <w:r>
+        <w:rPr>
+          <w:b/>
+          <w:color w:val="003366"/>
+          <w:sz w:val="21"/>
+        </w:rPr>
+        <w:t>❓ La pregunta que trae aquí a casi todo el mundo: *«¿por qué este verde está durando más que el de antes?»*</w:t>
+      </w:r>
+    </w:p>
+    <w:p>
+      <w:pPr>
+        <w:spacing w:after="120"/>
+      </w:pPr>
+      <w:r>
+        <w:rPr>
+          <w:b w:val="0"/>
+          <w:sz w:val="21"/>
+        </w:rPr>
+        <w:t>**Porque hay una cámara mirando ese carril, ha visto que todavía están pasando vehículos, y al otro</w:t>
+      </w:r>
+    </w:p>
+    <w:p>
+      <w:pPr>
+        <w:spacing w:after="120"/>
+      </w:pPr>
+      <w:r>
+        <w:rPr>
+          <w:b w:val="0"/>
+          <w:sz w:val="21"/>
+        </w:rPr>
+        <w:t>lado no hay nadie esperando.** El equipo aprovecha y deja el verde puesto un rato más. En cuanto</w:t>
+      </w:r>
+    </w:p>
+    <w:p>
+      <w:pPr>
+        <w:spacing w:after="120"/>
+      </w:pPr>
+      <w:r>
+        <w:rPr>
+          <w:b w:val="0"/>
+          <w:sz w:val="21"/>
+        </w:rPr>
+        <w:t>aparece alguien al otro lado, cambia.</w:t>
+      </w:r>
+    </w:p>
+    <w:p>
+      <w:pPr>
+        <w:spacing w:after="120"/>
+      </w:pPr>
+      <w:r>
+        <w:rPr>
+          <w:b w:val="0"/>
+          <w:sz w:val="21"/>
+        </w:rPr>
+        <w:t xml:space="preserve">Es lo único que hacen las cámaras en este equipo. </w:t>
+      </w:r>
+      <w:r>
+        <w:rPr>
+          <w:b/>
+          <w:sz w:val="21"/>
+        </w:rPr>
+        <w:t>Nada más.</w:t>
+      </w:r>
+    </w:p>
+    <w:p>
+      <w:pPr>
+        <w:spacing w:after="160"/>
+        <w:ind w:left="360"/>
+        <w:shd w:val="clear" w:fill="FFF4E5"/>
+      </w:pPr>
+      <w:r>
+        <w:rPr>
+          <w:b w:val="0"/>
+          <w:color w:val="960000"/>
+          <w:sz w:val="20"/>
+        </w:rPr>
+        <w:t>🟩 EL VERDE NO SE ACORTA NUNCA. SÓLO SE ALARGA — Y SÓLO CUANDO AL OTRO LADO NO ESPERA NADIE.</w:t>
+      </w:r>
+    </w:p>
+    <w:p>
+      <w:pPr>
+        <w:spacing w:after="120"/>
+      </w:pPr>
+      <w:r>
+        <w:rPr>
+          <w:b w:val="0"/>
+          <w:sz w:val="21"/>
+        </w:rPr>
+        <w:t>Esa frase es toda la regla. Quien la repita de memoria ya sabe operar este modo.</w:t>
+      </w:r>
+    </w:p>
+    <w:p>
+      <w:pPr>
+        <w:spacing w:after="80"/>
+      </w:pPr>
+    </w:p>
+    <w:p>
+      <w:pPr>
+        <w:spacing w:before="200" w:after="120"/>
+      </w:pPr>
+      <w:r>
+        <w:rPr>
+          <w:b/>
+          <w:color w:val="003366"/>
+          <w:sz w:val="21"/>
+        </w:rPr>
+        <w:t>🔢 Con números, que es como se entiende de verdad</w:t>
+      </w:r>
+    </w:p>
+    <w:p>
+      <w:pPr>
+        <w:spacing w:after="120"/>
+      </w:pPr>
+      <w:r>
+        <w:rPr>
+          <w:b/>
+          <w:sz w:val="21"/>
+        </w:rPr>
+        <w:t>Usted configura el verde desde la app. Pongamos 4 minutos</w:t>
+      </w:r>
+      <w:r>
+        <w:rPr>
+          <w:b w:val="0"/>
+          <w:sz w:val="21"/>
+        </w:rPr>
+        <w:t>, porque este tramo es largo.</w:t>
+      </w:r>
+    </w:p>
+    <w:tbl>
+      <w:tblPr>
+        <w:tblStyle w:val="TableGrid"/>
+        <w:tblW w:type="auto" w:w="0"/>
+        <w:tblLook w:firstColumn="1" w:firstRow="1" w:lastColumn="0" w:lastRow="0" w:noHBand="0" w:noVBand="1" w:val="04A0"/>
+      </w:tblPr>
+      <w:tblGrid>
+        <w:gridCol w:w="4680"/>
+        <w:gridCol w:w="4680"/>
+      </w:tblGrid>
+      <w:tr>
+        <w:tc>
+          <w:tcPr>
+            <w:tcW w:type="dxa" w:w="4680"/>
+            <w:shd w:val="clear" w:fill="DCE6F1"/>
+          </w:tcPr>
+          <w:p>
+            <w:r/>
+            <w:r>
+              <w:rPr>
+                <w:b/>
+                <w:sz w:val="19"/>
+              </w:rPr>
+              <w:t>lo que puede ver con el cronómetro</w:t>
+            </w:r>
+          </w:p>
+        </w:tc>
+        <w:tc>
+          <w:tcPr>
+            <w:tcW w:type="dxa" w:w="4680"/>
+            <w:shd w:val="clear" w:fill="DCE6F1"/>
+          </w:tcPr>
+          <w:p>
+            <w:r/>
+            <w:r>
+              <w:rPr>
+                <w:b/>
+                <w:sz w:val="19"/>
+              </w:rPr>
+              <w:t>qué es</w:t>
+            </w:r>
+          </w:p>
+        </w:tc>
+      </w:tr>
+      <w:tr>
+        <w:tc>
+          <w:tcPr>
+            <w:tcW w:type="dxa" w:w="4680"/>
+          </w:tcPr>
+          <w:p>
+            <w:r/>
+            <w:r>
+              <w:rPr>
+                <w:b/>
+                <w:sz w:val="19"/>
+              </w:rPr>
+              <w:t>4 minutos exactos</w:t>
+            </w:r>
+          </w:p>
+        </w:tc>
+        <w:tc>
+          <w:tcPr>
+            <w:tcW w:type="dxa" w:w="4680"/>
+          </w:tcPr>
+          <w:p>
+            <w:r/>
+            <w:r>
+              <w:rPr>
+                <w:b w:val="0"/>
+                <w:sz w:val="19"/>
+              </w:rPr>
+              <w:t>normal: al otro lado hay alguien esperando, o en el suyo ya no queda nadie</w:t>
+            </w:r>
+          </w:p>
+        </w:tc>
+      </w:tr>
+      <w:tr>
+        <w:tc>
+          <w:tcPr>
+            <w:tcW w:type="dxa" w:w="4680"/>
+          </w:tcPr>
+          <w:p>
+            <w:r/>
+            <w:r>
+              <w:rPr>
+                <w:b/>
+                <w:sz w:val="19"/>
+              </w:rPr>
+              <w:t>5, 6, 7 minutos</w:t>
+            </w:r>
+          </w:p>
+        </w:tc>
+        <w:tc>
+          <w:tcPr>
+            <w:tcW w:type="dxa" w:w="4680"/>
+          </w:tcPr>
+          <w:p>
+            <w:r/>
+            <w:r>
+              <w:rPr>
+                <w:b w:val="0"/>
+                <w:sz w:val="19"/>
+              </w:rPr>
+              <w:t>normal: sigue pasando gente por su carril y enfrente no espera nadie</w:t>
+            </w:r>
+          </w:p>
+        </w:tc>
+      </w:tr>
+      <w:tr>
+        <w:tc>
+          <w:tcPr>
+            <w:tcW w:type="dxa" w:w="4680"/>
+          </w:tcPr>
+          <w:p>
+            <w:r/>
+            <w:r>
+              <w:rPr>
+                <w:b/>
+                <w:sz w:val="19"/>
+              </w:rPr>
+              <w:t>8 minutos</w:t>
+            </w:r>
+          </w:p>
+        </w:tc>
+        <w:tc>
+          <w:tcPr>
+            <w:tcW w:type="dxa" w:w="4680"/>
+          </w:tcPr>
+          <w:p>
+            <w:r/>
+            <w:r>
+              <w:rPr>
+                <w:b/>
+                <w:sz w:val="19"/>
+              </w:rPr>
+              <w:t>el máximo.</w:t>
+            </w:r>
+            <w:r>
+              <w:rPr>
+                <w:b w:val="0"/>
+                <w:sz w:val="19"/>
+              </w:rPr>
+              <w:t xml:space="preserve"> Ahí corta, haya lo que haya. </w:t>
+            </w:r>
+            <w:r>
+              <w:rPr>
+                <w:b/>
+                <w:sz w:val="19"/>
+              </w:rPr>
+              <w:t>Mantener no es indefinido</w:t>
+            </w:r>
+          </w:p>
+        </w:tc>
+      </w:tr>
+      <w:tr>
+        <w:tc>
+          <w:tcPr>
+            <w:tcW w:type="dxa" w:w="4680"/>
+          </w:tcPr>
+          <w:p>
+            <w:r/>
+            <w:r>
+              <w:rPr>
+                <w:b/>
+                <w:sz w:val="19"/>
+              </w:rPr>
+              <w:t>menos de 4 minutos</w:t>
+            </w:r>
+          </w:p>
+        </w:tc>
+        <w:tc>
+          <w:tcPr>
+            <w:tcW w:type="dxa" w:w="4680"/>
+          </w:tcPr>
+          <w:p>
+            <w:r/>
+            <w:r>
+              <w:rPr>
+                <w:b w:val="0"/>
+                <w:sz w:val="19"/>
+              </w:rPr>
+              <w:t xml:space="preserve">🛑 </w:t>
+            </w:r>
+            <w:r>
+              <w:rPr>
+                <w:b/>
+                <w:sz w:val="19"/>
+              </w:rPr>
+              <w:t>eso NO lo hace este equipo. Repórtelo</w:t>
+            </w:r>
+          </w:p>
+        </w:tc>
+      </w:tr>
+      <w:tr>
+        <w:tc>
+          <w:tcPr>
+            <w:tcW w:type="dxa" w:w="4680"/>
+          </w:tcPr>
+          <w:p>
+            <w:r/>
+            <w:r>
+              <w:rPr>
+                <w:b/>
+                <w:sz w:val="19"/>
+              </w:rPr>
+              <w:t>más de 8 minutos</w:t>
+            </w:r>
+          </w:p>
+        </w:tc>
+        <w:tc>
+          <w:tcPr>
+            <w:tcW w:type="dxa" w:w="4680"/>
+          </w:tcPr>
+          <w:p>
+            <w:r/>
+            <w:r>
+              <w:rPr>
+                <w:b w:val="0"/>
+                <w:sz w:val="19"/>
+              </w:rPr>
+              <w:t xml:space="preserve">🛑 </w:t>
+            </w:r>
+            <w:r>
+              <w:rPr>
+                <w:b/>
+                <w:sz w:val="19"/>
+              </w:rPr>
+              <w:t>eso tampoco. Repórtelo</w:t>
+            </w:r>
+          </w:p>
+        </w:tc>
+      </w:tr>
+    </w:tbl>
+    <w:p>
+      <w:pPr>
+        <w:spacing w:after="120"/>
+      </w:pPr>
+    </w:p>
+    <w:p>
+      <w:pPr>
+        <w:spacing w:after="120"/>
+      </w:pPr>
+      <w:r>
+        <w:rPr>
+          <w:b/>
+          <w:sz w:val="21"/>
+        </w:rPr>
+        <w:t>La cuenta es siempre la misma: entre el tiempo que usted configuró y su DOBLE.</w:t>
+      </w:r>
+      <w:r>
+        <w:rPr>
+          <w:b w:val="0"/>
+          <w:sz w:val="21"/>
+        </w:rPr>
+        <w:t xml:space="preserve"> Configure 3 y</w:t>
+      </w:r>
+    </w:p>
+    <w:p>
+      <w:pPr>
+        <w:spacing w:after="120"/>
+      </w:pPr>
+      <w:r>
+        <w:rPr>
+          <w:b w:val="0"/>
+          <w:sz w:val="21"/>
+        </w:rPr>
+        <w:t>verá entre 3 y 6. Configure 6 y verá entre 6 y 12.</w:t>
+      </w:r>
+    </w:p>
+    <w:p>
+      <w:pPr>
+        <w:spacing w:after="120"/>
+      </w:pPr>
+      <w:r>
+        <w:rPr>
+          <w:b w:val="0"/>
+          <w:sz w:val="21"/>
+        </w:rPr>
+        <w:t xml:space="preserve">⚠️ </w:t>
+      </w:r>
+      <w:r>
+        <w:rPr>
+          <w:b/>
+          <w:sz w:val="21"/>
+        </w:rPr>
+        <w:t>Con tiempos largos el doble no cabe, y entonces se recorta.</w:t>
+      </w:r>
+      <w:r>
+        <w:rPr>
+          <w:b w:val="0"/>
+          <w:sz w:val="21"/>
+        </w:rPr>
+        <w:t xml:space="preserve"> El equipo no admite fases de más</w:t>
+      </w:r>
+    </w:p>
+    <w:p>
+      <w:pPr>
+        <w:spacing w:after="120"/>
+      </w:pPr>
+      <w:r>
+        <w:rPr>
+          <w:b w:val="0"/>
+          <w:sz w:val="21"/>
+        </w:rPr>
+        <w:t xml:space="preserve">de </w:t>
+      </w:r>
+      <w:r>
+        <w:rPr>
+          <w:b/>
+          <w:sz w:val="21"/>
+        </w:rPr>
+        <w:t>15 minutos</w:t>
+      </w:r>
+      <w:r>
+        <w:rPr>
+          <w:b w:val="0"/>
+          <w:sz w:val="21"/>
+        </w:rPr>
+        <w:t xml:space="preserve">, así que con </w:t>
+      </w:r>
+      <w:r>
+        <w:rPr>
+          <w:b/>
+          <w:sz w:val="21"/>
+        </w:rPr>
+        <w:t>8 minutos configurados</w:t>
+      </w:r>
+      <w:r>
+        <w:rPr>
+          <w:b w:val="0"/>
+          <w:sz w:val="21"/>
+        </w:rPr>
+        <w:t xml:space="preserve"> el máximo no son 16: son </w:t>
+      </w:r>
+      <w:r>
+        <w:rPr>
+          <w:b/>
+          <w:sz w:val="21"/>
+        </w:rPr>
+        <w:t>15</w:t>
+      </w:r>
+      <w:r>
+        <w:rPr>
+          <w:b w:val="0"/>
+          <w:sz w:val="21"/>
+        </w:rPr>
+        <w:t>. Y con</w:t>
+      </w:r>
+    </w:p>
+    <w:p>
+      <w:pPr>
+        <w:spacing w:after="120"/>
+      </w:pPr>
+      <w:r>
+        <w:rPr>
+          <w:b/>
+          <w:sz w:val="21"/>
+        </w:rPr>
+        <w:t>15 configurados el modo ya no puede alargar nada</w:t>
+      </w:r>
+      <w:r>
+        <w:rPr>
+          <w:b w:val="0"/>
+          <w:sz w:val="21"/>
+        </w:rPr>
+        <w:t xml:space="preserve"> — se comporta igual que el Automático. **No</w:t>
+      </w:r>
+    </w:p>
+    <w:p>
+      <w:pPr>
+        <w:spacing w:after="120"/>
+      </w:pPr>
+      <w:r>
+        <w:rPr>
+          <w:b w:val="0"/>
+          <w:sz w:val="21"/>
+        </w:rPr>
+        <w:t>está roto: es el tope haciendo su trabajo.**</w:t>
+      </w:r>
+    </w:p>
+    <w:p>
+      <w:pPr>
+        <w:spacing w:after="80"/>
+      </w:pPr>
+    </w:p>
+    <w:p>
+      <w:pPr>
+        <w:spacing w:before="200" w:after="120"/>
+      </w:pPr>
+      <w:r>
+        <w:rPr>
+          <w:b/>
+          <w:color w:val="003366"/>
+          <w:sz w:val="21"/>
+        </w:rPr>
+        <w:t>✅ LAS TRES COSAS QUE MÁS SE REPORTAN COMO AVERÍA Y NO LO SON</w:t>
+      </w:r>
+    </w:p>
+    <w:tbl>
+      <w:tblPr>
+        <w:tblStyle w:val="TableGrid"/>
+        <w:tblW w:type="auto" w:w="0"/>
+        <w:tblLook w:firstColumn="1" w:firstRow="1" w:lastColumn="0" w:lastRow="0" w:noHBand="0" w:noVBand="1" w:val="04A0"/>
+      </w:tblPr>
+      <w:tblGrid>
+        <w:gridCol w:w="4680"/>
+        <w:gridCol w:w="4680"/>
+      </w:tblGrid>
+      <w:tr>
+        <w:tc>
+          <w:tcPr>
+            <w:tcW w:type="dxa" w:w="4680"/>
+            <w:shd w:val="clear" w:fill="DCE6F1"/>
+          </w:tcPr>
+          <w:p>
+            <w:r/>
+            <w:r>
+              <w:rPr>
+                <w:b/>
+                <w:sz w:val="19"/>
+              </w:rPr>
+              <w:t>lo que se ve</w:t>
+            </w:r>
+          </w:p>
+        </w:tc>
+        <w:tc>
+          <w:tcPr>
+            <w:tcW w:type="dxa" w:w="4680"/>
+            <w:shd w:val="clear" w:fill="DCE6F1"/>
+          </w:tcPr>
+          <w:p>
+            <w:r/>
+            <w:r>
+              <w:rPr>
+                <w:b/>
+                <w:sz w:val="19"/>
+              </w:rPr>
+              <w:t>por qué es normal</w:t>
+            </w:r>
+          </w:p>
+        </w:tc>
+      </w:tr>
+      <w:tr>
+        <w:tc>
+          <w:tcPr>
+            <w:tcW w:type="dxa" w:w="4680"/>
+          </w:tcPr>
+          <w:p>
+            <w:r/>
+            <w:r>
+              <w:rPr>
+                <w:b/>
+                <w:sz w:val="19"/>
+              </w:rPr>
+              <w:t>El verde dura más de lo que está configurado</w:t>
+            </w:r>
+          </w:p>
+        </w:tc>
+        <w:tc>
+          <w:tcPr>
+            <w:tcW w:type="dxa" w:w="4680"/>
+          </w:tcPr>
+          <w:p>
+            <w:r/>
+            <w:r>
+              <w:rPr>
+                <w:b w:val="0"/>
+                <w:sz w:val="19"/>
+              </w:rPr>
+              <w:t>es exactamente para lo que se pusieron las cámaras</w:t>
+            </w:r>
+          </w:p>
+        </w:tc>
+      </w:tr>
+      <w:tr>
+        <w:tc>
+          <w:tcPr>
+            <w:tcW w:type="dxa" w:w="4680"/>
+          </w:tcPr>
+          <w:p>
+            <w:r/>
+            <w:r>
+              <w:rPr>
+                <w:b/>
+                <w:sz w:val="19"/>
+              </w:rPr>
+              <w:t>El verde dura distinto en cada ciclo</w:t>
+            </w:r>
+          </w:p>
+        </w:tc>
+        <w:tc>
+          <w:tcPr>
+            <w:tcW w:type="dxa" w:w="4680"/>
+          </w:tcPr>
+          <w:p>
+            <w:r/>
+            <w:r>
+              <w:rPr>
+                <w:b w:val="0"/>
+                <w:sz w:val="19"/>
+              </w:rPr>
+              <w:t xml:space="preserve">depende del tráfico que haya en ese momento. </w:t>
+            </w:r>
+            <w:r>
+              <w:rPr>
+                <w:b/>
+                <w:sz w:val="19"/>
+              </w:rPr>
+              <w:t>Dos ciclos seguidos casi nunca duran lo mismo</w:t>
+            </w:r>
+          </w:p>
+        </w:tc>
+      </w:tr>
+      <w:tr>
+        <w:tc>
+          <w:tcPr>
+            <w:tcW w:type="dxa" w:w="4680"/>
+          </w:tcPr>
+          <w:p>
+            <w:r/>
+            <w:r>
+              <w:rPr>
+                <w:b/>
+                <w:sz w:val="19"/>
+              </w:rPr>
+              <w:t>Un poste da verdes largos y el otro no</w:t>
+            </w:r>
+          </w:p>
+        </w:tc>
+        <w:tc>
+          <w:tcPr>
+            <w:tcW w:type="dxa" w:w="4680"/>
+          </w:tcPr>
+          <w:p>
+            <w:r/>
+            <w:r>
+              <w:rPr>
+                <w:b w:val="0"/>
+                <w:sz w:val="19"/>
+              </w:rPr>
+              <w:t xml:space="preserve">cada sentido tiene </w:t>
+            </w:r>
+            <w:r>
+              <w:rPr>
+                <w:b/>
+                <w:sz w:val="19"/>
+              </w:rPr>
+              <w:t>su propio tiempo configurado</w:t>
+            </w:r>
+            <w:r>
+              <w:rPr>
+                <w:b w:val="0"/>
+                <w:sz w:val="19"/>
+              </w:rPr>
+              <w:t xml:space="preserve"> y </w:t>
+            </w:r>
+            <w:r>
+              <w:rPr>
+                <w:b/>
+                <w:sz w:val="19"/>
+              </w:rPr>
+              <w:t>su propia cámara</w:t>
+            </w:r>
+            <w:r>
+              <w:rPr>
+                <w:b w:val="0"/>
+                <w:sz w:val="19"/>
+              </w:rPr>
+              <w:t>. Si en un lado hay obra y en el otro no, las duraciones no tienen por qué parecerse</w:t>
+            </w:r>
+          </w:p>
+        </w:tc>
+      </w:tr>
+    </w:tbl>
+    <w:p>
+      <w:pPr>
+        <w:spacing w:after="120"/>
+      </w:pPr>
+    </w:p>
+    <w:p>
+      <w:pPr>
+        <w:spacing w:after="120"/>
+      </w:pPr>
+      <w:r>
+        <w:rPr>
+          <w:b/>
+          <w:sz w:val="21"/>
+        </w:rPr>
+        <w:t>Y una cuarta, que no es de este modo pero se reporta junto con él:</w:t>
+      </w:r>
+      <w:r>
+        <w:rPr>
+          <w:b w:val="0"/>
+          <w:sz w:val="21"/>
+        </w:rPr>
+        <w:t xml:space="preserve"> las luces de peatón y el</w:t>
+      </w:r>
+    </w:p>
+    <w:p>
+      <w:pPr>
+        <w:spacing w:after="120"/>
+      </w:pPr>
+      <w:r>
+        <w:rPr>
+          <w:b w:val="0"/>
+          <w:sz w:val="21"/>
+        </w:rPr>
+        <w:t xml:space="preserve">zumbador </w:t>
+      </w:r>
+      <w:r>
+        <w:rPr>
+          <w:b/>
+          <w:sz w:val="21"/>
+        </w:rPr>
+        <w:t>no encienden nunca</w:t>
+      </w:r>
+      <w:r>
+        <w:rPr>
+          <w:b w:val="0"/>
+          <w:sz w:val="21"/>
+        </w:rPr>
+        <w:t>. Están en la placa y el programa no los mueve. Ver §1.</w:t>
+      </w:r>
+    </w:p>
+    <w:p>
+      <w:pPr>
+        <w:spacing w:after="80"/>
+      </w:pPr>
+    </w:p>
+    <w:p>
+      <w:pPr>
+        <w:spacing w:before="200" w:after="120"/>
+      </w:pPr>
+      <w:r>
+        <w:rPr>
+          <w:b/>
+          <w:color w:val="003366"/>
+          <w:sz w:val="21"/>
+        </w:rPr>
+        <w:t>🔧 CÓMO SE DISTINGUE ESTO DE UNA AVERÍA DE VERDAD — sin instrumentos y en dos minutos</w:t>
+      </w:r>
+    </w:p>
+    <w:p>
+      <w:pPr>
+        <w:spacing w:after="120"/>
+      </w:pPr>
+      <w:r>
+        <w:rPr>
+          <w:b/>
+          <w:sz w:val="21"/>
+        </w:rPr>
+        <w:t>Póngalo en Modo Automático desde la app</w:t>
+      </w:r>
+      <w:r>
+        <w:rPr>
+          <w:b w:val="0"/>
+          <w:sz w:val="21"/>
+        </w:rPr>
+        <w:t xml:space="preserve"> (el botón </w:t>
+      </w:r>
+      <w:r>
+        <w:rPr>
+          <w:rFonts w:ascii="Consolas" w:hAnsi="Consolas"/>
+          <w:sz w:val="21"/>
+        </w:rPr>
+        <w:t>AUTOMÁTICO</w:t>
+      </w:r>
+      <w:r>
+        <w:rPr>
+          <w:b w:val="0"/>
+          <w:sz w:val="21"/>
+        </w:rPr>
+        <w:t xml:space="preserve"> de la botonera) **y mire dos o</w:t>
+      </w:r>
+    </w:p>
+    <w:p>
+      <w:pPr>
+        <w:spacing w:after="120"/>
+      </w:pPr>
+      <w:r>
+        <w:rPr>
+          <w:b w:val="0"/>
+          <w:sz w:val="21"/>
+        </w:rPr>
+        <w:t>tres ciclos.</w:t>
+      </w:r>
+      <w:r>
+        <w:rPr>
+          <w:b/>
+          <w:sz w:val="21"/>
+        </w:rPr>
+        <w:t xml:space="preserve"> El Modo Automático </w:t>
+      </w:r>
+      <w:r>
+        <w:rPr>
+          <w:b w:val="0"/>
+          <w:sz w:val="21"/>
+        </w:rPr>
+        <w:t>no mira ninguna cámara**: reparte por tiempo y siempre igual.</w:t>
+      </w:r>
+    </w:p>
+    <w:tbl>
+      <w:tblPr>
+        <w:tblStyle w:val="TableGrid"/>
+        <w:tblW w:type="auto" w:w="0"/>
+        <w:tblLook w:firstColumn="1" w:firstRow="1" w:lastColumn="0" w:lastRow="0" w:noHBand="0" w:noVBand="1" w:val="04A0"/>
+      </w:tblPr>
+      <w:tblGrid>
+        <w:gridCol w:w="4680"/>
+        <w:gridCol w:w="4680"/>
+      </w:tblGrid>
+      <w:tr>
+        <w:tc>
+          <w:tcPr>
+            <w:tcW w:type="dxa" w:w="4680"/>
+            <w:shd w:val="clear" w:fill="DCE6F1"/>
+          </w:tcPr>
+          <w:p>
+            <w:r/>
+            <w:r>
+              <w:rPr>
+                <w:b/>
+                <w:sz w:val="19"/>
+              </w:rPr>
+              <w:t>lo que pasa en Automático</w:t>
+            </w:r>
+          </w:p>
+        </w:tc>
+        <w:tc>
+          <w:tcPr>
+            <w:tcW w:type="dxa" w:w="4680"/>
+            <w:shd w:val="clear" w:fill="DCE6F1"/>
+          </w:tcPr>
+          <w:p>
+            <w:r/>
+            <w:r>
+              <w:rPr>
+                <w:b/>
+                <w:sz w:val="19"/>
+              </w:rPr>
+              <w:t>qué significa</w:t>
+            </w:r>
+          </w:p>
+        </w:tc>
+      </w:tr>
+      <w:tr>
+        <w:tc>
+          <w:tcPr>
+            <w:tcW w:type="dxa" w:w="4680"/>
+          </w:tcPr>
+          <w:p>
+            <w:r/>
+            <w:r>
+              <w:rPr>
+                <w:b w:val="0"/>
+                <w:sz w:val="19"/>
+              </w:rPr>
+              <w:t xml:space="preserve">🟢 </w:t>
+            </w:r>
+            <w:r>
+              <w:rPr>
+                <w:b/>
+                <w:sz w:val="19"/>
+              </w:rPr>
+              <w:t>Los verdes salen regulares y todos iguales</w:t>
+            </w:r>
+          </w:p>
+        </w:tc>
+        <w:tc>
+          <w:tcPr>
+            <w:tcW w:type="dxa" w:w="4680"/>
+          </w:tcPr>
+          <w:p>
+            <w:r/>
+            <w:r>
+              <w:rPr>
+                <w:b/>
+                <w:sz w:val="19"/>
+              </w:rPr>
+              <w:t>el equipo está bien.</w:t>
+            </w:r>
+            <w:r>
+              <w:rPr>
+                <w:b w:val="0"/>
+                <w:sz w:val="19"/>
+              </w:rPr>
+              <w:t xml:space="preserve"> Lo que veía era el Modo Inteligente trabajando. Devuélvalo a Inteligente y siga</w:t>
+            </w:r>
+          </w:p>
+        </w:tc>
+      </w:tr>
+      <w:tr>
+        <w:tc>
+          <w:tcPr>
+            <w:tcW w:type="dxa" w:w="4680"/>
+          </w:tcPr>
+          <w:p>
+            <w:r/>
+            <w:r>
+              <w:rPr>
+                <w:b w:val="0"/>
+                <w:sz w:val="19"/>
+              </w:rPr>
+              <w:t xml:space="preserve">🔴 </w:t>
+            </w:r>
+            <w:r>
+              <w:rPr>
+                <w:b/>
+                <w:sz w:val="19"/>
+              </w:rPr>
+              <w:t>Siguen saliendo raros, cortos o desiguales</w:t>
+            </w:r>
+          </w:p>
+        </w:tc>
+        <w:tc>
+          <w:tcPr>
+            <w:tcW w:type="dxa" w:w="4680"/>
+          </w:tcPr>
+          <w:p>
+            <w:r/>
+            <w:r>
+              <w:rPr>
+                <w:b/>
+                <w:sz w:val="19"/>
+              </w:rPr>
+              <w:t>es una avería, y no tiene nada que ver con las cámaras.</w:t>
+            </w:r>
+            <w:r>
+              <w:rPr>
+                <w:b w:val="0"/>
+                <w:sz w:val="19"/>
+              </w:rPr>
+              <w:t xml:space="preserve"> Repórtelo con esas palabras: *«también pasa en Automático»*. Esa frase sola ahorra medio día de búsqueda</w:t>
+            </w:r>
+          </w:p>
+        </w:tc>
+      </w:tr>
+    </w:tbl>
+    <w:p>
+      <w:pPr>
+        <w:spacing w:after="120"/>
+      </w:pPr>
+    </w:p>
+    <w:p>
+      <w:pPr>
+        <w:spacing w:after="120"/>
+      </w:pPr>
+      <w:r>
+        <w:rPr>
+          <w:b/>
+          <w:sz w:val="21"/>
+        </w:rPr>
+        <w:t>Por qué esta prueba vale, y no es un truco:</w:t>
+      </w:r>
+      <w:r>
+        <w:rPr>
+          <w:b w:val="0"/>
+          <w:sz w:val="21"/>
+        </w:rPr>
+        <w:t xml:space="preserve"> el modo está construido de forma que **con las</w:t>
+      </w:r>
+    </w:p>
+    <w:p>
+      <w:pPr>
+        <w:spacing w:after="120"/>
+      </w:pPr>
+      <w:r>
+        <w:rPr>
+          <w:b w:val="0"/>
+          <w:sz w:val="21"/>
+        </w:rPr>
+        <w:t>cámaras muertas se comporta exactamente igual que el Automático**. Una cámara sólo puede añadir</w:t>
+      </w:r>
+    </w:p>
+    <w:p>
+      <w:pPr>
+        <w:spacing w:after="120"/>
+      </w:pPr>
+      <w:r>
+        <w:rPr>
+          <w:b w:val="0"/>
+          <w:sz w:val="21"/>
+        </w:rPr>
+        <w:t>tiempo; si no dice nada, no añade nada. Poner el equipo en Automático es, en la práctica, **apagar</w:t>
+      </w:r>
+    </w:p>
+    <w:p>
+      <w:pPr>
+        <w:spacing w:after="120"/>
+      </w:pPr>
+      <w:r>
+        <w:rPr>
+          <w:b w:val="0"/>
+          <w:sz w:val="21"/>
+        </w:rPr>
+        <w:t>las cámaras a mano** y ver qué queda debajo.</w:t>
+      </w:r>
+    </w:p>
+    <w:p>
+      <w:pPr>
+        <w:spacing w:after="120"/>
+      </w:pPr>
+      <w:r>
+        <w:rPr>
+          <w:b w:val="0"/>
+          <w:sz w:val="21"/>
+        </w:rPr>
+        <w:t>##### 🛑 Y lo que se para SIEMPRE, en cualquier modo y sin pensarlo</w:t>
+      </w:r>
+    </w:p>
+    <w:p>
+      <w:pPr>
+        <w:spacing w:after="120"/>
+      </w:pPr>
+      <w:r>
+        <w:rPr>
+          <w:b/>
+          <w:sz w:val="21"/>
+        </w:rPr>
+        <w:t>Verde en los dos postes a la vez, aunque sea un instante: corte la alimentación y avise.</w:t>
+      </w:r>
+      <w:r>
+        <w:rPr>
+          <w:b w:val="0"/>
+          <w:sz w:val="21"/>
+        </w:rPr>
+        <w:t xml:space="preserve"> Eso no</w:t>
+      </w:r>
+    </w:p>
+    <w:p>
+      <w:pPr>
+        <w:spacing w:after="120"/>
+      </w:pPr>
+      <w:r>
+        <w:rPr>
+          <w:b w:val="0"/>
+          <w:sz w:val="21"/>
+        </w:rPr>
+        <w:t>es un tiempo raro — es la única cosa de esta página que puede hacer daño.</w:t>
+      </w:r>
+    </w:p>
+    <w:p>
+      <w:pPr>
+        <w:spacing w:after="120"/>
+      </w:pPr>
+      <w:r>
+        <w:rPr>
+          <w:b/>
+          <w:sz w:val="21"/>
+        </w:rPr>
+        <w:t>También se reporta, sin esperar a nada:</w:t>
+      </w:r>
+      <w:r>
+        <w:rPr>
+          <w:b w:val="0"/>
+          <w:sz w:val="21"/>
+        </w:rPr>
+        <w:t xml:space="preserve"> el cruce </w:t>
+      </w:r>
+      <w:r>
+        <w:rPr>
+          <w:b/>
+          <w:sz w:val="21"/>
+        </w:rPr>
+        <w:t>no cambia nunca</w:t>
+      </w:r>
+      <w:r>
+        <w:rPr>
+          <w:b w:val="0"/>
+          <w:sz w:val="21"/>
+        </w:rPr>
+        <w:t xml:space="preserve"> y se queda fijo en un</w:t>
+      </w:r>
+    </w:p>
+    <w:p>
+      <w:pPr>
+        <w:spacing w:after="120"/>
+      </w:pPr>
+      <w:r>
+        <w:rPr>
+          <w:b w:val="0"/>
+          <w:sz w:val="21"/>
+        </w:rPr>
+        <w:t xml:space="preserve">color; o un poste queda </w:t>
+      </w:r>
+      <w:r>
+        <w:rPr>
+          <w:b/>
+          <w:sz w:val="21"/>
+        </w:rPr>
+        <w:t>en rojo permanente</w:t>
+      </w:r>
+      <w:r>
+        <w:rPr>
+          <w:b w:val="0"/>
+          <w:sz w:val="21"/>
+        </w:rPr>
+        <w:t xml:space="preserve"> mientras el otro cicla.</w:t>
+      </w:r>
+    </w:p>
+    <w:p>
+      <w:pPr>
+        <w:spacing w:after="80"/>
+      </w:pPr>
+    </w:p>
+    <w:p>
+      <w:pPr>
+        <w:spacing w:before="200" w:after="120"/>
+      </w:pPr>
+      <w:r>
+        <w:rPr>
+          <w:b/>
+          <w:color w:val="003366"/>
+          <w:sz w:val="21"/>
+        </w:rPr>
+        <w:t>📷 SI UNA CÁMARA SE ESTROPEA</w:t>
+      </w:r>
+    </w:p>
+    <w:p>
+      <w:pPr>
+        <w:spacing w:after="120"/>
+      </w:pPr>
+      <w:r>
+        <w:rPr>
+          <w:b/>
+          <w:sz w:val="21"/>
+        </w:rPr>
+        <w:t>No pasa nada grave, y ésta es la parte tranquilizadora:</w:t>
+      </w:r>
+      <w:r>
+        <w:rPr>
+          <w:b w:val="0"/>
+          <w:sz w:val="21"/>
+        </w:rPr>
+        <w:t xml:space="preserve"> una cámara </w:t>
+      </w:r>
+      <w:r>
+        <w:rPr>
+          <w:b/>
+          <w:sz w:val="21"/>
+        </w:rPr>
+        <w:t>pide</w:t>
+      </w:r>
+      <w:r>
+        <w:rPr>
+          <w:b w:val="0"/>
+          <w:sz w:val="21"/>
+        </w:rPr>
+        <w:t xml:space="preserve"> paso, **nunca lo</w:t>
+      </w:r>
+    </w:p>
+    <w:p>
+      <w:pPr>
+        <w:spacing w:after="120"/>
+      </w:pPr>
+      <w:r>
+        <w:rPr>
+          <w:b w:val="0"/>
+          <w:sz w:val="21"/>
+        </w:rPr>
+        <w:t>autoriza**. Si se rompe, se queda sin corriente o alguien le corta el cable, deja de pedir — y el</w:t>
+      </w:r>
+    </w:p>
+    <w:p>
+      <w:pPr>
+        <w:spacing w:after="120"/>
+      </w:pPr>
+      <w:r>
+        <w:rPr>
+          <w:b w:val="0"/>
+          <w:sz w:val="21"/>
+        </w:rPr>
+        <w:t xml:space="preserve">cruce </w:t>
+      </w:r>
+      <w:r>
+        <w:rPr>
+          <w:b/>
+          <w:sz w:val="21"/>
+        </w:rPr>
+        <w:t>vuelve a repartir por tiempo, como si no hubiera cámara</w:t>
+      </w:r>
+      <w:r>
+        <w:rPr>
+          <w:b w:val="0"/>
+          <w:sz w:val="21"/>
+        </w:rPr>
+        <w:t>. Se pierde el alargue; no se</w:t>
+      </w:r>
+    </w:p>
+    <w:p>
+      <w:pPr>
+        <w:spacing w:after="120"/>
+      </w:pPr>
+      <w:r>
+        <w:rPr>
+          <w:b w:val="0"/>
+          <w:sz w:val="21"/>
+        </w:rPr>
+        <w:t>pierde la seguridad.</w:t>
+      </w:r>
+    </w:p>
+    <w:p>
+      <w:pPr>
+        <w:spacing w:after="120"/>
+      </w:pPr>
+      <w:r>
+        <w:rPr>
+          <w:b/>
+          <w:sz w:val="21"/>
+        </w:rPr>
+        <w:t>Y el equipo avisa por la app</w:t>
+      </w:r>
+      <w:r>
+        <w:rPr>
+          <w:b w:val="0"/>
+          <w:sz w:val="21"/>
+        </w:rPr>
+        <w:t xml:space="preserve"> cuando una de las dos entradas de cámara deja de comportarse:</w:t>
+      </w:r>
+    </w:p>
+    <w:tbl>
+      <w:tblPr>
+        <w:tblStyle w:val="TableGrid"/>
+        <w:tblW w:type="auto" w:w="0"/>
+        <w:tblLook w:firstColumn="1" w:firstRow="1" w:lastColumn="0" w:lastRow="0" w:noHBand="0" w:noVBand="1" w:val="04A0"/>
+      </w:tblPr>
+      <w:tblGrid>
+        <w:gridCol w:w="3120"/>
+        <w:gridCol w:w="3120"/>
+        <w:gridCol w:w="3120"/>
+      </w:tblGrid>
+      <w:tr>
+        <w:tc>
+          <w:tcPr>
+            <w:tcW w:type="dxa" w:w="3120"/>
+            <w:shd w:val="clear" w:fill="DCE6F1"/>
+          </w:tcPr>
+          <w:p>
+            <w:r/>
+            <w:r>
+              <w:rPr>
+                <w:b/>
+                <w:sz w:val="19"/>
+              </w:rPr>
+              <w:t>aviso</w:t>
+            </w:r>
+          </w:p>
+        </w:tc>
+        <w:tc>
+          <w:tcPr>
+            <w:tcW w:type="dxa" w:w="3120"/>
+            <w:shd w:val="clear" w:fill="DCE6F1"/>
+          </w:tcPr>
+          <w:p>
+            <w:r/>
+            <w:r>
+              <w:rPr>
+                <w:b/>
+                <w:sz w:val="19"/>
+              </w:rPr>
+              <w:t>cuándo aparece</w:t>
+            </w:r>
+          </w:p>
+        </w:tc>
+        <w:tc>
+          <w:tcPr>
+            <w:tcW w:type="dxa" w:w="3120"/>
+            <w:shd w:val="clear" w:fill="DCE6F1"/>
+          </w:tcPr>
+          <w:p>
+            <w:r/>
+            <w:r>
+              <w:rPr>
+                <w:b/>
+                <w:sz w:val="19"/>
+              </w:rPr>
+              <w:t>qué hacer</w:t>
+            </w:r>
+          </w:p>
+        </w:tc>
+      </w:tr>
+      <w:tr>
+        <w:tc>
+          <w:tcPr>
+            <w:tcW w:type="dxa" w:w="3120"/>
+          </w:tcPr>
+          <w:p>
+            <w:r/>
+            <w:r>
+              <w:rPr>
+                <w:b/>
+                <w:sz w:val="19"/>
+              </w:rPr>
+              <w:t>`CAM_PEGADA`</w:t>
+            </w:r>
+          </w:p>
+        </w:tc>
+        <w:tc>
+          <w:tcPr>
+            <w:tcW w:type="dxa" w:w="3120"/>
+          </w:tcPr>
+          <w:p>
+            <w:r/>
+            <w:r>
+              <w:rPr>
+                <w:b w:val="0"/>
+                <w:sz w:val="19"/>
+              </w:rPr>
+              <w:t xml:space="preserve">el contacto lleva </w:t>
+            </w:r>
+            <w:r>
+              <w:rPr>
+                <w:b/>
+                <w:sz w:val="19"/>
+              </w:rPr>
+              <w:t>20 minutos</w:t>
+            </w:r>
+            <w:r>
+              <w:rPr>
+                <w:b w:val="0"/>
+                <w:sz w:val="19"/>
+              </w:rPr>
+              <w:t xml:space="preserve"> cerrado sin abrirse ni una vez</w:t>
+            </w:r>
+          </w:p>
+        </w:tc>
+        <w:tc>
+          <w:tcPr>
+            <w:tcW w:type="dxa" w:w="3120"/>
+          </w:tcPr>
+          <w:p>
+            <w:r/>
+            <w:r>
+              <w:rPr>
+                <w:b w:val="0"/>
+                <w:sz w:val="19"/>
+              </w:rPr>
+              <w:t xml:space="preserve">ir a mirar. Puede ser el relé trabado… </w:t>
+            </w:r>
+            <w:r>
+              <w:rPr>
+                <w:b/>
+                <w:sz w:val="19"/>
+              </w:rPr>
+              <w:t>o un vehículo parado ahí debajo</w:t>
+            </w:r>
+            <w:r>
+              <w:rPr>
+                <w:b w:val="0"/>
+                <w:sz w:val="19"/>
+              </w:rPr>
+              <w:t>, que también es normal</w:t>
+            </w:r>
+          </w:p>
+        </w:tc>
+      </w:tr>
+      <w:tr>
+        <w:tc>
+          <w:tcPr>
+            <w:tcW w:type="dxa" w:w="3120"/>
+          </w:tcPr>
+          <w:p>
+            <w:r/>
+            <w:r>
+              <w:rPr>
+                <w:b/>
+                <w:sz w:val="19"/>
+              </w:rPr>
+              <w:t>`CAM_CIEGA`</w:t>
+            </w:r>
+          </w:p>
+        </w:tc>
+        <w:tc>
+          <w:tcPr>
+            <w:tcW w:type="dxa" w:w="3120"/>
+          </w:tcPr>
+          <w:p>
+            <w:r/>
+            <w:r>
+              <w:rPr>
+                <w:b/>
+                <w:sz w:val="19"/>
+              </w:rPr>
+              <w:t>6 horas de paso abierto</w:t>
+            </w:r>
+            <w:r>
+              <w:rPr>
+                <w:b w:val="0"/>
+                <w:sz w:val="19"/>
+              </w:rPr>
+              <w:t xml:space="preserve"> sin ver un solo vehículo</w:t>
+            </w:r>
+          </w:p>
+        </w:tc>
+        <w:tc>
+          <w:tcPr>
+            <w:tcW w:type="dxa" w:w="3120"/>
+          </w:tcPr>
+          <w:p>
+            <w:r/>
+            <w:r>
+              <w:rPr>
+                <w:b w:val="0"/>
+                <w:sz w:val="19"/>
+              </w:rPr>
+              <w:t>ir a mirar la cámara: tapada, desenfocada, sin corriente o con el cable cortado</w:t>
+            </w:r>
+          </w:p>
+        </w:tc>
+      </w:tr>
+    </w:tbl>
+    <w:p>
+      <w:pPr>
+        <w:spacing w:after="120"/>
+      </w:pPr>
+    </w:p>
+    <w:p>
+      <w:pPr>
+        <w:spacing w:after="120"/>
+      </w:pPr>
+      <w:r>
+        <w:rPr>
+          <w:b w:val="0"/>
+          <w:sz w:val="21"/>
+        </w:rPr>
+        <w:t xml:space="preserve">🛑 </w:t>
+      </w:r>
+      <w:r>
+        <w:rPr>
+          <w:b/>
+          <w:sz w:val="21"/>
+        </w:rPr>
+        <w:t>Ninguno de los dos para el cruce ni le cambia nada.</w:t>
+      </w:r>
+      <w:r>
+        <w:rPr>
+          <w:b w:val="0"/>
+          <w:sz w:val="21"/>
+        </w:rPr>
+        <w:t xml:space="preserve"> Son avisos de mantenimiento: **un cruce</w:t>
+      </w:r>
+    </w:p>
+    <w:p>
+      <w:pPr>
+        <w:spacing w:after="120"/>
+      </w:pPr>
+      <w:r>
+        <w:rPr>
+          <w:b w:val="0"/>
+          <w:sz w:val="21"/>
+        </w:rPr>
+        <w:t>no se para por una cámara sucia.** El detalle completo está más abajo, en este mismo apartado.</w:t>
+      </w:r>
+    </w:p>
+    <w:p>
+      <w:pPr>
+        <w:spacing w:after="160"/>
+        <w:ind w:left="360"/>
+        <w:shd w:val="clear" w:fill="FFF4E5"/>
+      </w:pPr>
+      <w:r>
+        <w:rPr>
+          <w:b w:val="0"/>
+          <w:color w:val="960000"/>
+          <w:sz w:val="20"/>
+        </w:rPr>
+        <w:t xml:space="preserve">🟡 </w:t>
+      </w:r>
+      <w:r>
+        <w:rPr>
+          <w:b/>
+          <w:color w:val="960000"/>
+          <w:sz w:val="20"/>
+        </w:rPr>
+        <w:t>HAY UN CAMBIO DECIDIDO Y TODAVÍA NO HECHO, y se escribe aquí para que nadie lo dé por puesto.</w:t>
+      </w:r>
+      <w:r>
+        <w:rPr>
+          <w:b w:val="0"/>
+          <w:color w:val="960000"/>
+          <w:sz w:val="20"/>
+        </w:rPr>
+        <w:t xml:space="preserve"> El plazo de </w:t>
+      </w:r>
+      <w:r>
+        <w:rPr>
+          <w:rFonts w:ascii="Consolas" w:hAnsi="Consolas"/>
+          <w:color w:val="960000"/>
+          <w:sz w:val="20"/>
+        </w:rPr>
+        <w:t>CAM_CIEGA</w:t>
+      </w:r>
+      <w:r>
+        <w:rPr>
+          <w:b w:val="0"/>
+          <w:color w:val="960000"/>
+          <w:sz w:val="20"/>
+        </w:rPr>
+        <w:t xml:space="preserve"> está </w:t>
+      </w:r>
+      <w:r>
+        <w:rPr>
+          <w:b/>
+          <w:color w:val="960000"/>
+          <w:sz w:val="20"/>
+        </w:rPr>
+        <w:t>decidido subirlo de 6 h a 4 días de paso abierto</w:t>
+      </w:r>
+      <w:r>
+        <w:rPr>
+          <w:b w:val="0"/>
+          <w:color w:val="960000"/>
+          <w:sz w:val="20"/>
+        </w:rPr>
+        <w:t xml:space="preserve">, y que además el Modo Inteligente </w:t>
+      </w:r>
+      <w:r>
+        <w:rPr>
+          <w:b/>
+          <w:color w:val="960000"/>
+          <w:sz w:val="20"/>
+        </w:rPr>
+        <w:t>se declare averiado</w:t>
+      </w:r>
+      <w:r>
+        <w:rPr>
+          <w:b w:val="0"/>
+          <w:color w:val="960000"/>
+          <w:sz w:val="20"/>
+        </w:rPr>
+        <w:t xml:space="preserve"> y pida que revisen la cámara. El motivo es bueno: una cámara rota no se arregla rápido, y una alarma que salta un domingo sin tráfico manda a alguien a un poste sano. </w:t>
+      </w:r>
+      <w:r>
+        <w:rPr>
+          <w:b/>
+          <w:color w:val="960000"/>
+          <w:sz w:val="20"/>
+        </w:rPr>
+        <w:t>Pero eso NO está en el firmware de hoy: hoy son 6 horas, y es lo que va a ver.</w:t>
+      </w:r>
+      <w:r>
+        <w:rPr>
+          <w:b w:val="0"/>
+          <w:color w:val="960000"/>
+          <w:sz w:val="20"/>
+        </w:rPr>
+        <w:t xml:space="preserve"> La decisión está anotada en </w:t>
+      </w:r>
+      <w:r>
+        <w:rPr>
+          <w:rFonts w:ascii="Consolas" w:hAnsi="Consolas"/>
+          <w:color w:val="960000"/>
+          <w:sz w:val="20"/>
+        </w:rPr>
+        <w:t>roadmap.md</w:t>
+      </w:r>
+      <w:r>
+        <w:rPr>
+          <w:b w:val="0"/>
+          <w:color w:val="960000"/>
+          <w:sz w:val="20"/>
+        </w:rPr>
+        <w:t xml:space="preserve"> y </w:t>
+      </w:r>
+      <w:r>
+        <w:rPr>
+          <w:b/>
+          <w:color w:val="960000"/>
+          <w:sz w:val="20"/>
+        </w:rPr>
+        <w:t>no está implementada</w:t>
+      </w:r>
+      <w:r>
+        <w:rPr>
+          <w:b w:val="0"/>
+          <w:color w:val="960000"/>
+          <w:sz w:val="20"/>
+        </w:rPr>
+        <w:t>; el número de este manual es el que el equipo ejecuta de verdad.</w:t>
+      </w:r>
+    </w:p>
+    <w:p>
+      <w:pPr>
+        <w:spacing w:after="80"/>
+      </w:pPr>
+    </w:p>
+    <w:p>
+      <w:pPr>
+        <w:spacing w:before="200" w:after="120"/>
+      </w:pPr>
+      <w:r>
+        <w:rPr>
+          <w:b/>
+          <w:color w:val="003366"/>
+          <w:sz w:val="21"/>
+        </w:rPr>
+        <w:t>🟥 PENDIENTE DE REVISIÓN POR UN FUNCIONAL — este apartado NO está aprobado todavía</w:t>
+      </w:r>
+    </w:p>
+    <w:p>
+      <w:pPr>
+        <w:spacing w:after="120"/>
+      </w:pPr>
+      <w:r>
+        <w:rPr>
+          <w:b/>
+          <w:sz w:val="21"/>
+        </w:rPr>
+        <w:t>El responsable autorizó que el verde pueda alargarse hasta el doble con una condición literal:</w:t>
+      </w:r>
+    </w:p>
+    <w:p>
+      <w:pPr>
+        <w:spacing w:after="160"/>
+        <w:ind w:left="360"/>
+        <w:shd w:val="clear" w:fill="FFF4E5"/>
+      </w:pPr>
+      <w:r>
+        <w:rPr>
+          <w:b w:val="0"/>
+          <w:color w:val="960000"/>
+          <w:sz w:val="20"/>
+        </w:rPr>
+        <w:t xml:space="preserve">*«el doble </w:t>
+      </w:r>
+      <w:r>
+        <w:rPr>
+          <w:b/>
+          <w:color w:val="960000"/>
+          <w:sz w:val="20"/>
+        </w:rPr>
+        <w:t>si un funcional revisa el manual y este manual de uso es claro</w:t>
+      </w:r>
+      <w:r>
+        <w:rPr>
+          <w:b w:val="0"/>
+          <w:color w:val="960000"/>
+          <w:sz w:val="20"/>
+        </w:rPr>
+        <w:t>»*</w:t>
+      </w:r>
+    </w:p>
+    <w:p>
+      <w:pPr>
+        <w:spacing w:after="120"/>
+      </w:pPr>
+      <w:r>
+        <w:rPr>
+          <w:b/>
+          <w:sz w:val="21"/>
+        </w:rPr>
+        <w:t>Esa firma es lo que cierra la condición; no la cierra el hecho de que este texto exista.</w:t>
+      </w:r>
+    </w:p>
+    <w:p>
+      <w:pPr>
+        <w:spacing w:after="120"/>
+      </w:pPr>
+      <w:r>
+        <w:rPr>
+          <w:b w:val="0"/>
+          <w:sz w:val="21"/>
+        </w:rPr>
+        <w:t>Mientras el recuadro de abajo esté vacío, **el alargue hasta el doble no está aprobado para salir a</w:t>
+      </w:r>
+    </w:p>
+    <w:p>
+      <w:pPr>
+        <w:spacing w:after="120"/>
+      </w:pPr>
+      <w:r>
+        <w:rPr>
+          <w:b w:val="0"/>
+          <w:sz w:val="21"/>
+        </w:rPr>
+        <w:t>la calle.**</w:t>
+      </w:r>
+    </w:p>
+    <w:tbl>
+      <w:tblPr>
+        <w:tblStyle w:val="TableGrid"/>
+        <w:tblW w:type="auto" w:w="0"/>
+        <w:tblLook w:firstColumn="1" w:firstRow="1" w:lastColumn="0" w:lastRow="0" w:noHBand="0" w:noVBand="1" w:val="04A0"/>
+      </w:tblPr>
+      <w:tblGrid>
+        <w:gridCol w:w="4680"/>
+        <w:gridCol w:w="4680"/>
+      </w:tblGrid>
+      <w:tr>
+        <w:tc>
+          <w:tcPr>
+            <w:tcW w:type="dxa" w:w="4680"/>
+            <w:shd w:val="clear" w:fill="DCE6F1"/>
+          </w:tcPr>
+          <w:p>
+            <w:r/>
+            <w:r>
+              <w:rPr>
+                <w:b/>
+                <w:sz w:val="19"/>
+              </w:rPr>
+              <w:t>a rellenar por quien revisa</w:t>
+            </w:r>
+          </w:p>
+        </w:tc>
+        <w:tc>
+          <w:tcPr>
+            <w:tcW w:type="dxa" w:w="4680"/>
+            <w:shd w:val="clear" w:fill="DCE6F1"/>
+          </w:tcPr>
+          <w:p>
+            <w:r/>
+          </w:p>
+        </w:tc>
+      </w:tr>
+      <w:tr>
+        <w:tc>
+          <w:tcPr>
+            <w:tcW w:type="dxa" w:w="4680"/>
+          </w:tcPr>
+          <w:p>
+            <w:r/>
+            <w:r>
+              <w:rPr>
+                <w:b/>
+                <w:sz w:val="19"/>
+              </w:rPr>
+              <w:t>Nombre y cargo</w:t>
+            </w:r>
+          </w:p>
+        </w:tc>
+        <w:tc>
+          <w:tcPr>
+            <w:tcW w:type="dxa" w:w="4680"/>
+          </w:tcPr>
+          <w:p>
+            <w:r/>
+            <w:r>
+              <w:rPr>
+                <w:b w:val="0"/>
+                <w:sz w:val="19"/>
+              </w:rPr>
+              <w:t>____________________________________________________</w:t>
+            </w:r>
+          </w:p>
+        </w:tc>
+      </w:tr>
+      <w:tr>
+        <w:tc>
+          <w:tcPr>
+            <w:tcW w:type="dxa" w:w="4680"/>
+          </w:tcPr>
+          <w:p>
+            <w:r/>
+            <w:r>
+              <w:rPr>
+                <w:b/>
+                <w:sz w:val="19"/>
+              </w:rPr>
+              <w:t>Fecha</w:t>
+            </w:r>
+          </w:p>
+        </w:tc>
+        <w:tc>
+          <w:tcPr>
+            <w:tcW w:type="dxa" w:w="4680"/>
+          </w:tcPr>
+          <w:p>
+            <w:r/>
+            <w:r>
+              <w:rPr>
+                <w:b w:val="0"/>
+                <w:sz w:val="19"/>
+              </w:rPr>
+              <w:t>________ / ________ / ____________</w:t>
+            </w:r>
+          </w:p>
+        </w:tc>
+      </w:tr>
+      <w:tr>
+        <w:tc>
+          <w:tcPr>
+            <w:tcW w:type="dxa" w:w="4680"/>
+          </w:tcPr>
+          <w:p>
+            <w:r/>
+            <w:r>
+              <w:rPr>
+                <w:b/>
+                <w:sz w:val="19"/>
+              </w:rPr>
+              <w:t>¿Le resulta claro por qué el verde dura distinto en cada ciclo?</w:t>
+            </w:r>
+          </w:p>
+        </w:tc>
+        <w:tc>
+          <w:tcPr>
+            <w:tcW w:type="dxa" w:w="4680"/>
+          </w:tcPr>
+          <w:p>
+            <w:r/>
+            <w:r>
+              <w:rPr>
+                <w:b w:val="0"/>
+                <w:sz w:val="19"/>
+              </w:rPr>
+              <w:t>☐ Sí       ☐ No</w:t>
+            </w:r>
+          </w:p>
+        </w:tc>
+      </w:tr>
+      <w:tr>
+        <w:tc>
+          <w:tcPr>
+            <w:tcW w:type="dxa" w:w="4680"/>
+          </w:tcPr>
+          <w:p>
+            <w:r/>
+            <w:r>
+              <w:rPr>
+                <w:b/>
+                <w:sz w:val="19"/>
+              </w:rPr>
+              <w:t>¿Sabría, con esto delante, distinguirlo de una avería?</w:t>
+            </w:r>
+          </w:p>
+        </w:tc>
+        <w:tc>
+          <w:tcPr>
+            <w:tcW w:type="dxa" w:w="4680"/>
+          </w:tcPr>
+          <w:p>
+            <w:r/>
+            <w:r>
+              <w:rPr>
+                <w:b w:val="0"/>
+                <w:sz w:val="19"/>
+              </w:rPr>
+              <w:t>☐ Sí       ☐ No</w:t>
+            </w:r>
+          </w:p>
+        </w:tc>
+      </w:tr>
+      <w:tr>
+        <w:tc>
+          <w:tcPr>
+            <w:tcW w:type="dxa" w:w="4680"/>
+          </w:tcPr>
+          <w:p>
+            <w:r/>
+            <w:r>
+              <w:rPr>
+                <w:b/>
+                <w:sz w:val="19"/>
+              </w:rPr>
+              <w:t>¿Echa en falta algo? ¿Qué no se entiende?</w:t>
+            </w:r>
+          </w:p>
+        </w:tc>
+        <w:tc>
+          <w:tcPr>
+            <w:tcW w:type="dxa" w:w="4680"/>
+          </w:tcPr>
+          <w:p>
+            <w:r/>
+            <w:r>
+              <w:rPr>
+                <w:b w:val="0"/>
+                <w:sz w:val="19"/>
+              </w:rPr>
+              <w:t>____________________________________________________</w:t>
+            </w:r>
+          </w:p>
+        </w:tc>
+      </w:tr>
+      <w:tr>
+        <w:tc>
+          <w:tcPr>
+            <w:tcW w:type="dxa" w:w="4680"/>
+          </w:tcPr>
+          <w:p>
+            <w:r/>
+          </w:p>
+        </w:tc>
+        <w:tc>
+          <w:tcPr>
+            <w:tcW w:type="dxa" w:w="4680"/>
+          </w:tcPr>
+          <w:p>
+            <w:r/>
+            <w:r>
+              <w:rPr>
+                <w:b w:val="0"/>
+                <w:sz w:val="19"/>
+              </w:rPr>
+              <w:t>____________________________________________________</w:t>
+            </w:r>
+          </w:p>
+        </w:tc>
+      </w:tr>
+      <w:tr>
+        <w:tc>
+          <w:tcPr>
+            <w:tcW w:type="dxa" w:w="4680"/>
+          </w:tcPr>
+          <w:p>
+            <w:r/>
+          </w:p>
+        </w:tc>
+        <w:tc>
+          <w:tcPr>
+            <w:tcW w:type="dxa" w:w="4680"/>
+          </w:tcPr>
+          <w:p>
+            <w:r/>
+            <w:r>
+              <w:rPr>
+                <w:b w:val="0"/>
+                <w:sz w:val="19"/>
+              </w:rPr>
+              <w:t>____________________________________________________</w:t>
+            </w:r>
+          </w:p>
+        </w:tc>
+      </w:tr>
+      <w:tr>
+        <w:tc>
+          <w:tcPr>
+            <w:tcW w:type="dxa" w:w="4680"/>
+          </w:tcPr>
+          <w:p>
+            <w:r/>
+            <w:r>
+              <w:rPr>
+                <w:b/>
+                <w:sz w:val="19"/>
+              </w:rPr>
+              <w:t>Firma</w:t>
+            </w:r>
+          </w:p>
+        </w:tc>
+        <w:tc>
+          <w:tcPr>
+            <w:tcW w:type="dxa" w:w="4680"/>
+          </w:tcPr>
+          <w:p>
+            <w:r/>
+            <w:r>
+              <w:rPr>
+                <w:b w:val="0"/>
+                <w:sz w:val="19"/>
+              </w:rPr>
+              <w:t>____________________________________________________</w:t>
+            </w:r>
+          </w:p>
+        </w:tc>
+      </w:tr>
+    </w:tbl>
+    <w:p>
+      <w:pPr>
+        <w:spacing w:after="120"/>
+      </w:pPr>
+    </w:p>
+    <w:p>
+      <w:pPr>
+        <w:spacing w:after="120"/>
+      </w:pPr>
+      <w:r>
+        <w:rPr>
+          <w:b w:val="0"/>
+          <w:sz w:val="21"/>
+        </w:rPr>
+        <w:t xml:space="preserve">🛑 </w:t>
+      </w:r>
+      <w:r>
+        <w:rPr>
+          <w:b/>
+          <w:sz w:val="21"/>
+        </w:rPr>
+        <w:t>Si alguna casilla sale «No», el apartado vuelve a redacción y el doble sigue sin aprobar.</w:t>
+      </w:r>
+      <w:r>
+        <w:rPr>
+          <w:b w:val="0"/>
+          <w:sz w:val="21"/>
+        </w:rPr>
+        <w:t xml:space="preserve"> Una</w:t>
+      </w:r>
+    </w:p>
+    <w:p>
+      <w:pPr>
+        <w:spacing w:after="120"/>
+      </w:pPr>
+      <w:r>
+        <w:rPr>
+          <w:b w:val="0"/>
+          <w:sz w:val="21"/>
+        </w:rPr>
+        <w:t>revisión que sólo puede decir que sí no es una revisión.</w:t>
+      </w:r>
+    </w:p>
+    <w:p>
+      <w:pPr>
+        <w:spacing w:after="80"/>
+      </w:pPr>
+    </w:p>
+    <w:p>
+      <w:pPr>
+        <w:spacing w:after="120"/>
+      </w:pPr>
+      <w:r>
+        <w:rPr>
+          <w:b w:val="0"/>
+          <w:sz w:val="21"/>
+        </w:rPr>
+        <w:t>##### ✏️ De dónde sale cada número de arriba — no hace falta para operar</w:t>
+      </w:r>
+    </w:p>
+    <w:p>
+      <w:pPr>
+        <w:spacing w:after="120"/>
+      </w:pPr>
+      <w:r>
+        <w:rPr>
+          <w:b w:val="0"/>
+          <w:sz w:val="21"/>
+        </w:rPr>
+        <w:t>Es para quien mantenga este documento. El suelo, el doble y la saturación a los máximos viales</w:t>
+      </w:r>
+    </w:p>
+    <w:p>
+      <w:pPr>
+        <w:spacing w:after="120"/>
+      </w:pPr>
+      <w:r>
+        <w:rPr>
+          <w:b w:val="0"/>
+          <w:sz w:val="21"/>
+        </w:rPr>
+        <w:t xml:space="preserve">están en </w:t>
+      </w:r>
+      <w:r>
+        <w:rPr>
+          <w:rFonts w:ascii="Consolas" w:hAnsi="Consolas"/>
+          <w:sz w:val="21"/>
+        </w:rPr>
+        <w:t>Maestro/src/modo_inteligente.cpp</w:t>
+      </w:r>
+      <w:r>
+        <w:rPr>
+          <w:b w:val="0"/>
+          <w:sz w:val="21"/>
+        </w:rPr>
+        <w:t xml:space="preserve">, en los símbolos </w:t>
+      </w:r>
+      <w:r>
+        <w:rPr>
+          <w:rFonts w:ascii="Consolas" w:hAnsi="Consolas"/>
+          <w:sz w:val="21"/>
+        </w:rPr>
+        <w:t>TECHO_POR_SUELO</w:t>
+      </w:r>
+      <w:r>
+        <w:rPr>
+          <w:b w:val="0"/>
+          <w:sz w:val="21"/>
+        </w:rPr>
+        <w:t xml:space="preserve">, </w:t>
+      </w:r>
+      <w:r>
+        <w:rPr>
+          <w:rFonts w:ascii="Consolas" w:hAnsi="Consolas"/>
+          <w:sz w:val="21"/>
+        </w:rPr>
+        <w:t>sueloMin</w:t>
+      </w:r>
+      <w:r>
+        <w:rPr>
+          <w:b w:val="0"/>
+          <w:sz w:val="21"/>
+        </w:rPr>
+        <w:t xml:space="preserve"> y</w:t>
+      </w:r>
+    </w:p>
+    <w:p>
+      <w:pPr>
+        <w:spacing w:after="120"/>
+      </w:pPr>
+      <w:r>
+        <w:rPr>
+          <w:rFonts w:ascii="Consolas" w:hAnsi="Consolas"/>
+          <w:sz w:val="21"/>
+        </w:rPr>
+        <w:t>topeMin</w:t>
+      </w:r>
+      <w:r>
+        <w:rPr>
+          <w:b w:val="0"/>
+          <w:sz w:val="21"/>
+        </w:rPr>
+        <w:t xml:space="preserve">, con el rango vial en </w:t>
+      </w:r>
+      <w:r>
+        <w:rPr>
+          <w:rFonts w:ascii="Consolas" w:hAnsi="Consolas"/>
+          <w:sz w:val="21"/>
+        </w:rPr>
+        <w:t>Maestro/include/limites_ciclo.h</w:t>
+      </w:r>
+      <w:r>
+        <w:rPr>
+          <w:b w:val="0"/>
+          <w:sz w:val="21"/>
+        </w:rPr>
+        <w:t xml:space="preserve"> (</w:t>
+      </w:r>
+      <w:r>
+        <w:rPr>
+          <w:rFonts w:ascii="Consolas" w:hAnsi="Consolas"/>
+          <w:sz w:val="21"/>
+        </w:rPr>
+        <w:t>VERDE_MIN_MIN</w:t>
+      </w:r>
+      <w:r>
+        <w:rPr>
+          <w:b w:val="0"/>
+          <w:sz w:val="21"/>
+        </w:rPr>
+        <w:t xml:space="preserve"> = 3,</w:t>
+      </w:r>
+    </w:p>
+    <w:p>
+      <w:pPr>
+        <w:spacing w:after="120"/>
+      </w:pPr>
+      <w:r>
+        <w:rPr>
+          <w:rFonts w:ascii="Consolas" w:hAnsi="Consolas"/>
+          <w:sz w:val="21"/>
+        </w:rPr>
+        <w:t>VERDE_MIN_MAX</w:t>
+      </w:r>
+      <w:r>
+        <w:rPr>
+          <w:b w:val="0"/>
+          <w:sz w:val="21"/>
+        </w:rPr>
+        <w:t xml:space="preserve"> = 15). El plazo de la cámara ciega es </w:t>
+      </w:r>
+      <w:r>
+        <w:rPr>
+          <w:rFonts w:ascii="Consolas" w:hAnsi="Consolas"/>
+          <w:sz w:val="21"/>
+        </w:rPr>
+        <w:t>CAM_CIEGA_MS</w:t>
+      </w:r>
+      <w:r>
+        <w:rPr>
+          <w:b w:val="0"/>
+          <w:sz w:val="21"/>
+        </w:rPr>
+        <w:t xml:space="preserve">, en el </w:t>
+      </w:r>
+      <w:r>
+        <w:rPr>
+          <w:rFonts w:ascii="Consolas" w:hAnsi="Consolas"/>
+          <w:sz w:val="21"/>
+        </w:rPr>
+        <w:t>botones.cpp</w:t>
+      </w:r>
+      <w:r>
+        <w:rPr>
+          <w:b w:val="0"/>
+          <w:sz w:val="21"/>
+        </w:rPr>
+        <w:t xml:space="preserve"> de las</w:t>
+      </w:r>
+    </w:p>
+    <w:p>
+      <w:pPr>
+        <w:spacing w:after="120"/>
+      </w:pPr>
+      <w:r>
+        <w:rPr>
+          <w:b/>
+          <w:sz w:val="21"/>
+        </w:rPr>
+        <w:t>dos</w:t>
+      </w:r>
+      <w:r>
+        <w:rPr>
+          <w:b w:val="0"/>
+          <w:sz w:val="21"/>
+        </w:rPr>
+        <w:t xml:space="preserve"> puntas: </w:t>
+      </w:r>
+      <w:r>
+        <w:rPr>
+          <w:rFonts w:ascii="Consolas" w:hAnsi="Consolas"/>
+          <w:sz w:val="21"/>
+        </w:rPr>
+        <w:t>21600000UL</w:t>
+      </w:r>
+      <w:r>
+        <w:rPr>
+          <w:b w:val="0"/>
+          <w:sz w:val="21"/>
+        </w:rPr>
+        <w:t>, que son las 6 h.</w:t>
+      </w:r>
+    </w:p>
+    <w:p>
+      <w:pPr>
+        <w:spacing w:after="120"/>
+      </w:pPr>
+      <w:r>
+        <w:rPr>
+          <w:b/>
+          <w:sz w:val="21"/>
+        </w:rPr>
+        <w:t>No se citan números de línea a propósito</w:t>
+      </w:r>
+      <w:r>
+        <w:rPr>
+          <w:b w:val="0"/>
+          <w:sz w:val="21"/>
+        </w:rPr>
+        <w:t xml:space="preserve"> —caducan solos y esos ficheros se están tocando hoy</w:t>
+      </w:r>
+    </w:p>
+    <w:p>
+      <w:pPr>
+        <w:spacing w:after="120"/>
+      </w:pPr>
+      <w:r>
+        <w:rPr>
+          <w:b w:val="0"/>
+          <w:sz w:val="21"/>
+        </w:rPr>
+        <w:t>(</w:t>
+      </w:r>
+      <w:r>
+        <w:rPr>
+          <w:rFonts w:ascii="Consolas" w:hAnsi="Consolas"/>
+          <w:sz w:val="21"/>
+        </w:rPr>
+        <w:t>CLAUDE.md</w:t>
+      </w:r>
+      <w:r>
+        <w:rPr>
+          <w:b w:val="0"/>
+          <w:sz w:val="21"/>
+        </w:rPr>
+        <w:t xml:space="preserve"> §4.sexies)—. Se encuentran con</w:t>
+      </w:r>
+    </w:p>
+    <w:p>
+      <w:pPr>
+        <w:spacing w:after="120"/>
+      </w:pPr>
+      <w:r>
+        <w:rPr>
+          <w:rFonts w:ascii="Consolas" w:hAnsi="Consolas"/>
+          <w:sz w:val="21"/>
+        </w:rPr>
+        <w:t>grep -n TECHO_POR_SUELO 01_Firmware/Maestro/src/modo_inteligente.cpp</w:t>
+      </w:r>
+      <w:r>
+        <w:rPr>
+          <w:b w:val="0"/>
+          <w:sz w:val="21"/>
+        </w:rPr>
+        <w:t>.</w:t>
+      </w:r>
+    </w:p>
+    <w:p>
+      <w:pPr>
+        <w:spacing w:after="120"/>
+      </w:pPr>
+      <w:r>
+        <w:rPr>
+          <w:b/>
+          <w:sz w:val="21"/>
+        </w:rPr>
+        <w:t>Lo que ejerce todo esto sobre el C++ real</w:t>
+      </w:r>
+      <w:r>
+        <w:rPr>
+          <w:b w:val="0"/>
+          <w:sz w:val="21"/>
+        </w:rPr>
+        <w:t xml:space="preserve"> —no sobre un modelo en Python— son los **Bloques E y</w:t>
+      </w:r>
+    </w:p>
+    <w:p>
+      <w:pPr>
+        <w:spacing w:after="120"/>
+      </w:pPr>
+      <w:r>
+        <w:rPr>
+          <w:b w:val="0"/>
+          <w:sz w:val="21"/>
+        </w:rPr>
+        <w:t xml:space="preserve">F** de </w:t>
+      </w:r>
+      <w:r>
+        <w:rPr>
+          <w:rFonts w:ascii="Consolas" w:hAnsi="Consolas"/>
+          <w:sz w:val="21"/>
+        </w:rPr>
+        <w:t>01_Firmware/Validacion_Automatico</w:t>
+      </w:r>
+      <w:r>
+        <w:rPr>
+          <w:b w:val="0"/>
+          <w:sz w:val="21"/>
+        </w:rPr>
+        <w:t>, que releen las dos constantes del fuente en cada corrida</w:t>
+      </w:r>
+    </w:p>
+    <w:p>
+      <w:pPr>
+        <w:spacing w:after="120"/>
+      </w:pPr>
+      <w:r>
+        <w:rPr>
+          <w:b w:val="0"/>
+          <w:sz w:val="21"/>
+        </w:rPr>
+        <w:t xml:space="preserve">y miden las fases con el </w:t>
+      </w:r>
+      <w:r>
+        <w:rPr>
+          <w:rFonts w:ascii="Consolas" w:hAnsi="Consolas"/>
+          <w:sz w:val="21"/>
+        </w:rPr>
+        <w:t>modo_inteligente.cpp</w:t>
+      </w:r>
+      <w:r>
+        <w:rPr>
+          <w:b w:val="0"/>
+          <w:sz w:val="21"/>
+        </w:rPr>
+        <w:t xml:space="preserve"> de verdad compilado, incluido el control negativo</w:t>
+      </w:r>
+    </w:p>
+    <w:p>
+      <w:pPr>
+        <w:spacing w:after="120"/>
+      </w:pPr>
+      <w:r>
+        <w:rPr>
+          <w:b w:val="0"/>
+          <w:sz w:val="21"/>
+        </w:rPr>
+        <w:t xml:space="preserve">*«sin ninguna cámara, el verde dura el suelo»*. </w:t>
+      </w:r>
+      <w:r>
+        <w:rPr>
+          <w:b/>
+          <w:sz w:val="21"/>
+        </w:rPr>
+        <w:t>Y eso sigue sin ser una prueba de banco:</w:t>
+      </w:r>
+      <w:r>
+        <w:rPr>
+          <w:b w:val="0"/>
+          <w:sz w:val="21"/>
+        </w:rPr>
+        <w:t xml:space="preserve"> ver el</w:t>
+      </w:r>
+    </w:p>
+    <w:p>
+      <w:pPr>
+        <w:spacing w:after="120"/>
+      </w:pPr>
+      <w:r>
+        <w:rPr>
+          <w:b w:val="0"/>
+          <w:sz w:val="21"/>
+        </w:rPr>
+        <w:t>recuadro del final de este manual.</w:t>
+      </w:r>
+    </w:p>
+    <w:p>
+      <w:pPr>
+        <w:spacing w:after="80"/>
+      </w:pPr>
+    </w:p>
+    <w:p>
+      <w:pPr>
         <w:spacing w:after="120"/>
       </w:pPr>
       <w:r>
@@ -16641,7 +19102,7 @@
           <w:color w:val="960000"/>
           <w:sz w:val="20"/>
         </w:rPr>
-        <w:t xml:space="preserve">. Las cámaras </w:t>
+        <w:t xml:space="preserve">. ~~Las cámaras </w:t>
       </w:r>
       <w:r>
         <w:rPr>
@@ -16801,7 +19262,246 @@
           <w:color w:val="960000"/>
           <w:sz w:val="20"/>
         </w:rPr>
-        <w:t xml:space="preserve">. Se escribe porque lo contrario es lo que un lector supondría solo. </w:t>
+        <w:t xml:space="preserve">.~~ Se escribe porque lo contrario es lo que un lector supondría solo. &gt; 🔴 </w:t>
+      </w:r>
+      <w:r>
+        <w:rPr>
+          <w:b/>
+          <w:color w:val="960000"/>
+          <w:sz w:val="20"/>
+        </w:rPr>
+        <w:t>CADUCADO EL 05/09 — LA MITAD TACHADA YA NO ES CIERTA, Y ERA UN DEFECTO REAL MIENTRAS LO &gt; FUE.</w:t>
+      </w:r>
+      <w:r>
+        <w:rPr>
+          <w:b w:val="0"/>
+          <w:color w:val="960000"/>
+          <w:sz w:val="20"/>
+        </w:rPr>
+        <w:t xml:space="preserve"> El techo, el suelo y </w:t>
+      </w:r>
+      <w:r>
+        <w:rPr>
+          <w:b/>
+          <w:color w:val="960000"/>
+          <w:sz w:val="20"/>
+        </w:rPr>
+        <w:t>el contador de presencia</w:t>
+      </w:r>
+      <w:r>
+        <w:rPr>
+          <w:b w:val="0"/>
+          <w:color w:val="960000"/>
+          <w:sz w:val="20"/>
+        </w:rPr>
+        <w:t xml:space="preserve"> se rehicieron con </w:t>
+      </w:r>
+      <w:r>
+        <w:rPr>
+          <w:rFonts w:ascii="Consolas" w:hAnsi="Consolas"/>
+          <w:color w:val="960000"/>
+          <w:sz w:val="20"/>
+        </w:rPr>
+        <w:t>A-12</w:t>
+      </w:r>
+      <w:r>
+        <w:rPr>
+          <w:b w:val="0"/>
+          <w:color w:val="960000"/>
+          <w:sz w:val="20"/>
+        </w:rPr>
+        <w:t xml:space="preserve">. </w:t>
+      </w:r>
+      <w:r>
+        <w:rPr>
+          <w:b/>
+          <w:color w:val="960000"/>
+          <w:sz w:val="20"/>
+        </w:rPr>
+        <w:t>Medido &gt; hoy</w:t>
+      </w:r>
+      <w:r>
+        <w:rPr>
+          <w:b w:val="0"/>
+          <w:color w:val="960000"/>
+          <w:sz w:val="20"/>
+        </w:rPr>
+        <w:t xml:space="preserve"> sobre </w:t>
+      </w:r>
+      <w:r>
+        <w:rPr>
+          <w:rFonts w:ascii="Consolas" w:hAnsi="Consolas"/>
+          <w:color w:val="960000"/>
+          <w:sz w:val="20"/>
+        </w:rPr>
+        <w:t>Maestro/src/modo_inteligente.cpp</w:t>
+      </w:r>
+      <w:r>
+        <w:rPr>
+          <w:b w:val="0"/>
+          <w:color w:val="960000"/>
+          <w:sz w:val="20"/>
+        </w:rPr>
+        <w:t xml:space="preserve">: la lectura de la pantalla ya </w:t>
+      </w:r>
+      <w:r>
+        <w:rPr>
+          <w:b/>
+          <w:color w:val="960000"/>
+          <w:sz w:val="20"/>
+        </w:rPr>
+        <w:t>no</w:t>
+      </w:r>
+      <w:r>
+        <w:rPr>
+          <w:b w:val="0"/>
+          <w:color w:val="960000"/>
+          <w:sz w:val="20"/>
+        </w:rPr>
+        <w:t xml:space="preserve"> es una &gt; segunda llamada a </w:t>
+      </w:r>
+      <w:r>
+        <w:rPr>
+          <w:rFonts w:ascii="Consolas" w:hAnsi="Consolas"/>
+          <w:color w:val="960000"/>
+          <w:sz w:val="20"/>
+        </w:rPr>
+        <w:t>camara_leerPin(CAM_DEMANDA_PIN)</w:t>
+      </w:r>
+      <w:r>
+        <w:rPr>
+          <w:b w:val="0"/>
+          <w:color w:val="960000"/>
+          <w:sz w:val="20"/>
+        </w:rPr>
+        <w:t xml:space="preserve">; el modo lee las tres entradas </w:t>
+      </w:r>
+      <w:r>
+        <w:rPr>
+          <w:b/>
+          <w:color w:val="960000"/>
+          <w:sz w:val="20"/>
+        </w:rPr>
+        <w:t>una sola &gt; vez por vuelta</w:t>
+      </w:r>
+      <w:r>
+        <w:rPr>
+          <w:b w:val="0"/>
+          <w:color w:val="960000"/>
+          <w:sz w:val="20"/>
+        </w:rPr>
+        <w:t xml:space="preserve"> en </w:t>
+      </w:r>
+      <w:r>
+        <w:rPr>
+          <w:rFonts w:ascii="Consolas" w:hAnsi="Consolas"/>
+          <w:color w:val="960000"/>
+          <w:sz w:val="20"/>
+        </w:rPr>
+        <w:t>demandaLocalS1</w:t>
+      </w:r>
+      <w:r>
+        <w:rPr>
+          <w:b w:val="0"/>
+          <w:color w:val="960000"/>
+          <w:sz w:val="20"/>
+        </w:rPr>
+        <w:t xml:space="preserve">, </w:t>
+      </w:r>
+      <w:r>
+        <w:rPr>
+          <w:b/>
+          <w:color w:val="960000"/>
+          <w:sz w:val="20"/>
+        </w:rPr>
+        <w:t>incluida `camara_presenciaJ16()`</w:t>
+      </w:r>
+      <w:r>
+        <w:rPr>
+          <w:b w:val="0"/>
+          <w:color w:val="960000"/>
+          <w:sz w:val="20"/>
+        </w:rPr>
+        <w:t xml:space="preserve">, y </w:t>
+      </w:r>
+      <w:r>
+        <w:rPr>
+          <w:rFonts w:ascii="Consolas" w:hAnsi="Consolas"/>
+          <w:color w:val="960000"/>
+          <w:sz w:val="20"/>
+        </w:rPr>
+        <w:t>presenciaActual</w:t>
+      </w:r>
+      <w:r>
+        <w:rPr>
+          <w:b w:val="0"/>
+          <w:color w:val="960000"/>
+          <w:sz w:val="20"/>
+        </w:rPr>
+        <w:t xml:space="preserve"> &gt; se calcula sobre esa misma variable. </w:t>
+      </w:r>
+      <w:r>
+        <w:rPr>
+          <w:b/>
+          <w:color w:val="960000"/>
+          <w:sz w:val="20"/>
+        </w:rPr>
+        <w:t>Así que una demanda por `J16` SÍ sube el contador hoy.</w:t>
+      </w:r>
+      <w:r>
+        <w:rPr>
+          <w:b w:val="0"/>
+          <w:color w:val="960000"/>
+          <w:sz w:val="20"/>
+        </w:rPr>
+        <w:t xml:space="preserve"> &gt; &gt; ``</w:t>
+      </w:r>
+      <w:r>
+        <w:rPr>
+          <w:rFonts w:ascii="Consolas" w:hAnsi="Consolas"/>
+          <w:color w:val="960000"/>
+          <w:sz w:val="20"/>
+        </w:rPr>
+        <w:t xml:space="preserve"> &gt; grep -n "camara_presenciaJ16\|presenciaActual" 01_Firmware/Maestro/src/modo_inteligente.cpp &gt; 176:      //   J16 / CAM_C_PIN y CAM_D_PIN  -&gt; POR NIVEL, con camara_presenciaJ16(), que &gt; 206:                                   || camara_presenciaJ16() &gt; 288:      int presenciaActual = (demandaLocalS1 ? 1 : 0) + (demandaRemotaS2 ? 1 : 0); &gt; 290:      if (strcmp(actual, estadoAnt) != 0 || presenciaActual != presenciaAnt) { &gt; 291:        lcd_dibujarInteligente(actual, presenciaActual, true); &gt; 293:        presenciaAnt = presenciaActual; &gt; </w:t>
+      </w:r>
+      <w:r>
+        <w:rPr>
+          <w:rFonts w:ascii="Consolas" w:hAnsi="Consolas"/>
+          <w:color w:val="960000"/>
+          <w:sz w:val="20"/>
+        </w:rPr>
+      </w:r>
+      <w:r>
+        <w:rPr>
+          <w:rFonts w:ascii="Consolas" w:hAnsi="Consolas"/>
+          <w:color w:val="960000"/>
+          <w:sz w:val="20"/>
+        </w:rPr>
+        <w:t xml:space="preserve"> &gt; &gt; **Lo que NO cambia es el «0, 1 o 2»**, que es lo que este punto vino a decir: sigue siendo una &gt; suma de **dos** banderas —esta punta y la otra—, no una cuenta de vehículos. **Y por qué &gt; importaba:** con la lectura vieja el operario podía ver el cruce manteniendo un verde **y un &gt; cero al lado**, que es exactamente el síntoma que este manual existe para que nadie reporte &gt; como avería. &gt; &gt; *(El </w:t>
+      </w:r>
+      <w:r>
+        <w:rPr>
+          <w:b w:val="0"/>
+          <w:color w:val="960000"/>
+          <w:sz w:val="20"/>
+        </w:rPr>
+        <w:t>:124</w:t>
+      </w:r>
+      <w:r>
+        <w:rPr>
+          <w:rFonts w:ascii="Consolas" w:hAnsi="Consolas"/>
+          <w:color w:val="960000"/>
+          <w:sz w:val="20"/>
+        </w:rPr>
+        <w:t xml:space="preserve"> de la línea de arriba **también caducó**: hoy ese fichero tiene 295 líneas. Se &gt; conserva para que se vea de dónde venía la cifra, y no se renumera —</w:t>
+      </w:r>
+      <w:r>
+        <w:rPr>
+          <w:b w:val="0"/>
+          <w:color w:val="960000"/>
+          <w:sz w:val="20"/>
+        </w:rPr>
+        <w:t xml:space="preserve">CLAUDE.md` §4.sexies: &gt; renumerar a mano genera números que caducan otra vez en una semana.)* </w:t>
       </w:r>
       <w:r>
         <w:rPr>

--- a/05_Funcional/1_Manual_Usuario.docx
+++ b/05_Funcional/1_Manual_Usuario.docx
@@ -14987,12 +14987,402 @@
     </w:p>
     <w:p>
       <w:pPr>
+        <w:spacing w:after="160"/>
+        <w:ind w:left="360"/>
+        <w:shd w:val="clear" w:fill="FFF4E5"/>
+      </w:pPr>
+      <w:r>
+        <w:rPr>
+          <w:b w:val="0"/>
+          <w:color w:val="960000"/>
+          <w:sz w:val="20"/>
+        </w:rPr>
+        <w:t xml:space="preserve">🔴 </w:t>
+      </w:r>
+      <w:r>
+        <w:rPr>
+          <w:b/>
+          <w:color w:val="960000"/>
+          <w:sz w:val="20"/>
+        </w:rPr>
+        <w:t>DECIDIDO EL 05/09 POR EL RESPONSABLE, Y CAMBIA ESTE APARTADO ENTERO: LA CÁMARA VA A `J16`, EN LOS PINES DONDE ESTABAN EL BOTÓN 3 Y EL BOTÓN 4</w:t>
+      </w:r>
+      <w:r>
+        <w:rPr>
+          <w:b w:val="0"/>
+          <w:color w:val="960000"/>
+          <w:sz w:val="20"/>
+        </w:rPr>
+        <w:t xml:space="preserve"> — </w:t>
+      </w:r>
+      <w:r>
+        <w:rPr>
+          <w:rFonts w:ascii="Consolas" w:hAnsi="Consolas"/>
+          <w:color w:val="960000"/>
+          <w:sz w:val="20"/>
+        </w:rPr>
+        <w:t>p10</w:t>
+      </w:r>
+      <w:r>
+        <w:rPr>
+          <w:b w:val="0"/>
+          <w:color w:val="960000"/>
+          <w:sz w:val="20"/>
+        </w:rPr>
+        <w:t xml:space="preserve"> (</w:t>
+      </w:r>
+      <w:r>
+        <w:rPr>
+          <w:rFonts w:ascii="Consolas" w:hAnsi="Consolas"/>
+          <w:color w:val="960000"/>
+          <w:sz w:val="20"/>
+        </w:rPr>
+        <w:t>CAM_C_PIN</w:t>
+      </w:r>
+      <w:r>
+        <w:rPr>
+          <w:b w:val="0"/>
+          <w:color w:val="960000"/>
+          <w:sz w:val="20"/>
+        </w:rPr>
+        <w:t xml:space="preserve">) y </w:t>
+      </w:r>
+      <w:r>
+        <w:rPr>
+          <w:rFonts w:ascii="Consolas" w:hAnsi="Consolas"/>
+          <w:color w:val="960000"/>
+          <w:sz w:val="20"/>
+        </w:rPr>
+        <w:t>p12</w:t>
+      </w:r>
+      <w:r>
+        <w:rPr>
+          <w:b w:val="0"/>
+          <w:color w:val="960000"/>
+          <w:sz w:val="20"/>
+        </w:rPr>
+        <w:t xml:space="preserve"> (</w:t>
+      </w:r>
+      <w:r>
+        <w:rPr>
+          <w:rFonts w:ascii="Consolas" w:hAnsi="Consolas"/>
+          <w:color w:val="960000"/>
+          <w:sz w:val="20"/>
+        </w:rPr>
+        <w:t>CAM_D_PIN</w:t>
+      </w:r>
+      <w:r>
+        <w:rPr>
+          <w:b w:val="0"/>
+          <w:color w:val="960000"/>
+          <w:sz w:val="20"/>
+        </w:rPr>
+        <w:t xml:space="preserve">), </w:t>
+      </w:r>
+      <w:r>
+        <w:rPr>
+          <w:b/>
+          <w:color w:val="960000"/>
+          <w:sz w:val="20"/>
+        </w:rPr>
+        <w:t>una cámara por poste</w:t>
+      </w:r>
+      <w:r>
+        <w:rPr>
+          <w:b w:val="0"/>
+          <w:color w:val="960000"/>
+          <w:sz w:val="20"/>
+        </w:rPr>
+        <w:t xml:space="preserve">, cerrando contra los 3,3 V de </w:t>
+      </w:r>
+      <w:r>
+        <w:rPr>
+          <w:rFonts w:ascii="Consolas" w:hAnsi="Consolas"/>
+          <w:color w:val="960000"/>
+          <w:sz w:val="20"/>
+        </w:rPr>
+        <w:t>p9</w:t>
+      </w:r>
+      <w:r>
+        <w:rPr>
+          <w:b w:val="0"/>
+          <w:color w:val="960000"/>
+          <w:sz w:val="20"/>
+        </w:rPr>
+        <w:t>/</w:t>
+      </w:r>
+      <w:r>
+        <w:rPr>
+          <w:rFonts w:ascii="Consolas" w:hAnsi="Consolas"/>
+          <w:color w:val="960000"/>
+          <w:sz w:val="20"/>
+        </w:rPr>
+        <w:t>p11</w:t>
+      </w:r>
+      <w:r>
+        <w:rPr>
+          <w:b w:val="0"/>
+          <w:color w:val="960000"/>
+          <w:sz w:val="20"/>
+        </w:rPr>
+        <w:t xml:space="preserve">. </w:t>
+      </w:r>
+      <w:r>
+        <w:rPr>
+          <w:b/>
+          <w:color w:val="960000"/>
+          <w:sz w:val="20"/>
+        </w:rPr>
+        <w:t>Y no es una preferencia de conector: es lo único que deja la cámara VIGILADA.</w:t>
+      </w:r>
+      <w:r>
+        <w:rPr>
+          <w:b w:val="0"/>
+          <w:color w:val="960000"/>
+          <w:sz w:val="20"/>
+        </w:rPr>
+        <w:t xml:space="preserve"> El vigilante de </w:t>
+      </w:r>
+      <w:r>
+        <w:rPr>
+          <w:rFonts w:ascii="Consolas" w:hAnsi="Consolas"/>
+          <w:color w:val="960000"/>
+          <w:sz w:val="20"/>
+        </w:rPr>
+        <w:t>CAM_CIEGA</w:t>
+      </w:r>
+      <w:r>
+        <w:rPr>
+          <w:b w:val="0"/>
+          <w:color w:val="960000"/>
+          <w:sz w:val="20"/>
+        </w:rPr>
+        <w:t>/</w:t>
+      </w:r>
+      <w:r>
+        <w:rPr>
+          <w:rFonts w:ascii="Consolas" w:hAnsi="Consolas"/>
+          <w:color w:val="960000"/>
+          <w:sz w:val="20"/>
+        </w:rPr>
+        <w:t>CAM_PEGADA</w:t>
+      </w:r>
+      <w:r>
+        <w:rPr>
+          <w:b w:val="0"/>
+          <w:color w:val="960000"/>
+          <w:sz w:val="20"/>
+        </w:rPr>
+        <w:t xml:space="preserve"> </w:t>
+      </w:r>
+      <w:r>
+        <w:rPr>
+          <w:b/>
+          <w:color w:val="960000"/>
+          <w:sz w:val="20"/>
+        </w:rPr>
+        <w:t>mira `J16` y no mira `J14`</w:t>
+      </w:r>
+      <w:r>
+        <w:rPr>
+          <w:b w:val="0"/>
+          <w:color w:val="960000"/>
+          <w:sz w:val="20"/>
+        </w:rPr>
+        <w:t xml:space="preserve">. Con la cámara en </w:t>
+      </w:r>
+      <w:r>
+        <w:rPr>
+          <w:rFonts w:ascii="Consolas" w:hAnsi="Consolas"/>
+          <w:color w:val="960000"/>
+          <w:sz w:val="20"/>
+        </w:rPr>
+        <w:t>J14</w:t>
+      </w:r>
+      <w:r>
+        <w:rPr>
+          <w:b w:val="0"/>
+          <w:color w:val="960000"/>
+          <w:sz w:val="20"/>
+        </w:rPr>
+        <w:t xml:space="preserve"> funcionaría —pide paso— pero </w:t>
+      </w:r>
+      <w:r>
+        <w:rPr>
+          <w:b/>
+          <w:color w:val="960000"/>
+          <w:sz w:val="20"/>
+        </w:rPr>
+        <w:t>nadie sabría nunca si se ha estropeado</w:t>
+      </w:r>
+      <w:r>
+        <w:rPr>
+          <w:b w:val="0"/>
+          <w:color w:val="960000"/>
+          <w:sz w:val="20"/>
+        </w:rPr>
+        <w:t xml:space="preserve">. </w:t>
+      </w:r>
+      <w:r>
+        <w:rPr>
+          <w:rFonts w:ascii="Consolas" w:hAnsi="Consolas"/>
+          <w:color w:val="960000"/>
+          <w:sz w:val="20"/>
+        </w:rPr>
+        <w:t>J14</w:t>
+      </w:r>
+      <w:r>
+        <w:rPr>
+          <w:b w:val="0"/>
+          <w:color w:val="960000"/>
+          <w:sz w:val="20"/>
+        </w:rPr>
+        <w:t>/</w:t>
+      </w:r>
+      <w:r>
+        <w:rPr>
+          <w:rFonts w:ascii="Consolas" w:hAnsi="Consolas"/>
+          <w:color w:val="960000"/>
+          <w:sz w:val="20"/>
+        </w:rPr>
+        <w:t>PB0</w:t>
+      </w:r>
+      <w:r>
+        <w:rPr>
+          <w:b w:val="0"/>
+          <w:color w:val="960000"/>
+          <w:sz w:val="20"/>
+        </w:rPr>
+        <w:t xml:space="preserve"> </w:t>
+      </w:r>
+      <w:r>
+        <w:rPr>
+          <w:b/>
+          <w:color w:val="960000"/>
+          <w:sz w:val="20"/>
+        </w:rPr>
+        <w:t>se conserva y sigue vivo</w:t>
+      </w:r>
+      <w:r>
+        <w:rPr>
+          <w:b w:val="0"/>
+          <w:color w:val="960000"/>
+          <w:sz w:val="20"/>
+        </w:rPr>
+        <w:t xml:space="preserve">: no se retira nada. Queda como candidato a </w:t>
+      </w:r>
+      <w:r>
+        <w:rPr>
+          <w:b/>
+          <w:color w:val="960000"/>
+          <w:sz w:val="20"/>
+        </w:rPr>
+        <w:t>fin de carrera de la barrera</w:t>
+      </w:r>
+      <w:r>
+        <w:rPr>
+          <w:b w:val="0"/>
+          <w:color w:val="960000"/>
+          <w:sz w:val="20"/>
+        </w:rPr>
+        <w:t xml:space="preserve">, para lo que es el mejor borne del equipo — es </w:t>
+      </w:r>
+      <w:r>
+        <w:rPr>
+          <w:b/>
+          <w:color w:val="960000"/>
+          <w:sz w:val="20"/>
+        </w:rPr>
+        <w:t>el único pin de entrada con antirrebote por hardware</w:t>
+      </w:r>
+      <w:r>
+        <w:rPr>
+          <w:b w:val="0"/>
+          <w:color w:val="960000"/>
+          <w:sz w:val="20"/>
+        </w:rPr>
+        <w:t xml:space="preserve"> (</w:t>
+      </w:r>
+      <w:r>
+        <w:rPr>
+          <w:rFonts w:ascii="Consolas" w:hAnsi="Consolas"/>
+          <w:color w:val="960000"/>
+          <w:sz w:val="20"/>
+        </w:rPr>
+        <w:t>R64</w:t>
+      </w:r>
+      <w:r>
+        <w:rPr>
+          <w:b w:val="0"/>
+          <w:color w:val="960000"/>
+          <w:sz w:val="20"/>
+        </w:rPr>
+        <w:t xml:space="preserve"> 10 kΩ + </w:t>
+      </w:r>
+      <w:r>
+        <w:rPr>
+          <w:rFonts w:ascii="Consolas" w:hAnsi="Consolas"/>
+          <w:color w:val="960000"/>
+          <w:sz w:val="20"/>
+        </w:rPr>
+        <w:t>C25</w:t>
+      </w:r>
+      <w:r>
+        <w:rPr>
+          <w:b w:val="0"/>
+          <w:color w:val="960000"/>
+          <w:sz w:val="20"/>
+        </w:rPr>
+        <w:t xml:space="preserve"> 100 nF ≈ 1 ms), y un contacto mecánico es justo lo que rebota. ⚠️ </w:t>
+      </w:r>
+      <w:r>
+        <w:rPr>
+          <w:b/>
+          <w:color w:val="960000"/>
+          <w:sz w:val="20"/>
+        </w:rPr>
+        <w:t>Lo que sigue debajo describe el cableado a `J14` y se conserva TACHADO, no borrado</w:t>
+      </w:r>
+      <w:r>
+        <w:rPr>
+          <w:b w:val="0"/>
+          <w:color w:val="960000"/>
+          <w:sz w:val="20"/>
+        </w:rPr>
+        <w:t xml:space="preserve">: la medida en cobre que trae —que </w:t>
+      </w:r>
+      <w:r>
+        <w:rPr>
+          <w:rFonts w:ascii="Consolas" w:hAnsi="Consolas"/>
+          <w:color w:val="960000"/>
+          <w:sz w:val="20"/>
+        </w:rPr>
+        <w:t>J14</w:t>
+      </w:r>
+      <w:r>
+        <w:rPr>
+          <w:b w:val="0"/>
+          <w:color w:val="960000"/>
+          <w:sz w:val="20"/>
+        </w:rPr>
+        <w:t xml:space="preserve"> no tiene masa— sigue siendo cierta y sigue haciendo falta.</w:t>
+      </w:r>
+    </w:p>
+    <w:p>
+      <w:pPr>
         <w:pStyle w:val="ListBullet"/>
         <w:spacing w:after="60"/>
         <w:ind w:left="360"/>
       </w:pPr>
       <w:r>
         <w:rPr>
+          <w:b w:val="0"/>
+          <w:sz w:val="21"/>
+        </w:rPr>
+        <w:t>~~</w:t>
+      </w:r>
+      <w:r>
+        <w:rPr>
           <w:b/>
           <w:sz w:val="21"/>
         </w:rPr>
@@ -15045,7 +15435,7 @@
           <w:b w:val="0"/>
           <w:sz w:val="21"/>
         </w:rPr>
-        <w:t>:</w:t>
+        <w:t>~~:</w:t>
       </w:r>
     </w:p>
     <w:p>
@@ -15996,7 +16386,7 @@
           <w:color w:val="960000"/>
           <w:sz w:val="20"/>
         </w:rPr>
-        <w:t xml:space="preserve"> | </w:t>
+        <w:t xml:space="preserve">, el único del equipo | </w:t>
       </w:r>
       <w:r>
         <w:rPr>
@@ -16012,39 +16402,7 @@
           <w:color w:val="960000"/>
           <w:sz w:val="20"/>
         </w:rPr>
-        <w:t xml:space="preserve"> (</w:t>
-      </w:r>
-      <w:r>
-        <w:rPr>
-          <w:rFonts w:ascii="Consolas" w:hAnsi="Consolas"/>
-          <w:color w:val="960000"/>
-          <w:sz w:val="20"/>
-        </w:rPr>
-        <w:t>modo_inteligente.cpp:86</w:t>
-      </w:r>
-      <w:r>
-        <w:rPr>
-          <w:b w:val="0"/>
-          <w:color w:val="960000"/>
-          <w:sz w:val="20"/>
-        </w:rPr>
-        <w:t xml:space="preserve">, </w:t>
-      </w:r>
-      <w:r>
-        <w:rPr>
-          <w:rFonts w:ascii="Consolas" w:hAnsi="Consolas"/>
-          <w:color w:val="960000"/>
-          <w:sz w:val="20"/>
-        </w:rPr>
-        <w:t>:124</w:t>
-      </w:r>
-      <w:r>
-        <w:rPr>
-          <w:b w:val="0"/>
-          <w:color w:val="960000"/>
-          <w:sz w:val="20"/>
-        </w:rPr>
-        <w:t xml:space="preserve">) · </w:t>
+        <w:t xml:space="preserve"> · </w:t>
       </w:r>
       <w:r>
         <w:rPr>
@@ -16076,23 +16434,23 @@
           <w:color w:val="960000"/>
           <w:sz w:val="20"/>
         </w:rPr>
-        <w:t xml:space="preserve"> (</w:t>
-      </w:r>
-      <w:r>
-        <w:rPr>
-          <w:rFonts w:ascii="Consolas" w:hAnsi="Consolas"/>
-          <w:color w:val="960000"/>
-          <w:sz w:val="20"/>
-        </w:rPr>
-        <w:t>main.cpp:352</w:t>
-      </w:r>
-      <w:r>
-        <w:rPr>
-          <w:b w:val="0"/>
-          <w:color w:val="960000"/>
-          <w:sz w:val="20"/>
-        </w:rPr>
-        <w:t xml:space="preserve">) | ✅ </w:t>
+        <w:t xml:space="preserve"> *(símbolos: </w:t>
+      </w:r>
+      <w:r>
+        <w:rPr>
+          <w:rFonts w:ascii="Consolas" w:hAnsi="Consolas"/>
+          <w:color w:val="960000"/>
+          <w:sz w:val="20"/>
+        </w:rPr>
+        <w:t>grep -n 'CAM_DEMANDA_PIN' Maestro/src/modo_inteligente.cpp Esclavo/src/main.cpp</w:t>
+      </w:r>
+      <w:r>
+        <w:rPr>
+          <w:b w:val="0"/>
+          <w:color w:val="960000"/>
+          <w:sz w:val="20"/>
+        </w:rPr>
+        <w:t xml:space="preserve">)* | ~~✅ </w:t>
       </w:r>
       <w:r>
         <w:rPr>
@@ -16108,7 +16466,71 @@
           <w:color w:val="960000"/>
           <w:sz w:val="20"/>
         </w:rPr>
-        <w:t xml:space="preserve"> | | </w:t>
+        <w:t xml:space="preserve">~~ → 🔴 </w:t>
+      </w:r>
+      <w:r>
+        <w:rPr>
+          <w:b/>
+          <w:color w:val="960000"/>
+          <w:sz w:val="20"/>
+        </w:rPr>
+        <w:t>NO: el 05/09 la cámara pasó a `J16`.</w:t>
+      </w:r>
+      <w:r>
+        <w:rPr>
+          <w:b w:val="0"/>
+          <w:color w:val="960000"/>
+          <w:sz w:val="20"/>
+        </w:rPr>
+        <w:t xml:space="preserve"> </w:t>
+      </w:r>
+      <w:r>
+        <w:rPr>
+          <w:rFonts w:ascii="Consolas" w:hAnsi="Consolas"/>
+          <w:color w:val="960000"/>
+          <w:sz w:val="20"/>
+        </w:rPr>
+        <w:t>J14</w:t>
+      </w:r>
+      <w:r>
+        <w:rPr>
+          <w:b w:val="0"/>
+          <w:color w:val="960000"/>
+          <w:sz w:val="20"/>
+        </w:rPr>
+        <w:t xml:space="preserve"> queda </w:t>
+      </w:r>
+      <w:r>
+        <w:rPr>
+          <w:b/>
+          <w:color w:val="960000"/>
+          <w:sz w:val="20"/>
+        </w:rPr>
+        <w:t>libre y vivo</w:t>
+      </w:r>
+      <w:r>
+        <w:rPr>
+          <w:b w:val="0"/>
+          <w:color w:val="960000"/>
+          <w:sz w:val="20"/>
+        </w:rPr>
+        <w:t xml:space="preserve">, y es el mejor candidato a </w:t>
+      </w:r>
+      <w:r>
+        <w:rPr>
+          <w:b/>
+          <w:color w:val="960000"/>
+          <w:sz w:val="20"/>
+        </w:rPr>
+        <w:t>fin de carrera de barrera</w:t>
+      </w:r>
+      <w:r>
+        <w:rPr>
+          <w:b w:val="0"/>
+          <w:color w:val="960000"/>
+          <w:sz w:val="20"/>
+        </w:rPr>
+        <w:t xml:space="preserve"> por ese antirrebote | | </w:t>
       </w:r>
       <w:r>
         <w:rPr>

--- a/05_Funcional/1_Manual_Usuario.docx
+++ b/05_Funcional/1_Manual_Usuario.docx
@@ -15365,7 +15365,127 @@
           <w:color w:val="960000"/>
           <w:sz w:val="20"/>
         </w:rPr>
-        <w:t xml:space="preserve"> no tiene masa— sigue siendo cierta y sigue haciendo falta.</w:t>
+        <w:t xml:space="preserve"> no tiene masa— sigue siendo cierta y sigue haciendo falta. 🔴 </w:t>
+      </w:r>
+      <w:r>
+        <w:rPr>
+          <w:b/>
+          <w:color w:val="960000"/>
+          <w:sz w:val="20"/>
+        </w:rPr>
+        <w:t>ESA PROMESA ESTUVO INCUMPLIDA DEL 05/09 AL 07/09, Y ESO ES PEOR QUE NO HABERLA HECHO.</w:t>
+      </w:r>
+      <w:r>
+        <w:rPr>
+          <w:b w:val="0"/>
+          <w:color w:val="960000"/>
+          <w:sz w:val="20"/>
+        </w:rPr>
+        <w:t xml:space="preserve"> Medido el 07/09: del bloque que sigue </w:t>
+      </w:r>
+      <w:r>
+        <w:rPr>
+          <w:b/>
+          <w:color w:val="960000"/>
+          <w:sz w:val="20"/>
+        </w:rPr>
+        <w:t>sólo 5 líneas de 46 llevaban `~~`</w:t>
+      </w:r>
+      <w:r>
+        <w:rPr>
+          <w:b w:val="0"/>
+          <w:color w:val="960000"/>
+          <w:sz w:val="20"/>
+        </w:rPr>
+        <w:t xml:space="preserve">. La frase en negrita que daba la orden —*«LA CÁMARA VA A </w:t>
+      </w:r>
+      <w:r>
+        <w:rPr>
+          <w:rFonts w:ascii="Consolas" w:hAnsi="Consolas"/>
+          <w:color w:val="960000"/>
+          <w:sz w:val="20"/>
+        </w:rPr>
+        <w:t>J14</w:t>
+      </w:r>
+      <w:r>
+        <w:rPr>
+          <w:b w:val="0"/>
+          <w:color w:val="960000"/>
+          <w:sz w:val="20"/>
+        </w:rPr>
+        <w:t xml:space="preserve">»*— </w:t>
+      </w:r>
+      <w:r>
+        <w:rPr>
+          <w:b/>
+          <w:color w:val="960000"/>
+          <w:sz w:val="20"/>
+        </w:rPr>
+        <w:t>no estaba tachada</w:t>
+      </w:r>
+      <w:r>
+        <w:rPr>
+          <w:b w:val="0"/>
+          <w:color w:val="960000"/>
+          <w:sz w:val="20"/>
+        </w:rPr>
+        <w:t xml:space="preserve">, y las dos filas de </w:t>
+      </w:r>
+      <w:r>
+        <w:rPr>
+          <w:rFonts w:ascii="Consolas" w:hAnsi="Consolas"/>
+          <w:color w:val="960000"/>
+          <w:sz w:val="20"/>
+        </w:rPr>
+        <w:t>J16</w:t>
+      </w:r>
+      <w:r>
+        <w:rPr>
+          <w:b w:val="0"/>
+          <w:color w:val="960000"/>
+          <w:sz w:val="20"/>
+        </w:rPr>
+        <w:t xml:space="preserve"> decían *«NO se le monta cámara hoy»*. O sea: contenido derogado leyéndose como vigente </w:t>
+      </w:r>
+      <w:r>
+        <w:rPr>
+          <w:b/>
+          <w:color w:val="960000"/>
+          <w:sz w:val="20"/>
+        </w:rPr>
+        <w:t>con un aviso encima que aseguraba lo contrario</w:t>
+      </w:r>
+      <w:r>
+        <w:rPr>
+          <w:b w:val="0"/>
+          <w:color w:val="960000"/>
+          <w:sz w:val="20"/>
+        </w:rPr>
+        <w:t xml:space="preserve">. El aviso desarma al lector, así que un </w:t>
+      </w:r>
+      <w:r>
+        <w:rPr>
+          <w:rFonts w:ascii="Consolas" w:hAnsi="Consolas"/>
+          <w:color w:val="960000"/>
+          <w:sz w:val="20"/>
+        </w:rPr>
+        <w:t>~~</w:t>
+      </w:r>
+      <w:r>
+        <w:rPr>
+          <w:b w:val="0"/>
+          <w:color w:val="960000"/>
+          <w:sz w:val="20"/>
+        </w:rPr>
+        <w:t xml:space="preserve"> que falta no es cosmética: convierte un archivo histórico en una instrucción. </w:t>
+      </w:r>
+      <w:r>
+        <w:rPr>
+          <w:b/>
+          <w:color w:val="960000"/>
+          <w:sz w:val="20"/>
+        </w:rPr>
+        <w:t>Tachado de verdad el 07/09, cada bloque con su motivo y su fila de `DECISIONES.md`.</w:t>
       </w:r>
     </w:p>
     <w:p>
@@ -15447,7 +15567,7 @@
           <w:b w:val="0"/>
           <w:sz w:val="21"/>
         </w:rPr>
-        <w:t xml:space="preserve">un hilo a </w:t>
+        <w:t xml:space="preserve">~~un hilo a </w:t>
       </w:r>
       <w:r>
         <w:rPr>
@@ -15517,7 +15637,19 @@
           <w:b w:val="0"/>
           <w:sz w:val="21"/>
         </w:rPr>
-        <w:t xml:space="preserve"> del propio conector).</w:t>
+        <w:t xml:space="preserve"> del propio</w:t>
+      </w:r>
+    </w:p>
+    <w:p>
+      <w:pPr>
+        <w:spacing w:after="120"/>
+      </w:pPr>
+      <w:r>
+        <w:rPr>
+          <w:b w:val="0"/>
+          <w:sz w:val="21"/>
+        </w:rPr>
+        <w:t>conector).~~</w:t>
       </w:r>
     </w:p>
     <w:p>
@@ -15532,15 +15664,111 @@
           <w:color w:val="960000"/>
           <w:sz w:val="20"/>
         </w:rPr>
-        <w:t xml:space="preserve">🛑 </w:t>
-      </w:r>
-      <w:r>
-        <w:rPr>
-          <w:b/>
-          <w:color w:val="960000"/>
-          <w:sz w:val="20"/>
-        </w:rPr>
-        <w:t>AQUÍ PONÍA ~~«con masa `GND`, por la bornera `J14`»~~ Y ERA FALSO EN LAS DOS MITADES — 05/09.</w:t>
+        <w:t xml:space="preserve">🔴 </w:t>
+      </w:r>
+      <w:r>
+        <w:rPr>
+          <w:b/>
+          <w:color w:val="960000"/>
+          <w:sz w:val="20"/>
+        </w:rPr>
+        <w:t>TACHADO ENTERO EL 07/09, CUMPLIENDO LA PROMESA DE TRES PÁRRAFOS MÁS ARRIBA (`DECISIONES.md` filas `D-2` y `D-3`).</w:t>
+      </w:r>
+      <w:r>
+        <w:rPr>
+          <w:b w:val="0"/>
+          <w:color w:val="960000"/>
+          <w:sz w:val="20"/>
+        </w:rPr>
+        <w:t xml:space="preserve"> La primera mitad de ese punto llevaba </w:t>
+      </w:r>
+      <w:r>
+        <w:rPr>
+          <w:rFonts w:ascii="Consolas" w:hAnsi="Consolas"/>
+          <w:color w:val="960000"/>
+          <w:sz w:val="20"/>
+        </w:rPr>
+        <w:t>~~</w:t>
+      </w:r>
+      <w:r>
+        <w:rPr>
+          <w:b w:val="0"/>
+          <w:color w:val="960000"/>
+          <w:sz w:val="20"/>
+        </w:rPr>
+        <w:t xml:space="preserve"> y </w:t>
+      </w:r>
+      <w:r>
+        <w:rPr>
+          <w:b/>
+          <w:color w:val="960000"/>
+          <w:sz w:val="20"/>
+        </w:rPr>
+        <w:t>la segunda no</w:t>
+      </w:r>
+      <w:r>
+        <w:rPr>
+          <w:b w:val="0"/>
+          <w:color w:val="960000"/>
+          <w:sz w:val="20"/>
+        </w:rPr>
+        <w:t xml:space="preserve">, así que la instrucción de cableado —*«un hilo a </w:t>
+      </w:r>
+      <w:r>
+        <w:rPr>
+          <w:rFonts w:ascii="Consolas" w:hAnsi="Consolas"/>
+          <w:color w:val="960000"/>
+          <w:sz w:val="20"/>
+        </w:rPr>
+        <w:t>p1</w:t>
+      </w:r>
+      <w:r>
+        <w:rPr>
+          <w:b w:val="0"/>
+          <w:color w:val="960000"/>
+          <w:sz w:val="20"/>
+        </w:rPr>
+        <w:t xml:space="preserve"> y el otro a </w:t>
+      </w:r>
+      <w:r>
+        <w:rPr>
+          <w:rFonts w:ascii="Consolas" w:hAnsi="Consolas"/>
+          <w:color w:val="960000"/>
+          <w:sz w:val="20"/>
+        </w:rPr>
+        <w:t>p2</w:t>
+      </w:r>
+      <w:r>
+        <w:rPr>
+          <w:b w:val="0"/>
+          <w:color w:val="960000"/>
+          <w:sz w:val="20"/>
+        </w:rPr>
+        <w:t xml:space="preserve">»*— seguía siendo ejecutable por sí sola, debajo de un aviso que prometía lo contrario. Es la peor forma del defecto: </w:t>
+      </w:r>
+      <w:r>
+        <w:rPr>
+          <w:b/>
+          <w:color w:val="960000"/>
+          <w:sz w:val="20"/>
+        </w:rPr>
+        <w:t>la promesa desarma al lector</w:t>
+      </w:r>
+      <w:r>
+        <w:rPr>
+          <w:b w:val="0"/>
+          <w:color w:val="960000"/>
+          <w:sz w:val="20"/>
+        </w:rPr>
+        <w:t xml:space="preserve">. ✅ </w:t>
+      </w:r>
+      <w:r>
+        <w:rPr>
+          <w:b/>
+          <w:color w:val="960000"/>
+          <w:sz w:val="20"/>
+        </w:rPr>
+        <w:t>LA CONEXIÓN VIGENTE ES `J16`:</w:t>
       </w:r>
       <w:r>
         <w:rPr>
@@ -15552,19 +15780,243 @@
       </w:r>
       <w:r>
         <w:rPr>
-          <w:b/>
-          <w:color w:val="960000"/>
-          <w:sz w:val="20"/>
-        </w:rPr>
-        <w:t>MEDIDO EN COBRE</w:t>
-      </w:r>
-      <w:r>
-        <w:rPr>
-          <w:b w:val="0"/>
-          <w:color w:val="960000"/>
-          <w:sz w:val="20"/>
-        </w:rPr>
-        <w:t xml:space="preserve">, extrayendo las redes de los pads de </w:t>
+          <w:rFonts w:ascii="Consolas" w:hAnsi="Consolas"/>
+          <w:color w:val="960000"/>
+          <w:sz w:val="20"/>
+        </w:rPr>
+        <w:t>p10</w:t>
+      </w:r>
+      <w:r>
+        <w:rPr>
+          <w:b w:val="0"/>
+          <w:color w:val="960000"/>
+          <w:sz w:val="20"/>
+        </w:rPr>
+        <w:t xml:space="preserve"> (</w:t>
+      </w:r>
+      <w:r>
+        <w:rPr>
+          <w:rFonts w:ascii="Consolas" w:hAnsi="Consolas"/>
+          <w:color w:val="960000"/>
+          <w:sz w:val="20"/>
+        </w:rPr>
+        <w:t>CAM_C_PIN</w:t>
+      </w:r>
+      <w:r>
+        <w:rPr>
+          <w:b w:val="0"/>
+          <w:color w:val="960000"/>
+          <w:sz w:val="20"/>
+        </w:rPr>
+        <w:t xml:space="preserve">, </w:t>
+      </w:r>
+      <w:r>
+        <w:rPr>
+          <w:rFonts w:ascii="Consolas" w:hAnsi="Consolas"/>
+          <w:color w:val="960000"/>
+          <w:sz w:val="20"/>
+        </w:rPr>
+        <w:t>PB14</w:t>
+      </w:r>
+      <w:r>
+        <w:rPr>
+          <w:b w:val="0"/>
+          <w:color w:val="960000"/>
+          <w:sz w:val="20"/>
+        </w:rPr>
+        <w:t xml:space="preserve">) y </w:t>
+      </w:r>
+      <w:r>
+        <w:rPr>
+          <w:rFonts w:ascii="Consolas" w:hAnsi="Consolas"/>
+          <w:color w:val="960000"/>
+          <w:sz w:val="20"/>
+        </w:rPr>
+        <w:t>p12</w:t>
+      </w:r>
+      <w:r>
+        <w:rPr>
+          <w:b w:val="0"/>
+          <w:color w:val="960000"/>
+          <w:sz w:val="20"/>
+        </w:rPr>
+        <w:t xml:space="preserve"> (</w:t>
+      </w:r>
+      <w:r>
+        <w:rPr>
+          <w:rFonts w:ascii="Consolas" w:hAnsi="Consolas"/>
+          <w:color w:val="960000"/>
+          <w:sz w:val="20"/>
+        </w:rPr>
+        <w:t>CAM_D_PIN</w:t>
+      </w:r>
+      <w:r>
+        <w:rPr>
+          <w:b w:val="0"/>
+          <w:color w:val="960000"/>
+          <w:sz w:val="20"/>
+        </w:rPr>
+        <w:t xml:space="preserve">, </w:t>
+      </w:r>
+      <w:r>
+        <w:rPr>
+          <w:rFonts w:ascii="Consolas" w:hAnsi="Consolas"/>
+          <w:color w:val="960000"/>
+          <w:sz w:val="20"/>
+        </w:rPr>
+        <w:t>PB15</w:t>
+      </w:r>
+      <w:r>
+        <w:rPr>
+          <w:b w:val="0"/>
+          <w:color w:val="960000"/>
+          <w:sz w:val="20"/>
+        </w:rPr>
+        <w:t xml:space="preserve">), </w:t>
+      </w:r>
+      <w:r>
+        <w:rPr>
+          <w:b/>
+          <w:color w:val="960000"/>
+          <w:sz w:val="20"/>
+        </w:rPr>
+        <w:t>una cámara por poste</w:t>
+      </w:r>
+      <w:r>
+        <w:rPr>
+          <w:b w:val="0"/>
+          <w:color w:val="960000"/>
+          <w:sz w:val="20"/>
+        </w:rPr>
+        <w:t xml:space="preserve">, cerrando el contacto seco contra los </w:t>
+      </w:r>
+      <w:r>
+        <w:rPr>
+          <w:b/>
+          <w:color w:val="960000"/>
+          <w:sz w:val="20"/>
+        </w:rPr>
+        <w:t>3,3 V de `p9`/`p11`</w:t>
+      </w:r>
+      <w:r>
+        <w:rPr>
+          <w:b w:val="0"/>
+          <w:color w:val="960000"/>
+          <w:sz w:val="20"/>
+        </w:rPr>
+        <w:t xml:space="preserve"> (activo en ALTO, </w:t>
+      </w:r>
+      <w:r>
+        <w:rPr>
+          <w:rFonts w:ascii="Consolas" w:hAnsi="Consolas"/>
+          <w:color w:val="960000"/>
+          <w:sz w:val="20"/>
+        </w:rPr>
+        <w:t>INPUT</w:t>
+      </w:r>
+      <w:r>
+        <w:rPr>
+          <w:b w:val="0"/>
+          <w:color w:val="960000"/>
+          <w:sz w:val="20"/>
+        </w:rPr>
+        <w:t xml:space="preserve"> pelado con pull-down </w:t>
+      </w:r>
+      <w:r>
+        <w:rPr>
+          <w:rFonts w:ascii="Consolas" w:hAnsi="Consolas"/>
+          <w:color w:val="960000"/>
+          <w:sz w:val="20"/>
+        </w:rPr>
+        <w:t>R67</w:t>
+      </w:r>
+      <w:r>
+        <w:rPr>
+          <w:b w:val="0"/>
+          <w:color w:val="960000"/>
+          <w:sz w:val="20"/>
+        </w:rPr>
+        <w:t>/</w:t>
+      </w:r>
+      <w:r>
+        <w:rPr>
+          <w:rFonts w:ascii="Consolas" w:hAnsi="Consolas"/>
+          <w:color w:val="960000"/>
+          <w:sz w:val="20"/>
+        </w:rPr>
+        <w:t>R68</w:t>
+      </w:r>
+      <w:r>
+        <w:rPr>
+          <w:b w:val="0"/>
+          <w:color w:val="960000"/>
+          <w:sz w:val="20"/>
+        </w:rPr>
+        <w:t xml:space="preserve"> de 10 kΩ medido en cobre — </w:t>
+      </w:r>
+      <w:r>
+        <w:rPr>
+          <w:rFonts w:ascii="Consolas" w:hAnsi="Consolas"/>
+          <w:color w:val="960000"/>
+          <w:sz w:val="20"/>
+        </w:rPr>
+        <w:t>D-3</w:t>
+      </w:r>
+      <w:r>
+        <w:rPr>
+          <w:b w:val="0"/>
+          <w:color w:val="960000"/>
+          <w:sz w:val="20"/>
+        </w:rPr>
+        <w:t xml:space="preserve">). </w:t>
+      </w:r>
+      <w:r>
+        <w:rPr>
+          <w:b/>
+          <w:color w:val="960000"/>
+          <w:sz w:val="20"/>
+        </w:rPr>
+        <w:t>Lo que de este bloque SÍ se conserva y no caduca:</w:t>
+      </w:r>
+      <w:r>
+        <w:rPr>
+          <w:b w:val="0"/>
+          <w:color w:val="960000"/>
+          <w:sz w:val="20"/>
+        </w:rPr>
+        <w:t xml:space="preserve"> la medida en cobre de que </w:t>
+      </w:r>
+      <w:r>
+        <w:rPr>
+          <w:b/>
+          <w:color w:val="960000"/>
+          <w:sz w:val="20"/>
+        </w:rPr>
+        <w:t>`J14` no tiene masa</w:t>
+      </w:r>
+      <w:r>
+        <w:rPr>
+          <w:b w:val="0"/>
+          <w:color w:val="960000"/>
+          <w:sz w:val="20"/>
+        </w:rPr>
+        <w:t xml:space="preserve"> y de que su reposo es </w:t>
+      </w:r>
+      <w:r>
+        <w:rPr>
+          <w:rFonts w:ascii="Consolas" w:hAnsi="Consolas"/>
+          <w:color w:val="960000"/>
+          <w:sz w:val="20"/>
+        </w:rPr>
+        <w:t>0 V</w:t>
+      </w:r>
+      <w:r>
+        <w:rPr>
+          <w:b w:val="0"/>
+          <w:color w:val="960000"/>
+          <w:sz w:val="20"/>
+        </w:rPr>
+        <w:t xml:space="preserve">. Sigue siendo cierta y sigue haciendo falta el día que </w:t>
       </w:r>
       <w:r>
         <w:rPr>
@@ -15580,510 +16032,7 @@
           <w:color w:val="960000"/>
           <w:sz w:val="20"/>
         </w:rPr>
-        <w:t xml:space="preserve"> del </w:t>
-      </w:r>
-      <w:r>
-        <w:rPr>
-          <w:rFonts w:ascii="Consolas" w:hAnsi="Consolas"/>
-          <w:color w:val="960000"/>
-          <w:sz w:val="20"/>
-        </w:rPr>
-        <w:t>.kicad_pcb</w:t>
-      </w:r>
-      <w:r>
-        <w:rPr>
-          <w:b w:val="0"/>
-          <w:color w:val="960000"/>
-          <w:sz w:val="20"/>
-        </w:rPr>
-        <w:t xml:space="preserve"> real (2.091.460 B), no del esquemático: ``</w:t>
-      </w:r>
-      <w:r>
-        <w:rPr>
-          <w:rFonts w:ascii="Consolas" w:hAnsi="Consolas"/>
-          <w:color w:val="960000"/>
-          <w:sz w:val="20"/>
-        </w:rPr>
-        <w:t xml:space="preserve"> ===== J14   (Conn_01x02) p1  -&gt; /Puerta      (= PB0, la entrada de demanda) p2  -&gt; /3.3V </w:t>
-      </w:r>
-      <w:r>
-        <w:rPr>
-          <w:rFonts w:ascii="Consolas" w:hAnsi="Consolas"/>
-          <w:color w:val="960000"/>
-          <w:sz w:val="20"/>
-        </w:rPr>
-      </w:r>
-      <w:r>
-        <w:rPr>
-          <w:rFonts w:ascii="Consolas" w:hAnsi="Consolas"/>
-          <w:color w:val="960000"/>
-          <w:sz w:val="20"/>
-        </w:rPr>
-        <w:t xml:space="preserve"> **</w:t>
-      </w:r>
-      <w:r>
-        <w:rPr>
-          <w:b w:val="0"/>
-          <w:color w:val="960000"/>
-          <w:sz w:val="20"/>
-        </w:rPr>
-        <w:t>J14</w:t>
-      </w:r>
-      <w:r>
-        <w:rPr>
-          <w:rFonts w:ascii="Consolas" w:hAnsi="Consolas"/>
-          <w:color w:val="960000"/>
-          <w:sz w:val="20"/>
-        </w:rPr>
-        <w:t xml:space="preserve"> tiene DOS posiciones y NINGUNA es masa.** No hay </w:t>
-      </w:r>
-      <w:r>
-        <w:rPr>
-          <w:b w:val="0"/>
-          <w:color w:val="960000"/>
-          <w:sz w:val="20"/>
-        </w:rPr>
-        <w:t>GND</w:t>
-      </w:r>
-      <w:r>
-        <w:rPr>
-          <w:rFonts w:ascii="Consolas" w:hAnsi="Consolas"/>
-          <w:color w:val="960000"/>
-          <w:sz w:val="20"/>
-        </w:rPr>
-        <w:t xml:space="preserve"> en ese conector, así que la instrucción no se podía ni ejecutar. Y si el instalador buscaba la masa en otro punto de la placa y cerraba contra ella, **la demanda no se produce nunca**: el firmware lee ese pin **activo en ALTO** —</w:t>
-      </w:r>
-      <w:r>
-        <w:rPr>
-          <w:b w:val="0"/>
-          <w:color w:val="960000"/>
-          <w:sz w:val="20"/>
-        </w:rPr>
-        <w:t>Esclavo/src/main.cpp:350</w:t>
-      </w:r>
-      <w:r>
-        <w:rPr>
-          <w:rFonts w:ascii="Consolas" w:hAnsi="Consolas"/>
-          <w:color w:val="960000"/>
-          <w:sz w:val="20"/>
-        </w:rPr>
-        <w:t xml:space="preserve">, </w:t>
-      </w:r>
-      <w:r>
-        <w:rPr>
-          <w:b w:val="0"/>
-          <w:color w:val="960000"/>
-          <w:sz w:val="20"/>
-        </w:rPr>
-        <w:t>bool demandaCamaraActual = (digitalRead(CAM_DEMANDA_PIN) == HIGH);</w:t>
-      </w:r>
-      <w:r>
-        <w:rPr>
-          <w:rFonts w:ascii="Consolas" w:hAnsi="Consolas"/>
-          <w:color w:val="960000"/>
-          <w:sz w:val="20"/>
-        </w:rPr>
-        <w:t xml:space="preserve">, y </w:t>
-      </w:r>
-      <w:r>
-        <w:rPr>
-          <w:b w:val="0"/>
-          <w:color w:val="960000"/>
-          <w:sz w:val="20"/>
-        </w:rPr>
-        <w:t>Maestro</w:t>
-      </w:r>
-      <w:r>
-        <w:rPr>
-          <w:rFonts w:ascii="Consolas" w:hAnsi="Consolas"/>
-          <w:color w:val="960000"/>
-          <w:sz w:val="20"/>
-        </w:rPr>
-        <w:t xml:space="preserve"> por </w:t>
-      </w:r>
-      <w:r>
-        <w:rPr>
-          <w:b w:val="0"/>
-          <w:color w:val="960000"/>
-          <w:sz w:val="20"/>
-        </w:rPr>
-        <w:t>camara_leerPin()</w:t>
-      </w:r>
-      <w:r>
-        <w:rPr>
-          <w:rFonts w:ascii="Consolas" w:hAnsi="Consolas"/>
-          <w:color w:val="960000"/>
-          <w:sz w:val="20"/>
-        </w:rPr>
-        <w:t xml:space="preserve"> en </w:t>
-      </w:r>
-      <w:r>
-        <w:rPr>
-          <w:b w:val="0"/>
-          <w:color w:val="960000"/>
-          <w:sz w:val="20"/>
-        </w:rPr>
-        <w:t>botones.cpp:105</w:t>
-      </w:r>
-      <w:r>
-        <w:rPr>
-          <w:rFonts w:ascii="Consolas" w:hAnsi="Consolas"/>
-          <w:color w:val="960000"/>
-          <w:sz w:val="20"/>
-        </w:rPr>
-        <w:t xml:space="preserve">—. **El gesto correcto es el mismo que en </w:t>
-      </w:r>
-      <w:r>
-        <w:rPr>
-          <w:b w:val="0"/>
-          <w:color w:val="960000"/>
-          <w:sz w:val="20"/>
-        </w:rPr>
-        <w:t>J16</w:t>
-      </w:r>
-      <w:r>
-        <w:rPr>
-          <w:rFonts w:ascii="Consolas" w:hAnsi="Consolas"/>
-          <w:color w:val="960000"/>
-          <w:sz w:val="20"/>
-        </w:rPr>
-        <w:t>: cerrar el contacto seco contra los 3,3 V del pin de al lado.** La placa lo tiene previsto —</w:t>
-      </w:r>
-      <w:r>
-        <w:rPr>
-          <w:b w:val="0"/>
-          <w:color w:val="960000"/>
-          <w:sz w:val="20"/>
-        </w:rPr>
-        <w:t>R64</w:t>
-      </w:r>
-      <w:r>
-        <w:rPr>
-          <w:rFonts w:ascii="Consolas" w:hAnsi="Consolas"/>
-          <w:color w:val="960000"/>
-          <w:sz w:val="20"/>
-        </w:rPr>
-        <w:t xml:space="preserve"> de 10 kΩ **a masa** más </w:t>
-      </w:r>
-      <w:r>
-        <w:rPr>
-          <w:b w:val="0"/>
-          <w:color w:val="960000"/>
-          <w:sz w:val="20"/>
-        </w:rPr>
-        <w:t>C25</w:t>
-      </w:r>
-      <w:r>
-        <w:rPr>
-          <w:rFonts w:ascii="Consolas" w:hAnsi="Consolas"/>
-          <w:color w:val="960000"/>
-          <w:sz w:val="20"/>
-        </w:rPr>
-        <w:t xml:space="preserve"> de 100 nF, o sea un pull-down con antirrebote de 1 ms (</w:t>
-      </w:r>
-      <w:r>
-        <w:rPr>
-          <w:b w:val="0"/>
-          <w:color w:val="960000"/>
-          <w:sz w:val="20"/>
-        </w:rPr>
-        <w:t>pines.h:43-46</w:t>
-      </w:r>
-      <w:r>
-        <w:rPr>
-          <w:rFonts w:ascii="Consolas" w:hAnsi="Consolas"/>
-          <w:color w:val="960000"/>
-          <w:sz w:val="20"/>
-        </w:rPr>
-        <w:t xml:space="preserve">)—, que es justo lo que hace falta para que el reposo sea </w:t>
-      </w:r>
-      <w:r>
-        <w:rPr>
-          <w:b w:val="0"/>
-          <w:color w:val="960000"/>
-          <w:sz w:val="20"/>
-        </w:rPr>
-        <w:t>0 V</w:t>
-      </w:r>
-      <w:r>
-        <w:rPr>
-          <w:rFonts w:ascii="Consolas" w:hAnsi="Consolas"/>
-          <w:color w:val="960000"/>
-          <w:sz w:val="20"/>
-        </w:rPr>
-        <w:t xml:space="preserve"> y el cierre a 3,3 V sea la detección. ⚠️ **Es el mismo error de polaridad que N-118, en la bornera que sí se cablea hoy.** ~~La salida de la AcuSense es configurable (NO/NC), así que se elige qué estado significa demanda **sin tocar placa ni firmware**~~ — pero el hilo va a </w:t>
-      </w:r>
-      <w:r>
-        <w:rPr>
-          <w:b w:val="0"/>
-          <w:color w:val="960000"/>
-          <w:sz w:val="20"/>
-        </w:rPr>
-        <w:t>p1</w:t>
-      </w:r>
-      <w:r>
-        <w:rPr>
-          <w:rFonts w:ascii="Consolas" w:hAnsi="Consolas"/>
-          <w:color w:val="960000"/>
-          <w:sz w:val="20"/>
-        </w:rPr>
-        <w:t xml:space="preserve"> y </w:t>
-      </w:r>
-      <w:r>
-        <w:rPr>
-          <w:b w:val="0"/>
-          <w:color w:val="960000"/>
-          <w:sz w:val="20"/>
-        </w:rPr>
-        <w:t>p2</w:t>
-      </w:r>
-      <w:r>
-        <w:rPr>
-          <w:rFonts w:ascii="Consolas" w:hAnsi="Consolas"/>
-          <w:color w:val="960000"/>
-          <w:sz w:val="20"/>
-        </w:rPr>
-        <w:t xml:space="preserve">, no a una masa. &gt; 🔴 **TACHADO EL 05/09: esa frase está </w:t>
-      </w:r>
-      <w:r>
-        <w:rPr>
-          <w:b w:val="0"/>
-          <w:color w:val="960000"/>
-          <w:sz w:val="20"/>
-        </w:rPr>
-        <w:t>SIN VERIFICAR</w:t>
-      </w:r>
-      <w:r>
-        <w:rPr>
-          <w:rFonts w:ascii="Consolas" w:hAnsi="Consolas"/>
-          <w:color w:val="960000"/>
-          <w:sz w:val="20"/>
-        </w:rPr>
-        <w:t xml:space="preserve"> y sostenía decisiones desde el 31/08.** &gt; **Ninguna fuente oficial de este modelo dice que la salida sea </w:t>
-      </w:r>
-      <w:r>
-        <w:rPr>
-          <w:b w:val="0"/>
-          <w:color w:val="960000"/>
-          <w:sz w:val="20"/>
-        </w:rPr>
-        <w:t>NO</w:t>
-      </w:r>
-      <w:r>
-        <w:rPr>
-          <w:rFonts w:ascii="Consolas" w:hAnsi="Consolas"/>
-          <w:color w:val="960000"/>
-          <w:sz w:val="20"/>
-        </w:rPr>
-        <w:t>/</w:t>
-      </w:r>
-      <w:r>
-        <w:rPr>
-          <w:b w:val="0"/>
-          <w:color w:val="960000"/>
-          <w:sz w:val="20"/>
-        </w:rPr>
-        <w:t>NC</w:t>
-      </w:r>
-      <w:r>
-        <w:rPr>
-          <w:rFonts w:ascii="Consolas" w:hAnsi="Consolas"/>
-          <w:color w:val="960000"/>
-          <w:sz w:val="20"/>
-        </w:rPr>
-        <w:t xml:space="preserve"> configurable.** Medido &gt; sobre los PDF de </w:t>
-      </w:r>
-      <w:r>
-        <w:rPr>
-          <w:b w:val="0"/>
-          <w:color w:val="960000"/>
-          <w:sz w:val="20"/>
-        </w:rPr>
-        <w:t>04_Manuales/</w:t>
-      </w:r>
-      <w:r>
-        <w:rPr>
-          <w:rFonts w:ascii="Consolas" w:hAnsi="Consolas"/>
-          <w:color w:val="960000"/>
-          <w:sz w:val="20"/>
-        </w:rPr>
-        <w:t xml:space="preserve">: la ficha sólo dice </w:t>
-      </w:r>
-      <w:r>
-        <w:rPr>
-          <w:b w:val="0"/>
-          <w:color w:val="960000"/>
-          <w:sz w:val="20"/>
-        </w:rPr>
-        <w:t>1 output (max. 24VDC/24 VAC, 1 A)</w:t>
-      </w:r>
-      <w:r>
-        <w:rPr>
-          <w:rFonts w:ascii="Consolas" w:hAnsi="Consolas"/>
-          <w:color w:val="960000"/>
-          <w:sz w:val="20"/>
-        </w:rPr>
-        <w:t xml:space="preserve">; en las &gt; **110 páginas** del manual de usuario las palabras </w:t>
-      </w:r>
-      <w:r>
-        <w:rPr>
-          <w:b w:val="0"/>
-          <w:color w:val="960000"/>
-          <w:sz w:val="20"/>
-        </w:rPr>
-        <w:t>Normally Open</w:t>
-      </w:r>
-      <w:r>
-        <w:rPr>
-          <w:rFonts w:ascii="Consolas" w:hAnsi="Consolas"/>
-          <w:color w:val="960000"/>
-          <w:sz w:val="20"/>
-        </w:rPr>
-        <w:t xml:space="preserve"> / </w:t>
-      </w:r>
-      <w:r>
-        <w:rPr>
-          <w:b w:val="0"/>
-          <w:color w:val="960000"/>
-          <w:sz w:val="20"/>
-        </w:rPr>
-        <w:t>Normally Closed</w:t>
-      </w:r>
-      <w:r>
-        <w:rPr>
-          <w:rFonts w:ascii="Consolas" w:hAnsi="Consolas"/>
-          <w:color w:val="960000"/>
-          <w:sz w:val="20"/>
-        </w:rPr>
-        <w:t xml:space="preserve"> **no &gt; aparecen ni una vez**, y el desplegable </w:t>
-      </w:r>
-      <w:r>
-        <w:rPr>
-          <w:b w:val="0"/>
-          <w:color w:val="960000"/>
-          <w:sz w:val="20"/>
-        </w:rPr>
-        <w:t>Alarm Type</w:t>
-      </w:r>
-      <w:r>
-        <w:rPr>
-          <w:rFonts w:ascii="Consolas" w:hAnsi="Consolas"/>
-          <w:color w:val="960000"/>
-          <w:sz w:val="20"/>
-        </w:rPr>
-        <w:t xml:space="preserve"> está documentado **sólo para la ENTRADA** &gt; *(pág. 44)* — de la salida sólo se documentan </w:t>
-      </w:r>
-      <w:r>
-        <w:rPr>
-          <w:b w:val="0"/>
-          <w:color w:val="960000"/>
-          <w:sz w:val="20"/>
-        </w:rPr>
-        <w:t>Alarm Output No.</w:t>
-      </w:r>
-      <w:r>
-        <w:rPr>
-          <w:rFonts w:ascii="Consolas" w:hAnsi="Consolas"/>
-          <w:color w:val="960000"/>
-          <w:sz w:val="20"/>
-        </w:rPr>
-        <w:t xml:space="preserve">, </w:t>
-      </w:r>
-      <w:r>
-        <w:rPr>
-          <w:b w:val="0"/>
-          <w:color w:val="960000"/>
-          <w:sz w:val="20"/>
-        </w:rPr>
-        <w:t>Alarm Name</w:t>
-      </w:r>
-      <w:r>
-        <w:rPr>
-          <w:rFonts w:ascii="Consolas" w:hAnsi="Consolas"/>
-          <w:color w:val="960000"/>
-          <w:sz w:val="20"/>
-        </w:rPr>
-        <w:t xml:space="preserve"> y </w:t>
-      </w:r>
-      <w:r>
-        <w:rPr>
-          <w:b w:val="0"/>
-          <w:color w:val="960000"/>
-          <w:sz w:val="20"/>
-        </w:rPr>
-        <w:t>Delay</w:t>
-      </w:r>
-      <w:r>
-        <w:rPr>
-          <w:rFonts w:ascii="Consolas" w:hAnsi="Consolas"/>
-          <w:color w:val="960000"/>
-          <w:sz w:val="20"/>
-        </w:rPr>
-        <w:t xml:space="preserve"> &gt; *(pág. 68)*. &gt; &gt; **Por qué importa aquí y no es una pega de papel:** si la salida resultara ser **</w:t>
-      </w:r>
-      <w:r>
-        <w:rPr>
-          <w:b w:val="0"/>
-          <w:color w:val="960000"/>
-          <w:sz w:val="20"/>
-        </w:rPr>
-        <w:t>NC</w:t>
-      </w:r>
-      <w:r>
-        <w:rPr>
-          <w:rFonts w:ascii="Consolas" w:hAnsi="Consolas"/>
-          <w:color w:val="960000"/>
-          <w:sz w:val="20"/>
-        </w:rPr>
-        <w:t>** —cerrada &gt; en reposo—, el pin **nacería en ALTO** y, por la siembra de arranque del firmware &gt; (</w:t>
-      </w:r>
-      <w:r>
-        <w:rPr>
-          <w:b w:val="0"/>
-          <w:color w:val="960000"/>
-          <w:sz w:val="20"/>
-        </w:rPr>
-        <w:t>camaras_sembrar()</w:t>
-      </w:r>
-      <w:r>
-        <w:rPr>
-          <w:rFonts w:ascii="Consolas" w:hAnsi="Consolas"/>
-          <w:color w:val="960000"/>
-          <w:sz w:val="20"/>
-        </w:rPr>
-        <w:t xml:space="preserve">), **no habría flanco hasta que el relé abriera y cerrara otra vez**: el &gt; equipo arrancaría **sin ver la primera demanda**. Lo cierra el </w:t>
-      </w:r>
-      <w:r>
-        <w:rPr>
-          <w:b w:val="0"/>
-          <w:color w:val="960000"/>
-          <w:sz w:val="20"/>
-        </w:rPr>
-        <w:t xml:space="preserve">ENSAYO 1` del </w:t>
-      </w:r>
-      <w:r>
-        <w:rPr>
-          <w:b/>
-          <w:color w:val="960000"/>
-          <w:sz w:val="20"/>
-        </w:rPr>
-        <w:t>Manual 9 §6</w:t>
-      </w:r>
-      <w:r>
-        <w:rPr>
-          <w:b w:val="0"/>
-          <w:color w:val="960000"/>
-          <w:sz w:val="20"/>
-        </w:rPr>
-        <w:t xml:space="preserve">, &gt; con un multímetro y en dos minutos. </w:t>
-      </w:r>
-      <w:r>
-        <w:rPr>
-          <w:b/>
-          <w:color w:val="960000"/>
-          <w:sz w:val="20"/>
-        </w:rPr>
-        <w:t>Hasta entonces no se da por elegida la polaridad.</w:t>
+        <w:t xml:space="preserve"> se use para el fin de carrera de la barrera.</w:t>
       </w:r>
     </w:p>
     <w:p>
@@ -16106,6 +16055,572 @@
           <w:color w:val="960000"/>
           <w:sz w:val="20"/>
         </w:rPr>
+        <w:t>AQUÍ PONÍA ~~«con masa `GND`, por la bornera `J14`»~~ Y ERA FALSO EN LAS DOS MITADES — 05/09.</w:t>
+      </w:r>
+      <w:r>
+        <w:rPr>
+          <w:b w:val="0"/>
+          <w:color w:val="960000"/>
+          <w:sz w:val="20"/>
+        </w:rPr>
+        <w:t xml:space="preserve"> </w:t>
+      </w:r>
+      <w:r>
+        <w:rPr>
+          <w:b/>
+          <w:color w:val="960000"/>
+          <w:sz w:val="20"/>
+        </w:rPr>
+        <w:t>MEDIDO EN COBRE</w:t>
+      </w:r>
+      <w:r>
+        <w:rPr>
+          <w:b w:val="0"/>
+          <w:color w:val="960000"/>
+          <w:sz w:val="20"/>
+        </w:rPr>
+        <w:t xml:space="preserve">, extrayendo las redes de los pads de </w:t>
+      </w:r>
+      <w:r>
+        <w:rPr>
+          <w:rFonts w:ascii="Consolas" w:hAnsi="Consolas"/>
+          <w:color w:val="960000"/>
+          <w:sz w:val="20"/>
+        </w:rPr>
+        <w:t>J14</w:t>
+      </w:r>
+      <w:r>
+        <w:rPr>
+          <w:b w:val="0"/>
+          <w:color w:val="960000"/>
+          <w:sz w:val="20"/>
+        </w:rPr>
+        <w:t xml:space="preserve"> del </w:t>
+      </w:r>
+      <w:r>
+        <w:rPr>
+          <w:rFonts w:ascii="Consolas" w:hAnsi="Consolas"/>
+          <w:color w:val="960000"/>
+          <w:sz w:val="20"/>
+        </w:rPr>
+        <w:t>.kicad_pcb</w:t>
+      </w:r>
+      <w:r>
+        <w:rPr>
+          <w:b w:val="0"/>
+          <w:color w:val="960000"/>
+          <w:sz w:val="20"/>
+        </w:rPr>
+        <w:t xml:space="preserve"> real (2.091.460 B), no del esquemático: ``</w:t>
+      </w:r>
+      <w:r>
+        <w:rPr>
+          <w:rFonts w:ascii="Consolas" w:hAnsi="Consolas"/>
+          <w:color w:val="960000"/>
+          <w:sz w:val="20"/>
+        </w:rPr>
+        <w:t xml:space="preserve"> ===== J14   (Conn_01x02) p1  -&gt; /Puerta      (= PB0, la entrada de demanda) p2  -&gt; /3.3V </w:t>
+      </w:r>
+      <w:r>
+        <w:rPr>
+          <w:rFonts w:ascii="Consolas" w:hAnsi="Consolas"/>
+          <w:color w:val="960000"/>
+          <w:sz w:val="20"/>
+        </w:rPr>
+      </w:r>
+      <w:r>
+        <w:rPr>
+          <w:rFonts w:ascii="Consolas" w:hAnsi="Consolas"/>
+          <w:color w:val="960000"/>
+          <w:sz w:val="20"/>
+        </w:rPr>
+        <w:t xml:space="preserve"> **</w:t>
+      </w:r>
+      <w:r>
+        <w:rPr>
+          <w:b w:val="0"/>
+          <w:color w:val="960000"/>
+          <w:sz w:val="20"/>
+        </w:rPr>
+        <w:t>J14</w:t>
+      </w:r>
+      <w:r>
+        <w:rPr>
+          <w:rFonts w:ascii="Consolas" w:hAnsi="Consolas"/>
+          <w:color w:val="960000"/>
+          <w:sz w:val="20"/>
+        </w:rPr>
+        <w:t xml:space="preserve"> tiene DOS posiciones y NINGUNA es masa.** No hay </w:t>
+      </w:r>
+      <w:r>
+        <w:rPr>
+          <w:b w:val="0"/>
+          <w:color w:val="960000"/>
+          <w:sz w:val="20"/>
+        </w:rPr>
+        <w:t>GND</w:t>
+      </w:r>
+      <w:r>
+        <w:rPr>
+          <w:rFonts w:ascii="Consolas" w:hAnsi="Consolas"/>
+          <w:color w:val="960000"/>
+          <w:sz w:val="20"/>
+        </w:rPr>
+        <w:t xml:space="preserve"> en ese conector, así que la instrucción no se podía ni ejecutar. Y si el instalador buscaba la masa en otro punto de la placa y cerraba contra ella, **la demanda no se produce nunca**: el firmware lee ese pin **activo en ALTO** —</w:t>
+      </w:r>
+      <w:r>
+        <w:rPr>
+          <w:b w:val="0"/>
+          <w:color w:val="960000"/>
+          <w:sz w:val="20"/>
+        </w:rPr>
+        <w:t>Esclavo/src/main.cpp:350</w:t>
+      </w:r>
+      <w:r>
+        <w:rPr>
+          <w:rFonts w:ascii="Consolas" w:hAnsi="Consolas"/>
+          <w:color w:val="960000"/>
+          <w:sz w:val="20"/>
+        </w:rPr>
+        <w:t xml:space="preserve">, </w:t>
+      </w:r>
+      <w:r>
+        <w:rPr>
+          <w:b w:val="0"/>
+          <w:color w:val="960000"/>
+          <w:sz w:val="20"/>
+        </w:rPr>
+        <w:t>bool demandaCamaraActual = (digitalRead(CAM_DEMANDA_PIN) == HIGH);</w:t>
+      </w:r>
+      <w:r>
+        <w:rPr>
+          <w:rFonts w:ascii="Consolas" w:hAnsi="Consolas"/>
+          <w:color w:val="960000"/>
+          <w:sz w:val="20"/>
+        </w:rPr>
+        <w:t xml:space="preserve">, y </w:t>
+      </w:r>
+      <w:r>
+        <w:rPr>
+          <w:b w:val="0"/>
+          <w:color w:val="960000"/>
+          <w:sz w:val="20"/>
+        </w:rPr>
+        <w:t>Maestro</w:t>
+      </w:r>
+      <w:r>
+        <w:rPr>
+          <w:rFonts w:ascii="Consolas" w:hAnsi="Consolas"/>
+          <w:color w:val="960000"/>
+          <w:sz w:val="20"/>
+        </w:rPr>
+        <w:t xml:space="preserve"> por </w:t>
+      </w:r>
+      <w:r>
+        <w:rPr>
+          <w:b w:val="0"/>
+          <w:color w:val="960000"/>
+          <w:sz w:val="20"/>
+        </w:rPr>
+        <w:t>camara_leerPin()</w:t>
+      </w:r>
+      <w:r>
+        <w:rPr>
+          <w:rFonts w:ascii="Consolas" w:hAnsi="Consolas"/>
+          <w:color w:val="960000"/>
+          <w:sz w:val="20"/>
+        </w:rPr>
+        <w:t xml:space="preserve"> en </w:t>
+      </w:r>
+      <w:r>
+        <w:rPr>
+          <w:b w:val="0"/>
+          <w:color w:val="960000"/>
+          <w:sz w:val="20"/>
+        </w:rPr>
+        <w:t>botones.cpp:105</w:t>
+      </w:r>
+      <w:r>
+        <w:rPr>
+          <w:rFonts w:ascii="Consolas" w:hAnsi="Consolas"/>
+          <w:color w:val="960000"/>
+          <w:sz w:val="20"/>
+        </w:rPr>
+        <w:t xml:space="preserve">—. **El gesto correcto es el mismo que en </w:t>
+      </w:r>
+      <w:r>
+        <w:rPr>
+          <w:b w:val="0"/>
+          <w:color w:val="960000"/>
+          <w:sz w:val="20"/>
+        </w:rPr>
+        <w:t>J16</w:t>
+      </w:r>
+      <w:r>
+        <w:rPr>
+          <w:rFonts w:ascii="Consolas" w:hAnsi="Consolas"/>
+          <w:color w:val="960000"/>
+          <w:sz w:val="20"/>
+        </w:rPr>
+        <w:t>: cerrar el contacto seco contra los 3,3 V del pin de al lado.** La placa lo tiene previsto —</w:t>
+      </w:r>
+      <w:r>
+        <w:rPr>
+          <w:b w:val="0"/>
+          <w:color w:val="960000"/>
+          <w:sz w:val="20"/>
+        </w:rPr>
+        <w:t>R64</w:t>
+      </w:r>
+      <w:r>
+        <w:rPr>
+          <w:rFonts w:ascii="Consolas" w:hAnsi="Consolas"/>
+          <w:color w:val="960000"/>
+          <w:sz w:val="20"/>
+        </w:rPr>
+        <w:t xml:space="preserve"> de 10 kΩ **a masa** más </w:t>
+      </w:r>
+      <w:r>
+        <w:rPr>
+          <w:b w:val="0"/>
+          <w:color w:val="960000"/>
+          <w:sz w:val="20"/>
+        </w:rPr>
+        <w:t>C25</w:t>
+      </w:r>
+      <w:r>
+        <w:rPr>
+          <w:rFonts w:ascii="Consolas" w:hAnsi="Consolas"/>
+          <w:color w:val="960000"/>
+          <w:sz w:val="20"/>
+        </w:rPr>
+        <w:t xml:space="preserve"> de 100 nF, o sea un pull-down con antirrebote de 1 ms (</w:t>
+      </w:r>
+      <w:r>
+        <w:rPr>
+          <w:b w:val="0"/>
+          <w:color w:val="960000"/>
+          <w:sz w:val="20"/>
+        </w:rPr>
+        <w:t>pines.h:43-46</w:t>
+      </w:r>
+      <w:r>
+        <w:rPr>
+          <w:rFonts w:ascii="Consolas" w:hAnsi="Consolas"/>
+          <w:color w:val="960000"/>
+          <w:sz w:val="20"/>
+        </w:rPr>
+        <w:t xml:space="preserve">)—, que es justo lo que hace falta para que el reposo sea </w:t>
+      </w:r>
+      <w:r>
+        <w:rPr>
+          <w:b w:val="0"/>
+          <w:color w:val="960000"/>
+          <w:sz w:val="20"/>
+        </w:rPr>
+        <w:t>0 V</w:t>
+      </w:r>
+      <w:r>
+        <w:rPr>
+          <w:rFonts w:ascii="Consolas" w:hAnsi="Consolas"/>
+          <w:color w:val="960000"/>
+          <w:sz w:val="20"/>
+        </w:rPr>
+        <w:t xml:space="preserve"> y el cierre a 3,3 V sea la detección. ⚠️ **Es el mismo error de polaridad que N-118, en la bornera que sí se cablea hoy.** ~~La salida de la AcuSense es configurable (NO/NC), así que se elige qué estado significa demanda **sin tocar placa ni firmware**~~ — pero el hilo va a </w:t>
+      </w:r>
+      <w:r>
+        <w:rPr>
+          <w:b w:val="0"/>
+          <w:color w:val="960000"/>
+          <w:sz w:val="20"/>
+        </w:rPr>
+        <w:t>p1</w:t>
+      </w:r>
+      <w:r>
+        <w:rPr>
+          <w:rFonts w:ascii="Consolas" w:hAnsi="Consolas"/>
+          <w:color w:val="960000"/>
+          <w:sz w:val="20"/>
+        </w:rPr>
+        <w:t xml:space="preserve"> y </w:t>
+      </w:r>
+      <w:r>
+        <w:rPr>
+          <w:b w:val="0"/>
+          <w:color w:val="960000"/>
+          <w:sz w:val="20"/>
+        </w:rPr>
+        <w:t>p2</w:t>
+      </w:r>
+      <w:r>
+        <w:rPr>
+          <w:rFonts w:ascii="Consolas" w:hAnsi="Consolas"/>
+          <w:color w:val="960000"/>
+          <w:sz w:val="20"/>
+        </w:rPr>
+        <w:t xml:space="preserve">, no a una masa. &gt; 🔴 **TACHADO EL 05/09: esa frase está </w:t>
+      </w:r>
+      <w:r>
+        <w:rPr>
+          <w:b w:val="0"/>
+          <w:color w:val="960000"/>
+          <w:sz w:val="20"/>
+        </w:rPr>
+        <w:t>SIN VERIFICAR</w:t>
+      </w:r>
+      <w:r>
+        <w:rPr>
+          <w:rFonts w:ascii="Consolas" w:hAnsi="Consolas"/>
+          <w:color w:val="960000"/>
+          <w:sz w:val="20"/>
+        </w:rPr>
+        <w:t xml:space="preserve"> y sostenía decisiones desde el 31/08.** &gt; **Ninguna fuente oficial de este modelo dice que la salida sea </w:t>
+      </w:r>
+      <w:r>
+        <w:rPr>
+          <w:b w:val="0"/>
+          <w:color w:val="960000"/>
+          <w:sz w:val="20"/>
+        </w:rPr>
+        <w:t>NO</w:t>
+      </w:r>
+      <w:r>
+        <w:rPr>
+          <w:rFonts w:ascii="Consolas" w:hAnsi="Consolas"/>
+          <w:color w:val="960000"/>
+          <w:sz w:val="20"/>
+        </w:rPr>
+        <w:t>/</w:t>
+      </w:r>
+      <w:r>
+        <w:rPr>
+          <w:b w:val="0"/>
+          <w:color w:val="960000"/>
+          <w:sz w:val="20"/>
+        </w:rPr>
+        <w:t>NC</w:t>
+      </w:r>
+      <w:r>
+        <w:rPr>
+          <w:rFonts w:ascii="Consolas" w:hAnsi="Consolas"/>
+          <w:color w:val="960000"/>
+          <w:sz w:val="20"/>
+        </w:rPr>
+        <w:t xml:space="preserve"> configurable.** Medido &gt; sobre los PDF de </w:t>
+      </w:r>
+      <w:r>
+        <w:rPr>
+          <w:b w:val="0"/>
+          <w:color w:val="960000"/>
+          <w:sz w:val="20"/>
+        </w:rPr>
+        <w:t>04_Manuales/</w:t>
+      </w:r>
+      <w:r>
+        <w:rPr>
+          <w:rFonts w:ascii="Consolas" w:hAnsi="Consolas"/>
+          <w:color w:val="960000"/>
+          <w:sz w:val="20"/>
+        </w:rPr>
+        <w:t xml:space="preserve">: la ficha sólo dice </w:t>
+      </w:r>
+      <w:r>
+        <w:rPr>
+          <w:b w:val="0"/>
+          <w:color w:val="960000"/>
+          <w:sz w:val="20"/>
+        </w:rPr>
+        <w:t>1 output (max. 24VDC/24 VAC, 1 A)</w:t>
+      </w:r>
+      <w:r>
+        <w:rPr>
+          <w:rFonts w:ascii="Consolas" w:hAnsi="Consolas"/>
+          <w:color w:val="960000"/>
+          <w:sz w:val="20"/>
+        </w:rPr>
+        <w:t xml:space="preserve">; en las &gt; **110 páginas** del manual de usuario las palabras </w:t>
+      </w:r>
+      <w:r>
+        <w:rPr>
+          <w:b w:val="0"/>
+          <w:color w:val="960000"/>
+          <w:sz w:val="20"/>
+        </w:rPr>
+        <w:t>Normally Open</w:t>
+      </w:r>
+      <w:r>
+        <w:rPr>
+          <w:rFonts w:ascii="Consolas" w:hAnsi="Consolas"/>
+          <w:color w:val="960000"/>
+          <w:sz w:val="20"/>
+        </w:rPr>
+        <w:t xml:space="preserve"> / </w:t>
+      </w:r>
+      <w:r>
+        <w:rPr>
+          <w:b w:val="0"/>
+          <w:color w:val="960000"/>
+          <w:sz w:val="20"/>
+        </w:rPr>
+        <w:t>Normally Closed</w:t>
+      </w:r>
+      <w:r>
+        <w:rPr>
+          <w:rFonts w:ascii="Consolas" w:hAnsi="Consolas"/>
+          <w:color w:val="960000"/>
+          <w:sz w:val="20"/>
+        </w:rPr>
+        <w:t xml:space="preserve"> **no &gt; aparecen ni una vez**, y el desplegable </w:t>
+      </w:r>
+      <w:r>
+        <w:rPr>
+          <w:b w:val="0"/>
+          <w:color w:val="960000"/>
+          <w:sz w:val="20"/>
+        </w:rPr>
+        <w:t>Alarm Type</w:t>
+      </w:r>
+      <w:r>
+        <w:rPr>
+          <w:rFonts w:ascii="Consolas" w:hAnsi="Consolas"/>
+          <w:color w:val="960000"/>
+          <w:sz w:val="20"/>
+        </w:rPr>
+        <w:t xml:space="preserve"> está documentado **sólo para la ENTRADA** &gt; *(pág. 44)* — de la salida sólo se documentan </w:t>
+      </w:r>
+      <w:r>
+        <w:rPr>
+          <w:b w:val="0"/>
+          <w:color w:val="960000"/>
+          <w:sz w:val="20"/>
+        </w:rPr>
+        <w:t>Alarm Output No.</w:t>
+      </w:r>
+      <w:r>
+        <w:rPr>
+          <w:rFonts w:ascii="Consolas" w:hAnsi="Consolas"/>
+          <w:color w:val="960000"/>
+          <w:sz w:val="20"/>
+        </w:rPr>
+        <w:t xml:space="preserve">, </w:t>
+      </w:r>
+      <w:r>
+        <w:rPr>
+          <w:b w:val="0"/>
+          <w:color w:val="960000"/>
+          <w:sz w:val="20"/>
+        </w:rPr>
+        <w:t>Alarm Name</w:t>
+      </w:r>
+      <w:r>
+        <w:rPr>
+          <w:rFonts w:ascii="Consolas" w:hAnsi="Consolas"/>
+          <w:color w:val="960000"/>
+          <w:sz w:val="20"/>
+        </w:rPr>
+        <w:t xml:space="preserve"> y </w:t>
+      </w:r>
+      <w:r>
+        <w:rPr>
+          <w:b w:val="0"/>
+          <w:color w:val="960000"/>
+          <w:sz w:val="20"/>
+        </w:rPr>
+        <w:t>Delay</w:t>
+      </w:r>
+      <w:r>
+        <w:rPr>
+          <w:rFonts w:ascii="Consolas" w:hAnsi="Consolas"/>
+          <w:color w:val="960000"/>
+          <w:sz w:val="20"/>
+        </w:rPr>
+        <w:t xml:space="preserve"> &gt; *(pág. 68)*. &gt; &gt; **Por qué importa aquí y no es una pega de papel:** si la salida resultara ser **</w:t>
+      </w:r>
+      <w:r>
+        <w:rPr>
+          <w:b w:val="0"/>
+          <w:color w:val="960000"/>
+          <w:sz w:val="20"/>
+        </w:rPr>
+        <w:t>NC</w:t>
+      </w:r>
+      <w:r>
+        <w:rPr>
+          <w:rFonts w:ascii="Consolas" w:hAnsi="Consolas"/>
+          <w:color w:val="960000"/>
+          <w:sz w:val="20"/>
+        </w:rPr>
+        <w:t>** —cerrada &gt; en reposo—, el pin **nacería en ALTO** y, por la siembra de arranque del firmware &gt; (</w:t>
+      </w:r>
+      <w:r>
+        <w:rPr>
+          <w:b w:val="0"/>
+          <w:color w:val="960000"/>
+          <w:sz w:val="20"/>
+        </w:rPr>
+        <w:t>camaras_sembrar()</w:t>
+      </w:r>
+      <w:r>
+        <w:rPr>
+          <w:rFonts w:ascii="Consolas" w:hAnsi="Consolas"/>
+          <w:color w:val="960000"/>
+          <w:sz w:val="20"/>
+        </w:rPr>
+        <w:t xml:space="preserve">), **no habría flanco hasta que el relé abriera y cerrara otra vez**: el &gt; equipo arrancaría **sin ver la primera demanda**. Lo cierra el </w:t>
+      </w:r>
+      <w:r>
+        <w:rPr>
+          <w:b w:val="0"/>
+          <w:color w:val="960000"/>
+          <w:sz w:val="20"/>
+        </w:rPr>
+        <w:t xml:space="preserve">ENSAYO 1` del </w:t>
+      </w:r>
+      <w:r>
+        <w:rPr>
+          <w:b/>
+          <w:color w:val="960000"/>
+          <w:sz w:val="20"/>
+        </w:rPr>
+        <w:t>Manual 9 §6</w:t>
+      </w:r>
+      <w:r>
+        <w:rPr>
+          <w:b w:val="0"/>
+          <w:color w:val="960000"/>
+          <w:sz w:val="20"/>
+        </w:rPr>
+        <w:t xml:space="preserve">, &gt; con un multímetro y en dos minutos. </w:t>
+      </w:r>
+      <w:r>
+        <w:rPr>
+          <w:b/>
+          <w:color w:val="960000"/>
+          <w:sz w:val="20"/>
+        </w:rPr>
+        <w:t>Hasta entonces no se da por elegida la polaridad.</w:t>
+      </w:r>
+    </w:p>
+    <w:p>
+      <w:pPr>
+        <w:spacing w:after="160"/>
+        <w:ind w:left="360"/>
+        <w:shd w:val="clear" w:fill="FFF4E5"/>
+      </w:pPr>
+      <w:r>
+        <w:rPr>
+          <w:b w:val="0"/>
+          <w:color w:val="960000"/>
+          <w:sz w:val="20"/>
+        </w:rPr>
+        <w:t xml:space="preserve">🛑 </w:t>
+      </w:r>
+      <w:r>
+        <w:rPr>
+          <w:b/>
+          <w:color w:val="960000"/>
+          <w:sz w:val="20"/>
+        </w:rPr>
         <w:t>CORREGIDO EL 04/09 — SON DOS CÁMARAS EN EL CRUCE, UNA POR POSTE. NO TRES POR TARJETA.</w:t>
       </w:r>
       <w:r>
@@ -16626,15 +17141,15 @@
           <w:color w:val="960000"/>
           <w:sz w:val="20"/>
         </w:rPr>
-        <w:t xml:space="preserve">, en las dos puntas | 🟠 </w:t>
-      </w:r>
-      <w:r>
-        <w:rPr>
-          <w:b/>
-          <w:color w:val="960000"/>
-          <w:sz w:val="20"/>
-        </w:rPr>
-        <w:t>entrada equivalente disponible. NO se le monta cámara hoy</w:t>
+        <w:t xml:space="preserve">, en las dos puntas | ~~🟠 entrada equivalente disponible. NO se le monta cámara hoy~~ → ✅ </w:t>
+      </w:r>
+      <w:r>
+        <w:rPr>
+          <w:b/>
+          <w:color w:val="960000"/>
+          <w:sz w:val="20"/>
+        </w:rPr>
+        <w:t>ES LA CÁMARA DEL POSTE (`D-2`/`D-3`, 07/09)</w:t>
       </w:r>
       <w:r>
         <w:rPr>
@@ -16706,7 +17221,23 @@
           <w:color w:val="960000"/>
           <w:sz w:val="20"/>
         </w:rPr>
-        <w:t xml:space="preserve"> | igual | 🟠 igual | </w:t>
+        <w:t xml:space="preserve"> | igual | ~~🟠 igual~~ → ✅ </w:t>
+      </w:r>
+      <w:r>
+        <w:rPr>
+          <w:b/>
+          <w:color w:val="960000"/>
+          <w:sz w:val="20"/>
+        </w:rPr>
+        <w:t>ES LA CÁMARA DEL OTRO POSTE</w:t>
+      </w:r>
+      <w:r>
+        <w:rPr>
+          <w:b w:val="0"/>
+          <w:color w:val="960000"/>
+          <w:sz w:val="20"/>
+        </w:rPr>
+        <w:t xml:space="preserve"> | ~~</w:t>
       </w:r>
       <w:r>
         <w:rPr>
@@ -16722,7 +17253,7 @@
           <w:color w:val="960000"/>
           <w:sz w:val="20"/>
         </w:rPr>
-        <w:t xml:space="preserve"> Un relé de cámara </w:t>
+        <w:t xml:space="preserve">~~ ~~Un relé de cámara </w:t>
       </w:r>
       <w:r>
         <w:rPr>
@@ -16898,23 +17429,87 @@
           <w:color w:val="960000"/>
           <w:sz w:val="20"/>
         </w:rPr>
-        <w:t xml:space="preserve">: un rebote la consume y la petición del coche que viene detrás se pierde. </w:t>
-      </w:r>
-      <w:r>
-        <w:rPr>
-          <w:b/>
-          <w:color w:val="960000"/>
-          <w:sz w:val="20"/>
-        </w:rPr>
-        <w:t>`p10` y `p12` NO se retiran de este manual y no son un error:</w:t>
-      </w:r>
-      <w:r>
-        <w:rPr>
-          <w:b w:val="0"/>
-          <w:color w:val="960000"/>
-          <w:sz w:val="20"/>
-        </w:rPr>
-        <w:t xml:space="preserve"> son entradas reales, medidas en banco (</w:t>
+        <w:t xml:space="preserve">: un rebote la consume y la petición del coche que viene detrás se pierde.~~ 🔴 </w:t>
+      </w:r>
+      <w:r>
+        <w:rPr>
+          <w:b/>
+          <w:color w:val="960000"/>
+          <w:sz w:val="20"/>
+        </w:rPr>
+        <w:t>TACHADO EL 07/09 — ERA LA ORDEN QUE MÁS DAÑO HACÍA DE TODO EL DOCUMENTO, y contradecía a su propio párrafo de cabecera tres bloques más arriba.</w:t>
+      </w:r>
+      <w:r>
+        <w:rPr>
+          <w:b w:val="0"/>
+          <w:color w:val="960000"/>
+          <w:sz w:val="20"/>
+        </w:rPr>
+        <w:t xml:space="preserve"> Gana </w:t>
+      </w:r>
+      <w:r>
+        <w:rPr>
+          <w:rFonts w:ascii="Consolas" w:hAnsi="Consolas"/>
+          <w:color w:val="960000"/>
+          <w:sz w:val="20"/>
+        </w:rPr>
+        <w:t>DECISIONES.md</w:t>
+      </w:r>
+      <w:r>
+        <w:rPr>
+          <w:b w:val="0"/>
+          <w:color w:val="960000"/>
+          <w:sz w:val="20"/>
+        </w:rPr>
+        <w:t xml:space="preserve"> </w:t>
+      </w:r>
+      <w:r>
+        <w:rPr>
+          <w:rFonts w:ascii="Consolas" w:hAnsi="Consolas"/>
+          <w:color w:val="960000"/>
+          <w:sz w:val="20"/>
+        </w:rPr>
+        <w:t>D-2</w:t>
+      </w:r>
+      <w:r>
+        <w:rPr>
+          <w:b w:val="0"/>
+          <w:color w:val="960000"/>
+          <w:sz w:val="20"/>
+        </w:rPr>
+        <w:t xml:space="preserve"> y </w:t>
+      </w:r>
+      <w:r>
+        <w:rPr>
+          <w:rFonts w:ascii="Consolas" w:hAnsi="Consolas"/>
+          <w:color w:val="960000"/>
+          <w:sz w:val="20"/>
+        </w:rPr>
+        <w:t>D-3</w:t>
+      </w:r>
+      <w:r>
+        <w:rPr>
+          <w:b w:val="0"/>
+          <w:color w:val="960000"/>
+          <w:sz w:val="20"/>
+        </w:rPr>
+        <w:t xml:space="preserve">: </w:t>
+      </w:r>
+      <w:r>
+        <w:rPr>
+          <w:b/>
+          <w:color w:val="960000"/>
+          <w:sz w:val="20"/>
+        </w:rPr>
+        <w:t>las cámaras van a `J16` p10 y p12</w:t>
+      </w:r>
+      <w:r>
+        <w:rPr>
+          <w:b w:val="0"/>
+          <w:color w:val="960000"/>
+          <w:sz w:val="20"/>
+        </w:rPr>
+        <w:t xml:space="preserve">, </w:t>
       </w:r>
       <w:r>
         <w:rPr>
@@ -16930,6 +17525,246 @@
           <w:color w:val="960000"/>
           <w:sz w:val="20"/>
         </w:rPr>
+        <w:t xml:space="preserve"> cerrada en cobre el 03/09. </w:t>
+      </w:r>
+      <w:r>
+        <w:rPr>
+          <w:b/>
+          <w:color w:val="960000"/>
+          <w:sz w:val="20"/>
+        </w:rPr>
+        <w:t>Y el motivo que este bloque daba —el antirrebote— es cierto y NO es el que decide</w:t>
+      </w:r>
+      <w:r>
+        <w:rPr>
+          <w:b w:val="0"/>
+          <w:color w:val="960000"/>
+          <w:sz w:val="20"/>
+        </w:rPr>
+        <w:t xml:space="preserve">, porque hay uno que pesa más y está medido en este mismo manual: </w:t>
+      </w:r>
+      <w:r>
+        <w:rPr>
+          <w:b/>
+          <w:color w:val="960000"/>
+          <w:sz w:val="20"/>
+        </w:rPr>
+        <w:t>el vigilante de `CAM_CIEGA`/`CAM_PEGADA` mira `J16` y NO mira `J14`.</w:t>
+      </w:r>
+      <w:r>
+        <w:rPr>
+          <w:b w:val="0"/>
+          <w:color w:val="960000"/>
+          <w:sz w:val="20"/>
+        </w:rPr>
+        <w:t xml:space="preserve"> Una cámara cableada a </w:t>
+      </w:r>
+      <w:r>
+        <w:rPr>
+          <w:rFonts w:ascii="Consolas" w:hAnsi="Consolas"/>
+          <w:color w:val="960000"/>
+          <w:sz w:val="20"/>
+        </w:rPr>
+        <w:t>J14</w:t>
+      </w:r>
+      <w:r>
+        <w:rPr>
+          <w:b w:val="0"/>
+          <w:color w:val="960000"/>
+          <w:sz w:val="20"/>
+        </w:rPr>
+        <w:t xml:space="preserve"> </w:t>
+      </w:r>
+      <w:r>
+        <w:rPr>
+          <w:b/>
+          <w:color w:val="960000"/>
+          <w:sz w:val="20"/>
+        </w:rPr>
+        <w:t>funciona</w:t>
+      </w:r>
+      <w:r>
+        <w:rPr>
+          <w:b w:val="0"/>
+          <w:color w:val="960000"/>
+          <w:sz w:val="20"/>
+        </w:rPr>
+        <w:t xml:space="preserve"> —pide paso— y </w:t>
+      </w:r>
+      <w:r>
+        <w:rPr>
+          <w:b/>
+          <w:color w:val="960000"/>
+          <w:sz w:val="20"/>
+        </w:rPr>
+        <w:t>no está vigilada</w:t>
+      </w:r>
+      <w:r>
+        <w:rPr>
+          <w:b w:val="0"/>
+          <w:color w:val="960000"/>
+          <w:sz w:val="20"/>
+        </w:rPr>
+        <w:t xml:space="preserve">: nadie sabría nunca que se estropeó. Entre *«a veces se pierde un rebote»* y *«no hay nadie mirando si la cámara sigue viva»*, el segundo es el fallo que no se nota. ⚠️ </w:t>
+      </w:r>
+      <w:r>
+        <w:rPr>
+          <w:b/>
+          <w:color w:val="960000"/>
+          <w:sz w:val="20"/>
+        </w:rPr>
+        <w:t>Lo que del bloque tachado sigue siendo verdad y hay que tener en cuenta al cablear `J16`:</w:t>
+      </w:r>
+      <w:r>
+        <w:rPr>
+          <w:b w:val="0"/>
+          <w:color w:val="960000"/>
+          <w:sz w:val="20"/>
+        </w:rPr>
+        <w:t xml:space="preserve"> </w:t>
+      </w:r>
+      <w:r>
+        <w:rPr>
+          <w:rFonts w:ascii="Consolas" w:hAnsi="Consolas"/>
+          <w:color w:val="960000"/>
+          <w:sz w:val="20"/>
+        </w:rPr>
+        <w:t>p10</w:t>
+      </w:r>
+      <w:r>
+        <w:rPr>
+          <w:b w:val="0"/>
+          <w:color w:val="960000"/>
+          <w:sz w:val="20"/>
+        </w:rPr>
+        <w:t>/</w:t>
+      </w:r>
+      <w:r>
+        <w:rPr>
+          <w:rFonts w:ascii="Consolas" w:hAnsi="Consolas"/>
+          <w:color w:val="960000"/>
+          <w:sz w:val="20"/>
+        </w:rPr>
+        <w:t>p12</w:t>
+      </w:r>
+      <w:r>
+        <w:rPr>
+          <w:b w:val="0"/>
+          <w:color w:val="960000"/>
+          <w:sz w:val="20"/>
+        </w:rPr>
+        <w:t xml:space="preserve"> </w:t>
+      </w:r>
+      <w:r>
+        <w:rPr>
+          <w:b/>
+          <w:color w:val="960000"/>
+          <w:sz w:val="20"/>
+        </w:rPr>
+        <w:t>no tienen condensador</w:t>
+      </w:r>
+      <w:r>
+        <w:rPr>
+          <w:b w:val="0"/>
+          <w:color w:val="960000"/>
+          <w:sz w:val="20"/>
+        </w:rPr>
+        <w:t xml:space="preserve">, la lectura es </w:t>
+      </w:r>
+      <w:r>
+        <w:rPr>
+          <w:b/>
+          <w:color w:val="960000"/>
+          <w:sz w:val="20"/>
+        </w:rPr>
+        <w:t>por flanco</w:t>
+      </w:r>
+      <w:r>
+        <w:rPr>
+          <w:b w:val="0"/>
+          <w:color w:val="960000"/>
+          <w:sz w:val="20"/>
+        </w:rPr>
+        <w:t xml:space="preserve">, y delante sólo está la </w:t>
+      </w:r>
+      <w:r>
+        <w:rPr>
+          <w:b/>
+          <w:color w:val="960000"/>
+          <w:sz w:val="20"/>
+        </w:rPr>
+        <w:t>ventana de silencio de 3 s</w:t>
+      </w:r>
+      <w:r>
+        <w:rPr>
+          <w:b w:val="0"/>
+          <w:color w:val="960000"/>
+          <w:sz w:val="20"/>
+        </w:rPr>
+        <w:t xml:space="preserve"> de </w:t>
+      </w:r>
+      <w:r>
+        <w:rPr>
+          <w:rFonts w:ascii="Consolas" w:hAnsi="Consolas"/>
+          <w:color w:val="960000"/>
+          <w:sz w:val="20"/>
+        </w:rPr>
+        <w:t>demanda_solicitar()</w:t>
+      </w:r>
+      <w:r>
+        <w:rPr>
+          <w:b w:val="0"/>
+          <w:color w:val="960000"/>
+          <w:sz w:val="20"/>
+        </w:rPr>
+        <w:t xml:space="preserve">. Un relé que rebote mucho puede consumirla. </w:t>
+      </w:r>
+      <w:r>
+        <w:rPr>
+          <w:b/>
+          <w:color w:val="960000"/>
+          <w:sz w:val="20"/>
+        </w:rPr>
+        <w:t>Se anota como limitación conocida del borne vigente, no como motivo para volver a `J14`.</w:t>
+      </w:r>
+      <w:r>
+        <w:rPr>
+          <w:b w:val="0"/>
+          <w:color w:val="960000"/>
+          <w:sz w:val="20"/>
+        </w:rPr>
+        <w:t xml:space="preserve"> </w:t>
+      </w:r>
+      <w:r>
+        <w:rPr>
+          <w:b/>
+          <w:color w:val="960000"/>
+          <w:sz w:val="20"/>
+        </w:rPr>
+        <w:t>`p10` y `p12` son entradas reales, medidas en banco</w:t>
+      </w:r>
+      <w:r>
+        <w:rPr>
+          <w:b w:val="0"/>
+          <w:color w:val="960000"/>
+          <w:sz w:val="20"/>
+        </w:rPr>
+        <w:t xml:space="preserve"> (</w:t>
+      </w:r>
+      <w:r>
+        <w:rPr>
+          <w:rFonts w:ascii="Consolas" w:hAnsi="Consolas"/>
+          <w:color w:val="960000"/>
+          <w:sz w:val="20"/>
+        </w:rPr>
+        <w:t>M3</w:t>
+      </w:r>
+      <w:r>
+        <w:rPr>
+          <w:b w:val="0"/>
+          <w:color w:val="960000"/>
+          <w:sz w:val="20"/>
+        </w:rPr>
         <w:t xml:space="preserve">, 03/09: </w:t>
       </w:r>
       <w:r>
@@ -16962,23 +17797,39 @@
           <w:color w:val="960000"/>
           <w:sz w:val="20"/>
         </w:rPr>
-        <w:t xml:space="preserve"> a masa), y </w:t>
-      </w:r>
-      <w:r>
-        <w:rPr>
-          <w:b/>
-          <w:color w:val="960000"/>
-          <w:sz w:val="20"/>
-        </w:rPr>
-        <w:t>son el sitio previsto si algún día hace falta una segunda entrada en un poste</w:t>
-      </w:r>
-      <w:r>
-        <w:rPr>
-          <w:b w:val="0"/>
-          <w:color w:val="960000"/>
-          <w:sz w:val="20"/>
-        </w:rPr>
-        <w:t xml:space="preserve">. ✏️ </w:t>
+        <w:t xml:space="preserve"> a masa) — y desde </w:t>
+      </w:r>
+      <w:r>
+        <w:rPr>
+          <w:rFonts w:ascii="Consolas" w:hAnsi="Consolas"/>
+          <w:color w:val="960000"/>
+          <w:sz w:val="20"/>
+        </w:rPr>
+        <w:t>D-3</w:t>
+      </w:r>
+      <w:r>
+        <w:rPr>
+          <w:b w:val="0"/>
+          <w:color w:val="960000"/>
+          <w:sz w:val="20"/>
+        </w:rPr>
+        <w:t xml:space="preserve"> son </w:t>
+      </w:r>
+      <w:r>
+        <w:rPr>
+          <w:b/>
+          <w:color w:val="960000"/>
+          <w:sz w:val="20"/>
+        </w:rPr>
+        <w:t>el borne de la cámara</w:t>
+      </w:r>
+      <w:r>
+        <w:rPr>
+          <w:b w:val="0"/>
+          <w:color w:val="960000"/>
+          <w:sz w:val="20"/>
+        </w:rPr>
+        <w:t xml:space="preserve">, no una reserva. ✏️ </w:t>
       </w:r>
       <w:r>
         <w:rPr>
@@ -18071,7 +18922,31 @@
           <w:b w:val="0"/>
           <w:sz w:val="21"/>
         </w:rPr>
-        <w:t xml:space="preserve"> La cámara Hikvision AcuSense ejecuta su analítica embebida (Detección de Intrusión con filtro </w:t>
+        <w:t xml:space="preserve"> La cámara Hikvision AcuSense ejecuta su analítica embebida (*Intrusion</w:t>
+      </w:r>
+    </w:p>
+    <w:p>
+      <w:pPr>
+        <w:spacing w:after="120"/>
+      </w:pPr>
+      <w:r>
+        <w:rPr>
+          <w:b w:val="0"/>
+          <w:sz w:val="21"/>
+        </w:rPr>
+        <w:t>Detection* sobre el barrido de la pluma) y cierra su contacto seco al detectar presencia.</w:t>
+      </w:r>
+    </w:p>
+    <w:p>
+      <w:pPr>
+        <w:spacing w:after="120"/>
+      </w:pPr>
+      <w:r>
+        <w:rPr>
+          <w:b w:val="0"/>
+          <w:sz w:val="21"/>
+        </w:rPr>
+        <w:t xml:space="preserve">~~con filtro </w:t>
       </w:r>
       <w:r>
         <w:rPr>
@@ -18085,7 +18960,7 @@
           <w:b w:val="0"/>
           <w:sz w:val="21"/>
         </w:rPr>
-        <w:t>) y cierra su contacto seco al detectar presencia vehicular.</w:t>
+        <w:t>~~</w:t>
       </w:r>
     </w:p>
     <w:p>
@@ -18100,6 +18975,133 @@
           <w:color w:val="960000"/>
           <w:sz w:val="20"/>
         </w:rPr>
+        <w:t xml:space="preserve">🔴 </w:t>
+      </w:r>
+      <w:r>
+        <w:rPr>
+          <w:b/>
+          <w:color w:val="960000"/>
+          <w:sz w:val="20"/>
+        </w:rPr>
+        <w:t>TACHADO EL 07/09 — `DECISIONES.md` fila `D-13`: la regla va SIN FILTRO DE OBJETIVO.</w:t>
+      </w:r>
+      <w:r>
+        <w:rPr>
+          <w:b w:val="0"/>
+          <w:color w:val="960000"/>
+          <w:sz w:val="20"/>
+        </w:rPr>
+        <w:t xml:space="preserve"> Aquí ponía *«filtro </w:t>
+      </w:r>
+      <w:r>
+        <w:rPr>
+          <w:rFonts w:ascii="Consolas" w:hAnsi="Consolas"/>
+          <w:color w:val="960000"/>
+          <w:sz w:val="20"/>
+        </w:rPr>
+        <w:t>☑ Solo Vehículo</w:t>
+      </w:r>
+      <w:r>
+        <w:rPr>
+          <w:b w:val="0"/>
+          <w:color w:val="960000"/>
+          <w:sz w:val="20"/>
+        </w:rPr>
+        <w:t xml:space="preserve">»* y </w:t>
+      </w:r>
+      <w:r>
+        <w:rPr>
+          <w:b/>
+          <w:color w:val="960000"/>
+          <w:sz w:val="20"/>
+        </w:rPr>
+        <w:t>es exactamente el caso que `D-13` existe para cubrir</w:t>
+      </w:r>
+      <w:r>
+        <w:rPr>
+          <w:b w:val="0"/>
+          <w:color w:val="960000"/>
+          <w:sz w:val="20"/>
+        </w:rPr>
+        <w:t xml:space="preserve">: </w:t>
+      </w:r>
+      <w:r>
+        <w:rPr>
+          <w:b/>
+          <w:color w:val="960000"/>
+          <w:sz w:val="20"/>
+        </w:rPr>
+        <w:t>bajo la pluma importa también una moto o una persona.</w:t>
+      </w:r>
+      <w:r>
+        <w:rPr>
+          <w:b w:val="0"/>
+          <w:color w:val="960000"/>
+          <w:sz w:val="20"/>
+        </w:rPr>
+        <w:t xml:space="preserve"> Marcar «Solo Vehículo» los deja fuera. Y hay un segundo motivo medido: </w:t>
+      </w:r>
+      <w:r>
+        <w:rPr>
+          <w:rFonts w:ascii="Consolas" w:hAnsi="Consolas"/>
+          <w:color w:val="960000"/>
+          <w:sz w:val="20"/>
+        </w:rPr>
+        <w:t>Detection Target</w:t>
+      </w:r>
+      <w:r>
+        <w:rPr>
+          <w:b w:val="0"/>
+          <w:color w:val="960000"/>
+          <w:sz w:val="20"/>
+        </w:rPr>
+        <w:t xml:space="preserve"> </w:t>
+      </w:r>
+      <w:r>
+        <w:rPr>
+          <w:b/>
+          <w:color w:val="960000"/>
+          <w:sz w:val="20"/>
+        </w:rPr>
+        <w:t>no está documentado para Intrusión</w:t>
+      </w:r>
+      <w:r>
+        <w:rPr>
+          <w:b w:val="0"/>
+          <w:color w:val="960000"/>
+          <w:sz w:val="20"/>
+        </w:rPr>
+        <w:t xml:space="preserve"> en el manual del fabricante. El procedimiento bueno está en </w:t>
+      </w:r>
+      <w:r>
+        <w:rPr>
+          <w:rFonts w:ascii="Consolas" w:hAnsi="Consolas"/>
+          <w:color w:val="960000"/>
+          <w:sz w:val="20"/>
+        </w:rPr>
+        <w:t>9_Manual_Parametrizacion_Camara_IA.md</w:t>
+      </w:r>
+      <w:r>
+        <w:rPr>
+          <w:b w:val="0"/>
+          <w:color w:val="960000"/>
+          <w:sz w:val="20"/>
+        </w:rPr>
+        <w:t>, Paso 3, que ya lo trata así.</w:t>
+      </w:r>
+    </w:p>
+    <w:p>
+      <w:pPr>
+        <w:spacing w:after="160"/>
+        <w:ind w:left="360"/>
+        <w:shd w:val="clear" w:fill="FFF4E5"/>
+      </w:pPr>
+      <w:r>
+        <w:rPr>
+          <w:b w:val="0"/>
+          <w:color w:val="960000"/>
+          <w:sz w:val="20"/>
+        </w:rPr>
         <w:t xml:space="preserve">📜 QUÉ ES —Y QUÉ NO ES— UNA «CÁMARA IA» EN ESTE EQUIPO (D-12, 05/09/2026) </w:t>
       </w:r>
       <w:r>
@@ -19012,7 +20014,23 @@
           <w:color w:val="960000"/>
           <w:sz w:val="20"/>
         </w:rPr>
-        <w:t xml:space="preserve"> hace que una cámara abra paso, y </w:t>
+        <w:t xml:space="preserve"> hace que una cámara abra paso. Lo que cubre son las </w:t>
+      </w:r>
+      <w:r>
+        <w:rPr>
+          <w:b/>
+          <w:color w:val="960000"/>
+          <w:sz w:val="20"/>
+        </w:rPr>
+        <w:t>dos entradas de `J16`</w:t>
+      </w:r>
+      <w:r>
+        <w:rPr>
+          <w:b w:val="0"/>
+          <w:color w:val="960000"/>
+          <w:sz w:val="20"/>
+        </w:rPr>
+        <w:t xml:space="preserve"> — ~~y </w:t>
       </w:r>
       <w:r>
         <w:rPr>
@@ -19060,23 +20078,135 @@
           <w:color w:val="960000"/>
           <w:sz w:val="20"/>
         </w:rPr>
-        <w:t xml:space="preserve">), que es la que hoy pide paso de verdad. Lo que cubre son las </w:t>
-      </w:r>
-      <w:r>
-        <w:rPr>
-          <w:b/>
-          <w:color w:val="960000"/>
-          <w:sz w:val="20"/>
-        </w:rPr>
-        <w:t>dos entradas de `J16`</w:t>
-      </w:r>
-      <w:r>
-        <w:rPr>
-          <w:b w:val="0"/>
-          <w:color w:val="960000"/>
-          <w:sz w:val="20"/>
-        </w:rPr>
-        <w:t xml:space="preserve">. 🔴 </w:t>
+        <w:t xml:space="preserve">), que es la que hoy pide paso de verdad~~. 🔴 </w:t>
+      </w:r>
+      <w:r>
+        <w:rPr>
+          <w:b/>
+          <w:color w:val="960000"/>
+          <w:sz w:val="20"/>
+        </w:rPr>
+        <w:t>TACHADA ESA MITAD EL 07/09: caducó con `D-2`/`D-3`.</w:t>
+      </w:r>
+      <w:r>
+        <w:rPr>
+          <w:b w:val="0"/>
+          <w:color w:val="960000"/>
+          <w:sz w:val="20"/>
+        </w:rPr>
+        <w:t xml:space="preserve"> Cuando se escribió, la cámara estaba mandada a </w:t>
+      </w:r>
+      <w:r>
+        <w:rPr>
+          <w:rFonts w:ascii="Consolas" w:hAnsi="Consolas"/>
+          <w:color w:val="960000"/>
+          <w:sz w:val="20"/>
+        </w:rPr>
+        <w:t>J14</w:t>
+      </w:r>
+      <w:r>
+        <w:rPr>
+          <w:b w:val="0"/>
+          <w:color w:val="960000"/>
+          <w:sz w:val="20"/>
+        </w:rPr>
+        <w:t xml:space="preserve"> y la frase avisaba de un hueco de vigilancia real. </w:t>
+      </w:r>
+      <w:r>
+        <w:rPr>
+          <w:b/>
+          <w:color w:val="960000"/>
+          <w:sz w:val="20"/>
+        </w:rPr>
+        <w:t>Hoy la cámara está en `J16` p10/p12, que es justo lo que este vigilante mira</w:t>
+      </w:r>
+      <w:r>
+        <w:rPr>
+          <w:b w:val="0"/>
+          <w:color w:val="960000"/>
+          <w:sz w:val="20"/>
+        </w:rPr>
+        <w:t xml:space="preserve">, así que la cámara de campo </w:t>
+      </w:r>
+      <w:r>
+        <w:rPr>
+          <w:b/>
+          <w:color w:val="960000"/>
+          <w:sz w:val="20"/>
+        </w:rPr>
+        <w:t>sí queda cubierta</w:t>
+      </w:r>
+      <w:r>
+        <w:rPr>
+          <w:b w:val="0"/>
+          <w:color w:val="960000"/>
+          <w:sz w:val="20"/>
+        </w:rPr>
+        <w:t xml:space="preserve">. </w:t>
+      </w:r>
+      <w:r>
+        <w:rPr>
+          <w:rFonts w:ascii="Consolas" w:hAnsi="Consolas"/>
+          <w:color w:val="960000"/>
+          <w:sz w:val="20"/>
+        </w:rPr>
+        <w:t>J14</w:t>
+      </w:r>
+      <w:r>
+        <w:rPr>
+          <w:b w:val="0"/>
+          <w:color w:val="960000"/>
+          <w:sz w:val="20"/>
+        </w:rPr>
+        <w:t>/</w:t>
+      </w:r>
+      <w:r>
+        <w:rPr>
+          <w:rFonts w:ascii="Consolas" w:hAnsi="Consolas"/>
+          <w:color w:val="960000"/>
+          <w:sz w:val="20"/>
+        </w:rPr>
+        <w:t>PB0</w:t>
+      </w:r>
+      <w:r>
+        <w:rPr>
+          <w:b w:val="0"/>
+          <w:color w:val="960000"/>
+          <w:sz w:val="20"/>
+        </w:rPr>
+        <w:t xml:space="preserve"> sigue vivo en el firmware y </w:t>
+      </w:r>
+      <w:r>
+        <w:rPr>
+          <w:b/>
+          <w:color w:val="960000"/>
+          <w:sz w:val="20"/>
+        </w:rPr>
+        <w:t>sin cámara</w:t>
+      </w:r>
+      <w:r>
+        <w:rPr>
+          <w:b w:val="0"/>
+          <w:color w:val="960000"/>
+          <w:sz w:val="20"/>
+        </w:rPr>
+        <w:t xml:space="preserve">; si algún día se le cuelga algo, ese borne </w:t>
+      </w:r>
+      <w:r>
+        <w:rPr>
+          <w:b/>
+          <w:color w:val="960000"/>
+          <w:sz w:val="20"/>
+        </w:rPr>
+        <w:t>no está vigilado</w:t>
+      </w:r>
+      <w:r>
+        <w:rPr>
+          <w:b w:val="0"/>
+          <w:color w:val="960000"/>
+          <w:sz w:val="20"/>
+        </w:rPr>
+        <w:t xml:space="preserve"> — y eso es lo que hay que recordar de esta frase. 🔴 </w:t>
       </w:r>
       <w:r>
         <w:rPr>
@@ -19316,7 +20446,7 @@
           <w:color w:val="960000"/>
           <w:sz w:val="20"/>
         </w:rPr>
-        <w:t xml:space="preserve">, activo en alto, por la bornera </w:t>
+        <w:t xml:space="preserve">, activo en alto, ~~por la bornera </w:t>
       </w:r>
       <w:r>
         <w:rPr>
@@ -19332,7 +20462,7 @@
           <w:color w:val="960000"/>
           <w:sz w:val="20"/>
         </w:rPr>
-        <w:t>, con antirrebote de placa (</w:t>
+        <w:t>~~, con antirrebote de placa (</w:t>
       </w:r>
       <w:r>
         <w:rPr>
@@ -19380,7 +20510,103 @@
           <w:color w:val="960000"/>
           <w:sz w:val="20"/>
         </w:rPr>
-        <w:t xml:space="preserve"> - El número que el equipo llama *«autos esperando»* es </w:t>
+        <w:t xml:space="preserve"> &gt; 🔴 </w:t>
+      </w:r>
+      <w:r>
+        <w:rPr>
+          <w:b/>
+          <w:color w:val="960000"/>
+          <w:sz w:val="20"/>
+        </w:rPr>
+        <w:t>07/09: `PB0`/`J14` sigue existiendo en el firmware y SIN CÁMARA ENCHUFADA.</w:t>
+      </w:r>
+      <w:r>
+        <w:rPr>
+          <w:b w:val="0"/>
+          <w:color w:val="960000"/>
+          <w:sz w:val="20"/>
+        </w:rPr>
+        <w:t xml:space="preserve"> El contacto &gt; seco de la cámara entra hoy por </w:t>
+      </w:r>
+      <w:r>
+        <w:rPr>
+          <w:rFonts w:ascii="Consolas" w:hAnsi="Consolas"/>
+          <w:color w:val="960000"/>
+          <w:sz w:val="20"/>
+        </w:rPr>
+        <w:t>J16</w:t>
+      </w:r>
+      <w:r>
+        <w:rPr>
+          <w:b w:val="0"/>
+          <w:color w:val="960000"/>
+          <w:sz w:val="20"/>
+        </w:rPr>
+        <w:t xml:space="preserve"> p10/p12 (</w:t>
+      </w:r>
+      <w:r>
+        <w:rPr>
+          <w:rFonts w:ascii="Consolas" w:hAnsi="Consolas"/>
+          <w:color w:val="960000"/>
+          <w:sz w:val="20"/>
+        </w:rPr>
+        <w:t>D-2</w:t>
+      </w:r>
+      <w:r>
+        <w:rPr>
+          <w:b w:val="0"/>
+          <w:color w:val="960000"/>
+          <w:sz w:val="20"/>
+        </w:rPr>
+        <w:t>/</w:t>
+      </w:r>
+      <w:r>
+        <w:rPr>
+          <w:rFonts w:ascii="Consolas" w:hAnsi="Consolas"/>
+          <w:color w:val="960000"/>
+          <w:sz w:val="20"/>
+        </w:rPr>
+        <w:t>D-3</w:t>
+      </w:r>
+      <w:r>
+        <w:rPr>
+          <w:b w:val="0"/>
+          <w:color w:val="960000"/>
+          <w:sz w:val="20"/>
+        </w:rPr>
+        <w:t xml:space="preserve">). Lo que este punto describe —cómo &gt; lee el Modo Inteligente el pin </w:t>
+      </w:r>
+      <w:r>
+        <w:rPr>
+          <w:rFonts w:ascii="Consolas" w:hAnsi="Consolas"/>
+          <w:color w:val="960000"/>
+          <w:sz w:val="20"/>
+        </w:rPr>
+        <w:t>PB0</w:t>
+      </w:r>
+      <w:r>
+        <w:rPr>
+          <w:b w:val="0"/>
+          <w:color w:val="960000"/>
+          <w:sz w:val="20"/>
+        </w:rPr>
+        <w:t xml:space="preserve">— </w:t>
+      </w:r>
+      <w:r>
+        <w:rPr>
+          <w:b/>
+          <w:color w:val="960000"/>
+          <w:sz w:val="20"/>
+        </w:rPr>
+        <w:t>es cierto como hecho del código</w:t>
+      </w:r>
+      <w:r>
+        <w:rPr>
+          <w:b w:val="0"/>
+          <w:color w:val="960000"/>
+          <w:sz w:val="20"/>
+        </w:rPr>
+        <w:t xml:space="preserve"> y falso como &gt; instrucción de cableado; por eso se tacha sólo la bornera. - El número que el equipo llama *«autos esperando»* es </w:t>
       </w:r>
       <w:r>
         <w:rPr>
@@ -29603,27 +30829,6 @@
               </w:rPr>
               <w:t>DEGRADADO</w:t>
             </w:r>
-            <w:r>
-              <w:rPr>
-                <w:b w:val="0"/>
-                <w:sz w:val="19"/>
-              </w:rPr>
-              <w:t xml:space="preserve"> (</w:t>
-            </w:r>
-            <w:r>
-              <w:rPr>
-                <w:rFonts w:ascii="Consolas" w:hAnsi="Consolas"/>
-                <w:sz w:val="19"/>
-              </w:rPr>
-              <w:t>:444+</w:t>
-            </w:r>
-            <w:r>
-              <w:rPr>
-                <w:b w:val="0"/>
-                <w:sz w:val="19"/>
-              </w:rPr>
-              <w:t>)</w:t>
-            </w:r>
           </w:p>
         </w:tc>
         <w:tc>
@@ -29637,7 +30842,105 @@
                 <w:b w:val="0"/>
                 <w:sz w:val="19"/>
               </w:rPr>
-              <w:t xml:space="preserve">🛑 </w:t>
+              <w:t xml:space="preserve">✅ </w:t>
+            </w:r>
+            <w:r>
+              <w:rPr>
+                <w:b/>
+                <w:sz w:val="19"/>
+              </w:rPr>
+              <w:t>SÓLO `SET_MODO:DEGRADADO`</w:t>
+            </w:r>
+            <w:r>
+              <w:rPr>
+                <w:b w:val="0"/>
+                <w:sz w:val="19"/>
+              </w:rPr>
+              <w:t xml:space="preserve"> (</w:t>
+            </w:r>
+            <w:r>
+              <w:rPr>
+                <w:rFonts w:ascii="Consolas" w:hAnsi="Consolas"/>
+                <w:sz w:val="19"/>
+              </w:rPr>
+              <w:t>D-18</w:t>
+            </w:r>
+            <w:r>
+              <w:rPr>
+                <w:b w:val="0"/>
+                <w:sz w:val="19"/>
+              </w:rPr>
+              <w:t xml:space="preserve">, commit </w:t>
+            </w:r>
+            <w:r>
+              <w:rPr>
+                <w:rFonts w:ascii="Consolas" w:hAnsi="Consolas"/>
+                <w:sz w:val="19"/>
+              </w:rPr>
+              <w:t>15e8cf3</w:t>
+            </w:r>
+            <w:r>
+              <w:rPr>
+                <w:b w:val="0"/>
+                <w:sz w:val="19"/>
+              </w:rPr>
+              <w:t xml:space="preserve">): </w:t>
+            </w:r>
+            <w:r>
+              <w:rPr>
+                <w:rFonts w:ascii="Consolas" w:hAnsi="Consolas"/>
+                <w:sz w:val="19"/>
+              </w:rPr>
+              <w:t>CMD:PIN:1234:SET_MODO:DEGRADADO</w:t>
+            </w:r>
+            <w:r>
+              <w:rPr>
+                <w:b w:val="0"/>
+                <w:sz w:val="19"/>
+              </w:rPr>
+              <w:t xml:space="preserve">, con </w:t>
+            </w:r>
+            <w:r>
+              <w:rPr>
+                <w:rFonts w:ascii="Consolas" w:hAnsi="Consolas"/>
+                <w:sz w:val="19"/>
+              </w:rPr>
+              <w:t>ACK,…OK</w:t>
+            </w:r>
+            <w:r>
+              <w:rPr>
+                <w:b w:val="0"/>
+                <w:sz w:val="19"/>
+              </w:rPr>
+              <w:t xml:space="preserve">, </w:t>
+            </w:r>
+            <w:r>
+              <w:rPr>
+                <w:rFonts w:ascii="Consolas" w:hAnsi="Consolas"/>
+                <w:sz w:val="19"/>
+              </w:rPr>
+              <w:t>ACK,…YA_ACTIVO</w:t>
+            </w:r>
+            <w:r>
+              <w:rPr>
+                <w:b w:val="0"/>
+                <w:sz w:val="19"/>
+              </w:rPr>
+              <w:t xml:space="preserve"> y un </w:t>
+            </w:r>
+            <w:r>
+              <w:rPr>
+                <w:rFonts w:ascii="Consolas" w:hAnsi="Consolas"/>
+                <w:sz w:val="19"/>
+              </w:rPr>
+              <w:t>$ERR</w:t>
+            </w:r>
+            <w:r>
+              <w:rPr>
+                <w:b w:val="0"/>
+                <w:sz w:val="19"/>
+              </w:rPr>
+              <w:t xml:space="preserve"> por motivo. ~~🛑 </w:t>
             </w:r>
             <w:r>
               <w:rPr>
@@ -29673,6 +30976,27 @@
                 <w:sz w:val="19"/>
               </w:rPr>
               <w:t>CERO coincidencias</w:t>
+            </w:r>
+            <w:r>
+              <w:rPr>
+                <w:b w:val="0"/>
+                <w:sz w:val="19"/>
+              </w:rPr>
+              <w:t xml:space="preserve">~~ 🔴 </w:t>
+            </w:r>
+            <w:r>
+              <w:rPr>
+                <w:b/>
+                <w:sz w:val="19"/>
+              </w:rPr>
+              <w:t>corregido el 07/09: `grep -c` da 10.</w:t>
+            </w:r>
+            <w:r>
+              <w:rPr>
+                <w:b w:val="0"/>
+                <w:sz w:val="19"/>
+              </w:rPr>
+              <w:t xml:space="preserve"> Para VOLVER a Automático no hay orden: lo devuelve el Maestro al volver la radio</w:t>
             </w:r>
           </w:p>
         </w:tc>
@@ -31658,7 +32982,7 @@
           <w:b w:val="0"/>
           <w:sz w:val="21"/>
         </w:rPr>
-        <w:t>🔴 **LO QUE SÍ QUEDA, Y AHORA ES DEFINITIVO: NO HAY NINGUNA FORMA DE ORDENARLE UN MODO AL ESCLAVO</w:t>
+        <w:t>~~🔴 **LO QUE SÍ QUEDA, Y AHORA ES DEFINITIVO: NO HAY NINGUNA FORMA DE ORDENARLE UN MODO AL ESCLAVO</w:t>
       </w:r>
     </w:p>
     <w:p>
@@ -31736,7 +33060,181 @@
           <w:b w:val="0"/>
           <w:sz w:val="21"/>
         </w:rPr>
-        <w:t>.</w:t>
+        <w:t>.~~</w:t>
+      </w:r>
+    </w:p>
+    <w:p>
+      <w:pPr>
+        <w:spacing w:after="160"/>
+        <w:ind w:left="360"/>
+        <w:shd w:val="clear" w:fill="FFF4E5"/>
+      </w:pPr>
+      <w:r>
+        <w:rPr>
+          <w:b w:val="0"/>
+          <w:color w:val="960000"/>
+          <w:sz w:val="20"/>
+        </w:rPr>
+        <w:t xml:space="preserve">🔴 TACHADO EL 07/09 — ERA FALSO DESDE EL COMMIT </w:t>
+      </w:r>
+      <w:r>
+        <w:rPr>
+          <w:rFonts w:ascii="Consolas" w:hAnsi="Consolas"/>
+          <w:color w:val="960000"/>
+          <w:sz w:val="20"/>
+        </w:rPr>
+        <w:t>15e8cf3</w:t>
+      </w:r>
+      <w:r>
+        <w:rPr>
+          <w:b w:val="0"/>
+          <w:color w:val="960000"/>
+          <w:sz w:val="20"/>
+        </w:rPr>
+        <w:t xml:space="preserve"> </w:t>
+      </w:r>
+      <w:r>
+        <w:rPr>
+          <w:b/>
+          <w:color w:val="960000"/>
+          <w:sz w:val="20"/>
+        </w:rPr>
+        <w:t>`DECISIONES.md` `D-18`: el Modo Degradado del poste 2 SE PIDE POR APP</w:t>
+      </w:r>
+      <w:r>
+        <w:rPr>
+          <w:b w:val="0"/>
+          <w:color w:val="960000"/>
+          <w:sz w:val="20"/>
+        </w:rPr>
+        <w:t xml:space="preserve">, con </w:t>
+      </w:r>
+      <w:r>
+        <w:rPr>
+          <w:b/>
+          <w:color w:val="960000"/>
+          <w:sz w:val="20"/>
+        </w:rPr>
+        <w:t>`CMD:PIN:1234:SET_MODO:DEGRADADO`</w:t>
+      </w:r>
+      <w:r>
+        <w:rPr>
+          <w:b w:val="0"/>
+          <w:color w:val="960000"/>
+          <w:sz w:val="20"/>
+        </w:rPr>
+        <w:t xml:space="preserve"> — la misma orden y el mismo PIN que en el Maestro. ``</w:t>
+      </w:r>
+      <w:r>
+        <w:rPr>
+          <w:rFonts w:ascii="Consolas" w:hAnsi="Consolas"/>
+          <w:color w:val="960000"/>
+          <w:sz w:val="20"/>
+        </w:rPr>
+        <w:t xml:space="preserve"> $ grep -c "SET_MODO" 01_Firmware/Esclavo/src/bluetooth.cpp 10 </w:t>
+      </w:r>
+      <w:r>
+        <w:rPr>
+          <w:rFonts w:ascii="Consolas" w:hAnsi="Consolas"/>
+          <w:color w:val="960000"/>
+          <w:sz w:val="20"/>
+        </w:rPr>
+      </w:r>
+      <w:r>
+        <w:rPr>
+          <w:rFonts w:ascii="Consolas" w:hAnsi="Consolas"/>
+          <w:color w:val="960000"/>
+          <w:sz w:val="20"/>
+        </w:rPr>
+        <w:t xml:space="preserve"> **La puerta —</w:t>
+      </w:r>
+      <w:r>
+        <w:rPr>
+          <w:b w:val="0"/>
+          <w:color w:val="960000"/>
+          <w:sz w:val="20"/>
+        </w:rPr>
+        <w:t>degradado_entrar()</w:t>
+      </w:r>
+      <w:r>
+        <w:rPr>
+          <w:rFonts w:ascii="Consolas" w:hAnsi="Consolas"/>
+          <w:color w:val="960000"/>
+          <w:sz w:val="20"/>
+        </w:rPr>
+        <w:t xml:space="preserve">— llevaba meses construida y probada; lo que se había retirado era la llave, que era el mando.** </w:t>
+      </w:r>
+      <w:r>
+        <w:rPr>
+          <w:b w:val="0"/>
+          <w:color w:val="960000"/>
+          <w:sz w:val="20"/>
+        </w:rPr>
+        <w:t>D-18</w:t>
+      </w:r>
+      <w:r>
+        <w:rPr>
+          <w:rFonts w:ascii="Consolas" w:hAnsi="Consolas"/>
+          <w:color w:val="960000"/>
+          <w:sz w:val="20"/>
+        </w:rPr>
+        <w:t xml:space="preserve"> se la dio a la app. ⚠️ **Lo que del párrafo tachado SIGUE SIENDO CIERTO, y es la mitad que importa:** el Esclavo **no tiene </w:t>
+      </w:r>
+      <w:r>
+        <w:rPr>
+          <w:b w:val="0"/>
+          <w:color w:val="960000"/>
+          <w:sz w:val="20"/>
+        </w:rPr>
+        <w:t>SET_MODO:AUTO</w:t>
+      </w:r>
+      <w:r>
+        <w:rPr>
+          <w:rFonts w:ascii="Consolas" w:hAnsi="Consolas"/>
+          <w:color w:val="960000"/>
+          <w:sz w:val="20"/>
+        </w:rPr>
+        <w:t>**. Se le puede meter en Degradado y se le puede parar (</w:t>
+      </w:r>
+      <w:r>
+        <w:rPr>
+          <w:b w:val="0"/>
+          <w:color w:val="960000"/>
+          <w:sz w:val="20"/>
+        </w:rPr>
+        <w:t>CMD:AMBAR_EMERGENCIA</w:t>
+      </w:r>
+      <w:r>
+        <w:rPr>
+          <w:rFonts w:ascii="Consolas" w:hAnsi="Consolas"/>
+          <w:color w:val="960000"/>
+          <w:sz w:val="20"/>
+        </w:rPr>
+        <w:t xml:space="preserve">), pero **devolverlo a Automático lo hace el Maestro** cuando vuelve la radio. La asimetría de **salida** se conserva; la de **entrada** ya no existe. 🛑 **Y </w:t>
+      </w:r>
+      <w:r>
+        <w:rPr>
+          <w:b w:val="0"/>
+          <w:color w:val="960000"/>
+          <w:sz w:val="20"/>
+        </w:rPr>
+        <w:t>D-16` no lo toca: sin teléfono no hay forma de operar el equipo.</w:t>
+      </w:r>
+      <w:r>
+        <w:rPr>
+          <w:b/>
+          <w:color w:val="960000"/>
+          <w:sz w:val="20"/>
+        </w:rPr>
+        <w:t xml:space="preserve"> Lo que desapareció con el mando es la vía </w:t>
+      </w:r>
+      <w:r>
+        <w:rPr>
+          <w:b w:val="0"/>
+          <w:color w:val="960000"/>
+          <w:sz w:val="20"/>
+        </w:rPr>
+        <w:t>sin app**, no la vía local.</w:t>
       </w:r>
     </w:p>
     <w:p>

--- a/05_Funcional/1_Manual_Usuario.docx
+++ b/05_Funcional/1_Manual_Usuario.docx
@@ -66,6 +66,530 @@
           <w:sz w:val="21"/>
         </w:rPr>
         <w:t>.</w:t>
+      </w:r>
+    </w:p>
+    <w:p>
+      <w:pPr>
+        <w:spacing w:after="80"/>
+      </w:pPr>
+    </w:p>
+    <w:p>
+      <w:pPr>
+        <w:spacing w:after="160"/>
+        <w:ind w:left="360"/>
+        <w:shd w:val="clear" w:fill="FFF4E5"/>
+      </w:pPr>
+      <w:r>
+        <w:rPr>
+          <w:b w:val="0"/>
+          <w:color w:val="960000"/>
+          <w:sz w:val="20"/>
+        </w:rPr>
+        <w:t xml:space="preserve">🆕 07/09 — CUATRO CORRECCIONES DE ESTA FECHA, POR SI ALGUIEN LLEGA CON UNA COPIA IMPRESA Todas van tachadas en su sitio con su motivo y su fila de </w:t>
+      </w:r>
+      <w:r>
+        <w:rPr>
+          <w:rFonts w:ascii="Consolas" w:hAnsi="Consolas"/>
+          <w:color w:val="960000"/>
+          <w:sz w:val="20"/>
+        </w:rPr>
+        <w:t>DECISIONES.md</w:t>
+      </w:r>
+      <w:r>
+        <w:rPr>
+          <w:b w:val="0"/>
+          <w:color w:val="960000"/>
+          <w:sz w:val="20"/>
+        </w:rPr>
+        <w:t xml:space="preserve">. Se listan aquí porque </w:t>
+      </w:r>
+      <w:r>
+        <w:rPr>
+          <w:b/>
+          <w:color w:val="960000"/>
+          <w:sz w:val="20"/>
+        </w:rPr>
+        <w:t>las cuatro cambian lo que el operario hace o concluye delante del equipo</w:t>
+      </w:r>
+      <w:r>
+        <w:rPr>
+          <w:b w:val="0"/>
+          <w:color w:val="960000"/>
+          <w:sz w:val="20"/>
+        </w:rPr>
+        <w:t xml:space="preserve">: | | qué decía | qué es verdad hoy | |---|---|---| | 🔴 </w:t>
+      </w:r>
+      <w:r>
+        <w:rPr>
+          <w:b/>
+          <w:color w:val="960000"/>
+          <w:sz w:val="20"/>
+        </w:rPr>
+        <w:t>1</w:t>
+      </w:r>
+      <w:r>
+        <w:rPr>
+          <w:b w:val="0"/>
+          <w:color w:val="960000"/>
+          <w:sz w:val="20"/>
+        </w:rPr>
+        <w:t xml:space="preserve"> | la tabla de telemetría *«Medido el 28/08»*: </w:t>
+      </w:r>
+      <w:r>
+        <w:rPr>
+          <w:rFonts w:ascii="Consolas" w:hAnsi="Consolas"/>
+          <w:color w:val="960000"/>
+          <w:sz w:val="20"/>
+        </w:rPr>
+        <w:t>RF:98%</w:t>
+      </w:r>
+      <w:r>
+        <w:rPr>
+          <w:b w:val="0"/>
+          <w:color w:val="960000"/>
+          <w:sz w:val="20"/>
+        </w:rPr>
+        <w:t xml:space="preserve">, </w:t>
+      </w:r>
+      <w:r>
+        <w:rPr>
+          <w:rFonts w:ascii="Consolas" w:hAnsi="Consolas"/>
+          <w:color w:val="960000"/>
+          <w:sz w:val="20"/>
+        </w:rPr>
+        <w:t>RTT:85ms</w:t>
+      </w:r>
+      <w:r>
+        <w:rPr>
+          <w:b w:val="0"/>
+          <w:color w:val="960000"/>
+          <w:sz w:val="20"/>
+        </w:rPr>
+        <w:t xml:space="preserve">, </w:t>
+      </w:r>
+      <w:r>
+        <w:rPr>
+          <w:rFonts w:ascii="Consolas" w:hAnsi="Consolas"/>
+          <w:color w:val="960000"/>
+          <w:sz w:val="20"/>
+        </w:rPr>
+        <w:t>BAT:12.6</w:t>
+      </w:r>
+      <w:r>
+        <w:rPr>
+          <w:b w:val="0"/>
+          <w:color w:val="960000"/>
+          <w:sz w:val="20"/>
+        </w:rPr>
+        <w:t xml:space="preserve"> y </w:t>
+      </w:r>
+      <w:r>
+        <w:rPr>
+          <w:rFonts w:ascii="Consolas" w:hAnsi="Consolas"/>
+          <w:color w:val="960000"/>
+          <w:sz w:val="20"/>
+        </w:rPr>
+        <w:t>T:</w:t>
+      </w:r>
+      <w:r>
+        <w:rPr>
+          <w:b w:val="0"/>
+          <w:color w:val="960000"/>
+          <w:sz w:val="20"/>
+        </w:rPr>
+        <w:t xml:space="preserve"> como contador libre | </w:t>
+      </w:r>
+      <w:r>
+        <w:rPr>
+          <w:b/>
+          <w:color w:val="960000"/>
+          <w:sz w:val="20"/>
+        </w:rPr>
+        <w:t>`N-108` (04/09) los arregló los cuatro.</w:t>
+      </w:r>
+      <w:r>
+        <w:rPr>
+          <w:b w:val="0"/>
+          <w:color w:val="960000"/>
+          <w:sz w:val="20"/>
+        </w:rPr>
+        <w:t xml:space="preserve"> Hoy salen </w:t>
+      </w:r>
+      <w:r>
+        <w:rPr>
+          <w:rFonts w:ascii="Consolas" w:hAnsi="Consolas"/>
+          <w:color w:val="960000"/>
+          <w:sz w:val="20"/>
+        </w:rPr>
+        <w:t>--</w:t>
+      </w:r>
+      <w:r>
+        <w:rPr>
+          <w:b w:val="0"/>
+          <w:color w:val="960000"/>
+          <w:sz w:val="20"/>
+        </w:rPr>
+        <w:t xml:space="preserve"> cuando no hay medida, y el </w:t>
+      </w:r>
+      <w:r>
+        <w:rPr>
+          <w:rFonts w:ascii="Consolas" w:hAnsi="Consolas"/>
+          <w:color w:val="960000"/>
+          <w:sz w:val="20"/>
+        </w:rPr>
+        <w:t>T:</w:t>
+      </w:r>
+      <w:r>
+        <w:rPr>
+          <w:b w:val="0"/>
+          <w:color w:val="960000"/>
+          <w:sz w:val="20"/>
+        </w:rPr>
+        <w:t xml:space="preserve"> del Maestro </w:t>
+      </w:r>
+      <w:r>
+        <w:rPr>
+          <w:b/>
+          <w:color w:val="960000"/>
+          <w:sz w:val="20"/>
+        </w:rPr>
+        <w:t>sí</w:t>
+      </w:r>
+      <w:r>
+        <w:rPr>
+          <w:b w:val="0"/>
+          <w:color w:val="960000"/>
+          <w:sz w:val="20"/>
+        </w:rPr>
+        <w:t xml:space="preserve"> son los segundos que le quedan a la fase. *(Y este manual </w:t>
+      </w:r>
+      <w:r>
+        <w:rPr>
+          <w:b/>
+          <w:color w:val="960000"/>
+          <w:sz w:val="20"/>
+        </w:rPr>
+        <w:t>se contradecía a sí mismo</w:t>
+      </w:r>
+      <w:r>
+        <w:rPr>
+          <w:b w:val="0"/>
+          <w:color w:val="960000"/>
+          <w:sz w:val="20"/>
+        </w:rPr>
+        <w:t xml:space="preserve">: su 10.6 ya decía que </w:t>
+      </w:r>
+      <w:r>
+        <w:rPr>
+          <w:rFonts w:ascii="Consolas" w:hAnsi="Consolas"/>
+          <w:color w:val="960000"/>
+          <w:sz w:val="20"/>
+        </w:rPr>
+        <w:t>BAT</w:t>
+      </w:r>
+      <w:r>
+        <w:rPr>
+          <w:b w:val="0"/>
+          <w:color w:val="960000"/>
+          <w:sz w:val="20"/>
+        </w:rPr>
+        <w:t xml:space="preserve"> sale </w:t>
+      </w:r>
+      <w:r>
+        <w:rPr>
+          <w:rFonts w:ascii="Consolas" w:hAnsi="Consolas"/>
+          <w:color w:val="960000"/>
+          <w:sz w:val="20"/>
+        </w:rPr>
+        <w:t>--</w:t>
+      </w:r>
+      <w:r>
+        <w:rPr>
+          <w:b w:val="0"/>
+          <w:color w:val="960000"/>
+          <w:sz w:val="20"/>
+        </w:rPr>
+        <w:t xml:space="preserve">.)* | | 🔴 </w:t>
+      </w:r>
+      <w:r>
+        <w:rPr>
+          <w:b/>
+          <w:color w:val="960000"/>
+          <w:sz w:val="20"/>
+        </w:rPr>
+        <w:t>2</w:t>
+      </w:r>
+      <w:r>
+        <w:rPr>
+          <w:b w:val="0"/>
+          <w:color w:val="960000"/>
+          <w:sz w:val="20"/>
+        </w:rPr>
+        <w:t xml:space="preserve"> | mandar </w:t>
+      </w:r>
+      <w:r>
+        <w:rPr>
+          <w:rFonts w:ascii="Consolas" w:hAnsi="Consolas"/>
+          <w:color w:val="960000"/>
+          <w:sz w:val="20"/>
+        </w:rPr>
+        <w:t>SET_RTC</w:t>
+      </w:r>
+      <w:r>
+        <w:rPr>
+          <w:b w:val="0"/>
+          <w:color w:val="960000"/>
+          <w:sz w:val="20"/>
+        </w:rPr>
+        <w:t xml:space="preserve"> al equipo y esperar </w:t>
+      </w:r>
+      <w:r>
+        <w:rPr>
+          <w:rFonts w:ascii="Consolas" w:hAnsi="Consolas"/>
+          <w:color w:val="960000"/>
+          <w:sz w:val="20"/>
+        </w:rPr>
+        <w:t>ACK</w:t>
+      </w:r>
+      <w:r>
+        <w:rPr>
+          <w:b w:val="0"/>
+          <w:color w:val="960000"/>
+          <w:sz w:val="20"/>
+        </w:rPr>
+        <w:t>/</w:t>
+      </w:r>
+      <w:r>
+        <w:rPr>
+          <w:rFonts w:ascii="Consolas" w:hAnsi="Consolas"/>
+          <w:color w:val="960000"/>
+          <w:sz w:val="20"/>
+        </w:rPr>
+        <w:t>ERR</w:t>
+      </w:r>
+      <w:r>
+        <w:rPr>
+          <w:b w:val="0"/>
+          <w:color w:val="960000"/>
+          <w:sz w:val="20"/>
+        </w:rPr>
+        <w:t xml:space="preserve"> | </w:t>
+      </w:r>
+      <w:r>
+        <w:rPr>
+          <w:b/>
+          <w:color w:val="960000"/>
+          <w:sz w:val="20"/>
+        </w:rPr>
+        <w:t>`D-15`: el STM32 ya no contesta a `SET_RTC`.</w:t>
+      </w:r>
+      <w:r>
+        <w:rPr>
+          <w:b w:val="0"/>
+          <w:color w:val="960000"/>
+          <w:sz w:val="20"/>
+        </w:rPr>
+        <w:t xml:space="preserve"> Contesta el </w:t>
+      </w:r>
+      <w:r>
+        <w:rPr>
+          <w:b/>
+          <w:color w:val="960000"/>
+          <w:sz w:val="20"/>
+        </w:rPr>
+        <w:t>puente</w:t>
+      </w:r>
+      <w:r>
+        <w:rPr>
+          <w:b w:val="0"/>
+          <w:color w:val="960000"/>
+          <w:sz w:val="20"/>
+        </w:rPr>
+        <w:t xml:space="preserve">. El silencio </w:t>
+      </w:r>
+      <w:r>
+        <w:rPr>
+          <w:b/>
+          <w:color w:val="960000"/>
+          <w:sz w:val="20"/>
+        </w:rPr>
+        <w:t>no</w:t>
+      </w:r>
+      <w:r>
+        <w:rPr>
+          <w:b w:val="0"/>
+          <w:color w:val="960000"/>
+          <w:sz w:val="20"/>
+        </w:rPr>
+        <w:t xml:space="preserve"> significa cristal muerto — y este proyecto ya cambió pila y cristal SANOS tres veces por concluirlo | | 🔴 </w:t>
+      </w:r>
+      <w:r>
+        <w:rPr>
+          <w:b/>
+          <w:color w:val="960000"/>
+          <w:sz w:val="20"/>
+        </w:rPr>
+        <w:t>3</w:t>
+      </w:r>
+      <w:r>
+        <w:rPr>
+          <w:b w:val="0"/>
+          <w:color w:val="960000"/>
+          <w:sz w:val="20"/>
+        </w:rPr>
+        <w:t xml:space="preserve"> | *«no hay ninguna forma de ordenarle un modo al Esclavo estando delante de él»* | </w:t>
+      </w:r>
+      <w:r>
+        <w:rPr>
+          <w:b/>
+          <w:color w:val="960000"/>
+          <w:sz w:val="20"/>
+        </w:rPr>
+        <w:t>`D-18`: `CMD:PIN:1234:SET_MODO:DEGRADADO`.</w:t>
+      </w:r>
+      <w:r>
+        <w:rPr>
+          <w:b w:val="0"/>
+          <w:color w:val="960000"/>
+          <w:sz w:val="20"/>
+        </w:rPr>
+        <w:t xml:space="preserve"> Se le puede ENTRAR por app; lo que sigue sin poderse es SACARLO | | ⚠️ </w:t>
+      </w:r>
+      <w:r>
+        <w:rPr>
+          <w:b/>
+          <w:color w:val="960000"/>
+          <w:sz w:val="20"/>
+        </w:rPr>
+        <w:t>4</w:t>
+      </w:r>
+      <w:r>
+        <w:rPr>
+          <w:b w:val="0"/>
+          <w:color w:val="960000"/>
+          <w:sz w:val="20"/>
+        </w:rPr>
+        <w:t xml:space="preserve"> | *«la microSD no viene puesta ni está comprada»* | </w:t>
+      </w:r>
+      <w:r>
+        <w:rPr>
+          <w:b/>
+          <w:color w:val="960000"/>
+          <w:sz w:val="20"/>
+        </w:rPr>
+        <w:t>La compra está decidida</w:t>
+      </w:r>
+      <w:r>
+        <w:rPr>
+          <w:b w:val="0"/>
+          <w:color w:val="960000"/>
+          <w:sz w:val="20"/>
+        </w:rPr>
+        <w:t xml:space="preserve"> (</w:t>
+      </w:r>
+      <w:r>
+        <w:rPr>
+          <w:rFonts w:ascii="Consolas" w:hAnsi="Consolas"/>
+          <w:color w:val="960000"/>
+          <w:sz w:val="20"/>
+        </w:rPr>
+        <w:t>A-0</w:t>
+      </w:r>
+      <w:r>
+        <w:rPr>
+          <w:b w:val="0"/>
+          <w:color w:val="960000"/>
+          <w:sz w:val="20"/>
+        </w:rPr>
+        <w:t xml:space="preserve">, 05/09): dos </w:t>
+      </w:r>
+      <w:r>
+        <w:rPr>
+          <w:rFonts w:ascii="Consolas" w:hAnsi="Consolas"/>
+          <w:color w:val="960000"/>
+          <w:sz w:val="20"/>
+        </w:rPr>
+        <w:t>high endurance</w:t>
+      </w:r>
+      <w:r>
+        <w:rPr>
+          <w:b w:val="0"/>
+          <w:color w:val="960000"/>
+          <w:sz w:val="20"/>
+        </w:rPr>
+        <w:t xml:space="preserve">, línea </w:t>
+      </w:r>
+      <w:r>
+        <w:rPr>
+          <w:rFonts w:ascii="Consolas" w:hAnsi="Consolas"/>
+          <w:color w:val="960000"/>
+          <w:sz w:val="20"/>
+        </w:rPr>
+        <w:t>A10</w:t>
+      </w:r>
+      <w:r>
+        <w:rPr>
+          <w:b w:val="0"/>
+          <w:color w:val="960000"/>
+          <w:sz w:val="20"/>
+        </w:rPr>
+        <w:t xml:space="preserve">. Lo abierto es la </w:t>
+      </w:r>
+      <w:r>
+        <w:rPr>
+          <w:b/>
+          <w:color w:val="960000"/>
+          <w:sz w:val="20"/>
+        </w:rPr>
+        <w:t>configuración</w:t>
+      </w:r>
+      <w:r>
+        <w:rPr>
+          <w:b w:val="0"/>
+          <w:color w:val="960000"/>
+          <w:sz w:val="20"/>
+        </w:rPr>
+        <w:t xml:space="preserve"> | 🛑 </w:t>
+      </w:r>
+      <w:r>
+        <w:rPr>
+          <w:b/>
+          <w:color w:val="960000"/>
+          <w:sz w:val="20"/>
+        </w:rPr>
+        <w:t>Y un aviso que no existía y ahora encabeza §7: `A·A·A` ABRE PASO</w:t>
+      </w:r>
+      <w:r>
+        <w:rPr>
+          <w:b w:val="0"/>
+          <w:color w:val="960000"/>
+          <w:sz w:val="20"/>
+        </w:rPr>
+        <w:t xml:space="preserve"> — es la única de las tres secuencias del mando </w:t>
+      </w:r>
+      <w:r>
+        <w:rPr>
+          <w:b/>
+          <w:color w:val="960000"/>
+          <w:sz w:val="20"/>
+        </w:rPr>
+        <w:t>sin guarda ninguna</w:t>
+      </w:r>
+      <w:r>
+        <w:rPr>
+          <w:b w:val="0"/>
+          <w:color w:val="960000"/>
+          <w:sz w:val="20"/>
+        </w:rPr>
+        <w:t xml:space="preserve">. </w:t>
+      </w:r>
+      <w:r>
+        <w:rPr>
+          <w:b/>
+          <w:color w:val="960000"/>
+          <w:sz w:val="20"/>
+        </w:rPr>
+        <w:t>Nada se cablea a `J16` p5 ni p8.</w:t>
       </w:r>
     </w:p>
     <w:p>
@@ -587,6 +1111,429 @@
           <w:sz w:val="21"/>
         </w:rPr>
         <w:t>alguno montado en algún equipo.</w:t>
+      </w:r>
+    </w:p>
+    <w:p>
+      <w:pPr>
+        <w:spacing w:after="160"/>
+        <w:ind w:left="360"/>
+        <w:shd w:val="clear" w:fill="FFF4E5"/>
+      </w:pPr>
+      <w:r>
+        <w:rPr>
+          <w:b w:val="0"/>
+          <w:color w:val="960000"/>
+          <w:sz w:val="20"/>
+        </w:rPr>
+        <w:t xml:space="preserve">🔴 </w:t>
+      </w:r>
+      <w:r>
+        <w:rPr>
+          <w:b/>
+          <w:color w:val="960000"/>
+          <w:sz w:val="20"/>
+        </w:rPr>
+        <w:t>07/09 — Y AHORA ESE AVISO LLEVA SU MEDIDA, QUE ES LO QUE LE FALTABA: `A·A·A` ABRE PASO.</w:t>
+      </w:r>
+      <w:r>
+        <w:rPr>
+          <w:b w:val="0"/>
+          <w:color w:val="960000"/>
+          <w:sz w:val="20"/>
+        </w:rPr>
+        <w:t xml:space="preserve"> Medido en </w:t>
+      </w:r>
+      <w:r>
+        <w:rPr>
+          <w:rFonts w:ascii="Consolas" w:hAnsi="Consolas"/>
+          <w:color w:val="960000"/>
+          <w:sz w:val="20"/>
+        </w:rPr>
+        <w:t>01_Firmware/Maestro/src/mando.cpp</w:t>
+      </w:r>
+      <w:r>
+        <w:rPr>
+          <w:b w:val="0"/>
+          <w:color w:val="960000"/>
+          <w:sz w:val="20"/>
+        </w:rPr>
+        <w:t xml:space="preserve"> — ancla: </w:t>
+      </w:r>
+      <w:r>
+        <w:rPr>
+          <w:rFonts w:ascii="Consolas" w:hAnsi="Consolas"/>
+          <w:color w:val="960000"/>
+          <w:sz w:val="20"/>
+        </w:rPr>
+        <w:t>grep -n "confirmarYActuar(ACC_" mando.cpp</w:t>
+      </w:r>
+      <w:r>
+        <w:rPr>
+          <w:b w:val="0"/>
+          <w:color w:val="960000"/>
+          <w:sz w:val="20"/>
+        </w:rPr>
+        <w:t xml:space="preserve">: | secuencia | ¿tiene guarda? | qué hace | |---|---|---| | </w:t>
+      </w:r>
+      <w:r>
+        <w:rPr>
+          <w:rFonts w:ascii="Consolas" w:hAnsi="Consolas"/>
+          <w:color w:val="960000"/>
+          <w:sz w:val="20"/>
+        </w:rPr>
+        <w:t>A·B·A·B</w:t>
+      </w:r>
+      <w:r>
+        <w:rPr>
+          <w:b w:val="0"/>
+          <w:color w:val="960000"/>
+          <w:sz w:val="20"/>
+        </w:rPr>
+        <w:t xml:space="preserve"> → Degradado | ✅ </w:t>
+      </w:r>
+      <w:r>
+        <w:rPr>
+          <w:b/>
+          <w:color w:val="960000"/>
+          <w:sz w:val="20"/>
+        </w:rPr>
+        <w:t>sí</w:t>
+      </w:r>
+      <w:r>
+        <w:rPr>
+          <w:b w:val="0"/>
+          <w:color w:val="960000"/>
+          <w:sz w:val="20"/>
+        </w:rPr>
+        <w:t xml:space="preserve"> — </w:t>
+      </w:r>
+      <w:r>
+        <w:rPr>
+          <w:rFonts w:ascii="Consolas" w:hAnsi="Consolas"/>
+          <w:color w:val="960000"/>
+          <w:sz w:val="20"/>
+        </w:rPr>
+        <w:t>if (modo_degradado_evaluarEntrada() == MDG_OK)</w:t>
+      </w:r>
+      <w:r>
+        <w:rPr>
+          <w:b w:val="0"/>
+          <w:color w:val="960000"/>
+          <w:sz w:val="20"/>
+        </w:rPr>
+        <w:t xml:space="preserve">, y el fuente la llama *«LA RED DE SEGURIDAD REAL»* | sólo entra si la hora está validada | | </w:t>
+      </w:r>
+      <w:r>
+        <w:rPr>
+          <w:rFonts w:ascii="Consolas" w:hAnsi="Consolas"/>
+          <w:color w:val="960000"/>
+          <w:sz w:val="20"/>
+        </w:rPr>
+        <w:t>B·B·B</w:t>
+      </w:r>
+      <w:r>
+        <w:rPr>
+          <w:b w:val="0"/>
+          <w:color w:val="960000"/>
+          <w:sz w:val="20"/>
+        </w:rPr>
+        <w:t xml:space="preserve"> → Ámbar | sin condiciones </w:t>
+      </w:r>
+      <w:r>
+        <w:rPr>
+          <w:b/>
+          <w:color w:val="960000"/>
+          <w:sz w:val="20"/>
+        </w:rPr>
+        <w:t>a propósito</w:t>
+      </w:r>
+      <w:r>
+        <w:rPr>
+          <w:b w:val="0"/>
+          <w:color w:val="960000"/>
+          <w:sz w:val="20"/>
+        </w:rPr>
+        <w:t xml:space="preserve"> | va a ámbar. Es la salida de emergencia | | 🔴 </w:t>
+      </w:r>
+      <w:r>
+        <w:rPr>
+          <w:rFonts w:ascii="Consolas" w:hAnsi="Consolas"/>
+          <w:color w:val="960000"/>
+          <w:sz w:val="20"/>
+        </w:rPr>
+        <w:t>A·A·A</w:t>
+      </w:r>
+      <w:r>
+        <w:rPr>
+          <w:b w:val="0"/>
+          <w:color w:val="960000"/>
+          <w:sz w:val="20"/>
+        </w:rPr>
+        <w:t xml:space="preserve"> → Automático | 🛑 </w:t>
+      </w:r>
+      <w:r>
+        <w:rPr>
+          <w:b/>
+          <w:color w:val="960000"/>
+          <w:sz w:val="20"/>
+        </w:rPr>
+        <w:t>NINGUNA</w:t>
+      </w:r>
+      <w:r>
+        <w:rPr>
+          <w:b w:val="0"/>
+          <w:color w:val="960000"/>
+          <w:sz w:val="20"/>
+        </w:rPr>
+        <w:t xml:space="preserve"> | </w:t>
+      </w:r>
+      <w:r>
+        <w:rPr>
+          <w:b/>
+          <w:color w:val="960000"/>
+          <w:sz w:val="20"/>
+        </w:rPr>
+        <w:t>arranca el ciclo, o sea DA VERDE a un sentido</w:t>
+      </w:r>
+      <w:r>
+        <w:rPr>
+          <w:b w:val="0"/>
+          <w:color w:val="960000"/>
+          <w:sz w:val="20"/>
+        </w:rPr>
+        <w:t xml:space="preserve"> | </w:t>
+      </w:r>
+      <w:r>
+        <w:rPr>
+          <w:b/>
+          <w:color w:val="960000"/>
+          <w:sz w:val="20"/>
+        </w:rPr>
+        <w:t>Tres pulsos en p5 dentro de 12 s abren un carril.</w:t>
+      </w:r>
+      <w:r>
+        <w:rPr>
+          <w:b w:val="0"/>
+          <w:color w:val="960000"/>
+          <w:sz w:val="20"/>
+        </w:rPr>
+        <w:t xml:space="preserve"> Con el mando montado ese gesto lo daba un operario mirando el cruce desde el suelo, y por eso el diseño lo acepta. </w:t>
+      </w:r>
+      <w:r>
+        <w:rPr>
+          <w:b/>
+          <w:color w:val="960000"/>
+          <w:sz w:val="20"/>
+        </w:rPr>
+        <w:t>Sin mando, quien compone esa secuencia es cualquier cosa que alguien cablee ahí</w:t>
+      </w:r>
+      <w:r>
+        <w:rPr>
+          <w:b w:val="0"/>
+          <w:color w:val="960000"/>
+          <w:sz w:val="20"/>
+        </w:rPr>
+        <w:t xml:space="preserve">: un fin de carrera de talanquera que suba y baje tres veces seguidas es </w:t>
+      </w:r>
+      <w:r>
+        <w:rPr>
+          <w:rFonts w:ascii="Consolas" w:hAnsi="Consolas"/>
+          <w:color w:val="960000"/>
+          <w:sz w:val="20"/>
+        </w:rPr>
+        <w:t>B·B·B</w:t>
+      </w:r>
+      <w:r>
+        <w:rPr>
+          <w:b w:val="0"/>
+          <w:color w:val="960000"/>
+          <w:sz w:val="20"/>
+        </w:rPr>
+        <w:t xml:space="preserve">; un contacto que rebote puede ser </w:t>
+      </w:r>
+      <w:r>
+        <w:rPr>
+          <w:rFonts w:ascii="Consolas" w:hAnsi="Consolas"/>
+          <w:color w:val="960000"/>
+          <w:sz w:val="20"/>
+        </w:rPr>
+        <w:t>A·A·A</w:t>
+      </w:r>
+      <w:r>
+        <w:rPr>
+          <w:b w:val="0"/>
+          <w:color w:val="960000"/>
+          <w:sz w:val="20"/>
+        </w:rPr>
+        <w:t xml:space="preserve">. ✅ </w:t>
+      </w:r>
+      <w:r>
+        <w:rPr>
+          <w:b/>
+          <w:color w:val="960000"/>
+          <w:sz w:val="20"/>
+        </w:rPr>
+        <w:t>La regla: NADA se cablea a `J16` p5 ni p8</w:t>
+      </w:r>
+      <w:r>
+        <w:rPr>
+          <w:b w:val="0"/>
+          <w:color w:val="960000"/>
+          <w:sz w:val="20"/>
+        </w:rPr>
+        <w:t xml:space="preserve"> (</w:t>
+      </w:r>
+      <w:r>
+        <w:rPr>
+          <w:rFonts w:ascii="Consolas" w:hAnsi="Consolas"/>
+          <w:color w:val="960000"/>
+          <w:sz w:val="20"/>
+        </w:rPr>
+        <w:t>DECISIONES.md</w:t>
+      </w:r>
+      <w:r>
+        <w:rPr>
+          <w:b w:val="0"/>
+          <w:color w:val="960000"/>
+          <w:sz w:val="20"/>
+        </w:rPr>
+        <w:t xml:space="preserve"> </w:t>
+      </w:r>
+      <w:r>
+        <w:rPr>
+          <w:rFonts w:ascii="Consolas" w:hAnsi="Consolas"/>
+          <w:color w:val="960000"/>
+          <w:sz w:val="20"/>
+        </w:rPr>
+        <w:t>A-2</w:t>
+      </w:r>
+      <w:r>
+        <w:rPr>
+          <w:b w:val="0"/>
+          <w:color w:val="960000"/>
+          <w:sz w:val="20"/>
+        </w:rPr>
+        <w:t xml:space="preserve">, que sigue </w:t>
+      </w:r>
+      <w:r>
+        <w:rPr>
+          <w:b/>
+          <w:color w:val="960000"/>
+          <w:sz w:val="20"/>
+        </w:rPr>
+        <w:t>abierta</w:t>
+      </w:r>
+      <w:r>
+        <w:rPr>
+          <w:b w:val="0"/>
+          <w:color w:val="960000"/>
+          <w:sz w:val="20"/>
+        </w:rPr>
+        <w:t xml:space="preserve"> y es ya una decisión de seguridad). Y si en un gabinete aparece algo cableado ahí, </w:t>
+      </w:r>
+      <w:r>
+        <w:rPr>
+          <w:b/>
+          <w:color w:val="960000"/>
+          <w:sz w:val="20"/>
+        </w:rPr>
+        <w:t>se desconecta antes de energizar</w:t>
+      </w:r>
+      <w:r>
+        <w:rPr>
+          <w:b w:val="0"/>
+          <w:color w:val="960000"/>
+          <w:sz w:val="20"/>
+        </w:rPr>
+        <w:t xml:space="preserve"> — el firmware no sabe distinguir un operario de un rebote. 🛑 </w:t>
+      </w:r>
+      <w:r>
+        <w:rPr>
+          <w:b/>
+          <w:color w:val="960000"/>
+          <w:sz w:val="20"/>
+        </w:rPr>
+        <w:t>Y en el mismo conector, lo que hiere si se olvida: `J16` p1 lleva 12 V CRUDOS a un conector de señal directa al micro. SE TAPA EN CADA EQUIPO QUE SE MONTE</w:t>
+      </w:r>
+      <w:r>
+        <w:rPr>
+          <w:b w:val="0"/>
+          <w:color w:val="960000"/>
+          <w:sz w:val="20"/>
+        </w:rPr>
+        <w:t xml:space="preserve"> (</w:t>
+      </w:r>
+      <w:r>
+        <w:rPr>
+          <w:rFonts w:ascii="Consolas" w:hAnsi="Consolas"/>
+          <w:color w:val="960000"/>
+          <w:sz w:val="20"/>
+        </w:rPr>
+        <w:t>D-4</w:t>
+      </w:r>
+      <w:r>
+        <w:rPr>
+          <w:b w:val="0"/>
+          <w:color w:val="960000"/>
+          <w:sz w:val="20"/>
+        </w:rPr>
+        <w:t xml:space="preserve">, N-120) — no es una cautela de banco. En el cobre esos 12 V corren a </w:t>
+      </w:r>
+      <w:r>
+        <w:rPr>
+          <w:b/>
+          <w:color w:val="960000"/>
+          <w:sz w:val="20"/>
+        </w:rPr>
+        <w:t>1,36 mm</w:t>
+      </w:r>
+      <w:r>
+        <w:rPr>
+          <w:b w:val="0"/>
+          <w:color w:val="960000"/>
+          <w:sz w:val="20"/>
+        </w:rPr>
+        <w:t xml:space="preserve"> del pin de señal más cercano. </w:t>
+      </w:r>
+      <w:r>
+        <w:rPr>
+          <w:b/>
+          <w:color w:val="960000"/>
+          <w:sz w:val="20"/>
+        </w:rPr>
+        <w:t>Y `J14` es una ENTRADA del micro</w:t>
+      </w:r>
+      <w:r>
+        <w:rPr>
+          <w:b w:val="0"/>
+          <w:color w:val="960000"/>
+          <w:sz w:val="20"/>
+        </w:rPr>
+        <w:t xml:space="preserve"> (3,3 V, sin opto ni diodo): la salida de talanquera es </w:t>
+      </w:r>
+      <w:r>
+        <w:rPr>
+          <w:b/>
+          <w:color w:val="960000"/>
+          <w:sz w:val="20"/>
+        </w:rPr>
+        <w:t>`J15`</w:t>
+      </w:r>
+      <w:r>
+        <w:rPr>
+          <w:b w:val="0"/>
+          <w:color w:val="960000"/>
+          <w:sz w:val="20"/>
+        </w:rPr>
+        <w:t xml:space="preserve">. </w:t>
+      </w:r>
+      <w:r>
+        <w:rPr>
+          <w:b/>
+          <w:color w:val="960000"/>
+          <w:sz w:val="20"/>
+        </w:rPr>
+        <w:t>Un relé cableado a `J14` se desconecta antes de energizar.</w:t>
       </w:r>
     </w:p>
     <w:p>
@@ -11261,7 +12208,7 @@
           <w:color w:val="960000"/>
           <w:sz w:val="20"/>
         </w:rPr>
-        <w:t xml:space="preserve">🔴 </w:t>
+        <w:t xml:space="preserve">~~🔴 </w:t>
       </w:r>
       <w:r>
         <w:rPr>
@@ -11341,7 +12288,119 @@
           <w:color w:val="960000"/>
           <w:sz w:val="20"/>
         </w:rPr>
-        <w:t xml:space="preserve"> El </w:t>
+        <w:t xml:space="preserve">~~ &gt; 🟢 </w:t>
+      </w:r>
+      <w:r>
+        <w:rPr>
+          <w:b/>
+          <w:color w:val="960000"/>
+          <w:sz w:val="20"/>
+        </w:rPr>
+        <w:t>TACHADO EL 07/09 — EL DEFECTO SE ARREGLÓ EN `N-108` (04/09) Y ESTE AVISO SE QUEDÓ.</w:t>
+      </w:r>
+      <w:r>
+        <w:rPr>
+          <w:b w:val="0"/>
+          <w:color w:val="960000"/>
+          <w:sz w:val="20"/>
+        </w:rPr>
+        <w:t xml:space="preserve"> La &gt; medida del 28/08 era cierta; su contenido caducó. </w:t>
+      </w:r>
+      <w:r>
+        <w:rPr>
+          <w:b/>
+          <w:color w:val="960000"/>
+          <w:sz w:val="20"/>
+        </w:rPr>
+        <w:t>Hoy el Esclavo publica `RF:--` y `RTT:--`</w:t>
+      </w:r>
+      <w:r>
+        <w:rPr>
+          <w:b w:val="0"/>
+          <w:color w:val="960000"/>
+          <w:sz w:val="20"/>
+        </w:rPr>
+        <w:t xml:space="preserve">, &gt; que es el equipo negándose a inventar. El comentario del propio fuente lo cuenta en pasado — &gt; </w:t>
+      </w:r>
+      <w:r>
+        <w:rPr>
+          <w:rFonts w:ascii="Consolas" w:hAnsi="Consolas"/>
+          <w:color w:val="960000"/>
+          <w:sz w:val="20"/>
+        </w:rPr>
+        <w:t>grep -n "N-108" 01_Firmware/Esclavo/src/bluetooth.cpp</w:t>
+      </w:r>
+      <w:r>
+        <w:rPr>
+          <w:b w:val="0"/>
+          <w:color w:val="960000"/>
+          <w:sz w:val="20"/>
+        </w:rPr>
+        <w:t xml:space="preserve">: &gt; *«RF, RTT Y BAT DEJAN DE INVENTARSE. Los tres eran LITERALES…»*. &gt; &gt; 🔴 </w:t>
+      </w:r>
+      <w:r>
+        <w:rPr>
+          <w:b/>
+          <w:color w:val="960000"/>
+          <w:sz w:val="20"/>
+        </w:rPr>
+        <w:t>Por qué se tacha y no se borra:</w:t>
+      </w:r>
+      <w:r>
+        <w:rPr>
+          <w:b w:val="0"/>
+          <w:color w:val="960000"/>
+          <w:sz w:val="20"/>
+        </w:rPr>
+        <w:t xml:space="preserve"> un aviso caducado que dice *«no use ese número»* &gt; </w:t>
+      </w:r>
+      <w:r>
+        <w:rPr>
+          <w:b/>
+          <w:color w:val="960000"/>
+          <w:sz w:val="20"/>
+        </w:rPr>
+        <w:t>enseña a desconfiar de un dato que ya es honesto</w:t>
+      </w:r>
+      <w:r>
+        <w:rPr>
+          <w:b w:val="0"/>
+          <w:color w:val="960000"/>
+          <w:sz w:val="20"/>
+        </w:rPr>
+        <w:t xml:space="preserve">, y eso cuesta lo mismo que fiarse de uno &gt; falso. *(Y la cita </w:t>
+      </w:r>
+      <w:r>
+        <w:rPr>
+          <w:rFonts w:ascii="Consolas" w:hAnsi="Consolas"/>
+          <w:color w:val="960000"/>
+          <w:sz w:val="20"/>
+        </w:rPr>
+        <w:t>línea 215</w:t>
+      </w:r>
+      <w:r>
+        <w:rPr>
+          <w:b w:val="0"/>
+          <w:color w:val="960000"/>
+          <w:sz w:val="20"/>
+        </w:rPr>
+        <w:t xml:space="preserve"> tampoco señalaba ya donde decía: ahí hay hoy un comentario sobre &gt; cotas de buffer.)* ✅ </w:t>
+      </w:r>
+      <w:r>
+        <w:rPr>
+          <w:b/>
+          <w:color w:val="960000"/>
+          <w:sz w:val="20"/>
+        </w:rPr>
+        <w:t>Lo que SÍ sigue vigente de ese aviso, y por eso el párrafo no desaparece:</w:t>
+      </w:r>
+      <w:r>
+        <w:rPr>
+          <w:b w:val="0"/>
+          <w:color w:val="960000"/>
+          <w:sz w:val="20"/>
+        </w:rPr>
+        <w:t xml:space="preserve"> el </w:t>
       </w:r>
       <w:r>
         <w:rPr>
@@ -11357,23 +12416,71 @@
           <w:color w:val="960000"/>
           <w:sz w:val="20"/>
         </w:rPr>
-        <w:t xml:space="preserve"> del </w:t>
-      </w:r>
-      <w:r>
-        <w:rPr>
-          <w:b/>
-          <w:color w:val="960000"/>
-          <w:sz w:val="20"/>
-        </w:rPr>
-        <w:t>Maestro</w:t>
-      </w:r>
-      <w:r>
-        <w:rPr>
-          <w:b w:val="0"/>
-          <w:color w:val="960000"/>
-          <w:sz w:val="20"/>
-        </w:rPr>
-        <w:t xml:space="preserve"> sí sale de la telemetría real del latido de 3 s (SFTY-14).</w:t>
+        <w:t xml:space="preserve"> y el </w:t>
+      </w:r>
+      <w:r>
+        <w:rPr>
+          <w:rFonts w:ascii="Consolas" w:hAnsi="Consolas"/>
+          <w:color w:val="960000"/>
+          <w:sz w:val="20"/>
+        </w:rPr>
+        <w:t>RTT:</w:t>
+      </w:r>
+      <w:r>
+        <w:rPr>
+          <w:b w:val="0"/>
+          <w:color w:val="960000"/>
+          <w:sz w:val="20"/>
+        </w:rPr>
+        <w:t xml:space="preserve"> </w:t>
+      </w:r>
+      <w:r>
+        <w:rPr>
+          <w:b/>
+          <w:color w:val="960000"/>
+          <w:sz w:val="20"/>
+        </w:rPr>
+        <w:t>del MAESTRO</w:t>
+      </w:r>
+      <w:r>
+        <w:rPr>
+          <w:b w:val="0"/>
+          <w:color w:val="960000"/>
+          <w:sz w:val="20"/>
+        </w:rPr>
+        <w:t xml:space="preserve"> salen de la telemetría real del latido de 3 s (SFTY-14), y </w:t>
+      </w:r>
+      <w:r>
+        <w:rPr>
+          <w:b/>
+          <w:color w:val="960000"/>
+          <w:sz w:val="20"/>
+        </w:rPr>
+        <w:t>son los únicos dos números de enlace que este sistema mide</w:t>
+      </w:r>
+      <w:r>
+        <w:rPr>
+          <w:b w:val="0"/>
+          <w:color w:val="960000"/>
+          <w:sz w:val="20"/>
+        </w:rPr>
+        <w:t xml:space="preserve">. Si necesita saber cómo está la radio, </w:t>
+      </w:r>
+      <w:r>
+        <w:rPr>
+          <w:b/>
+          <w:color w:val="960000"/>
+          <w:sz w:val="20"/>
+        </w:rPr>
+        <w:t>se lee en el Maestro</w:t>
+      </w:r>
+      <w:r>
+        <w:rPr>
+          <w:b w:val="0"/>
+          <w:color w:val="960000"/>
+          <w:sz w:val="20"/>
+        </w:rPr>
+        <w:t>.</w:t>
       </w:r>
     </w:p>
     <w:p>
@@ -19342,7 +20449,7 @@
           <w:color w:val="960000"/>
           <w:sz w:val="20"/>
         </w:rPr>
-        <w:t xml:space="preserve">. El semáforo no las ve. * </w:t>
+        <w:t>. El semáforo no las ve. * ~~</w:t>
       </w:r>
       <w:r>
         <w:rPr>
@@ -19358,7 +20465,119 @@
           <w:color w:val="960000"/>
           <w:sz w:val="20"/>
         </w:rPr>
-        <w:t xml:space="preserve"> * Sin red en el poste, para verlas hay que </w:t>
+        <w:t xml:space="preserve">~~ → 🟢 </w:t>
+      </w:r>
+      <w:r>
+        <w:rPr>
+          <w:b/>
+          <w:color w:val="960000"/>
+          <w:sz w:val="20"/>
+        </w:rPr>
+        <w:t>07/09: LA COMPRA ESTÁ DECIDIDA</w:t>
+      </w:r>
+      <w:r>
+        <w:rPr>
+          <w:b w:val="0"/>
+          <w:color w:val="960000"/>
+          <w:sz w:val="20"/>
+        </w:rPr>
+        <w:t xml:space="preserve"> — </w:t>
+      </w:r>
+      <w:r>
+        <w:rPr>
+          <w:b/>
+          <w:color w:val="960000"/>
+          <w:sz w:val="20"/>
+        </w:rPr>
+        <w:t>dos microSD `high endurance`</w:t>
+      </w:r>
+      <w:r>
+        <w:rPr>
+          <w:b w:val="0"/>
+          <w:color w:val="960000"/>
+          <w:sz w:val="20"/>
+        </w:rPr>
+        <w:t xml:space="preserve">, decididas por el responsable el 05/09 (*«cada cámara tiene una micro, la metemos»*) y anotadas como línea </w:t>
+      </w:r>
+      <w:r>
+        <w:rPr>
+          <w:rFonts w:ascii="Consolas" w:hAnsi="Consolas"/>
+          <w:color w:val="960000"/>
+          <w:sz w:val="20"/>
+        </w:rPr>
+        <w:t>A10</w:t>
+      </w:r>
+      <w:r>
+        <w:rPr>
+          <w:b w:val="0"/>
+          <w:color w:val="960000"/>
+          <w:sz w:val="20"/>
+        </w:rPr>
+        <w:t xml:space="preserve"> de la lista de compras (</w:t>
+      </w:r>
+      <w:r>
+        <w:rPr>
+          <w:rFonts w:ascii="Consolas" w:hAnsi="Consolas"/>
+          <w:color w:val="960000"/>
+          <w:sz w:val="20"/>
+        </w:rPr>
+        <w:t>DECISIONES.md</w:t>
+      </w:r>
+      <w:r>
+        <w:rPr>
+          <w:b w:val="0"/>
+          <w:color w:val="960000"/>
+          <w:sz w:val="20"/>
+        </w:rPr>
+        <w:t xml:space="preserve"> </w:t>
+      </w:r>
+      <w:r>
+        <w:rPr>
+          <w:rFonts w:ascii="Consolas" w:hAnsi="Consolas"/>
+          <w:color w:val="960000"/>
+          <w:sz w:val="20"/>
+        </w:rPr>
+        <w:t>A-0</w:t>
+      </w:r>
+      <w:r>
+        <w:rPr>
+          <w:b w:val="0"/>
+          <w:color w:val="960000"/>
+          <w:sz w:val="20"/>
+        </w:rPr>
+        <w:t xml:space="preserve">). </w:t>
+      </w:r>
+      <w:r>
+        <w:rPr>
+          <w:b/>
+          <w:color w:val="960000"/>
+          <w:sz w:val="20"/>
+        </w:rPr>
+        <w:t>Lo que sigue sin decidir es la CONFIGURACIÓN</w:t>
+      </w:r>
+      <w:r>
+        <w:rPr>
+          <w:b w:val="0"/>
+          <w:color w:val="960000"/>
+          <w:sz w:val="20"/>
+        </w:rPr>
+        <w:t xml:space="preserve"> —capacidad, días de retención, y si la grabación va continua o por evento—, y eso </w:t>
+      </w:r>
+      <w:r>
+        <w:rPr>
+          <w:b/>
+          <w:color w:val="960000"/>
+          <w:sz w:val="20"/>
+        </w:rPr>
+        <w:t>no toca una línea de firmware</w:t>
+      </w:r>
+      <w:r>
+        <w:rPr>
+          <w:b w:val="0"/>
+          <w:color w:val="960000"/>
+          <w:sz w:val="20"/>
+        </w:rPr>
+        <w:t xml:space="preserve">. * Sin red en el poste, para verlas hay que </w:t>
       </w:r>
       <w:r>
         <w:rPr>
@@ -21110,7 +22329,7 @@
           <w:color w:val="960000"/>
           <w:sz w:val="20"/>
         </w:rPr>
-        <w:t xml:space="preserve"> &gt; grep -n "camara_presenciaJ16\|presenciaActual" 01_Firmware/Maestro/src/modo_inteligente.cpp &gt; 176:      //   J16 / CAM_C_PIN y CAM_D_PIN  -&gt; POR NIVEL, con camara_presenciaJ16(), que &gt; 206:                                   || camara_presenciaJ16() &gt; 288:      int presenciaActual = (demandaLocalS1 ? 1 : 0) + (demandaRemotaS2 ? 1 : 0); &gt; 290:      if (strcmp(actual, estadoAnt) != 0 || presenciaActual != presenciaAnt) { &gt; 291:        lcd_dibujarInteligente(actual, presenciaActual, true); &gt; 293:        presenciaAnt = presenciaActual; &gt; </w:t>
+        <w:t xml:space="preserve"> &gt; grep -n "camara_presenciaJ16\|presenciaActual" 01_Firmware/Maestro/src/modo_inteligente.cpp &gt; &gt;   --- RE-CORRIDO EL 07/09. El CONTENIDO es identico al del 05/09; los NUMEROS no: &gt;       las seis lineas se han corrido DIEZ posiciones en dos dias. Se publica la &gt;       salida de hoy, y se deja escrito el desplazamiento porque es la demostracion &gt;       de por que se cita el simbolo y no la linea. &gt; &gt; 186:      //   J16 / CAM_C_PIN y CAM_D_PIN  -&gt; POR NIVEL, con camara_presenciaJ16(), que &gt; 216:                                   || camara_presenciaJ16() &gt; 298:      int presenciaActual = (demandaLocalS1 ? 1 : 0) + (demandaRemotaS2 ? 1 : 0); &gt; 300:      if (strcmp(actual, estadoAnt) != 0 || presenciaActual != presenciaAnt) { &gt; 301:        lcd_dibujarInteligente(actual, presenciaActual, true); &gt; 303:        presenciaAnt = presenciaActual; &gt; &gt;   (el 05/09 daban 176 . 206 . 288 . 290 . 291 . 293) &gt; </w:t>
       </w:r>
       <w:r>
         <w:rPr>
@@ -22024,7 +23243,7 @@
           <w:color w:val="960000"/>
           <w:sz w:val="20"/>
         </w:rPr>
-        <w:t xml:space="preserve">, exactamente como ya se leen las cámaras. </w:t>
+        <w:t>, exactamente como ya se leen las cámaras. ~~</w:t>
       </w:r>
       <w:r>
         <w:rPr>
@@ -22088,43 +23307,82 @@
           <w:color w:val="960000"/>
           <w:sz w:val="20"/>
         </w:rPr>
-        <w:t xml:space="preserve">. </w:t>
-      </w:r>
-      <w:r>
-        <w:rPr>
-          <w:b/>
-          <w:color w:val="960000"/>
-          <w:sz w:val="20"/>
-        </w:rPr>
-        <w:t>Las `R65`/`R66` dejan de ser el problema y pasan a ser el reposo</w:t>
-      </w:r>
-      <w:r>
-        <w:rPr>
-          <w:b w:val="0"/>
-          <w:color w:val="960000"/>
-          <w:sz w:val="20"/>
-        </w:rPr>
-        <w:t>: fijan el pin a 0 V cuando nadie acciona, que es justo lo que quiere una entrada activa en alto. 🔵 ~~</w:t>
-      </w:r>
-      <w:r>
-        <w:rPr>
-          <w:b/>
-          <w:color w:val="960000"/>
-          <w:sz w:val="20"/>
-        </w:rPr>
-        <w:t>Y CAMBIA EL GESTO CON EL QUE SE PRUEBA. Esto es lo que hay que llevar al poste:</w:t>
-      </w:r>
-      <w:r>
-        <w:rPr>
-          <w:b w:val="0"/>
-          <w:color w:val="960000"/>
-          <w:sz w:val="20"/>
-        </w:rPr>
-        <w:t xml:space="preserve">~~ | | ~~antes (activo en BAJO)~~ | ~~hoy (activo en ALTO)~~ | |---|---|---| | ~~Canal </w:t>
-      </w:r>
-      <w:r>
-        <w:rPr>
-          <w:rFonts w:ascii="Consolas" w:hAnsi="Consolas"/>
+        <w:t xml:space="preserve">.~~ 🔴 </w:t>
+      </w:r>
+      <w:r>
+        <w:rPr>
+          <w:b/>
+          <w:color w:val="960000"/>
+          <w:sz w:val="20"/>
+        </w:rPr>
+        <w:t>Citas caducadas, re-medidas el 07/09; el ancla que no caduca es el `grep`, corrido antes de publicarlo:</w:t>
+      </w:r>
+      <w:r>
+        <w:rPr>
+          <w:b w:val="0"/>
+          <w:color w:val="960000"/>
+          <w:sz w:val="20"/>
+        </w:rPr>
+        <w:t xml:space="preserve"> ``</w:t>
+      </w:r>
+      <w:r>
+        <w:rPr>
+          <w:rFonts w:ascii="Consolas" w:hAnsi="Consolas"/>
+          <w:color w:val="960000"/>
+          <w:sz w:val="20"/>
+        </w:rPr>
+        <w:t xml:space="preserve">  grep -n "pinMode(BOTON1\|pinMode(BOTON2" 01_Firmware/Maestro/src/botones.cpp 01_Firmware/Esclavo/src/botones.cpp 01_Firmware/Maestro/src/botones.cpp:521:  pinMode(BOTON1, INPUT); 01_Firmware/Maestro/src/botones.cpp:522:  pinMode(BOTON2, INPUT); 01_Firmware/Esclavo/src/botones.cpp:507:  pinMode(BOTON1, INPUT); 01_Firmware/Esclavo/src/botones.cpp:508:  pinMode(BOTON2, INPUT);  grep -n "digitalRead(b.pin) == HIGH" 01_Firmware/Maestro/src/botones.cpp 01_Firmware/Esclavo/src/botones.cpp 01_Firmware/Maestro/src/botones.cpp:42:  bool lecturaCruda = (digitalRead(b.pin) == HIGH); 01_Firmware/Esclavo/src/botones.cpp:56:  bool lecturaCruda = (digitalRead(b.pin) == HIGH); </w:t>
+      </w:r>
+      <w:r>
+        <w:rPr>
+          <w:rFonts w:ascii="Consolas" w:hAnsi="Consolas"/>
+          <w:color w:val="960000"/>
+          <w:sz w:val="20"/>
+        </w:rPr>
+      </w:r>
+      <w:r>
+        <w:rPr>
+          <w:rFonts w:ascii="Consolas" w:hAnsi="Consolas"/>
+          <w:color w:val="960000"/>
+          <w:sz w:val="20"/>
+        </w:rPr>
+        <w:t xml:space="preserve"> **Las </w:t>
+      </w:r>
+      <w:r>
+        <w:rPr>
+          <w:b w:val="0"/>
+          <w:color w:val="960000"/>
+          <w:sz w:val="20"/>
+        </w:rPr>
+        <w:t>R65</w:t>
+      </w:r>
+      <w:r>
+        <w:rPr>
+          <w:rFonts w:ascii="Consolas" w:hAnsi="Consolas"/>
+          <w:color w:val="960000"/>
+          <w:sz w:val="20"/>
+        </w:rPr>
+        <w:t>/</w:t>
+      </w:r>
+      <w:r>
+        <w:rPr>
+          <w:b w:val="0"/>
+          <w:color w:val="960000"/>
+          <w:sz w:val="20"/>
+        </w:rPr>
+        <w:t>R66</w:t>
+      </w:r>
+      <w:r>
+        <w:rPr>
+          <w:rFonts w:ascii="Consolas" w:hAnsi="Consolas"/>
+          <w:color w:val="960000"/>
+          <w:sz w:val="20"/>
+        </w:rPr>
+        <w:t xml:space="preserve"> dejan de ser el problema y pasan a ser el reposo**: fijan el pin a 0 V cuando nadie acciona, que es justo lo que quiere una entrada activa en alto. 🔵 ~~**Y CAMBIA EL GESTO CON EL QUE SE PRUEBA. Esto es lo que hay que llevar al poste:**~~ | | ~~antes (activo en BAJO)~~ | ~~hoy (activo en ALTO)~~ | |---|---|---| | ~~Canal </w:t>
+      </w:r>
+      <w:r>
+        <w:rPr>
+          <w:b w:val="0"/>
           <w:color w:val="960000"/>
           <w:sz w:val="20"/>
         </w:rPr>
@@ -22132,7 +23390,7 @@
       </w:r>
       <w:r>
         <w:rPr>
-          <w:b w:val="0"/>
+          <w:rFonts w:ascii="Consolas" w:hAnsi="Consolas"/>
           <w:color w:val="960000"/>
           <w:sz w:val="20"/>
         </w:rPr>
@@ -22140,7 +23398,7 @@
       </w:r>
       <w:r>
         <w:rPr>
-          <w:rFonts w:ascii="Consolas" w:hAnsi="Consolas"/>
+          <w:b w:val="0"/>
           <w:color w:val="960000"/>
           <w:sz w:val="20"/>
         </w:rPr>
@@ -22148,7 +23406,7 @@
       </w:r>
       <w:r>
         <w:rPr>
-          <w:b w:val="0"/>
+          <w:rFonts w:ascii="Consolas" w:hAnsi="Consolas"/>
           <w:color w:val="960000"/>
           <w:sz w:val="20"/>
         </w:rPr>
@@ -22156,7 +23414,7 @@
       </w:r>
       <w:r>
         <w:rPr>
-          <w:rFonts w:ascii="Consolas" w:hAnsi="Consolas"/>
+          <w:b w:val="0"/>
           <w:color w:val="960000"/>
           <w:sz w:val="20"/>
         </w:rPr>
@@ -22164,7 +23422,7 @@
       </w:r>
       <w:r>
         <w:rPr>
-          <w:b w:val="0"/>
+          <w:rFonts w:ascii="Consolas" w:hAnsi="Consolas"/>
           <w:color w:val="960000"/>
           <w:sz w:val="20"/>
         </w:rPr>
@@ -22172,7 +23430,7 @@
       </w:r>
       <w:r>
         <w:rPr>
-          <w:rFonts w:ascii="Consolas" w:hAnsi="Consolas"/>
+          <w:b w:val="0"/>
           <w:color w:val="960000"/>
           <w:sz w:val="20"/>
         </w:rPr>
@@ -22180,7 +23438,7 @@
       </w:r>
       <w:r>
         <w:rPr>
-          <w:b w:val="0"/>
+          <w:rFonts w:ascii="Consolas" w:hAnsi="Consolas"/>
           <w:color w:val="960000"/>
           <w:sz w:val="20"/>
         </w:rPr>
@@ -22188,7 +23446,7 @@
       </w:r>
       <w:r>
         <w:rPr>
-          <w:rFonts w:ascii="Consolas" w:hAnsi="Consolas"/>
+          <w:b w:val="0"/>
           <w:color w:val="960000"/>
           <w:sz w:val="20"/>
         </w:rPr>
@@ -22196,7 +23454,7 @@
       </w:r>
       <w:r>
         <w:rPr>
-          <w:b w:val="0"/>
+          <w:rFonts w:ascii="Consolas" w:hAnsi="Consolas"/>
           <w:color w:val="960000"/>
           <w:sz w:val="20"/>
         </w:rPr>
@@ -22204,7 +23462,7 @@
       </w:r>
       <w:r>
         <w:rPr>
-          <w:rFonts w:ascii="Consolas" w:hAnsi="Consolas"/>
+          <w:b w:val="0"/>
           <w:color w:val="960000"/>
           <w:sz w:val="20"/>
         </w:rPr>
@@ -22212,47 +23470,31 @@
       </w:r>
       <w:r>
         <w:rPr>
-          <w:b w:val="0"/>
-          <w:color w:val="960000"/>
-          <w:sz w:val="20"/>
-        </w:rPr>
-        <w:t xml:space="preserve"> p8 contra p7 (3,3 V)~~ | 🛑 ~~</w:t>
-      </w:r>
-      <w:r>
-        <w:rPr>
-          <w:b/>
-          <w:color w:val="960000"/>
-          <w:sz w:val="20"/>
-        </w:rPr>
-        <w:t>Y por eso el receptor RF del mando YA NO ES UNA DECISIÓN ABIERTA: se compra NORMALMENTE ABIERTO (`NO`).</w:t>
-      </w:r>
-      <w:r>
-        <w:rPr>
-          <w:b w:val="0"/>
-          <w:color w:val="960000"/>
-          <w:sz w:val="20"/>
-        </w:rPr>
-        <w:t xml:space="preserve">~~ → </w:t>
-      </w:r>
-      <w:r>
-        <w:rPr>
-          <w:b/>
-          <w:color w:val="960000"/>
-          <w:sz w:val="20"/>
-        </w:rPr>
-        <w:t>CADUCADO EL 05/09: no se compra ningún receptor. El mando se retiró</w:t>
-      </w:r>
-      <w:r>
-        <w:rPr>
-          <w:b w:val="0"/>
-          <w:color w:val="960000"/>
-          <w:sz w:val="20"/>
-        </w:rPr>
-        <w:t xml:space="preserve"> (</w:t>
-      </w:r>
-      <w:r>
-        <w:rPr>
-          <w:rFonts w:ascii="Consolas" w:hAnsi="Consolas"/>
+          <w:rFonts w:ascii="Consolas" w:hAnsi="Consolas"/>
+          <w:color w:val="960000"/>
+          <w:sz w:val="20"/>
+        </w:rPr>
+        <w:t xml:space="preserve"> p8 contra p7 (3,3 V)~~ | 🛑 ~~**Y por eso el receptor RF del mando YA NO ES UNA DECISIÓN ABIERTA: se compra NORMALMENTE ABIERTO (</w:t>
+      </w:r>
+      <w:r>
+        <w:rPr>
+          <w:b w:val="0"/>
+          <w:color w:val="960000"/>
+          <w:sz w:val="20"/>
+        </w:rPr>
+        <w:t>NO</w:t>
+      </w:r>
+      <w:r>
+        <w:rPr>
+          <w:rFonts w:ascii="Consolas" w:hAnsi="Consolas"/>
+          <w:color w:val="960000"/>
+          <w:sz w:val="20"/>
+        </w:rPr>
+        <w:t>).**~~ → **CADUCADO EL 05/09: no se compra ningún receptor. El mando se retiró** (</w:t>
+      </w:r>
+      <w:r>
+        <w:rPr>
+          <w:b w:val="0"/>
           <w:color w:val="960000"/>
           <w:sz w:val="20"/>
         </w:rPr>
@@ -22260,31 +23502,15 @@
       </w:r>
       <w:r>
         <w:rPr>
-          <w:b w:val="0"/>
-          <w:color w:val="960000"/>
-          <w:sz w:val="20"/>
-        </w:rPr>
-        <w:t xml:space="preserve">), así que </w:t>
-      </w:r>
-      <w:r>
-        <w:rPr>
-          <w:b/>
-          <w:color w:val="960000"/>
-          <w:sz w:val="20"/>
-        </w:rPr>
-        <w:t>no hay gesto de prueba que llevar al poste ni línea de compra que decidir</w:t>
-      </w:r>
-      <w:r>
-        <w:rPr>
-          <w:b w:val="0"/>
-          <w:color w:val="960000"/>
-          <w:sz w:val="20"/>
-        </w:rPr>
-        <w:t xml:space="preserve">. Se conserva tachado porque el razonamiento eléctrico sigue siendo correcto y porque la línea </w:t>
-      </w:r>
-      <w:r>
-        <w:rPr>
-          <w:rFonts w:ascii="Consolas" w:hAnsi="Consolas"/>
+          <w:rFonts w:ascii="Consolas" w:hAnsi="Consolas"/>
+          <w:color w:val="960000"/>
+          <w:sz w:val="20"/>
+        </w:rPr>
+        <w:t xml:space="preserve">), así que **no hay gesto de prueba que llevar al poste ni línea de compra que decidir**. Se conserva tachado porque el razonamiento eléctrico sigue siendo correcto y porque la línea </w:t>
+      </w:r>
+      <w:r>
+        <w:rPr>
+          <w:b w:val="0"/>
           <w:color w:val="960000"/>
           <w:sz w:val="20"/>
         </w:rPr>
@@ -22292,63 +23518,15 @@
       </w:r>
       <w:r>
         <w:rPr>
-          <w:b w:val="0"/>
-          <w:color w:val="960000"/>
-          <w:sz w:val="20"/>
-        </w:rPr>
-        <w:t xml:space="preserve"> del Manual 15 todavía la da por pedida — </w:t>
-      </w:r>
-      <w:r>
-        <w:rPr>
-          <w:b/>
-          <w:color w:val="960000"/>
-          <w:sz w:val="20"/>
-        </w:rPr>
-        <w:t>ése es el documento que queda falso, no éste.</w:t>
-      </w:r>
-      <w:r>
-        <w:rPr>
-          <w:b w:val="0"/>
-          <w:color w:val="960000"/>
-          <w:sz w:val="20"/>
-        </w:rPr>
-        <w:t xml:space="preserve"> ### ⚠️ ~~Lo que NO se puede decir todavía~~ → </w:t>
-      </w:r>
-      <w:r>
-        <w:rPr>
-          <w:b/>
-          <w:color w:val="960000"/>
-          <w:sz w:val="20"/>
-        </w:rPr>
-        <w:t>lo que ya no hay que decir</w:t>
-      </w:r>
-      <w:r>
-        <w:rPr>
-          <w:b w:val="0"/>
-          <w:color w:val="960000"/>
-          <w:sz w:val="20"/>
-        </w:rPr>
-        <w:t xml:space="preserve"> ~~</w:t>
-      </w:r>
-      <w:r>
-        <w:rPr>
-          <w:b/>
-          <w:color w:val="960000"/>
-          <w:sz w:val="20"/>
-        </w:rPr>
-        <w:t>Que el mando funcione.</w:t>
-      </w:r>
-      <w:r>
-        <w:rPr>
-          <w:b w:val="0"/>
-          <w:color w:val="960000"/>
-          <w:sz w:val="20"/>
-        </w:rPr>
-        <w:t xml:space="preserve"> Lo medido es el fuente, no la tarjeta: el firmware corregido no se ha cargado ni se ha ejercido en banco, y </w:t>
-      </w:r>
-      <w:r>
-        <w:rPr>
-          <w:rFonts w:ascii="Consolas" w:hAnsi="Consolas"/>
+          <w:rFonts w:ascii="Consolas" w:hAnsi="Consolas"/>
+          <w:color w:val="960000"/>
+          <w:sz w:val="20"/>
+        </w:rPr>
+        <w:t xml:space="preserve"> del Manual 15 todavía la da por pedida — **ése es el documento que queda falso, no éste.** ### ⚠️ ~~Lo que NO se puede decir todavía~~ → **lo que ya no hay que decir** ~~**Que el mando funcione.** Lo medido es el fuente, no la tarjeta: el firmware corregido no se ha cargado ni se ha ejercido en banco, y </w:t>
+      </w:r>
+      <w:r>
+        <w:rPr>
+          <w:b w:val="0"/>
           <w:color w:val="960000"/>
           <w:sz w:val="20"/>
         </w:rPr>
@@ -22356,31 +23534,31 @@
       </w:r>
       <w:r>
         <w:rPr>
-          <w:b w:val="0"/>
-          <w:color w:val="960000"/>
-          <w:sz w:val="20"/>
-        </w:rPr>
-        <w:t xml:space="preserve"> no se cierra con una lectura de código.~~ 🟢 </w:t>
-      </w:r>
-      <w:r>
-        <w:rPr>
-          <w:b/>
-          <w:color w:val="960000"/>
-          <w:sz w:val="20"/>
-        </w:rPr>
-        <w:t>`N-118` se cierra el 05/09 y no por una carga verificada, sino porque el sujeto desapareció:</w:t>
-      </w:r>
-      <w:r>
-        <w:rPr>
-          <w:b w:val="0"/>
-          <w:color w:val="960000"/>
-          <w:sz w:val="20"/>
-        </w:rPr>
-        <w:t xml:space="preserve"> el defecto era del firmware viejo —corregido en </w:t>
-      </w:r>
-      <w:r>
-        <w:rPr>
-          <w:rFonts w:ascii="Consolas" w:hAnsi="Consolas"/>
+          <w:rFonts w:ascii="Consolas" w:hAnsi="Consolas"/>
+          <w:color w:val="960000"/>
+          <w:sz w:val="20"/>
+        </w:rPr>
+        <w:t xml:space="preserve"> no se cierra con una lectura de código.~~ 🟢 **</w:t>
+      </w:r>
+      <w:r>
+        <w:rPr>
+          <w:b w:val="0"/>
+          <w:color w:val="960000"/>
+          <w:sz w:val="20"/>
+        </w:rPr>
+        <w:t>N-118</w:t>
+      </w:r>
+      <w:r>
+        <w:rPr>
+          <w:rFonts w:ascii="Consolas" w:hAnsi="Consolas"/>
+          <w:color w:val="960000"/>
+          <w:sz w:val="20"/>
+        </w:rPr>
+        <w:t xml:space="preserve"> se cierra el 05/09 y no por una carga verificada, sino porque el sujeto desapareció:** el defecto era del firmware viejo —corregido en </w:t>
+      </w:r>
+      <w:r>
+        <w:rPr>
+          <w:b w:val="0"/>
           <w:color w:val="960000"/>
           <w:sz w:val="20"/>
         </w:rPr>
@@ -22388,63 +23566,15 @@
       </w:r>
       <w:r>
         <w:rPr>
-          <w:b w:val="0"/>
-          <w:color w:val="960000"/>
-          <w:sz w:val="20"/>
-        </w:rPr>
-        <w:t xml:space="preserve">— y </w:t>
-      </w:r>
-      <w:r>
-        <w:rPr>
-          <w:b/>
-          <w:color w:val="960000"/>
-          <w:sz w:val="20"/>
-        </w:rPr>
-        <w:t>ya no hay mando que conectar</w:t>
-      </w:r>
-      <w:r>
-        <w:rPr>
-          <w:b w:val="0"/>
-          <w:color w:val="960000"/>
-          <w:sz w:val="20"/>
-        </w:rPr>
-        <w:t xml:space="preserve">. 🔴 </w:t>
-      </w:r>
-      <w:r>
-        <w:rPr>
-          <w:b/>
-          <w:color w:val="960000"/>
-          <w:sz w:val="20"/>
-        </w:rPr>
-        <w:t>Lo que NO desaparece con él, y es lo que hay que leer aquí:</w:t>
-      </w:r>
-      <w:r>
-        <w:rPr>
-          <w:b w:val="0"/>
-          <w:color w:val="960000"/>
-          <w:sz w:val="20"/>
-        </w:rPr>
-        <w:t xml:space="preserve"> * </w:t>
-      </w:r>
-      <w:r>
-        <w:rPr>
-          <w:b/>
-          <w:color w:val="960000"/>
-          <w:sz w:val="20"/>
-        </w:rPr>
-        <w:t>La app por Bluetooth es la única vía de mando, en las dos puntas</w:t>
-      </w:r>
-      <w:r>
-        <w:rPr>
-          <w:b w:val="0"/>
-          <w:color w:val="960000"/>
-          <w:sz w:val="20"/>
-        </w:rPr>
-        <w:t xml:space="preserve"> (</w:t>
-      </w:r>
-      <w:r>
-        <w:rPr>
-          <w:rFonts w:ascii="Consolas" w:hAnsi="Consolas"/>
+          <w:rFonts w:ascii="Consolas" w:hAnsi="Consolas"/>
+          <w:color w:val="960000"/>
+          <w:sz w:val="20"/>
+        </w:rPr>
+        <w:t>— y **ya no hay mando que conectar**. 🔴 **Lo que NO desaparece con él, y es lo que hay que leer aquí:** * **La app por Bluetooth es la única vía de mando, en las dos puntas** (</w:t>
+      </w:r>
+      <w:r>
+        <w:rPr>
+          <w:b w:val="0"/>
           <w:color w:val="960000"/>
           <w:sz w:val="20"/>
         </w:rPr>
@@ -22452,59 +23582,115 @@
       </w:r>
       <w:r>
         <w:rPr>
-          <w:b w:val="0"/>
-          <w:color w:val="960000"/>
-          <w:sz w:val="20"/>
-        </w:rPr>
-        <w:t xml:space="preserve">). * </w:t>
-      </w:r>
-      <w:r>
-        <w:rPr>
-          <w:b/>
-          <w:color w:val="960000"/>
-          <w:sz w:val="20"/>
-        </w:rPr>
-        <w:t>En el ESCLAVO eso cierra el círculo del todo, no a medias</w:t>
-      </w:r>
-      <w:r>
-        <w:rPr>
-          <w:b w:val="0"/>
-          <w:color w:val="960000"/>
-          <w:sz w:val="20"/>
-        </w:rPr>
-        <w:t xml:space="preserve"> (§9): allí la app no cambia de modo, y </w:t>
-      </w:r>
-      <w:r>
-        <w:rPr>
-          <w:b/>
-          <w:color w:val="960000"/>
-          <w:sz w:val="20"/>
-        </w:rPr>
-        <w:t>ya no hay mando que lo supla</w:t>
-      </w:r>
-      <w:r>
-        <w:rPr>
-          <w:b w:val="0"/>
-          <w:color w:val="960000"/>
-          <w:sz w:val="20"/>
-        </w:rPr>
-        <w:t xml:space="preserve">. Hoy </w:t>
-      </w:r>
-      <w:r>
-        <w:rPr>
-          <w:b/>
-          <w:color w:val="960000"/>
-          <w:sz w:val="20"/>
-        </w:rPr>
-        <w:t>no hay ninguna forma de ordenarle un modo al Esclavo estando delante de él</w:t>
-      </w:r>
-      <w:r>
-        <w:rPr>
-          <w:b w:val="0"/>
-          <w:color w:val="960000"/>
-          <w:sz w:val="20"/>
-        </w:rPr>
-        <w:t xml:space="preserve"> — se opera desde el Maestro.</w:t>
+          <w:rFonts w:ascii="Consolas" w:hAnsi="Consolas"/>
+          <w:color w:val="960000"/>
+          <w:sz w:val="20"/>
+        </w:rPr>
+        <w:t xml:space="preserve">). * ~~**En el ESCLAVO eso cierra el círculo del todo, no a medias** (§9): allí la app no cambia de modo, y **ya no hay mando que lo supla**. Hoy **no hay ninguna forma de ordenarle un modo al Esclavo estando delante de él** — se opera desde el Maestro.~~ &gt; 🟢 **TACHADO EL 07/09 — caducó con </w:t>
+      </w:r>
+      <w:r>
+        <w:rPr>
+          <w:b w:val="0"/>
+          <w:color w:val="960000"/>
+          <w:sz w:val="20"/>
+        </w:rPr>
+        <w:t>DECISIONES.md</w:t>
+      </w:r>
+      <w:r>
+        <w:rPr>
+          <w:rFonts w:ascii="Consolas" w:hAnsi="Consolas"/>
+          <w:color w:val="960000"/>
+          <w:sz w:val="20"/>
+        </w:rPr>
+        <w:t xml:space="preserve"> </w:t>
+      </w:r>
+      <w:r>
+        <w:rPr>
+          <w:b w:val="0"/>
+          <w:color w:val="960000"/>
+          <w:sz w:val="20"/>
+        </w:rPr>
+        <w:t>D-18</w:t>
+      </w:r>
+      <w:r>
+        <w:rPr>
+          <w:rFonts w:ascii="Consolas" w:hAnsi="Consolas"/>
+          <w:color w:val="960000"/>
+          <w:sz w:val="20"/>
+        </w:rPr>
+        <w:t xml:space="preserve">** (commit </w:t>
+      </w:r>
+      <w:r>
+        <w:rPr>
+          <w:b w:val="0"/>
+          <w:color w:val="960000"/>
+          <w:sz w:val="20"/>
+        </w:rPr>
+        <w:t>15e8cf3</w:t>
+      </w:r>
+      <w:r>
+        <w:rPr>
+          <w:rFonts w:ascii="Consolas" w:hAnsi="Consolas"/>
+          <w:color w:val="960000"/>
+          <w:sz w:val="20"/>
+        </w:rPr>
+        <w:t>), y **la &gt; tabla de la §9 de este mismo manual ya se había corregido: este bullet se quedó atrás.** Al &gt; Esclavo **sí** se le puede ordenar un modo estando delante de él: &gt; **</w:t>
+      </w:r>
+      <w:r>
+        <w:rPr>
+          <w:b w:val="0"/>
+          <w:color w:val="960000"/>
+          <w:sz w:val="20"/>
+        </w:rPr>
+        <w:t>CMD:PIN:1234:SET_MODO:DEGRADADO</w:t>
+      </w:r>
+      <w:r>
+        <w:rPr>
+          <w:rFonts w:ascii="Consolas" w:hAnsi="Consolas"/>
+          <w:color w:val="960000"/>
+          <w:sz w:val="20"/>
+        </w:rPr>
+        <w:t xml:space="preserve">**, con </w:t>
+      </w:r>
+      <w:r>
+        <w:rPr>
+          <w:b w:val="0"/>
+          <w:color w:val="960000"/>
+          <w:sz w:val="20"/>
+        </w:rPr>
+        <w:t>$ACK,…,RESULT:OK</w:t>
+      </w:r>
+      <w:r>
+        <w:rPr>
+          <w:rFonts w:ascii="Consolas" w:hAnsi="Consolas"/>
+          <w:color w:val="960000"/>
+          <w:sz w:val="20"/>
+        </w:rPr>
+        <w:t xml:space="preserve">. &gt; &gt; ⚠️ **Lo que de este bullet sigue siendo verdad, y es la mitad que el operario tiene que &gt; llevarse: al Esclavo se le puede ENTRAR por app y NO se le puede SACAR por app.** No hay &gt; </w:t>
+      </w:r>
+      <w:r>
+        <w:rPr>
+          <w:b w:val="0"/>
+          <w:color w:val="960000"/>
+          <w:sz w:val="20"/>
+        </w:rPr>
+        <w:t>SET_MODO:AUTO</w:t>
+      </w:r>
+      <w:r>
+        <w:rPr>
+          <w:rFonts w:ascii="Consolas" w:hAnsi="Consolas"/>
+          <w:color w:val="960000"/>
+          <w:sz w:val="20"/>
+        </w:rPr>
+        <w:t xml:space="preserve"> en esa punta — **lo devuelve el Maestro cuando vuelve la radio**. Para &gt; **parar** el cruce desde ahí está </w:t>
+      </w:r>
+      <w:r>
+        <w:rPr>
+          <w:b w:val="0"/>
+          <w:color w:val="960000"/>
+          <w:sz w:val="20"/>
+        </w:rPr>
+        <w:t>CMD:AMBAR_EMERGENCIA`, que no es lo mismo que devolverlo a &gt; Automático.</w:t>
       </w:r>
     </w:p>
     <w:p>
@@ -22517,7 +23703,7 @@
           <w:color w:val="003366"/>
           <w:sz w:val="23"/>
         </w:rPr>
-        <w:t xml:space="preserve">✅ EL VOCABULARIO REAL — MEDIDO en </w:t>
+        <w:t xml:space="preserve">✅ EL VOCABULARIO REAL — ~~MEDIDO en </w:t>
       </w:r>
       <w:r>
         <w:rPr>
@@ -22533,7 +23719,7 @@
           <w:color w:val="003366"/>
           <w:sz w:val="23"/>
         </w:rPr>
-        <w:t xml:space="preserve"> y </w:t>
+        <w:t xml:space="preserve">~~ → re-medido el 07/09; el ancla es </w:t>
       </w:r>
       <w:r>
         <w:rPr>
@@ -22541,15 +23727,350 @@
           <w:color w:val="003366"/>
           <w:sz w:val="23"/>
         </w:rPr>
-        <w:t>Esclavo/src/mando.cpp</w:t>
-      </w:r>
-      <w:r>
-        <w:rPr>
-          <w:b/>
-          <w:color w:val="003366"/>
-          <w:sz w:val="23"/>
-        </w:rPr>
-        <w:t xml:space="preserve"> (31/08)</w:t>
+        <w:t>grep -n "confirmarYActuar(ACC_" Maestro/src/mando.cpp Esclavo/src/mando.cpp</w:t>
+      </w:r>
+    </w:p>
+    <w:p>
+      <w:pPr>
+        <w:spacing w:after="160"/>
+        <w:ind w:left="360"/>
+        <w:shd w:val="clear" w:fill="FFF4E5"/>
+      </w:pPr>
+      <w:r>
+        <w:rPr>
+          <w:b w:val="0"/>
+          <w:color w:val="960000"/>
+          <w:sz w:val="20"/>
+        </w:rPr>
+        <w:t xml:space="preserve">🔴 </w:t>
+      </w:r>
+      <w:r>
+        <w:rPr>
+          <w:b/>
+          <w:color w:val="960000"/>
+          <w:sz w:val="20"/>
+        </w:rPr>
+        <w:t>07/09 — LO PRIMERO DE ESTA TABLA, Y NO ESTABA ESCRITO EN NINGUNA PARTE: `A·A·A` ABRE PASO.</w:t>
+      </w:r>
+      <w:r>
+        <w:rPr>
+          <w:b w:val="0"/>
+          <w:color w:val="960000"/>
+          <w:sz w:val="20"/>
+        </w:rPr>
+        <w:t xml:space="preserve"> Medido en </w:t>
+      </w:r>
+      <w:r>
+        <w:rPr>
+          <w:rFonts w:ascii="Consolas" w:hAnsi="Consolas"/>
+          <w:color w:val="960000"/>
+          <w:sz w:val="20"/>
+        </w:rPr>
+        <w:t>Maestro/src/mando.cpp</w:t>
+      </w:r>
+      <w:r>
+        <w:rPr>
+          <w:b w:val="0"/>
+          <w:color w:val="960000"/>
+          <w:sz w:val="20"/>
+        </w:rPr>
+        <w:t xml:space="preserve">: la rama de </w:t>
+      </w:r>
+      <w:r>
+        <w:rPr>
+          <w:rFonts w:ascii="Consolas" w:hAnsi="Consolas"/>
+          <w:color w:val="960000"/>
+          <w:sz w:val="20"/>
+        </w:rPr>
+        <w:t>A·A·A</w:t>
+      </w:r>
+      <w:r>
+        <w:rPr>
+          <w:b w:val="0"/>
+          <w:color w:val="960000"/>
+          <w:sz w:val="20"/>
+        </w:rPr>
+        <w:t xml:space="preserve"> llama a </w:t>
+      </w:r>
+      <w:r>
+        <w:rPr>
+          <w:rFonts w:ascii="Consolas" w:hAnsi="Consolas"/>
+          <w:color w:val="960000"/>
+          <w:sz w:val="20"/>
+        </w:rPr>
+        <w:t>confirmarYActuar(ACC_AUTOMATICO, …)</w:t>
+      </w:r>
+      <w:r>
+        <w:rPr>
+          <w:b w:val="0"/>
+          <w:color w:val="960000"/>
+          <w:sz w:val="20"/>
+        </w:rPr>
+        <w:t xml:space="preserve"> </w:t>
+      </w:r>
+      <w:r>
+        <w:rPr>
+          <w:b/>
+          <w:color w:val="960000"/>
+          <w:sz w:val="20"/>
+        </w:rPr>
+        <w:t>sin ninguna comprobación previa</w:t>
+      </w:r>
+      <w:r>
+        <w:rPr>
+          <w:b w:val="0"/>
+          <w:color w:val="960000"/>
+          <w:sz w:val="20"/>
+        </w:rPr>
+        <w:t xml:space="preserve">. La comparación con su vecina es directa —y el propio fuente la escribe: - </w:t>
+      </w:r>
+      <w:r>
+        <w:rPr>
+          <w:rFonts w:ascii="Consolas" w:hAnsi="Consolas"/>
+          <w:color w:val="960000"/>
+          <w:sz w:val="20"/>
+        </w:rPr>
+        <w:t>A·B·A·B</w:t>
+      </w:r>
+      <w:r>
+        <w:rPr>
+          <w:b w:val="0"/>
+          <w:color w:val="960000"/>
+          <w:sz w:val="20"/>
+        </w:rPr>
+        <w:t xml:space="preserve"> (Degradado) </w:t>
+      </w:r>
+      <w:r>
+        <w:rPr>
+          <w:b/>
+          <w:color w:val="960000"/>
+          <w:sz w:val="20"/>
+        </w:rPr>
+        <w:t>sí</w:t>
+      </w:r>
+      <w:r>
+        <w:rPr>
+          <w:b w:val="0"/>
+          <w:color w:val="960000"/>
+          <w:sz w:val="20"/>
+        </w:rPr>
+        <w:t xml:space="preserve"> tiene guarda: </w:t>
+      </w:r>
+      <w:r>
+        <w:rPr>
+          <w:rFonts w:ascii="Consolas" w:hAnsi="Consolas"/>
+          <w:color w:val="960000"/>
+          <w:sz w:val="20"/>
+        </w:rPr>
+        <w:t>if (modo_degradado_evaluarEntrada() == MDG_OK)</w:t>
+      </w:r>
+      <w:r>
+        <w:rPr>
+          <w:b w:val="0"/>
+          <w:color w:val="960000"/>
+          <w:sz w:val="20"/>
+        </w:rPr>
+        <w:t xml:space="preserve">, con el comentario *«LA RED DE SEGURIDAD REAL NO ES LA SECUENCIA, ES ESTA COMPROBACIÓN»* encima. - </w:t>
+      </w:r>
+      <w:r>
+        <w:rPr>
+          <w:rFonts w:ascii="Consolas" w:hAnsi="Consolas"/>
+          <w:color w:val="960000"/>
+          <w:sz w:val="20"/>
+        </w:rPr>
+        <w:t>A·A·A</w:t>
+      </w:r>
+      <w:r>
+        <w:rPr>
+          <w:b w:val="0"/>
+          <w:color w:val="960000"/>
+          <w:sz w:val="20"/>
+        </w:rPr>
+        <w:t xml:space="preserve"> (Automático) </w:t>
+      </w:r>
+      <w:r>
+        <w:rPr>
+          <w:b/>
+          <w:color w:val="960000"/>
+          <w:sz w:val="20"/>
+        </w:rPr>
+        <w:t>no tiene ninguna</w:t>
+      </w:r>
+      <w:r>
+        <w:rPr>
+          <w:b w:val="0"/>
+          <w:color w:val="960000"/>
+          <w:sz w:val="20"/>
+        </w:rPr>
+        <w:t xml:space="preserve">, y entrar en Automático </w:t>
+      </w:r>
+      <w:r>
+        <w:rPr>
+          <w:b/>
+          <w:color w:val="960000"/>
+          <w:sz w:val="20"/>
+        </w:rPr>
+        <w:t>arranca el ciclo</w:t>
+      </w:r>
+      <w:r>
+        <w:rPr>
+          <w:b w:val="0"/>
+          <w:color w:val="960000"/>
+          <w:sz w:val="20"/>
+        </w:rPr>
+        <w:t xml:space="preserve">. 🛑 </w:t>
+      </w:r>
+      <w:r>
+        <w:rPr>
+          <w:b/>
+          <w:color w:val="960000"/>
+          <w:sz w:val="20"/>
+        </w:rPr>
+        <w:t>Consecuencia: tres pulsos `A` dentro de 12 s dan verde a un sentido.</w:t>
+      </w:r>
+      <w:r>
+        <w:rPr>
+          <w:b w:val="0"/>
+          <w:color w:val="960000"/>
+          <w:sz w:val="20"/>
+        </w:rPr>
+        <w:t xml:space="preserve"> Con el mando montado ese gesto lo daba un operario que estaba mirando el cruce desde el suelo, y por eso el diseño lo acepta. </w:t>
+      </w:r>
+      <w:r>
+        <w:rPr>
+          <w:b/>
+          <w:color w:val="960000"/>
+          <w:sz w:val="20"/>
+        </w:rPr>
+        <w:t>Hoy no hay mando</w:t>
+      </w:r>
+      <w:r>
+        <w:rPr>
+          <w:b w:val="0"/>
+          <w:color w:val="960000"/>
+          <w:sz w:val="20"/>
+        </w:rPr>
+        <w:t xml:space="preserve"> (</w:t>
+      </w:r>
+      <w:r>
+        <w:rPr>
+          <w:rFonts w:ascii="Consolas" w:hAnsi="Consolas"/>
+          <w:color w:val="960000"/>
+          <w:sz w:val="20"/>
+        </w:rPr>
+        <w:t>D-1</w:t>
+      </w:r>
+      <w:r>
+        <w:rPr>
+          <w:b w:val="0"/>
+          <w:color w:val="960000"/>
+          <w:sz w:val="20"/>
+        </w:rPr>
+        <w:t xml:space="preserve">) </w:t>
+      </w:r>
+      <w:r>
+        <w:rPr>
+          <w:b/>
+          <w:color w:val="960000"/>
+          <w:sz w:val="20"/>
+        </w:rPr>
+        <w:t>y `J16` p5 y p8 están vacíos</w:t>
+      </w:r>
+      <w:r>
+        <w:rPr>
+          <w:b w:val="0"/>
+          <w:color w:val="960000"/>
+          <w:sz w:val="20"/>
+        </w:rPr>
+        <w:t xml:space="preserve"> (</w:t>
+      </w:r>
+      <w:r>
+        <w:rPr>
+          <w:rFonts w:ascii="Consolas" w:hAnsi="Consolas"/>
+          <w:color w:val="960000"/>
+          <w:sz w:val="20"/>
+        </w:rPr>
+        <w:t>A-2</w:t>
+      </w:r>
+      <w:r>
+        <w:rPr>
+          <w:b w:val="0"/>
+          <w:color w:val="960000"/>
+          <w:sz w:val="20"/>
+        </w:rPr>
+        <w:t xml:space="preserve">) — así que quien compone esa secuencia hoy es </w:t>
+      </w:r>
+      <w:r>
+        <w:rPr>
+          <w:b/>
+          <w:color w:val="960000"/>
+          <w:sz w:val="20"/>
+        </w:rPr>
+        <w:t>cualquier cosa que alguien cablee ahí</w:t>
+      </w:r>
+      <w:r>
+        <w:rPr>
+          <w:b w:val="0"/>
+          <w:color w:val="960000"/>
+          <w:sz w:val="20"/>
+        </w:rPr>
+        <w:t xml:space="preserve">: un fin de carrera de talanquera que suba y baje tres veces es </w:t>
+      </w:r>
+      <w:r>
+        <w:rPr>
+          <w:rFonts w:ascii="Consolas" w:hAnsi="Consolas"/>
+          <w:color w:val="960000"/>
+          <w:sz w:val="20"/>
+        </w:rPr>
+        <w:t>B·B·B</w:t>
+      </w:r>
+      <w:r>
+        <w:rPr>
+          <w:b w:val="0"/>
+          <w:color w:val="960000"/>
+          <w:sz w:val="20"/>
+        </w:rPr>
+        <w:t xml:space="preserve">, y un contacto que rebote puede ser </w:t>
+      </w:r>
+      <w:r>
+        <w:rPr>
+          <w:rFonts w:ascii="Consolas" w:hAnsi="Consolas"/>
+          <w:color w:val="960000"/>
+          <w:sz w:val="20"/>
+        </w:rPr>
+        <w:t>A·A·A</w:t>
+      </w:r>
+      <w:r>
+        <w:rPr>
+          <w:b w:val="0"/>
+          <w:color w:val="960000"/>
+          <w:sz w:val="20"/>
+        </w:rPr>
+        <w:t xml:space="preserve">. ✅ </w:t>
+      </w:r>
+      <w:r>
+        <w:rPr>
+          <w:b/>
+          <w:color w:val="960000"/>
+          <w:sz w:val="20"/>
+        </w:rPr>
+        <w:t>La regla, y es corta: NADA se cablea a `J16` p5 ni p8.</w:t>
+      </w:r>
+      <w:r>
+        <w:rPr>
+          <w:b w:val="0"/>
+          <w:color w:val="960000"/>
+          <w:sz w:val="20"/>
+        </w:rPr>
+        <w:t xml:space="preserve"> No es una preferencia de montaje: el firmware sigue leyendo esos flancos y </w:t>
+      </w:r>
+      <w:r>
+        <w:rPr>
+          <w:b/>
+          <w:color w:val="960000"/>
+          <w:sz w:val="20"/>
+        </w:rPr>
+        <w:t>no sabe distinguir un operario de un rebote.</w:t>
       </w:r>
     </w:p>
     <w:p>
@@ -24576,7 +26097,21 @@
                 <w:b w:val="0"/>
                 <w:sz w:val="19"/>
               </w:rPr>
-              <w:t xml:space="preserve">🕒 Entra en Degradado *(si además hay configuración de ciclo y sincronización vigente — </w:t>
+              <w:t>🕒 Entra en Degradado *(si además hay configuración de ciclo y sincronización vigente — ~~</w:t>
+            </w:r>
+            <w:r>
+              <w:rPr>
+                <w:rFonts w:ascii="Consolas" w:hAnsi="Consolas"/>
+                <w:sz w:val="19"/>
+              </w:rPr>
+              <w:t>mando.cpp:229</w:t>
+            </w:r>
+            <w:r>
+              <w:rPr>
+                <w:b w:val="0"/>
+                <w:sz w:val="19"/>
+              </w:rPr>
+              <w:t xml:space="preserve">~~ → </w:t>
             </w:r>
             <w:r>
               <w:rPr>
@@ -24590,21 +26125,35 @@
                 <w:b w:val="0"/>
                 <w:sz w:val="19"/>
               </w:rPr>
-              <w:t xml:space="preserve">, </w:t>
+              <w:t xml:space="preserve">, hoy en </w:t>
             </w:r>
             <w:r>
               <w:rPr>
                 <w:rFonts w:ascii="Consolas" w:hAnsi="Consolas"/>
                 <w:sz w:val="19"/>
               </w:rPr>
-              <w:t>mando.cpp:229</w:t>
+              <w:t>Esclavo/src/mando.cpp:243</w:t>
             </w:r>
             <w:r>
               <w:rPr>
                 <w:b w:val="0"/>
                 <w:sz w:val="19"/>
               </w:rPr>
-              <w:t>)*</w:t>
+              <w:t xml:space="preserve">; el ancla es </w:t>
+            </w:r>
+            <w:r>
+              <w:rPr>
+                <w:rFonts w:ascii="Consolas" w:hAnsi="Consolas"/>
+                <w:sz w:val="19"/>
+              </w:rPr>
+              <w:t>grep -n "degradado_comprobar" Esclavo/src/mando.cpp</w:t>
+            </w:r>
+            <w:r>
+              <w:rPr>
+                <w:b w:val="0"/>
+                <w:sz w:val="19"/>
+              </w:rPr>
+              <w:t>, re-corrido el 07/09)*</w:t>
             </w:r>
           </w:p>
         </w:tc>
@@ -29150,7 +30699,7 @@
           <w:b w:val="0"/>
           <w:sz w:val="21"/>
         </w:rPr>
-        <w:t xml:space="preserve"> el 04/09, decision del responsable, en las DOS puntas — MEDIDO: </w:t>
+        <w:t xml:space="preserve"> el 04/09, decision del responsable, en las DOS puntas — MEDIDO: ~~</w:t>
       </w:r>
       <w:r>
         <w:rPr>
@@ -29178,7 +30727,21 @@
           <w:b w:val="0"/>
           <w:sz w:val="21"/>
         </w:rPr>
-        <w:t>. Un tecnico que cronometre con «1 segundo» declara caido un enlace sano.)* Formato real, leído del firmware:</w:t>
+        <w:t xml:space="preserve">~~ → 🔴 </w:t>
+      </w:r>
+      <w:r>
+        <w:rPr>
+          <w:b/>
+          <w:sz w:val="21"/>
+        </w:rPr>
+        <w:t>citas caducadas, re-medidas el 07/09: hoy `:814` y `:877`. El ancla que no caduca es `grep -n "telemetria cada 2000 ms" Maestro/src/bluetooth.cpp Esclavo/src/bluetooth.cpp`.</w:t>
+      </w:r>
+      <w:r>
+        <w:rPr>
+          <w:b w:val="0"/>
+          <w:sz w:val="21"/>
+        </w:rPr>
+        <w:t xml:space="preserve"> Un tecnico que cronometre con «1 segundo» declara caido un enlace sano.)*</w:t>
       </w:r>
     </w:p>
     <w:p>
@@ -29187,10 +30750,36 @@
       </w:pPr>
       <w:r>
         <w:rPr>
+          <w:b w:val="0"/>
+          <w:sz w:val="21"/>
+        </w:rPr>
+        <w:t>~~Formato real, leído del firmware:~~</w:t>
+      </w:r>
+    </w:p>
+    <w:p>
+      <w:pPr>
+        <w:spacing w:after="120"/>
+      </w:pPr>
+      <w:r>
+        <w:rPr>
+          <w:b w:val="0"/>
+          <w:sz w:val="21"/>
+        </w:rPr>
+        <w:t>~~</w:t>
+      </w:r>
+      <w:r>
+        <w:rPr>
           <w:rFonts w:ascii="Consolas" w:hAnsi="Consolas"/>
           <w:sz w:val="21"/>
         </w:rPr>
         <w:t>$STATUS,NODE:...,SERIE:...,MODO:...,ESTADO:...,T:...,RF:...%,RTT:...ms,BAT:...,HORA:...*XX</w:t>
+      </w:r>
+      <w:r>
+        <w:rPr>
+          <w:b w:val="0"/>
+          <w:sz w:val="21"/>
+        </w:rPr>
+        <w:t>~~</w:t>
       </w:r>
     </w:p>
     <w:p>
@@ -29205,43 +30794,146 @@
           <w:color w:val="960000"/>
           <w:sz w:val="20"/>
         </w:rPr>
-        <w:t xml:space="preserve">🔴 </w:t>
-      </w:r>
-      <w:r>
-        <w:rPr>
-          <w:b/>
-          <w:color w:val="960000"/>
-          <w:sz w:val="20"/>
-        </w:rPr>
-        <w:t>Tres campos de esa trama NO son medidas, y hay que saberlo antes de decidir con ellos.</w:t>
-      </w:r>
-      <w:r>
-        <w:rPr>
-          <w:b w:val="0"/>
-          <w:color w:val="960000"/>
-          <w:sz w:val="20"/>
-        </w:rPr>
-        <w:t xml:space="preserve"> Medido el 28/08 sobre </w:t>
-      </w:r>
-      <w:r>
-        <w:rPr>
-          <w:rFonts w:ascii="Consolas" w:hAnsi="Consolas"/>
-          <w:color w:val="960000"/>
-          <w:sz w:val="20"/>
-        </w:rPr>
-        <w:t>bluetooth.cpp</w:t>
-      </w:r>
-      <w:r>
-        <w:rPr>
-          <w:b w:val="0"/>
-          <w:color w:val="960000"/>
-          <w:sz w:val="20"/>
-        </w:rPr>
-        <w:t xml:space="preserve"> en las dos puntas: | campo | Maestro | Esclavo | |---|---|---| | </w:t>
-      </w:r>
-      <w:r>
-        <w:rPr>
-          <w:rFonts w:ascii="Consolas" w:hAnsi="Consolas"/>
+        <w:t xml:space="preserve">🔴 07/09 — ESA PLANTILLA Y LA TABLA DE ABAJO ESTABAN CADUCADAS, Y ESTE MANUAL SE CONTRADECÍA A SÍ MISMO </w:t>
+      </w:r>
+      <w:r>
+        <w:rPr>
+          <w:b/>
+          <w:color w:val="960000"/>
+          <w:sz w:val="20"/>
+        </w:rPr>
+        <w:t>Su propio apartado 10.6 ya decía lo contrario</w:t>
+      </w:r>
+      <w:r>
+        <w:rPr>
+          <w:b w:val="0"/>
+          <w:color w:val="960000"/>
+          <w:sz w:val="20"/>
+        </w:rPr>
+        <w:t xml:space="preserve"> —*«En todas las tramas de la cinta del 04/09 el campo de batería sale </w:t>
+      </w:r>
+      <w:r>
+        <w:rPr>
+          <w:rFonts w:ascii="Consolas" w:hAnsi="Consolas"/>
+          <w:color w:val="960000"/>
+          <w:sz w:val="20"/>
+        </w:rPr>
+        <w:t>--</w:t>
+      </w:r>
+      <w:r>
+        <w:rPr>
+          <w:b w:val="0"/>
+          <w:color w:val="960000"/>
+          <w:sz w:val="20"/>
+        </w:rPr>
+        <w:t xml:space="preserve">»*— mientras éste seguía publicando un </w:t>
+      </w:r>
+      <w:r>
+        <w:rPr>
+          <w:rFonts w:ascii="Consolas" w:hAnsi="Consolas"/>
+          <w:color w:val="960000"/>
+          <w:sz w:val="20"/>
+        </w:rPr>
+        <w:t>BAT:12.6</w:t>
+      </w:r>
+      <w:r>
+        <w:rPr>
+          <w:b w:val="0"/>
+          <w:color w:val="960000"/>
+          <w:sz w:val="20"/>
+        </w:rPr>
+        <w:t xml:space="preserve">. </w:t>
+      </w:r>
+      <w:r>
+        <w:rPr>
+          <w:b/>
+          <w:color w:val="960000"/>
+          <w:sz w:val="20"/>
+        </w:rPr>
+        <w:t>Dos párrafos del mismo documento, uno cierto y otro no, y el falso llevaba la palabra `Medido` encima.</w:t>
+      </w:r>
+      <w:r>
+        <w:rPr>
+          <w:b w:val="0"/>
+          <w:color w:val="960000"/>
+          <w:sz w:val="20"/>
+        </w:rPr>
+        <w:t xml:space="preserve"> </w:t>
+      </w:r>
+      <w:r>
+        <w:rPr>
+          <w:b/>
+          <w:color w:val="960000"/>
+          <w:sz w:val="20"/>
+        </w:rPr>
+        <w:t>PLANTILLAS REALES, leídas hoy del `snprintf` de cada punta</w:t>
+      </w:r>
+      <w:r>
+        <w:rPr>
+          <w:b w:val="0"/>
+          <w:color w:val="960000"/>
+          <w:sz w:val="20"/>
+        </w:rPr>
+        <w:t xml:space="preserve"> — el ancla es </w:t>
+      </w:r>
+      <w:r>
+        <w:rPr>
+          <w:rFonts w:ascii="Consolas" w:hAnsi="Consolas"/>
+          <w:color w:val="960000"/>
+          <w:sz w:val="20"/>
+        </w:rPr>
+        <w:t>grep -n 'STATUS,NODE' 01_Firmware/Maestro/src/bluetooth.cpp 01_Firmware/Esclavo/src/bluetooth.cpp</w:t>
+      </w:r>
+      <w:r>
+        <w:rPr>
+          <w:b w:val="0"/>
+          <w:color w:val="960000"/>
+          <w:sz w:val="20"/>
+        </w:rPr>
+        <w:t>: ``</w:t>
+      </w:r>
+      <w:r>
+        <w:rPr>
+          <w:rFonts w:ascii="Consolas" w:hAnsi="Consolas"/>
+          <w:color w:val="960000"/>
+          <w:sz w:val="20"/>
+        </w:rPr>
+        <w:t xml:space="preserve">text STATUS,NODE:MAESTRO,SERIE:..,MODO:..,ESTADO:..,T:..,RF:..,RTT:..,BAT:--,HORA:..,ESC:..,PLUMA:..,CAM:..*CRC STATUS,NODE:ESCLAVO,SERIE:..,MODO:..,ESTADO:..,T:--,RF:--,RTT:--,BAT:--,HORA:..,PLUMA:..,CAM:..*CRC </w:t>
+      </w:r>
+      <w:r>
+        <w:rPr>
+          <w:rFonts w:ascii="Consolas" w:hAnsi="Consolas"/>
+          <w:color w:val="960000"/>
+          <w:sz w:val="20"/>
+        </w:rPr>
+      </w:r>
+      <w:r>
+        <w:rPr>
+          <w:rFonts w:ascii="Consolas" w:hAnsi="Consolas"/>
+          <w:color w:val="960000"/>
+          <w:sz w:val="20"/>
+        </w:rPr>
+        <w:t xml:space="preserve"> **Qué decía la tabla vieja y qué pasa hoy — los cuatro campos cambiaron con </w:t>
+      </w:r>
+      <w:r>
+        <w:rPr>
+          <w:b w:val="0"/>
+          <w:color w:val="960000"/>
+          <w:sz w:val="20"/>
+        </w:rPr>
+        <w:t>N-108</w:t>
+      </w:r>
+      <w:r>
+        <w:rPr>
+          <w:rFonts w:ascii="Consolas" w:hAnsi="Consolas"/>
+          <w:color w:val="960000"/>
+          <w:sz w:val="20"/>
+        </w:rPr>
+        <w:t xml:space="preserve"> el 04/09:** | campo | ~~lo que este manual decía (28/08)~~ | 🟢 lo que hace hoy | |---|---|---| | </w:t>
+      </w:r>
+      <w:r>
+        <w:rPr>
+          <w:b w:val="0"/>
           <w:color w:val="960000"/>
           <w:sz w:val="20"/>
         </w:rPr>
@@ -29249,63 +30941,63 @@
       </w:r>
       <w:r>
         <w:rPr>
-          <w:b w:val="0"/>
-          <w:color w:val="960000"/>
-          <w:sz w:val="20"/>
-        </w:rPr>
-        <w:t xml:space="preserve"> | ✅ </w:t>
-      </w:r>
-      <w:r>
-        <w:rPr>
-          <w:b/>
-          <w:color w:val="960000"/>
-          <w:sz w:val="20"/>
-        </w:rPr>
-        <w:t>real</w:t>
-      </w:r>
-      <w:r>
-        <w:rPr>
-          <w:b w:val="0"/>
-          <w:color w:val="960000"/>
-          <w:sz w:val="20"/>
-        </w:rPr>
-        <w:t xml:space="preserve"> — telemetría del latido de 3 s (SFTY-14) | 🔴 </w:t>
-      </w:r>
-      <w:r>
-        <w:rPr>
-          <w:b/>
-          <w:color w:val="960000"/>
-          <w:sz w:val="20"/>
-        </w:rPr>
-        <w:t>literal `98%`</w:t>
-      </w:r>
-      <w:r>
-        <w:rPr>
-          <w:b w:val="0"/>
-          <w:color w:val="960000"/>
-          <w:sz w:val="20"/>
-        </w:rPr>
-        <w:t xml:space="preserve"> escrito en el </w:t>
-      </w:r>
-      <w:r>
-        <w:rPr>
-          <w:rFonts w:ascii="Consolas" w:hAnsi="Consolas"/>
-          <w:color w:val="960000"/>
-          <w:sz w:val="20"/>
-        </w:rPr>
-        <w:t>snprintf</w:t>
-      </w:r>
-      <w:r>
-        <w:rPr>
-          <w:b w:val="0"/>
-          <w:color w:val="960000"/>
-          <w:sz w:val="20"/>
-        </w:rPr>
-        <w:t xml:space="preserve"> | | </w:t>
-      </w:r>
-      <w:r>
-        <w:rPr>
-          <w:rFonts w:ascii="Consolas" w:hAnsi="Consolas"/>
+          <w:rFonts w:ascii="Consolas" w:hAnsi="Consolas"/>
+          <w:color w:val="960000"/>
+          <w:sz w:val="20"/>
+        </w:rPr>
+        <w:t xml:space="preserve"> | ~~Esclavo: literal </w:t>
+      </w:r>
+      <w:r>
+        <w:rPr>
+          <w:b w:val="0"/>
+          <w:color w:val="960000"/>
+          <w:sz w:val="20"/>
+        </w:rPr>
+        <w:t>98%</w:t>
+      </w:r>
+      <w:r>
+        <w:rPr>
+          <w:rFonts w:ascii="Consolas" w:hAnsi="Consolas"/>
+          <w:color w:val="960000"/>
+          <w:sz w:val="20"/>
+        </w:rPr>
+        <w:t>~~ | **</w:t>
+      </w:r>
+      <w:r>
+        <w:rPr>
+          <w:b w:val="0"/>
+          <w:color w:val="960000"/>
+          <w:sz w:val="20"/>
+        </w:rPr>
+        <w:t>RF:--</w:t>
+      </w:r>
+      <w:r>
+        <w:rPr>
+          <w:rFonts w:ascii="Consolas" w:hAnsi="Consolas"/>
+          <w:color w:val="960000"/>
+          <w:sz w:val="20"/>
+        </w:rPr>
+        <w:t xml:space="preserve"> literal en el Esclavo.** En el Maestro es **real**, y publica </w:t>
+      </w:r>
+      <w:r>
+        <w:rPr>
+          <w:b w:val="0"/>
+          <w:color w:val="960000"/>
+          <w:sz w:val="20"/>
+        </w:rPr>
+        <w:t>--</w:t>
+      </w:r>
+      <w:r>
+        <w:rPr>
+          <w:rFonts w:ascii="Consolas" w:hAnsi="Consolas"/>
+          <w:color w:val="960000"/>
+          <w:sz w:val="20"/>
+        </w:rPr>
+        <w:t xml:space="preserve"> mientras no haya muestras | | </w:t>
+      </w:r>
+      <w:r>
+        <w:rPr>
+          <w:b w:val="0"/>
           <w:color w:val="960000"/>
           <w:sz w:val="20"/>
         </w:rPr>
@@ -29313,47 +31005,47 @@
       </w:r>
       <w:r>
         <w:rPr>
-          <w:b w:val="0"/>
-          <w:color w:val="960000"/>
-          <w:sz w:val="20"/>
-        </w:rPr>
-        <w:t xml:space="preserve"> | ✅ </w:t>
-      </w:r>
-      <w:r>
-        <w:rPr>
-          <w:b/>
-          <w:color w:val="960000"/>
-          <w:sz w:val="20"/>
-        </w:rPr>
-        <w:t>real</w:t>
-      </w:r>
-      <w:r>
-        <w:rPr>
-          <w:b w:val="0"/>
-          <w:color w:val="960000"/>
-          <w:sz w:val="20"/>
-        </w:rPr>
-        <w:t xml:space="preserve"> | 🔴 </w:t>
-      </w:r>
-      <w:r>
-        <w:rPr>
-          <w:b/>
-          <w:color w:val="960000"/>
-          <w:sz w:val="20"/>
-        </w:rPr>
-        <w:t>literal `85ms`</w:t>
-      </w:r>
-      <w:r>
-        <w:rPr>
-          <w:b w:val="0"/>
-          <w:color w:val="960000"/>
-          <w:sz w:val="20"/>
-        </w:rPr>
-        <w:t xml:space="preserve"> | | </w:t>
-      </w:r>
-      <w:r>
-        <w:rPr>
-          <w:rFonts w:ascii="Consolas" w:hAnsi="Consolas"/>
+          <w:rFonts w:ascii="Consolas" w:hAnsi="Consolas"/>
+          <w:color w:val="960000"/>
+          <w:sz w:val="20"/>
+        </w:rPr>
+        <w:t xml:space="preserve"> | ~~Esclavo: literal </w:t>
+      </w:r>
+      <w:r>
+        <w:rPr>
+          <w:b w:val="0"/>
+          <w:color w:val="960000"/>
+          <w:sz w:val="20"/>
+        </w:rPr>
+        <w:t>85ms</w:t>
+      </w:r>
+      <w:r>
+        <w:rPr>
+          <w:rFonts w:ascii="Consolas" w:hAnsi="Consolas"/>
+          <w:color w:val="960000"/>
+          <w:sz w:val="20"/>
+        </w:rPr>
+        <w:t>~~ | **</w:t>
+      </w:r>
+      <w:r>
+        <w:rPr>
+          <w:b w:val="0"/>
+          <w:color w:val="960000"/>
+          <w:sz w:val="20"/>
+        </w:rPr>
+        <w:t>RTT:--</w:t>
+      </w:r>
+      <w:r>
+        <w:rPr>
+          <w:rFonts w:ascii="Consolas" w:hAnsi="Consolas"/>
+          <w:color w:val="960000"/>
+          <w:sz w:val="20"/>
+        </w:rPr>
+        <w:t xml:space="preserve"> literal en el Esclavo.** Real en el Maestro | | </w:t>
+      </w:r>
+      <w:r>
+        <w:rPr>
+          <w:b w:val="0"/>
           <w:color w:val="960000"/>
           <w:sz w:val="20"/>
         </w:rPr>
@@ -29361,47 +31053,63 @@
       </w:r>
       <w:r>
         <w:rPr>
-          <w:b w:val="0"/>
-          <w:color w:val="960000"/>
-          <w:sz w:val="20"/>
-        </w:rPr>
-        <w:t xml:space="preserve"> | 🔴 </w:t>
-      </w:r>
-      <w:r>
-        <w:rPr>
-          <w:b/>
-          <w:color w:val="960000"/>
-          <w:sz w:val="20"/>
-        </w:rPr>
-        <w:t>literal `12.6`</w:t>
-      </w:r>
-      <w:r>
-        <w:rPr>
-          <w:b w:val="0"/>
-          <w:color w:val="960000"/>
-          <w:sz w:val="20"/>
-        </w:rPr>
-        <w:t xml:space="preserve"> | 🔴 </w:t>
-      </w:r>
-      <w:r>
-        <w:rPr>
-          <w:b/>
-          <w:color w:val="960000"/>
-          <w:sz w:val="20"/>
-        </w:rPr>
-        <w:t>literal `12.6`</w:t>
-      </w:r>
-      <w:r>
-        <w:rPr>
-          <w:b w:val="0"/>
-          <w:color w:val="960000"/>
-          <w:sz w:val="20"/>
-        </w:rPr>
-        <w:t xml:space="preserve"> | | </w:t>
-      </w:r>
-      <w:r>
-        <w:rPr>
-          <w:rFonts w:ascii="Consolas" w:hAnsi="Consolas"/>
+          <w:rFonts w:ascii="Consolas" w:hAnsi="Consolas"/>
+          <w:color w:val="960000"/>
+          <w:sz w:val="20"/>
+        </w:rPr>
+        <w:t xml:space="preserve"> | ~~literal </w:t>
+      </w:r>
+      <w:r>
+        <w:rPr>
+          <w:b w:val="0"/>
+          <w:color w:val="960000"/>
+          <w:sz w:val="20"/>
+        </w:rPr>
+        <w:t>12.6</w:t>
+      </w:r>
+      <w:r>
+        <w:rPr>
+          <w:rFonts w:ascii="Consolas" w:hAnsi="Consolas"/>
+          <w:color w:val="960000"/>
+          <w:sz w:val="20"/>
+        </w:rPr>
+        <w:t xml:space="preserve"> en las dos~~ | **</w:t>
+      </w:r>
+      <w:r>
+        <w:rPr>
+          <w:b w:val="0"/>
+          <w:color w:val="960000"/>
+          <w:sz w:val="20"/>
+        </w:rPr>
+        <w:t>BAT:--</w:t>
+      </w:r>
+      <w:r>
+        <w:rPr>
+          <w:rFonts w:ascii="Consolas" w:hAnsi="Consolas"/>
+          <w:color w:val="960000"/>
+          <w:sz w:val="20"/>
+        </w:rPr>
+        <w:t xml:space="preserve"> literal en las dos.** No hay **ni un solo** </w:t>
+      </w:r>
+      <w:r>
+        <w:rPr>
+          <w:b w:val="0"/>
+          <w:color w:val="960000"/>
+          <w:sz w:val="20"/>
+        </w:rPr>
+        <w:t>analogRead()</w:t>
+      </w:r>
+      <w:r>
+        <w:rPr>
+          <w:rFonts w:ascii="Consolas" w:hAnsi="Consolas"/>
+          <w:color w:val="960000"/>
+          <w:sz w:val="20"/>
+        </w:rPr>
+        <w:t xml:space="preserve"> en las cuatro carpetas de firmware: sin divisor ni entrada analógica no hay batería que leer *(ver 10.6)* | | </w:t>
+      </w:r>
+      <w:r>
+        <w:rPr>
+          <w:b w:val="0"/>
           <w:color w:val="960000"/>
           <w:sz w:val="20"/>
         </w:rPr>
@@ -29409,31 +31117,15 @@
       </w:r>
       <w:r>
         <w:rPr>
-          <w:b w:val="0"/>
-          <w:color w:val="960000"/>
-          <w:sz w:val="20"/>
-        </w:rPr>
-        <w:t xml:space="preserve"> | ⚠️ </w:t>
-      </w:r>
-      <w:r>
-        <w:rPr>
-          <w:b/>
-          <w:color w:val="960000"/>
-          <w:sz w:val="20"/>
-        </w:rPr>
-        <w:t>no es la cuenta regresiva</w:t>
-      </w:r>
-      <w:r>
-        <w:rPr>
-          <w:b w:val="0"/>
-          <w:color w:val="960000"/>
-          <w:sz w:val="20"/>
-        </w:rPr>
-        <w:t xml:space="preserve">: es </w:t>
-      </w:r>
-      <w:r>
-        <w:rPr>
-          <w:rFonts w:ascii="Consolas" w:hAnsi="Consolas"/>
+          <w:rFonts w:ascii="Consolas" w:hAnsi="Consolas"/>
+          <w:color w:val="960000"/>
+          <w:sz w:val="20"/>
+        </w:rPr>
+        <w:t xml:space="preserve"> | ~~</w:t>
+      </w:r>
+      <w:r>
+        <w:rPr>
+          <w:b w:val="0"/>
           <w:color w:val="960000"/>
           <w:sz w:val="20"/>
         </w:rPr>
@@ -29441,83 +31133,339 @@
       </w:r>
       <w:r>
         <w:rPr>
-          <w:b w:val="0"/>
-          <w:color w:val="960000"/>
-          <w:sz w:val="20"/>
-        </w:rPr>
-        <w:t xml:space="preserve">, un contador libre de 0 a 59 | ⚠️ igual | </w:t>
-      </w:r>
-      <w:r>
-        <w:rPr>
-          <w:b/>
-          <w:color w:val="960000"/>
-          <w:sz w:val="20"/>
-        </w:rPr>
-        <w:t>Este manual prometía antes «cuenta regresiva» y «% de señal RF».</w:t>
-      </w:r>
-      <w:r>
-        <w:rPr>
-          <w:b w:val="0"/>
-          <w:color w:val="960000"/>
-          <w:sz w:val="20"/>
-        </w:rPr>
-        <w:t xml:space="preserve"> La cuenta regresiva </w:t>
-      </w:r>
-      <w:r>
-        <w:rPr>
-          <w:b/>
-          <w:color w:val="960000"/>
-          <w:sz w:val="20"/>
-        </w:rPr>
-        <w:t>no existe en la trama</w:t>
-      </w:r>
-      <w:r>
-        <w:rPr>
-          <w:b w:val="0"/>
-          <w:color w:val="960000"/>
-          <w:sz w:val="20"/>
-        </w:rPr>
-        <w:t xml:space="preserve">, y el </w:t>
-      </w:r>
-      <w:r>
-        <w:rPr>
-          <w:rFonts w:ascii="Consolas" w:hAnsi="Consolas"/>
-          <w:color w:val="960000"/>
-          <w:sz w:val="20"/>
-        </w:rPr>
-        <w:t>RF:</w:t>
-      </w:r>
-      <w:r>
-        <w:rPr>
-          <w:b w:val="0"/>
-          <w:color w:val="960000"/>
-          <w:sz w:val="20"/>
-        </w:rPr>
-        <w:t xml:space="preserve"> del Esclavo </w:t>
-      </w:r>
-      <w:r>
-        <w:rPr>
-          <w:b/>
-          <w:color w:val="960000"/>
-          <w:sz w:val="20"/>
-        </w:rPr>
-        <w:t>afirma un 98 % aunque la radio esté desconectada</w:t>
-      </w:r>
-      <w:r>
-        <w:rPr>
-          <w:b w:val="0"/>
-          <w:color w:val="960000"/>
-          <w:sz w:val="20"/>
-        </w:rPr>
-        <w:t xml:space="preserve">. Un tablero que inventa el dato que no tiene es peor que uno que se calla: quien decide sobre el tráfico mirándolo cree estar viendo el enlace. </w:t>
-      </w:r>
-      <w:r>
-        <w:rPr>
-          <w:b/>
-          <w:color w:val="960000"/>
-          <w:sz w:val="20"/>
-        </w:rPr>
-        <w:t>Se deja escrito en vez de corregirse en silencio, porque el arreglo es de firmware y no de manual.</w:t>
+          <w:rFonts w:ascii="Consolas" w:hAnsi="Consolas"/>
+          <w:color w:val="960000"/>
+          <w:sz w:val="20"/>
+        </w:rPr>
+        <w:t xml:space="preserve">, un contador libre~~ | 🔴 **AL REVÉS: en el MAESTRO </w:t>
+      </w:r>
+      <w:r>
+        <w:rPr>
+          <w:b w:val="0"/>
+          <w:color w:val="960000"/>
+          <w:sz w:val="20"/>
+        </w:rPr>
+        <w:t>T:</w:t>
+      </w:r>
+      <w:r>
+        <w:rPr>
+          <w:rFonts w:ascii="Consolas" w:hAnsi="Consolas"/>
+          <w:color w:val="960000"/>
+          <w:sz w:val="20"/>
+        </w:rPr>
+        <w:t xml:space="preserve"> SÍ son los segundos que le quedan a la fase**, y </w:t>
+      </w:r>
+      <w:r>
+        <w:rPr>
+          <w:b w:val="0"/>
+          <w:color w:val="960000"/>
+          <w:sz w:val="20"/>
+        </w:rPr>
+        <w:t>--</w:t>
+      </w:r>
+      <w:r>
+        <w:rPr>
+          <w:rFonts w:ascii="Consolas" w:hAnsi="Consolas"/>
+          <w:color w:val="960000"/>
+          <w:sz w:val="20"/>
+        </w:rPr>
+        <w:t xml:space="preserve"> cuando ese plazo no existe. **En el ESCLAVO es </w:t>
+      </w:r>
+      <w:r>
+        <w:rPr>
+          <w:b w:val="0"/>
+          <w:color w:val="960000"/>
+          <w:sz w:val="20"/>
+        </w:rPr>
+        <w:t>--</w:t>
+      </w:r>
+      <w:r>
+        <w:rPr>
+          <w:rFonts w:ascii="Consolas" w:hAnsi="Consolas"/>
+          <w:color w:val="960000"/>
+          <w:sz w:val="20"/>
+        </w:rPr>
+        <w:t xml:space="preserve"> siempre**: esa punta es subordinada y no conoce el plazo | 🆕 **Y tres campos que la plantilla vieja no tenía:** - **</w:t>
+      </w:r>
+      <w:r>
+        <w:rPr>
+          <w:b w:val="0"/>
+          <w:color w:val="960000"/>
+          <w:sz w:val="20"/>
+        </w:rPr>
+        <w:t>ESC:</w:t>
+      </w:r>
+      <w:r>
+        <w:rPr>
+          <w:rFonts w:ascii="Consolas" w:hAnsi="Consolas"/>
+          <w:color w:val="960000"/>
+          <w:sz w:val="20"/>
+        </w:rPr>
+        <w:t xml:space="preserve">** — sólo en el Maestro y **va el último antes de </w:t>
+      </w:r>
+      <w:r>
+        <w:rPr>
+          <w:b w:val="0"/>
+          <w:color w:val="960000"/>
+          <w:sz w:val="20"/>
+        </w:rPr>
+        <w:t>PLUMA:</w:t>
+      </w:r>
+      <w:r>
+        <w:rPr>
+          <w:rFonts w:ascii="Consolas" w:hAnsi="Consolas"/>
+          <w:color w:val="960000"/>
+          <w:sz w:val="20"/>
+        </w:rPr>
+        <w:t>**; dice de qué color está el Esclavo (</w:t>
+      </w:r>
+      <w:r>
+        <w:rPr>
+          <w:b w:val="0"/>
+          <w:color w:val="960000"/>
+          <w:sz w:val="20"/>
+        </w:rPr>
+        <w:t>ROJO</w:t>
+      </w:r>
+      <w:r>
+        <w:rPr>
+          <w:rFonts w:ascii="Consolas" w:hAnsi="Consolas"/>
+          <w:color w:val="960000"/>
+          <w:sz w:val="20"/>
+        </w:rPr>
+        <w:t>/</w:t>
+      </w:r>
+      <w:r>
+        <w:rPr>
+          <w:b w:val="0"/>
+          <w:color w:val="960000"/>
+          <w:sz w:val="20"/>
+        </w:rPr>
+        <w:t>VERDE</w:t>
+      </w:r>
+      <w:r>
+        <w:rPr>
+          <w:rFonts w:ascii="Consolas" w:hAnsi="Consolas"/>
+          <w:color w:val="960000"/>
+          <w:sz w:val="20"/>
+        </w:rPr>
+        <w:t>/</w:t>
+      </w:r>
+      <w:r>
+        <w:rPr>
+          <w:b w:val="0"/>
+          <w:color w:val="960000"/>
+          <w:sz w:val="20"/>
+        </w:rPr>
+        <w:t>AMBAR</w:t>
+      </w:r>
+      <w:r>
+        <w:rPr>
+          <w:rFonts w:ascii="Consolas" w:hAnsi="Consolas"/>
+          <w:color w:val="960000"/>
+          <w:sz w:val="20"/>
+        </w:rPr>
+        <w:t>) y **</w:t>
+      </w:r>
+      <w:r>
+        <w:rPr>
+          <w:b w:val="0"/>
+          <w:color w:val="960000"/>
+          <w:sz w:val="20"/>
+        </w:rPr>
+        <w:t>?</w:t>
+      </w:r>
+      <w:r>
+        <w:rPr>
+          <w:rFonts w:ascii="Consolas" w:hAnsi="Consolas"/>
+          <w:color w:val="960000"/>
+          <w:sz w:val="20"/>
+        </w:rPr>
+        <w:t xml:space="preserve"> cuando el enlace está caído**. El </w:t>
+      </w:r>
+      <w:r>
+        <w:rPr>
+          <w:b w:val="0"/>
+          <w:color w:val="960000"/>
+          <w:sz w:val="20"/>
+        </w:rPr>
+        <w:t>?</w:t>
+      </w:r>
+      <w:r>
+        <w:rPr>
+          <w:rFonts w:ascii="Consolas" w:hAnsi="Consolas"/>
+          <w:color w:val="960000"/>
+          <w:sz w:val="20"/>
+        </w:rPr>
+        <w:t xml:space="preserve"> **no** es un hueco: es *«el enlace se cortó y esta punta no sabe de qué color está la otra»*. **Que falte en el Esclavo no es un fallo:** no tiene de dónde sacarlo. - **</w:t>
+      </w:r>
+      <w:r>
+        <w:rPr>
+          <w:b w:val="0"/>
+          <w:color w:val="960000"/>
+          <w:sz w:val="20"/>
+        </w:rPr>
+        <w:t>PLUMA:</w:t>
+      </w:r>
+      <w:r>
+        <w:rPr>
+          <w:rFonts w:ascii="Consolas" w:hAnsi="Consolas"/>
+          <w:color w:val="960000"/>
+          <w:sz w:val="20"/>
+        </w:rPr>
+        <w:t xml:space="preserve">** — </w:t>
+      </w:r>
+      <w:r>
+        <w:rPr>
+          <w:b w:val="0"/>
+          <w:color w:val="960000"/>
+          <w:sz w:val="20"/>
+        </w:rPr>
+        <w:t>ARRIBA</w:t>
+      </w:r>
+      <w:r>
+        <w:rPr>
+          <w:rFonts w:ascii="Consolas" w:hAnsi="Consolas"/>
+          <w:color w:val="960000"/>
+          <w:sz w:val="20"/>
+        </w:rPr>
+        <w:t xml:space="preserve"> · </w:t>
+      </w:r>
+      <w:r>
+        <w:rPr>
+          <w:b w:val="0"/>
+          <w:color w:val="960000"/>
+          <w:sz w:val="20"/>
+        </w:rPr>
+        <w:t>ABAJO</w:t>
+      </w:r>
+      <w:r>
+        <w:rPr>
+          <w:rFonts w:ascii="Consolas" w:hAnsi="Consolas"/>
+          <w:color w:val="960000"/>
+          <w:sz w:val="20"/>
+        </w:rPr>
+        <w:t>, en las **dos** puntas. - **</w:t>
+      </w:r>
+      <w:r>
+        <w:rPr>
+          <w:b w:val="0"/>
+          <w:color w:val="960000"/>
+          <w:sz w:val="20"/>
+        </w:rPr>
+        <w:t>CAM:</w:t>
+      </w:r>
+      <w:r>
+        <w:rPr>
+          <w:rFonts w:ascii="Consolas" w:hAnsi="Consolas"/>
+          <w:color w:val="960000"/>
+          <w:sz w:val="20"/>
+        </w:rPr>
+        <w:t xml:space="preserve">** — </w:t>
+      </w:r>
+      <w:r>
+        <w:rPr>
+          <w:b w:val="0"/>
+          <w:color w:val="960000"/>
+          <w:sz w:val="20"/>
+        </w:rPr>
+        <w:t>OK</w:t>
+      </w:r>
+      <w:r>
+        <w:rPr>
+          <w:rFonts w:ascii="Consolas" w:hAnsi="Consolas"/>
+          <w:color w:val="960000"/>
+          <w:sz w:val="20"/>
+        </w:rPr>
+        <w:t xml:space="preserve"> · </w:t>
+      </w:r>
+      <w:r>
+        <w:rPr>
+          <w:b w:val="0"/>
+          <w:color w:val="960000"/>
+          <w:sz w:val="20"/>
+        </w:rPr>
+        <w:t>CIEGA</w:t>
+      </w:r>
+      <w:r>
+        <w:rPr>
+          <w:rFonts w:ascii="Consolas" w:hAnsi="Consolas"/>
+          <w:color w:val="960000"/>
+          <w:sz w:val="20"/>
+        </w:rPr>
+        <w:t xml:space="preserve"> · </w:t>
+      </w:r>
+      <w:r>
+        <w:rPr>
+          <w:b w:val="0"/>
+          <w:color w:val="960000"/>
+          <w:sz w:val="20"/>
+        </w:rPr>
+        <w:t>PEGADA</w:t>
+      </w:r>
+      <w:r>
+        <w:rPr>
+          <w:rFonts w:ascii="Consolas" w:hAnsi="Consolas"/>
+          <w:color w:val="960000"/>
+          <w:sz w:val="20"/>
+        </w:rPr>
+        <w:t xml:space="preserve"> · </w:t>
+      </w:r>
+      <w:r>
+        <w:rPr>
+          <w:b w:val="0"/>
+          <w:color w:val="960000"/>
+          <w:sz w:val="20"/>
+        </w:rPr>
+        <w:t>?</w:t>
+      </w:r>
+      <w:r>
+        <w:rPr>
+          <w:rFonts w:ascii="Consolas" w:hAnsi="Consolas"/>
+          <w:color w:val="960000"/>
+          <w:sz w:val="20"/>
+        </w:rPr>
+        <w:t xml:space="preserve">, en las **dos** puntas, y publica **la peor de las dos cámaras** de esa punta. ⚠️ **LO QUE NO CAMBIA, Y ES LA MITAD BUENA DE LA TABLA VIEJA — se conserva literal porque sigue siendo la regla:** *un tablero que inventa el dato que no tiene es peor que uno que se calla; quien decide sobre el tráfico mirándolo cree estar viendo el enlace.* **Eso es exactamente lo que los </w:t>
+      </w:r>
+      <w:r>
+        <w:rPr>
+          <w:b w:val="0"/>
+          <w:color w:val="960000"/>
+          <w:sz w:val="20"/>
+        </w:rPr>
+        <w:t>--</w:t>
+      </w:r>
+      <w:r>
+        <w:rPr>
+          <w:rFonts w:ascii="Consolas" w:hAnsi="Consolas"/>
+          <w:color w:val="960000"/>
+          <w:sz w:val="20"/>
+        </w:rPr>
+        <w:t xml:space="preserve"> corrigen. Un </w:t>
+      </w:r>
+      <w:r>
+        <w:rPr>
+          <w:b w:val="0"/>
+          <w:color w:val="960000"/>
+          <w:sz w:val="20"/>
+        </w:rPr>
+        <w:t>--</w:t>
+      </w:r>
+      <w:r>
+        <w:rPr>
+          <w:rFonts w:ascii="Consolas" w:hAnsi="Consolas"/>
+          <w:color w:val="960000"/>
+          <w:sz w:val="20"/>
+        </w:rPr>
+        <w:t xml:space="preserve"> NO es una avería y no se reporta como tal: es el equipo diciendo «todavía no lo sé».** *(Y un </w:t>
+      </w:r>
+      <w:r>
+        <w:rPr>
+          <w:b w:val="0"/>
+          <w:color w:val="960000"/>
+          <w:sz w:val="20"/>
+        </w:rPr>
+        <w:t>!` sí es un hallazgo: significa que llegó un valor imposible.)*</w:t>
       </w:r>
     </w:p>
     <w:p>
@@ -29731,7 +31679,7 @@
           <w:color w:val="960000"/>
           <w:sz w:val="20"/>
         </w:rPr>
-        <w:t xml:space="preserve">. </w:t>
+        <w:t>. ~~</w:t>
       </w:r>
       <w:r>
         <w:rPr>
@@ -29747,7 +31695,7 @@
           <w:color w:val="960000"/>
           <w:sz w:val="20"/>
         </w:rPr>
-        <w:t xml:space="preserve"> | respuesta | qué pasó | qué hace el técnico | |---|---|---| | </w:t>
+        <w:t>~~ | ~~respuesta~~ | ~~qué pasó~~ | ~~qué hace el técnico~~ | |---|---|---| | ~~</w:t>
       </w:r>
       <w:r>
         <w:rPr>
@@ -29763,7 +31711,7 @@
           <w:color w:val="960000"/>
           <w:sz w:val="20"/>
         </w:rPr>
-        <w:t xml:space="preserve"> | La hora </w:t>
+        <w:t xml:space="preserve">~~ | ~~La hora </w:t>
       </w:r>
       <w:r>
         <w:rPr>
@@ -29779,7 +31727,7 @@
           <w:color w:val="960000"/>
           <w:sz w:val="20"/>
         </w:rPr>
-        <w:t xml:space="preserve"> | Listo. Puede bajarse del poste | | </w:t>
+        <w:t>~~ | ~~Listo. Puede bajarse del poste~~ | | ~~</w:t>
       </w:r>
       <w:r>
         <w:rPr>
@@ -29811,55 +31759,23 @@
           <w:color w:val="960000"/>
           <w:sz w:val="20"/>
         </w:rPr>
-        <w:t xml:space="preserve"> *(Esclavo)* | 🛑 </w:t>
-      </w:r>
-      <w:r>
-        <w:rPr>
-          <w:b/>
-          <w:color w:val="960000"/>
-          <w:sz w:val="20"/>
-        </w:rPr>
-        <w:t>No hay con qué contar el tiempo. La hora NO entró</w:t>
-      </w:r>
-      <w:r>
-        <w:rPr>
-          <w:b w:val="0"/>
-          <w:color w:val="960000"/>
-          <w:sz w:val="20"/>
-        </w:rPr>
-        <w:t xml:space="preserve"> | </w:t>
-      </w:r>
-      <w:r>
-        <w:rPr>
-          <w:b/>
-          <w:color w:val="960000"/>
-          <w:sz w:val="20"/>
-        </w:rPr>
-        <w:t>El viaje no sirvió.</w:t>
-      </w:r>
-      <w:r>
-        <w:rPr>
-          <w:b w:val="0"/>
-          <w:color w:val="960000"/>
-          <w:sz w:val="20"/>
-        </w:rPr>
-        <w:t xml:space="preserve"> Es avería de hardware. </w:t>
-      </w:r>
-      <w:r>
-        <w:rPr>
-          <w:b/>
-          <w:color w:val="960000"/>
-          <w:sz w:val="20"/>
-        </w:rPr>
-        <w:t>Antes de bajarse, mande el mismo comando una segunda vez</w:t>
-      </w:r>
-      <w:r>
-        <w:rPr>
-          <w:b w:val="0"/>
-          <w:color w:val="960000"/>
-          <w:sz w:val="20"/>
-        </w:rPr>
-        <w:t xml:space="preserve"> y apunte lo que dice la trama de abajo — es el dato que decide qué pieza se toca | | </w:t>
+        <w:t xml:space="preserve"> *(Esclavo)*~~ | ~~No hay con qué contar el tiempo. La hora NO entró~~ | ~~</w:t>
+      </w:r>
+      <w:r>
+        <w:rPr>
+          <w:b/>
+          <w:color w:val="960000"/>
+          <w:sz w:val="20"/>
+        </w:rPr>
+        <w:t>Mande el mismo comando una segunda vez</w:t>
+      </w:r>
+      <w:r>
+        <w:rPr>
+          <w:b w:val="0"/>
+          <w:color w:val="960000"/>
+          <w:sz w:val="20"/>
+        </w:rPr>
+        <w:t xml:space="preserve"> y apunte lo que dice la trama de abajo~~ | | ~~</w:t>
       </w:r>
       <w:r>
         <w:rPr>
@@ -29875,11 +31791,322 @@
           <w:color w:val="960000"/>
           <w:sz w:val="20"/>
         </w:rPr>
-        <w:t xml:space="preserve"> | La app mandó algo que no se entiende | Reintentar | &gt; ### 🛑 </w:t>
-      </w:r>
-      <w:r>
-        <w:rPr>
-          <w:rFonts w:ascii="Consolas" w:hAnsi="Consolas"/>
+        <w:t xml:space="preserve">~~ | ~~La app mandó algo que no se entiende~~ | ~~Reintentar~~ | &gt; # 🛑 TACHADA ENTERA EL 07/09 — EL STM32 YA NO CONTESTA A </w:t>
+      </w:r>
+      <w:r>
+        <w:rPr>
+          <w:rFonts w:ascii="Consolas" w:hAnsi="Consolas"/>
+          <w:color w:val="960000"/>
+          <w:sz w:val="20"/>
+        </w:rPr>
+        <w:t>SET_RTC</w:t>
+      </w:r>
+      <w:r>
+        <w:rPr>
+          <w:b w:val="0"/>
+          <w:color w:val="960000"/>
+          <w:sz w:val="20"/>
+        </w:rPr>
+        <w:t xml:space="preserve"> (</w:t>
+      </w:r>
+      <w:r>
+        <w:rPr>
+          <w:rFonts w:ascii="Consolas" w:hAnsi="Consolas"/>
+          <w:color w:val="960000"/>
+          <w:sz w:val="20"/>
+        </w:rPr>
+        <w:t>DECISIONES.md</w:t>
+      </w:r>
+      <w:r>
+        <w:rPr>
+          <w:b w:val="0"/>
+          <w:color w:val="960000"/>
+          <w:sz w:val="20"/>
+        </w:rPr>
+        <w:t xml:space="preserve"> </w:t>
+      </w:r>
+      <w:r>
+        <w:rPr>
+          <w:rFonts w:ascii="Consolas" w:hAnsi="Consolas"/>
+          <w:color w:val="960000"/>
+          <w:sz w:val="20"/>
+        </w:rPr>
+        <w:t>D-15</w:t>
+      </w:r>
+      <w:r>
+        <w:rPr>
+          <w:b w:val="0"/>
+          <w:color w:val="960000"/>
+          <w:sz w:val="20"/>
+        </w:rPr>
+        <w:t xml:space="preserve">) &gt; &gt; </w:t>
+      </w:r>
+      <w:r>
+        <w:rPr>
+          <w:b/>
+          <w:color w:val="960000"/>
+          <w:sz w:val="20"/>
+        </w:rPr>
+        <w:t>`MEDIDAS en el fuente` era cierto cuando se escribió, y su contenido caducó el 05/09.</w:t>
+      </w:r>
+      <w:r>
+        <w:rPr>
+          <w:b w:val="0"/>
+          <w:color w:val="960000"/>
+          <w:sz w:val="20"/>
+        </w:rPr>
+        <w:t xml:space="preserve"> Las &gt; dos puntas </w:t>
+      </w:r>
+      <w:r>
+        <w:rPr>
+          <w:b/>
+          <w:color w:val="960000"/>
+          <w:sz w:val="20"/>
+        </w:rPr>
+        <w:t>consumen la orden en silencio a propósito</w:t>
+      </w:r>
+      <w:r>
+        <w:rPr>
+          <w:b w:val="0"/>
+          <w:color w:val="960000"/>
+          <w:sz w:val="20"/>
+        </w:rPr>
+        <w:t>: &gt; &gt; ``</w:t>
+      </w:r>
+      <w:r>
+        <w:rPr>
+          <w:rFonts w:ascii="Consolas" w:hAnsi="Consolas"/>
+          <w:color w:val="960000"/>
+          <w:sz w:val="20"/>
+        </w:rPr>
+        <w:t xml:space="preserve"> &gt;  grep -n "D-15" 01_Firmware/Maestro/src/bluetooth.cpp 01_Firmware/Esclavo/src/bluetooth.cpp &gt; 01_Firmware/Maestro/src/bluetooth.cpp:696:    // D-15 - ESTA PUNTA YA NO PONE LA HORA, Y POR ESO NO CONTESTA A LA ORDEN. &gt; 01_Firmware/Esclavo/src/bluetooth.cpp:785:    // D-15 - ESTA PUNTA YA NO PONE LA HORA, Y POR ESO NO CONTESTA A LA ORDEN. &gt; </w:t>
+      </w:r>
+      <w:r>
+        <w:rPr>
+          <w:rFonts w:ascii="Consolas" w:hAnsi="Consolas"/>
+          <w:color w:val="960000"/>
+          <w:sz w:val="20"/>
+        </w:rPr>
+      </w:r>
+      <w:r>
+        <w:rPr>
+          <w:rFonts w:ascii="Consolas" w:hAnsi="Consolas"/>
+          <w:color w:val="960000"/>
+          <w:sz w:val="20"/>
+        </w:rPr>
+        <w:t xml:space="preserve"> &gt; &gt; **El motivo, y es bueno:** antes **dos aparatos contestaban a una sola orden** — el puente decía &gt; </w:t>
+      </w:r>
+      <w:r>
+        <w:rPr>
+          <w:b w:val="0"/>
+          <w:color w:val="960000"/>
+          <w:sz w:val="20"/>
+        </w:rPr>
+        <w:t>ACK,NODE:PUENTE,…,RESULT:OK</w:t>
+      </w:r>
+      <w:r>
+        <w:rPr>
+          <w:rFonts w:ascii="Consolas" w:hAnsi="Consolas"/>
+          <w:color w:val="960000"/>
+          <w:sz w:val="20"/>
+        </w:rPr>
+        <w:t xml:space="preserve"> *(la puso en SU DS3231, cierto)* y cuatro segundos después el &gt; STM32 decía que no *(en el suyo no entró, también cierto)*. **Las dos verdades juntas eran una &gt; contradicción delante del técnico.** </w:t>
+      </w:r>
+      <w:r>
+        <w:rPr>
+          <w:b w:val="0"/>
+          <w:color w:val="960000"/>
+          <w:sz w:val="20"/>
+        </w:rPr>
+        <w:t>D-15</w:t>
+      </w:r>
+      <w:r>
+        <w:rPr>
+          <w:rFonts w:ascii="Consolas" w:hAnsi="Consolas"/>
+          <w:color w:val="960000"/>
+          <w:sz w:val="20"/>
+        </w:rPr>
+        <w:t>: una orden, un acuse, y el acuse lo da **quien &gt; tiene el reloj**. &gt; &gt; ✅ **LO QUE HAY QUE HACER HOY, que es lo que sustituye a la tabla:** &gt; &gt; | qué ve el técnico | qué significa | &gt; |---|---| &gt; | **</w:t>
+      </w:r>
+      <w:r>
+        <w:rPr>
+          <w:b w:val="0"/>
+          <w:color w:val="960000"/>
+          <w:sz w:val="20"/>
+        </w:rPr>
+        <w:t>ACK,NODE:PUENTE,CMD:SET_RTC,RESULT:OK</w:t>
+      </w:r>
+      <w:r>
+        <w:rPr>
+          <w:rFonts w:ascii="Consolas" w:hAnsi="Consolas"/>
+          <w:color w:val="960000"/>
+          <w:sz w:val="20"/>
+        </w:rPr>
+        <w:t xml:space="preserve">** | La hora entró **en el DS3231 del módulo**, que es el reloj del cruce. Listo | &gt; | Un </w:t>
+      </w:r>
+      <w:r>
+        <w:rPr>
+          <w:b w:val="0"/>
+          <w:color w:val="960000"/>
+          <w:sz w:val="20"/>
+        </w:rPr>
+        <w:t>ERR,NODE:PUENTE,…</w:t>
+      </w:r>
+      <w:r>
+        <w:rPr>
+          <w:rFonts w:ascii="Consolas" w:hAnsi="Consolas"/>
+          <w:color w:val="960000"/>
+          <w:sz w:val="20"/>
+        </w:rPr>
+        <w:t xml:space="preserve"> | El puente lo rechaza y **dice por qué**. Se copia literal | &gt; | 🔴 **Nada, ningún acuse** | **No llegó al puente.** Es enlace, no reloj — y **no se toca ni la pila ni el cristal** | &gt; | Un </w:t>
+      </w:r>
+      <w:r>
+        <w:rPr>
+          <w:b w:val="0"/>
+          <w:color w:val="960000"/>
+          <w:sz w:val="20"/>
+        </w:rPr>
+        <w:t>EVENT,…,DETALLE:SET_RTC_LO_ACUSA_EL_PUENTE</w:t>
+      </w:r>
+      <w:r>
+        <w:rPr>
+          <w:rFonts w:ascii="Consolas" w:hAnsi="Consolas"/>
+          <w:color w:val="960000"/>
+          <w:sz w:val="20"/>
+        </w:rPr>
+        <w:t xml:space="preserve"> | El STM32 **oyó la orden y se calló por diseño**. Es la señal de que la cadena funciona | &gt; &gt; 🔴 **Y la consecuencia que cuesta dinero si no se lee: el </w:t>
+      </w:r>
+      <w:r>
+        <w:rPr>
+          <w:b w:val="0"/>
+          <w:color w:val="960000"/>
+          <w:sz w:val="20"/>
+        </w:rPr>
+        <w:t>ERR</w:t>
+      </w:r>
+      <w:r>
+        <w:rPr>
+          <w:rFonts w:ascii="Consolas" w:hAnsi="Consolas"/>
+          <w:color w:val="960000"/>
+          <w:sz w:val="20"/>
+        </w:rPr>
+        <w:t xml:space="preserve"> con </w:t>
+      </w:r>
+      <w:r>
+        <w:rPr>
+          <w:b w:val="0"/>
+          <w:color w:val="960000"/>
+          <w:sz w:val="20"/>
+        </w:rPr>
+        <w:t>SIN_CRISTAL</w:t>
+      </w:r>
+      <w:r>
+        <w:rPr>
+          <w:rFonts w:ascii="Consolas" w:hAnsi="Consolas"/>
+          <w:color w:val="960000"/>
+          <w:sz w:val="20"/>
+        </w:rPr>
+        <w:t xml:space="preserve"> YA NO &gt; LLEGA, así que el silencio NO significa «cristal muerto».** Con la tabla vieja delante, un &gt; técnico que no vea respuesta concluye avería de hardware y **cambia pila y cristal SANOS** — &gt; **este proyecto ya lo hizo tres veces.** El reloj del cruce **no es el </w:t>
+      </w:r>
+      <w:r>
+        <w:rPr>
+          <w:b w:val="0"/>
+          <w:color w:val="960000"/>
+          <w:sz w:val="20"/>
+        </w:rPr>
+        <w:t>Y2</w:t>
+      </w:r>
+      <w:r>
+        <w:rPr>
+          <w:rFonts w:ascii="Consolas" w:hAnsi="Consolas"/>
+          <w:color w:val="960000"/>
+          <w:sz w:val="20"/>
+        </w:rPr>
+        <w:t xml:space="preserve"> del STM32**: es el &gt; DS3231 del módulo (</w:t>
+      </w:r>
+      <w:r>
+        <w:rPr>
+          <w:b w:val="0"/>
+          <w:color w:val="960000"/>
+          <w:sz w:val="20"/>
+        </w:rPr>
+        <w:t>D-9</w:t>
+      </w:r>
+      <w:r>
+        <w:rPr>
+          <w:rFonts w:ascii="Consolas" w:hAnsi="Consolas"/>
+          <w:color w:val="960000"/>
+          <w:sz w:val="20"/>
+        </w:rPr>
+        <w:t xml:space="preserve">, </w:t>
+      </w:r>
+      <w:r>
+        <w:rPr>
+          <w:b w:val="0"/>
+          <w:color w:val="960000"/>
+          <w:sz w:val="20"/>
+        </w:rPr>
+        <w:t>D-15</w:t>
+      </w:r>
+      <w:r>
+        <w:rPr>
+          <w:rFonts w:ascii="Consolas" w:hAnsi="Consolas"/>
+          <w:color w:val="960000"/>
+          <w:sz w:val="20"/>
+        </w:rPr>
+        <w:t xml:space="preserve">). &gt; &gt; 🔵 **Y para VER la hora sin cambiarla existe ahora </w:t>
+      </w:r>
+      <w:r>
+        <w:rPr>
+          <w:b w:val="0"/>
+          <w:color w:val="960000"/>
+          <w:sz w:val="20"/>
+        </w:rPr>
+        <w:t>CMD:LEER_RTC</w:t>
+      </w:r>
+      <w:r>
+        <w:rPr>
+          <w:rFonts w:ascii="Consolas" w:hAnsi="Consolas"/>
+          <w:color w:val="960000"/>
+          <w:sz w:val="20"/>
+        </w:rPr>
+        <w:t>** (</w:t>
+      </w:r>
+      <w:r>
+        <w:rPr>
+          <w:b w:val="0"/>
+          <w:color w:val="960000"/>
+          <w:sz w:val="20"/>
+        </w:rPr>
+        <w:t>D-17</w:t>
+      </w:r>
+      <w:r>
+        <w:rPr>
+          <w:rFonts w:ascii="Consolas" w:hAnsi="Consolas"/>
+          <w:color w:val="960000"/>
+          <w:sz w:val="20"/>
+        </w:rPr>
+        <w:t xml:space="preserve">, construido en &gt; </w:t>
+      </w:r>
+      <w:r>
+        <w:rPr>
+          <w:b w:val="0"/>
+          <w:color w:val="960000"/>
+          <w:sz w:val="20"/>
+        </w:rPr>
+        <w:t>5846cee</w:t>
+      </w:r>
+      <w:r>
+        <w:rPr>
+          <w:rFonts w:ascii="Consolas" w:hAnsi="Consolas"/>
+          <w:color w:val="960000"/>
+          <w:sz w:val="20"/>
+        </w:rPr>
+        <w:t xml:space="preserve">, lo atiende el puente): la app la consulta en los dos postes y enseña el **desfase &gt; entre ellos**. **Los dos relojes no se hablan entre sí; lo que hacía falta no era &gt; sincronizarlos solos, sino poder ver si lo están.** &gt; ### 🛑 </w:t>
+      </w:r>
+      <w:r>
+        <w:rPr>
+          <w:b w:val="0"/>
           <w:color w:val="960000"/>
           <w:sz w:val="20"/>
         </w:rPr>
@@ -29887,7 +32114,7 @@
       </w:r>
       <w:r>
         <w:rPr>
-          <w:b w:val="0"/>
+          <w:rFonts w:ascii="Consolas" w:hAnsi="Consolas"/>
           <w:color w:val="960000"/>
           <w:sz w:val="20"/>
         </w:rPr>
@@ -29895,7 +32122,7 @@
       </w:r>
       <w:r>
         <w:rPr>
-          <w:rFonts w:ascii="Consolas" w:hAnsi="Consolas"/>
+          <w:b w:val="0"/>
           <w:color w:val="960000"/>
           <w:sz w:val="20"/>
         </w:rPr>
@@ -29903,7 +32130,7 @@
       </w:r>
       <w:r>
         <w:rPr>
-          <w:b w:val="0"/>
+          <w:rFonts w:ascii="Consolas" w:hAnsi="Consolas"/>
           <w:color w:val="960000"/>
           <w:sz w:val="20"/>
         </w:rPr>
@@ -29911,7 +32138,7 @@
       </w:r>
       <w:r>
         <w:rPr>
-          <w:rFonts w:ascii="Consolas" w:hAnsi="Consolas"/>
+          <w:b w:val="0"/>
           <w:color w:val="960000"/>
           <w:sz w:val="20"/>
         </w:rPr>
@@ -29919,7 +32146,197 @@
       </w:r>
       <w:r>
         <w:rPr>
-          <w:b w:val="0"/>
+          <w:rFonts w:ascii="Consolas" w:hAnsi="Consolas"/>
+          <w:color w:val="960000"/>
+          <w:sz w:val="20"/>
+        </w:rPr>
+        <w:t xml:space="preserve">, y **esa pantalla ya no es alcanzable**: está dentro de &gt; </w:t>
+      </w:r>
+      <w:r>
+        <w:rPr>
+          <w:b w:val="0"/>
+          <w:color w:val="960000"/>
+          <w:sz w:val="20"/>
+        </w:rPr>
+        <w:t>CONFIGURACION</w:t>
+      </w:r>
+      <w:r>
+        <w:rPr>
+          <w:rFonts w:ascii="Consolas" w:hAnsi="Consolas"/>
+          <w:color w:val="960000"/>
+          <w:sz w:val="20"/>
+        </w:rPr>
+        <w:t xml:space="preserve"> y llegar ahí necesita dos pulsaciones de *Aceptar*, que hoy no existen. &gt; &gt; **✅ Pero el equipo manda esos mismos datos SOLO, justo detrás del rechazo.** Búsquelos en la &gt; pestaña **</w:t>
+      </w:r>
+      <w:r>
+        <w:rPr>
+          <w:b w:val="0"/>
+          <w:color w:val="960000"/>
+          <w:sz w:val="20"/>
+        </w:rPr>
+        <w:t>Eventos</w:t>
+      </w:r>
+      <w:r>
+        <w:rPr>
+          <w:rFonts w:ascii="Consolas" w:hAnsi="Consolas"/>
+          <w:color w:val="960000"/>
+          <w:sz w:val="20"/>
+        </w:rPr>
+        <w:t xml:space="preserve">** de la app: &gt; &gt; </w:t>
+      </w:r>
+      <w:r>
+        <w:rPr>
+          <w:rFonts w:ascii="Consolas" w:hAnsi="Consolas"/>
+          <w:color w:val="960000"/>
+          <w:sz w:val="20"/>
+        </w:rPr>
+      </w:r>
+      <w:r>
+        <w:rPr>
+          <w:rFonts w:ascii="Consolas" w:hAnsi="Consolas"/>
+          <w:color w:val="960000"/>
+          <w:sz w:val="20"/>
+        </w:rPr>
+        <w:t xml:space="preserve"> &gt;   EVENT,NODE:MAESTRO,ORIGEN:RELOJ,DETALLE:ON:1 RDY:0 BYP:0 SEL:1 EN:1 CNT:0,HORA:--:--:-- &gt; </w:t>
+      </w:r>
+      <w:r>
+        <w:rPr>
+          <w:rFonts w:ascii="Consolas" w:hAnsi="Consolas"/>
+          <w:color w:val="960000"/>
+          <w:sz w:val="20"/>
+        </w:rPr>
+      </w:r>
+      <w:r>
+        <w:rPr>
+          <w:rFonts w:ascii="Consolas" w:hAnsi="Consolas"/>
+          <w:color w:val="960000"/>
+          <w:sz w:val="20"/>
+        </w:rPr>
+        <w:t xml:space="preserve"> &gt; &gt; | lo que lea | qué significa | &gt; |---|---| &gt; | </w:t>
+      </w:r>
+      <w:r>
+        <w:rPr>
+          <w:b w:val="0"/>
+          <w:color w:val="960000"/>
+          <w:sz w:val="20"/>
+        </w:rPr>
+        <w:t>ON:0</w:t>
+      </w:r>
+      <w:r>
+        <w:rPr>
+          <w:rFonts w:ascii="Consolas" w:hAnsi="Consolas"/>
+          <w:color w:val="960000"/>
+          <w:sz w:val="20"/>
+        </w:rPr>
+        <w:t xml:space="preserve"> | el oscilador **ni se pide**. **No es el cristal** — no lo cambie | &gt; | </w:t>
+      </w:r>
+      <w:r>
+        <w:rPr>
+          <w:b w:val="0"/>
+          <w:color w:val="960000"/>
+          <w:sz w:val="20"/>
+        </w:rPr>
+        <w:t>ON:1 RDY:0</w:t>
+      </w:r>
+      <w:r>
+        <w:rPr>
+          <w:rFonts w:ascii="Consolas" w:hAnsi="Consolas"/>
+          <w:color w:val="960000"/>
+          <w:sz w:val="20"/>
+        </w:rPr>
+        <w:t xml:space="preserve"> | **pedido y no oscila.** Aquí **sí** se mira </w:t>
+      </w:r>
+      <w:r>
+        <w:rPr>
+          <w:b w:val="0"/>
+          <w:color w:val="960000"/>
+          <w:sz w:val="20"/>
+        </w:rPr>
+        <w:t>Y2</w:t>
+      </w:r>
+      <w:r>
+        <w:rPr>
+          <w:rFonts w:ascii="Consolas" w:hAnsi="Consolas"/>
+          <w:color w:val="960000"/>
+          <w:sz w:val="20"/>
+        </w:rPr>
+        <w:t xml:space="preserve"> y sus condensadores | &gt; | </w:t>
+      </w:r>
+      <w:r>
+        <w:rPr>
+          <w:b w:val="0"/>
+          <w:color w:val="960000"/>
+          <w:sz w:val="20"/>
+        </w:rPr>
+        <w:t>ON:1 RDY:1 SEL:0</w:t>
+      </w:r>
+      <w:r>
+        <w:rPr>
+          <w:rFonts w:ascii="Consolas" w:hAnsi="Consolas"/>
+          <w:color w:val="960000"/>
+          <w:sz w:val="20"/>
+        </w:rPr>
+        <w:t xml:space="preserve"> | oscila bien; lo que falla es el enganche. **No es el cristal** | &gt; | </w:t>
+      </w:r>
+      <w:r>
+        <w:rPr>
+          <w:b w:val="0"/>
+          <w:color w:val="960000"/>
+          <w:sz w:val="20"/>
+        </w:rPr>
+        <w:t>CNT:--</w:t>
+      </w:r>
+      <w:r>
+        <w:rPr>
+          <w:rFonts w:ascii="Consolas" w:hAnsi="Consolas"/>
+          <w:color w:val="960000"/>
+          <w:sz w:val="20"/>
+        </w:rPr>
+        <w:t xml:space="preserve"> | no se pudo **leer** el contador. **No es lo mismo que </w:t>
+      </w:r>
+      <w:r>
+        <w:rPr>
+          <w:b w:val="0"/>
+          <w:color w:val="960000"/>
+          <w:sz w:val="20"/>
+        </w:rPr>
+        <w:t>CNT:0</w:t>
+      </w:r>
+      <w:r>
+        <w:rPr>
+          <w:rFonts w:ascii="Consolas" w:hAnsi="Consolas"/>
+          <w:color w:val="960000"/>
+          <w:sz w:val="20"/>
+        </w:rPr>
+        <w:t xml:space="preserve">** | &gt; &gt; 🔴 **Apunte estos seis números antes de bajarse del poste.** Sin ellos, arriba sólo se sabe &gt; *«el reloj no va»*, y este proyecto ya mandó cambiar pila, resistencia y cristal **tres veces &gt; con el hardware sano** por no tener este dato. &gt; &gt; ~~💡 **Mande el comando dos veces con unos segundos de diferencia y compare el </w:t>
+      </w:r>
+      <w:r>
+        <w:rPr>
+          <w:b w:val="0"/>
+          <w:color w:val="960000"/>
+          <w:sz w:val="20"/>
+        </w:rPr>
+        <w:t>CNT</w:t>
+      </w:r>
+      <w:r>
+        <w:rPr>
+          <w:rFonts w:ascii="Consolas" w:hAnsi="Consolas"/>
+          <w:color w:val="960000"/>
+          <w:sz w:val="20"/>
+        </w:rPr>
+        <w:t xml:space="preserve">:** si cambia, &gt; el reloj cuenta. No cuesta nada — en este caso el comando se rechaza **antes** de escribir.~~ &gt; &gt; &gt; 🔴 **TACHADO EL 07/09: «el comando» era </w:t>
+      </w:r>
+      <w:r>
+        <w:rPr>
+          <w:b w:val="0"/>
+          <w:color w:val="960000"/>
+          <w:sz w:val="20"/>
+        </w:rPr>
+        <w:t>SET_RTC</w:t>
+      </w:r>
+      <w:r>
+        <w:rPr>
+          <w:rFonts w:ascii="Consolas" w:hAnsi="Consolas"/>
           <w:color w:val="960000"/>
           <w:sz w:val="20"/>
         </w:rPr>
@@ -29927,122 +32344,307 @@
       </w:r>
       <w:r>
         <w:rPr>
-          <w:b/>
-          <w:color w:val="960000"/>
-          <w:sz w:val="20"/>
-        </w:rPr>
-        <w:t>esa pantalla ya no es alcanzable</w:t>
-      </w:r>
-      <w:r>
-        <w:rPr>
-          <w:b w:val="0"/>
-          <w:color w:val="960000"/>
-          <w:sz w:val="20"/>
-        </w:rPr>
-        <w:t xml:space="preserve">: está dentro de &gt; </w:t>
-      </w:r>
-      <w:r>
-        <w:rPr>
-          <w:rFonts w:ascii="Consolas" w:hAnsi="Consolas"/>
-          <w:color w:val="960000"/>
-          <w:sz w:val="20"/>
-        </w:rPr>
-        <w:t>CONFIGURACION</w:t>
-      </w:r>
-      <w:r>
-        <w:rPr>
-          <w:b w:val="0"/>
-          <w:color w:val="960000"/>
-          <w:sz w:val="20"/>
-        </w:rPr>
-        <w:t xml:space="preserve"> y llegar ahí necesita dos pulsaciones de *Aceptar*, que hoy no existen. &gt; &gt; </w:t>
-      </w:r>
-      <w:r>
-        <w:rPr>
-          <w:b/>
-          <w:color w:val="960000"/>
-          <w:sz w:val="20"/>
-        </w:rPr>
-        <w:t>✅ Pero el equipo manda esos mismos datos SOLO, justo detrás del rechazo.</w:t>
-      </w:r>
-      <w:r>
-        <w:rPr>
-          <w:b w:val="0"/>
-          <w:color w:val="960000"/>
-          <w:sz w:val="20"/>
-        </w:rPr>
-        <w:t xml:space="preserve"> Búsquelos en la &gt; pestaña </w:t>
-      </w:r>
-      <w:r>
-        <w:rPr>
-          <w:b/>
-          <w:color w:val="960000"/>
-          <w:sz w:val="20"/>
-        </w:rPr>
-        <w:t>`Eventos`</w:t>
-      </w:r>
-      <w:r>
-        <w:rPr>
-          <w:b w:val="0"/>
-          <w:color w:val="960000"/>
-          <w:sz w:val="20"/>
-        </w:rPr>
-        <w:t xml:space="preserve"> de la app: &gt; &gt; ``</w:t>
-      </w:r>
-      <w:r>
-        <w:rPr>
-          <w:rFonts w:ascii="Consolas" w:hAnsi="Consolas"/>
-          <w:color w:val="960000"/>
-          <w:sz w:val="20"/>
-        </w:rPr>
-        <w:t xml:space="preserve"> &gt;   EVENT,NODE:MAESTRO,ORIGEN:RELOJ,DETALLE:ON:1 RDY:0 BYP:0 SEL:1 EN:1 CNT:0,HORA:--:--:-- &gt; </w:t>
-      </w:r>
-      <w:r>
-        <w:rPr>
-          <w:rFonts w:ascii="Consolas" w:hAnsi="Consolas"/>
-          <w:color w:val="960000"/>
-          <w:sz w:val="20"/>
-        </w:rPr>
-      </w:r>
-      <w:r>
-        <w:rPr>
-          <w:rFonts w:ascii="Consolas" w:hAnsi="Consolas"/>
-          <w:color w:val="960000"/>
-          <w:sz w:val="20"/>
-        </w:rPr>
-        <w:t xml:space="preserve"> &gt; &gt; | lo que lea | qué significa | &gt; |---|---| &gt; | </w:t>
-      </w:r>
-      <w:r>
-        <w:rPr>
-          <w:b w:val="0"/>
-          <w:color w:val="960000"/>
-          <w:sz w:val="20"/>
-        </w:rPr>
-        <w:t>ON:0</w:t>
-      </w:r>
-      <w:r>
-        <w:rPr>
-          <w:rFonts w:ascii="Consolas" w:hAnsi="Consolas"/>
-          <w:color w:val="960000"/>
-          <w:sz w:val="20"/>
-        </w:rPr>
-        <w:t xml:space="preserve"> | el oscilador **ni se pide**. **No es el cristal** — no lo cambie | &gt; | </w:t>
-      </w:r>
-      <w:r>
-        <w:rPr>
-          <w:b w:val="0"/>
-          <w:color w:val="960000"/>
-          <w:sz w:val="20"/>
-        </w:rPr>
-        <w:t>ON:1 RDY:0</w:t>
-      </w:r>
-      <w:r>
-        <w:rPr>
-          <w:rFonts w:ascii="Consolas" w:hAnsi="Consolas"/>
-          <w:color w:val="960000"/>
-          <w:sz w:val="20"/>
-        </w:rPr>
-        <w:t xml:space="preserve"> | **pedido y no oscila.** Aquí **sí** se mira </w:t>
+          <w:b w:val="0"/>
+          <w:color w:val="960000"/>
+          <w:sz w:val="20"/>
+        </w:rPr>
+        <w:t>SET_RTC</w:t>
+      </w:r>
+      <w:r>
+        <w:rPr>
+          <w:rFonts w:ascii="Consolas" w:hAnsi="Consolas"/>
+          <w:color w:val="960000"/>
+          <w:sz w:val="20"/>
+        </w:rPr>
+        <w:t xml:space="preserve"> YA NO DISPARA ESTOS BITS.** &gt; &gt; Medido: la función que los emite —</w:t>
+      </w:r>
+      <w:r>
+        <w:rPr>
+          <w:b w:val="0"/>
+          <w:color w:val="960000"/>
+          <w:sz w:val="20"/>
+        </w:rPr>
+        <w:t>reportarBitsDelReloj()</w:t>
+      </w:r>
+      <w:r>
+        <w:rPr>
+          <w:rFonts w:ascii="Consolas" w:hAnsi="Consolas"/>
+          <w:color w:val="960000"/>
+          <w:sz w:val="20"/>
+        </w:rPr>
+        <w:t xml:space="preserve"> en &gt; &gt; </w:t>
+      </w:r>
+      <w:r>
+        <w:rPr>
+          <w:b w:val="0"/>
+          <w:color w:val="960000"/>
+          <w:sz w:val="20"/>
+        </w:rPr>
+        <w:t>Maestro/src/bluetooth.cpp</w:t>
+      </w:r>
+      <w:r>
+        <w:rPr>
+          <w:rFonts w:ascii="Consolas" w:hAnsi="Consolas"/>
+          <w:color w:val="960000"/>
+          <w:sz w:val="20"/>
+        </w:rPr>
+        <w:t xml:space="preserve">— **tiene hoy UN SOLO llamador**, y es la rama de fallo de &gt; &gt; </w:t>
+      </w:r>
+      <w:r>
+        <w:rPr>
+          <w:b w:val="0"/>
+          <w:color w:val="960000"/>
+          <w:sz w:val="20"/>
+        </w:rPr>
+        <w:t>REINICIAR_RELOJ</w:t>
+      </w:r>
+      <w:r>
+        <w:rPr>
+          <w:rFonts w:ascii="Consolas" w:hAnsi="Consolas"/>
+          <w:color w:val="960000"/>
+          <w:sz w:val="20"/>
+        </w:rPr>
+        <w:t xml:space="preserve">. El comentario del propio fuente todavía habla de *«las DOS puertas que &gt; &gt; llaman aquí»*: **la segunda se fue con </w:t>
+      </w:r>
+      <w:r>
+        <w:rPr>
+          <w:b w:val="0"/>
+          <w:color w:val="960000"/>
+          <w:sz w:val="20"/>
+        </w:rPr>
+        <w:t>D-15</w:t>
+      </w:r>
+      <w:r>
+        <w:rPr>
+          <w:rFonts w:ascii="Consolas" w:hAnsi="Consolas"/>
+          <w:color w:val="960000"/>
+          <w:sz w:val="20"/>
+        </w:rPr>
+        <w:t xml:space="preserve"> y el comentario se quedó.** &gt; &gt; &gt; &gt; ✅ **EL GESTO VIGENTE, que es el que trae los seis números:** mande &gt; &gt; **</w:t>
+      </w:r>
+      <w:r>
+        <w:rPr>
+          <w:b w:val="0"/>
+          <w:color w:val="960000"/>
+          <w:sz w:val="20"/>
+        </w:rPr>
+        <w:t>CMD:PIN:1234:REINICIAR_RELOJ</w:t>
+      </w:r>
+      <w:r>
+        <w:rPr>
+          <w:rFonts w:ascii="Consolas" w:hAnsi="Consolas"/>
+          <w:color w:val="960000"/>
+          <w:sz w:val="20"/>
+        </w:rPr>
+        <w:t xml:space="preserve">**. Si contesta &gt; &gt; </w:t>
+      </w:r>
+      <w:r>
+        <w:rPr>
+          <w:b w:val="0"/>
+          <w:color w:val="960000"/>
+          <w:sz w:val="20"/>
+        </w:rPr>
+        <w:t>ERR,CMD:REINICIAR_RELOJ,DESC:SIGUE_PARADO_VEA_CONSULTA_RELOJ</w:t>
+      </w:r>
+      <w:r>
+        <w:rPr>
+          <w:rFonts w:ascii="Consolas" w:hAnsi="Consolas"/>
+          <w:color w:val="960000"/>
+          <w:sz w:val="20"/>
+        </w:rPr>
+        <w:t xml:space="preserve">, **justo detrás sale el &gt; &gt; </w:t>
+      </w:r>
+      <w:r>
+        <w:rPr>
+          <w:b w:val="0"/>
+          <w:color w:val="960000"/>
+          <w:sz w:val="20"/>
+        </w:rPr>
+        <w:t>EVENT</w:t>
+      </w:r>
+      <w:r>
+        <w:rPr>
+          <w:rFonts w:ascii="Consolas" w:hAnsi="Consolas"/>
+          <w:color w:val="960000"/>
+          <w:sz w:val="20"/>
+        </w:rPr>
+        <w:t xml:space="preserve"> con </w:t>
+      </w:r>
+      <w:r>
+        <w:rPr>
+          <w:b w:val="0"/>
+          <w:color w:val="960000"/>
+          <w:sz w:val="20"/>
+        </w:rPr>
+        <w:t>ON:</w:t>
+      </w:r>
+      <w:r>
+        <w:rPr>
+          <w:rFonts w:ascii="Consolas" w:hAnsi="Consolas"/>
+          <w:color w:val="960000"/>
+          <w:sz w:val="20"/>
+        </w:rPr>
+        <w:t>/</w:t>
+      </w:r>
+      <w:r>
+        <w:rPr>
+          <w:b w:val="0"/>
+          <w:color w:val="960000"/>
+          <w:sz w:val="20"/>
+        </w:rPr>
+        <w:t>RDY:</w:t>
+      </w:r>
+      <w:r>
+        <w:rPr>
+          <w:rFonts w:ascii="Consolas" w:hAnsi="Consolas"/>
+          <w:color w:val="960000"/>
+          <w:sz w:val="20"/>
+        </w:rPr>
+        <w:t>/</w:t>
+      </w:r>
+      <w:r>
+        <w:rPr>
+          <w:b w:val="0"/>
+          <w:color w:val="960000"/>
+          <w:sz w:val="20"/>
+        </w:rPr>
+        <w:t>BYP:</w:t>
+      </w:r>
+      <w:r>
+        <w:rPr>
+          <w:rFonts w:ascii="Consolas" w:hAnsi="Consolas"/>
+          <w:color w:val="960000"/>
+          <w:sz w:val="20"/>
+        </w:rPr>
+        <w:t>/</w:t>
+      </w:r>
+      <w:r>
+        <w:rPr>
+          <w:b w:val="0"/>
+          <w:color w:val="960000"/>
+          <w:sz w:val="20"/>
+        </w:rPr>
+        <w:t>SEL:</w:t>
+      </w:r>
+      <w:r>
+        <w:rPr>
+          <w:rFonts w:ascii="Consolas" w:hAnsi="Consolas"/>
+          <w:color w:val="960000"/>
+          <w:sz w:val="20"/>
+        </w:rPr>
+        <w:t>/</w:t>
+      </w:r>
+      <w:r>
+        <w:rPr>
+          <w:b w:val="0"/>
+          <w:color w:val="960000"/>
+          <w:sz w:val="20"/>
+        </w:rPr>
+        <w:t>EN:</w:t>
+      </w:r>
+      <w:r>
+        <w:rPr>
+          <w:rFonts w:ascii="Consolas" w:hAnsi="Consolas"/>
+          <w:color w:val="960000"/>
+          <w:sz w:val="20"/>
+        </w:rPr>
+        <w:t>/</w:t>
+      </w:r>
+      <w:r>
+        <w:rPr>
+          <w:b w:val="0"/>
+          <w:color w:val="960000"/>
+          <w:sz w:val="20"/>
+        </w:rPr>
+        <w:t>CNT:</w:t>
+      </w:r>
+      <w:r>
+        <w:rPr>
+          <w:rFonts w:ascii="Consolas" w:hAnsi="Consolas"/>
+          <w:color w:val="960000"/>
+          <w:sz w:val="20"/>
+        </w:rPr>
+        <w:t xml:space="preserve">**. Si contesta &gt; &gt; </w:t>
+      </w:r>
+      <w:r>
+        <w:rPr>
+          <w:b w:val="0"/>
+          <w:color w:val="960000"/>
+          <w:sz w:val="20"/>
+        </w:rPr>
+        <w:t>ACK,…,RESULT:CRISTAL_OK_PONGA_LA_HORA</w:t>
+      </w:r>
+      <w:r>
+        <w:rPr>
+          <w:rFonts w:ascii="Consolas" w:hAnsi="Consolas"/>
+          <w:color w:val="960000"/>
+          <w:sz w:val="20"/>
+        </w:rPr>
+        <w:t xml:space="preserve">, **el oscilador arranca y no hay pieza que tocar**. &gt; &gt; &gt; &gt; 🛑 **Y </w:t>
+      </w:r>
+      <w:r>
+        <w:rPr>
+          <w:b w:val="0"/>
+          <w:color w:val="960000"/>
+          <w:sz w:val="20"/>
+        </w:rPr>
+        <w:t>REINICIAR_RELOJ</w:t>
+      </w:r>
+      <w:r>
+        <w:rPr>
+          <w:rFonts w:ascii="Consolas" w:hAnsi="Consolas"/>
+          <w:color w:val="960000"/>
+          <w:sz w:val="20"/>
+        </w:rPr>
+        <w:t xml:space="preserve"> BORRA LA HORA Y TODO EL RESPALDO** —ciclo acordado, marca de &gt; &gt; sincronización e indicador del Degradado—, por eso pide PIN. **No es un comando de consulta: &gt; &gt; no se manda «por mirar» en un equipo que está operando.** Para mirar la hora sin tocarla está &gt; &gt; </w:t>
+      </w:r>
+      <w:r>
+        <w:rPr>
+          <w:b w:val="0"/>
+          <w:color w:val="960000"/>
+          <w:sz w:val="20"/>
+        </w:rPr>
+        <w:t>CMD:LEER_RTC</w:t>
+      </w:r>
+      <w:r>
+        <w:rPr>
+          <w:rFonts w:ascii="Consolas" w:hAnsi="Consolas"/>
+          <w:color w:val="960000"/>
+          <w:sz w:val="20"/>
+        </w:rPr>
+        <w:t xml:space="preserve"> (</w:t>
+      </w:r>
+      <w:r>
+        <w:rPr>
+          <w:b w:val="0"/>
+          <w:color w:val="960000"/>
+          <w:sz w:val="20"/>
+        </w:rPr>
+        <w:t>D-17</w:t>
+      </w:r>
+      <w:r>
+        <w:rPr>
+          <w:rFonts w:ascii="Consolas" w:hAnsi="Consolas"/>
+          <w:color w:val="960000"/>
+          <w:sz w:val="20"/>
+        </w:rPr>
+        <w:t xml:space="preserve">). &gt; ⚠️ **Y por qué esto se escribe con tanto detalle: hasta hace poco ese comando contestaba &gt; </w:t>
+      </w:r>
+      <w:r>
+        <w:rPr>
+          <w:b w:val="0"/>
+          <w:color w:val="960000"/>
+          <w:sz w:val="20"/>
+        </w:rPr>
+        <w:t>RESULT:OK</w:t>
+      </w:r>
+      <w:r>
+        <w:rPr>
+          <w:rFonts w:ascii="Consolas" w:hAnsi="Consolas"/>
+          <w:color w:val="960000"/>
+          <w:sz w:val="20"/>
+        </w:rPr>
+        <w:t xml:space="preserve"> sin haber puesto nada.** Con el </w:t>
       </w:r>
       <w:r>
         <w:rPr>
@@ -30058,102 +32660,6 @@
           <w:color w:val="960000"/>
           <w:sz w:val="20"/>
         </w:rPr>
-        <w:t xml:space="preserve"> y sus condensadores | &gt; | </w:t>
-      </w:r>
-      <w:r>
-        <w:rPr>
-          <w:b w:val="0"/>
-          <w:color w:val="960000"/>
-          <w:sz w:val="20"/>
-        </w:rPr>
-        <w:t>ON:1 RDY:1 SEL:0</w:t>
-      </w:r>
-      <w:r>
-        <w:rPr>
-          <w:rFonts w:ascii="Consolas" w:hAnsi="Consolas"/>
-          <w:color w:val="960000"/>
-          <w:sz w:val="20"/>
-        </w:rPr>
-        <w:t xml:space="preserve"> | oscila bien; lo que falla es el enganche. **No es el cristal** | &gt; | </w:t>
-      </w:r>
-      <w:r>
-        <w:rPr>
-          <w:b w:val="0"/>
-          <w:color w:val="960000"/>
-          <w:sz w:val="20"/>
-        </w:rPr>
-        <w:t>CNT:--</w:t>
-      </w:r>
-      <w:r>
-        <w:rPr>
-          <w:rFonts w:ascii="Consolas" w:hAnsi="Consolas"/>
-          <w:color w:val="960000"/>
-          <w:sz w:val="20"/>
-        </w:rPr>
-        <w:t xml:space="preserve"> | no se pudo **leer** el contador. **No es lo mismo que </w:t>
-      </w:r>
-      <w:r>
-        <w:rPr>
-          <w:b w:val="0"/>
-          <w:color w:val="960000"/>
-          <w:sz w:val="20"/>
-        </w:rPr>
-        <w:t>CNT:0</w:t>
-      </w:r>
-      <w:r>
-        <w:rPr>
-          <w:rFonts w:ascii="Consolas" w:hAnsi="Consolas"/>
-          <w:color w:val="960000"/>
-          <w:sz w:val="20"/>
-        </w:rPr>
-        <w:t xml:space="preserve">** | &gt; &gt; 🔴 **Apunte estos seis números antes de bajarse del poste.** Sin ellos, arriba sólo se sabe &gt; *«el reloj no va»*, y este proyecto ya mandó cambiar pila, resistencia y cristal **tres veces &gt; con el hardware sano** por no tener este dato. &gt; &gt; 💡 **Mande el comando dos veces con unos segundos de diferencia y compare el </w:t>
-      </w:r>
-      <w:r>
-        <w:rPr>
-          <w:b w:val="0"/>
-          <w:color w:val="960000"/>
-          <w:sz w:val="20"/>
-        </w:rPr>
-        <w:t>CNT</w:t>
-      </w:r>
-      <w:r>
-        <w:rPr>
-          <w:rFonts w:ascii="Consolas" w:hAnsi="Consolas"/>
-          <w:color w:val="960000"/>
-          <w:sz w:val="20"/>
-        </w:rPr>
-        <w:t xml:space="preserve">:** si cambia, &gt; el reloj cuenta. No cuesta nada — en este caso el comando se rechaza **antes** de escribir. &gt; ⚠️ **Y por qué esto se escribe con tanto detalle: hasta hace poco ese comando contestaba &gt; </w:t>
-      </w:r>
-      <w:r>
-        <w:rPr>
-          <w:b w:val="0"/>
-          <w:color w:val="960000"/>
-          <w:sz w:val="20"/>
-        </w:rPr>
-        <w:t>RESULT:OK</w:t>
-      </w:r>
-      <w:r>
-        <w:rPr>
-          <w:rFonts w:ascii="Consolas" w:hAnsi="Consolas"/>
-          <w:color w:val="960000"/>
-          <w:sz w:val="20"/>
-        </w:rPr>
-        <w:t xml:space="preserve"> sin haber puesto nada.** Con el </w:t>
-      </w:r>
-      <w:r>
-        <w:rPr>
-          <w:b w:val="0"/>
-          <w:color w:val="960000"/>
-          <w:sz w:val="20"/>
-        </w:rPr>
-        <w:t>Y2</w:t>
-      </w:r>
-      <w:r>
-        <w:rPr>
-          <w:rFonts w:ascii="Consolas" w:hAnsi="Consolas"/>
-          <w:color w:val="960000"/>
-          <w:sz w:val="20"/>
-        </w:rPr>
         <w:t xml:space="preserve"> muerto ése era el caso **normal**, no el &gt; raro — **el técnico se iba del poste creyendo que había dejado el reloj puesto**. Está &gt; arreglado, pero **el reloj sigue sin poder ponerse**: lo que se arregló es que ahora el equipo &gt; lo dice. Un </w:t>
       </w:r>
       <w:r>
@@ -30162,7 +32668,7 @@
           <w:color w:val="960000"/>
           <w:sz w:val="20"/>
         </w:rPr>
-        <w:t>ACK</w:t>
+        <w:t>$ACK</w:t>
       </w:r>
       <w:r>
         <w:rPr>

--- a/05_Funcional/1_Manual_Usuario.docx
+++ b/05_Funcional/1_Manual_Usuario.docx
@@ -11031,6 +11031,55 @@
               </w:rPr>
               <w:t>hay que volver a poner el reloj</w:t>
             </w:r>
+            <w:r>
+              <w:rPr>
+                <w:b w:val="0"/>
+                <w:sz w:val="19"/>
+              </w:rPr>
+              <w:t xml:space="preserve">. ⚠️ </w:t>
+            </w:r>
+            <w:r>
+              <w:rPr>
+                <w:b/>
+                <w:sz w:val="19"/>
+              </w:rPr>
+              <w:t>Y son DOS equipos: el poste 1 y el poste 2 la pierden cada uno en su primera arrancada.</w:t>
+            </w:r>
+            <w:r>
+              <w:rPr>
+                <w:b w:val="0"/>
+                <w:sz w:val="19"/>
+              </w:rPr>
+              <w:t xml:space="preserve"> Ver el recuadro de </w:t>
+            </w:r>
+            <w:r>
+              <w:rPr>
+                <w:rFonts w:ascii="Consolas" w:hAnsi="Consolas"/>
+                <w:sz w:val="19"/>
+              </w:rPr>
+              <w:t>D-20</w:t>
+            </w:r>
+            <w:r>
+              <w:rPr>
+                <w:b w:val="0"/>
+                <w:sz w:val="19"/>
+              </w:rPr>
+              <w:t xml:space="preserve"> de abajo, que dice </w:t>
+            </w:r>
+            <w:r>
+              <w:rPr>
+                <w:b/>
+                <w:sz w:val="19"/>
+              </w:rPr>
+              <w:t>en qué orden</w:t>
+            </w:r>
+            <w:r>
+              <w:rPr>
+                <w:b w:val="0"/>
+                <w:sz w:val="19"/>
+              </w:rPr>
+              <w:t xml:space="preserve"> se ponen</w:t>
+            </w:r>
           </w:p>
         </w:tc>
       </w:tr>
@@ -11199,7 +11248,23 @@
           <w:color w:val="960000"/>
           <w:sz w:val="20"/>
         </w:rPr>
-        <w:t xml:space="preserve">. 2. </w:t>
+        <w:t xml:space="preserve">. </w:t>
+      </w:r>
+      <w:r>
+        <w:rPr>
+          <w:b/>
+          <w:color w:val="960000"/>
+          <w:sz w:val="20"/>
+        </w:rPr>
+        <w:t>En los dos postes.</w:t>
+      </w:r>
+      <w:r>
+        <w:rPr>
+          <w:b w:val="0"/>
+          <w:color w:val="960000"/>
+          <w:sz w:val="20"/>
+        </w:rPr>
+        <w:t xml:space="preserve"> 2. </w:t>
       </w:r>
       <w:r>
         <w:rPr>
@@ -11231,7 +11296,23 @@
           <w:color w:val="960000"/>
           <w:sz w:val="20"/>
         </w:rPr>
-        <w:t xml:space="preserve"> desde la app) — se perdió, y sin ella no se puede entrar en Degradado. 3. </w:t>
+        <w:t xml:space="preserve"> desde la app) — se perdió, y sin ella no se puede entrar en Degradado. 🔴 </w:t>
+      </w:r>
+      <w:r>
+        <w:rPr>
+          <w:b/>
+          <w:color w:val="960000"/>
+          <w:sz w:val="20"/>
+        </w:rPr>
+        <w:t>Y aquí importa a QUÉ POSTE: ver el recuadro de `D-20` justo debajo.</w:t>
+      </w:r>
+      <w:r>
+        <w:rPr>
+          <w:b w:val="0"/>
+          <w:color w:val="960000"/>
+          <w:sz w:val="20"/>
+        </w:rPr>
+        <w:t xml:space="preserve"> 3. </w:t>
       </w:r>
       <w:r>
         <w:rPr>
@@ -11295,7 +11376,614 @@
           <w:color w:val="960000"/>
           <w:sz w:val="20"/>
         </w:rPr>
-        <w:t xml:space="preserve"> Entre en Automático y compruebe en la app que los tiempos son los que puso.</w:t>
+        <w:t xml:space="preserve"> Entre en Automático y compruebe en la app que los tiempos son los que puso. </w:t>
+      </w:r>
+      <w:r>
+        <w:rPr>
+          <w:b/>
+          <w:color w:val="960000"/>
+          <w:sz w:val="20"/>
+        </w:rPr>
+        <w:t>Y compruebe también la hora del poste 2</w:t>
+      </w:r>
+      <w:r>
+        <w:rPr>
+          <w:b w:val="0"/>
+          <w:color w:val="960000"/>
+          <w:sz w:val="20"/>
+        </w:rPr>
+        <w:t xml:space="preserve"> con </w:t>
+      </w:r>
+      <w:r>
+        <w:rPr>
+          <w:b/>
+          <w:color w:val="960000"/>
+          <w:sz w:val="20"/>
+        </w:rPr>
+        <w:t>🔎 Consultar reloj</w:t>
+      </w:r>
+      <w:r>
+        <w:rPr>
+          <w:b w:val="0"/>
+          <w:color w:val="960000"/>
+          <w:sz w:val="20"/>
+        </w:rPr>
+        <w:t xml:space="preserve"> (</w:t>
+      </w:r>
+      <w:r>
+        <w:rPr>
+          <w:rFonts w:ascii="Consolas" w:hAnsi="Consolas"/>
+          <w:color w:val="960000"/>
+          <w:sz w:val="20"/>
+        </w:rPr>
+        <w:t>CMD:LEER_RTC</w:t>
+      </w:r>
+      <w:r>
+        <w:rPr>
+          <w:b w:val="0"/>
+          <w:color w:val="960000"/>
+          <w:sz w:val="20"/>
+        </w:rPr>
+        <w:t xml:space="preserve">, </w:t>
+      </w:r>
+      <w:r>
+        <w:rPr>
+          <w:rFonts w:ascii="Consolas" w:hAnsi="Consolas"/>
+          <w:color w:val="960000"/>
+          <w:sz w:val="20"/>
+        </w:rPr>
+        <w:t>D-17</w:t>
+      </w:r>
+      <w:r>
+        <w:rPr>
+          <w:b w:val="0"/>
+          <w:color w:val="960000"/>
+          <w:sz w:val="20"/>
+        </w:rPr>
+        <w:t xml:space="preserve">) </w:t>
+      </w:r>
+      <w:r>
+        <w:rPr>
+          <w:b/>
+          <w:color w:val="960000"/>
+          <w:sz w:val="20"/>
+        </w:rPr>
+        <w:t>antes de bajarse</w:t>
+      </w:r>
+      <w:r>
+        <w:rPr>
+          <w:b w:val="0"/>
+          <w:color w:val="960000"/>
+          <w:sz w:val="20"/>
+        </w:rPr>
+        <w:t xml:space="preserve"> — leer no cambia nada, y es lo único que dice si ese poste quedó en hora.</w:t>
+      </w:r>
+    </w:p>
+    <w:p>
+      <w:pPr>
+        <w:spacing w:after="160"/>
+        <w:ind w:left="360"/>
+        <w:shd w:val="clear" w:fill="FFF4E5"/>
+      </w:pPr>
+      <w:r>
+        <w:rPr>
+          <w:b w:val="0"/>
+          <w:color w:val="960000"/>
+          <w:sz w:val="20"/>
+        </w:rPr>
+        <w:t>🔴 LA HORA DEL POSTE 2 SE PONE EN LA PUESTA EN MARCHA, NO DURANTE LA AVERÍA (</w:t>
+      </w:r>
+      <w:r>
+        <w:rPr>
+          <w:rFonts w:ascii="Consolas" w:hAnsi="Consolas"/>
+          <w:color w:val="960000"/>
+          <w:sz w:val="20"/>
+        </w:rPr>
+        <w:t>D-20</w:t>
+      </w:r>
+      <w:r>
+        <w:rPr>
+          <w:b w:val="0"/>
+          <w:color w:val="960000"/>
+          <w:sz w:val="20"/>
+        </w:rPr>
+        <w:t xml:space="preserve">, 07/09) </w:t>
+      </w:r>
+      <w:r>
+        <w:rPr>
+          <w:b/>
+          <w:color w:val="960000"/>
+          <w:sz w:val="20"/>
+        </w:rPr>
+        <w:t>Esto es nuevo del 07/09 y no estaba escrito en ningún manual.</w:t>
+      </w:r>
+      <w:r>
+        <w:rPr>
+          <w:b w:val="0"/>
+          <w:color w:val="960000"/>
+          <w:sz w:val="20"/>
+        </w:rPr>
+        <w:t xml:space="preserve"> Sale de la fila </w:t>
+      </w:r>
+      <w:r>
+        <w:rPr>
+          <w:b/>
+          <w:color w:val="960000"/>
+          <w:sz w:val="20"/>
+        </w:rPr>
+        <w:t>`D-20`</w:t>
+      </w:r>
+      <w:r>
+        <w:rPr>
+          <w:b w:val="0"/>
+          <w:color w:val="960000"/>
+          <w:sz w:val="20"/>
+        </w:rPr>
+        <w:t xml:space="preserve"> de </w:t>
+      </w:r>
+      <w:r>
+        <w:rPr>
+          <w:rFonts w:ascii="Consolas" w:hAnsi="Consolas"/>
+          <w:color w:val="960000"/>
+          <w:sz w:val="20"/>
+        </w:rPr>
+        <w:t>DECISIONES.md</w:t>
+      </w:r>
+      <w:r>
+        <w:rPr>
+          <w:b w:val="0"/>
+          <w:color w:val="960000"/>
+          <w:sz w:val="20"/>
+        </w:rPr>
+        <w:t xml:space="preserve">, decidida por el responsable: &gt; </w:t>
+      </w:r>
+      <w:r>
+        <w:rPr>
+          <w:b/>
+          <w:color w:val="960000"/>
+          <w:sz w:val="20"/>
+        </w:rPr>
+        <w:t>La autoridad de la hora es el ESP32, siempre y para todo. Al STM32 no se le pregunta nunca.</w:t>
+      </w:r>
+      <w:r>
+        <w:rPr>
+          <w:b w:val="0"/>
+          <w:color w:val="960000"/>
+          <w:sz w:val="20"/>
+        </w:rPr>
+        <w:t xml:space="preserve"> &gt; La app se la da al </w:t>
+      </w:r>
+      <w:r>
+        <w:rPr>
+          <w:b/>
+          <w:color w:val="960000"/>
+          <w:sz w:val="20"/>
+        </w:rPr>
+        <w:t>ESP32 del poste 1 (Maestro)</w:t>
+      </w:r>
+      <w:r>
+        <w:rPr>
+          <w:b w:val="0"/>
+          <w:color w:val="960000"/>
+          <w:sz w:val="20"/>
+        </w:rPr>
+        <w:t xml:space="preserve">; ése al </w:t>
+      </w:r>
+      <w:r>
+        <w:rPr>
+          <w:b/>
+          <w:color w:val="960000"/>
+          <w:sz w:val="20"/>
+        </w:rPr>
+        <w:t>ESP32 del poste 2 (Esclavo)</w:t>
+      </w:r>
+      <w:r>
+        <w:rPr>
+          <w:b w:val="0"/>
+          <w:color w:val="960000"/>
+          <w:sz w:val="20"/>
+        </w:rPr>
+        <w:t xml:space="preserve">; y el &gt; STM32 de cada punta la recibe </w:t>
+      </w:r>
+      <w:r>
+        <w:rPr>
+          <w:b/>
+          <w:color w:val="960000"/>
+          <w:sz w:val="20"/>
+        </w:rPr>
+        <w:t>de su propio ESP32</w:t>
+      </w:r>
+      <w:r>
+        <w:rPr>
+          <w:b w:val="0"/>
+          <w:color w:val="960000"/>
+          <w:sz w:val="20"/>
+        </w:rPr>
+        <w:t xml:space="preserve">. </w:t>
+      </w:r>
+      <w:r>
+        <w:rPr>
+          <w:b/>
+          <w:color w:val="960000"/>
+          <w:sz w:val="20"/>
+        </w:rPr>
+        <w:t>El Maestro manda la hora y el Esclavo &gt; hace caso siempre: hay UNA sola fuente.</w:t>
+      </w:r>
+      <w:r>
+        <w:rPr>
+          <w:b w:val="0"/>
+          <w:color w:val="960000"/>
+          <w:sz w:val="20"/>
+        </w:rPr>
+        <w:t xml:space="preserve"> &gt; &gt; 🔴 </w:t>
+      </w:r>
+      <w:r>
+        <w:rPr>
+          <w:b/>
+          <w:color w:val="960000"/>
+          <w:sz w:val="20"/>
+        </w:rPr>
+        <w:t>Consecuencia dura: la app NO pone la hora en el poste 2. Nunca.</w:t>
+      </w:r>
+      <w:r>
+        <w:rPr>
+          <w:b w:val="0"/>
+          <w:color w:val="960000"/>
+          <w:sz w:val="20"/>
+        </w:rPr>
+        <w:t xml:space="preserve"> Un </w:t>
+      </w:r>
+      <w:r>
+        <w:rPr>
+          <w:rFonts w:ascii="Consolas" w:hAnsi="Consolas"/>
+          <w:color w:val="960000"/>
+          <w:sz w:val="20"/>
+        </w:rPr>
+        <w:t>SET_RTC</w:t>
+      </w:r>
+      <w:r>
+        <w:rPr>
+          <w:b w:val="0"/>
+          <w:color w:val="960000"/>
+          <w:sz w:val="20"/>
+        </w:rPr>
+        <w:t xml:space="preserve"> dirigido al &gt; Esclavo </w:t>
+      </w:r>
+      <w:r>
+        <w:rPr>
+          <w:b/>
+          <w:color w:val="960000"/>
+          <w:sz w:val="20"/>
+        </w:rPr>
+        <w:t>se rechaza</w:t>
+      </w:r>
+      <w:r>
+        <w:rPr>
+          <w:b w:val="0"/>
+          <w:color w:val="960000"/>
+          <w:sz w:val="20"/>
+        </w:rPr>
+        <w:t xml:space="preserve"> — no es una sincronización, </w:t>
+      </w:r>
+      <w:r>
+        <w:rPr>
+          <w:b/>
+          <w:color w:val="960000"/>
+          <w:sz w:val="20"/>
+        </w:rPr>
+        <w:t>es una segunda fuente</w:t>
+      </w:r>
+      <w:r>
+        <w:rPr>
+          <w:b w:val="0"/>
+          <w:color w:val="960000"/>
+          <w:sz w:val="20"/>
+        </w:rPr>
+        <w:t xml:space="preserve">. </w:t>
+      </w:r>
+      <w:r>
+        <w:rPr>
+          <w:b/>
+          <w:color w:val="960000"/>
+          <w:sz w:val="20"/>
+        </w:rPr>
+        <w:t>Y el motivo por el que hay que ponerla ANTES, que es lo que aquí hay que llevarse:</w:t>
+      </w:r>
+      <w:r>
+        <w:rPr>
+          <w:b w:val="0"/>
+          <w:color w:val="960000"/>
+          <w:sz w:val="20"/>
+        </w:rPr>
+        <w:t xml:space="preserve"> con </w:t>
+      </w:r>
+      <w:r>
+        <w:rPr>
+          <w:rFonts w:ascii="Consolas" w:hAnsi="Consolas"/>
+          <w:color w:val="960000"/>
+          <w:sz w:val="20"/>
+        </w:rPr>
+        <w:t>D-20</w:t>
+      </w:r>
+      <w:r>
+        <w:rPr>
+          <w:b w:val="0"/>
+          <w:color w:val="960000"/>
+          <w:sz w:val="20"/>
+        </w:rPr>
+        <w:t xml:space="preserve"> dentro, el único camino hacia el reloj del poste 2 pasa por el Maestro y </w:t>
+      </w:r>
+      <w:r>
+        <w:rPr>
+          <w:b/>
+          <w:color w:val="960000"/>
+          <w:sz w:val="20"/>
+        </w:rPr>
+        <w:t>por la radio</w:t>
+      </w:r>
+      <w:r>
+        <w:rPr>
+          <w:b w:val="0"/>
+          <w:color w:val="960000"/>
+          <w:sz w:val="20"/>
+        </w:rPr>
+        <w:t xml:space="preserve">. La radio se cae justo cuando hace falta el Modo Degradado — que es </w:t>
+      </w:r>
+      <w:r>
+        <w:rPr>
+          <w:b/>
+          <w:color w:val="960000"/>
+          <w:sz w:val="20"/>
+        </w:rPr>
+        <w:t>el modo que exige hora</w:t>
+      </w:r>
+      <w:r>
+        <w:rPr>
+          <w:b w:val="0"/>
+          <w:color w:val="960000"/>
+          <w:sz w:val="20"/>
+        </w:rPr>
+        <w:t xml:space="preserve">. ✅ </w:t>
+      </w:r>
+      <w:r>
+        <w:rPr>
+          <w:b/>
+          <w:color w:val="960000"/>
+          <w:sz w:val="20"/>
+        </w:rPr>
+        <w:t>Y eso NO es un problema, por un motivo medido: el `DS3231` del poste 2 tiene pila propia y conserva la hora que ya tenía.</w:t>
+      </w:r>
+      <w:r>
+        <w:rPr>
+          <w:b w:val="0"/>
+          <w:color w:val="960000"/>
+          <w:sz w:val="20"/>
+        </w:rPr>
+        <w:t xml:space="preserve"> *Perder la radio no es perder la hora.* Lo que obliga es a ponerla </w:t>
+      </w:r>
+      <w:r>
+        <w:rPr>
+          <w:b/>
+          <w:color w:val="960000"/>
+          <w:sz w:val="20"/>
+        </w:rPr>
+        <w:t>antes</w:t>
+      </w:r>
+      <w:r>
+        <w:rPr>
+          <w:b w:val="0"/>
+          <w:color w:val="960000"/>
+          <w:sz w:val="20"/>
+        </w:rPr>
+        <w:t xml:space="preserve">: - </w:t>
+      </w:r>
+      <w:r>
+        <w:rPr>
+          <w:b/>
+          <w:color w:val="960000"/>
+          <w:sz w:val="20"/>
+        </w:rPr>
+        <w:t>en la puesta en marcha del cruce</w:t>
+      </w:r>
+      <w:r>
+        <w:rPr>
+          <w:b w:val="0"/>
+          <w:color w:val="960000"/>
+          <w:sz w:val="20"/>
+        </w:rPr>
+        <w:t xml:space="preserve">, con los dos postes sanos y la radio viva; - </w:t>
+      </w:r>
+      <w:r>
+        <w:rPr>
+          <w:b/>
+          <w:color w:val="960000"/>
+          <w:sz w:val="20"/>
+        </w:rPr>
+        <w:t>al cambiar la pila</w:t>
+      </w:r>
+      <w:r>
+        <w:rPr>
+          <w:b w:val="0"/>
+          <w:color w:val="960000"/>
+          <w:sz w:val="20"/>
+        </w:rPr>
+        <w:t xml:space="preserve"> de cualquiera de los dos módulos de reloj; - </w:t>
+      </w:r>
+      <w:r>
+        <w:rPr>
+          <w:b/>
+          <w:color w:val="960000"/>
+          <w:sz w:val="20"/>
+        </w:rPr>
+        <w:t>tras cualquier `OSCILADOR_PARADO_CAMBIE_PILA`</w:t>
+      </w:r>
+      <w:r>
+        <w:rPr>
+          <w:b w:val="0"/>
+          <w:color w:val="960000"/>
+          <w:sz w:val="20"/>
+        </w:rPr>
+        <w:t xml:space="preserve"> en el poste 2. 🛑 </w:t>
+      </w:r>
+      <w:r>
+        <w:rPr>
+          <w:b/>
+          <w:color w:val="960000"/>
+          <w:sz w:val="20"/>
+        </w:rPr>
+        <w:t>Lo que NO se hace es subir al poste 2 con la avería encima a poner la hora.</w:t>
+      </w:r>
+      <w:r>
+        <w:rPr>
+          <w:b w:val="0"/>
+          <w:color w:val="960000"/>
+          <w:sz w:val="20"/>
+        </w:rPr>
+        <w:t xml:space="preserve"> Si se llega ahí, el fallo ya ocurrió antes: en la puesta en marcha. ⚠️ </w:t>
+      </w:r>
+      <w:r>
+        <w:rPr>
+          <w:b/>
+          <w:color w:val="960000"/>
+          <w:sz w:val="20"/>
+        </w:rPr>
+        <w:t>PERO `D-20` ESTÁ DECIDIDA Y SIN CONSTRUIR (07/09), y eso cambia lo que usted hace HOY.</w:t>
+      </w:r>
+      <w:r>
+        <w:rPr>
+          <w:b w:val="0"/>
+          <w:color w:val="960000"/>
+          <w:sz w:val="20"/>
+        </w:rPr>
+        <w:t xml:space="preserve"> El firmware que siembra la hora del Maestro hacia el poste 2 </w:t>
+      </w:r>
+      <w:r>
+        <w:rPr>
+          <w:b/>
+          <w:color w:val="960000"/>
+          <w:sz w:val="20"/>
+        </w:rPr>
+        <w:t>no existe todavía</w:t>
+      </w:r>
+      <w:r>
+        <w:rPr>
+          <w:b w:val="0"/>
+          <w:color w:val="960000"/>
+          <w:sz w:val="20"/>
+        </w:rPr>
+        <w:t xml:space="preserve">: el puente es el mismo programa en los dos postes y </w:t>
+      </w:r>
+      <w:r>
+        <w:rPr>
+          <w:b/>
+          <w:color w:val="960000"/>
+          <w:sz w:val="20"/>
+        </w:rPr>
+        <w:t>no distingue cuál es</w:t>
+      </w:r>
+      <w:r>
+        <w:rPr>
+          <w:b w:val="0"/>
+          <w:color w:val="960000"/>
+          <w:sz w:val="20"/>
+        </w:rPr>
+        <w:t xml:space="preserve"> —</w:t>
+      </w:r>
+      <w:r>
+        <w:rPr>
+          <w:rFonts w:ascii="Consolas" w:hAnsi="Consolas"/>
+          <w:color w:val="960000"/>
+          <w:sz w:val="20"/>
+        </w:rPr>
+        <w:t>grep -c "ESCLAVO\|Esclavo\|esclavo"</w:t>
+      </w:r>
+      <w:r>
+        <w:rPr>
+          <w:b w:val="0"/>
+          <w:color w:val="960000"/>
+          <w:sz w:val="20"/>
+        </w:rPr>
+        <w:t xml:space="preserve"> sobre </w:t>
+      </w:r>
+      <w:r>
+        <w:rPr>
+          <w:rFonts w:ascii="Consolas" w:hAnsi="Consolas"/>
+          <w:color w:val="960000"/>
+          <w:sz w:val="20"/>
+        </w:rPr>
+        <w:t>ESP32_Expansion/src/despachador.cpp</w:t>
+      </w:r>
+      <w:r>
+        <w:rPr>
+          <w:b w:val="0"/>
+          <w:color w:val="960000"/>
+          <w:sz w:val="20"/>
+        </w:rPr>
+        <w:t xml:space="preserve"> da </w:t>
+      </w:r>
+      <w:r>
+        <w:rPr>
+          <w:b/>
+          <w:color w:val="960000"/>
+          <w:sz w:val="20"/>
+        </w:rPr>
+        <w:t>`0`</w:t>
+      </w:r>
+      <w:r>
+        <w:rPr>
+          <w:b w:val="0"/>
+          <w:color w:val="960000"/>
+          <w:sz w:val="20"/>
+        </w:rPr>
+        <w:t xml:space="preserve">—, así que hoy sigue aceptando la hora venga por donde venga. </w:t>
+      </w:r>
+      <w:r>
+        <w:rPr>
+          <w:b/>
+          <w:color w:val="960000"/>
+          <w:sz w:val="20"/>
+        </w:rPr>
+        <w:t>Mientras siga así, el poste 2 se pone en hora visitándolo, porque no hay otra vía</w:t>
+      </w:r>
+      <w:r>
+        <w:rPr>
+          <w:b w:val="0"/>
+          <w:color w:val="960000"/>
+          <w:sz w:val="20"/>
+        </w:rPr>
+        <w:t xml:space="preserve"> — y eso es un </w:t>
+      </w:r>
+      <w:r>
+        <w:rPr>
+          <w:b/>
+          <w:color w:val="960000"/>
+          <w:sz w:val="20"/>
+        </w:rPr>
+        <w:t>estado temporal declarado, no la arquitectura</w:t>
+      </w:r>
+      <w:r>
+        <w:rPr>
+          <w:b w:val="0"/>
+          <w:color w:val="960000"/>
+          <w:sz w:val="20"/>
+        </w:rPr>
+        <w:t xml:space="preserve">. El día que </w:t>
+      </w:r>
+      <w:r>
+        <w:rPr>
+          <w:rFonts w:ascii="Consolas" w:hAnsi="Consolas"/>
+          <w:color w:val="960000"/>
+          <w:sz w:val="20"/>
+        </w:rPr>
+        <w:t>D-20</w:t>
+      </w:r>
+      <w:r>
+        <w:rPr>
+          <w:b w:val="0"/>
+          <w:color w:val="960000"/>
+          <w:sz w:val="20"/>
+        </w:rPr>
+        <w:t xml:space="preserve"> esté construida, esa visita sobra y el equipo la rechaza.</w:t>
       </w:r>
     </w:p>
     <w:p>
@@ -31574,6 +32262,13 @@
       </w:pPr>
       <w:r>
         <w:rPr>
+          <w:b w:val="0"/>
+          <w:sz w:val="21"/>
+        </w:rPr>
+        <w:t>~~</w:t>
+      </w:r>
+      <w:r>
+        <w:rPr>
           <w:b/>
           <w:sz w:val="21"/>
         </w:rPr>
@@ -31584,7 +32279,7 @@
           <w:b w:val="0"/>
           <w:sz w:val="21"/>
         </w:rPr>
-        <w:t xml:space="preserve"> Si no hay enlace de radio entre postes, el técnico captura hora y ciclo en el Maestro, viaja en vehículo al Esclavo, y la App inyecta la sincronización compensando automáticamente el tiempo de viaje con su reloj interno de alta precisión (\Delta t &lt; 0.1\text{ s}).</w:t>
+        <w:t xml:space="preserve"> Si no hay enlace de radio entre postes, el técnico captura hora y ciclo en el Maestro, viaja en vehículo al Esclavo, y la App inyecta la sincronización compensando automáticamente el tiempo de viaje con su reloj interno de alta precisión (\Delta t &lt; 0.1\text{ s}).~~</w:t>
       </w:r>
     </w:p>
     <w:p>
@@ -31599,6 +32294,285 @@
           <w:color w:val="960000"/>
           <w:sz w:val="20"/>
         </w:rPr>
+        <w:t xml:space="preserve">⛔ </w:t>
+      </w:r>
+      <w:r>
+        <w:rPr>
+          <w:b/>
+          <w:color w:val="960000"/>
+          <w:sz w:val="20"/>
+        </w:rPr>
+        <w:t>DEROGADO EL 07/09 POR `D-20`</w:t>
+      </w:r>
+      <w:r>
+        <w:rPr>
+          <w:b w:val="0"/>
+          <w:color w:val="960000"/>
+          <w:sz w:val="20"/>
+        </w:rPr>
+        <w:t xml:space="preserve"> (</w:t>
+      </w:r>
+      <w:r>
+        <w:rPr>
+          <w:rFonts w:ascii="Consolas" w:hAnsi="Consolas"/>
+          <w:color w:val="960000"/>
+          <w:sz w:val="20"/>
+        </w:rPr>
+        <w:t>DECISIONES.md</w:t>
+      </w:r>
+      <w:r>
+        <w:rPr>
+          <w:b w:val="0"/>
+          <w:color w:val="960000"/>
+          <w:sz w:val="20"/>
+        </w:rPr>
+        <w:t xml:space="preserve">). </w:t>
+      </w:r>
+      <w:r>
+        <w:rPr>
+          <w:b/>
+          <w:color w:val="960000"/>
+          <w:sz w:val="20"/>
+        </w:rPr>
+        <w:t>No se borra: se tacha con su motivo, porque una vía descartada que desaparece en silencio se vuelve a proponer.</w:t>
+      </w:r>
+      <w:r>
+        <w:rPr>
+          <w:b w:val="0"/>
+          <w:color w:val="960000"/>
+          <w:sz w:val="20"/>
+        </w:rPr>
+        <w:t xml:space="preserve"> </w:t>
+      </w:r>
+      <w:r>
+        <w:rPr>
+          <w:b/>
+          <w:color w:val="960000"/>
+          <w:sz w:val="20"/>
+        </w:rPr>
+        <w:t>El motivo, y no es de forma:</w:t>
+      </w:r>
+      <w:r>
+        <w:rPr>
+          <w:b w:val="0"/>
+          <w:color w:val="960000"/>
+          <w:sz w:val="20"/>
+        </w:rPr>
+        <w:t xml:space="preserve"> el Courier </w:t>
+      </w:r>
+      <w:r>
+        <w:rPr>
+          <w:b/>
+          <w:color w:val="960000"/>
+          <w:sz w:val="20"/>
+        </w:rPr>
+        <w:t>no sincroniza — crea una segunda fuente de hora</w:t>
+      </w:r>
+      <w:r>
+        <w:rPr>
+          <w:b w:val="0"/>
+          <w:color w:val="960000"/>
+          <w:sz w:val="20"/>
+        </w:rPr>
+        <w:t xml:space="preserve">. Lo dice por escrito el propio manual de la app: durante todo el procedimiento *«al Maestro no se le manda nada»*, así que </w:t>
+      </w:r>
+      <w:r>
+        <w:rPr>
+          <w:b/>
+          <w:color w:val="960000"/>
+          <w:sz w:val="20"/>
+        </w:rPr>
+        <w:t>la hora del poste 2 acaba siendo la del teléfono</w:t>
+      </w:r>
+      <w:r>
+        <w:rPr>
+          <w:b w:val="0"/>
+          <w:color w:val="960000"/>
+          <w:sz w:val="20"/>
+        </w:rPr>
+        <w:t xml:space="preserve">. </w:t>
+      </w:r>
+      <w:r>
+        <w:rPr>
+          <w:rFonts w:ascii="Consolas" w:hAnsi="Consolas"/>
+          <w:color w:val="960000"/>
+          <w:sz w:val="20"/>
+        </w:rPr>
+        <w:t>D-20</w:t>
+      </w:r>
+      <w:r>
+        <w:rPr>
+          <w:b w:val="0"/>
+          <w:color w:val="960000"/>
+          <w:sz w:val="20"/>
+        </w:rPr>
+        <w:t xml:space="preserve"> decide lo contrario: </w:t>
+      </w:r>
+      <w:r>
+        <w:rPr>
+          <w:b/>
+          <w:color w:val="960000"/>
+          <w:sz w:val="20"/>
+        </w:rPr>
+        <w:t>hay UNA sola fuente —el ESP32 del poste 1— y el Esclavo hace caso siempre.</w:t>
+      </w:r>
+      <w:r>
+        <w:rPr>
+          <w:b w:val="0"/>
+          <w:color w:val="960000"/>
+          <w:sz w:val="20"/>
+        </w:rPr>
+        <w:t xml:space="preserve"> La hora viaja </w:t>
+      </w:r>
+      <w:r>
+        <w:rPr>
+          <w:rFonts w:ascii="Consolas" w:hAnsi="Consolas"/>
+          <w:color w:val="960000"/>
+          <w:sz w:val="20"/>
+        </w:rPr>
+        <w:t>ESP32-M -&gt; STM32-M -&gt; radio -&gt; STM32-E -&gt; ESP32-E</w:t>
+      </w:r>
+      <w:r>
+        <w:rPr>
+          <w:b w:val="0"/>
+          <w:color w:val="960000"/>
+          <w:sz w:val="20"/>
+        </w:rPr>
+        <w:t xml:space="preserve">, con los STM32 de </w:t>
+      </w:r>
+      <w:r>
+        <w:rPr>
+          <w:b/>
+          <w:color w:val="960000"/>
+          <w:sz w:val="20"/>
+        </w:rPr>
+        <w:t>carteros</w:t>
+      </w:r>
+      <w:r>
+        <w:rPr>
+          <w:b w:val="0"/>
+          <w:color w:val="960000"/>
+          <w:sz w:val="20"/>
+        </w:rPr>
+        <w:t>. **Y lo que sustituye al Courier para el caso que lo justificaba —*«no hay enlace de radio»*— no es otro procedimiento: es una regla.</w:t>
+      </w:r>
+      <w:r>
+        <w:rPr>
+          <w:b/>
+          <w:color w:val="960000"/>
+          <w:sz w:val="20"/>
+        </w:rPr>
+        <w:t xml:space="preserve"> Sin radio </w:t>
+      </w:r>
+      <w:r>
+        <w:rPr>
+          <w:b w:val="0"/>
+          <w:color w:val="960000"/>
+          <w:sz w:val="20"/>
+        </w:rPr>
+        <w:t>no hay camino al reloj del poste 2</w:t>
+      </w:r>
+      <w:r>
+        <w:rPr>
+          <w:b/>
+          <w:color w:val="960000"/>
+          <w:sz w:val="20"/>
+        </w:rPr>
+        <w:t xml:space="preserve">, y no hace falta: </w:t>
+      </w:r>
+      <w:r>
+        <w:rPr>
+          <w:b w:val="0"/>
+          <w:color w:val="960000"/>
+          <w:sz w:val="20"/>
+        </w:rPr>
+        <w:t xml:space="preserve">su </w:t>
+      </w:r>
+      <w:r>
+        <w:rPr>
+          <w:rFonts w:ascii="Consolas" w:hAnsi="Consolas"/>
+          <w:color w:val="960000"/>
+          <w:sz w:val="20"/>
+        </w:rPr>
+        <w:t>DS3231</w:t>
+      </w:r>
+      <w:r>
+        <w:rPr>
+          <w:b w:val="0"/>
+          <w:color w:val="960000"/>
+          <w:sz w:val="20"/>
+        </w:rPr>
+        <w:t xml:space="preserve"> tiene pila y conserva la hora que ya tenía.** *Perder la radio no es perder la hora.* Por eso </w:t>
+      </w:r>
+      <w:r>
+        <w:rPr>
+          <w:b/>
+          <w:color w:val="960000"/>
+          <w:sz w:val="20"/>
+        </w:rPr>
+        <w:t>el poste 2 se pone en hora en la PUESTA EN MARCHA, no durante la avería</w:t>
+      </w:r>
+      <w:r>
+        <w:rPr>
+          <w:b w:val="0"/>
+          <w:color w:val="960000"/>
+          <w:sz w:val="20"/>
+        </w:rPr>
+        <w:t xml:space="preserve"> — ver el recuadro de </w:t>
+      </w:r>
+      <w:r>
+        <w:rPr>
+          <w:rFonts w:ascii="Consolas" w:hAnsi="Consolas"/>
+          <w:color w:val="960000"/>
+          <w:sz w:val="20"/>
+        </w:rPr>
+        <w:t>D-20</w:t>
+      </w:r>
+      <w:r>
+        <w:rPr>
+          <w:b w:val="0"/>
+          <w:color w:val="960000"/>
+          <w:sz w:val="20"/>
+        </w:rPr>
+        <w:t xml:space="preserve"> en §3. ⚠️ </w:t>
+      </w:r>
+      <w:r>
+        <w:rPr>
+          <w:b/>
+          <w:color w:val="960000"/>
+          <w:sz w:val="20"/>
+        </w:rPr>
+        <w:t>`D-20` está DECIDIDA Y SIN CONSTRUIR (07/09)</w:t>
+      </w:r>
+      <w:r>
+        <w:rPr>
+          <w:b w:val="0"/>
+          <w:color w:val="960000"/>
+          <w:sz w:val="20"/>
+        </w:rPr>
+        <w:t xml:space="preserve">, así que hoy la app todavía deja pulsar ese botón y el poste 2 todavía lo acepta. </w:t>
+      </w:r>
+      <w:r>
+        <w:rPr>
+          <w:b/>
+          <w:color w:val="960000"/>
+          <w:sz w:val="20"/>
+        </w:rPr>
+        <w:t>Que se pueda no quiere decir que se haga.</w:t>
+      </w:r>
+    </w:p>
+    <w:p>
+      <w:pPr>
+        <w:spacing w:after="160"/>
+        <w:ind w:left="360"/>
+        <w:shd w:val="clear" w:fill="FFF4E5"/>
+      </w:pPr>
+      <w:r>
+        <w:rPr>
+          <w:b w:val="0"/>
+          <w:color w:val="960000"/>
+          <w:sz w:val="20"/>
+        </w:rPr>
         <w:t xml:space="preserve">🔴 </w:t>
       </w:r>
       <w:r>
@@ -32102,7 +33076,103 @@
           <w:color w:val="960000"/>
           <w:sz w:val="20"/>
         </w:rPr>
-        <w:t xml:space="preserve">, lo atiende el puente): la app la consulta en los dos postes y enseña el **desfase &gt; entre ellos**. **Los dos relojes no se hablan entre sí; lo que hacía falta no era &gt; sincronizarlos solos, sino poder ver si lo están.** &gt; ### 🛑 </w:t>
+        <w:t xml:space="preserve">, lo atiende el puente): la app la consulta en los dos postes y enseña el **desfase &gt; entre ellos**. ~~**Los dos relojes no se hablan entre sí; lo que hacía falta no era &gt; sincronizarlos solos, sino poder ver si lo están.**~~ &gt; &gt; ⛔ **ESA ÚLTIMA FRASE ESTÁ DEROGADA DESDE EL 07/09 POR </w:t>
+      </w:r>
+      <w:r>
+        <w:rPr>
+          <w:b w:val="0"/>
+          <w:color w:val="960000"/>
+          <w:sz w:val="20"/>
+        </w:rPr>
+        <w:t>D-20</w:t>
+      </w:r>
+      <w:r>
+        <w:rPr>
+          <w:rFonts w:ascii="Consolas" w:hAnsi="Consolas"/>
+          <w:color w:val="960000"/>
+          <w:sz w:val="20"/>
+        </w:rPr>
+        <w:t xml:space="preserve">, y la de arriba NO.** Se separan &gt; porque son dos cosas distintas y sólo una cayó: &gt; &gt; - ✅ **Lo que SIGUE valiendo: </w:t>
+      </w:r>
+      <w:r>
+        <w:rPr>
+          <w:b w:val="0"/>
+          <w:color w:val="960000"/>
+          <w:sz w:val="20"/>
+        </w:rPr>
+        <w:t>LEER_RTC</w:t>
+      </w:r>
+      <w:r>
+        <w:rPr>
+          <w:rFonts w:ascii="Consolas" w:hAnsi="Consolas"/>
+          <w:color w:val="960000"/>
+          <w:sz w:val="20"/>
+        </w:rPr>
+        <w:t xml:space="preserve"> en los dos postes.** </w:t>
+      </w:r>
+      <w:r>
+        <w:rPr>
+          <w:b w:val="0"/>
+          <w:color w:val="960000"/>
+          <w:sz w:val="20"/>
+        </w:rPr>
+        <w:t>D-20</w:t>
+      </w:r>
+      <w:r>
+        <w:rPr>
+          <w:rFonts w:ascii="Consolas" w:hAnsi="Consolas"/>
+          <w:color w:val="960000"/>
+          <w:sz w:val="20"/>
+        </w:rPr>
+        <w:t xml:space="preserve"> prohíbe **escribir** la &gt;   hora en el poste 2; **leerla no escribe nada**. Con </w:t>
+      </w:r>
+      <w:r>
+        <w:rPr>
+          <w:b w:val="0"/>
+          <w:color w:val="960000"/>
+          <w:sz w:val="20"/>
+        </w:rPr>
+        <w:t>D-20</w:t>
+      </w:r>
+      <w:r>
+        <w:rPr>
+          <w:rFonts w:ascii="Consolas" w:hAnsi="Consolas"/>
+          <w:color w:val="960000"/>
+          <w:sz w:val="20"/>
+        </w:rPr>
+        <w:t xml:space="preserve"> construida vale **más** que hoy: &gt;   es la única forma de comprobar que la siembra del Maestro llegó de verdad al poste 2. &gt; - ⛔ **Lo que cayó: *«no hacía falta sincronizarlos solos»*.** </w:t>
+      </w:r>
+      <w:r>
+        <w:rPr>
+          <w:b w:val="0"/>
+          <w:color w:val="960000"/>
+          <w:sz w:val="20"/>
+        </w:rPr>
+        <w:t>D-20</w:t>
+      </w:r>
+      <w:r>
+        <w:rPr>
+          <w:rFonts w:ascii="Consolas" w:hAnsi="Consolas"/>
+          <w:color w:val="960000"/>
+          <w:sz w:val="20"/>
+        </w:rPr>
+        <w:t xml:space="preserve"> decide justo eso — **el &gt;   Maestro manda la hora y el Esclavo hace caso siempre, una sola fuente**—, y con ella **el &gt;   desfase entre postes deja de ser un dato de operación** y pasa a ser una comprobación de que &gt;   la cadena funcionó. *(Cierto que los dos **ESP32** no se hablan entre sí: por eso la hora va &gt;   por la radio de los STM32, que quedan de carteros.)* &gt; &gt; ⚠️ **</w:t>
+      </w:r>
+      <w:r>
+        <w:rPr>
+          <w:b w:val="0"/>
+          <w:color w:val="960000"/>
+          <w:sz w:val="20"/>
+        </w:rPr>
+        <w:t>D-20</w:t>
+      </w:r>
+      <w:r>
+        <w:rPr>
+          <w:rFonts w:ascii="Consolas" w:hAnsi="Consolas"/>
+          <w:color w:val="960000"/>
+          <w:sz w:val="20"/>
+        </w:rPr>
+        <w:t xml:space="preserve"> está DECIDIDA Y SIN CONSTRUIR:** hoy nadie los sincroniza solos todavía, así que &gt; el desfase sigue siendo un dato que hay que mirar. &gt; ### 🛑 </w:t>
       </w:r>
       <w:r>
         <w:rPr>
@@ -33775,20 +34845,6 @@
             </w:r>
             <w:r>
               <w:rPr>
-                <w:rFonts w:ascii="Consolas" w:hAnsi="Consolas"/>
-                <w:sz w:val="19"/>
-              </w:rPr>
-              <w:t>:491</w:t>
-            </w:r>
-            <w:r>
-              <w:rPr>
-                <w:b w:val="0"/>
-                <w:sz w:val="19"/>
-              </w:rPr>
-              <w:t xml:space="preserve">, </w:t>
-            </w:r>
-            <w:r>
-              <w:rPr>
                 <w:b/>
                 <w:sz w:val="19"/>
               </w:rPr>
@@ -33813,6 +34869,20 @@
                 <w:b w:val="0"/>
                 <w:sz w:val="19"/>
               </w:rPr>
+              <w:t xml:space="preserve">, </w:t>
+            </w:r>
+            <w:r>
+              <w:rPr>
+                <w:rFonts w:ascii="Consolas" w:hAnsi="Consolas"/>
+                <w:sz w:val="19"/>
+              </w:rPr>
+              <w:t>RETIRADO_QUEDA_MANDO</w:t>
+            </w:r>
+            <w:r>
+              <w:rPr>
+                <w:b w:val="0"/>
+                <w:sz w:val="19"/>
+              </w:rPr>
               <w:t xml:space="preserve"> o </w:t>
             </w:r>
             <w:r>
@@ -33820,7 +34890,21 @@
                 <w:rFonts w:ascii="Consolas" w:hAnsi="Consolas"/>
                 <w:sz w:val="19"/>
               </w:rPr>
-              <w:t>RETIRADO_QUEDA_MANDO</w:t>
+              <w:t>$ERR,…,DESC:NO_HAY_AMBAR_VIGENTE</w:t>
+            </w:r>
+            <w:r>
+              <w:rPr>
+                <w:b w:val="0"/>
+                <w:sz w:val="19"/>
+              </w:rPr>
+              <w:t xml:space="preserve">. 🔴 </w:t>
+            </w:r>
+            <w:r>
+              <w:rPr>
+                <w:b/>
+                <w:sz w:val="19"/>
+              </w:rPr>
+              <w:t>Y contesta lo que hizo, no lo que usted quería: ver `D-8` abajo</w:t>
             </w:r>
           </w:p>
         </w:tc>
@@ -34426,6 +35510,517 @@
           <w:color w:val="960000"/>
           <w:sz w:val="20"/>
         </w:rPr>
+        <w:t xml:space="preserve">🔴 </w:t>
+      </w:r>
+      <w:r>
+        <w:rPr>
+          <w:rFonts w:ascii="Consolas" w:hAnsi="Consolas"/>
+          <w:color w:val="960000"/>
+          <w:sz w:val="20"/>
+        </w:rPr>
+        <w:t>D-8</w:t>
+      </w:r>
+      <w:r>
+        <w:rPr>
+          <w:b w:val="0"/>
+          <w:color w:val="960000"/>
+          <w:sz w:val="20"/>
+        </w:rPr>
+        <w:t xml:space="preserve"> — EL ÁMBAR DE EMERGENCIA CONSERVA SUS DOS VETOS, Y NO SON REDUNDANCIA </w:t>
+      </w:r>
+      <w:r>
+        <w:rPr>
+          <w:b/>
+          <w:color w:val="960000"/>
+          <w:sz w:val="20"/>
+        </w:rPr>
+        <w:t>Se escribe aquí el 07/09 porque `D-8` llevaba desde el 04/09 decidida y no estaba en ningún manual.</w:t>
+      </w:r>
+      <w:r>
+        <w:rPr>
+          <w:b w:val="0"/>
+          <w:color w:val="960000"/>
+          <w:sz w:val="20"/>
+        </w:rPr>
+        <w:t xml:space="preserve"> Fila </w:t>
+      </w:r>
+      <w:r>
+        <w:rPr>
+          <w:b/>
+          <w:color w:val="960000"/>
+          <w:sz w:val="20"/>
+        </w:rPr>
+        <w:t>`D-8`</w:t>
+      </w:r>
+      <w:r>
+        <w:rPr>
+          <w:b w:val="0"/>
+          <w:color w:val="960000"/>
+          <w:sz w:val="20"/>
+        </w:rPr>
+        <w:t xml:space="preserve"> de </w:t>
+      </w:r>
+      <w:r>
+        <w:rPr>
+          <w:rFonts w:ascii="Consolas" w:hAnsi="Consolas"/>
+          <w:color w:val="960000"/>
+          <w:sz w:val="20"/>
+        </w:rPr>
+        <w:t>DECISIONES.md</w:t>
+      </w:r>
+      <w:r>
+        <w:rPr>
+          <w:b w:val="0"/>
+          <w:color w:val="960000"/>
+          <w:sz w:val="20"/>
+        </w:rPr>
+        <w:t xml:space="preserve">. El ámbar de emergencia del poste 2 tiene </w:t>
+      </w:r>
+      <w:r>
+        <w:rPr>
+          <w:b/>
+          <w:color w:val="960000"/>
+          <w:sz w:val="20"/>
+        </w:rPr>
+        <w:t>dos cerrojos independientes</w:t>
+      </w:r>
+      <w:r>
+        <w:rPr>
+          <w:b w:val="0"/>
+          <w:color w:val="960000"/>
+          <w:sz w:val="20"/>
+        </w:rPr>
+        <w:t xml:space="preserve">: uno se arma </w:t>
+      </w:r>
+      <w:r>
+        <w:rPr>
+          <w:b/>
+          <w:color w:val="960000"/>
+          <w:sz w:val="20"/>
+        </w:rPr>
+        <w:t>desde el gabinete</w:t>
+      </w:r>
+      <w:r>
+        <w:rPr>
+          <w:b w:val="0"/>
+          <w:color w:val="960000"/>
+          <w:sz w:val="20"/>
+        </w:rPr>
+        <w:t xml:space="preserve">, en el sitio, y el otro </w:t>
+      </w:r>
+      <w:r>
+        <w:rPr>
+          <w:b/>
+          <w:color w:val="960000"/>
+          <w:sz w:val="20"/>
+        </w:rPr>
+        <w:t>desde la app</w:t>
+      </w:r>
+      <w:r>
+        <w:rPr>
+          <w:b w:val="0"/>
+          <w:color w:val="960000"/>
+          <w:sz w:val="20"/>
+        </w:rPr>
+        <w:t xml:space="preserve">. </w:t>
+      </w:r>
+      <w:r>
+        <w:rPr>
+          <w:b/>
+          <w:color w:val="960000"/>
+          <w:sz w:val="20"/>
+        </w:rPr>
+        <w:t>Ninguno de los dos puede quitar el del otro.</w:t>
+      </w:r>
+      <w:r>
+        <w:rPr>
+          <w:b w:val="0"/>
+          <w:color w:val="960000"/>
+          <w:sz w:val="20"/>
+        </w:rPr>
+        <w:t xml:space="preserve"> </w:t>
+      </w:r>
+      <w:r>
+        <w:rPr>
+          <w:b/>
+          <w:color w:val="960000"/>
+          <w:sz w:val="20"/>
+        </w:rPr>
+        <w:t>Por qué, y es lo único que hay que entender:</w:t>
+      </w:r>
+      <w:r>
+        <w:rPr>
+          <w:b w:val="0"/>
+          <w:color w:val="960000"/>
+          <w:sz w:val="20"/>
+        </w:rPr>
+        <w:t xml:space="preserve"> quien puso el ámbar desde el gabinete puede estar </w:t>
+      </w:r>
+      <w:r>
+        <w:rPr>
+          <w:b/>
+          <w:color w:val="960000"/>
+          <w:sz w:val="20"/>
+        </w:rPr>
+        <w:t>de pie en esa calzada</w:t>
+      </w:r>
+      <w:r>
+        <w:rPr>
+          <w:b w:val="0"/>
+          <w:color w:val="960000"/>
+          <w:sz w:val="20"/>
+        </w:rPr>
+        <w:t xml:space="preserve">. Una orden que llega por radio —o desde un teléfono a mil metros— </w:t>
+      </w:r>
+      <w:r>
+        <w:rPr>
+          <w:b/>
+          <w:color w:val="960000"/>
+          <w:sz w:val="20"/>
+        </w:rPr>
+        <w:t>no retira un ámbar que pidió alguien a quien no ha visto.</w:t>
+      </w:r>
+      <w:r>
+        <w:rPr>
+          <w:b w:val="0"/>
+          <w:color w:val="960000"/>
+          <w:sz w:val="20"/>
+        </w:rPr>
+        <w:t xml:space="preserve"> Es desobediencia a propósito. </w:t>
+      </w:r>
+      <w:r>
+        <w:rPr>
+          <w:b/>
+          <w:color w:val="960000"/>
+          <w:sz w:val="20"/>
+        </w:rPr>
+        <w:t>Lo que usted ve, y por eso el equipo dice tres cosas distintas y no `OK` a todo:</w:t>
+      </w:r>
+      <w:r>
+        <w:rPr>
+          <w:b w:val="0"/>
+          <w:color w:val="960000"/>
+          <w:sz w:val="20"/>
+        </w:rPr>
+        <w:t xml:space="preserve"> | respuesta a </w:t>
+      </w:r>
+      <w:r>
+        <w:rPr>
+          <w:rFonts w:ascii="Consolas" w:hAnsi="Consolas"/>
+          <w:color w:val="960000"/>
+          <w:sz w:val="20"/>
+        </w:rPr>
+        <w:t>CANCELAR_AMBAR</w:t>
+      </w:r>
+      <w:r>
+        <w:rPr>
+          <w:b w:val="0"/>
+          <w:color w:val="960000"/>
+          <w:sz w:val="20"/>
+        </w:rPr>
+        <w:t xml:space="preserve"> | qué pasó de verdad | |---|---| | </w:t>
+      </w:r>
+      <w:r>
+        <w:rPr>
+          <w:rFonts w:ascii="Consolas" w:hAnsi="Consolas"/>
+          <w:color w:val="960000"/>
+          <w:sz w:val="20"/>
+        </w:rPr>
+        <w:t>RESULT:RETIRADO</w:t>
+      </w:r>
+      <w:r>
+        <w:rPr>
+          <w:b w:val="0"/>
+          <w:color w:val="960000"/>
+          <w:sz w:val="20"/>
+        </w:rPr>
+        <w:t xml:space="preserve"> | el ámbar se fue, y el Maestro ya está avisado | | </w:t>
+      </w:r>
+      <w:r>
+        <w:rPr>
+          <w:rFonts w:ascii="Consolas" w:hAnsi="Consolas"/>
+          <w:color w:val="960000"/>
+          <w:sz w:val="20"/>
+        </w:rPr>
+        <w:t>RESULT:RETIRADO_QUEDA_MANDO</w:t>
+      </w:r>
+      <w:r>
+        <w:rPr>
+          <w:b w:val="0"/>
+          <w:color w:val="960000"/>
+          <w:sz w:val="20"/>
+        </w:rPr>
+        <w:t xml:space="preserve"> | </w:t>
+      </w:r>
+      <w:r>
+        <w:rPr>
+          <w:b/>
+          <w:color w:val="960000"/>
+          <w:sz w:val="20"/>
+        </w:rPr>
+        <w:t>quité el mío, y el otro sigue puesto: la luz NO va a cambiar</w:t>
+      </w:r>
+      <w:r>
+        <w:rPr>
+          <w:b w:val="0"/>
+          <w:color w:val="960000"/>
+          <w:sz w:val="20"/>
+        </w:rPr>
+        <w:t xml:space="preserve"> | | </w:t>
+      </w:r>
+      <w:r>
+        <w:rPr>
+          <w:rFonts w:ascii="Consolas" w:hAnsi="Consolas"/>
+          <w:color w:val="960000"/>
+          <w:sz w:val="20"/>
+        </w:rPr>
+        <w:t>$ERR,…,DESC:NO_HAY_AMBAR_VIGENTE</w:t>
+      </w:r>
+      <w:r>
+        <w:rPr>
+          <w:b w:val="0"/>
+          <w:color w:val="960000"/>
+          <w:sz w:val="20"/>
+        </w:rPr>
+        <w:t xml:space="preserve"> | no había nada que quitar — </w:t>
+      </w:r>
+      <w:r>
+        <w:rPr>
+          <w:b/>
+          <w:color w:val="960000"/>
+          <w:sz w:val="20"/>
+        </w:rPr>
+        <w:t>no se finge una revocación que no ocurrió</w:t>
+      </w:r>
+      <w:r>
+        <w:rPr>
+          <w:b w:val="0"/>
+          <w:color w:val="960000"/>
+          <w:sz w:val="20"/>
+        </w:rPr>
+        <w:t xml:space="preserve"> | ⚠️ </w:t>
+      </w:r>
+      <w:r>
+        <w:rPr>
+          <w:b/>
+          <w:color w:val="960000"/>
+          <w:sz w:val="20"/>
+        </w:rPr>
+        <w:t>Y lo que hoy pasa de verdad en la calle, para que nadie salga a buscar un mando: EL MANDO NO EXISTE</w:t>
+      </w:r>
+      <w:r>
+        <w:rPr>
+          <w:b w:val="0"/>
+          <w:color w:val="960000"/>
+          <w:sz w:val="20"/>
+        </w:rPr>
+        <w:t xml:space="preserve"> (</w:t>
+      </w:r>
+      <w:r>
+        <w:rPr>
+          <w:rFonts w:ascii="Consolas" w:hAnsi="Consolas"/>
+          <w:color w:val="960000"/>
+          <w:sz w:val="20"/>
+        </w:rPr>
+        <w:t>D-1</w:t>
+      </w:r>
+      <w:r>
+        <w:rPr>
+          <w:b w:val="0"/>
+          <w:color w:val="960000"/>
+          <w:sz w:val="20"/>
+        </w:rPr>
+        <w:t xml:space="preserve">). Retirado el hardware, </w:t>
+      </w:r>
+      <w:r>
+        <w:rPr>
+          <w:b/>
+          <w:color w:val="960000"/>
+          <w:sz w:val="20"/>
+        </w:rPr>
+        <w:t>esa bandera no se arma nunca</w:t>
+      </w:r>
+      <w:r>
+        <w:rPr>
+          <w:b w:val="0"/>
+          <w:color w:val="960000"/>
+          <w:sz w:val="20"/>
+        </w:rPr>
+        <w:t xml:space="preserve"> —que es lo correcto—, así que </w:t>
+      </w:r>
+      <w:r>
+        <w:rPr>
+          <w:b/>
+          <w:color w:val="960000"/>
+          <w:sz w:val="20"/>
+        </w:rPr>
+        <w:t>`RETIRADO_QUEDA_MANDO` no se puede llegar a ver hoy</w:t>
+      </w:r>
+      <w:r>
+        <w:rPr>
+          <w:b w:val="0"/>
+          <w:color w:val="960000"/>
+          <w:sz w:val="20"/>
+        </w:rPr>
+        <w:t xml:space="preserve">. El código del veto </w:t>
+      </w:r>
+      <w:r>
+        <w:rPr>
+          <w:b/>
+          <w:color w:val="960000"/>
+          <w:sz w:val="20"/>
+        </w:rPr>
+        <w:t>se queda igual</w:t>
+      </w:r>
+      <w:r>
+        <w:rPr>
+          <w:b w:val="0"/>
+          <w:color w:val="960000"/>
+          <w:sz w:val="20"/>
+        </w:rPr>
+        <w:t xml:space="preserve"> y no es inercia: borrar el armador no dejaría el veto inerte, </w:t>
+      </w:r>
+      <w:r>
+        <w:rPr>
+          <w:b/>
+          <w:color w:val="960000"/>
+          <w:sz w:val="20"/>
+        </w:rPr>
+        <w:t>lo dejaría abierto</w:t>
+      </w:r>
+      <w:r>
+        <w:rPr>
+          <w:b w:val="0"/>
+          <w:color w:val="960000"/>
+          <w:sz w:val="20"/>
+        </w:rPr>
+        <w:t xml:space="preserve">. 🔴 </w:t>
+      </w:r>
+      <w:r>
+        <w:rPr>
+          <w:b/>
+          <w:color w:val="960000"/>
+          <w:sz w:val="20"/>
+        </w:rPr>
+        <w:t>Y por qué esto es una decisión y no una descripción: se intentó quitar ese cerrojo DOS veces y el banco lo tumbó las dos.</w:t>
+      </w:r>
+      <w:r>
+        <w:rPr>
+          <w:b w:val="0"/>
+          <w:color w:val="960000"/>
+          <w:sz w:val="20"/>
+        </w:rPr>
+        <w:t xml:space="preserve"> Al medir la cadena entera apareció que </w:t>
+      </w:r>
+      <w:r>
+        <w:rPr>
+          <w:b/>
+          <w:color w:val="960000"/>
+          <w:sz w:val="20"/>
+        </w:rPr>
+        <w:t>el cerrojo no era la causa del bloqueo que se le atribuía</w:t>
+      </w:r>
+      <w:r>
+        <w:rPr>
+          <w:b w:val="0"/>
+          <w:color w:val="960000"/>
+          <w:sz w:val="20"/>
+        </w:rPr>
+        <w:t xml:space="preserve"> —lo era que esa punta no acusaba, y eso se arregló por otro sitio—. Quitarlo no habría arreglado nada </w:t>
+      </w:r>
+      <w:r>
+        <w:rPr>
+          <w:b/>
+          <w:color w:val="960000"/>
+          <w:sz w:val="20"/>
+        </w:rPr>
+        <w:t>y descubre a una persona.</w:t>
+      </w:r>
+      <w:r>
+        <w:rPr>
+          <w:b w:val="0"/>
+          <w:color w:val="960000"/>
+          <w:sz w:val="20"/>
+        </w:rPr>
+        <w:t xml:space="preserve"> *«Quitemos el cerrojo» es una pregunta ya contestada, y la respuesta fue que no.* *(Anclado en el fuente: comentarios </w:t>
+      </w:r>
+      <w:r>
+        <w:rPr>
+          <w:rFonts w:ascii="Consolas" w:hAnsi="Consolas"/>
+          <w:color w:val="960000"/>
+          <w:sz w:val="20"/>
+        </w:rPr>
+        <w:t>D-8</w:t>
+      </w:r>
+      <w:r>
+        <w:rPr>
+          <w:b w:val="0"/>
+          <w:color w:val="960000"/>
+          <w:sz w:val="20"/>
+        </w:rPr>
+        <w:t xml:space="preserve"> en </w:t>
+      </w:r>
+      <w:r>
+        <w:rPr>
+          <w:rFonts w:ascii="Consolas" w:hAnsi="Consolas"/>
+          <w:color w:val="960000"/>
+          <w:sz w:val="20"/>
+        </w:rPr>
+        <w:t>Esclavo/src/main.cpp</w:t>
+      </w:r>
+      <w:r>
+        <w:rPr>
+          <w:b w:val="0"/>
+          <w:color w:val="960000"/>
+          <w:sz w:val="20"/>
+        </w:rPr>
+        <w:t xml:space="preserve">, </w:t>
+      </w:r>
+      <w:r>
+        <w:rPr>
+          <w:rFonts w:ascii="Consolas" w:hAnsi="Consolas"/>
+          <w:color w:val="960000"/>
+          <w:sz w:val="20"/>
+        </w:rPr>
+        <w:t>Esclavo/src/bluetooth.cpp</w:t>
+      </w:r>
+      <w:r>
+        <w:rPr>
+          <w:b w:val="0"/>
+          <w:color w:val="960000"/>
+          <w:sz w:val="20"/>
+        </w:rPr>
+        <w:t xml:space="preserve"> y </w:t>
+      </w:r>
+      <w:r>
+        <w:rPr>
+          <w:rFonts w:ascii="Consolas" w:hAnsi="Consolas"/>
+          <w:color w:val="960000"/>
+          <w:sz w:val="20"/>
+        </w:rPr>
+        <w:t>Maestro/src/main.cpp</w:t>
+      </w:r>
+      <w:r>
+        <w:rPr>
+          <w:b w:val="0"/>
+          <w:color w:val="960000"/>
+          <w:sz w:val="20"/>
+        </w:rPr>
+        <w:t>.)*</w:t>
+      </w:r>
+    </w:p>
+    <w:p>
+      <w:pPr>
+        <w:spacing w:after="160"/>
+        <w:ind w:left="360"/>
+        <w:shd w:val="clear" w:fill="FFF4E5"/>
+      </w:pPr>
+      <w:r>
+        <w:rPr>
+          <w:b w:val="0"/>
+          <w:color w:val="960000"/>
+          <w:sz w:val="20"/>
+        </w:rPr>
         <w:t xml:space="preserve">✏️ </w:t>
       </w:r>
       <w:r>
@@ -38297,6 +39892,373 @@
           <w:sz w:val="20"/>
         </w:rPr>
         <w:t>: en Manual el cruce lleva minutos en rojo mientras el operario mira, y hacerle esperar 15 s más no vacía nada que no estuviera vacío.</w:t>
+      </w:r>
+    </w:p>
+    <w:p>
+      <w:pPr>
+        <w:spacing w:after="160"/>
+        <w:ind w:left="360"/>
+        <w:shd w:val="clear" w:fill="FFF4E5"/>
+      </w:pPr>
+      <w:r>
+        <w:rPr>
+          <w:b w:val="0"/>
+          <w:color w:val="960000"/>
+          <w:sz w:val="20"/>
+        </w:rPr>
+        <w:t xml:space="preserve">🟢 QUÉ HACE </w:t>
+      </w:r>
+      <w:r>
+        <w:rPr>
+          <w:rFonts w:ascii="Consolas" w:hAnsi="Consolas"/>
+          <w:color w:val="960000"/>
+          <w:sz w:val="20"/>
+        </w:rPr>
+        <w:t>DAR PASO</w:t>
+      </w:r>
+      <w:r>
+        <w:rPr>
+          <w:b w:val="0"/>
+          <w:color w:val="960000"/>
+          <w:sz w:val="20"/>
+        </w:rPr>
+        <w:t xml:space="preserve"> EXACTAMENTE, Y POR QUÉ NO TERMINA EN ÁMBAR (</w:t>
+      </w:r>
+      <w:r>
+        <w:rPr>
+          <w:rFonts w:ascii="Consolas" w:hAnsi="Consolas"/>
+          <w:color w:val="960000"/>
+          <w:sz w:val="20"/>
+        </w:rPr>
+        <w:t>D-7</w:t>
+      </w:r>
+      <w:r>
+        <w:rPr>
+          <w:b w:val="0"/>
+          <w:color w:val="960000"/>
+          <w:sz w:val="20"/>
+        </w:rPr>
+        <w:t xml:space="preserve">) </w:t>
+      </w:r>
+      <w:r>
+        <w:rPr>
+          <w:b/>
+          <w:color w:val="960000"/>
+          <w:sz w:val="20"/>
+        </w:rPr>
+        <w:t>Se escribe aquí el 07/09 porque `D-7` llevaba desde el 04/09 decidida y no estaba en ningún manual:</w:t>
+      </w:r>
+      <w:r>
+        <w:rPr>
+          <w:b w:val="0"/>
+          <w:color w:val="960000"/>
+          <w:sz w:val="20"/>
+        </w:rPr>
+        <w:t xml:space="preserve"> quien leyera esto sabía que el cruce ya no cambia solo, y </w:t>
+      </w:r>
+      <w:r>
+        <w:rPr>
+          <w:b/>
+          <w:color w:val="960000"/>
+          <w:sz w:val="20"/>
+        </w:rPr>
+        <w:t>no sabía qué hace el botón cuando lo pulsa.</w:t>
+      </w:r>
+      <w:r>
+        <w:rPr>
+          <w:b w:val="0"/>
+          <w:color w:val="960000"/>
+          <w:sz w:val="20"/>
+        </w:rPr>
+        <w:t xml:space="preserve"> Fila </w:t>
+      </w:r>
+      <w:r>
+        <w:rPr>
+          <w:b/>
+          <w:color w:val="960000"/>
+          <w:sz w:val="20"/>
+        </w:rPr>
+        <w:t>`D-7`</w:t>
+      </w:r>
+      <w:r>
+        <w:rPr>
+          <w:b w:val="0"/>
+          <w:color w:val="960000"/>
+          <w:sz w:val="20"/>
+        </w:rPr>
+        <w:t xml:space="preserve"> de </w:t>
+      </w:r>
+      <w:r>
+        <w:rPr>
+          <w:rFonts w:ascii="Consolas" w:hAnsi="Consolas"/>
+          <w:color w:val="960000"/>
+          <w:sz w:val="20"/>
+        </w:rPr>
+        <w:t>DECISIONES.md</w:t>
+      </w:r>
+      <w:r>
+        <w:rPr>
+          <w:b w:val="0"/>
+          <w:color w:val="960000"/>
+          <w:sz w:val="20"/>
+        </w:rPr>
+        <w:t xml:space="preserve">. </w:t>
+      </w:r>
+      <w:r>
+        <w:rPr>
+          <w:b/>
+          <w:color w:val="960000"/>
+          <w:sz w:val="20"/>
+        </w:rPr>
+        <w:t>`DAR PASO` alterna rojo y verde exactamente igual que el Modo Automático — sólo que lo dispara usted, no un temporizador.</w:t>
+      </w:r>
+      <w:r>
+        <w:rPr>
+          <w:b w:val="0"/>
+          <w:color w:val="960000"/>
+          <w:sz w:val="20"/>
+        </w:rPr>
+        <w:t xml:space="preserve"> El Modo Manual </w:t>
+      </w:r>
+      <w:r>
+        <w:rPr>
+          <w:b/>
+          <w:color w:val="960000"/>
+          <w:sz w:val="20"/>
+        </w:rPr>
+        <w:t>no lleva un ciclo propio</w:t>
+      </w:r>
+      <w:r>
+        <w:rPr>
+          <w:b w:val="0"/>
+          <w:color w:val="960000"/>
+          <w:sz w:val="20"/>
+        </w:rPr>
+        <w:t xml:space="preserve">: entra por la misma función del coordinador que el Automático, con su todo-rojo de despeje intacto. | usted pulsa </w:t>
+      </w:r>
+      <w:r>
+        <w:rPr>
+          <w:rFonts w:ascii="Consolas" w:hAnsi="Consolas"/>
+          <w:color w:val="960000"/>
+          <w:sz w:val="20"/>
+        </w:rPr>
+        <w:t>DAR PASO</w:t>
+      </w:r>
+      <w:r>
+        <w:rPr>
+          <w:b w:val="0"/>
+          <w:color w:val="960000"/>
+          <w:sz w:val="20"/>
+        </w:rPr>
+        <w:t xml:space="preserve"> y el cruce está… | lo que hace | |---|---| | </w:t>
+      </w:r>
+      <w:r>
+        <w:rPr>
+          <w:b/>
+          <w:color w:val="960000"/>
+          <w:sz w:val="20"/>
+        </w:rPr>
+        <w:t>en todo-rojo</w:t>
+      </w:r>
+      <w:r>
+        <w:rPr>
+          <w:b w:val="0"/>
+          <w:color w:val="960000"/>
+          <w:sz w:val="20"/>
+        </w:rPr>
+        <w:t xml:space="preserve"> (nadie en verde) | espera lo que </w:t>
+      </w:r>
+      <w:r>
+        <w:rPr>
+          <w:b/>
+          <w:color w:val="960000"/>
+          <w:sz w:val="20"/>
+        </w:rPr>
+        <w:t>falte</w:t>
+      </w:r>
+      <w:r>
+        <w:rPr>
+          <w:b w:val="0"/>
+          <w:color w:val="960000"/>
+          <w:sz w:val="20"/>
+        </w:rPr>
+        <w:t xml:space="preserve"> del despeje —no lo reinicia— y da verde al poste 1 | | </w:t>
+      </w:r>
+      <w:r>
+        <w:rPr>
+          <w:b/>
+          <w:color w:val="960000"/>
+          <w:sz w:val="20"/>
+        </w:rPr>
+        <w:t>con el poste 1 en verde</w:t>
+      </w:r>
+      <w:r>
+        <w:rPr>
+          <w:b w:val="0"/>
+          <w:color w:val="960000"/>
+          <w:sz w:val="20"/>
+        </w:rPr>
+        <w:t xml:space="preserve"> | lo manda a rojo | | </w:t>
+      </w:r>
+      <w:r>
+        <w:rPr>
+          <w:b/>
+          <w:color w:val="960000"/>
+          <w:sz w:val="20"/>
+        </w:rPr>
+        <w:t>con el poste 2 en verde</w:t>
+      </w:r>
+      <w:r>
+        <w:rPr>
+          <w:b w:val="0"/>
+          <w:color w:val="960000"/>
+          <w:sz w:val="20"/>
+        </w:rPr>
+        <w:t xml:space="preserve"> | pide rojo al poste 2 y espera su acuse | 🔴 </w:t>
+      </w:r>
+      <w:r>
+        <w:rPr>
+          <w:b/>
+          <w:color w:val="960000"/>
+          <w:sz w:val="20"/>
+        </w:rPr>
+        <w:t>Y la parte que decide lo que ve un conductor: el par termina en ROJO + VERDE, no en rojo + ámbar.</w:t>
+      </w:r>
+      <w:r>
+        <w:rPr>
+          <w:b w:val="0"/>
+          <w:color w:val="960000"/>
+          <w:sz w:val="20"/>
+        </w:rPr>
+        <w:t xml:space="preserve"> El ámbar queda reservado </w:t>
+      </w:r>
+      <w:r>
+        <w:rPr>
+          <w:b/>
+          <w:color w:val="960000"/>
+          <w:sz w:val="20"/>
+        </w:rPr>
+        <w:t>al paso de rojo a verde</w:t>
+      </w:r>
+      <w:r>
+        <w:rPr>
+          <w:b w:val="0"/>
+          <w:color w:val="960000"/>
+          <w:sz w:val="20"/>
+        </w:rPr>
+        <w:t xml:space="preserve">, que es donde significa *«va a abrir»*. Un cruce parado en rojo contra ámbar le dice a los dos sentidos cosas distintas de lo que pasa. </w:t>
+      </w:r>
+      <w:r>
+        <w:rPr>
+          <w:b/>
+          <w:color w:val="960000"/>
+          <w:sz w:val="20"/>
+        </w:rPr>
+        <w:t>Y el motivo de que Manual no tenga máquina propia, que es lo que `D-7` descartó explícitamente: dos formas de dar paso son dos criterios de despeje</w:t>
+      </w:r>
+      <w:r>
+        <w:rPr>
+          <w:b w:val="0"/>
+          <w:color w:val="960000"/>
+          <w:sz w:val="20"/>
+        </w:rPr>
+        <w:t xml:space="preserve"> que alguien tendría que mantener iguales —y el día que se separen, el que falla es el que nadie miró. *(Anclado en el fuente: comentario </w:t>
+      </w:r>
+      <w:r>
+        <w:rPr>
+          <w:rFonts w:ascii="Consolas" w:hAnsi="Consolas"/>
+          <w:color w:val="960000"/>
+          <w:sz w:val="20"/>
+        </w:rPr>
+        <w:t>D-7</w:t>
+      </w:r>
+      <w:r>
+        <w:rPr>
+          <w:b w:val="0"/>
+          <w:color w:val="960000"/>
+          <w:sz w:val="20"/>
+        </w:rPr>
+        <w:t xml:space="preserve"> sobre </w:t>
+      </w:r>
+      <w:r>
+        <w:rPr>
+          <w:rFonts w:ascii="Consolas" w:hAnsi="Consolas"/>
+          <w:color w:val="960000"/>
+          <w:sz w:val="20"/>
+        </w:rPr>
+        <w:t>coordinador_pedirCambio()</w:t>
+      </w:r>
+      <w:r>
+        <w:rPr>
+          <w:b w:val="0"/>
+          <w:color w:val="960000"/>
+          <w:sz w:val="20"/>
+        </w:rPr>
+        <w:t xml:space="preserve">, </w:t>
+      </w:r>
+      <w:r>
+        <w:rPr>
+          <w:rFonts w:ascii="Consolas" w:hAnsi="Consolas"/>
+          <w:color w:val="960000"/>
+          <w:sz w:val="20"/>
+        </w:rPr>
+        <w:t>Maestro/src/coordinador.cpp</w:t>
+      </w:r>
+      <w:r>
+        <w:rPr>
+          <w:b w:val="0"/>
+          <w:color w:val="960000"/>
+          <w:sz w:val="20"/>
+        </w:rPr>
+        <w:t xml:space="preserve">.)* </w:t>
+      </w:r>
+      <w:r>
+        <w:rPr>
+          <w:b/>
+          <w:color w:val="960000"/>
+          <w:sz w:val="20"/>
+        </w:rPr>
+        <w:t>El todo-rojo de despeje se queda</w:t>
+      </w:r>
+      <w:r>
+        <w:rPr>
+          <w:b w:val="0"/>
+          <w:color w:val="960000"/>
+          <w:sz w:val="20"/>
+        </w:rPr>
+        <w:t xml:space="preserve">, es configurable entre </w:t>
+      </w:r>
+      <w:r>
+        <w:rPr>
+          <w:b/>
+          <w:color w:val="960000"/>
+          <w:sz w:val="20"/>
+        </w:rPr>
+        <w:t>10 y 90 s</w:t>
+      </w:r>
+      <w:r>
+        <w:rPr>
+          <w:b w:val="0"/>
+          <w:color w:val="960000"/>
+          <w:sz w:val="20"/>
+        </w:rPr>
+        <w:t xml:space="preserve"> y hoy está en </w:t>
+      </w:r>
+      <w:r>
+        <w:rPr>
+          <w:b/>
+          <w:color w:val="960000"/>
+          <w:sz w:val="20"/>
+        </w:rPr>
+        <w:t>15</w:t>
+      </w:r>
+      <w:r>
+        <w:rPr>
+          <w:b w:val="0"/>
+          <w:color w:val="960000"/>
+          <w:sz w:val="20"/>
+        </w:rPr>
+        <w:t>.</w:t>
       </w:r>
     </w:p>
     <w:p>
